--- a/毕业论文/毕业论文.docx
+++ b/毕业论文/毕业论文.docx
@@ -866,7 +866,24 @@
           <w:sz w:val="30"/>
           <w:szCs w:val="30"/>
         </w:rPr>
-        <w:t xml:space="preserve">   2023 年   月   日 </w:t>
+        <w:t xml:space="preserve">   202</w:t>
+      </w:r>
+      <w:r>
+        <w:rPr>
+          <w:rFonts w:hint="eastAsia"/>
+          <w:sz w:val="30"/>
+          <w:szCs w:val="30"/>
+          <w:lang w:val="en-US" w:eastAsia="zh-CN"/>
+        </w:rPr>
+        <w:t>5</w:t>
+      </w:r>
+      <w:r>
+        <w:rPr>
+          <w:rFonts w:hint="eastAsia"/>
+          <w:sz w:val="30"/>
+          <w:szCs w:val="30"/>
+        </w:rPr>
+        <w:t xml:space="preserve"> 年   月   日 </w:t>
       </w:r>
     </w:p>
     <w:p>
@@ -916,7 +933,24 @@
           <w:sz w:val="30"/>
           <w:szCs w:val="30"/>
         </w:rPr>
-        <w:t xml:space="preserve">  2023 年   月   日</w:t>
+        <w:t xml:space="preserve">  202</w:t>
+      </w:r>
+      <w:r>
+        <w:rPr>
+          <w:rFonts w:hint="eastAsia"/>
+          <w:sz w:val="30"/>
+          <w:szCs w:val="30"/>
+          <w:lang w:val="en-US" w:eastAsia="zh-CN"/>
+        </w:rPr>
+        <w:t>5</w:t>
+      </w:r>
+      <w:r>
+        <w:rPr>
+          <w:rFonts w:hint="eastAsia"/>
+          <w:sz w:val="30"/>
+          <w:szCs w:val="30"/>
+        </w:rPr>
+        <w:t xml:space="preserve"> 年   月   日</w:t>
       </w:r>
     </w:p>
     <w:p>
@@ -5830,10 +5864,10 @@
           <w:bCs w:val="0"/>
         </w:rPr>
       </w:pPr>
-      <w:bookmarkStart w:id="4" w:name="_Toc134820362"/>
+      <w:bookmarkStart w:id="4" w:name="_Toc134820617"/>
       <w:bookmarkStart w:id="5" w:name="_Toc31710"/>
-      <w:bookmarkStart w:id="6" w:name="_Toc134820418"/>
-      <w:bookmarkStart w:id="7" w:name="_Toc134820617"/>
+      <w:bookmarkStart w:id="6" w:name="_Toc134820362"/>
+      <w:bookmarkStart w:id="7" w:name="_Toc134820418"/>
       <w:r>
         <w:rPr>
           <w:rFonts w:hint="eastAsia" w:ascii="黑体" w:hAnsi="黑体" w:eastAsia="黑体" w:cs="Arial"/>
@@ -6061,12 +6095,12 @@
           <w:color w:val="0000FF"/>
         </w:rPr>
       </w:pPr>
-      <w:bookmarkStart w:id="8" w:name="_Toc134820365"/>
-      <w:bookmarkStart w:id="9" w:name="_Toc15736"/>
-      <w:bookmarkStart w:id="10" w:name="_Toc134820619"/>
-      <w:bookmarkStart w:id="11" w:name="_Toc5699_WPSOffice_Level1"/>
-      <w:bookmarkStart w:id="12" w:name="_Toc23390"/>
-      <w:bookmarkStart w:id="13" w:name="_Toc134820421"/>
+      <w:bookmarkStart w:id="8" w:name="_Toc134820421"/>
+      <w:bookmarkStart w:id="9" w:name="_Toc134820365"/>
+      <w:bookmarkStart w:id="10" w:name="_Toc15736"/>
+      <w:bookmarkStart w:id="11" w:name="_Toc134820619"/>
+      <w:bookmarkStart w:id="12" w:name="_Toc5699_WPSOffice_Level1"/>
+      <w:bookmarkStart w:id="13" w:name="_Toc23390"/>
       <w:bookmarkStart w:id="14" w:name="_Toc29792_WPSOffice_Level1"/>
       <w:r>
         <w:rPr>
@@ -6104,12 +6138,12 @@
           <w:szCs w:val="28"/>
         </w:rPr>
       </w:pPr>
-      <w:bookmarkStart w:id="15" w:name="_Toc29746_WPSOffice_Level2"/>
-      <w:bookmarkStart w:id="16" w:name="_Toc17094"/>
+      <w:bookmarkStart w:id="15" w:name="_Toc17094"/>
+      <w:bookmarkStart w:id="16" w:name="_Toc29746_WPSOffice_Level2"/>
       <w:bookmarkStart w:id="17" w:name="_Toc17530"/>
       <w:bookmarkStart w:id="18" w:name="_Toc134820366"/>
-      <w:bookmarkStart w:id="19" w:name="_Toc134820620"/>
-      <w:bookmarkStart w:id="20" w:name="_Toc134820422"/>
+      <w:bookmarkStart w:id="19" w:name="_Toc134820422"/>
+      <w:bookmarkStart w:id="20" w:name="_Toc134820620"/>
       <w:r>
         <w:rPr>
           <w:rFonts w:hint="eastAsia"/>
@@ -6192,8 +6226,8 @@
         </w:rPr>
       </w:pPr>
       <w:bookmarkStart w:id="21" w:name="_Toc20911"/>
-      <w:bookmarkStart w:id="22" w:name="_Toc134820621"/>
-      <w:bookmarkStart w:id="23" w:name="_Toc134820367"/>
+      <w:bookmarkStart w:id="22" w:name="_Toc134820367"/>
+      <w:bookmarkStart w:id="23" w:name="_Toc134820621"/>
       <w:bookmarkStart w:id="24" w:name="_Toc134820423"/>
       <w:r>
         <w:rPr>
@@ -6218,9 +6252,9 @@
           <w:lang w:val="en-US" w:eastAsia="zh-CN"/>
         </w:rPr>
       </w:pPr>
-      <w:bookmarkStart w:id="25" w:name="_Toc134820368"/>
+      <w:bookmarkStart w:id="25" w:name="_Toc134820622"/>
       <w:bookmarkStart w:id="26" w:name="_Toc27490"/>
-      <w:bookmarkStart w:id="27" w:name="_Toc134820622"/>
+      <w:bookmarkStart w:id="27" w:name="_Toc134820368"/>
       <w:bookmarkStart w:id="28" w:name="_Toc134820424"/>
       <w:r>
         <w:rPr>
@@ -6304,10 +6338,10 @@
           <w:lang w:val="en-US" w:eastAsia="zh-CN" w:bidi="ar-SA"/>
         </w:rPr>
       </w:pPr>
-      <w:bookmarkStart w:id="29" w:name="_Toc18820"/>
+      <w:bookmarkStart w:id="29" w:name="_Toc134820369"/>
       <w:bookmarkStart w:id="30" w:name="_Toc134820425"/>
       <w:bookmarkStart w:id="31" w:name="_Toc134820623"/>
-      <w:bookmarkStart w:id="32" w:name="_Toc134820369"/>
+      <w:bookmarkStart w:id="32" w:name="_Toc18820"/>
       <w:r>
         <w:rPr>
           <w:rFonts w:hint="eastAsia" w:ascii="宋体" w:hAnsi="宋体" w:eastAsia="宋体" w:cs="Times New Roman"/>
@@ -6445,9 +6479,9 @@
         </w:rPr>
       </w:pPr>
       <w:bookmarkStart w:id="33" w:name="_Toc134820624"/>
-      <w:bookmarkStart w:id="34" w:name="_Toc134820426"/>
-      <w:bookmarkStart w:id="35" w:name="_Toc8159"/>
-      <w:bookmarkStart w:id="36" w:name="_Toc134820370"/>
+      <w:bookmarkStart w:id="34" w:name="_Toc134820370"/>
+      <w:bookmarkStart w:id="35" w:name="_Toc134820426"/>
+      <w:bookmarkStart w:id="36" w:name="_Toc8159"/>
       <w:r>
         <w:rPr>
           <w:rFonts w:hint="eastAsia" w:ascii="Times New Roman" w:hAnsi="Times New Roman" w:eastAsia="宋体" w:cs="Times New Roman"/>
@@ -6642,10 +6676,10 @@
           <w:bCs w:val="0"/>
         </w:rPr>
       </w:pPr>
-      <w:bookmarkStart w:id="37" w:name="_Toc134820371"/>
-      <w:bookmarkStart w:id="38" w:name="_Toc134820427"/>
+      <w:bookmarkStart w:id="37" w:name="_Toc134820625"/>
+      <w:bookmarkStart w:id="38" w:name="_Toc134820371"/>
       <w:bookmarkStart w:id="39" w:name="_Toc13112"/>
-      <w:bookmarkStart w:id="40" w:name="_Toc134820625"/>
+      <w:bookmarkStart w:id="40" w:name="_Toc134820427"/>
       <w:r>
         <w:rPr>
           <w:rFonts w:hint="eastAsia" w:ascii="黑体" w:hAnsi="黑体"/>
@@ -6671,12 +6705,12 @@
           <w:szCs w:val="28"/>
         </w:rPr>
       </w:pPr>
-      <w:bookmarkStart w:id="41" w:name="_Toc15331"/>
+      <w:bookmarkStart w:id="41" w:name="_Toc23727_WPSOffice_Level2"/>
       <w:bookmarkStart w:id="42" w:name="_Toc134820428"/>
-      <w:bookmarkStart w:id="43" w:name="_Toc134820372"/>
-      <w:bookmarkStart w:id="44" w:name="_Toc23727_WPSOffice_Level2"/>
+      <w:bookmarkStart w:id="43" w:name="_Toc15331"/>
+      <w:bookmarkStart w:id="44" w:name="_Toc1064"/>
       <w:bookmarkStart w:id="45" w:name="_Toc134820626"/>
-      <w:bookmarkStart w:id="46" w:name="_Toc1064"/>
+      <w:bookmarkStart w:id="46" w:name="_Toc134820372"/>
       <w:r>
         <w:rPr>
           <w:rFonts w:hint="eastAsia"/>
@@ -6773,12 +6807,12 @@
           <w:szCs w:val="28"/>
         </w:rPr>
       </w:pPr>
-      <w:bookmarkStart w:id="47" w:name="_Toc7999"/>
-      <w:bookmarkStart w:id="48" w:name="_Toc2363_WPSOffice_Level2"/>
-      <w:bookmarkStart w:id="49" w:name="_Toc2031"/>
-      <w:bookmarkStart w:id="50" w:name="_Toc134820627"/>
-      <w:bookmarkStart w:id="51" w:name="_Toc134820373"/>
-      <w:bookmarkStart w:id="52" w:name="_Toc134820429"/>
+      <w:bookmarkStart w:id="47" w:name="_Toc2363_WPSOffice_Level2"/>
+      <w:bookmarkStart w:id="48" w:name="_Toc2031"/>
+      <w:bookmarkStart w:id="49" w:name="_Toc134820373"/>
+      <w:bookmarkStart w:id="50" w:name="_Toc134820429"/>
+      <w:bookmarkStart w:id="51" w:name="_Toc7999"/>
+      <w:bookmarkStart w:id="52" w:name="_Toc134820627"/>
       <w:r>
         <w:rPr>
           <w:rFonts w:hint="eastAsia"/>
@@ -6899,12 +6933,12 @@
           <w:szCs w:val="28"/>
         </w:rPr>
       </w:pPr>
-      <w:bookmarkStart w:id="53" w:name="_Toc134820374"/>
-      <w:bookmarkStart w:id="54" w:name="_Toc26482_WPSOffice_Level2"/>
-      <w:bookmarkStart w:id="55" w:name="_Toc27641"/>
-      <w:bookmarkStart w:id="56" w:name="_Toc134820628"/>
-      <w:bookmarkStart w:id="57" w:name="_Toc134820430"/>
-      <w:bookmarkStart w:id="58" w:name="_Toc10000"/>
+      <w:bookmarkStart w:id="53" w:name="_Toc134820628"/>
+      <w:bookmarkStart w:id="54" w:name="_Toc10000"/>
+      <w:bookmarkStart w:id="55" w:name="_Toc26482_WPSOffice_Level2"/>
+      <w:bookmarkStart w:id="56" w:name="_Toc134820430"/>
+      <w:bookmarkStart w:id="57" w:name="_Toc134820374"/>
+      <w:bookmarkStart w:id="58" w:name="_Toc27641"/>
       <w:r>
         <w:rPr>
           <w:rFonts w:hint="eastAsia"/>
@@ -6942,6 +6976,7 @@
     <w:p>
       <w:pPr>
         <w:numPr>
+          <w:ilvl w:val="0"/>
           <w:numId w:val="0"/>
         </w:numPr>
         <w:ind w:firstLine="660" w:firstLineChars="275"/>
@@ -6977,6 +7012,7 @@
     <w:p>
       <w:pPr>
         <w:numPr>
+          <w:ilvl w:val="0"/>
           <w:numId w:val="0"/>
         </w:numPr>
         <w:ind w:firstLine="660" w:firstLineChars="275"/>
@@ -7031,10 +7067,10 @@
         </w:rPr>
       </w:pPr>
       <w:bookmarkStart w:id="59" w:name="_Toc134820375"/>
-      <w:bookmarkStart w:id="60" w:name="_Toc24465"/>
+      <w:bookmarkStart w:id="60" w:name="_Toc134820431"/>
       <w:bookmarkStart w:id="61" w:name="_Toc7866"/>
       <w:bookmarkStart w:id="62" w:name="_Toc134820629"/>
-      <w:bookmarkStart w:id="63" w:name="_Toc134820431"/>
+      <w:bookmarkStart w:id="63" w:name="_Toc24465"/>
       <w:r>
         <w:rPr>
           <w:rFonts w:hint="eastAsia" w:ascii="宋体" w:hAnsi="宋体" w:eastAsia="宋体" w:cs="Times New Roman"/>
@@ -7081,6 +7117,7 @@
     <w:p>
       <w:pPr>
         <w:numPr>
+          <w:ilvl w:val="0"/>
           <w:numId w:val="0"/>
         </w:numPr>
         <w:ind w:leftChars="200" w:firstLine="419" w:firstLineChars="0"/>
@@ -7235,9 +7272,9 @@
         </w:rPr>
       </w:pPr>
       <w:bookmarkStart w:id="64" w:name="_Toc134820432"/>
-      <w:bookmarkStart w:id="65" w:name="_Toc134820630"/>
-      <w:bookmarkStart w:id="66" w:name="_Toc21843"/>
-      <w:bookmarkStart w:id="67" w:name="_Toc134820376"/>
+      <w:bookmarkStart w:id="65" w:name="_Toc134820376"/>
+      <w:bookmarkStart w:id="66" w:name="_Toc134820630"/>
+      <w:bookmarkStart w:id="67" w:name="_Toc21843"/>
       <w:r>
         <w:rPr>
           <w:rFonts w:hint="eastAsia" w:ascii="黑体" w:hAnsi="黑体"/>
@@ -7263,10 +7300,10 @@
           <w:szCs w:val="28"/>
         </w:rPr>
       </w:pPr>
-      <w:bookmarkStart w:id="68" w:name="_Toc134820377"/>
-      <w:bookmarkStart w:id="69" w:name="_Toc134820631"/>
-      <w:bookmarkStart w:id="70" w:name="_Toc13164"/>
-      <w:bookmarkStart w:id="71" w:name="_Toc134820433"/>
+      <w:bookmarkStart w:id="68" w:name="_Toc134820433"/>
+      <w:bookmarkStart w:id="69" w:name="_Toc134820377"/>
+      <w:bookmarkStart w:id="70" w:name="_Toc134820631"/>
+      <w:bookmarkStart w:id="71" w:name="_Toc13164"/>
       <w:r>
         <w:rPr>
           <w:rFonts w:hint="eastAsia"/>
@@ -7291,10 +7328,10 @@
           <w:szCs w:val="24"/>
         </w:rPr>
       </w:pPr>
-      <w:bookmarkStart w:id="72" w:name="_Toc3420_WPSOffice_Level3"/>
-      <w:bookmarkStart w:id="73" w:name="_Toc20908"/>
-      <w:bookmarkStart w:id="74" w:name="_Toc134820632"/>
-      <w:bookmarkStart w:id="75" w:name="_Toc134820434"/>
+      <w:bookmarkStart w:id="72" w:name="_Toc20908"/>
+      <w:bookmarkStart w:id="73" w:name="_Toc134820434"/>
+      <w:bookmarkStart w:id="74" w:name="_Toc3420_WPSOffice_Level3"/>
+      <w:bookmarkStart w:id="75" w:name="_Toc134820632"/>
       <w:bookmarkStart w:id="76" w:name="_Toc134820378"/>
       <w:r>
         <w:rPr>
@@ -7339,11 +7376,11 @@
           <w:szCs w:val="24"/>
         </w:rPr>
       </w:pPr>
-      <w:bookmarkStart w:id="77" w:name="_Toc17689_WPSOffice_Level3"/>
-      <w:bookmarkStart w:id="78" w:name="_Toc7108"/>
-      <w:bookmarkStart w:id="79" w:name="_Toc134820633"/>
+      <w:bookmarkStart w:id="77" w:name="_Toc7108"/>
+      <w:bookmarkStart w:id="78" w:name="_Toc134820633"/>
+      <w:bookmarkStart w:id="79" w:name="_Toc134820379"/>
       <w:bookmarkStart w:id="80" w:name="_Toc134820435"/>
-      <w:bookmarkStart w:id="81" w:name="_Toc134820379"/>
+      <w:bookmarkStart w:id="81" w:name="_Toc17689_WPSOffice_Level3"/>
       <w:r>
         <w:rPr>
           <w:rFonts w:hint="eastAsia"/>
@@ -7385,10 +7422,10 @@
         </w:rPr>
       </w:pPr>
       <w:bookmarkStart w:id="82" w:name="_Toc134820436"/>
-      <w:bookmarkStart w:id="83" w:name="_Toc20627"/>
-      <w:bookmarkStart w:id="84" w:name="_Toc134820634"/>
-      <w:bookmarkStart w:id="85" w:name="_Toc134820380"/>
-      <w:bookmarkStart w:id="86" w:name="_Toc24342_WPSOffice_Level3"/>
+      <w:bookmarkStart w:id="83" w:name="_Toc134820634"/>
+      <w:bookmarkStart w:id="84" w:name="_Toc134820380"/>
+      <w:bookmarkStart w:id="85" w:name="_Toc24342_WPSOffice_Level3"/>
+      <w:bookmarkStart w:id="86" w:name="_Toc20627"/>
       <w:r>
         <w:rPr>
           <w:rFonts w:hint="eastAsia"/>
@@ -7434,10 +7471,10 @@
       </w:pPr>
       <w:bookmarkStart w:id="87" w:name="_Toc18007"/>
       <w:bookmarkStart w:id="88" w:name="_Toc134820437"/>
-      <w:bookmarkStart w:id="89" w:name="_Toc23603_WPSOffice_Level2"/>
-      <w:bookmarkStart w:id="90" w:name="_Toc134820635"/>
-      <w:bookmarkStart w:id="91" w:name="_Toc134820381"/>
-      <w:bookmarkStart w:id="92" w:name="_Toc17268"/>
+      <w:bookmarkStart w:id="89" w:name="_Toc134820635"/>
+      <w:bookmarkStart w:id="90" w:name="_Toc134820381"/>
+      <w:bookmarkStart w:id="91" w:name="_Toc17268"/>
+      <w:bookmarkStart w:id="92" w:name="_Toc23603_WPSOffice_Level2"/>
       <w:r>
         <w:rPr>
           <w:rFonts w:hint="eastAsia"/>
@@ -7464,8 +7501,8 @@
           <w:szCs w:val="24"/>
         </w:rPr>
       </w:pPr>
-      <w:bookmarkStart w:id="93" w:name="_Toc134820636"/>
-      <w:bookmarkStart w:id="94" w:name="_Toc134820382"/>
+      <w:bookmarkStart w:id="93" w:name="_Toc134820382"/>
+      <w:bookmarkStart w:id="94" w:name="_Toc134820636"/>
       <w:bookmarkStart w:id="95" w:name="_Toc134820438"/>
       <w:r>
         <w:rPr>
@@ -7682,9 +7719,9 @@
           <w:szCs w:val="24"/>
         </w:rPr>
       </w:pPr>
-      <w:bookmarkStart w:id="96" w:name="_Toc134820637"/>
-      <w:bookmarkStart w:id="97" w:name="_Toc134820439"/>
-      <w:bookmarkStart w:id="98" w:name="_Toc134820383"/>
+      <w:bookmarkStart w:id="96" w:name="_Toc134820439"/>
+      <w:bookmarkStart w:id="97" w:name="_Toc134820383"/>
+      <w:bookmarkStart w:id="98" w:name="_Toc134820637"/>
       <w:r>
         <w:rPr>
           <w:rFonts w:hint="eastAsia"/>
@@ -7749,8 +7786,6 @@
         </w:rPr>
         <w:t>随着用户数量的增加，应用需要具备处理高并发的能力。在峰值时段，要能够支持至少 1000 - 5000 个用户同时在线进行消息发送、接收以及音视频通话等操作，保证系统不出现卡顿、崩溃等问题</w:t>
       </w:r>
-      <w:bookmarkStart w:id="200" w:name="_GoBack"/>
-      <w:bookmarkEnd w:id="200"/>
       <w:r>
         <w:t>。</w:t>
       </w:r>
@@ -7764,8 +7799,8 @@
           <w:szCs w:val="24"/>
         </w:rPr>
       </w:pPr>
-      <w:bookmarkStart w:id="99" w:name="_Toc134820638"/>
-      <w:bookmarkStart w:id="100" w:name="_Toc134820440"/>
+      <w:bookmarkStart w:id="99" w:name="_Toc134820440"/>
+      <w:bookmarkStart w:id="100" w:name="_Toc134820638"/>
       <w:bookmarkStart w:id="101" w:name="_Toc134820384"/>
       <w:r>
         <w:rPr>
@@ -7872,8 +7907,8 @@
           <w:szCs w:val="24"/>
         </w:rPr>
       </w:pPr>
-      <w:bookmarkStart w:id="105" w:name="_Toc134820386"/>
-      <w:bookmarkStart w:id="106" w:name="_Toc134820640"/>
+      <w:bookmarkStart w:id="105" w:name="_Toc134820640"/>
+      <w:bookmarkStart w:id="106" w:name="_Toc134820386"/>
       <w:bookmarkStart w:id="107" w:name="_Toc134820442"/>
       <w:r>
         <w:rPr>
@@ -8035,10 +8070,10 @@
         </w:rPr>
       </w:pPr>
       <w:bookmarkStart w:id="108" w:name="_Toc134820387"/>
-      <w:bookmarkStart w:id="109" w:name="_Toc6934"/>
-      <w:bookmarkStart w:id="110" w:name="_Toc35"/>
-      <w:bookmarkStart w:id="111" w:name="_Toc134820443"/>
-      <w:bookmarkStart w:id="112" w:name="_Toc134820641"/>
+      <w:bookmarkStart w:id="109" w:name="_Toc35"/>
+      <w:bookmarkStart w:id="110" w:name="_Toc134820443"/>
+      <w:bookmarkStart w:id="111" w:name="_Toc134820641"/>
+      <w:bookmarkStart w:id="112" w:name="_Toc6934"/>
       <w:bookmarkStart w:id="113" w:name="_Toc20885_WPSOffice_Level2"/>
       <w:r>
         <w:rPr>
@@ -8071,20 +8106,44 @@
           <w:kern w:val="0"/>
           <w:lang w:bidi="ar"/>
         </w:rPr>
-        <w:t>系统业务流程图，以登陆系统和评审流程为例，如图3-1和3-2所示：</w:t>
+        <w:t>系统业务流程图，以登陆系统和</w:t>
+      </w:r>
+      <w:r>
+        <w:rPr>
+          <w:rFonts w:hint="eastAsia"/>
+          <w:kern w:val="0"/>
+          <w:lang w:val="en-US" w:eastAsia="zh-CN" w:bidi="ar"/>
+        </w:rPr>
+        <w:t>页面梳理</w:t>
+      </w:r>
+      <w:r>
+        <w:rPr>
+          <w:rFonts w:hint="eastAsia"/>
+          <w:kern w:val="0"/>
+          <w:lang w:bidi="ar"/>
+        </w:rPr>
+        <w:t>，如图3-1和3-2所示：</w:t>
       </w:r>
     </w:p>
     <w:p>
       <w:pPr>
         <w:ind w:left="480" w:firstLine="0" w:firstLineChars="0"/>
         <w:jc w:val="center"/>
-      </w:pPr>
-      <w:r>
+        <w:rPr>
+          <w:rFonts w:hint="eastAsia" w:eastAsia="宋体"/>
+          <w:lang w:eastAsia="zh-CN"/>
+        </w:rPr>
+      </w:pPr>
+      <w:r>
+        <w:rPr>
+          <w:rFonts w:hint="eastAsia" w:eastAsia="宋体"/>
+          <w:lang w:eastAsia="zh-CN"/>
+        </w:rPr>
         <w:drawing>
           <wp:inline distT="0" distB="0" distL="114300" distR="114300">
-            <wp:extent cx="4610735" cy="1251585"/>
-            <wp:effectExtent l="0" t="0" r="18415" b="5715"/>
-            <wp:docPr id="61" name="图片 55"/>
+            <wp:extent cx="5755005" cy="4069080"/>
+            <wp:effectExtent l="0" t="0" r="10795" b="7620"/>
+            <wp:docPr id="12" name="图片 12" descr="1"/>
             <wp:cNvGraphicFramePr>
               <a:graphicFrameLocks xmlns:a="http://schemas.openxmlformats.org/drawingml/2006/main" noChangeAspect="1"/>
             </wp:cNvGraphicFramePr>
@@ -8092,14 +8151,13 @@
               <a:graphicData uri="http://schemas.openxmlformats.org/drawingml/2006/picture">
                 <pic:pic xmlns:pic="http://schemas.openxmlformats.org/drawingml/2006/picture">
                   <pic:nvPicPr>
-                    <pic:cNvPr id="61" name="图片 55"/>
+                    <pic:cNvPr id="12" name="图片 12" descr="1"/>
                     <pic:cNvPicPr>
                       <a:picLocks noChangeAspect="1"/>
                     </pic:cNvPicPr>
                   </pic:nvPicPr>
                   <pic:blipFill>
                     <a:blip r:embed="rId17"/>
-                    <a:srcRect t="11160" r="9023" b="7074"/>
                     <a:stretch>
                       <a:fillRect/>
                     </a:stretch>
@@ -8107,7 +8165,70 @@
                   <pic:spPr>
                     <a:xfrm>
                       <a:off x="0" y="0"/>
-                      <a:ext cx="4610735" cy="1251585"/>
+                      <a:ext cx="5755005" cy="4069080"/>
+                    </a:xfrm>
+                    <a:prstGeom prst="rect">
+                      <a:avLst/>
+                    </a:prstGeom>
+                  </pic:spPr>
+                </pic:pic>
+              </a:graphicData>
+            </a:graphic>
+          </wp:inline>
+        </w:drawing>
+      </w:r>
+    </w:p>
+    <w:p>
+      <w:pPr>
+        <w:jc w:val="center"/>
+        <w:rPr>
+          <w:rFonts w:ascii="黑体" w:hAnsi="黑体" w:eastAsia="黑体" w:cs="黑体"/>
+          <w:sz w:val="21"/>
+          <w:szCs w:val="21"/>
+        </w:rPr>
+      </w:pPr>
+      <w:r>
+        <w:rPr>
+          <w:rFonts w:hint="eastAsia" w:ascii="黑体" w:hAnsi="黑体" w:eastAsia="黑体" w:cs="黑体"/>
+          <w:sz w:val="21"/>
+          <w:szCs w:val="21"/>
+        </w:rPr>
+        <w:t>图3-1 登陆系统流程图</w:t>
+      </w:r>
+    </w:p>
+    <w:p>
+      <w:pPr>
+        <w:ind w:left="480" w:firstLine="0" w:firstLineChars="0"/>
+        <w:jc w:val="center"/>
+      </w:pPr>
+      <w:r>
+        <w:drawing>
+          <wp:inline distT="0" distB="0" distL="114300" distR="114300">
+            <wp:extent cx="5756910" cy="4231640"/>
+            <wp:effectExtent l="0" t="0" r="8890" b="10160"/>
+            <wp:docPr id="14" name="图片 1"/>
+            <wp:cNvGraphicFramePr>
+              <a:graphicFrameLocks xmlns:a="http://schemas.openxmlformats.org/drawingml/2006/main" noChangeAspect="1"/>
+            </wp:cNvGraphicFramePr>
+            <a:graphic xmlns:a="http://schemas.openxmlformats.org/drawingml/2006/main">
+              <a:graphicData uri="http://schemas.openxmlformats.org/drawingml/2006/picture">
+                <pic:pic xmlns:pic="http://schemas.openxmlformats.org/drawingml/2006/picture">
+                  <pic:nvPicPr>
+                    <pic:cNvPr id="14" name="图片 1"/>
+                    <pic:cNvPicPr>
+                      <a:picLocks noChangeAspect="1"/>
+                    </pic:cNvPicPr>
+                  </pic:nvPicPr>
+                  <pic:blipFill>
+                    <a:blip r:embed="rId18"/>
+                    <a:stretch>
+                      <a:fillRect/>
+                    </a:stretch>
+                  </pic:blipFill>
+                  <pic:spPr>
+                    <a:xfrm>
+                      <a:off x="0" y="0"/>
+                      <a:ext cx="5756910" cy="4231640"/>
                     </a:xfrm>
                     <a:prstGeom prst="rect">
                       <a:avLst/>
@@ -8126,11 +8247,11 @@
     </w:p>
     <w:p>
       <w:pPr>
+        <w:ind w:left="480" w:firstLine="0" w:firstLineChars="0"/>
         <w:jc w:val="center"/>
         <w:rPr>
-          <w:rFonts w:ascii="黑体" w:hAnsi="黑体" w:eastAsia="黑体" w:cs="黑体"/>
-          <w:sz w:val="21"/>
-          <w:szCs w:val="21"/>
+          <w:kern w:val="0"/>
+          <w:lang w:bidi="ar"/>
         </w:rPr>
       </w:pPr>
       <w:r>
@@ -8139,75 +8260,16 @@
           <w:sz w:val="21"/>
           <w:szCs w:val="21"/>
         </w:rPr>
-        <w:t>图3-1 登陆系统流程图</w:t>
-      </w:r>
-    </w:p>
-    <w:p>
-      <w:pPr>
-        <w:ind w:left="480" w:firstLine="0" w:firstLineChars="0"/>
-        <w:jc w:val="center"/>
-      </w:pPr>
-      <w:r>
-        <w:drawing>
-          <wp:inline distT="0" distB="0" distL="114300" distR="114300">
-            <wp:extent cx="5635625" cy="6552565"/>
-            <wp:effectExtent l="0" t="0" r="3175" b="635"/>
-            <wp:docPr id="60" name="图片 54"/>
-            <wp:cNvGraphicFramePr>
-              <a:graphicFrameLocks xmlns:a="http://schemas.openxmlformats.org/drawingml/2006/main" noChangeAspect="1"/>
-            </wp:cNvGraphicFramePr>
-            <a:graphic xmlns:a="http://schemas.openxmlformats.org/drawingml/2006/main">
-              <a:graphicData uri="http://schemas.openxmlformats.org/drawingml/2006/picture">
-                <pic:pic xmlns:pic="http://schemas.openxmlformats.org/drawingml/2006/picture">
-                  <pic:nvPicPr>
-                    <pic:cNvPr id="60" name="图片 54"/>
-                    <pic:cNvPicPr>
-                      <a:picLocks noChangeAspect="1"/>
-                    </pic:cNvPicPr>
-                  </pic:nvPicPr>
-                  <pic:blipFill>
-                    <a:blip r:embed="rId18"/>
-                    <a:srcRect t="1586" b="6868"/>
-                    <a:stretch>
-                      <a:fillRect/>
-                    </a:stretch>
-                  </pic:blipFill>
-                  <pic:spPr>
-                    <a:xfrm>
-                      <a:off x="0" y="0"/>
-                      <a:ext cx="5635625" cy="6552565"/>
-                    </a:xfrm>
-                    <a:prstGeom prst="rect">
-                      <a:avLst/>
-                    </a:prstGeom>
-                    <a:noFill/>
-                    <a:ln>
-                      <a:noFill/>
-                    </a:ln>
-                  </pic:spPr>
-                </pic:pic>
-              </a:graphicData>
-            </a:graphic>
-          </wp:inline>
-        </w:drawing>
-      </w:r>
-    </w:p>
-    <w:p>
-      <w:pPr>
-        <w:ind w:left="480" w:firstLine="0" w:firstLineChars="0"/>
-        <w:jc w:val="center"/>
-        <w:rPr>
-          <w:kern w:val="0"/>
-          <w:lang w:bidi="ar"/>
-        </w:rPr>
-      </w:pPr>
+        <w:t xml:space="preserve">图3-2 </w:t>
+      </w:r>
       <w:r>
         <w:rPr>
           <w:rFonts w:hint="eastAsia" w:ascii="黑体" w:hAnsi="黑体" w:eastAsia="黑体" w:cs="黑体"/>
           <w:sz w:val="21"/>
           <w:szCs w:val="21"/>
-        </w:rPr>
-        <w:t>图3-2 项目评审流程图</w:t>
+          <w:lang w:val="en-US" w:eastAsia="zh-CN"/>
+        </w:rPr>
+        <w:t>页面梳理</w:t>
       </w:r>
       <w:r>
         <w:rPr>
@@ -8257,9 +8319,9 @@
           <w:szCs w:val="28"/>
         </w:rPr>
       </w:pPr>
-      <w:bookmarkStart w:id="118" w:name="_Toc134820445"/>
-      <w:bookmarkStart w:id="119" w:name="_Toc134820389"/>
-      <w:bookmarkStart w:id="120" w:name="_Toc134820643"/>
+      <w:bookmarkStart w:id="118" w:name="_Toc134820389"/>
+      <w:bookmarkStart w:id="119" w:name="_Toc134820643"/>
+      <w:bookmarkStart w:id="120" w:name="_Toc134820445"/>
       <w:bookmarkStart w:id="121" w:name="_Toc32081"/>
       <w:r>
         <w:rPr>
@@ -8278,184 +8340,81 @@
     </w:p>
     <w:p>
       <w:pPr>
-        <w:pStyle w:val="4"/>
-        <w:spacing w:before="100" w:beforeLines="0" w:after="100" w:afterLines="0" w:line="240" w:lineRule="auto"/>
+        <w:ind w:left="480" w:firstLine="419" w:firstLineChars="0"/>
+        <w:jc w:val="left"/>
+        <w:rPr>
+          <w:rFonts w:hint="eastAsia" w:ascii="黑体" w:hAnsi="黑体" w:eastAsia="黑体" w:cs="黑体"/>
+          <w:sz w:val="21"/>
+          <w:szCs w:val="21"/>
+        </w:rPr>
+      </w:pPr>
+      <w:r>
+        <w:rPr>
+          <w:rFonts w:hint="eastAsia"/>
+          <w:kern w:val="0"/>
+          <w:lang w:bidi="ar"/>
+        </w:rPr>
+        <w:t>采用分布式架构，将系统拆分为多个独立的服务模块，通过网络进行通信和协作。整体架构主要包括客户端、应用服务器、消息服务器、数据库服务器等部分。客户端使用 Uni - app 开发，可发布到多个平台；应用服务器负责处理业务逻辑，如用户注册、登录、好友管理等；消息服务器专门处理消息的实时传输；数据库服务器用于存储用户信息、聊天记录等数据。</w:t>
+      </w:r>
+    </w:p>
+    <w:p>
+      <w:pPr>
+        <w:pStyle w:val="3"/>
+        <w:spacing w:before="160" w:beforeLines="0" w:after="160" w:afterLines="0" w:line="240" w:lineRule="auto"/>
         <w:ind w:firstLine="0" w:firstLineChars="0"/>
         <w:rPr>
-          <w:szCs w:val="24"/>
-        </w:rPr>
-      </w:pPr>
-      <w:bookmarkStart w:id="122" w:name="_Toc9905_WPSOffice_Level3"/>
-      <w:bookmarkStart w:id="123" w:name="_Toc134820644"/>
-      <w:bookmarkStart w:id="124" w:name="_Toc134820390"/>
-      <w:bookmarkStart w:id="125" w:name="_Toc16637"/>
-      <w:bookmarkStart w:id="126" w:name="_Toc134820446"/>
-      <w:r>
-        <w:rPr>
-          <w:rFonts w:hint="eastAsia"/>
-          <w:szCs w:val="24"/>
-        </w:rPr>
-        <w:t>4.1.1系统处理流程</w:t>
+          <w:rFonts w:hint="eastAsia"/>
+          <w:b w:val="0"/>
+          <w:bCs/>
+          <w:sz w:val="28"/>
+          <w:szCs w:val="28"/>
+        </w:rPr>
+      </w:pPr>
+      <w:bookmarkStart w:id="122" w:name="_Toc134820448"/>
+      <w:bookmarkStart w:id="123" w:name="_Toc4569"/>
+      <w:bookmarkStart w:id="124" w:name="_Toc134820392"/>
+      <w:bookmarkStart w:id="125" w:name="_Toc134820646"/>
+      <w:r>
+        <w:rPr>
+          <w:rFonts w:hint="eastAsia"/>
+          <w:b w:val="0"/>
+          <w:bCs/>
+          <w:sz w:val="28"/>
+          <w:szCs w:val="28"/>
+        </w:rPr>
+        <w:t>4.2数据库设计</w:t>
       </w:r>
       <w:bookmarkEnd w:id="122"/>
       <w:bookmarkEnd w:id="123"/>
       <w:bookmarkEnd w:id="124"/>
       <w:bookmarkEnd w:id="125"/>
-      <w:bookmarkEnd w:id="126"/>
-    </w:p>
-    <w:p>
-      <w:pPr>
-        <w:ind w:firstLine="480"/>
-      </w:pPr>
-      <w:r>
-        <w:rPr>
-          <w:rFonts w:hint="eastAsia"/>
-        </w:rPr>
-        <w:t>系统的主要角色分为管理员、客户经理和分支机构负责人，其中管理员可对角色、权限、流程、用户、部门等模块进行操作，由客户经理对客户和项目进行管理并对项目发起流程，流程发起过程中再由分支机构负责人对该流程进行审批。</w:t>
-      </w:r>
-    </w:p>
-    <w:p>
-      <w:pPr>
-        <w:pStyle w:val="4"/>
-        <w:spacing w:before="100" w:beforeLines="0" w:after="100" w:afterLines="0" w:line="240" w:lineRule="auto"/>
+    </w:p>
+    <w:p>
+      <w:pPr>
+        <w:rPr>
+          <w:rFonts w:hint="eastAsia" w:eastAsia="宋体"/>
+          <w:lang w:eastAsia="zh-CN"/>
+        </w:rPr>
+      </w:pPr>
+      <w:bookmarkStart w:id="192" w:name="_GoBack"/>
+      <w:bookmarkEnd w:id="192"/>
+    </w:p>
+    <w:p>
+      <w:pPr>
         <w:ind w:firstLine="0" w:firstLineChars="0"/>
         <w:rPr>
-          <w:szCs w:val="24"/>
-        </w:rPr>
-      </w:pPr>
-      <w:bookmarkStart w:id="127" w:name="_Toc134820645"/>
-      <w:bookmarkStart w:id="128" w:name="_Toc134820447"/>
-      <w:bookmarkStart w:id="129" w:name="_Toc134820391"/>
-      <w:r>
-        <w:rPr>
-          <w:rFonts w:hint="eastAsia"/>
-          <w:szCs w:val="24"/>
-        </w:rPr>
-        <w:t>4.1.2 系统组织结构图</w:t>
-      </w:r>
-      <w:bookmarkEnd w:id="127"/>
-      <w:bookmarkEnd w:id="128"/>
-      <w:bookmarkEnd w:id="129"/>
-    </w:p>
-    <w:p>
-      <w:pPr>
-        <w:ind w:firstLine="480"/>
-      </w:pPr>
-      <w:r>
-        <w:rPr>
-          <w:rFonts w:hint="eastAsia"/>
-        </w:rPr>
-        <w:t>由上述系统处理流程得出系统的组织结构图，如图4-1所示：</w:t>
-      </w:r>
-    </w:p>
-    <w:p>
-      <w:pPr>
-        <w:ind w:firstLine="480"/>
-      </w:pPr>
-      <w:r>
-        <w:drawing>
-          <wp:inline distT="0" distB="0" distL="114300" distR="114300">
-            <wp:extent cx="5039360" cy="1792605"/>
-            <wp:effectExtent l="0" t="0" r="0" b="0"/>
-            <wp:docPr id="63" name="图片 57"/>
-            <wp:cNvGraphicFramePr>
-              <a:graphicFrameLocks xmlns:a="http://schemas.openxmlformats.org/drawingml/2006/main" noChangeAspect="1"/>
-            </wp:cNvGraphicFramePr>
-            <a:graphic xmlns:a="http://schemas.openxmlformats.org/drawingml/2006/main">
-              <a:graphicData uri="http://schemas.openxmlformats.org/drawingml/2006/picture">
-                <pic:pic xmlns:pic="http://schemas.openxmlformats.org/drawingml/2006/picture">
-                  <pic:nvPicPr>
-                    <pic:cNvPr id="63" name="图片 57"/>
-                    <pic:cNvPicPr>
-                      <a:picLocks noChangeAspect="1"/>
-                    </pic:cNvPicPr>
-                  </pic:nvPicPr>
-                  <pic:blipFill>
-                    <a:blip r:embed="rId19"/>
-                    <a:srcRect l="5474" t="9615" r="6942" b="13922"/>
-                    <a:stretch>
-                      <a:fillRect/>
-                    </a:stretch>
-                  </pic:blipFill>
-                  <pic:spPr>
-                    <a:xfrm>
-                      <a:off x="0" y="0"/>
-                      <a:ext cx="5039360" cy="1792605"/>
-                    </a:xfrm>
-                    <a:prstGeom prst="rect">
-                      <a:avLst/>
-                    </a:prstGeom>
-                    <a:noFill/>
-                    <a:ln>
-                      <a:noFill/>
-                    </a:ln>
-                  </pic:spPr>
-                </pic:pic>
-              </a:graphicData>
-            </a:graphic>
-          </wp:inline>
-        </w:drawing>
-      </w:r>
-    </w:p>
-    <w:p>
-      <w:pPr>
-        <w:ind w:left="480" w:firstLine="0" w:firstLineChars="0"/>
-        <w:jc w:val="center"/>
-        <w:rPr>
-          <w:rFonts w:ascii="黑体" w:hAnsi="黑体" w:eastAsia="黑体" w:cs="黑体"/>
-          <w:sz w:val="21"/>
-          <w:szCs w:val="21"/>
-        </w:rPr>
-      </w:pPr>
-      <w:r>
-        <w:rPr>
-          <w:rFonts w:hint="eastAsia" w:ascii="黑体" w:hAnsi="黑体" w:eastAsia="黑体" w:cs="黑体"/>
-          <w:sz w:val="21"/>
-          <w:szCs w:val="21"/>
-        </w:rPr>
-        <w:t>图4-1 系统组织结构图</w:t>
-      </w:r>
-    </w:p>
-    <w:p>
-      <w:pPr>
-        <w:pStyle w:val="3"/>
-        <w:spacing w:before="160" w:beforeLines="0" w:after="160" w:afterLines="0" w:line="240" w:lineRule="auto"/>
-        <w:ind w:firstLine="0" w:firstLineChars="0"/>
-        <w:rPr>
-          <w:b w:val="0"/>
-          <w:bCs/>
-          <w:sz w:val="28"/>
-          <w:szCs w:val="28"/>
-        </w:rPr>
-      </w:pPr>
-      <w:bookmarkStart w:id="130" w:name="_Toc134820448"/>
-      <w:bookmarkStart w:id="131" w:name="_Toc4569"/>
-      <w:bookmarkStart w:id="132" w:name="_Toc134820646"/>
-      <w:bookmarkStart w:id="133" w:name="_Toc134820392"/>
-      <w:r>
-        <w:rPr>
-          <w:rFonts w:hint="eastAsia"/>
-          <w:b w:val="0"/>
-          <w:bCs/>
-          <w:sz w:val="28"/>
-          <w:szCs w:val="28"/>
-        </w:rPr>
-        <w:t>4.2数据库设计</w:t>
-      </w:r>
-      <w:bookmarkEnd w:id="130"/>
-      <w:bookmarkEnd w:id="131"/>
-      <w:bookmarkEnd w:id="132"/>
-      <w:bookmarkEnd w:id="133"/>
-    </w:p>
-    <w:p>
-      <w:pPr>
-        <w:ind w:firstLine="480"/>
-      </w:pPr>
-      <w:r>
-        <w:rPr>
-          <w:rFonts w:hint="eastAsia"/>
-        </w:rPr>
-        <w:t>由于数据库分表和字段众多，在此仅展示主要实体及其对应表格和部分字段。</w:t>
+          <w:rFonts w:eastAsia="黑体"/>
+          <w:kern w:val="0"/>
+          <w:szCs w:val="30"/>
+        </w:rPr>
+      </w:pPr>
+      <w:r>
+        <w:rPr>
+          <w:rFonts w:hint="eastAsia" w:eastAsia="黑体"/>
+          <w:kern w:val="0"/>
+          <w:szCs w:val="30"/>
+        </w:rPr>
+        <w:t>4.2.1 实体和ER图设计</w:t>
       </w:r>
     </w:p>
     <w:p>
@@ -8463,159 +8422,6 @@
         <w:numPr>
           <w:ilvl w:val="0"/>
           <w:numId w:val="8"/>
-        </w:numPr>
-        <w:ind w:left="480" w:leftChars="200" w:firstLine="480"/>
-      </w:pPr>
-      <w:r>
-        <w:rPr>
-          <w:rFonts w:hint="eastAsia"/>
-        </w:rPr>
-        <w:t>项目基本信息（nd_project_info）</w:t>
-      </w:r>
-    </w:p>
-    <w:p>
-      <w:pPr>
-        <w:numPr>
-          <w:ilvl w:val="0"/>
-          <w:numId w:val="8"/>
-        </w:numPr>
-        <w:ind w:left="480" w:leftChars="200" w:firstLine="480"/>
-      </w:pPr>
-      <w:r>
-        <w:rPr>
-          <w:rFonts w:hint="eastAsia"/>
-        </w:rPr>
-        <w:t>客户基本信息（nd_customer_info）</w:t>
-      </w:r>
-    </w:p>
-    <w:p>
-      <w:pPr>
-        <w:numPr>
-          <w:ilvl w:val="0"/>
-          <w:numId w:val="8"/>
-        </w:numPr>
-        <w:ind w:left="480" w:leftChars="200" w:firstLine="480"/>
-      </w:pPr>
-      <w:r>
-        <w:rPr>
-          <w:rFonts w:hint="eastAsia"/>
-        </w:rPr>
-        <w:t>法人客户详细信息（nd_enterprise_info）</w:t>
-      </w:r>
-    </w:p>
-    <w:p>
-      <w:pPr>
-        <w:numPr>
-          <w:ilvl w:val="0"/>
-          <w:numId w:val="8"/>
-        </w:numPr>
-        <w:ind w:left="480" w:leftChars="200" w:firstLine="480"/>
-      </w:pPr>
-      <w:r>
-        <w:rPr>
-          <w:rFonts w:hint="eastAsia"/>
-        </w:rPr>
-        <w:t>自然人客户详细信息（nd_person_info）</w:t>
-      </w:r>
-    </w:p>
-    <w:p>
-      <w:pPr>
-        <w:numPr>
-          <w:ilvl w:val="0"/>
-          <w:numId w:val="8"/>
-        </w:numPr>
-        <w:ind w:left="480" w:leftChars="200" w:firstLine="480"/>
-      </w:pPr>
-      <w:r>
-        <w:rPr>
-          <w:rFonts w:hint="eastAsia"/>
-        </w:rPr>
-        <w:t>流程设计（t_p_process）</w:t>
-      </w:r>
-    </w:p>
-    <w:p>
-      <w:pPr>
-        <w:numPr>
-          <w:ilvl w:val="0"/>
-          <w:numId w:val="8"/>
-        </w:numPr>
-        <w:ind w:left="480" w:leftChars="200" w:firstLine="480"/>
-      </w:pPr>
-      <w:r>
-        <w:rPr>
-          <w:rFonts w:hint="eastAsia"/>
-        </w:rPr>
-        <w:t>流程节点（t_p_processnode）</w:t>
-      </w:r>
-    </w:p>
-    <w:p>
-      <w:pPr>
-        <w:numPr>
-          <w:ilvl w:val="0"/>
-          <w:numId w:val="8"/>
-        </w:numPr>
-        <w:ind w:left="480" w:leftChars="200" w:firstLine="480"/>
-      </w:pPr>
-      <w:r>
-        <w:rPr>
-          <w:rFonts w:hint="eastAsia"/>
-        </w:rPr>
-        <w:t>流程变量（nd_process_variable）</w:t>
-      </w:r>
-    </w:p>
-    <w:p>
-      <w:pPr>
-        <w:numPr>
-          <w:ilvl w:val="0"/>
-          <w:numId w:val="8"/>
-        </w:numPr>
-        <w:ind w:left="480" w:leftChars="200" w:firstLine="480"/>
-      </w:pPr>
-      <w:r>
-        <w:rPr>
-          <w:rFonts w:hint="eastAsia"/>
-        </w:rPr>
-        <w:t>数据字典基本信息（t_s_typegroup）</w:t>
-      </w:r>
-    </w:p>
-    <w:p>
-      <w:pPr>
-        <w:numPr>
-          <w:ilvl w:val="0"/>
-          <w:numId w:val="8"/>
-        </w:numPr>
-        <w:ind w:left="480" w:leftChars="200" w:firstLine="480"/>
-      </w:pPr>
-      <w:r>
-        <w:rPr>
-          <w:rFonts w:hint="eastAsia"/>
-        </w:rPr>
-        <w:t>数据字典详细信息（t_s_type）</w:t>
-      </w:r>
-    </w:p>
-    <w:p>
-      <w:pPr>
-        <w:ind w:firstLine="0" w:firstLineChars="0"/>
-        <w:rPr>
-          <w:rFonts w:eastAsia="黑体"/>
-          <w:kern w:val="0"/>
-          <w:szCs w:val="30"/>
-        </w:rPr>
-      </w:pPr>
-      <w:r>
-        <w:rPr>
-          <w:rFonts w:hint="eastAsia" w:eastAsia="黑体"/>
-          <w:kern w:val="0"/>
-          <w:szCs w:val="30"/>
-        </w:rPr>
-        <w:t>4.2.1 实体和ER图设计</w:t>
-      </w:r>
-    </w:p>
-    <w:p>
-      <w:pPr>
-        <w:numPr>
-          <w:ilvl w:val="0"/>
-          <w:numId w:val="9"/>
         </w:numPr>
         <w:ind w:firstLineChars="0"/>
       </w:pPr>
@@ -8664,7 +8470,7 @@
                     </pic:cNvPicPr>
                   </pic:nvPicPr>
                   <pic:blipFill>
-                    <a:blip r:embed="rId20"/>
+                    <a:blip r:embed="rId19"/>
                     <a:srcRect l="8810" t="9348" r="11785" b="6775"/>
                     <a:stretch>
                       <a:fillRect/>
@@ -8713,7 +8519,7 @@
       <w:pPr>
         <w:numPr>
           <w:ilvl w:val="0"/>
-          <w:numId w:val="9"/>
+          <w:numId w:val="8"/>
         </w:numPr>
         <w:ind w:firstLineChars="0"/>
       </w:pPr>
@@ -8762,7 +8568,7 @@
                     </pic:cNvPicPr>
                   </pic:nvPicPr>
                   <pic:blipFill>
-                    <a:blip r:embed="rId21"/>
+                    <a:blip r:embed="rId20"/>
                     <a:srcRect l="5221" t="11618" r="14765" b="6990"/>
                     <a:stretch>
                       <a:fillRect/>
@@ -8811,7 +8617,7 @@
       <w:pPr>
         <w:numPr>
           <w:ilvl w:val="0"/>
-          <w:numId w:val="9"/>
+          <w:numId w:val="8"/>
         </w:numPr>
         <w:ind w:firstLineChars="0"/>
         <w:jc w:val="left"/>
@@ -8859,7 +8665,7 @@
                     </pic:cNvPicPr>
                   </pic:nvPicPr>
                   <pic:blipFill>
-                    <a:blip r:embed="rId22"/>
+                    <a:blip r:embed="rId21"/>
                     <a:srcRect l="8286" t="9096" r="10368" b="8227"/>
                     <a:stretch>
                       <a:fillRect/>
@@ -8908,7 +8714,7 @@
       <w:pPr>
         <w:numPr>
           <w:ilvl w:val="0"/>
-          <w:numId w:val="9"/>
+          <w:numId w:val="8"/>
         </w:numPr>
         <w:ind w:firstLineChars="0"/>
         <w:jc w:val="left"/>
@@ -8956,7 +8762,7 @@
                     </pic:cNvPicPr>
                   </pic:nvPicPr>
                   <pic:blipFill>
-                    <a:blip r:embed="rId23"/>
+                    <a:blip r:embed="rId22"/>
                     <a:srcRect l="6717" t="9697" r="25488" b="20342"/>
                     <a:stretch>
                       <a:fillRect/>
@@ -9005,7 +8811,7 @@
       <w:pPr>
         <w:numPr>
           <w:ilvl w:val="0"/>
-          <w:numId w:val="9"/>
+          <w:numId w:val="8"/>
         </w:numPr>
         <w:ind w:firstLineChars="0"/>
         <w:jc w:val="left"/>
@@ -9056,7 +8862,7 @@
                     </pic:cNvPicPr>
                   </pic:nvPicPr>
                   <pic:blipFill>
-                    <a:blip r:embed="rId24"/>
+                    <a:blip r:embed="rId23"/>
                     <a:srcRect l="6186" t="1995" r="16379" b="20153"/>
                     <a:stretch>
                       <a:fillRect/>
@@ -9105,7 +8911,7 @@
       <w:pPr>
         <w:numPr>
           <w:ilvl w:val="0"/>
-          <w:numId w:val="9"/>
+          <w:numId w:val="8"/>
         </w:numPr>
         <w:ind w:firstLineChars="0"/>
         <w:jc w:val="left"/>
@@ -9153,7 +8959,7 @@
                     </pic:cNvPicPr>
                   </pic:nvPicPr>
                   <pic:blipFill>
-                    <a:blip r:embed="rId25"/>
+                    <a:blip r:embed="rId24"/>
                     <a:srcRect l="4379" t="4186" r="14543" b="9677"/>
                     <a:stretch>
                       <a:fillRect/>
@@ -9202,7 +9008,7 @@
       <w:pPr>
         <w:numPr>
           <w:ilvl w:val="0"/>
-          <w:numId w:val="9"/>
+          <w:numId w:val="8"/>
         </w:numPr>
         <w:ind w:firstLineChars="0"/>
         <w:jc w:val="left"/>
@@ -9250,7 +9056,7 @@
                     </pic:cNvPicPr>
                   </pic:nvPicPr>
                   <pic:blipFill>
-                    <a:blip r:embed="rId26"/>
+                    <a:blip r:embed="rId25"/>
                     <a:srcRect l="8204" t="5579" r="8193" b="4299"/>
                     <a:stretch>
                       <a:fillRect/>
@@ -9299,7 +9105,7 @@
       <w:pPr>
         <w:numPr>
           <w:ilvl w:val="0"/>
-          <w:numId w:val="9"/>
+          <w:numId w:val="8"/>
         </w:numPr>
         <w:ind w:firstLineChars="0"/>
         <w:jc w:val="left"/>
@@ -9347,7 +9153,7 @@
                     </pic:cNvPicPr>
                   </pic:nvPicPr>
                   <pic:blipFill>
-                    <a:blip r:embed="rId27"/>
+                    <a:blip r:embed="rId26"/>
                     <a:srcRect l="11689" t="6344" r="8653" b="5173"/>
                     <a:stretch>
                       <a:fillRect/>
@@ -9396,7 +9202,7 @@
       <w:pPr>
         <w:numPr>
           <w:ilvl w:val="0"/>
-          <w:numId w:val="9"/>
+          <w:numId w:val="8"/>
         </w:numPr>
         <w:ind w:firstLineChars="0"/>
         <w:jc w:val="left"/>
@@ -9444,7 +9250,7 @@
                     </pic:cNvPicPr>
                   </pic:nvPicPr>
                   <pic:blipFill>
-                    <a:blip r:embed="rId28"/>
+                    <a:blip r:embed="rId27"/>
                     <a:srcRect l="9366" t="4636" r="16426" b="3012"/>
                     <a:stretch>
                       <a:fillRect/>
@@ -9493,7 +9299,7 @@
       <w:pPr>
         <w:numPr>
           <w:ilvl w:val="0"/>
-          <w:numId w:val="9"/>
+          <w:numId w:val="8"/>
         </w:numPr>
         <w:ind w:firstLineChars="0"/>
         <w:jc w:val="left"/>
@@ -9541,7 +9347,7 @@
                     </pic:cNvPicPr>
                   </pic:nvPicPr>
                   <pic:blipFill>
-                    <a:blip r:embed="rId29"/>
+                    <a:blip r:embed="rId28"/>
                     <a:stretch>
                       <a:fillRect/>
                     </a:stretch>
@@ -9589,7 +9395,7 @@
       <w:pPr>
         <w:numPr>
           <w:ilvl w:val="0"/>
-          <w:numId w:val="9"/>
+          <w:numId w:val="8"/>
         </w:numPr>
         <w:ind w:firstLineChars="0"/>
         <w:jc w:val="left"/>
@@ -9637,7 +9443,7 @@
                     </pic:cNvPicPr>
                   </pic:nvPicPr>
                   <pic:blipFill>
-                    <a:blip r:embed="rId30"/>
+                    <a:blip r:embed="rId29"/>
                     <a:stretch>
                       <a:fillRect/>
                     </a:stretch>
@@ -9685,7 +9491,7 @@
       <w:pPr>
         <w:numPr>
           <w:ilvl w:val="0"/>
-          <w:numId w:val="9"/>
+          <w:numId w:val="8"/>
         </w:numPr>
         <w:ind w:firstLineChars="0"/>
         <w:jc w:val="left"/>
@@ -9738,7 +9544,7 @@
                     </pic:cNvPicPr>
                   </pic:nvPicPr>
                   <pic:blipFill>
-                    <a:blip r:embed="rId31"/>
+                    <a:blip r:embed="rId30"/>
                     <a:stretch>
                       <a:fillRect/>
                     </a:stretch>
@@ -9820,7 +9626,7 @@
         <w:pStyle w:val="21"/>
         <w:numPr>
           <w:ilvl w:val="0"/>
-          <w:numId w:val="10"/>
+          <w:numId w:val="9"/>
         </w:numPr>
         <w:spacing w:beforeAutospacing="0" w:afterAutospacing="0"/>
         <w:ind w:firstLine="480"/>
@@ -9834,7 +9640,7 @@
         <w:pStyle w:val="21"/>
         <w:numPr>
           <w:ilvl w:val="0"/>
-          <w:numId w:val="10"/>
+          <w:numId w:val="9"/>
         </w:numPr>
         <w:spacing w:beforeAutospacing="0" w:afterAutospacing="0"/>
         <w:ind w:firstLine="480"/>
@@ -9848,7 +9654,7 @@
         <w:pStyle w:val="21"/>
         <w:numPr>
           <w:ilvl w:val="0"/>
-          <w:numId w:val="10"/>
+          <w:numId w:val="9"/>
         </w:numPr>
         <w:spacing w:beforeAutospacing="0" w:afterAutospacing="0"/>
         <w:ind w:firstLine="480"/>
@@ -9862,7 +9668,7 @@
         <w:pStyle w:val="21"/>
         <w:numPr>
           <w:ilvl w:val="0"/>
-          <w:numId w:val="10"/>
+          <w:numId w:val="9"/>
         </w:numPr>
         <w:spacing w:beforeAutospacing="0" w:afterAutospacing="0"/>
         <w:ind w:firstLine="480"/>
@@ -17907,10 +17713,10 @@
           <w:bCs w:val="0"/>
         </w:rPr>
       </w:pPr>
-      <w:bookmarkStart w:id="134" w:name="_Toc134820647"/>
-      <w:bookmarkStart w:id="135" w:name="_Toc134820393"/>
-      <w:bookmarkStart w:id="136" w:name="_Toc134820449"/>
-      <w:bookmarkStart w:id="137" w:name="_Toc15598"/>
+      <w:bookmarkStart w:id="126" w:name="_Toc15598"/>
+      <w:bookmarkStart w:id="127" w:name="_Toc134820393"/>
+      <w:bookmarkStart w:id="128" w:name="_Toc134820647"/>
+      <w:bookmarkStart w:id="129" w:name="_Toc134820449"/>
       <w:r>
         <w:rPr>
           <w:rFonts w:hint="eastAsia" w:ascii="黑体" w:hAnsi="黑体"/>
@@ -17919,10 +17725,10 @@
         </w:rPr>
         <w:t>第五章 详细设计</w:t>
       </w:r>
-      <w:bookmarkEnd w:id="134"/>
-      <w:bookmarkEnd w:id="135"/>
-      <w:bookmarkEnd w:id="136"/>
-      <w:bookmarkEnd w:id="137"/>
+      <w:bookmarkEnd w:id="126"/>
+      <w:bookmarkEnd w:id="127"/>
+      <w:bookmarkEnd w:id="128"/>
+      <w:bookmarkEnd w:id="129"/>
     </w:p>
     <w:p>
       <w:pPr>
@@ -17936,10 +17742,10 @@
           <w:szCs w:val="28"/>
         </w:rPr>
       </w:pPr>
-      <w:bookmarkStart w:id="138" w:name="_Toc26775"/>
-      <w:bookmarkStart w:id="139" w:name="_Toc134820394"/>
-      <w:bookmarkStart w:id="140" w:name="_Toc134820450"/>
-      <w:bookmarkStart w:id="141" w:name="_Toc134820648"/>
+      <w:bookmarkStart w:id="130" w:name="_Toc134820394"/>
+      <w:bookmarkStart w:id="131" w:name="_Toc26775"/>
+      <w:bookmarkStart w:id="132" w:name="_Toc134820450"/>
+      <w:bookmarkStart w:id="133" w:name="_Toc134820648"/>
       <w:r>
         <w:rPr>
           <w:rFonts w:hint="eastAsia"/>
@@ -17950,10 +17756,10 @@
         </w:rPr>
         <w:t>5.1 用户管理的设计与实现</w:t>
       </w:r>
-      <w:bookmarkEnd w:id="138"/>
-      <w:bookmarkEnd w:id="139"/>
-      <w:bookmarkEnd w:id="140"/>
-      <w:bookmarkEnd w:id="141"/>
+      <w:bookmarkEnd w:id="130"/>
+      <w:bookmarkEnd w:id="131"/>
+      <w:bookmarkEnd w:id="132"/>
+      <w:bookmarkEnd w:id="133"/>
     </w:p>
     <w:p>
       <w:pPr>
@@ -17964,9 +17770,9 @@
           <w:szCs w:val="24"/>
         </w:rPr>
       </w:pPr>
-      <w:bookmarkStart w:id="142" w:name="_Toc134820451"/>
-      <w:bookmarkStart w:id="143" w:name="_Toc134820395"/>
-      <w:bookmarkStart w:id="144" w:name="_Toc134820649"/>
+      <w:bookmarkStart w:id="134" w:name="_Toc134820395"/>
+      <w:bookmarkStart w:id="135" w:name="_Toc134820451"/>
+      <w:bookmarkStart w:id="136" w:name="_Toc134820649"/>
       <w:r>
         <w:rPr>
           <w:rFonts w:hint="eastAsia"/>
@@ -17974,9 +17780,9 @@
         </w:rPr>
         <w:t>5.1.1用户登陆</w:t>
       </w:r>
-      <w:bookmarkEnd w:id="142"/>
-      <w:bookmarkEnd w:id="143"/>
-      <w:bookmarkEnd w:id="144"/>
+      <w:bookmarkEnd w:id="134"/>
+      <w:bookmarkEnd w:id="135"/>
+      <w:bookmarkEnd w:id="136"/>
     </w:p>
     <w:p>
       <w:pPr>
@@ -18012,7 +17818,7 @@
                     </pic:cNvPicPr>
                   </pic:nvPicPr>
                   <pic:blipFill>
-                    <a:blip r:embed="rId32"/>
+                    <a:blip r:embed="rId31"/>
                     <a:stretch>
                       <a:fillRect/>
                     </a:stretch>
@@ -18276,9 +18082,9 @@
           <w:szCs w:val="24"/>
         </w:rPr>
       </w:pPr>
-      <w:bookmarkStart w:id="145" w:name="_Toc134820452"/>
-      <w:bookmarkStart w:id="146" w:name="_Toc134820650"/>
-      <w:bookmarkStart w:id="147" w:name="_Toc134820396"/>
+      <w:bookmarkStart w:id="137" w:name="_Toc134820650"/>
+      <w:bookmarkStart w:id="138" w:name="_Toc134820396"/>
+      <w:bookmarkStart w:id="139" w:name="_Toc134820452"/>
       <w:r>
         <w:rPr>
           <w:rFonts w:hint="eastAsia"/>
@@ -18286,9 +18092,9 @@
         </w:rPr>
         <w:t>5.1.2用户创建</w:t>
       </w:r>
-      <w:bookmarkEnd w:id="145"/>
-      <w:bookmarkEnd w:id="146"/>
-      <w:bookmarkEnd w:id="147"/>
+      <w:bookmarkEnd w:id="137"/>
+      <w:bookmarkEnd w:id="138"/>
+      <w:bookmarkEnd w:id="139"/>
     </w:p>
     <w:p>
       <w:pPr>
@@ -18411,7 +18217,7 @@
                     </pic:cNvPicPr>
                   </pic:nvPicPr>
                   <pic:blipFill>
-                    <a:blip r:embed="rId33"/>
+                    <a:blip r:embed="rId32"/>
                     <a:stretch>
                       <a:fillRect/>
                     </a:stretch>
@@ -18513,7 +18319,7 @@
                     </pic:cNvPicPr>
                   </pic:nvPicPr>
                   <pic:blipFill>
-                    <a:blip r:embed="rId34"/>
+                    <a:blip r:embed="rId33"/>
                     <a:stretch>
                       <a:fillRect/>
                     </a:stretch>
@@ -18599,10 +18405,10 @@
           <w:szCs w:val="28"/>
         </w:rPr>
       </w:pPr>
-      <w:bookmarkStart w:id="148" w:name="_Toc134820397"/>
-      <w:bookmarkStart w:id="149" w:name="_Toc134820453"/>
-      <w:bookmarkStart w:id="150" w:name="_Toc27152"/>
-      <w:bookmarkStart w:id="151" w:name="_Toc134820651"/>
+      <w:bookmarkStart w:id="140" w:name="_Toc27152"/>
+      <w:bookmarkStart w:id="141" w:name="_Toc134820651"/>
+      <w:bookmarkStart w:id="142" w:name="_Toc134820397"/>
+      <w:bookmarkStart w:id="143" w:name="_Toc134820453"/>
       <w:r>
         <w:rPr>
           <w:rFonts w:hint="eastAsia"/>
@@ -18613,10 +18419,10 @@
         </w:rPr>
         <w:t>5.2 部门和角色管理的设计与实现</w:t>
       </w:r>
-      <w:bookmarkEnd w:id="148"/>
-      <w:bookmarkEnd w:id="149"/>
-      <w:bookmarkEnd w:id="150"/>
-      <w:bookmarkEnd w:id="151"/>
+      <w:bookmarkEnd w:id="140"/>
+      <w:bookmarkEnd w:id="141"/>
+      <w:bookmarkEnd w:id="142"/>
+      <w:bookmarkEnd w:id="143"/>
     </w:p>
     <w:p>
       <w:pPr>
@@ -18627,9 +18433,9 @@
           <w:szCs w:val="24"/>
         </w:rPr>
       </w:pPr>
-      <w:bookmarkStart w:id="152" w:name="_Toc134820398"/>
-      <w:bookmarkStart w:id="153" w:name="_Toc134820652"/>
-      <w:bookmarkStart w:id="154" w:name="_Toc134820454"/>
+      <w:bookmarkStart w:id="144" w:name="_Toc134820398"/>
+      <w:bookmarkStart w:id="145" w:name="_Toc134820652"/>
+      <w:bookmarkStart w:id="146" w:name="_Toc134820454"/>
       <w:r>
         <w:rPr>
           <w:rFonts w:hint="eastAsia"/>
@@ -18637,9 +18443,9 @@
         </w:rPr>
         <w:t>5.2.1部门和角色管理</w:t>
       </w:r>
-      <w:bookmarkEnd w:id="152"/>
-      <w:bookmarkEnd w:id="153"/>
-      <w:bookmarkEnd w:id="154"/>
+      <w:bookmarkEnd w:id="144"/>
+      <w:bookmarkEnd w:id="145"/>
+      <w:bookmarkEnd w:id="146"/>
     </w:p>
     <w:p>
       <w:pPr>
@@ -18697,7 +18503,7 @@
                     </pic:cNvPicPr>
                   </pic:nvPicPr>
                   <pic:blipFill>
-                    <a:blip r:embed="rId35"/>
+                    <a:blip r:embed="rId34"/>
                     <a:stretch>
                       <a:fillRect/>
                     </a:stretch>
@@ -18904,7 +18710,7 @@
                     </pic:cNvPicPr>
                   </pic:nvPicPr>
                   <pic:blipFill>
-                    <a:blip r:embed="rId36"/>
+                    <a:blip r:embed="rId35"/>
                     <a:stretch>
                       <a:fillRect/>
                     </a:stretch>
@@ -18994,7 +18800,7 @@
                     </pic:cNvPicPr>
                   </pic:nvPicPr>
                   <pic:blipFill>
-                    <a:blip r:embed="rId37"/>
+                    <a:blip r:embed="rId36"/>
                     <a:stretch>
                       <a:fillRect/>
                     </a:stretch>
@@ -19041,9 +18847,9 @@
           <w:szCs w:val="24"/>
         </w:rPr>
       </w:pPr>
-      <w:bookmarkStart w:id="155" w:name="_Toc134820399"/>
-      <w:bookmarkStart w:id="156" w:name="_Toc134820455"/>
-      <w:bookmarkStart w:id="157" w:name="_Toc134820653"/>
+      <w:bookmarkStart w:id="147" w:name="_Toc134820399"/>
+      <w:bookmarkStart w:id="148" w:name="_Toc134820455"/>
+      <w:bookmarkStart w:id="149" w:name="_Toc134820653"/>
       <w:r>
         <w:rPr>
           <w:rFonts w:hint="eastAsia"/>
@@ -19051,9 +18857,9 @@
         </w:rPr>
         <w:t>5.2.2角色的权限管理</w:t>
       </w:r>
-      <w:bookmarkEnd w:id="155"/>
-      <w:bookmarkEnd w:id="156"/>
-      <w:bookmarkEnd w:id="157"/>
+      <w:bookmarkEnd w:id="147"/>
+      <w:bookmarkEnd w:id="148"/>
+      <w:bookmarkEnd w:id="149"/>
     </w:p>
     <w:p>
       <w:pPr>
@@ -19101,7 +18907,7 @@
                     </pic:cNvPicPr>
                   </pic:nvPicPr>
                   <pic:blipFill>
-                    <a:blip r:embed="rId38"/>
+                    <a:blip r:embed="rId37"/>
                     <a:stretch>
                       <a:fillRect/>
                     </a:stretch>
@@ -19169,7 +18975,7 @@
                     </pic:cNvPicPr>
                   </pic:nvPicPr>
                   <pic:blipFill>
-                    <a:blip r:embed="rId39"/>
+                    <a:blip r:embed="rId38"/>
                     <a:stretch>
                       <a:fillRect/>
                     </a:stretch>
@@ -19479,10 +19285,10 @@
           <w:szCs w:val="28"/>
         </w:rPr>
       </w:pPr>
-      <w:bookmarkStart w:id="158" w:name="_Toc30392"/>
-      <w:bookmarkStart w:id="159" w:name="_Toc134820654"/>
-      <w:bookmarkStart w:id="160" w:name="_Toc134820400"/>
-      <w:bookmarkStart w:id="161" w:name="_Toc134820456"/>
+      <w:bookmarkStart w:id="150" w:name="_Toc30392"/>
+      <w:bookmarkStart w:id="151" w:name="_Toc134820654"/>
+      <w:bookmarkStart w:id="152" w:name="_Toc134820400"/>
+      <w:bookmarkStart w:id="153" w:name="_Toc134820456"/>
       <w:r>
         <w:rPr>
           <w:rFonts w:hint="eastAsia"/>
@@ -19493,10 +19299,10 @@
         </w:rPr>
         <w:t>5.3 项目和客户管理的设计与实现</w:t>
       </w:r>
-      <w:bookmarkEnd w:id="158"/>
-      <w:bookmarkEnd w:id="159"/>
-      <w:bookmarkEnd w:id="160"/>
-      <w:bookmarkEnd w:id="161"/>
+      <w:bookmarkEnd w:id="150"/>
+      <w:bookmarkEnd w:id="151"/>
+      <w:bookmarkEnd w:id="152"/>
+      <w:bookmarkEnd w:id="153"/>
     </w:p>
     <w:p>
       <w:pPr>
@@ -19735,7 +19541,7 @@
                     </pic:cNvPicPr>
                   </pic:nvPicPr>
                   <pic:blipFill>
-                    <a:blip r:embed="rId40"/>
+                    <a:blip r:embed="rId39"/>
                     <a:stretch>
                       <a:fillRect/>
                     </a:stretch>
@@ -19813,7 +19619,7 @@
                     </pic:cNvPicPr>
                   </pic:nvPicPr>
                   <pic:blipFill>
-                    <a:blip r:embed="rId41"/>
+                    <a:blip r:embed="rId40"/>
                     <a:stretch>
                       <a:fillRect/>
                     </a:stretch>
@@ -19963,7 +19769,7 @@
                     </pic:cNvPicPr>
                   </pic:nvPicPr>
                   <pic:blipFill>
-                    <a:blip r:embed="rId42"/>
+                    <a:blip r:embed="rId41"/>
                     <a:stretch>
                       <a:fillRect/>
                     </a:stretch>
@@ -20042,7 +19848,7 @@
                     </pic:cNvPicPr>
                   </pic:nvPicPr>
                   <pic:blipFill>
-                    <a:blip r:embed="rId43"/>
+                    <a:blip r:embed="rId42"/>
                     <a:stretch>
                       <a:fillRect/>
                     </a:stretch>
@@ -20098,10 +19904,10 @@
           <w:szCs w:val="28"/>
         </w:rPr>
       </w:pPr>
-      <w:bookmarkStart w:id="162" w:name="_Toc134820401"/>
-      <w:bookmarkStart w:id="163" w:name="_Toc571"/>
-      <w:bookmarkStart w:id="164" w:name="_Toc134820457"/>
-      <w:bookmarkStart w:id="165" w:name="_Toc134820655"/>
+      <w:bookmarkStart w:id="154" w:name="_Toc134820655"/>
+      <w:bookmarkStart w:id="155" w:name="_Toc571"/>
+      <w:bookmarkStart w:id="156" w:name="_Toc134820401"/>
+      <w:bookmarkStart w:id="157" w:name="_Toc134820457"/>
       <w:r>
         <w:rPr>
           <w:rFonts w:hint="eastAsia"/>
@@ -20112,10 +19918,10 @@
         </w:rPr>
         <w:t>5.4 流程管理的设计与实现</w:t>
       </w:r>
-      <w:bookmarkEnd w:id="162"/>
-      <w:bookmarkEnd w:id="163"/>
-      <w:bookmarkEnd w:id="164"/>
-      <w:bookmarkEnd w:id="165"/>
+      <w:bookmarkEnd w:id="154"/>
+      <w:bookmarkEnd w:id="155"/>
+      <w:bookmarkEnd w:id="156"/>
+      <w:bookmarkEnd w:id="157"/>
     </w:p>
     <w:p>
       <w:pPr>
@@ -20126,9 +19932,9 @@
           <w:szCs w:val="24"/>
         </w:rPr>
       </w:pPr>
-      <w:bookmarkStart w:id="166" w:name="_Toc134820458"/>
-      <w:bookmarkStart w:id="167" w:name="_Toc134820402"/>
-      <w:bookmarkStart w:id="168" w:name="_Toc134820656"/>
+      <w:bookmarkStart w:id="158" w:name="_Toc134820656"/>
+      <w:bookmarkStart w:id="159" w:name="_Toc134820402"/>
+      <w:bookmarkStart w:id="160" w:name="_Toc134820458"/>
       <w:r>
         <w:rPr>
           <w:rFonts w:hint="eastAsia"/>
@@ -20136,9 +19942,9 @@
         </w:rPr>
         <w:t>5.4.1流程设计</w:t>
       </w:r>
-      <w:bookmarkEnd w:id="166"/>
-      <w:bookmarkEnd w:id="167"/>
-      <w:bookmarkEnd w:id="168"/>
+      <w:bookmarkEnd w:id="158"/>
+      <w:bookmarkEnd w:id="159"/>
+      <w:bookmarkEnd w:id="160"/>
     </w:p>
     <w:p>
       <w:pPr>
@@ -20251,7 +20057,7 @@
                     </pic:cNvPicPr>
                   </pic:nvPicPr>
                   <pic:blipFill>
-                    <a:blip r:embed="rId44"/>
+                    <a:blip r:embed="rId43"/>
                     <a:srcRect b="20421"/>
                     <a:stretch>
                       <a:fillRect/>
@@ -20406,7 +20212,7 @@
                     </pic:cNvPicPr>
                   </pic:nvPicPr>
                   <pic:blipFill>
-                    <a:blip r:embed="rId45"/>
+                    <a:blip r:embed="rId44"/>
                     <a:srcRect b="25943"/>
                     <a:stretch>
                       <a:fillRect/>
@@ -20546,7 +20352,7 @@
                     </pic:cNvPicPr>
                   </pic:nvPicPr>
                   <pic:blipFill>
-                    <a:blip r:embed="rId46"/>
+                    <a:blip r:embed="rId45"/>
                     <a:stretch>
                       <a:fillRect/>
                     </a:stretch>
@@ -20673,7 +20479,7 @@
                     </pic:cNvPicPr>
                   </pic:nvPicPr>
                   <pic:blipFill>
-                    <a:blip r:embed="rId47"/>
+                    <a:blip r:embed="rId46"/>
                     <a:stretch>
                       <a:fillRect/>
                     </a:stretch>
@@ -20758,9 +20564,9 @@
           <w:szCs w:val="24"/>
         </w:rPr>
       </w:pPr>
-      <w:bookmarkStart w:id="169" w:name="_Toc134820657"/>
-      <w:bookmarkStart w:id="170" w:name="_Toc134820459"/>
-      <w:bookmarkStart w:id="171" w:name="_Toc134820403"/>
+      <w:bookmarkStart w:id="161" w:name="_Toc134820403"/>
+      <w:bookmarkStart w:id="162" w:name="_Toc134820657"/>
+      <w:bookmarkStart w:id="163" w:name="_Toc134820459"/>
       <w:r>
         <w:rPr>
           <w:rFonts w:hint="eastAsia"/>
@@ -20768,9 +20574,9 @@
         </w:rPr>
         <w:t>5.4.2流程发起与处理</w:t>
       </w:r>
-      <w:bookmarkEnd w:id="169"/>
-      <w:bookmarkEnd w:id="170"/>
-      <w:bookmarkEnd w:id="171"/>
+      <w:bookmarkEnd w:id="161"/>
+      <w:bookmarkEnd w:id="162"/>
+      <w:bookmarkEnd w:id="163"/>
     </w:p>
     <w:p>
       <w:pPr>
@@ -20883,7 +20689,7 @@
                     </pic:cNvPicPr>
                   </pic:nvPicPr>
                   <pic:blipFill>
-                    <a:blip r:embed="rId48"/>
+                    <a:blip r:embed="rId47"/>
                     <a:stretch>
                       <a:fillRect/>
                     </a:stretch>
@@ -20982,7 +20788,7 @@
                     </pic:cNvPicPr>
                   </pic:nvPicPr>
                   <pic:blipFill>
-                    <a:blip r:embed="rId49"/>
+                    <a:blip r:embed="rId48"/>
                     <a:stretch>
                       <a:fillRect/>
                     </a:stretch>
@@ -21030,9 +20836,9 @@
           <w:szCs w:val="24"/>
         </w:rPr>
       </w:pPr>
-      <w:bookmarkStart w:id="172" w:name="_Toc134820404"/>
-      <w:bookmarkStart w:id="173" w:name="_Toc134820658"/>
-      <w:bookmarkStart w:id="174" w:name="_Toc134820460"/>
+      <w:bookmarkStart w:id="164" w:name="_Toc134820404"/>
+      <w:bookmarkStart w:id="165" w:name="_Toc134820460"/>
+      <w:bookmarkStart w:id="166" w:name="_Toc134820658"/>
       <w:r>
         <w:rPr>
           <w:rFonts w:hint="eastAsia"/>
@@ -21040,9 +20846,9 @@
         </w:rPr>
         <w:t>5.4.3流程监控</w:t>
       </w:r>
-      <w:bookmarkEnd w:id="172"/>
-      <w:bookmarkEnd w:id="173"/>
-      <w:bookmarkEnd w:id="174"/>
+      <w:bookmarkEnd w:id="164"/>
+      <w:bookmarkEnd w:id="165"/>
+      <w:bookmarkEnd w:id="166"/>
     </w:p>
     <w:p>
       <w:pPr>
@@ -21112,7 +20918,7 @@
                     </pic:cNvPicPr>
                   </pic:nvPicPr>
                   <pic:blipFill>
-                    <a:blip r:embed="rId50"/>
+                    <a:blip r:embed="rId49"/>
                     <a:stretch>
                       <a:fillRect/>
                     </a:stretch>
@@ -21164,10 +20970,10 @@
           <w:bCs w:val="0"/>
         </w:rPr>
       </w:pPr>
-      <w:bookmarkStart w:id="175" w:name="_Toc134820659"/>
-      <w:bookmarkStart w:id="176" w:name="_Toc23855"/>
-      <w:bookmarkStart w:id="177" w:name="_Toc134820405"/>
-      <w:bookmarkStart w:id="178" w:name="_Toc134820461"/>
+      <w:bookmarkStart w:id="167" w:name="_Toc134820405"/>
+      <w:bookmarkStart w:id="168" w:name="_Toc134820659"/>
+      <w:bookmarkStart w:id="169" w:name="_Toc23855"/>
+      <w:bookmarkStart w:id="170" w:name="_Toc134820461"/>
       <w:r>
         <w:rPr>
           <w:rFonts w:hint="eastAsia" w:ascii="黑体" w:hAnsi="黑体"/>
@@ -21176,10 +20982,10 @@
         </w:rPr>
         <w:t>第六章 系统测试</w:t>
       </w:r>
-      <w:bookmarkEnd w:id="175"/>
-      <w:bookmarkEnd w:id="176"/>
-      <w:bookmarkEnd w:id="177"/>
-      <w:bookmarkEnd w:id="178"/>
+      <w:bookmarkEnd w:id="167"/>
+      <w:bookmarkEnd w:id="168"/>
+      <w:bookmarkEnd w:id="169"/>
+      <w:bookmarkEnd w:id="170"/>
     </w:p>
     <w:p>
       <w:pPr>
@@ -21193,10 +20999,10 @@
           <w:szCs w:val="28"/>
         </w:rPr>
       </w:pPr>
-      <w:bookmarkStart w:id="179" w:name="_Toc134820462"/>
-      <w:bookmarkStart w:id="180" w:name="_Toc134820406"/>
-      <w:bookmarkStart w:id="181" w:name="_Toc24075"/>
-      <w:bookmarkStart w:id="182" w:name="_Toc134820660"/>
+      <w:bookmarkStart w:id="171" w:name="_Toc24075"/>
+      <w:bookmarkStart w:id="172" w:name="_Toc134820406"/>
+      <w:bookmarkStart w:id="173" w:name="_Toc134820660"/>
+      <w:bookmarkStart w:id="174" w:name="_Toc134820462"/>
       <w:r>
         <w:rPr>
           <w:rFonts w:hint="eastAsia"/>
@@ -21207,10 +21013,10 @@
         </w:rPr>
         <w:t>6.1 功能测试</w:t>
       </w:r>
-      <w:bookmarkEnd w:id="179"/>
-      <w:bookmarkEnd w:id="180"/>
-      <w:bookmarkEnd w:id="181"/>
-      <w:bookmarkEnd w:id="182"/>
+      <w:bookmarkEnd w:id="171"/>
+      <w:bookmarkEnd w:id="172"/>
+      <w:bookmarkEnd w:id="173"/>
+      <w:bookmarkEnd w:id="174"/>
     </w:p>
     <w:p>
       <w:pPr>
@@ -21302,7 +21108,7 @@
           <w:szCs w:val="21"/>
         </w:rPr>
       </w:pPr>
-      <w:bookmarkStart w:id="183" w:name="_Toc18362"/>
+      <w:bookmarkStart w:id="175" w:name="_Toc18362"/>
       <w:r>
         <w:rPr>
           <w:rFonts w:hint="eastAsia" w:ascii="黑体" w:hAnsi="黑体" w:eastAsia="黑体" w:cs="黑体"/>
@@ -21311,7 +21117,7 @@
         </w:rPr>
         <w:t>表6-1 黑盒测试用例</w:t>
       </w:r>
-      <w:bookmarkEnd w:id="183"/>
+      <w:bookmarkEnd w:id="175"/>
     </w:p>
     <w:tbl>
       <w:tblPr>
@@ -21353,12 +21159,6 @@
             <w:insideH w:val="single" w:color="auto" w:sz="4" w:space="0"/>
             <w:insideV w:val="single" w:color="auto" w:sz="4" w:space="0"/>
           </w:tblBorders>
-          <w:tblCellMar>
-            <w:top w:w="0" w:type="dxa"/>
-            <w:left w:w="108" w:type="dxa"/>
-            <w:bottom w:w="0" w:type="dxa"/>
-            <w:right w:w="108" w:type="dxa"/>
-          </w:tblCellMar>
         </w:tblPrEx>
         <w:trPr>
           <w:trHeight w:val="542" w:hRule="atLeast"/>
@@ -22726,10 +22526,10 @@
           <w:szCs w:val="28"/>
         </w:rPr>
       </w:pPr>
-      <w:bookmarkStart w:id="184" w:name="_Toc134820661"/>
-      <w:bookmarkStart w:id="185" w:name="_Toc8595"/>
-      <w:bookmarkStart w:id="186" w:name="_Toc134820463"/>
-      <w:bookmarkStart w:id="187" w:name="_Toc134820407"/>
+      <w:bookmarkStart w:id="176" w:name="_Toc134820407"/>
+      <w:bookmarkStart w:id="177" w:name="_Toc8595"/>
+      <w:bookmarkStart w:id="178" w:name="_Toc134820463"/>
+      <w:bookmarkStart w:id="179" w:name="_Toc134820661"/>
       <w:r>
         <w:rPr>
           <w:rFonts w:hint="eastAsia"/>
@@ -22740,10 +22540,10 @@
         </w:rPr>
         <w:t>6.2 性能测试</w:t>
       </w:r>
-      <w:bookmarkEnd w:id="184"/>
-      <w:bookmarkEnd w:id="185"/>
-      <w:bookmarkEnd w:id="186"/>
-      <w:bookmarkEnd w:id="187"/>
+      <w:bookmarkEnd w:id="176"/>
+      <w:bookmarkEnd w:id="177"/>
+      <w:bookmarkEnd w:id="178"/>
+      <w:bookmarkEnd w:id="179"/>
     </w:p>
     <w:p>
       <w:pPr>
@@ -22863,7 +22663,7 @@
                     </pic:cNvPicPr>
                   </pic:nvPicPr>
                   <pic:blipFill>
-                    <a:blip r:embed="rId51"/>
+                    <a:blip r:embed="rId50"/>
                     <a:stretch>
                       <a:fillRect/>
                     </a:stretch>
@@ -22936,7 +22736,7 @@
                     </pic:cNvPicPr>
                   </pic:nvPicPr>
                   <pic:blipFill>
-                    <a:blip r:embed="rId52"/>
+                    <a:blip r:embed="rId51"/>
                     <a:stretch>
                       <a:fillRect/>
                     </a:stretch>
@@ -23001,10 +22801,10 @@
           <w:bCs w:val="0"/>
         </w:rPr>
       </w:pPr>
-      <w:bookmarkStart w:id="188" w:name="_Toc134820464"/>
-      <w:bookmarkStart w:id="189" w:name="_Toc134820662"/>
-      <w:bookmarkStart w:id="190" w:name="_Toc31813"/>
-      <w:bookmarkStart w:id="191" w:name="_Toc134820408"/>
+      <w:bookmarkStart w:id="180" w:name="_Toc31813"/>
+      <w:bookmarkStart w:id="181" w:name="_Toc134820662"/>
+      <w:bookmarkStart w:id="182" w:name="_Toc134820408"/>
+      <w:bookmarkStart w:id="183" w:name="_Toc134820464"/>
       <w:r>
         <w:rPr>
           <w:rFonts w:hint="eastAsia" w:ascii="黑体" w:hAnsi="黑体"/>
@@ -23012,406 +22812,406 @@
           <w:bCs w:val="0"/>
         </w:rPr>
         <w:t>结束语</w:t>
+      </w:r>
+      <w:bookmarkEnd w:id="180"/>
+      <w:bookmarkEnd w:id="181"/>
+      <w:bookmarkEnd w:id="182"/>
+      <w:bookmarkEnd w:id="183"/>
+    </w:p>
+    <w:p>
+      <w:pPr>
+        <w:pStyle w:val="21"/>
+        <w:spacing w:beforeAutospacing="0" w:afterAutospacing="0"/>
+        <w:ind w:firstLine="480"/>
+      </w:pPr>
+      <w:r>
+        <w:rPr>
+          <w:rFonts w:hint="eastAsia"/>
+        </w:rPr>
+        <w:t>经过一段时间的努力，毕业论文的撰写终于是告一段落，</w:t>
+      </w:r>
+      <w:r>
+        <w:t>在本篇论文的</w:t>
+      </w:r>
+      <w:r>
+        <w:rPr>
+          <w:rFonts w:hint="eastAsia"/>
+        </w:rPr>
+        <w:t>撰写过程</w:t>
+      </w:r>
+      <w:r>
+        <w:t>中，</w:t>
+      </w:r>
+      <w:r>
+        <w:rPr>
+          <w:rFonts w:hint="eastAsia"/>
+        </w:rPr>
+        <w:t>我正就职于佳瑛科技有限公司，对于银行系统方面也有了一些了解，</w:t>
+      </w:r>
+      <w:r>
+        <w:t>通过深入学习和探索，</w:t>
+      </w:r>
+      <w:r>
+        <w:rPr>
+          <w:rFonts w:hint="eastAsia"/>
+        </w:rPr>
+        <w:t>对我自身的编程能力也有了一些改善和突破，不再局限于往日简单需求下的个人小项目，有了团队意识，体会到了合作开发的乐趣与艰辛。</w:t>
+      </w:r>
+    </w:p>
+    <w:p>
+      <w:pPr>
+        <w:pStyle w:val="21"/>
+        <w:spacing w:beforeAutospacing="0" w:afterAutospacing="0"/>
+        <w:ind w:firstLine="480"/>
+      </w:pPr>
+      <w:r>
+        <w:rPr>
+          <w:rFonts w:hint="eastAsia"/>
+        </w:rPr>
+        <w:t>在工作之余撰写论文总是断断续续的，由于工作安排我正好赶上疫情放开前夕到武汉出差，每日包括核酸检查在内的事情耗费了大量闲暇，加班之余很少有时间可以静下心来撰写论文，再加上一些私人琐事的影响，所以也脱了相对较长的一段时间，在此致歉。</w:t>
+      </w:r>
+    </w:p>
+    <w:p>
+      <w:pPr>
+        <w:ind w:firstLine="480"/>
+        <w:rPr>
+          <w:kern w:val="0"/>
+          <w:lang w:bidi="ar"/>
+        </w:rPr>
+      </w:pPr>
+      <w:r>
+        <w:rPr>
+          <w:rFonts w:hint="eastAsia"/>
+        </w:rPr>
+        <w:t>本系统所采用的jeecgboot流程化开发框架便是公司项目所使用的框架，我也是花了相当长一段时间去熟悉这个框架以及在此基础上开发流程代码，由于在学校期间从未</w:t>
+      </w:r>
+      <w:r>
+        <w:rPr>
+          <w:rFonts w:hint="eastAsia"/>
+          <w:kern w:val="0"/>
+          <w:lang w:bidi="ar"/>
+        </w:rPr>
+        <w:t>接触过这种流程化开发，这对于我来说是一种新奇的体验。</w:t>
+      </w:r>
+    </w:p>
+    <w:p>
+      <w:pPr>
+        <w:ind w:firstLine="480"/>
+        <w:rPr>
+          <w:kern w:val="0"/>
+          <w:lang w:bidi="ar"/>
+        </w:rPr>
+      </w:pPr>
+      <w:r>
+        <w:rPr>
+          <w:rFonts w:hint="eastAsia"/>
+          <w:kern w:val="0"/>
+          <w:lang w:bidi="ar"/>
+        </w:rPr>
+        <w:t>但很可惜，由于平时开发大多只面相业务需求，我对于此代码的原生代码实现逻辑还是知之甚少，希望在往后的学习过程中能够加以深入了解。</w:t>
+      </w:r>
+    </w:p>
+    <w:p>
+      <w:pPr>
+        <w:ind w:firstLine="480"/>
+        <w:rPr>
+          <w:kern w:val="0"/>
+          <w:lang w:bidi="ar"/>
+        </w:rPr>
+      </w:pPr>
+      <w:r>
+        <w:rPr>
+          <w:rFonts w:hint="eastAsia"/>
+          <w:kern w:val="0"/>
+          <w:lang w:bidi="ar"/>
+        </w:rPr>
+        <w:t>通过本次研究，我也深刻理解到学习和实践相结合的重要意义。纸上得来终觉浅，绝知此事要躬行，无论在学校学习了多少知识，真正在企业化开发的生产实践中想要将之落实却并非是一件容易之事。</w:t>
+      </w:r>
+    </w:p>
+    <w:p>
+      <w:pPr>
+        <w:ind w:firstLine="480"/>
+      </w:pPr>
+      <w:r>
+        <w:rPr>
+          <w:rFonts w:hint="eastAsia"/>
+          <w:kern w:val="0"/>
+          <w:lang w:bidi="ar"/>
+        </w:rPr>
+        <w:t>虽然毕业论文的撰写告一段落，我也</w:t>
+      </w:r>
+      <w:r>
+        <w:rPr>
+          <w:rFonts w:hint="eastAsia"/>
+        </w:rPr>
+        <w:t>将离开这个曾经承载我喜怒哀乐的校园，但是我知道，这只是往后人生道路上的一个新起点。未来的路还很长，我将继续努力学习和探索，为实现自己的梦想和目标不懈奋斗，为社会的发展和进步做出自己的贡献。</w:t>
+      </w:r>
+      <w:r>
+        <w:rPr>
+          <w:rFonts w:hint="eastAsia"/>
+        </w:rPr>
+        <w:br w:type="page"/>
+      </w:r>
+    </w:p>
+    <w:p>
+      <w:pPr>
+        <w:pStyle w:val="2"/>
+        <w:spacing w:before="156" w:beforeLines="50" w:after="156" w:afterLines="50" w:line="240" w:lineRule="auto"/>
+        <w:ind w:firstLine="600"/>
+        <w:rPr>
+          <w:rFonts w:ascii="黑体" w:hAnsi="黑体"/>
+          <w:b w:val="0"/>
+          <w:bCs w:val="0"/>
+        </w:rPr>
+      </w:pPr>
+      <w:bookmarkStart w:id="184" w:name="_Toc134820465"/>
+      <w:bookmarkStart w:id="185" w:name="_Toc134820409"/>
+      <w:bookmarkStart w:id="186" w:name="_Toc134820663"/>
+      <w:bookmarkStart w:id="187" w:name="_Toc27818"/>
+      <w:r>
+        <w:rPr>
+          <w:rFonts w:hint="eastAsia" w:ascii="黑体" w:hAnsi="黑体"/>
+          <w:b w:val="0"/>
+          <w:bCs w:val="0"/>
+        </w:rPr>
+        <w:t>参考文献</w:t>
+      </w:r>
+      <w:bookmarkEnd w:id="184"/>
+      <w:bookmarkEnd w:id="185"/>
+      <w:bookmarkEnd w:id="186"/>
+      <w:bookmarkEnd w:id="187"/>
+    </w:p>
+    <w:p>
+      <w:pPr>
+        <w:ind w:firstLine="0" w:firstLineChars="0"/>
+        <w:jc w:val="left"/>
+        <w:rPr>
+          <w:rFonts w:ascii="宋体" w:hAnsi="宋体" w:cs="宋体"/>
+        </w:rPr>
+      </w:pPr>
+      <w:r>
+        <w:rPr>
+          <w:rFonts w:hint="eastAsia" w:ascii="宋体" w:hAnsi="宋体" w:cs="宋体"/>
+        </w:rPr>
+        <w:t>[1]俞婷婷. 银行业务数字化转型路径及效果分析[D].河北金融学院,2022.DOI:10.27837/d.cnki.ghbjr.2022.000080.</w:t>
+      </w:r>
+    </w:p>
+    <w:p>
+      <w:pPr>
+        <w:ind w:firstLine="0" w:firstLineChars="0"/>
+        <w:jc w:val="left"/>
+        <w:rPr>
+          <w:rFonts w:ascii="宋体" w:hAnsi="宋体" w:cs="宋体"/>
+        </w:rPr>
+      </w:pPr>
+      <w:r>
+        <w:rPr>
+          <w:rFonts w:hint="eastAsia" w:ascii="宋体" w:hAnsi="宋体" w:cs="宋体"/>
+        </w:rPr>
+        <w:t>[2]周昱翱. 基于微服务架构的银行业务批处理系统的设计与实现[D].西安电子科技大学,2021.DOI:10.27389/d.cnki.gxadu.2021.001771.</w:t>
+      </w:r>
+    </w:p>
+    <w:p>
+      <w:pPr>
+        <w:ind w:firstLine="0" w:firstLineChars="0"/>
+        <w:jc w:val="left"/>
+        <w:rPr>
+          <w:rFonts w:ascii="宋体" w:hAnsi="宋体" w:cs="宋体"/>
+        </w:rPr>
+      </w:pPr>
+      <w:r>
+        <w:rPr>
+          <w:rFonts w:hint="eastAsia" w:ascii="宋体" w:hAnsi="宋体" w:cs="宋体"/>
+        </w:rPr>
+        <w:t>[3]朱泽宇. 电子银行业务管理系统的设计与实现[D].大连理工大学,2019.DOI:10.26991/d.cnki.gdllu.2019.004044.</w:t>
+      </w:r>
+    </w:p>
+    <w:p>
+      <w:pPr>
+        <w:ind w:firstLine="0" w:firstLineChars="0"/>
+        <w:jc w:val="left"/>
+        <w:rPr>
+          <w:rFonts w:ascii="宋体" w:hAnsi="宋体" w:cs="宋体"/>
+        </w:rPr>
+      </w:pPr>
+      <w:r>
+        <w:rPr>
+          <w:rFonts w:hint="eastAsia" w:ascii="宋体" w:hAnsi="宋体" w:cs="宋体"/>
+        </w:rPr>
+        <w:t>[4]郑毅,李明江,闫宾. 基于J2EE代码生成器的软件开发框架的研究及应用[C]//.中国计算机用户协会网络应用分会2017年第二十一届网络新技术与应用年会论文集.,2017:218-221.</w:t>
+      </w:r>
+    </w:p>
+    <w:p>
+      <w:pPr>
+        <w:ind w:firstLine="0" w:firstLineChars="0"/>
+        <w:jc w:val="left"/>
+        <w:rPr>
+          <w:rFonts w:ascii="宋体" w:hAnsi="宋体" w:cs="宋体"/>
+        </w:rPr>
+      </w:pPr>
+      <w:r>
+        <w:rPr>
+          <w:rFonts w:hint="eastAsia" w:ascii="宋体" w:hAnsi="宋体" w:cs="宋体"/>
+        </w:rPr>
+        <w:t>[5]陈蓉蓉.中小银行金融市场业务之数字化转型路径探索[J].中国货币市场,2022(11):6-11.</w:t>
+      </w:r>
+    </w:p>
+    <w:p>
+      <w:pPr>
+        <w:ind w:firstLine="0" w:firstLineChars="0"/>
+        <w:jc w:val="left"/>
+        <w:rPr>
+          <w:rFonts w:ascii="宋体" w:hAnsi="宋体" w:cs="宋体"/>
+        </w:rPr>
+      </w:pPr>
+      <w:r>
+        <w:rPr>
+          <w:rFonts w:hint="eastAsia" w:ascii="宋体" w:hAnsi="宋体" w:cs="宋体"/>
+        </w:rPr>
+        <w:t>[6]王文志. 霍学文：以数字化赋能现代金融[N]. 经济参考报,2022-11-25(008).</w:t>
+      </w:r>
+    </w:p>
+    <w:p>
+      <w:pPr>
+        <w:ind w:firstLine="0" w:firstLineChars="0"/>
+        <w:jc w:val="left"/>
+        <w:rPr>
+          <w:rFonts w:ascii="宋体" w:hAnsi="宋体" w:cs="宋体"/>
+        </w:rPr>
+      </w:pPr>
+      <w:r>
+        <w:rPr>
+          <w:rFonts w:hint="eastAsia" w:ascii="宋体" w:hAnsi="宋体" w:cs="宋体"/>
+        </w:rPr>
+        <w:t>[7]赵萌. 数字化转型已成为银行服务实体经济重要抓手[N]. 金融时报,2022-11-07(007).DOI:10.28460/n.cnki.njrsb.2022.006263.</w:t>
+      </w:r>
+    </w:p>
+    <w:p>
+      <w:pPr>
+        <w:ind w:firstLine="0" w:firstLineChars="0"/>
+        <w:jc w:val="left"/>
+        <w:rPr>
+          <w:rFonts w:ascii="宋体" w:hAnsi="宋体" w:cs="宋体"/>
+        </w:rPr>
+      </w:pPr>
+      <w:r>
+        <w:rPr>
+          <w:rFonts w:hint="eastAsia" w:ascii="宋体" w:hAnsi="宋体" w:cs="宋体"/>
+        </w:rPr>
+        <w:t>[8]郭健.银行理财产品管理系统的设计[J].数字通信世界,2022(06):61-63.</w:t>
+      </w:r>
+    </w:p>
+    <w:p>
+      <w:pPr>
+        <w:ind w:firstLine="0" w:firstLineChars="0"/>
+        <w:jc w:val="left"/>
+        <w:rPr>
+          <w:rFonts w:ascii="宋体" w:hAnsi="宋体" w:cs="宋体"/>
+        </w:rPr>
+      </w:pPr>
+      <w:r>
+        <w:rPr>
+          <w:rFonts w:hint="eastAsia" w:ascii="宋体" w:hAnsi="宋体" w:cs="宋体"/>
+        </w:rPr>
+        <w:t>[9]闫佳佳 ,石丹.“后疫情时代”，银行数字化转型何去何从?[J].商学院,2022(07):55-57.</w:t>
+      </w:r>
+    </w:p>
+    <w:p>
+      <w:pPr>
+        <w:ind w:firstLine="0" w:firstLineChars="0"/>
+        <w:jc w:val="left"/>
+        <w:rPr>
+          <w:rFonts w:ascii="宋体" w:hAnsi="宋体" w:cs="宋体"/>
+        </w:rPr>
+      </w:pPr>
+      <w:r>
+        <w:rPr>
+          <w:rFonts w:hint="eastAsia" w:ascii="宋体" w:hAnsi="宋体" w:cs="宋体"/>
+        </w:rPr>
+        <w:t>[10]赵东,王铮.一种基于大数据技术的银行智能运维系统设计[J].软件,2022,43(07):1-3+52.</w:t>
+      </w:r>
+    </w:p>
+    <w:p>
+      <w:pPr>
+        <w:ind w:firstLine="0" w:firstLineChars="0"/>
+        <w:jc w:val="left"/>
+        <w:rPr>
+          <w:rFonts w:ascii="宋体" w:hAnsi="宋体" w:cs="宋体"/>
+        </w:rPr>
+      </w:pPr>
+      <w:r>
+        <w:rPr>
+          <w:rFonts w:hint="eastAsia" w:ascii="宋体" w:hAnsi="宋体" w:cs="宋体"/>
+        </w:rPr>
+        <w:t>[11]Psannis Konstantinos,Mehla Rajan,Mamta. Multi-Authority Fine-Grained Data Sharing and Search Scheme for Cloud Banking Systems[J]. International Journal of Software Science and Computational Intelligence (IJSSCI),2022,14(1).</w:t>
+      </w:r>
+    </w:p>
+    <w:p>
+      <w:pPr>
+        <w:ind w:firstLine="0" w:firstLineChars="0"/>
+        <w:jc w:val="left"/>
+        <w:rPr>
+          <w:rFonts w:ascii="宋体" w:hAnsi="宋体" w:cs="宋体"/>
+        </w:rPr>
+      </w:pPr>
+      <w:r>
+        <w:rPr>
+          <w:rFonts w:hint="eastAsia" w:ascii="宋体" w:hAnsi="宋体" w:cs="宋体"/>
+        </w:rPr>
+        <w:t>[12]Banga Lavanya,Pillai Samaya. Impact of Behavioural Biometrics on Mobile Banking System[J]. Journal of Physics: Conference Series,2021,1964(6).</w:t>
+      </w:r>
+      <w:r>
+        <w:rPr>
+          <w:rFonts w:hint="eastAsia" w:ascii="宋体" w:hAnsi="宋体" w:cs="宋体"/>
+        </w:rPr>
+        <w:br w:type="page"/>
+      </w:r>
+    </w:p>
+    <w:p>
+      <w:pPr>
+        <w:ind w:firstLine="0" w:firstLineChars="0"/>
+        <w:jc w:val="left"/>
+      </w:pPr>
+    </w:p>
+    <w:p>
+      <w:pPr>
+        <w:adjustRightInd w:val="0"/>
+        <w:snapToGrid w:val="0"/>
+        <w:spacing w:before="50" w:after="20"/>
+        <w:ind w:firstLine="480"/>
+        <w:rPr>
+          <w:rFonts w:ascii="宋体" w:hAnsi="宋体"/>
+          <w:color w:val="0000FF"/>
+        </w:rPr>
+      </w:pPr>
+    </w:p>
+    <w:p>
+      <w:pPr>
+        <w:pStyle w:val="2"/>
+        <w:spacing w:before="156" w:beforeLines="50" w:after="156" w:afterLines="50" w:line="240" w:lineRule="auto"/>
+        <w:ind w:firstLine="600"/>
+        <w:rPr>
+          <w:rFonts w:ascii="黑体" w:hAnsi="黑体"/>
+          <w:b w:val="0"/>
+          <w:bCs w:val="0"/>
+        </w:rPr>
+      </w:pPr>
+      <w:bookmarkStart w:id="188" w:name="_Toc134820466"/>
+      <w:bookmarkStart w:id="189" w:name="_Toc134820664"/>
+      <w:bookmarkStart w:id="190" w:name="_Toc11900"/>
+      <w:bookmarkStart w:id="191" w:name="_Toc134820410"/>
+      <w:r>
+        <w:rPr>
+          <w:rFonts w:hint="eastAsia" w:ascii="黑体" w:hAnsi="黑体"/>
+          <w:b w:val="0"/>
+          <w:bCs w:val="0"/>
+        </w:rPr>
+        <w:t>致谢</w:t>
       </w:r>
       <w:bookmarkEnd w:id="188"/>
       <w:bookmarkEnd w:id="189"/>
       <w:bookmarkEnd w:id="190"/>
       <w:bookmarkEnd w:id="191"/>
-    </w:p>
-    <w:p>
-      <w:pPr>
-        <w:pStyle w:val="21"/>
-        <w:spacing w:beforeAutospacing="0" w:afterAutospacing="0"/>
-        <w:ind w:firstLine="480"/>
-      </w:pPr>
-      <w:r>
-        <w:rPr>
-          <w:rFonts w:hint="eastAsia"/>
-        </w:rPr>
-        <w:t>经过一段时间的努力，毕业论文的撰写终于是告一段落，</w:t>
-      </w:r>
-      <w:r>
-        <w:t>在本篇论文的</w:t>
-      </w:r>
-      <w:r>
-        <w:rPr>
-          <w:rFonts w:hint="eastAsia"/>
-        </w:rPr>
-        <w:t>撰写过程</w:t>
-      </w:r>
-      <w:r>
-        <w:t>中，</w:t>
-      </w:r>
-      <w:r>
-        <w:rPr>
-          <w:rFonts w:hint="eastAsia"/>
-        </w:rPr>
-        <w:t>我正就职于佳瑛科技有限公司，对于银行系统方面也有了一些了解，</w:t>
-      </w:r>
-      <w:r>
-        <w:t>通过深入学习和探索，</w:t>
-      </w:r>
-      <w:r>
-        <w:rPr>
-          <w:rFonts w:hint="eastAsia"/>
-        </w:rPr>
-        <w:t>对我自身的编程能力也有了一些改善和突破，不再局限于往日简单需求下的个人小项目，有了团队意识，体会到了合作开发的乐趣与艰辛。</w:t>
-      </w:r>
-    </w:p>
-    <w:p>
-      <w:pPr>
-        <w:pStyle w:val="21"/>
-        <w:spacing w:beforeAutospacing="0" w:afterAutospacing="0"/>
-        <w:ind w:firstLine="480"/>
-      </w:pPr>
-      <w:r>
-        <w:rPr>
-          <w:rFonts w:hint="eastAsia"/>
-        </w:rPr>
-        <w:t>在工作之余撰写论文总是断断续续的，由于工作安排我正好赶上疫情放开前夕到武汉出差，每日包括核酸检查在内的事情耗费了大量闲暇，加班之余很少有时间可以静下心来撰写论文，再加上一些私人琐事的影响，所以也脱了相对较长的一段时间，在此致歉。</w:t>
-      </w:r>
-    </w:p>
-    <w:p>
-      <w:pPr>
-        <w:ind w:firstLine="480"/>
-        <w:rPr>
-          <w:kern w:val="0"/>
-          <w:lang w:bidi="ar"/>
-        </w:rPr>
-      </w:pPr>
-      <w:r>
-        <w:rPr>
-          <w:rFonts w:hint="eastAsia"/>
-        </w:rPr>
-        <w:t>本系统所采用的jeecgboot流程化开发框架便是公司项目所使用的框架，我也是花了相当长一段时间去熟悉这个框架以及在此基础上开发流程代码，由于在学校期间从未</w:t>
-      </w:r>
-      <w:r>
-        <w:rPr>
-          <w:rFonts w:hint="eastAsia"/>
-          <w:kern w:val="0"/>
-          <w:lang w:bidi="ar"/>
-        </w:rPr>
-        <w:t>接触过这种流程化开发，这对于我来说是一种新奇的体验。</w:t>
-      </w:r>
-    </w:p>
-    <w:p>
-      <w:pPr>
-        <w:ind w:firstLine="480"/>
-        <w:rPr>
-          <w:kern w:val="0"/>
-          <w:lang w:bidi="ar"/>
-        </w:rPr>
-      </w:pPr>
-      <w:r>
-        <w:rPr>
-          <w:rFonts w:hint="eastAsia"/>
-          <w:kern w:val="0"/>
-          <w:lang w:bidi="ar"/>
-        </w:rPr>
-        <w:t>但很可惜，由于平时开发大多只面相业务需求，我对于此代码的原生代码实现逻辑还是知之甚少，希望在往后的学习过程中能够加以深入了解。</w:t>
-      </w:r>
-    </w:p>
-    <w:p>
-      <w:pPr>
-        <w:ind w:firstLine="480"/>
-        <w:rPr>
-          <w:kern w:val="0"/>
-          <w:lang w:bidi="ar"/>
-        </w:rPr>
-      </w:pPr>
-      <w:r>
-        <w:rPr>
-          <w:rFonts w:hint="eastAsia"/>
-          <w:kern w:val="0"/>
-          <w:lang w:bidi="ar"/>
-        </w:rPr>
-        <w:t>通过本次研究，我也深刻理解到学习和实践相结合的重要意义。纸上得来终觉浅，绝知此事要躬行，无论在学校学习了多少知识，真正在企业化开发的生产实践中想要将之落实却并非是一件容易之事。</w:t>
-      </w:r>
-    </w:p>
-    <w:p>
-      <w:pPr>
-        <w:ind w:firstLine="480"/>
-      </w:pPr>
-      <w:r>
-        <w:rPr>
-          <w:rFonts w:hint="eastAsia"/>
-          <w:kern w:val="0"/>
-          <w:lang w:bidi="ar"/>
-        </w:rPr>
-        <w:t>虽然毕业论文的撰写告一段落，我也</w:t>
-      </w:r>
-      <w:r>
-        <w:rPr>
-          <w:rFonts w:hint="eastAsia"/>
-        </w:rPr>
-        <w:t>将离开这个曾经承载我喜怒哀乐的校园，但是我知道，这只是往后人生道路上的一个新起点。未来的路还很长，我将继续努力学习和探索，为实现自己的梦想和目标不懈奋斗，为社会的发展和进步做出自己的贡献。</w:t>
-      </w:r>
-      <w:r>
-        <w:rPr>
-          <w:rFonts w:hint="eastAsia"/>
-        </w:rPr>
-        <w:br w:type="page"/>
-      </w:r>
-    </w:p>
-    <w:p>
-      <w:pPr>
-        <w:pStyle w:val="2"/>
-        <w:spacing w:before="156" w:beforeLines="50" w:after="156" w:afterLines="50" w:line="240" w:lineRule="auto"/>
-        <w:ind w:firstLine="600"/>
-        <w:rPr>
-          <w:rFonts w:ascii="黑体" w:hAnsi="黑体"/>
-          <w:b w:val="0"/>
-          <w:bCs w:val="0"/>
-        </w:rPr>
-      </w:pPr>
-      <w:bookmarkStart w:id="192" w:name="_Toc134820663"/>
-      <w:bookmarkStart w:id="193" w:name="_Toc27818"/>
-      <w:bookmarkStart w:id="194" w:name="_Toc134820409"/>
-      <w:bookmarkStart w:id="195" w:name="_Toc134820465"/>
-      <w:r>
-        <w:rPr>
-          <w:rFonts w:hint="eastAsia" w:ascii="黑体" w:hAnsi="黑体"/>
-          <w:b w:val="0"/>
-          <w:bCs w:val="0"/>
-        </w:rPr>
-        <w:t>参考文献</w:t>
-      </w:r>
-      <w:bookmarkEnd w:id="192"/>
-      <w:bookmarkEnd w:id="193"/>
-      <w:bookmarkEnd w:id="194"/>
-      <w:bookmarkEnd w:id="195"/>
-    </w:p>
-    <w:p>
-      <w:pPr>
-        <w:ind w:firstLine="0" w:firstLineChars="0"/>
-        <w:jc w:val="left"/>
-        <w:rPr>
-          <w:rFonts w:ascii="宋体" w:hAnsi="宋体" w:cs="宋体"/>
-        </w:rPr>
-      </w:pPr>
-      <w:r>
-        <w:rPr>
-          <w:rFonts w:hint="eastAsia" w:ascii="宋体" w:hAnsi="宋体" w:cs="宋体"/>
-        </w:rPr>
-        <w:t>[1]俞婷婷. 银行业务数字化转型路径及效果分析[D].河北金融学院,2022.DOI:10.27837/d.cnki.ghbjr.2022.000080.</w:t>
-      </w:r>
-    </w:p>
-    <w:p>
-      <w:pPr>
-        <w:ind w:firstLine="0" w:firstLineChars="0"/>
-        <w:jc w:val="left"/>
-        <w:rPr>
-          <w:rFonts w:ascii="宋体" w:hAnsi="宋体" w:cs="宋体"/>
-        </w:rPr>
-      </w:pPr>
-      <w:r>
-        <w:rPr>
-          <w:rFonts w:hint="eastAsia" w:ascii="宋体" w:hAnsi="宋体" w:cs="宋体"/>
-        </w:rPr>
-        <w:t>[2]周昱翱. 基于微服务架构的银行业务批处理系统的设计与实现[D].西安电子科技大学,2021.DOI:10.27389/d.cnki.gxadu.2021.001771.</w:t>
-      </w:r>
-    </w:p>
-    <w:p>
-      <w:pPr>
-        <w:ind w:firstLine="0" w:firstLineChars="0"/>
-        <w:jc w:val="left"/>
-        <w:rPr>
-          <w:rFonts w:ascii="宋体" w:hAnsi="宋体" w:cs="宋体"/>
-        </w:rPr>
-      </w:pPr>
-      <w:r>
-        <w:rPr>
-          <w:rFonts w:hint="eastAsia" w:ascii="宋体" w:hAnsi="宋体" w:cs="宋体"/>
-        </w:rPr>
-        <w:t>[3]朱泽宇. 电子银行业务管理系统的设计与实现[D].大连理工大学,2019.DOI:10.26991/d.cnki.gdllu.2019.004044.</w:t>
-      </w:r>
-    </w:p>
-    <w:p>
-      <w:pPr>
-        <w:ind w:firstLine="0" w:firstLineChars="0"/>
-        <w:jc w:val="left"/>
-        <w:rPr>
-          <w:rFonts w:ascii="宋体" w:hAnsi="宋体" w:cs="宋体"/>
-        </w:rPr>
-      </w:pPr>
-      <w:r>
-        <w:rPr>
-          <w:rFonts w:hint="eastAsia" w:ascii="宋体" w:hAnsi="宋体" w:cs="宋体"/>
-        </w:rPr>
-        <w:t>[4]郑毅,李明江,闫宾. 基于J2EE代码生成器的软件开发框架的研究及应用[C]//.中国计算机用户协会网络应用分会2017年第二十一届网络新技术与应用年会论文集.,2017:218-221.</w:t>
-      </w:r>
-    </w:p>
-    <w:p>
-      <w:pPr>
-        <w:ind w:firstLine="0" w:firstLineChars="0"/>
-        <w:jc w:val="left"/>
-        <w:rPr>
-          <w:rFonts w:ascii="宋体" w:hAnsi="宋体" w:cs="宋体"/>
-        </w:rPr>
-      </w:pPr>
-      <w:r>
-        <w:rPr>
-          <w:rFonts w:hint="eastAsia" w:ascii="宋体" w:hAnsi="宋体" w:cs="宋体"/>
-        </w:rPr>
-        <w:t>[5]陈蓉蓉.中小银行金融市场业务之数字化转型路径探索[J].中国货币市场,2022(11):6-11.</w:t>
-      </w:r>
-    </w:p>
-    <w:p>
-      <w:pPr>
-        <w:ind w:firstLine="0" w:firstLineChars="0"/>
-        <w:jc w:val="left"/>
-        <w:rPr>
-          <w:rFonts w:ascii="宋体" w:hAnsi="宋体" w:cs="宋体"/>
-        </w:rPr>
-      </w:pPr>
-      <w:r>
-        <w:rPr>
-          <w:rFonts w:hint="eastAsia" w:ascii="宋体" w:hAnsi="宋体" w:cs="宋体"/>
-        </w:rPr>
-        <w:t>[6]王文志. 霍学文：以数字化赋能现代金融[N]. 经济参考报,2022-11-25(008).</w:t>
-      </w:r>
-    </w:p>
-    <w:p>
-      <w:pPr>
-        <w:ind w:firstLine="0" w:firstLineChars="0"/>
-        <w:jc w:val="left"/>
-        <w:rPr>
-          <w:rFonts w:ascii="宋体" w:hAnsi="宋体" w:cs="宋体"/>
-        </w:rPr>
-      </w:pPr>
-      <w:r>
-        <w:rPr>
-          <w:rFonts w:hint="eastAsia" w:ascii="宋体" w:hAnsi="宋体" w:cs="宋体"/>
-        </w:rPr>
-        <w:t>[7]赵萌. 数字化转型已成为银行服务实体经济重要抓手[N]. 金融时报,2022-11-07(007).DOI:10.28460/n.cnki.njrsb.2022.006263.</w:t>
-      </w:r>
-    </w:p>
-    <w:p>
-      <w:pPr>
-        <w:ind w:firstLine="0" w:firstLineChars="0"/>
-        <w:jc w:val="left"/>
-        <w:rPr>
-          <w:rFonts w:ascii="宋体" w:hAnsi="宋体" w:cs="宋体"/>
-        </w:rPr>
-      </w:pPr>
-      <w:r>
-        <w:rPr>
-          <w:rFonts w:hint="eastAsia" w:ascii="宋体" w:hAnsi="宋体" w:cs="宋体"/>
-        </w:rPr>
-        <w:t>[8]郭健.银行理财产品管理系统的设计[J].数字通信世界,2022(06):61-63.</w:t>
-      </w:r>
-    </w:p>
-    <w:p>
-      <w:pPr>
-        <w:ind w:firstLine="0" w:firstLineChars="0"/>
-        <w:jc w:val="left"/>
-        <w:rPr>
-          <w:rFonts w:ascii="宋体" w:hAnsi="宋体" w:cs="宋体"/>
-        </w:rPr>
-      </w:pPr>
-      <w:r>
-        <w:rPr>
-          <w:rFonts w:hint="eastAsia" w:ascii="宋体" w:hAnsi="宋体" w:cs="宋体"/>
-        </w:rPr>
-        <w:t>[9]闫佳佳 ,石丹.“后疫情时代”，银行数字化转型何去何从?[J].商学院,2022(07):55-57.</w:t>
-      </w:r>
-    </w:p>
-    <w:p>
-      <w:pPr>
-        <w:ind w:firstLine="0" w:firstLineChars="0"/>
-        <w:jc w:val="left"/>
-        <w:rPr>
-          <w:rFonts w:ascii="宋体" w:hAnsi="宋体" w:cs="宋体"/>
-        </w:rPr>
-      </w:pPr>
-      <w:r>
-        <w:rPr>
-          <w:rFonts w:hint="eastAsia" w:ascii="宋体" w:hAnsi="宋体" w:cs="宋体"/>
-        </w:rPr>
-        <w:t>[10]赵东,王铮.一种基于大数据技术的银行智能运维系统设计[J].软件,2022,43(07):1-3+52.</w:t>
-      </w:r>
-    </w:p>
-    <w:p>
-      <w:pPr>
-        <w:ind w:firstLine="0" w:firstLineChars="0"/>
-        <w:jc w:val="left"/>
-        <w:rPr>
-          <w:rFonts w:ascii="宋体" w:hAnsi="宋体" w:cs="宋体"/>
-        </w:rPr>
-      </w:pPr>
-      <w:r>
-        <w:rPr>
-          <w:rFonts w:hint="eastAsia" w:ascii="宋体" w:hAnsi="宋体" w:cs="宋体"/>
-        </w:rPr>
-        <w:t>[11]Psannis Konstantinos,Mehla Rajan,Mamta. Multi-Authority Fine-Grained Data Sharing and Search Scheme for Cloud Banking Systems[J]. International Journal of Software Science and Computational Intelligence (IJSSCI),2022,14(1).</w:t>
-      </w:r>
-    </w:p>
-    <w:p>
-      <w:pPr>
-        <w:ind w:firstLine="0" w:firstLineChars="0"/>
-        <w:jc w:val="left"/>
-        <w:rPr>
-          <w:rFonts w:ascii="宋体" w:hAnsi="宋体" w:cs="宋体"/>
-        </w:rPr>
-      </w:pPr>
-      <w:r>
-        <w:rPr>
-          <w:rFonts w:hint="eastAsia" w:ascii="宋体" w:hAnsi="宋体" w:cs="宋体"/>
-        </w:rPr>
-        <w:t>[12]Banga Lavanya,Pillai Samaya. Impact of Behavioural Biometrics on Mobile Banking System[J]. Journal of Physics: Conference Series,2021,1964(6).</w:t>
-      </w:r>
-      <w:r>
-        <w:rPr>
-          <w:rFonts w:hint="eastAsia" w:ascii="宋体" w:hAnsi="宋体" w:cs="宋体"/>
-        </w:rPr>
-        <w:br w:type="page"/>
-      </w:r>
-    </w:p>
-    <w:p>
-      <w:pPr>
-        <w:ind w:firstLine="0" w:firstLineChars="0"/>
-        <w:jc w:val="left"/>
-      </w:pPr>
-    </w:p>
-    <w:p>
-      <w:pPr>
-        <w:adjustRightInd w:val="0"/>
-        <w:snapToGrid w:val="0"/>
-        <w:spacing w:before="50" w:after="20"/>
-        <w:ind w:firstLine="480"/>
-        <w:rPr>
-          <w:rFonts w:ascii="宋体" w:hAnsi="宋体"/>
-          <w:color w:val="0000FF"/>
-        </w:rPr>
-      </w:pPr>
-    </w:p>
-    <w:p>
-      <w:pPr>
-        <w:pStyle w:val="2"/>
-        <w:spacing w:before="156" w:beforeLines="50" w:after="156" w:afterLines="50" w:line="240" w:lineRule="auto"/>
-        <w:ind w:firstLine="600"/>
-        <w:rPr>
-          <w:rFonts w:ascii="黑体" w:hAnsi="黑体"/>
-          <w:b w:val="0"/>
-          <w:bCs w:val="0"/>
-        </w:rPr>
-      </w:pPr>
-      <w:bookmarkStart w:id="196" w:name="_Toc11900"/>
-      <w:bookmarkStart w:id="197" w:name="_Toc134820410"/>
-      <w:bookmarkStart w:id="198" w:name="_Toc134820466"/>
-      <w:bookmarkStart w:id="199" w:name="_Toc134820664"/>
-      <w:r>
-        <w:rPr>
-          <w:rFonts w:hint="eastAsia" w:ascii="黑体" w:hAnsi="黑体"/>
-          <w:b w:val="0"/>
-          <w:bCs w:val="0"/>
-        </w:rPr>
-        <w:t>致谢</w:t>
-      </w:r>
-      <w:bookmarkEnd w:id="196"/>
-      <w:bookmarkEnd w:id="197"/>
-      <w:bookmarkEnd w:id="198"/>
-      <w:bookmarkEnd w:id="199"/>
     </w:p>
     <w:p>
       <w:pPr>
@@ -24506,18 +24306,6 @@
       <w:lvlJc w:val="left"/>
     </w:lvl>
   </w:abstractNum>
-  <w:abstractNum w:abstractNumId="9">
-    <w:nsid w:val="713955DF"/>
-    <w:multiLevelType w:val="singleLevel"/>
-    <w:tmpl w:val="713955DF"/>
-    <w:lvl w:ilvl="0" w:tentative="0">
-      <w:start w:val="1"/>
-      <w:numFmt w:val="decimal"/>
-      <w:suff w:val="space"/>
-      <w:lvlText w:val="%1."/>
-      <w:lvlJc w:val="left"/>
-    </w:lvl>
-  </w:abstractNum>
   <w:num w:numId="1">
     <w:abstractNumId w:val="7"/>
   </w:num>
@@ -24540,12 +24328,9 @@
     <w:abstractNumId w:val="2"/>
   </w:num>
   <w:num w:numId="8">
-    <w:abstractNumId w:val="9"/>
+    <w:abstractNumId w:val="6"/>
   </w:num>
   <w:num w:numId="9">
-    <w:abstractNumId w:val="6"/>
-  </w:num>
-  <w:num w:numId="10">
     <w:abstractNumId w:val="3"/>
   </w:num>
 </w:numbering>
@@ -24627,7 +24412,7 @@
     <w:lsdException w:qFormat="1" w:unhideWhenUsed="0" w:uiPriority="0" w:semiHidden="0" w:name="Title"/>
     <w:lsdException w:unhideWhenUsed="0" w:uiPriority="0" w:semiHidden="0" w:name="Closing"/>
     <w:lsdException w:unhideWhenUsed="0" w:uiPriority="0" w:semiHidden="0" w:name="Signature"/>
-    <w:lsdException w:uiPriority="1" w:name="Default Paragraph Font"/>
+    <w:lsdException w:qFormat="1" w:uiPriority="1" w:name="Default Paragraph Font"/>
     <w:lsdException w:unhideWhenUsed="0" w:uiPriority="0" w:semiHidden="0" w:name="Body Text"/>
     <w:lsdException w:qFormat="1" w:unhideWhenUsed="0" w:uiPriority="0" w:semiHidden="0" w:name="Body Text Indent"/>
     <w:lsdException w:unhideWhenUsed="0" w:uiPriority="0" w:semiHidden="0" w:name="List Continue"/>
@@ -24916,6 +24701,7 @@
     <w:name w:val="Default Paragraph Font"/>
     <w:semiHidden/>
     <w:unhideWhenUsed/>
+    <w:qFormat/>
     <w:uiPriority w:val="1"/>
   </w:style>
   <w:style w:type="table" w:default="1" w:styleId="23">

--- a/毕业论文/毕业论文.docx
+++ b/毕业论文/毕业论文.docx
@@ -981,8 +981,8 @@
         </w:rPr>
         <w:t>目  录</w:t>
       </w:r>
-      <w:bookmarkStart w:id="2" w:name="_Toc4322"/>
-      <w:bookmarkStart w:id="3" w:name="_Toc19036"/>
+      <w:bookmarkStart w:id="2" w:name="_Toc19036"/>
+      <w:bookmarkStart w:id="3" w:name="_Toc4322"/>
     </w:p>
     <w:sdt>
       <w:sdtPr>
@@ -5864,10 +5864,10 @@
           <w:bCs w:val="0"/>
         </w:rPr>
       </w:pPr>
-      <w:bookmarkStart w:id="4" w:name="_Toc134820617"/>
-      <w:bookmarkStart w:id="5" w:name="_Toc31710"/>
-      <w:bookmarkStart w:id="6" w:name="_Toc134820362"/>
-      <w:bookmarkStart w:id="7" w:name="_Toc134820418"/>
+      <w:bookmarkStart w:id="4" w:name="_Toc31710"/>
+      <w:bookmarkStart w:id="5" w:name="_Toc134820362"/>
+      <w:bookmarkStart w:id="6" w:name="_Toc134820418"/>
+      <w:bookmarkStart w:id="7" w:name="_Toc134820617"/>
       <w:r>
         <w:rPr>
           <w:rFonts w:hint="eastAsia" w:ascii="黑体" w:hAnsi="黑体" w:eastAsia="黑体" w:cs="Arial"/>
@@ -6095,11 +6095,11 @@
           <w:color w:val="0000FF"/>
         </w:rPr>
       </w:pPr>
-      <w:bookmarkStart w:id="8" w:name="_Toc134820421"/>
-      <w:bookmarkStart w:id="9" w:name="_Toc134820365"/>
-      <w:bookmarkStart w:id="10" w:name="_Toc15736"/>
-      <w:bookmarkStart w:id="11" w:name="_Toc134820619"/>
-      <w:bookmarkStart w:id="12" w:name="_Toc5699_WPSOffice_Level1"/>
+      <w:bookmarkStart w:id="8" w:name="_Toc134820365"/>
+      <w:bookmarkStart w:id="9" w:name="_Toc134820421"/>
+      <w:bookmarkStart w:id="10" w:name="_Toc134820619"/>
+      <w:bookmarkStart w:id="11" w:name="_Toc5699_WPSOffice_Level1"/>
+      <w:bookmarkStart w:id="12" w:name="_Toc15736"/>
       <w:bookmarkStart w:id="13" w:name="_Toc23390"/>
       <w:bookmarkStart w:id="14" w:name="_Toc29792_WPSOffice_Level1"/>
       <w:r>
@@ -6138,12 +6138,12 @@
           <w:szCs w:val="28"/>
         </w:rPr>
       </w:pPr>
-      <w:bookmarkStart w:id="15" w:name="_Toc17094"/>
-      <w:bookmarkStart w:id="16" w:name="_Toc29746_WPSOffice_Level2"/>
-      <w:bookmarkStart w:id="17" w:name="_Toc17530"/>
-      <w:bookmarkStart w:id="18" w:name="_Toc134820366"/>
+      <w:bookmarkStart w:id="15" w:name="_Toc29746_WPSOffice_Level2"/>
+      <w:bookmarkStart w:id="16" w:name="_Toc17094"/>
+      <w:bookmarkStart w:id="17" w:name="_Toc134820620"/>
+      <w:bookmarkStart w:id="18" w:name="_Toc17530"/>
       <w:bookmarkStart w:id="19" w:name="_Toc134820422"/>
-      <w:bookmarkStart w:id="20" w:name="_Toc134820620"/>
+      <w:bookmarkStart w:id="20" w:name="_Toc134820366"/>
       <w:r>
         <w:rPr>
           <w:rFonts w:hint="eastAsia"/>
@@ -6225,10 +6225,10 @@
           <w:szCs w:val="28"/>
         </w:rPr>
       </w:pPr>
-      <w:bookmarkStart w:id="21" w:name="_Toc20911"/>
-      <w:bookmarkStart w:id="22" w:name="_Toc134820367"/>
-      <w:bookmarkStart w:id="23" w:name="_Toc134820621"/>
-      <w:bookmarkStart w:id="24" w:name="_Toc134820423"/>
+      <w:bookmarkStart w:id="21" w:name="_Toc134820367"/>
+      <w:bookmarkStart w:id="22" w:name="_Toc134820621"/>
+      <w:bookmarkStart w:id="23" w:name="_Toc134820423"/>
+      <w:bookmarkStart w:id="24" w:name="_Toc20911"/>
       <w:r>
         <w:rPr>
           <w:rFonts w:hint="eastAsia"/>
@@ -6253,9 +6253,9 @@
         </w:rPr>
       </w:pPr>
       <w:bookmarkStart w:id="25" w:name="_Toc134820622"/>
-      <w:bookmarkStart w:id="26" w:name="_Toc27490"/>
-      <w:bookmarkStart w:id="27" w:name="_Toc134820368"/>
-      <w:bookmarkStart w:id="28" w:name="_Toc134820424"/>
+      <w:bookmarkStart w:id="26" w:name="_Toc134820424"/>
+      <w:bookmarkStart w:id="27" w:name="_Toc27490"/>
+      <w:bookmarkStart w:id="28" w:name="_Toc134820368"/>
       <w:r>
         <w:rPr>
           <w:rFonts w:hint="eastAsia" w:ascii="宋体" w:hAnsi="宋体"/>
@@ -6339,8 +6339,8 @@
         </w:rPr>
       </w:pPr>
       <w:bookmarkStart w:id="29" w:name="_Toc134820369"/>
-      <w:bookmarkStart w:id="30" w:name="_Toc134820425"/>
-      <w:bookmarkStart w:id="31" w:name="_Toc134820623"/>
+      <w:bookmarkStart w:id="30" w:name="_Toc134820623"/>
+      <w:bookmarkStart w:id="31" w:name="_Toc134820425"/>
       <w:bookmarkStart w:id="32" w:name="_Toc18820"/>
       <w:r>
         <w:rPr>
@@ -6478,8 +6478,8 @@
           <w:lang w:val="en-US" w:eastAsia="zh-CN" w:bidi="ar-SA"/>
         </w:rPr>
       </w:pPr>
-      <w:bookmarkStart w:id="33" w:name="_Toc134820624"/>
-      <w:bookmarkStart w:id="34" w:name="_Toc134820370"/>
+      <w:bookmarkStart w:id="33" w:name="_Toc134820370"/>
+      <w:bookmarkStart w:id="34" w:name="_Toc134820624"/>
       <w:bookmarkStart w:id="35" w:name="_Toc134820426"/>
       <w:bookmarkStart w:id="36" w:name="_Toc8159"/>
       <w:r>
@@ -6677,9 +6677,9 @@
         </w:rPr>
       </w:pPr>
       <w:bookmarkStart w:id="37" w:name="_Toc134820625"/>
-      <w:bookmarkStart w:id="38" w:name="_Toc134820371"/>
-      <w:bookmarkStart w:id="39" w:name="_Toc13112"/>
-      <w:bookmarkStart w:id="40" w:name="_Toc134820427"/>
+      <w:bookmarkStart w:id="38" w:name="_Toc134820427"/>
+      <w:bookmarkStart w:id="39" w:name="_Toc134820371"/>
+      <w:bookmarkStart w:id="40" w:name="_Toc13112"/>
       <w:r>
         <w:rPr>
           <w:rFonts w:hint="eastAsia" w:ascii="黑体" w:hAnsi="黑体"/>
@@ -6709,8 +6709,8 @@
       <w:bookmarkStart w:id="42" w:name="_Toc134820428"/>
       <w:bookmarkStart w:id="43" w:name="_Toc15331"/>
       <w:bookmarkStart w:id="44" w:name="_Toc1064"/>
-      <w:bookmarkStart w:id="45" w:name="_Toc134820626"/>
-      <w:bookmarkStart w:id="46" w:name="_Toc134820372"/>
+      <w:bookmarkStart w:id="45" w:name="_Toc134820372"/>
+      <w:bookmarkStart w:id="46" w:name="_Toc134820626"/>
       <w:r>
         <w:rPr>
           <w:rFonts w:hint="eastAsia"/>
@@ -6807,12 +6807,12 @@
           <w:szCs w:val="28"/>
         </w:rPr>
       </w:pPr>
-      <w:bookmarkStart w:id="47" w:name="_Toc2363_WPSOffice_Level2"/>
-      <w:bookmarkStart w:id="48" w:name="_Toc2031"/>
-      <w:bookmarkStart w:id="49" w:name="_Toc134820373"/>
-      <w:bookmarkStart w:id="50" w:name="_Toc134820429"/>
-      <w:bookmarkStart w:id="51" w:name="_Toc7999"/>
-      <w:bookmarkStart w:id="52" w:name="_Toc134820627"/>
+      <w:bookmarkStart w:id="47" w:name="_Toc134820373"/>
+      <w:bookmarkStart w:id="48" w:name="_Toc2363_WPSOffice_Level2"/>
+      <w:bookmarkStart w:id="49" w:name="_Toc134820627"/>
+      <w:bookmarkStart w:id="50" w:name="_Toc7999"/>
+      <w:bookmarkStart w:id="51" w:name="_Toc2031"/>
+      <w:bookmarkStart w:id="52" w:name="_Toc134820429"/>
       <w:r>
         <w:rPr>
           <w:rFonts w:hint="eastAsia"/>
@@ -6933,12 +6933,12 @@
           <w:szCs w:val="28"/>
         </w:rPr>
       </w:pPr>
-      <w:bookmarkStart w:id="53" w:name="_Toc134820628"/>
-      <w:bookmarkStart w:id="54" w:name="_Toc10000"/>
-      <w:bookmarkStart w:id="55" w:name="_Toc26482_WPSOffice_Level2"/>
-      <w:bookmarkStart w:id="56" w:name="_Toc134820430"/>
-      <w:bookmarkStart w:id="57" w:name="_Toc134820374"/>
-      <w:bookmarkStart w:id="58" w:name="_Toc27641"/>
+      <w:bookmarkStart w:id="53" w:name="_Toc27641"/>
+      <w:bookmarkStart w:id="54" w:name="_Toc134820628"/>
+      <w:bookmarkStart w:id="55" w:name="_Toc10000"/>
+      <w:bookmarkStart w:id="56" w:name="_Toc134820374"/>
+      <w:bookmarkStart w:id="57" w:name="_Toc26482_WPSOffice_Level2"/>
+      <w:bookmarkStart w:id="58" w:name="_Toc134820430"/>
       <w:r>
         <w:rPr>
           <w:rFonts w:hint="eastAsia"/>
@@ -7066,11 +7066,11 @@
           <w:lang w:val="en-US" w:eastAsia="zh-CN" w:bidi="ar-SA"/>
         </w:rPr>
       </w:pPr>
-      <w:bookmarkStart w:id="59" w:name="_Toc134820375"/>
-      <w:bookmarkStart w:id="60" w:name="_Toc134820431"/>
-      <w:bookmarkStart w:id="61" w:name="_Toc7866"/>
-      <w:bookmarkStart w:id="62" w:name="_Toc134820629"/>
-      <w:bookmarkStart w:id="63" w:name="_Toc24465"/>
+      <w:bookmarkStart w:id="59" w:name="_Toc134820431"/>
+      <w:bookmarkStart w:id="60" w:name="_Toc134820629"/>
+      <w:bookmarkStart w:id="61" w:name="_Toc24465"/>
+      <w:bookmarkStart w:id="62" w:name="_Toc134820375"/>
+      <w:bookmarkStart w:id="63" w:name="_Toc7866"/>
       <w:r>
         <w:rPr>
           <w:rFonts w:hint="eastAsia" w:ascii="宋体" w:hAnsi="宋体" w:eastAsia="宋体" w:cs="Times New Roman"/>
@@ -7272,9 +7272,9 @@
         </w:rPr>
       </w:pPr>
       <w:bookmarkStart w:id="64" w:name="_Toc134820432"/>
-      <w:bookmarkStart w:id="65" w:name="_Toc134820376"/>
+      <w:bookmarkStart w:id="65" w:name="_Toc21843"/>
       <w:bookmarkStart w:id="66" w:name="_Toc134820630"/>
-      <w:bookmarkStart w:id="67" w:name="_Toc21843"/>
+      <w:bookmarkStart w:id="67" w:name="_Toc134820376"/>
       <w:r>
         <w:rPr>
           <w:rFonts w:hint="eastAsia" w:ascii="黑体" w:hAnsi="黑体"/>
@@ -7300,8 +7300,8 @@
           <w:szCs w:val="28"/>
         </w:rPr>
       </w:pPr>
-      <w:bookmarkStart w:id="68" w:name="_Toc134820433"/>
-      <w:bookmarkStart w:id="69" w:name="_Toc134820377"/>
+      <w:bookmarkStart w:id="68" w:name="_Toc134820377"/>
+      <w:bookmarkStart w:id="69" w:name="_Toc134820433"/>
       <w:bookmarkStart w:id="70" w:name="_Toc134820631"/>
       <w:bookmarkStart w:id="71" w:name="_Toc13164"/>
       <w:r>
@@ -7329,10 +7329,10 @@
         </w:rPr>
       </w:pPr>
       <w:bookmarkStart w:id="72" w:name="_Toc20908"/>
-      <w:bookmarkStart w:id="73" w:name="_Toc134820434"/>
-      <w:bookmarkStart w:id="74" w:name="_Toc3420_WPSOffice_Level3"/>
-      <w:bookmarkStart w:id="75" w:name="_Toc134820632"/>
-      <w:bookmarkStart w:id="76" w:name="_Toc134820378"/>
+      <w:bookmarkStart w:id="73" w:name="_Toc134820378"/>
+      <w:bookmarkStart w:id="74" w:name="_Toc134820632"/>
+      <w:bookmarkStart w:id="75" w:name="_Toc134820434"/>
+      <w:bookmarkStart w:id="76" w:name="_Toc3420_WPSOffice_Level3"/>
       <w:r>
         <w:rPr>
           <w:rFonts w:hint="eastAsia"/>
@@ -7376,11 +7376,11 @@
           <w:szCs w:val="24"/>
         </w:rPr>
       </w:pPr>
-      <w:bookmarkStart w:id="77" w:name="_Toc7108"/>
+      <w:bookmarkStart w:id="77" w:name="_Toc134820379"/>
       <w:bookmarkStart w:id="78" w:name="_Toc134820633"/>
-      <w:bookmarkStart w:id="79" w:name="_Toc134820379"/>
-      <w:bookmarkStart w:id="80" w:name="_Toc134820435"/>
-      <w:bookmarkStart w:id="81" w:name="_Toc17689_WPSOffice_Level3"/>
+      <w:bookmarkStart w:id="79" w:name="_Toc134820435"/>
+      <w:bookmarkStart w:id="80" w:name="_Toc17689_WPSOffice_Level3"/>
+      <w:bookmarkStart w:id="81" w:name="_Toc7108"/>
       <w:r>
         <w:rPr>
           <w:rFonts w:hint="eastAsia"/>
@@ -7421,11 +7421,11 @@
           <w:szCs w:val="24"/>
         </w:rPr>
       </w:pPr>
-      <w:bookmarkStart w:id="82" w:name="_Toc134820436"/>
-      <w:bookmarkStart w:id="83" w:name="_Toc134820634"/>
-      <w:bookmarkStart w:id="84" w:name="_Toc134820380"/>
-      <w:bookmarkStart w:id="85" w:name="_Toc24342_WPSOffice_Level3"/>
-      <w:bookmarkStart w:id="86" w:name="_Toc20627"/>
+      <w:bookmarkStart w:id="82" w:name="_Toc134820380"/>
+      <w:bookmarkStart w:id="83" w:name="_Toc134820436"/>
+      <w:bookmarkStart w:id="84" w:name="_Toc24342_WPSOffice_Level3"/>
+      <w:bookmarkStart w:id="85" w:name="_Toc20627"/>
+      <w:bookmarkStart w:id="86" w:name="_Toc134820634"/>
       <w:r>
         <w:rPr>
           <w:rFonts w:hint="eastAsia"/>
@@ -7470,11 +7470,11 @@
         </w:rPr>
       </w:pPr>
       <w:bookmarkStart w:id="87" w:name="_Toc18007"/>
-      <w:bookmarkStart w:id="88" w:name="_Toc134820437"/>
-      <w:bookmarkStart w:id="89" w:name="_Toc134820635"/>
+      <w:bookmarkStart w:id="88" w:name="_Toc17268"/>
+      <w:bookmarkStart w:id="89" w:name="_Toc23603_WPSOffice_Level2"/>
       <w:bookmarkStart w:id="90" w:name="_Toc134820381"/>
-      <w:bookmarkStart w:id="91" w:name="_Toc17268"/>
-      <w:bookmarkStart w:id="92" w:name="_Toc23603_WPSOffice_Level2"/>
+      <w:bookmarkStart w:id="91" w:name="_Toc134820437"/>
+      <w:bookmarkStart w:id="92" w:name="_Toc134820635"/>
       <w:r>
         <w:rPr>
           <w:rFonts w:hint="eastAsia"/>
@@ -7501,9 +7501,9 @@
           <w:szCs w:val="24"/>
         </w:rPr>
       </w:pPr>
-      <w:bookmarkStart w:id="93" w:name="_Toc134820382"/>
-      <w:bookmarkStart w:id="94" w:name="_Toc134820636"/>
-      <w:bookmarkStart w:id="95" w:name="_Toc134820438"/>
+      <w:bookmarkStart w:id="93" w:name="_Toc134820636"/>
+      <w:bookmarkStart w:id="94" w:name="_Toc134820438"/>
+      <w:bookmarkStart w:id="95" w:name="_Toc134820382"/>
       <w:r>
         <w:rPr>
           <w:rFonts w:hint="eastAsia"/>
@@ -7799,9 +7799,9 @@
           <w:szCs w:val="24"/>
         </w:rPr>
       </w:pPr>
-      <w:bookmarkStart w:id="99" w:name="_Toc134820440"/>
-      <w:bookmarkStart w:id="100" w:name="_Toc134820638"/>
-      <w:bookmarkStart w:id="101" w:name="_Toc134820384"/>
+      <w:bookmarkStart w:id="99" w:name="_Toc134820384"/>
+      <w:bookmarkStart w:id="100" w:name="_Toc134820440"/>
+      <w:bookmarkStart w:id="101" w:name="_Toc134820638"/>
       <w:r>
         <w:rPr>
           <w:rFonts w:hint="eastAsia"/>
@@ -7868,9 +7868,9 @@
           <w:szCs w:val="24"/>
         </w:rPr>
       </w:pPr>
-      <w:bookmarkStart w:id="102" w:name="_Toc134820385"/>
-      <w:bookmarkStart w:id="103" w:name="_Toc134820441"/>
-      <w:bookmarkStart w:id="104" w:name="_Toc134820639"/>
+      <w:bookmarkStart w:id="102" w:name="_Toc134820441"/>
+      <w:bookmarkStart w:id="103" w:name="_Toc134820639"/>
+      <w:bookmarkStart w:id="104" w:name="_Toc134820385"/>
       <w:r>
         <w:rPr>
           <w:rFonts w:hint="eastAsia"/>
@@ -7907,9 +7907,9 @@
           <w:szCs w:val="24"/>
         </w:rPr>
       </w:pPr>
-      <w:bookmarkStart w:id="105" w:name="_Toc134820640"/>
-      <w:bookmarkStart w:id="106" w:name="_Toc134820386"/>
-      <w:bookmarkStart w:id="107" w:name="_Toc134820442"/>
+      <w:bookmarkStart w:id="105" w:name="_Toc134820442"/>
+      <w:bookmarkStart w:id="106" w:name="_Toc134820640"/>
+      <w:bookmarkStart w:id="107" w:name="_Toc134820386"/>
       <w:r>
         <w:rPr>
           <w:rFonts w:hint="eastAsia"/>
@@ -8070,11 +8070,11 @@
         </w:rPr>
       </w:pPr>
       <w:bookmarkStart w:id="108" w:name="_Toc134820387"/>
-      <w:bookmarkStart w:id="109" w:name="_Toc35"/>
-      <w:bookmarkStart w:id="110" w:name="_Toc134820443"/>
-      <w:bookmarkStart w:id="111" w:name="_Toc134820641"/>
-      <w:bookmarkStart w:id="112" w:name="_Toc6934"/>
-      <w:bookmarkStart w:id="113" w:name="_Toc20885_WPSOffice_Level2"/>
+      <w:bookmarkStart w:id="109" w:name="_Toc20885_WPSOffice_Level2"/>
+      <w:bookmarkStart w:id="110" w:name="_Toc6934"/>
+      <w:bookmarkStart w:id="111" w:name="_Toc35"/>
+      <w:bookmarkStart w:id="112" w:name="_Toc134820443"/>
+      <w:bookmarkStart w:id="113" w:name="_Toc134820641"/>
       <w:r>
         <w:rPr>
           <w:rFonts w:hint="eastAsia"/>
@@ -8290,9 +8290,9 @@
           <w:bCs w:val="0"/>
         </w:rPr>
       </w:pPr>
-      <w:bookmarkStart w:id="114" w:name="_Toc134820444"/>
+      <w:bookmarkStart w:id="114" w:name="_Toc134820642"/>
       <w:bookmarkStart w:id="115" w:name="_Toc10479"/>
-      <w:bookmarkStart w:id="116" w:name="_Toc134820642"/>
+      <w:bookmarkStart w:id="116" w:name="_Toc134820444"/>
       <w:bookmarkStart w:id="117" w:name="_Toc134820388"/>
       <w:r>
         <w:rPr>
@@ -8319,9 +8319,9 @@
           <w:szCs w:val="28"/>
         </w:rPr>
       </w:pPr>
-      <w:bookmarkStart w:id="118" w:name="_Toc134820389"/>
-      <w:bookmarkStart w:id="119" w:name="_Toc134820643"/>
-      <w:bookmarkStart w:id="120" w:name="_Toc134820445"/>
+      <w:bookmarkStart w:id="118" w:name="_Toc134820445"/>
+      <w:bookmarkStart w:id="119" w:name="_Toc134820389"/>
+      <w:bookmarkStart w:id="120" w:name="_Toc134820643"/>
       <w:bookmarkStart w:id="121" w:name="_Toc32081"/>
       <w:r>
         <w:rPr>
@@ -8396,67 +8396,16 @@
           <w:lang w:eastAsia="zh-CN"/>
         </w:rPr>
       </w:pPr>
-      <w:bookmarkStart w:id="192" w:name="_GoBack"/>
-      <w:bookmarkEnd w:id="192"/>
-    </w:p>
-    <w:p>
-      <w:pPr>
-        <w:ind w:firstLine="0" w:firstLineChars="0"/>
-        <w:rPr>
-          <w:rFonts w:eastAsia="黑体"/>
-          <w:kern w:val="0"/>
-          <w:szCs w:val="30"/>
-        </w:rPr>
-      </w:pPr>
-      <w:r>
-        <w:rPr>
-          <w:rFonts w:hint="eastAsia" w:eastAsia="黑体"/>
-          <w:kern w:val="0"/>
-          <w:szCs w:val="30"/>
-        </w:rPr>
-        <w:t>4.2.1 实体和ER图设计</w:t>
-      </w:r>
-    </w:p>
-    <w:p>
-      <w:pPr>
-        <w:numPr>
-          <w:ilvl w:val="0"/>
-          <w:numId w:val="8"/>
-        </w:numPr>
-        <w:ind w:firstLineChars="0"/>
-      </w:pPr>
-      <w:r>
-        <w:rPr>
-          <w:rFonts w:hint="eastAsia"/>
-        </w:rPr>
-        <w:t xml:space="preserve"> 项目信息实体属性图</w:t>
-      </w:r>
-    </w:p>
-    <w:p>
-      <w:pPr>
-        <w:ind w:firstLine="480"/>
-        <w:rPr>
-          <w:color w:val="FF0000"/>
-        </w:rPr>
-      </w:pPr>
-      <w:r>
-        <w:rPr>
-          <w:rFonts w:hint="eastAsia"/>
-        </w:rPr>
-        <w:t>包含单个项目的基本信息，如id、项目名、客户名、担保金额、担保期限等等，如图4-2所示。</w:t>
-      </w:r>
-    </w:p>
-    <w:p>
-      <w:pPr>
-        <w:ind w:firstLine="480"/>
-        <w:jc w:val="center"/>
-      </w:pPr>
-      <w:r>
+      <w:r>
+        <w:rPr>
+          <w:rFonts w:hint="eastAsia" w:eastAsia="宋体"/>
+          <w:lang w:eastAsia="zh-CN"/>
+        </w:rPr>
         <w:drawing>
           <wp:inline distT="0" distB="0" distL="114300" distR="114300">
-            <wp:extent cx="2862580" cy="1850390"/>
-            <wp:effectExtent l="0" t="0" r="13970" b="16510"/>
-            <wp:docPr id="64" name="图片 58"/>
+            <wp:extent cx="5752465" cy="7421245"/>
+            <wp:effectExtent l="0" t="0" r="635" b="8255"/>
+            <wp:docPr id="11" name="图片 11" descr="数据库设计"/>
             <wp:cNvGraphicFramePr>
               <a:graphicFrameLocks xmlns:a="http://schemas.openxmlformats.org/drawingml/2006/main" noChangeAspect="1"/>
             </wp:cNvGraphicFramePr>
@@ -8464,14 +8413,13 @@
               <a:graphicData uri="http://schemas.openxmlformats.org/drawingml/2006/picture">
                 <pic:pic xmlns:pic="http://schemas.openxmlformats.org/drawingml/2006/picture">
                   <pic:nvPicPr>
-                    <pic:cNvPr id="64" name="图片 58"/>
+                    <pic:cNvPr id="11" name="图片 11" descr="数据库设计"/>
                     <pic:cNvPicPr>
                       <a:picLocks noChangeAspect="1"/>
                     </pic:cNvPicPr>
                   </pic:nvPicPr>
                   <pic:blipFill>
                     <a:blip r:embed="rId19"/>
-                    <a:srcRect l="8810" t="9348" r="11785" b="6775"/>
                     <a:stretch>
                       <a:fillRect/>
                     </a:stretch>
@@ -8479,15 +8427,11 @@
                   <pic:spPr>
                     <a:xfrm>
                       <a:off x="0" y="0"/>
-                      <a:ext cx="2862580" cy="1850390"/>
+                      <a:ext cx="5752465" cy="7421245"/>
                     </a:xfrm>
                     <a:prstGeom prst="rect">
                       <a:avLst/>
                     </a:prstGeom>
-                    <a:noFill/>
-                    <a:ln>
-                      <a:noFill/>
-                    </a:ln>
                   </pic:spPr>
                 </pic:pic>
               </a:graphicData>
@@ -8498,12 +8442,10 @@
     </w:p>
     <w:p>
       <w:pPr>
-        <w:ind w:left="480" w:firstLine="0" w:firstLineChars="0"/>
         <w:jc w:val="center"/>
         <w:rPr>
-          <w:rFonts w:ascii="黑体" w:hAnsi="黑体" w:eastAsia="黑体" w:cs="黑体"/>
-          <w:sz w:val="21"/>
-          <w:szCs w:val="21"/>
+          <w:rFonts w:hint="default" w:eastAsia="黑体"/>
+          <w:lang w:val="en-US" w:eastAsia="zh-CN"/>
         </w:rPr>
       </w:pPr>
       <w:r>
@@ -8512,1080 +8454,158 @@
           <w:sz w:val="21"/>
           <w:szCs w:val="21"/>
         </w:rPr>
-        <w:t>图4-2 项目信息实体属性图</w:t>
-      </w:r>
-    </w:p>
-    <w:p>
-      <w:pPr>
+        <w:t>图</w:t>
+      </w:r>
+      <w:r>
+        <w:rPr>
+          <w:rFonts w:hint="eastAsia" w:ascii="黑体" w:hAnsi="黑体" w:eastAsia="黑体" w:cs="黑体"/>
+          <w:sz w:val="21"/>
+          <w:szCs w:val="21"/>
+          <w:lang w:val="en-US" w:eastAsia="zh-CN"/>
+        </w:rPr>
+        <w:t>4</w:t>
+      </w:r>
+      <w:r>
+        <w:rPr>
+          <w:rFonts w:hint="eastAsia" w:ascii="黑体" w:hAnsi="黑体" w:eastAsia="黑体" w:cs="黑体"/>
+          <w:sz w:val="21"/>
+          <w:szCs w:val="21"/>
+        </w:rPr>
+        <w:t>-</w:t>
+      </w:r>
+      <w:r>
+        <w:rPr>
+          <w:rFonts w:hint="eastAsia" w:ascii="黑体" w:hAnsi="黑体" w:eastAsia="黑体" w:cs="黑体"/>
+          <w:sz w:val="21"/>
+          <w:szCs w:val="21"/>
+          <w:lang w:val="en-US" w:eastAsia="zh-CN"/>
+        </w:rPr>
+        <w:t>1</w:t>
+      </w:r>
+      <w:r>
+        <w:rPr>
+          <w:rFonts w:hint="eastAsia" w:ascii="黑体" w:hAnsi="黑体" w:eastAsia="黑体" w:cs="黑体"/>
+          <w:sz w:val="21"/>
+          <w:szCs w:val="21"/>
+        </w:rPr>
+        <w:t xml:space="preserve"> </w:t>
+      </w:r>
+      <w:bookmarkStart w:id="192" w:name="_GoBack"/>
+      <w:bookmarkEnd w:id="192"/>
+      <w:r>
+        <w:rPr>
+          <w:rFonts w:hint="eastAsia" w:ascii="黑体" w:hAnsi="黑体" w:eastAsia="黑体" w:cs="黑体"/>
+          <w:sz w:val="21"/>
+          <w:szCs w:val="21"/>
+          <w:lang w:val="en-US" w:eastAsia="zh-CN"/>
+        </w:rPr>
+        <w:t>数据库设计</w:t>
+      </w:r>
+    </w:p>
+    <w:p>
+      <w:pPr>
+        <w:ind w:firstLine="0" w:firstLineChars="0"/>
+      </w:pPr>
+      <w:r>
+        <w:rPr>
+          <w:rFonts w:hint="eastAsia" w:eastAsia="黑体"/>
+          <w:kern w:val="0"/>
+          <w:szCs w:val="30"/>
+        </w:rPr>
+        <w:t>4.</w:t>
+      </w:r>
+      <w:r>
+        <w:rPr>
+          <w:rFonts w:hint="eastAsia" w:eastAsia="黑体"/>
+          <w:kern w:val="0"/>
+          <w:szCs w:val="30"/>
+          <w:lang w:val="en-US" w:eastAsia="zh-CN"/>
+        </w:rPr>
+        <w:t>2.1</w:t>
+      </w:r>
+      <w:r>
+        <w:rPr>
+          <w:rFonts w:hint="eastAsia" w:eastAsia="黑体"/>
+          <w:kern w:val="0"/>
+          <w:szCs w:val="30"/>
+        </w:rPr>
+        <w:t xml:space="preserve"> 逻辑结构设计</w:t>
+      </w:r>
+    </w:p>
+    <w:p>
+      <w:pPr>
+        <w:pStyle w:val="21"/>
+        <w:spacing w:beforeAutospacing="0" w:afterAutospacing="0"/>
+        <w:ind w:firstLine="480"/>
+      </w:pPr>
+      <w:r>
+        <w:t>逻辑结构设计是设计数据库中各个表之间的关系和约束条件，包括数据表之间的主外键关系、表之间的关联和连接方式、数据类型和数据格式的定义以及数据的完整性约束等方面。</w:t>
+      </w:r>
+    </w:p>
+    <w:p>
+      <w:pPr>
+        <w:pStyle w:val="21"/>
+        <w:spacing w:beforeAutospacing="0" w:afterAutospacing="0"/>
+        <w:ind w:firstLine="480"/>
+      </w:pPr>
+      <w:r>
+        <w:t>逻辑结构设计的目的是确保数据库能够满足业务需求，同时具有高效性、可扩展性和易于维护性。一般来说，在进行逻辑结构设计时，需要考虑以下几个方面：</w:t>
+      </w:r>
+    </w:p>
+    <w:p>
+      <w:pPr>
+        <w:pStyle w:val="21"/>
         <w:numPr>
           <w:ilvl w:val="0"/>
           <w:numId w:val="8"/>
         </w:numPr>
-        <w:ind w:firstLineChars="0"/>
-      </w:pPr>
-      <w:r>
-        <w:rPr>
-          <w:rFonts w:hint="eastAsia"/>
-        </w:rPr>
-        <w:t>客户基本信息表</w:t>
-      </w:r>
-    </w:p>
-    <w:p>
-      <w:pPr>
+        <w:spacing w:beforeAutospacing="0" w:afterAutospacing="0"/>
         <w:ind w:firstLine="480"/>
-        <w:rPr>
-          <w:color w:val="FF0000"/>
-        </w:rPr>
-      </w:pPr>
-      <w:r>
-        <w:rPr>
-          <w:rFonts w:hint="eastAsia"/>
-        </w:rPr>
-        <w:t>包含所有客户的一些基本信息，比如客户名（自然人就是姓名，企业就是企业名）、客户类型（自然人或法人）、信用状况等等，如图4-3所示。</w:t>
-      </w:r>
-    </w:p>
-    <w:p>
-      <w:pPr>
-        <w:ind w:firstLine="480"/>
-        <w:jc w:val="center"/>
-      </w:pPr>
-      <w:r>
-        <w:drawing>
-          <wp:inline distT="0" distB="0" distL="114300" distR="114300">
-            <wp:extent cx="3094355" cy="1764030"/>
-            <wp:effectExtent l="0" t="0" r="10795" b="7620"/>
-            <wp:docPr id="65" name="图片 59"/>
-            <wp:cNvGraphicFramePr>
-              <a:graphicFrameLocks xmlns:a="http://schemas.openxmlformats.org/drawingml/2006/main" noChangeAspect="1"/>
-            </wp:cNvGraphicFramePr>
-            <a:graphic xmlns:a="http://schemas.openxmlformats.org/drawingml/2006/main">
-              <a:graphicData uri="http://schemas.openxmlformats.org/drawingml/2006/picture">
-                <pic:pic xmlns:pic="http://schemas.openxmlformats.org/drawingml/2006/picture">
-                  <pic:nvPicPr>
-                    <pic:cNvPr id="65" name="图片 59"/>
-                    <pic:cNvPicPr>
-                      <a:picLocks noChangeAspect="1"/>
-                    </pic:cNvPicPr>
-                  </pic:nvPicPr>
-                  <pic:blipFill>
-                    <a:blip r:embed="rId20"/>
-                    <a:srcRect l="5221" t="11618" r="14765" b="6990"/>
-                    <a:stretch>
-                      <a:fillRect/>
-                    </a:stretch>
-                  </pic:blipFill>
-                  <pic:spPr>
-                    <a:xfrm>
-                      <a:off x="0" y="0"/>
-                      <a:ext cx="3094355" cy="1764030"/>
-                    </a:xfrm>
-                    <a:prstGeom prst="rect">
-                      <a:avLst/>
-                    </a:prstGeom>
-                    <a:noFill/>
-                    <a:ln>
-                      <a:noFill/>
-                    </a:ln>
-                  </pic:spPr>
-                </pic:pic>
-              </a:graphicData>
-            </a:graphic>
-          </wp:inline>
-        </w:drawing>
-      </w:r>
-    </w:p>
-    <w:p>
-      <w:pPr>
-        <w:ind w:left="480" w:firstLine="0" w:firstLineChars="0"/>
-        <w:jc w:val="center"/>
-        <w:rPr>
-          <w:rFonts w:ascii="黑体" w:hAnsi="黑体" w:eastAsia="黑体" w:cs="黑体"/>
-          <w:sz w:val="21"/>
-          <w:szCs w:val="21"/>
-        </w:rPr>
-      </w:pPr>
-      <w:r>
-        <w:rPr>
-          <w:rFonts w:hint="eastAsia" w:ascii="黑体" w:hAnsi="黑体" w:eastAsia="黑体" w:cs="黑体"/>
-          <w:sz w:val="21"/>
-          <w:szCs w:val="21"/>
-        </w:rPr>
-        <w:t>图4-3 客户基本信息实体属性图</w:t>
-      </w:r>
-    </w:p>
-    <w:p>
-      <w:pPr>
+      </w:pPr>
+      <w:r>
+        <w:t>数据表之间的关系和连接方式。需要确定数据表之间的关系，包括一对一、一对多和多对多关系，以及使用何种连接方式来实现数据表之间的关联查询。</w:t>
+      </w:r>
+    </w:p>
+    <w:p>
+      <w:pPr>
+        <w:pStyle w:val="21"/>
         <w:numPr>
           <w:ilvl w:val="0"/>
           <w:numId w:val="8"/>
         </w:numPr>
-        <w:ind w:firstLineChars="0"/>
-        <w:jc w:val="left"/>
-      </w:pPr>
-      <w:r>
-        <w:rPr>
-          <w:rFonts w:hint="eastAsia"/>
-        </w:rPr>
-        <w:t>法人客户详细信息表</w:t>
-      </w:r>
-    </w:p>
-    <w:p>
-      <w:pPr>
+        <w:spacing w:beforeAutospacing="0" w:afterAutospacing="0"/>
         <w:ind w:firstLine="480"/>
-        <w:jc w:val="left"/>
-      </w:pPr>
-      <w:r>
-        <w:rPr>
-          <w:rFonts w:hint="eastAsia"/>
-        </w:rPr>
-        <w:t>包含法人类型客户的详细信息，与主表一一对应，如企业社会信用统一代码、法人身份证、法人名等等，如图4-4所示。</w:t>
-      </w:r>
-    </w:p>
-    <w:p>
-      <w:pPr>
-        <w:ind w:firstLine="480"/>
-        <w:jc w:val="center"/>
-      </w:pPr>
-      <w:r>
-        <w:drawing>
-          <wp:inline distT="0" distB="0" distL="114300" distR="114300">
-            <wp:extent cx="3129280" cy="1812925"/>
-            <wp:effectExtent l="0" t="0" r="13970" b="15875"/>
-            <wp:docPr id="66" name="图片 60"/>
-            <wp:cNvGraphicFramePr>
-              <a:graphicFrameLocks xmlns:a="http://schemas.openxmlformats.org/drawingml/2006/main" noChangeAspect="1"/>
-            </wp:cNvGraphicFramePr>
-            <a:graphic xmlns:a="http://schemas.openxmlformats.org/drawingml/2006/main">
-              <a:graphicData uri="http://schemas.openxmlformats.org/drawingml/2006/picture">
-                <pic:pic xmlns:pic="http://schemas.openxmlformats.org/drawingml/2006/picture">
-                  <pic:nvPicPr>
-                    <pic:cNvPr id="66" name="图片 60"/>
-                    <pic:cNvPicPr>
-                      <a:picLocks noChangeAspect="1"/>
-                    </pic:cNvPicPr>
-                  </pic:nvPicPr>
-                  <pic:blipFill>
-                    <a:blip r:embed="rId21"/>
-                    <a:srcRect l="8286" t="9096" r="10368" b="8227"/>
-                    <a:stretch>
-                      <a:fillRect/>
-                    </a:stretch>
-                  </pic:blipFill>
-                  <pic:spPr>
-                    <a:xfrm>
-                      <a:off x="0" y="0"/>
-                      <a:ext cx="3129280" cy="1812925"/>
-                    </a:xfrm>
-                    <a:prstGeom prst="rect">
-                      <a:avLst/>
-                    </a:prstGeom>
-                    <a:noFill/>
-                    <a:ln>
-                      <a:noFill/>
-                    </a:ln>
-                  </pic:spPr>
-                </pic:pic>
-              </a:graphicData>
-            </a:graphic>
-          </wp:inline>
-        </w:drawing>
-      </w:r>
-    </w:p>
-    <w:p>
-      <w:pPr>
-        <w:ind w:left="480" w:firstLine="0" w:firstLineChars="0"/>
-        <w:jc w:val="center"/>
-        <w:rPr>
-          <w:rFonts w:ascii="黑体" w:hAnsi="黑体" w:eastAsia="黑体" w:cs="黑体"/>
-          <w:sz w:val="21"/>
-          <w:szCs w:val="21"/>
-        </w:rPr>
-      </w:pPr>
-      <w:r>
-        <w:rPr>
-          <w:rFonts w:hint="eastAsia" w:ascii="黑体" w:hAnsi="黑体" w:eastAsia="黑体" w:cs="黑体"/>
-          <w:sz w:val="21"/>
-          <w:szCs w:val="21"/>
-        </w:rPr>
-        <w:t>图4-4 法人客户详细信息实体属性图</w:t>
-      </w:r>
-    </w:p>
-    <w:p>
-      <w:pPr>
+      </w:pPr>
+      <w:r>
+        <w:t>数据类型和数据格式的定义。需要定义每个数据字段的数据类型、长度、精度等属性，以确保数据的存储和使用的正确性和有效性。</w:t>
+      </w:r>
+    </w:p>
+    <w:p>
+      <w:pPr>
+        <w:pStyle w:val="21"/>
         <w:numPr>
           <w:ilvl w:val="0"/>
           <w:numId w:val="8"/>
         </w:numPr>
-        <w:ind w:firstLineChars="0"/>
-        <w:jc w:val="left"/>
-      </w:pPr>
-      <w:r>
-        <w:rPr>
-          <w:rFonts w:hint="eastAsia"/>
-        </w:rPr>
-        <w:t>自然人客户详细信息表</w:t>
-      </w:r>
-    </w:p>
-    <w:p>
-      <w:pPr>
+        <w:spacing w:beforeAutospacing="0" w:afterAutospacing="0"/>
         <w:ind w:firstLine="480"/>
-        <w:jc w:val="left"/>
-      </w:pPr>
-      <w:r>
-        <w:rPr>
-          <w:rFonts w:hint="eastAsia"/>
-        </w:rPr>
-        <w:t>包含自然人类型客户的详细信息，与主表一一对应，如自然人名称、身份证号等等，如图4-5所示。</w:t>
-      </w:r>
-    </w:p>
-    <w:p>
-      <w:pPr>
-        <w:ind w:firstLine="480"/>
-        <w:jc w:val="center"/>
-      </w:pPr>
-      <w:r>
-        <w:drawing>
-          <wp:inline distT="0" distB="0" distL="114300" distR="114300">
-            <wp:extent cx="2959735" cy="1633220"/>
-            <wp:effectExtent l="0" t="0" r="12065" b="5080"/>
-            <wp:docPr id="68" name="图片 62"/>
-            <wp:cNvGraphicFramePr>
-              <a:graphicFrameLocks xmlns:a="http://schemas.openxmlformats.org/drawingml/2006/main" noChangeAspect="1"/>
-            </wp:cNvGraphicFramePr>
-            <a:graphic xmlns:a="http://schemas.openxmlformats.org/drawingml/2006/main">
-              <a:graphicData uri="http://schemas.openxmlformats.org/drawingml/2006/picture">
-                <pic:pic xmlns:pic="http://schemas.openxmlformats.org/drawingml/2006/picture">
-                  <pic:nvPicPr>
-                    <pic:cNvPr id="68" name="图片 62"/>
-                    <pic:cNvPicPr>
-                      <a:picLocks noChangeAspect="1"/>
-                    </pic:cNvPicPr>
-                  </pic:nvPicPr>
-                  <pic:blipFill>
-                    <a:blip r:embed="rId22"/>
-                    <a:srcRect l="6717" t="9697" r="25488" b="20342"/>
-                    <a:stretch>
-                      <a:fillRect/>
-                    </a:stretch>
-                  </pic:blipFill>
-                  <pic:spPr>
-                    <a:xfrm>
-                      <a:off x="0" y="0"/>
-                      <a:ext cx="2959735" cy="1633220"/>
-                    </a:xfrm>
-                    <a:prstGeom prst="rect">
-                      <a:avLst/>
-                    </a:prstGeom>
-                    <a:noFill/>
-                    <a:ln>
-                      <a:noFill/>
-                    </a:ln>
-                  </pic:spPr>
-                </pic:pic>
-              </a:graphicData>
-            </a:graphic>
-          </wp:inline>
-        </w:drawing>
-      </w:r>
-    </w:p>
-    <w:p>
-      <w:pPr>
-        <w:ind w:left="480" w:firstLine="0" w:firstLineChars="0"/>
-        <w:jc w:val="center"/>
-        <w:rPr>
-          <w:rFonts w:ascii="黑体" w:hAnsi="黑体" w:eastAsia="黑体" w:cs="黑体"/>
-          <w:sz w:val="21"/>
-          <w:szCs w:val="21"/>
-        </w:rPr>
-      </w:pPr>
-      <w:r>
-        <w:rPr>
-          <w:rFonts w:hint="eastAsia" w:ascii="黑体" w:hAnsi="黑体" w:eastAsia="黑体" w:cs="黑体"/>
-          <w:sz w:val="21"/>
-          <w:szCs w:val="21"/>
-        </w:rPr>
-        <w:t>图4-5 自然人客户详细信息实体属性图</w:t>
-      </w:r>
-    </w:p>
-    <w:p>
-      <w:pPr>
+      </w:pPr>
+      <w:r>
+        <w:t>数据的完整性约束。需要定义数据表中的各种完整性约束条件，包括主键、外键、唯一性约束、检查约束等，以确保数据的完整性和一致性。</w:t>
+      </w:r>
+    </w:p>
+    <w:p>
+      <w:pPr>
+        <w:pStyle w:val="21"/>
         <w:numPr>
           <w:ilvl w:val="0"/>
           <w:numId w:val="8"/>
         </w:numPr>
-        <w:ind w:firstLineChars="0"/>
-        <w:jc w:val="left"/>
-      </w:pPr>
-      <w:r>
-        <w:rPr>
-          <w:rFonts w:hint="eastAsia"/>
-        </w:rPr>
-        <w:t>流程设计表</w:t>
-      </w:r>
-    </w:p>
-    <w:p>
-      <w:pPr>
+        <w:spacing w:beforeAutospacing="0" w:afterAutospacing="0"/>
         <w:ind w:firstLine="480"/>
-        <w:jc w:val="left"/>
-        <w:rPr>
-          <w:color w:val="FF0000"/>
-        </w:rPr>
-      </w:pPr>
-      <w:r>
-        <w:rPr>
-          <w:rFonts w:hint="eastAsia"/>
-        </w:rPr>
-        <w:t>包含流程初始设计的一些信息，比如流程key、流程xml（包含流程详细信息，jeecg框架会解析该xml）等等，如图4-6所示。</w:t>
-      </w:r>
-    </w:p>
-    <w:p>
-      <w:pPr>
-        <w:ind w:firstLine="480"/>
-        <w:jc w:val="center"/>
-      </w:pPr>
-      <w:r>
-        <w:drawing>
-          <wp:inline distT="0" distB="0" distL="114300" distR="114300">
-            <wp:extent cx="2762885" cy="1849120"/>
-            <wp:effectExtent l="0" t="0" r="18415" b="17780"/>
-            <wp:docPr id="69" name="图片 63"/>
-            <wp:cNvGraphicFramePr>
-              <a:graphicFrameLocks xmlns:a="http://schemas.openxmlformats.org/drawingml/2006/main" noChangeAspect="1"/>
-            </wp:cNvGraphicFramePr>
-            <a:graphic xmlns:a="http://schemas.openxmlformats.org/drawingml/2006/main">
-              <a:graphicData uri="http://schemas.openxmlformats.org/drawingml/2006/picture">
-                <pic:pic xmlns:pic="http://schemas.openxmlformats.org/drawingml/2006/picture">
-                  <pic:nvPicPr>
-                    <pic:cNvPr id="69" name="图片 63"/>
-                    <pic:cNvPicPr>
-                      <a:picLocks noChangeAspect="1"/>
-                    </pic:cNvPicPr>
-                  </pic:nvPicPr>
-                  <pic:blipFill>
-                    <a:blip r:embed="rId23"/>
-                    <a:srcRect l="6186" t="1995" r="16379" b="20153"/>
-                    <a:stretch>
-                      <a:fillRect/>
-                    </a:stretch>
-                  </pic:blipFill>
-                  <pic:spPr>
-                    <a:xfrm>
-                      <a:off x="0" y="0"/>
-                      <a:ext cx="2762885" cy="1849120"/>
-                    </a:xfrm>
-                    <a:prstGeom prst="rect">
-                      <a:avLst/>
-                    </a:prstGeom>
-                    <a:noFill/>
-                    <a:ln>
-                      <a:noFill/>
-                    </a:ln>
-                  </pic:spPr>
-                </pic:pic>
-              </a:graphicData>
-            </a:graphic>
-          </wp:inline>
-        </w:drawing>
-      </w:r>
-    </w:p>
-    <w:p>
-      <w:pPr>
-        <w:ind w:left="480" w:firstLine="0" w:firstLineChars="0"/>
-        <w:jc w:val="center"/>
-        <w:rPr>
-          <w:rFonts w:ascii="黑体" w:hAnsi="黑体" w:eastAsia="黑体" w:cs="黑体"/>
-          <w:sz w:val="21"/>
-          <w:szCs w:val="21"/>
-        </w:rPr>
-      </w:pPr>
-      <w:r>
-        <w:rPr>
-          <w:rFonts w:hint="eastAsia" w:ascii="黑体" w:hAnsi="黑体" w:eastAsia="黑体" w:cs="黑体"/>
-          <w:sz w:val="21"/>
-          <w:szCs w:val="21"/>
-        </w:rPr>
-        <w:t>图4-6 流程设计实体属性图</w:t>
-      </w:r>
-    </w:p>
-    <w:p>
-      <w:pPr>
-        <w:numPr>
-          <w:ilvl w:val="0"/>
-          <w:numId w:val="8"/>
-        </w:numPr>
-        <w:ind w:firstLineChars="0"/>
-        <w:jc w:val="left"/>
-      </w:pPr>
-      <w:r>
-        <w:rPr>
-          <w:rFonts w:hint="eastAsia"/>
-        </w:rPr>
-        <w:t>流程节点表</w:t>
-      </w:r>
-    </w:p>
-    <w:p>
-      <w:pPr>
-        <w:ind w:firstLine="480"/>
-        <w:jc w:val="left"/>
-      </w:pPr>
-      <w:r>
-        <w:rPr>
-          <w:rFonts w:hint="eastAsia"/>
-        </w:rPr>
-        <w:t>包含流程设计好的单个节点的信息，如父流程的id等等，如图4-7所示。</w:t>
-      </w:r>
-    </w:p>
-    <w:p>
-      <w:pPr>
-        <w:ind w:firstLine="480"/>
-        <w:jc w:val="center"/>
-      </w:pPr>
-      <w:r>
-        <w:drawing>
-          <wp:inline distT="0" distB="0" distL="114300" distR="114300">
-            <wp:extent cx="2171700" cy="1735455"/>
-            <wp:effectExtent l="0" t="0" r="0" b="0"/>
-            <wp:docPr id="70" name="图片 64"/>
-            <wp:cNvGraphicFramePr>
-              <a:graphicFrameLocks xmlns:a="http://schemas.openxmlformats.org/drawingml/2006/main" noChangeAspect="1"/>
-            </wp:cNvGraphicFramePr>
-            <a:graphic xmlns:a="http://schemas.openxmlformats.org/drawingml/2006/main">
-              <a:graphicData uri="http://schemas.openxmlformats.org/drawingml/2006/picture">
-                <pic:pic xmlns:pic="http://schemas.openxmlformats.org/drawingml/2006/picture">
-                  <pic:nvPicPr>
-                    <pic:cNvPr id="70" name="图片 64"/>
-                    <pic:cNvPicPr>
-                      <a:picLocks noChangeAspect="1"/>
-                    </pic:cNvPicPr>
-                  </pic:nvPicPr>
-                  <pic:blipFill>
-                    <a:blip r:embed="rId24"/>
-                    <a:srcRect l="4379" t="4186" r="14543" b="9677"/>
-                    <a:stretch>
-                      <a:fillRect/>
-                    </a:stretch>
-                  </pic:blipFill>
-                  <pic:spPr>
-                    <a:xfrm>
-                      <a:off x="0" y="0"/>
-                      <a:ext cx="2174179" cy="1737664"/>
-                    </a:xfrm>
-                    <a:prstGeom prst="rect">
-                      <a:avLst/>
-                    </a:prstGeom>
-                    <a:noFill/>
-                    <a:ln>
-                      <a:noFill/>
-                    </a:ln>
-                  </pic:spPr>
-                </pic:pic>
-              </a:graphicData>
-            </a:graphic>
-          </wp:inline>
-        </w:drawing>
-      </w:r>
-    </w:p>
-    <w:p>
-      <w:pPr>
-        <w:ind w:left="480" w:firstLine="0" w:firstLineChars="0"/>
-        <w:jc w:val="center"/>
-        <w:rPr>
-          <w:rFonts w:ascii="黑体" w:hAnsi="黑体" w:eastAsia="黑体" w:cs="黑体"/>
-          <w:sz w:val="21"/>
-          <w:szCs w:val="21"/>
-        </w:rPr>
-      </w:pPr>
-      <w:r>
-        <w:rPr>
-          <w:rFonts w:hint="eastAsia" w:ascii="黑体" w:hAnsi="黑体" w:eastAsia="黑体" w:cs="黑体"/>
-          <w:sz w:val="21"/>
-          <w:szCs w:val="21"/>
-        </w:rPr>
-        <w:t>图4-7 流程节点实体属性图</w:t>
-      </w:r>
-    </w:p>
-    <w:p>
-      <w:pPr>
-        <w:numPr>
-          <w:ilvl w:val="0"/>
-          <w:numId w:val="8"/>
-        </w:numPr>
-        <w:ind w:firstLineChars="0"/>
-        <w:jc w:val="left"/>
-      </w:pPr>
-      <w:r>
-        <w:rPr>
-          <w:rFonts w:hint="eastAsia"/>
-        </w:rPr>
-        <w:t>流程变量表</w:t>
-      </w:r>
-    </w:p>
-    <w:p>
-      <w:pPr>
-        <w:ind w:firstLine="480"/>
-        <w:jc w:val="left"/>
-      </w:pPr>
-      <w:r>
-        <w:rPr>
-          <w:rFonts w:hint="eastAsia"/>
-        </w:rPr>
-        <w:t>包含流程发起后，项目在流程的各个节点所保存的历史变量，如流程id、节点id、流程变量名/值等等，如图4-8所示。</w:t>
-      </w:r>
-    </w:p>
-    <w:p>
-      <w:pPr>
-        <w:ind w:firstLine="480"/>
-        <w:jc w:val="center"/>
-      </w:pPr>
-      <w:r>
-        <w:drawing>
-          <wp:inline distT="0" distB="0" distL="114300" distR="114300">
-            <wp:extent cx="2914650" cy="1893570"/>
-            <wp:effectExtent l="0" t="0" r="0" b="0"/>
-            <wp:docPr id="71" name="图片 65"/>
-            <wp:cNvGraphicFramePr>
-              <a:graphicFrameLocks xmlns:a="http://schemas.openxmlformats.org/drawingml/2006/main" noChangeAspect="1"/>
-            </wp:cNvGraphicFramePr>
-            <a:graphic xmlns:a="http://schemas.openxmlformats.org/drawingml/2006/main">
-              <a:graphicData uri="http://schemas.openxmlformats.org/drawingml/2006/picture">
-                <pic:pic xmlns:pic="http://schemas.openxmlformats.org/drawingml/2006/picture">
-                  <pic:nvPicPr>
-                    <pic:cNvPr id="71" name="图片 65"/>
-                    <pic:cNvPicPr>
-                      <a:picLocks noChangeAspect="1"/>
-                    </pic:cNvPicPr>
-                  </pic:nvPicPr>
-                  <pic:blipFill>
-                    <a:blip r:embed="rId25"/>
-                    <a:srcRect l="8204" t="5579" r="8193" b="4299"/>
-                    <a:stretch>
-                      <a:fillRect/>
-                    </a:stretch>
-                  </pic:blipFill>
-                  <pic:spPr>
-                    <a:xfrm>
-                      <a:off x="0" y="0"/>
-                      <a:ext cx="2917451" cy="1895764"/>
-                    </a:xfrm>
-                    <a:prstGeom prst="rect">
-                      <a:avLst/>
-                    </a:prstGeom>
-                    <a:noFill/>
-                    <a:ln>
-                      <a:noFill/>
-                    </a:ln>
-                  </pic:spPr>
-                </pic:pic>
-              </a:graphicData>
-            </a:graphic>
-          </wp:inline>
-        </w:drawing>
-      </w:r>
-    </w:p>
-    <w:p>
-      <w:pPr>
-        <w:ind w:left="480" w:firstLine="0" w:firstLineChars="0"/>
-        <w:jc w:val="center"/>
-        <w:rPr>
-          <w:rFonts w:ascii="黑体" w:hAnsi="黑体" w:eastAsia="黑体" w:cs="黑体"/>
-          <w:sz w:val="21"/>
-          <w:szCs w:val="21"/>
-        </w:rPr>
-      </w:pPr>
-      <w:r>
-        <w:rPr>
-          <w:rFonts w:hint="eastAsia" w:ascii="黑体" w:hAnsi="黑体" w:eastAsia="黑体" w:cs="黑体"/>
-          <w:sz w:val="21"/>
-          <w:szCs w:val="21"/>
-        </w:rPr>
-        <w:t>图4-8 流程变量实体属性图</w:t>
-      </w:r>
-    </w:p>
-    <w:p>
-      <w:pPr>
-        <w:numPr>
-          <w:ilvl w:val="0"/>
-          <w:numId w:val="8"/>
-        </w:numPr>
-        <w:ind w:firstLineChars="0"/>
-        <w:jc w:val="left"/>
-      </w:pPr>
-      <w:r>
-        <w:rPr>
-          <w:rFonts w:hint="eastAsia"/>
-        </w:rPr>
-        <w:t>数据字典基本表</w:t>
-      </w:r>
-    </w:p>
-    <w:p>
-      <w:pPr>
-        <w:ind w:firstLine="480"/>
-        <w:jc w:val="left"/>
-      </w:pPr>
-      <w:r>
-        <w:rPr>
-          <w:rFonts w:hint="eastAsia"/>
-        </w:rPr>
-        <w:t>包含系统中的诸多数据字典信息，属于主表，只保存数据字典名和字典code，如图4-9所示。</w:t>
-      </w:r>
-    </w:p>
-    <w:p>
-      <w:pPr>
-        <w:ind w:firstLine="480"/>
-        <w:jc w:val="center"/>
-      </w:pPr>
-      <w:r>
-        <w:drawing>
-          <wp:inline distT="0" distB="0" distL="114300" distR="114300">
-            <wp:extent cx="2622550" cy="1565910"/>
-            <wp:effectExtent l="0" t="0" r="6350" b="0"/>
-            <wp:docPr id="72" name="图片 66"/>
-            <wp:cNvGraphicFramePr>
-              <a:graphicFrameLocks xmlns:a="http://schemas.openxmlformats.org/drawingml/2006/main" noChangeAspect="1"/>
-            </wp:cNvGraphicFramePr>
-            <a:graphic xmlns:a="http://schemas.openxmlformats.org/drawingml/2006/main">
-              <a:graphicData uri="http://schemas.openxmlformats.org/drawingml/2006/picture">
-                <pic:pic xmlns:pic="http://schemas.openxmlformats.org/drawingml/2006/picture">
-                  <pic:nvPicPr>
-                    <pic:cNvPr id="72" name="图片 66"/>
-                    <pic:cNvPicPr>
-                      <a:picLocks noChangeAspect="1"/>
-                    </pic:cNvPicPr>
-                  </pic:nvPicPr>
-                  <pic:blipFill>
-                    <a:blip r:embed="rId26"/>
-                    <a:srcRect l="11689" t="6344" r="8653" b="5173"/>
-                    <a:stretch>
-                      <a:fillRect/>
-                    </a:stretch>
-                  </pic:blipFill>
-                  <pic:spPr>
-                    <a:xfrm>
-                      <a:off x="0" y="0"/>
-                      <a:ext cx="2626581" cy="1568540"/>
-                    </a:xfrm>
-                    <a:prstGeom prst="rect">
-                      <a:avLst/>
-                    </a:prstGeom>
-                    <a:noFill/>
-                    <a:ln>
-                      <a:noFill/>
-                    </a:ln>
-                  </pic:spPr>
-                </pic:pic>
-              </a:graphicData>
-            </a:graphic>
-          </wp:inline>
-        </w:drawing>
-      </w:r>
-    </w:p>
-    <w:p>
-      <w:pPr>
-        <w:ind w:left="480" w:firstLine="0" w:firstLineChars="0"/>
-        <w:jc w:val="center"/>
-        <w:rPr>
-          <w:rFonts w:ascii="黑体" w:hAnsi="黑体" w:eastAsia="黑体" w:cs="黑体"/>
-          <w:sz w:val="21"/>
-          <w:szCs w:val="21"/>
-        </w:rPr>
-      </w:pPr>
-      <w:r>
-        <w:rPr>
-          <w:rFonts w:hint="eastAsia" w:ascii="黑体" w:hAnsi="黑体" w:eastAsia="黑体" w:cs="黑体"/>
-          <w:sz w:val="21"/>
-          <w:szCs w:val="21"/>
-        </w:rPr>
-        <w:t>图4-9 数据字典基本实体属性图</w:t>
-      </w:r>
-    </w:p>
-    <w:p>
-      <w:pPr>
-        <w:numPr>
-          <w:ilvl w:val="0"/>
-          <w:numId w:val="8"/>
-        </w:numPr>
-        <w:ind w:firstLineChars="0"/>
-        <w:jc w:val="left"/>
-      </w:pPr>
-      <w:r>
-        <w:rPr>
-          <w:rFonts w:hint="eastAsia"/>
-        </w:rPr>
-        <w:t>数据字典详细表</w:t>
-      </w:r>
-    </w:p>
-    <w:p>
-      <w:pPr>
-        <w:ind w:firstLine="480"/>
-        <w:jc w:val="left"/>
-      </w:pPr>
-      <w:r>
-        <w:rPr>
-          <w:rFonts w:hint="eastAsia"/>
-        </w:rPr>
-        <w:t>是数据字典基本表的子表，包含详细的数据字典项信息，如数据字典项名、数据字典项code等，如图4-10所示。</w:t>
-      </w:r>
-    </w:p>
-    <w:p>
-      <w:pPr>
-        <w:ind w:firstLine="480"/>
-        <w:jc w:val="center"/>
-      </w:pPr>
-      <w:r>
-        <w:drawing>
-          <wp:inline distT="0" distB="0" distL="114300" distR="114300">
-            <wp:extent cx="2987040" cy="1742440"/>
-            <wp:effectExtent l="0" t="0" r="3810" b="10160"/>
-            <wp:docPr id="73" name="图片 67"/>
-            <wp:cNvGraphicFramePr>
-              <a:graphicFrameLocks xmlns:a="http://schemas.openxmlformats.org/drawingml/2006/main" noChangeAspect="1"/>
-            </wp:cNvGraphicFramePr>
-            <a:graphic xmlns:a="http://schemas.openxmlformats.org/drawingml/2006/main">
-              <a:graphicData uri="http://schemas.openxmlformats.org/drawingml/2006/picture">
-                <pic:pic xmlns:pic="http://schemas.openxmlformats.org/drawingml/2006/picture">
-                  <pic:nvPicPr>
-                    <pic:cNvPr id="73" name="图片 67"/>
-                    <pic:cNvPicPr>
-                      <a:picLocks noChangeAspect="1"/>
-                    </pic:cNvPicPr>
-                  </pic:nvPicPr>
-                  <pic:blipFill>
-                    <a:blip r:embed="rId27"/>
-                    <a:srcRect l="9366" t="4636" r="16426" b="3012"/>
-                    <a:stretch>
-                      <a:fillRect/>
-                    </a:stretch>
-                  </pic:blipFill>
-                  <pic:spPr>
-                    <a:xfrm>
-                      <a:off x="0" y="0"/>
-                      <a:ext cx="2987040" cy="1742440"/>
-                    </a:xfrm>
-                    <a:prstGeom prst="rect">
-                      <a:avLst/>
-                    </a:prstGeom>
-                    <a:noFill/>
-                    <a:ln>
-                      <a:noFill/>
-                    </a:ln>
-                  </pic:spPr>
-                </pic:pic>
-              </a:graphicData>
-            </a:graphic>
-          </wp:inline>
-        </w:drawing>
-      </w:r>
-    </w:p>
-    <w:p>
-      <w:pPr>
-        <w:ind w:left="480" w:firstLine="0" w:firstLineChars="0"/>
-        <w:jc w:val="center"/>
-        <w:rPr>
-          <w:rFonts w:ascii="黑体" w:hAnsi="黑体" w:eastAsia="黑体" w:cs="黑体"/>
-          <w:sz w:val="21"/>
-          <w:szCs w:val="21"/>
-        </w:rPr>
-      </w:pPr>
-      <w:r>
-        <w:rPr>
-          <w:rFonts w:hint="eastAsia" w:ascii="黑体" w:hAnsi="黑体" w:eastAsia="黑体" w:cs="黑体"/>
-          <w:sz w:val="21"/>
-          <w:szCs w:val="21"/>
-        </w:rPr>
-        <w:t>图4-10 数据字典详细实体属性图</w:t>
-      </w:r>
-    </w:p>
-    <w:p>
-      <w:pPr>
-        <w:numPr>
-          <w:ilvl w:val="0"/>
-          <w:numId w:val="8"/>
-        </w:numPr>
-        <w:ind w:firstLineChars="0"/>
-        <w:jc w:val="left"/>
-      </w:pPr>
-      <w:r>
-        <w:rPr>
-          <w:rFonts w:hint="eastAsia"/>
-        </w:rPr>
-        <w:t>项目与客户之间的ER图关系</w:t>
-      </w:r>
-    </w:p>
-    <w:p>
-      <w:pPr>
-        <w:ind w:firstLine="480"/>
-        <w:jc w:val="left"/>
-      </w:pPr>
-      <w:r>
-        <w:rPr>
-          <w:rFonts w:hint="eastAsia"/>
-        </w:rPr>
-        <w:t>如图4-11所示。</w:t>
-      </w:r>
-    </w:p>
-    <w:p>
-      <w:pPr>
-        <w:ind w:firstLine="0" w:firstLineChars="0"/>
-        <w:jc w:val="center"/>
-      </w:pPr>
-      <w:r>
-        <w:drawing>
-          <wp:inline distT="0" distB="0" distL="114300" distR="114300">
-            <wp:extent cx="5270500" cy="2021840"/>
-            <wp:effectExtent l="0" t="0" r="6350" b="0"/>
-            <wp:docPr id="1" name="图片 1"/>
-            <wp:cNvGraphicFramePr>
-              <a:graphicFrameLocks xmlns:a="http://schemas.openxmlformats.org/drawingml/2006/main" noChangeAspect="1"/>
-            </wp:cNvGraphicFramePr>
-            <a:graphic xmlns:a="http://schemas.openxmlformats.org/drawingml/2006/main">
-              <a:graphicData uri="http://schemas.openxmlformats.org/drawingml/2006/picture">
-                <pic:pic xmlns:pic="http://schemas.openxmlformats.org/drawingml/2006/picture">
-                  <pic:nvPicPr>
-                    <pic:cNvPr id="1" name="图片 1"/>
-                    <pic:cNvPicPr>
-                      <a:picLocks noChangeAspect="1"/>
-                    </pic:cNvPicPr>
-                  </pic:nvPicPr>
-                  <pic:blipFill>
-                    <a:blip r:embed="rId28"/>
-                    <a:stretch>
-                      <a:fillRect/>
-                    </a:stretch>
-                  </pic:blipFill>
-                  <pic:spPr>
-                    <a:xfrm>
-                      <a:off x="0" y="0"/>
-                      <a:ext cx="5282715" cy="2026750"/>
-                    </a:xfrm>
-                    <a:prstGeom prst="rect">
-                      <a:avLst/>
-                    </a:prstGeom>
-                    <a:noFill/>
-                    <a:ln>
-                      <a:noFill/>
-                    </a:ln>
-                  </pic:spPr>
-                </pic:pic>
-              </a:graphicData>
-            </a:graphic>
-          </wp:inline>
-        </w:drawing>
-      </w:r>
-    </w:p>
-    <w:p>
-      <w:pPr>
-        <w:ind w:left="480" w:firstLine="0" w:firstLineChars="0"/>
-        <w:jc w:val="center"/>
-        <w:rPr>
-          <w:rFonts w:ascii="黑体" w:hAnsi="黑体" w:eastAsia="黑体" w:cs="黑体"/>
-          <w:sz w:val="21"/>
-          <w:szCs w:val="21"/>
-        </w:rPr>
-      </w:pPr>
-      <w:r>
-        <w:rPr>
-          <w:rFonts w:hint="eastAsia" w:ascii="黑体" w:hAnsi="黑体" w:eastAsia="黑体" w:cs="黑体"/>
-          <w:sz w:val="21"/>
-          <w:szCs w:val="21"/>
-        </w:rPr>
-        <w:t>图4-11 项目与客户ER图</w:t>
-      </w:r>
-    </w:p>
-    <w:p>
-      <w:pPr>
-        <w:numPr>
-          <w:ilvl w:val="0"/>
-          <w:numId w:val="8"/>
-        </w:numPr>
-        <w:ind w:firstLineChars="0"/>
-        <w:jc w:val="left"/>
-      </w:pPr>
-      <w:r>
-        <w:rPr>
-          <w:rFonts w:hint="eastAsia"/>
-        </w:rPr>
-        <w:t>流程及其节点ER图关系</w:t>
-      </w:r>
-    </w:p>
-    <w:p>
-      <w:pPr>
-        <w:ind w:firstLine="480"/>
-        <w:jc w:val="left"/>
-      </w:pPr>
-      <w:r>
-        <w:rPr>
-          <w:rFonts w:hint="eastAsia"/>
-        </w:rPr>
-        <w:t>如图4-12所示。</w:t>
-      </w:r>
-    </w:p>
-    <w:p>
-      <w:pPr>
-        <w:ind w:firstLine="0" w:firstLineChars="0"/>
-        <w:jc w:val="center"/>
-      </w:pPr>
-      <w:r>
-        <w:drawing>
-          <wp:inline distT="0" distB="0" distL="114300" distR="114300">
-            <wp:extent cx="4343400" cy="845185"/>
-            <wp:effectExtent l="0" t="0" r="0" b="0"/>
-            <wp:docPr id="5" name="图片 4"/>
-            <wp:cNvGraphicFramePr>
-              <a:graphicFrameLocks xmlns:a="http://schemas.openxmlformats.org/drawingml/2006/main" noChangeAspect="1"/>
-            </wp:cNvGraphicFramePr>
-            <a:graphic xmlns:a="http://schemas.openxmlformats.org/drawingml/2006/main">
-              <a:graphicData uri="http://schemas.openxmlformats.org/drawingml/2006/picture">
-                <pic:pic xmlns:pic="http://schemas.openxmlformats.org/drawingml/2006/picture">
-                  <pic:nvPicPr>
-                    <pic:cNvPr id="5" name="图片 4"/>
-                    <pic:cNvPicPr>
-                      <a:picLocks noChangeAspect="1"/>
-                    </pic:cNvPicPr>
-                  </pic:nvPicPr>
-                  <pic:blipFill>
-                    <a:blip r:embed="rId29"/>
-                    <a:stretch>
-                      <a:fillRect/>
-                    </a:stretch>
-                  </pic:blipFill>
-                  <pic:spPr>
-                    <a:xfrm>
-                      <a:off x="0" y="0"/>
-                      <a:ext cx="4362995" cy="849592"/>
-                    </a:xfrm>
-                    <a:prstGeom prst="rect">
-                      <a:avLst/>
-                    </a:prstGeom>
-                    <a:noFill/>
-                    <a:ln>
-                      <a:noFill/>
-                    </a:ln>
-                  </pic:spPr>
-                </pic:pic>
-              </a:graphicData>
-            </a:graphic>
-          </wp:inline>
-        </w:drawing>
-      </w:r>
-    </w:p>
-    <w:p>
-      <w:pPr>
-        <w:ind w:left="480" w:firstLine="0" w:firstLineChars="0"/>
-        <w:jc w:val="center"/>
-        <w:rPr>
-          <w:rFonts w:ascii="黑体" w:hAnsi="黑体" w:eastAsia="黑体" w:cs="黑体"/>
-          <w:sz w:val="21"/>
-          <w:szCs w:val="21"/>
-        </w:rPr>
-      </w:pPr>
-      <w:r>
-        <w:rPr>
-          <w:rFonts w:hint="eastAsia" w:ascii="黑体" w:hAnsi="黑体" w:eastAsia="黑体" w:cs="黑体"/>
-          <w:sz w:val="21"/>
-          <w:szCs w:val="21"/>
-        </w:rPr>
-        <w:t>图4-12 流程和节点ER图</w:t>
-      </w:r>
-    </w:p>
-    <w:p>
-      <w:pPr>
-        <w:numPr>
-          <w:ilvl w:val="0"/>
-          <w:numId w:val="8"/>
-        </w:numPr>
-        <w:ind w:firstLineChars="0"/>
-        <w:jc w:val="left"/>
-      </w:pPr>
-      <w:r>
-        <w:rPr>
-          <w:rFonts w:hint="eastAsia"/>
-        </w:rPr>
-        <w:t>数据字典及其数据项ER图关系</w:t>
-      </w:r>
-    </w:p>
-    <w:p>
-      <w:pPr>
-        <w:ind w:firstLine="480"/>
-        <w:jc w:val="left"/>
-      </w:pPr>
-      <w:r>
-        <w:rPr>
-          <w:rFonts w:hint="eastAsia"/>
-        </w:rPr>
-        <w:t>如图4-13所示。</w:t>
-      </w:r>
-    </w:p>
-    <w:p>
-      <w:pPr>
-        <w:ind w:left="480" w:firstLine="0" w:firstLineChars="0"/>
-        <w:jc w:val="center"/>
-        <w:rPr>
-          <w:rFonts w:ascii="黑体" w:hAnsi="黑体" w:eastAsia="黑体" w:cs="黑体"/>
-          <w:sz w:val="21"/>
-          <w:szCs w:val="21"/>
-        </w:rPr>
-      </w:pPr>
-      <w:r>
-        <w:drawing>
-          <wp:inline distT="0" distB="0" distL="114300" distR="114300">
-            <wp:extent cx="5022850" cy="1026795"/>
-            <wp:effectExtent l="0" t="0" r="6350" b="1905"/>
-            <wp:docPr id="6" name="图片 5"/>
-            <wp:cNvGraphicFramePr>
-              <a:graphicFrameLocks xmlns:a="http://schemas.openxmlformats.org/drawingml/2006/main" noChangeAspect="1"/>
-            </wp:cNvGraphicFramePr>
-            <a:graphic xmlns:a="http://schemas.openxmlformats.org/drawingml/2006/main">
-              <a:graphicData uri="http://schemas.openxmlformats.org/drawingml/2006/picture">
-                <pic:pic xmlns:pic="http://schemas.openxmlformats.org/drawingml/2006/picture">
-                  <pic:nvPicPr>
-                    <pic:cNvPr id="6" name="图片 5"/>
-                    <pic:cNvPicPr>
-                      <a:picLocks noChangeAspect="1"/>
-                    </pic:cNvPicPr>
-                  </pic:nvPicPr>
-                  <pic:blipFill>
-                    <a:blip r:embed="rId30"/>
-                    <a:stretch>
-                      <a:fillRect/>
-                    </a:stretch>
-                  </pic:blipFill>
-                  <pic:spPr>
-                    <a:xfrm>
-                      <a:off x="0" y="0"/>
-                      <a:ext cx="5052705" cy="1033166"/>
-                    </a:xfrm>
-                    <a:prstGeom prst="rect">
-                      <a:avLst/>
-                    </a:prstGeom>
-                    <a:noFill/>
-                    <a:ln>
-                      <a:noFill/>
-                    </a:ln>
-                  </pic:spPr>
-                </pic:pic>
-              </a:graphicData>
-            </a:graphic>
-          </wp:inline>
-        </w:drawing>
-      </w:r>
-    </w:p>
-    <w:p>
-      <w:pPr>
-        <w:ind w:left="480" w:firstLine="0" w:firstLineChars="0"/>
-        <w:jc w:val="center"/>
-        <w:rPr>
-          <w:rFonts w:ascii="黑体" w:hAnsi="黑体" w:eastAsia="黑体" w:cs="黑体"/>
-          <w:sz w:val="21"/>
-          <w:szCs w:val="21"/>
-        </w:rPr>
-      </w:pPr>
-      <w:r>
-        <w:rPr>
-          <w:rFonts w:hint="eastAsia" w:ascii="黑体" w:hAnsi="黑体" w:eastAsia="黑体" w:cs="黑体"/>
-          <w:sz w:val="21"/>
-          <w:szCs w:val="21"/>
-        </w:rPr>
-        <w:t>图4-13 数据字典和数据项ER图</w:t>
+      </w:pPr>
+      <w:r>
+        <w:t>数据库的性能和可扩展性。需要考虑数据库的性能和可扩展性，包括索引的设计和优化、查询语句的优化、表分区等，以确保数据库的高效和可扩展性。</w:t>
       </w:r>
     </w:p>
     <w:p>
@@ -9598,375 +8618,41 @@
           <w:kern w:val="0"/>
           <w:szCs w:val="30"/>
         </w:rPr>
-        <w:t>4.2.2 逻辑结构设计</w:t>
-      </w:r>
-    </w:p>
-    <w:p>
-      <w:pPr>
-        <w:pStyle w:val="21"/>
-        <w:spacing w:beforeAutospacing="0" w:afterAutospacing="0"/>
-        <w:ind w:firstLine="480"/>
-      </w:pPr>
-      <w:r>
-        <w:t>逻辑结构设计是设计数据库中各个表之间的关系和约束条件，包括数据表之间的主外键关系、表之间的关联和连接方式、数据类型和数据格式的定义以及数据的完整性约束等方面。</w:t>
-      </w:r>
-    </w:p>
-    <w:p>
-      <w:pPr>
-        <w:pStyle w:val="21"/>
-        <w:spacing w:beforeAutospacing="0" w:afterAutospacing="0"/>
-        <w:ind w:firstLine="480"/>
-      </w:pPr>
-      <w:r>
-        <w:t>逻辑结构设计的目的是确保数据库能够满足业务需求，同时具有高效性、可扩展性和易于维护性。一般来说，在进行逻辑结构设计时，需要考虑以下几个方面：</w:t>
-      </w:r>
-    </w:p>
-    <w:p>
-      <w:pPr>
-        <w:pStyle w:val="21"/>
-        <w:numPr>
-          <w:ilvl w:val="0"/>
-          <w:numId w:val="9"/>
-        </w:numPr>
-        <w:spacing w:beforeAutospacing="0" w:afterAutospacing="0"/>
-        <w:ind w:firstLine="480"/>
-      </w:pPr>
-      <w:r>
-        <w:t>数据表之间的关系和连接方式。需要确定数据表之间的关系，包括一对一、一对多和多对多关系，以及使用何种连接方式来实现数据表之间的关联查询。</w:t>
-      </w:r>
-    </w:p>
-    <w:p>
-      <w:pPr>
-        <w:pStyle w:val="21"/>
-        <w:numPr>
-          <w:ilvl w:val="0"/>
-          <w:numId w:val="9"/>
-        </w:numPr>
-        <w:spacing w:beforeAutospacing="0" w:afterAutospacing="0"/>
-        <w:ind w:firstLine="480"/>
-      </w:pPr>
-      <w:r>
-        <w:t>数据类型和数据格式的定义。需要定义每个数据字段的数据类型、长度、精度等属性，以确保数据的存储和使用的正确性和有效性。</w:t>
-      </w:r>
-    </w:p>
-    <w:p>
-      <w:pPr>
-        <w:pStyle w:val="21"/>
-        <w:numPr>
-          <w:ilvl w:val="0"/>
-          <w:numId w:val="9"/>
-        </w:numPr>
-        <w:spacing w:beforeAutospacing="0" w:afterAutospacing="0"/>
-        <w:ind w:firstLine="480"/>
-      </w:pPr>
-      <w:r>
-        <w:t>数据的完整性约束。需要定义数据表中的各种完整性约束条件，包括主键、外键、唯一性约束、检查约束等，以确保数据的完整性和一致性。</w:t>
-      </w:r>
-    </w:p>
-    <w:p>
-      <w:pPr>
-        <w:pStyle w:val="21"/>
-        <w:numPr>
-          <w:ilvl w:val="0"/>
-          <w:numId w:val="9"/>
-        </w:numPr>
-        <w:spacing w:beforeAutospacing="0" w:afterAutospacing="0"/>
-        <w:ind w:firstLine="480"/>
-      </w:pPr>
-      <w:r>
-        <w:t>数据库的性能和可扩展性。需要考虑数据库的性能和可扩展性，包括索引的设计和优化、查询语句的优化、表分区等，以确保数据库的高效和可扩展性。</w:t>
-      </w:r>
-    </w:p>
-    <w:p>
-      <w:pPr>
-        <w:ind w:firstLine="480"/>
-        <w:rPr>
-          <w:rFonts w:ascii="宋体" w:hAnsi="宋体" w:cs="宋体"/>
-          <w:szCs w:val="32"/>
-        </w:rPr>
-      </w:pPr>
-      <w:r>
-        <w:rPr>
-          <w:rFonts w:hint="eastAsia" w:ascii="宋体" w:hAnsi="宋体" w:cs="宋体"/>
-          <w:szCs w:val="32"/>
-        </w:rPr>
-        <w:t>项目信息表（</w:t>
-      </w:r>
-      <w:r>
-        <w:rPr>
-          <w:rFonts w:hint="eastAsia" w:ascii="宋体" w:hAnsi="宋体" w:cs="宋体"/>
-          <w:szCs w:val="32"/>
-          <w:u w:val="single"/>
-        </w:rPr>
-        <w:t>id</w:t>
-      </w:r>
-      <w:r>
-        <w:rPr>
-          <w:rFonts w:hint="eastAsia" w:ascii="宋体" w:hAnsi="宋体" w:cs="宋体"/>
-          <w:szCs w:val="32"/>
-        </w:rPr>
-        <w:t>，项目名，客户id，客户名，项目编号，创建日期）</w:t>
-      </w:r>
-    </w:p>
-    <w:p>
-      <w:pPr>
-        <w:ind w:firstLine="480"/>
-        <w:rPr>
-          <w:rFonts w:ascii="宋体" w:hAnsi="宋体" w:cs="宋体"/>
-          <w:szCs w:val="32"/>
-        </w:rPr>
-      </w:pPr>
-      <w:r>
-        <w:rPr>
-          <w:rFonts w:hint="eastAsia" w:ascii="宋体" w:hAnsi="宋体" w:cs="宋体"/>
-          <w:szCs w:val="32"/>
-        </w:rPr>
-        <w:t>客户基本信息表（</w:t>
-      </w:r>
-      <w:r>
-        <w:rPr>
-          <w:rFonts w:hint="eastAsia" w:ascii="宋体" w:hAnsi="宋体" w:cs="宋体"/>
-          <w:szCs w:val="32"/>
-          <w:u w:val="single"/>
-        </w:rPr>
-        <w:t>id</w:t>
-      </w:r>
-      <w:r>
-        <w:rPr>
-          <w:rFonts w:hint="eastAsia" w:ascii="宋体" w:hAnsi="宋体" w:cs="宋体"/>
-          <w:szCs w:val="32"/>
-        </w:rPr>
-        <w:t>，客户名，客户类型，创建日期）</w:t>
-      </w:r>
-    </w:p>
-    <w:p>
-      <w:pPr>
-        <w:ind w:firstLine="480"/>
-        <w:rPr>
-          <w:rFonts w:ascii="宋体" w:hAnsi="宋体" w:cs="宋体"/>
-          <w:szCs w:val="32"/>
-        </w:rPr>
-      </w:pPr>
-      <w:r>
-        <w:rPr>
-          <w:rFonts w:hint="eastAsia" w:ascii="宋体" w:hAnsi="宋体" w:cs="宋体"/>
-          <w:szCs w:val="32"/>
-        </w:rPr>
-        <w:t>法人客户详细信息表（</w:t>
-      </w:r>
-      <w:r>
-        <w:rPr>
-          <w:rFonts w:hint="eastAsia" w:ascii="宋体" w:hAnsi="宋体" w:cs="宋体"/>
-          <w:szCs w:val="32"/>
-          <w:u w:val="single"/>
-        </w:rPr>
-        <w:t>id</w:t>
-      </w:r>
-      <w:r>
-        <w:rPr>
-          <w:rFonts w:hint="eastAsia" w:ascii="宋体" w:hAnsi="宋体" w:cs="宋体"/>
-          <w:szCs w:val="32"/>
-        </w:rPr>
-        <w:t>，客户id，社会信息统一代码，法人身份证）</w:t>
-      </w:r>
-    </w:p>
-    <w:p>
-      <w:pPr>
-        <w:ind w:firstLine="480"/>
-        <w:rPr>
-          <w:rFonts w:ascii="宋体" w:hAnsi="宋体" w:cs="宋体"/>
-          <w:szCs w:val="32"/>
-        </w:rPr>
-      </w:pPr>
-      <w:r>
-        <w:rPr>
-          <w:rFonts w:hint="eastAsia" w:ascii="宋体" w:hAnsi="宋体" w:cs="宋体"/>
-          <w:szCs w:val="32"/>
-        </w:rPr>
-        <w:t>自然人客户详细信息表（</w:t>
-      </w:r>
-      <w:r>
-        <w:rPr>
-          <w:rFonts w:hint="eastAsia" w:ascii="宋体" w:hAnsi="宋体" w:cs="宋体"/>
-          <w:szCs w:val="32"/>
-          <w:u w:val="single"/>
-        </w:rPr>
-        <w:t>id</w:t>
-      </w:r>
-      <w:r>
-        <w:rPr>
-          <w:rFonts w:hint="eastAsia" w:ascii="宋体" w:hAnsi="宋体" w:cs="宋体"/>
-          <w:szCs w:val="32"/>
-        </w:rPr>
-        <w:t>，客户id，身份证）</w:t>
-      </w:r>
-    </w:p>
-    <w:p>
-      <w:pPr>
-        <w:ind w:firstLine="480"/>
-        <w:rPr>
-          <w:rFonts w:ascii="宋体" w:hAnsi="宋体" w:cs="宋体"/>
-          <w:szCs w:val="32"/>
-        </w:rPr>
-      </w:pPr>
-      <w:r>
-        <w:rPr>
-          <w:rFonts w:hint="eastAsia" w:ascii="宋体" w:hAnsi="宋体" w:cs="宋体"/>
-          <w:szCs w:val="32"/>
-        </w:rPr>
-        <w:t>流程设计表（</w:t>
-      </w:r>
-      <w:r>
-        <w:rPr>
-          <w:rFonts w:hint="eastAsia" w:ascii="宋体" w:hAnsi="宋体" w:cs="宋体"/>
-          <w:szCs w:val="32"/>
-          <w:u w:val="single"/>
-        </w:rPr>
-        <w:t>id</w:t>
-      </w:r>
-      <w:r>
-        <w:rPr>
-          <w:rFonts w:hint="eastAsia" w:ascii="宋体" w:hAnsi="宋体" w:cs="宋体"/>
-          <w:szCs w:val="32"/>
-        </w:rPr>
-        <w:t>，流程key，流程xml）</w:t>
-      </w:r>
-    </w:p>
-    <w:p>
-      <w:pPr>
-        <w:ind w:firstLine="480"/>
-        <w:rPr>
-          <w:rFonts w:ascii="宋体" w:hAnsi="宋体" w:cs="宋体"/>
-          <w:szCs w:val="32"/>
-        </w:rPr>
-      </w:pPr>
-      <w:r>
-        <w:rPr>
-          <w:rFonts w:hint="eastAsia" w:ascii="宋体" w:hAnsi="宋体" w:cs="宋体"/>
-          <w:szCs w:val="32"/>
-        </w:rPr>
-        <w:t>流程节点表（</w:t>
-      </w:r>
-      <w:r>
-        <w:rPr>
-          <w:rFonts w:hint="eastAsia" w:ascii="宋体" w:hAnsi="宋体" w:cs="宋体"/>
-          <w:szCs w:val="32"/>
-          <w:u w:val="single"/>
-        </w:rPr>
-        <w:t>id</w:t>
-      </w:r>
-      <w:r>
-        <w:rPr>
-          <w:rFonts w:hint="eastAsia" w:ascii="宋体" w:hAnsi="宋体" w:cs="宋体"/>
-          <w:szCs w:val="32"/>
-        </w:rPr>
-        <w:t>，流程id）</w:t>
-      </w:r>
-    </w:p>
-    <w:p>
-      <w:pPr>
-        <w:ind w:firstLine="480"/>
-        <w:rPr>
-          <w:rFonts w:ascii="宋体" w:hAnsi="宋体" w:cs="宋体"/>
-          <w:szCs w:val="32"/>
-        </w:rPr>
-      </w:pPr>
-      <w:r>
-        <w:rPr>
-          <w:rFonts w:hint="eastAsia" w:ascii="宋体" w:hAnsi="宋体" w:cs="宋体"/>
-          <w:szCs w:val="32"/>
-        </w:rPr>
-        <w:t>流程变量表（</w:t>
-      </w:r>
-      <w:r>
-        <w:rPr>
-          <w:rFonts w:hint="eastAsia" w:ascii="宋体" w:hAnsi="宋体" w:cs="宋体"/>
-          <w:szCs w:val="32"/>
-          <w:u w:val="single"/>
-        </w:rPr>
-        <w:t>id</w:t>
-      </w:r>
-      <w:r>
-        <w:rPr>
-          <w:rFonts w:hint="eastAsia" w:ascii="宋体" w:hAnsi="宋体" w:cs="宋体"/>
-          <w:szCs w:val="32"/>
-        </w:rPr>
-        <w:t>，流程id，节点id，流程变量名，流程变量值）</w:t>
-      </w:r>
-    </w:p>
-    <w:p>
-      <w:pPr>
-        <w:ind w:firstLine="480"/>
-        <w:rPr>
-          <w:rFonts w:ascii="宋体" w:hAnsi="宋体" w:cs="宋体"/>
-          <w:szCs w:val="32"/>
-        </w:rPr>
-      </w:pPr>
-      <w:r>
-        <w:rPr>
-          <w:rFonts w:hint="eastAsia" w:ascii="宋体" w:hAnsi="宋体" w:cs="宋体"/>
-          <w:szCs w:val="32"/>
-        </w:rPr>
-        <w:t>数据字典基本表（</w:t>
-      </w:r>
-      <w:r>
-        <w:rPr>
-          <w:rFonts w:hint="eastAsia" w:ascii="宋体" w:hAnsi="宋体" w:cs="宋体"/>
-          <w:szCs w:val="32"/>
-          <w:u w:val="single"/>
-        </w:rPr>
-        <w:t>id</w:t>
-      </w:r>
-      <w:r>
-        <w:rPr>
-          <w:rFonts w:hint="eastAsia" w:ascii="宋体" w:hAnsi="宋体" w:cs="宋体"/>
-          <w:szCs w:val="32"/>
-        </w:rPr>
-        <w:t>，数据字典code，数据字典名）</w:t>
-      </w:r>
-    </w:p>
-    <w:p>
-      <w:pPr>
-        <w:ind w:firstLine="480"/>
-        <w:rPr>
-          <w:rFonts w:ascii="宋体" w:hAnsi="宋体" w:cs="宋体"/>
-          <w:szCs w:val="32"/>
-        </w:rPr>
-      </w:pPr>
-      <w:r>
-        <w:rPr>
-          <w:rFonts w:hint="eastAsia" w:ascii="宋体" w:hAnsi="宋体" w:cs="宋体"/>
-          <w:szCs w:val="32"/>
-        </w:rPr>
-        <w:t>数据字典详细表（</w:t>
-      </w:r>
-      <w:r>
-        <w:rPr>
-          <w:rFonts w:hint="eastAsia" w:ascii="宋体" w:hAnsi="宋体" w:cs="宋体"/>
-          <w:szCs w:val="32"/>
-          <w:u w:val="single"/>
-        </w:rPr>
-        <w:t>id</w:t>
-      </w:r>
-      <w:r>
-        <w:rPr>
-          <w:rFonts w:hint="eastAsia" w:ascii="宋体" w:hAnsi="宋体" w:cs="宋体"/>
-          <w:szCs w:val="32"/>
-        </w:rPr>
-        <w:t>，数据字典id，数据字典项code，数据字典项值）</w:t>
-      </w:r>
-    </w:p>
-    <w:p>
-      <w:pPr>
-        <w:ind w:firstLine="0" w:firstLineChars="0"/>
-      </w:pPr>
+        <w:t>4.</w:t>
+      </w:r>
       <w:r>
         <w:rPr>
           <w:rFonts w:hint="eastAsia" w:eastAsia="黑体"/>
           <w:kern w:val="0"/>
           <w:szCs w:val="30"/>
-        </w:rPr>
-        <w:t>4.2.3数据表结构设计</w:t>
+          <w:lang w:val="en-US" w:eastAsia="zh-CN"/>
+        </w:rPr>
+        <w:t>2</w:t>
+      </w:r>
+      <w:r>
+        <w:rPr>
+          <w:rFonts w:hint="eastAsia" w:eastAsia="黑体"/>
+          <w:kern w:val="0"/>
+          <w:szCs w:val="30"/>
+        </w:rPr>
+        <w:t>.</w:t>
+      </w:r>
+      <w:r>
+        <w:rPr>
+          <w:rFonts w:hint="eastAsia" w:eastAsia="黑体"/>
+          <w:kern w:val="0"/>
+          <w:szCs w:val="30"/>
+          <w:lang w:val="en-US" w:eastAsia="zh-CN"/>
+        </w:rPr>
+        <w:t>2</w:t>
+      </w:r>
+      <w:r>
+        <w:rPr>
+          <w:rFonts w:hint="eastAsia" w:eastAsia="黑体"/>
+          <w:kern w:val="0"/>
+          <w:szCs w:val="30"/>
+        </w:rPr>
+        <w:t>数据表结构设计</w:t>
       </w:r>
     </w:p>
     <w:p>
@@ -17714,8 +16400,8 @@
         </w:rPr>
       </w:pPr>
       <w:bookmarkStart w:id="126" w:name="_Toc15598"/>
-      <w:bookmarkStart w:id="127" w:name="_Toc134820393"/>
-      <w:bookmarkStart w:id="128" w:name="_Toc134820647"/>
+      <w:bookmarkStart w:id="127" w:name="_Toc134820647"/>
+      <w:bookmarkStart w:id="128" w:name="_Toc134820393"/>
       <w:bookmarkStart w:id="129" w:name="_Toc134820449"/>
       <w:r>
         <w:rPr>
@@ -17742,9 +16428,9 @@
           <w:szCs w:val="28"/>
         </w:rPr>
       </w:pPr>
-      <w:bookmarkStart w:id="130" w:name="_Toc134820394"/>
-      <w:bookmarkStart w:id="131" w:name="_Toc26775"/>
-      <w:bookmarkStart w:id="132" w:name="_Toc134820450"/>
+      <w:bookmarkStart w:id="130" w:name="_Toc134820450"/>
+      <w:bookmarkStart w:id="131" w:name="_Toc134820394"/>
+      <w:bookmarkStart w:id="132" w:name="_Toc26775"/>
       <w:bookmarkStart w:id="133" w:name="_Toc134820648"/>
       <w:r>
         <w:rPr>
@@ -17770,9 +16456,9 @@
           <w:szCs w:val="24"/>
         </w:rPr>
       </w:pPr>
-      <w:bookmarkStart w:id="134" w:name="_Toc134820395"/>
-      <w:bookmarkStart w:id="135" w:name="_Toc134820451"/>
-      <w:bookmarkStart w:id="136" w:name="_Toc134820649"/>
+      <w:bookmarkStart w:id="134" w:name="_Toc134820451"/>
+      <w:bookmarkStart w:id="135" w:name="_Toc134820649"/>
+      <w:bookmarkStart w:id="136" w:name="_Toc134820395"/>
       <w:r>
         <w:rPr>
           <w:rFonts w:hint="eastAsia"/>
@@ -17818,7 +16504,7 @@
                     </pic:cNvPicPr>
                   </pic:nvPicPr>
                   <pic:blipFill>
-                    <a:blip r:embed="rId31"/>
+                    <a:blip r:embed="rId20"/>
                     <a:stretch>
                       <a:fillRect/>
                     </a:stretch>
@@ -18217,7 +16903,7 @@
                     </pic:cNvPicPr>
                   </pic:nvPicPr>
                   <pic:blipFill>
-                    <a:blip r:embed="rId32"/>
+                    <a:blip r:embed="rId21"/>
                     <a:stretch>
                       <a:fillRect/>
                     </a:stretch>
@@ -18319,7 +17005,7 @@
                     </pic:cNvPicPr>
                   </pic:nvPicPr>
                   <pic:blipFill>
-                    <a:blip r:embed="rId33"/>
+                    <a:blip r:embed="rId22"/>
                     <a:stretch>
                       <a:fillRect/>
                     </a:stretch>
@@ -18406,9 +17092,9 @@
         </w:rPr>
       </w:pPr>
       <w:bookmarkStart w:id="140" w:name="_Toc27152"/>
-      <w:bookmarkStart w:id="141" w:name="_Toc134820651"/>
-      <w:bookmarkStart w:id="142" w:name="_Toc134820397"/>
-      <w:bookmarkStart w:id="143" w:name="_Toc134820453"/>
+      <w:bookmarkStart w:id="141" w:name="_Toc134820453"/>
+      <w:bookmarkStart w:id="142" w:name="_Toc134820651"/>
+      <w:bookmarkStart w:id="143" w:name="_Toc134820397"/>
       <w:r>
         <w:rPr>
           <w:rFonts w:hint="eastAsia"/>
@@ -18433,8 +17119,8 @@
           <w:szCs w:val="24"/>
         </w:rPr>
       </w:pPr>
-      <w:bookmarkStart w:id="144" w:name="_Toc134820398"/>
-      <w:bookmarkStart w:id="145" w:name="_Toc134820652"/>
+      <w:bookmarkStart w:id="144" w:name="_Toc134820652"/>
+      <w:bookmarkStart w:id="145" w:name="_Toc134820398"/>
       <w:bookmarkStart w:id="146" w:name="_Toc134820454"/>
       <w:r>
         <w:rPr>
@@ -18503,7 +17189,7 @@
                     </pic:cNvPicPr>
                   </pic:nvPicPr>
                   <pic:blipFill>
-                    <a:blip r:embed="rId34"/>
+                    <a:blip r:embed="rId23"/>
                     <a:stretch>
                       <a:fillRect/>
                     </a:stretch>
@@ -18710,7 +17396,7 @@
                     </pic:cNvPicPr>
                   </pic:nvPicPr>
                   <pic:blipFill>
-                    <a:blip r:embed="rId35"/>
+                    <a:blip r:embed="rId24"/>
                     <a:stretch>
                       <a:fillRect/>
                     </a:stretch>
@@ -18800,7 +17486,7 @@
                     </pic:cNvPicPr>
                   </pic:nvPicPr>
                   <pic:blipFill>
-                    <a:blip r:embed="rId36"/>
+                    <a:blip r:embed="rId25"/>
                     <a:stretch>
                       <a:fillRect/>
                     </a:stretch>
@@ -18907,7 +17593,7 @@
                     </pic:cNvPicPr>
                   </pic:nvPicPr>
                   <pic:blipFill>
-                    <a:blip r:embed="rId37"/>
+                    <a:blip r:embed="rId26"/>
                     <a:stretch>
                       <a:fillRect/>
                     </a:stretch>
@@ -18975,7 +17661,7 @@
                     </pic:cNvPicPr>
                   </pic:nvPicPr>
                   <pic:blipFill>
-                    <a:blip r:embed="rId38"/>
+                    <a:blip r:embed="rId27"/>
                     <a:stretch>
                       <a:fillRect/>
                     </a:stretch>
@@ -19287,8 +17973,8 @@
       </w:pPr>
       <w:bookmarkStart w:id="150" w:name="_Toc30392"/>
       <w:bookmarkStart w:id="151" w:name="_Toc134820654"/>
-      <w:bookmarkStart w:id="152" w:name="_Toc134820400"/>
-      <w:bookmarkStart w:id="153" w:name="_Toc134820456"/>
+      <w:bookmarkStart w:id="152" w:name="_Toc134820456"/>
+      <w:bookmarkStart w:id="153" w:name="_Toc134820400"/>
       <w:r>
         <w:rPr>
           <w:rFonts w:hint="eastAsia"/>
@@ -19541,7 +18227,7 @@
                     </pic:cNvPicPr>
                   </pic:nvPicPr>
                   <pic:blipFill>
-                    <a:blip r:embed="rId39"/>
+                    <a:blip r:embed="rId28"/>
                     <a:stretch>
                       <a:fillRect/>
                     </a:stretch>
@@ -19619,7 +18305,7 @@
                     </pic:cNvPicPr>
                   </pic:nvPicPr>
                   <pic:blipFill>
-                    <a:blip r:embed="rId40"/>
+                    <a:blip r:embed="rId29"/>
                     <a:stretch>
                       <a:fillRect/>
                     </a:stretch>
@@ -19769,7 +18455,7 @@
                     </pic:cNvPicPr>
                   </pic:nvPicPr>
                   <pic:blipFill>
-                    <a:blip r:embed="rId41"/>
+                    <a:blip r:embed="rId30"/>
                     <a:stretch>
                       <a:fillRect/>
                     </a:stretch>
@@ -19848,7 +18534,7 @@
                     </pic:cNvPicPr>
                   </pic:nvPicPr>
                   <pic:blipFill>
-                    <a:blip r:embed="rId42"/>
+                    <a:blip r:embed="rId31"/>
                     <a:stretch>
                       <a:fillRect/>
                     </a:stretch>
@@ -19904,9 +18590,9 @@
           <w:szCs w:val="28"/>
         </w:rPr>
       </w:pPr>
-      <w:bookmarkStart w:id="154" w:name="_Toc134820655"/>
-      <w:bookmarkStart w:id="155" w:name="_Toc571"/>
-      <w:bookmarkStart w:id="156" w:name="_Toc134820401"/>
+      <w:bookmarkStart w:id="154" w:name="_Toc571"/>
+      <w:bookmarkStart w:id="155" w:name="_Toc134820401"/>
+      <w:bookmarkStart w:id="156" w:name="_Toc134820655"/>
       <w:bookmarkStart w:id="157" w:name="_Toc134820457"/>
       <w:r>
         <w:rPr>
@@ -19932,9 +18618,9 @@
           <w:szCs w:val="24"/>
         </w:rPr>
       </w:pPr>
-      <w:bookmarkStart w:id="158" w:name="_Toc134820656"/>
-      <w:bookmarkStart w:id="159" w:name="_Toc134820402"/>
-      <w:bookmarkStart w:id="160" w:name="_Toc134820458"/>
+      <w:bookmarkStart w:id="158" w:name="_Toc134820402"/>
+      <w:bookmarkStart w:id="159" w:name="_Toc134820458"/>
+      <w:bookmarkStart w:id="160" w:name="_Toc134820656"/>
       <w:r>
         <w:rPr>
           <w:rFonts w:hint="eastAsia"/>
@@ -20057,7 +18743,7 @@
                     </pic:cNvPicPr>
                   </pic:nvPicPr>
                   <pic:blipFill>
-                    <a:blip r:embed="rId43"/>
+                    <a:blip r:embed="rId32"/>
                     <a:srcRect b="20421"/>
                     <a:stretch>
                       <a:fillRect/>
@@ -20212,7 +18898,7 @@
                     </pic:cNvPicPr>
                   </pic:nvPicPr>
                   <pic:blipFill>
-                    <a:blip r:embed="rId44"/>
+                    <a:blip r:embed="rId33"/>
                     <a:srcRect b="25943"/>
                     <a:stretch>
                       <a:fillRect/>
@@ -20352,7 +19038,7 @@
                     </pic:cNvPicPr>
                   </pic:nvPicPr>
                   <pic:blipFill>
-                    <a:blip r:embed="rId45"/>
+                    <a:blip r:embed="rId34"/>
                     <a:stretch>
                       <a:fillRect/>
                     </a:stretch>
@@ -20479,7 +19165,7 @@
                     </pic:cNvPicPr>
                   </pic:nvPicPr>
                   <pic:blipFill>
-                    <a:blip r:embed="rId46"/>
+                    <a:blip r:embed="rId35"/>
                     <a:stretch>
                       <a:fillRect/>
                     </a:stretch>
@@ -20689,7 +19375,7 @@
                     </pic:cNvPicPr>
                   </pic:nvPicPr>
                   <pic:blipFill>
-                    <a:blip r:embed="rId47"/>
+                    <a:blip r:embed="rId36"/>
                     <a:stretch>
                       <a:fillRect/>
                     </a:stretch>
@@ -20788,7 +19474,7 @@
                     </pic:cNvPicPr>
                   </pic:nvPicPr>
                   <pic:blipFill>
-                    <a:blip r:embed="rId48"/>
+                    <a:blip r:embed="rId37"/>
                     <a:stretch>
                       <a:fillRect/>
                     </a:stretch>
@@ -20918,7 +19604,7 @@
                     </pic:cNvPicPr>
                   </pic:nvPicPr>
                   <pic:blipFill>
-                    <a:blip r:embed="rId49"/>
+                    <a:blip r:embed="rId38"/>
                     <a:stretch>
                       <a:fillRect/>
                     </a:stretch>
@@ -20970,9 +19656,9 @@
           <w:bCs w:val="0"/>
         </w:rPr>
       </w:pPr>
-      <w:bookmarkStart w:id="167" w:name="_Toc134820405"/>
+      <w:bookmarkStart w:id="167" w:name="_Toc23855"/>
       <w:bookmarkStart w:id="168" w:name="_Toc134820659"/>
-      <w:bookmarkStart w:id="169" w:name="_Toc23855"/>
+      <w:bookmarkStart w:id="169" w:name="_Toc134820405"/>
       <w:bookmarkStart w:id="170" w:name="_Toc134820461"/>
       <w:r>
         <w:rPr>
@@ -20999,10 +19685,10 @@
           <w:szCs w:val="28"/>
         </w:rPr>
       </w:pPr>
-      <w:bookmarkStart w:id="171" w:name="_Toc24075"/>
-      <w:bookmarkStart w:id="172" w:name="_Toc134820406"/>
-      <w:bookmarkStart w:id="173" w:name="_Toc134820660"/>
-      <w:bookmarkStart w:id="174" w:name="_Toc134820462"/>
+      <w:bookmarkStart w:id="171" w:name="_Toc134820660"/>
+      <w:bookmarkStart w:id="172" w:name="_Toc134820462"/>
+      <w:bookmarkStart w:id="173" w:name="_Toc134820406"/>
+      <w:bookmarkStart w:id="174" w:name="_Toc24075"/>
       <w:r>
         <w:rPr>
           <w:rFonts w:hint="eastAsia"/>
@@ -21159,6 +19845,12 @@
             <w:insideH w:val="single" w:color="auto" w:sz="4" w:space="0"/>
             <w:insideV w:val="single" w:color="auto" w:sz="4" w:space="0"/>
           </w:tblBorders>
+          <w:tblCellMar>
+            <w:top w:w="0" w:type="dxa"/>
+            <w:left w:w="108" w:type="dxa"/>
+            <w:bottom w:w="0" w:type="dxa"/>
+            <w:right w:w="108" w:type="dxa"/>
+          </w:tblCellMar>
         </w:tblPrEx>
         <w:trPr>
           <w:trHeight w:val="542" w:hRule="atLeast"/>
@@ -22526,10 +21218,10 @@
           <w:szCs w:val="28"/>
         </w:rPr>
       </w:pPr>
-      <w:bookmarkStart w:id="176" w:name="_Toc134820407"/>
-      <w:bookmarkStart w:id="177" w:name="_Toc8595"/>
-      <w:bookmarkStart w:id="178" w:name="_Toc134820463"/>
-      <w:bookmarkStart w:id="179" w:name="_Toc134820661"/>
+      <w:bookmarkStart w:id="176" w:name="_Toc134820661"/>
+      <w:bookmarkStart w:id="177" w:name="_Toc134820463"/>
+      <w:bookmarkStart w:id="178" w:name="_Toc8595"/>
+      <w:bookmarkStart w:id="179" w:name="_Toc134820407"/>
       <w:r>
         <w:rPr>
           <w:rFonts w:hint="eastAsia"/>
@@ -22663,7 +21355,7 @@
                     </pic:cNvPicPr>
                   </pic:nvPicPr>
                   <pic:blipFill>
-                    <a:blip r:embed="rId50"/>
+                    <a:blip r:embed="rId39"/>
                     <a:stretch>
                       <a:fillRect/>
                     </a:stretch>
@@ -22736,7 +21428,7 @@
                     </pic:cNvPicPr>
                   </pic:nvPicPr>
                   <pic:blipFill>
-                    <a:blip r:embed="rId51"/>
+                    <a:blip r:embed="rId40"/>
                     <a:stretch>
                       <a:fillRect/>
                     </a:stretch>
@@ -22801,9 +21493,9 @@
           <w:bCs w:val="0"/>
         </w:rPr>
       </w:pPr>
-      <w:bookmarkStart w:id="180" w:name="_Toc31813"/>
-      <w:bookmarkStart w:id="181" w:name="_Toc134820662"/>
-      <w:bookmarkStart w:id="182" w:name="_Toc134820408"/>
+      <w:bookmarkStart w:id="180" w:name="_Toc134820408"/>
+      <w:bookmarkStart w:id="181" w:name="_Toc31813"/>
+      <w:bookmarkStart w:id="182" w:name="_Toc134820662"/>
       <w:bookmarkStart w:id="183" w:name="_Toc134820464"/>
       <w:r>
         <w:rPr>
@@ -22964,10 +21656,10 @@
           <w:bCs w:val="0"/>
         </w:rPr>
       </w:pPr>
-      <w:bookmarkStart w:id="184" w:name="_Toc134820465"/>
+      <w:bookmarkStart w:id="184" w:name="_Toc27818"/>
       <w:bookmarkStart w:id="185" w:name="_Toc134820409"/>
       <w:bookmarkStart w:id="186" w:name="_Toc134820663"/>
-      <w:bookmarkStart w:id="187" w:name="_Toc27818"/>
+      <w:bookmarkStart w:id="187" w:name="_Toc134820465"/>
       <w:r>
         <w:rPr>
           <w:rFonts w:hint="eastAsia" w:ascii="黑体" w:hAnsi="黑体"/>
@@ -23196,9 +21888,9 @@
           <w:bCs w:val="0"/>
         </w:rPr>
       </w:pPr>
-      <w:bookmarkStart w:id="188" w:name="_Toc134820466"/>
-      <w:bookmarkStart w:id="189" w:name="_Toc134820664"/>
-      <w:bookmarkStart w:id="190" w:name="_Toc11900"/>
+      <w:bookmarkStart w:id="188" w:name="_Toc134820664"/>
+      <w:bookmarkStart w:id="189" w:name="_Toc11900"/>
+      <w:bookmarkStart w:id="190" w:name="_Toc134820466"/>
       <w:bookmarkStart w:id="191" w:name="_Toc134820410"/>
       <w:r>
         <w:rPr>
@@ -24266,23 +22958,6 @@
     </w:lvl>
   </w:abstractNum>
   <w:abstractNum w:abstractNumId="6">
-    <w:nsid w:val="330CB059"/>
-    <w:multiLevelType w:val="singleLevel"/>
-    <w:tmpl w:val="330CB059"/>
-    <w:lvl w:ilvl="0" w:tentative="0">
-      <w:start w:val="1"/>
-      <w:numFmt w:val="bullet"/>
-      <w:lvlText w:val=""/>
-      <w:lvlJc w:val="left"/>
-      <w:pPr>
-        <w:ind w:left="420" w:hanging="420"/>
-      </w:pPr>
-      <w:rPr>
-        <w:rFonts w:hint="default" w:ascii="Wingdings" w:hAnsi="Wingdings"/>
-      </w:rPr>
-    </w:lvl>
-  </w:abstractNum>
-  <w:abstractNum w:abstractNumId="7">
     <w:nsid w:val="4B02BA65"/>
     <w:multiLevelType w:val="singleLevel"/>
     <w:tmpl w:val="4B02BA65"/>
@@ -24294,7 +22969,7 @@
       <w:lvlJc w:val="left"/>
     </w:lvl>
   </w:abstractNum>
-  <w:abstractNum w:abstractNumId="8">
+  <w:abstractNum w:abstractNumId="7">
     <w:nsid w:val="5B2B58C7"/>
     <w:multiLevelType w:val="singleLevel"/>
     <w:tmpl w:val="5B2B58C7"/>
@@ -24307,7 +22982,7 @@
     </w:lvl>
   </w:abstractNum>
   <w:num w:numId="1">
-    <w:abstractNumId w:val="7"/>
+    <w:abstractNumId w:val="6"/>
   </w:num>
   <w:num w:numId="2">
     <w:abstractNumId w:val="4"/>
@@ -24322,15 +22997,12 @@
     <w:abstractNumId w:val="5"/>
   </w:num>
   <w:num w:numId="6">
-    <w:abstractNumId w:val="8"/>
+    <w:abstractNumId w:val="7"/>
   </w:num>
   <w:num w:numId="7">
     <w:abstractNumId w:val="2"/>
   </w:num>
   <w:num w:numId="8">
-    <w:abstractNumId w:val="6"/>
-  </w:num>
-  <w:num w:numId="9">
     <w:abstractNumId w:val="3"/>
   </w:num>
 </w:numbering>

--- a/毕业论文/毕业论文.docx
+++ b/毕业论文/毕业论文.docx
@@ -11727,12 +11727,6 @@
             <w:insideH w:val="single" w:color="auto" w:sz="4" w:space="0"/>
             <w:insideV w:val="single" w:color="auto" w:sz="4" w:space="0"/>
           </w:tblBorders>
-          <w:tblCellMar>
-            <w:top w:w="0" w:type="dxa"/>
-            <w:left w:w="108" w:type="dxa"/>
-            <w:bottom w:w="0" w:type="dxa"/>
-            <w:right w:w="108" w:type="dxa"/>
-          </w:tblCellMar>
         </w:tblPrEx>
         <w:trPr>
           <w:trHeight w:val="90" w:hRule="atLeast"/>
@@ -17574,8 +17568,6 @@
               </w:rPr>
               <w:t>发表时间</w:t>
             </w:r>
-            <w:bookmarkStart w:id="192" w:name="_GoBack"/>
-            <w:bookmarkEnd w:id="192"/>
           </w:p>
         </w:tc>
       </w:tr>
@@ -17726,75 +17718,68 @@
         <w:spacing w:before="160" w:beforeLines="0" w:after="160" w:afterLines="0" w:line="240" w:lineRule="auto"/>
         <w:ind w:firstLine="0" w:firstLineChars="0"/>
         <w:rPr>
-          <w:b w:val="0"/>
-          <w:bCs/>
-          <w:sz w:val="28"/>
-          <w:szCs w:val="28"/>
-        </w:rPr>
-      </w:pPr>
-      <w:bookmarkStart w:id="130" w:name="_Toc134820450"/>
-      <w:bookmarkStart w:id="131" w:name="_Toc134820394"/>
-      <w:bookmarkStart w:id="132" w:name="_Toc26775"/>
-      <w:bookmarkStart w:id="133" w:name="_Toc134820648"/>
-      <w:r>
-        <w:rPr>
           <w:rFonts w:hint="eastAsia"/>
           <w:b w:val="0"/>
           <w:bCs/>
           <w:sz w:val="28"/>
           <w:szCs w:val="28"/>
-        </w:rPr>
-        <w:t>5.1 用户管理的设计与实现</w:t>
-      </w:r>
-      <w:bookmarkEnd w:id="130"/>
-      <w:bookmarkEnd w:id="131"/>
-      <w:bookmarkEnd w:id="132"/>
-      <w:bookmarkEnd w:id="133"/>
+          <w:lang w:val="en-US" w:eastAsia="zh-CN"/>
+        </w:rPr>
+      </w:pPr>
+      <w:r>
+        <w:rPr>
+          <w:rFonts w:hint="eastAsia"/>
+          <w:b w:val="0"/>
+          <w:bCs/>
+          <w:sz w:val="28"/>
+          <w:szCs w:val="28"/>
+          <w:lang w:val="en-US" w:eastAsia="zh-CN"/>
+        </w:rPr>
+        <w:t>5</w:t>
+      </w:r>
+      <w:r>
+        <w:rPr>
+          <w:rFonts w:hint="eastAsia"/>
+          <w:b w:val="0"/>
+          <w:bCs/>
+          <w:sz w:val="28"/>
+          <w:szCs w:val="28"/>
+        </w:rPr>
+        <w:t>.1</w:t>
+      </w:r>
+      <w:r>
+        <w:rPr>
+          <w:rFonts w:hint="eastAsia"/>
+          <w:b w:val="0"/>
+          <w:bCs/>
+          <w:sz w:val="28"/>
+          <w:szCs w:val="28"/>
+          <w:lang w:val="en-US" w:eastAsia="zh-CN"/>
+        </w:rPr>
+        <w:t>登录与注册</w:t>
+      </w:r>
     </w:p>
     <w:p>
-      <w:pPr>
-        <w:pStyle w:val="4"/>
-        <w:spacing w:before="100" w:beforeLines="0" w:after="100" w:afterLines="0" w:line="240" w:lineRule="auto"/>
-        <w:ind w:firstLine="0" w:firstLineChars="0"/>
-        <w:rPr>
-          <w:szCs w:val="24"/>
-        </w:rPr>
-      </w:pPr>
-      <w:bookmarkStart w:id="134" w:name="_Toc134820451"/>
-      <w:bookmarkStart w:id="135" w:name="_Toc134820649"/>
-      <w:bookmarkStart w:id="136" w:name="_Toc134820395"/>
       <w:r>
         <w:rPr>
           <w:rFonts w:hint="eastAsia"/>
-          <w:szCs w:val="24"/>
-        </w:rPr>
-        <w:t>5.1.1用户登陆</w:t>
-      </w:r>
-      <w:bookmarkEnd w:id="134"/>
-      <w:bookmarkEnd w:id="135"/>
-      <w:bookmarkEnd w:id="136"/>
-    </w:p>
-    <w:p>
-      <w:pPr>
-        <w:ind w:firstLine="480"/>
-      </w:pPr>
+          <w:lang w:val="en-US" w:eastAsia="zh-CN"/>
+        </w:rPr>
+        <w:t>用户点开应用后，首先会进行是否登录的校验，具体的判断逻辑为：检查本地是否存有token，并且发送给服务端进行校验，如果成功则返回ok: true, 代码如下：</w:t>
+      </w:r>
       <w:r>
         <w:rPr>
           <w:rFonts w:hint="eastAsia"/>
-        </w:rPr>
-        <w:t>用户进入系统后首先会来到登陆的主页面，除背景图外，页面中心处设有三个主要输入框、一个是否记住用户名和密码的多选框、以及验证码图片和登陆按钮。界面设计如图5-1所示。</w:t>
-      </w:r>
-    </w:p>
-    <w:p>
-      <w:pPr>
-        <w:ind w:firstLine="480"/>
-      </w:pPr>
+          <w:lang w:val="en-US" w:eastAsia="zh-CN"/>
+        </w:rPr>
+        <w:br w:type="textWrapping"/>
+      </w:r>
       <w:r>
         <w:drawing>
           <wp:inline distT="0" distB="0" distL="114300" distR="114300">
-            <wp:extent cx="4729480" cy="2424430"/>
-            <wp:effectExtent l="0" t="0" r="10160" b="13970"/>
-            <wp:docPr id="2" name="图片 1"/>
+            <wp:extent cx="3100705" cy="2468245"/>
+            <wp:effectExtent l="0" t="0" r="10795" b="8255"/>
+            <wp:docPr id="15" name="图片 1"/>
             <wp:cNvGraphicFramePr>
               <a:graphicFrameLocks xmlns:a="http://schemas.openxmlformats.org/drawingml/2006/main" noChangeAspect="1"/>
             </wp:cNvGraphicFramePr>
@@ -17802,7 +17787,7 @@
               <a:graphicData uri="http://schemas.openxmlformats.org/drawingml/2006/picture">
                 <pic:pic xmlns:pic="http://schemas.openxmlformats.org/drawingml/2006/picture">
                   <pic:nvPicPr>
-                    <pic:cNvPr id="2" name="图片 1"/>
+                    <pic:cNvPr id="15" name="图片 1"/>
                     <pic:cNvPicPr>
                       <a:picLocks noChangeAspect="1"/>
                     </pic:cNvPicPr>
@@ -17816,7 +17801,7 @@
                   <pic:spPr>
                     <a:xfrm>
                       <a:off x="0" y="0"/>
-                      <a:ext cx="4729480" cy="2424430"/>
+                      <a:ext cx="3100705" cy="2468245"/>
                     </a:xfrm>
                     <a:prstGeom prst="rect">
                       <a:avLst/>
@@ -17832,368 +17817,29 @@
           </wp:inline>
         </w:drawing>
       </w:r>
-    </w:p>
-    <w:p>
-      <w:pPr>
-        <w:jc w:val="center"/>
-        <w:rPr>
-          <w:rFonts w:ascii="黑体" w:hAnsi="黑体" w:eastAsia="黑体" w:cs="黑体"/>
-          <w:sz w:val="21"/>
-          <w:szCs w:val="21"/>
-        </w:rPr>
-      </w:pPr>
-      <w:r>
-        <w:rPr>
-          <w:rFonts w:hint="eastAsia" w:ascii="黑体" w:hAnsi="黑体" w:eastAsia="黑体" w:cs="黑体"/>
-          <w:sz w:val="21"/>
-          <w:szCs w:val="21"/>
-        </w:rPr>
-        <w:t>图5-1 登陆页面</w:t>
-      </w:r>
-    </w:p>
-    <w:p>
-      <w:pPr>
-        <w:ind w:firstLine="480"/>
-      </w:pPr>
+      <w:r>
+        <w:br w:type="textWrapping"/>
+      </w:r>
       <w:r>
         <w:rPr>
           <w:rFonts w:hint="eastAsia"/>
-        </w:rPr>
-        <w:t>只有在分别输入有效账号、密码以及验证码后，整个页面才会被重定向到系统的主界面。</w:t>
-      </w:r>
-    </w:p>
-    <w:p>
-      <w:pPr>
-        <w:ind w:firstLine="480"/>
-      </w:pPr>
+          <w:lang w:val="en-US" w:eastAsia="zh-CN"/>
+        </w:rPr>
+        <w:t>然后前端根据校验结果进行重定向：</w:t>
+      </w:r>
       <w:r>
         <w:rPr>
           <w:rFonts w:hint="eastAsia"/>
-        </w:rPr>
-        <w:t>根据前端所传信息去数据库中判断并取出对应用户。</w:t>
-      </w:r>
-    </w:p>
-    <w:p>
-      <w:pPr>
-        <w:ind w:firstLine="480"/>
-      </w:pPr>
-      <w:r>
-        <w:rPr>
-          <w:rFonts w:hint="eastAsia"/>
-        </w:rPr>
-        <w:t>核心代码设计如下：</w:t>
-      </w:r>
-    </w:p>
-    <w:p>
-      <w:pPr>
-        <w:widowControl/>
-        <w:spacing w:line="240" w:lineRule="auto"/>
-        <w:rPr>
-          <w:sz w:val="21"/>
-          <w:szCs w:val="21"/>
-        </w:rPr>
-      </w:pPr>
-      <w:r>
-        <w:rPr>
-          <w:rFonts w:hint="eastAsia"/>
-          <w:sz w:val="21"/>
-          <w:szCs w:val="21"/>
-        </w:rPr>
-        <w:t>List&lt;TSOrgRoleUserEntity&gt; rUsers = systemService.findByProperty(TSOrgRoleUserEntity.class, "tsUser.id", user.getId());</w:t>
-      </w:r>
-    </w:p>
-    <w:p>
-      <w:pPr>
-        <w:ind w:firstLine="480"/>
-      </w:pPr>
-      <w:r>
-        <w:rPr>
-          <w:rFonts w:hint="eastAsia"/>
-        </w:rPr>
-        <w:t>判断为空登陆失败便会保持在该页面并抛出错误提示，同时刷新验证码。</w:t>
-      </w:r>
-    </w:p>
-    <w:p>
-      <w:pPr>
-        <w:ind w:firstLine="480"/>
-      </w:pPr>
-      <w:r>
-        <w:rPr>
-          <w:rFonts w:hint="eastAsia"/>
-        </w:rPr>
-        <w:t>核心代码设计如下：</w:t>
-      </w:r>
-    </w:p>
-    <w:p>
-      <w:pPr>
-        <w:widowControl/>
-        <w:spacing w:line="240" w:lineRule="auto"/>
-        <w:rPr>
-          <w:sz w:val="21"/>
-          <w:szCs w:val="21"/>
-        </w:rPr>
-      </w:pPr>
-      <w:r>
-        <w:rPr>
-          <w:sz w:val="21"/>
-          <w:szCs w:val="21"/>
-        </w:rPr>
-        <w:t>else {</w:t>
-      </w:r>
-    </w:p>
-    <w:p>
-      <w:pPr>
-        <w:widowControl/>
-        <w:spacing w:line="240" w:lineRule="auto"/>
-        <w:ind w:left="420"/>
-        <w:rPr>
-          <w:sz w:val="21"/>
-          <w:szCs w:val="21"/>
-        </w:rPr>
-      </w:pPr>
-      <w:r>
-        <w:rPr>
-          <w:sz w:val="21"/>
-          <w:szCs w:val="21"/>
-        </w:rPr>
-        <w:t>showErrorMsg(d.msg);</w:t>
-      </w:r>
-    </w:p>
-    <w:p>
-      <w:pPr>
-        <w:widowControl/>
-        <w:spacing w:line="240" w:lineRule="auto"/>
-        <w:ind w:left="420"/>
-        <w:rPr>
-          <w:sz w:val="21"/>
-          <w:szCs w:val="21"/>
-        </w:rPr>
-      </w:pPr>
-      <w:r>
-        <w:rPr>
-          <w:sz w:val="21"/>
-          <w:szCs w:val="21"/>
-        </w:rPr>
-        <w:t>reloadRandCodeImage();</w:t>
-      </w:r>
-    </w:p>
-    <w:p>
-      <w:pPr>
-        <w:widowControl/>
-        <w:spacing w:line="240" w:lineRule="auto"/>
-        <w:rPr>
-          <w:sz w:val="21"/>
-          <w:szCs w:val="21"/>
-        </w:rPr>
-      </w:pPr>
-      <w:r>
-        <w:rPr>
-          <w:sz w:val="21"/>
-          <w:szCs w:val="21"/>
-        </w:rPr>
-        <w:t>}</w:t>
-      </w:r>
-    </w:p>
-    <w:p>
-      <w:pPr>
-        <w:ind w:firstLine="480"/>
-      </w:pPr>
-      <w:r>
-        <w:rPr>
-          <w:rFonts w:hint="eastAsia"/>
-        </w:rPr>
-        <w:t>由于银行系统属于安全级别较高的系统，验证码的目的也是为了防止自动化程序进行恶意登陆。</w:t>
-      </w:r>
-    </w:p>
-    <w:p>
-      <w:pPr>
-        <w:ind w:firstLine="480"/>
-      </w:pPr>
-      <w:r>
-        <w:rPr>
-          <w:rFonts w:hint="eastAsia"/>
-        </w:rPr>
-        <w:t>以验证码的输入为例，无论账号密码输入是否正确，只要验证码输入有误，就会在输入框上方弹出“验证码错误”的提示。</w:t>
-      </w:r>
-    </w:p>
-    <w:p>
-      <w:pPr>
-        <w:ind w:firstLine="480"/>
-      </w:pPr>
-      <w:r>
-        <w:rPr>
-          <w:rFonts w:hint="eastAsia"/>
-        </w:rPr>
-        <w:t>同理，账号密码输入错误也会在输入框上方弹出“账号或密码错误”的提示。</w:t>
-      </w:r>
-    </w:p>
-    <w:p>
-      <w:pPr>
-        <w:ind w:firstLine="480"/>
-      </w:pPr>
-      <w:r>
-        <w:rPr>
-          <w:rFonts w:hint="eastAsia"/>
-        </w:rPr>
-        <w:t>如果选中了记住账号或密码，将会在成功登陆的同时将输入框中的账号密码保存到浏览器cookie中，在再次进入系统时取出并提前显示在输入框。</w:t>
-      </w:r>
-    </w:p>
-    <w:p>
-      <w:pPr>
-        <w:ind w:firstLine="480"/>
-      </w:pPr>
-      <w:r>
-        <w:rPr>
-          <w:rFonts w:hint="eastAsia"/>
-        </w:rPr>
-        <w:t>添加cookie的核心代码设计如下：</w:t>
-      </w:r>
-    </w:p>
-    <w:p>
-      <w:pPr>
-        <w:ind w:firstLine="480"/>
-      </w:pPr>
-      <w:r>
-        <w:t>response.addCookie(cookie);</w:t>
-      </w:r>
-      <w:r>
-        <w:rPr>
-          <w:rFonts w:hint="eastAsia"/>
-        </w:rPr>
-        <w:tab/>
-      </w:r>
-    </w:p>
-    <w:p>
-      <w:pPr>
-        <w:pStyle w:val="4"/>
-        <w:spacing w:before="100" w:beforeLines="0" w:after="100" w:afterLines="0" w:line="240" w:lineRule="auto"/>
-        <w:ind w:firstLine="0" w:firstLineChars="0"/>
-        <w:rPr>
-          <w:szCs w:val="24"/>
-        </w:rPr>
-      </w:pPr>
-      <w:bookmarkStart w:id="137" w:name="_Toc134820650"/>
-      <w:bookmarkStart w:id="138" w:name="_Toc134820396"/>
-      <w:bookmarkStart w:id="139" w:name="_Toc134820452"/>
-      <w:r>
-        <w:rPr>
-          <w:rFonts w:hint="eastAsia"/>
-          <w:szCs w:val="24"/>
-        </w:rPr>
-        <w:t>5.1.2用户创建</w:t>
-      </w:r>
-      <w:bookmarkEnd w:id="137"/>
-      <w:bookmarkEnd w:id="138"/>
-      <w:bookmarkEnd w:id="139"/>
-    </w:p>
-    <w:p>
-      <w:pPr>
-        <w:ind w:firstLine="480"/>
-      </w:pPr>
-      <w:r>
-        <w:rPr>
-          <w:rFonts w:hint="eastAsia"/>
-        </w:rPr>
-        <w:t>本系统作为银行后台系统，出于安全性考虑，不提供游客注册功能，所有角色用户的账号密码都需由管理员统一创建、修改和删除。</w:t>
-      </w:r>
-    </w:p>
-    <w:p>
-      <w:pPr>
-        <w:ind w:firstLine="480"/>
-      </w:pPr>
-      <w:r>
-        <w:rPr>
-          <w:rFonts w:hint="eastAsia"/>
-        </w:rPr>
-        <w:t>这里可以使用jeecg框架所自带的用户创建功能。</w:t>
-      </w:r>
-    </w:p>
-    <w:p>
-      <w:pPr>
-        <w:ind w:firstLine="480"/>
-      </w:pPr>
-      <w:r>
-        <w:rPr>
-          <w:rFonts w:hint="eastAsia"/>
-        </w:rPr>
-        <w:t>来到用户管理的主页面，从左往右可以见到部门、角色、用户的三大区块，在上方都提供了一到两个搜索框和搜索、刷新按钮用于快速定位。</w:t>
-      </w:r>
-    </w:p>
-    <w:p>
-      <w:pPr>
-        <w:ind w:firstLine="480"/>
-      </w:pPr>
-      <w:r>
-        <w:rPr>
-          <w:rFonts w:hint="eastAsia"/>
-        </w:rPr>
-        <w:t>部门区块仅供选中，角色区块左侧有一个添加已有角色的按钮，可以在选中部门中往该部门加入角色管理中存在的角色，也可以通过每一项后面的按钮对角色进行删除，右侧用户管理为该部门的该角色设置了用户录入、用户编辑、密码重置以及添加已有用户的按钮。</w:t>
-      </w:r>
-    </w:p>
-    <w:p>
-      <w:pPr>
-        <w:ind w:firstLine="480"/>
-      </w:pPr>
-      <w:r>
-        <w:rPr>
-          <w:rFonts w:hint="eastAsia"/>
-        </w:rPr>
-        <w:t>其中添加已有用户的按钮和添加已有角色一样，可以在选中指定角色后可以对该角色加入用户管理中存在的用户，并通过每项按钮删除用户，用户录入、用户编辑便是对用户包括账号密码在内的具体信息作增改操作，密码重置可对选中用户的密码进行重新设置。界面设计如图5-2所示。</w:t>
-      </w:r>
-    </w:p>
-    <w:p>
-      <w:pPr>
-        <w:ind w:firstLine="480"/>
-        <w:jc w:val="left"/>
-      </w:pPr>
-      <w:r>
-        <w:rPr>
-          <w:rFonts w:hint="eastAsia"/>
-        </w:rPr>
-        <w:t>在点击用户添加的按钮后便会弹出的用户添加的子界面，主要利用到了ajax和后台页面的转发。</w:t>
-      </w:r>
-    </w:p>
-    <w:p>
-      <w:pPr>
-        <w:ind w:firstLine="480"/>
-        <w:jc w:val="left"/>
-      </w:pPr>
-      <w:r>
-        <w:rPr>
-          <w:rFonts w:hint="eastAsia"/>
-        </w:rPr>
-        <w:t>页面转发的核心代码设计如下：</w:t>
-      </w:r>
-    </w:p>
-    <w:p>
-      <w:pPr>
-        <w:jc w:val="left"/>
-      </w:pPr>
-      <w:r>
-        <w:rPr>
-          <w:rFonts w:hint="eastAsia"/>
-          <w:sz w:val="21"/>
-          <w:szCs w:val="21"/>
-        </w:rPr>
-        <w:t>return new ModelAndView("com/jeecg/demo/jeecgDemo-add");</w:t>
-      </w:r>
-    </w:p>
-    <w:p>
-      <w:pPr>
-        <w:ind w:firstLine="480"/>
-      </w:pPr>
-    </w:p>
-    <w:p>
-      <w:pPr>
-        <w:ind w:firstLine="480"/>
-        <w:jc w:val="center"/>
-      </w:pPr>
+          <w:lang w:val="en-US" w:eastAsia="zh-CN"/>
+        </w:rPr>
+        <w:br w:type="textWrapping"/>
+      </w:r>
       <w:r>
         <w:drawing>
           <wp:inline distT="0" distB="0" distL="114300" distR="114300">
-            <wp:extent cx="5559425" cy="2560320"/>
-            <wp:effectExtent l="0" t="0" r="3175" b="0"/>
-            <wp:docPr id="87" name="图片 81"/>
+            <wp:extent cx="3610610" cy="1826260"/>
+            <wp:effectExtent l="0" t="0" r="8890" b="2540"/>
+            <wp:docPr id="16" name="图片 2"/>
             <wp:cNvGraphicFramePr>
               <a:graphicFrameLocks xmlns:a="http://schemas.openxmlformats.org/drawingml/2006/main" noChangeAspect="1"/>
             </wp:cNvGraphicFramePr>
@@ -18201,7 +17847,7 @@
               <a:graphicData uri="http://schemas.openxmlformats.org/drawingml/2006/picture">
                 <pic:pic xmlns:pic="http://schemas.openxmlformats.org/drawingml/2006/picture">
                   <pic:nvPicPr>
-                    <pic:cNvPr id="87" name="图片 81"/>
+                    <pic:cNvPr id="16" name="图片 2"/>
                     <pic:cNvPicPr>
                       <a:picLocks noChangeAspect="1"/>
                     </pic:cNvPicPr>
@@ -18215,7 +17861,7 @@
                   <pic:spPr>
                     <a:xfrm>
                       <a:off x="0" y="0"/>
-                      <a:ext cx="5559425" cy="2560320"/>
+                      <a:ext cx="3610610" cy="1826260"/>
                     </a:xfrm>
                     <a:prstGeom prst="rect">
                       <a:avLst/>
@@ -18234,68 +17880,33 @@
     </w:p>
     <w:p>
       <w:pPr>
-        <w:jc w:val="center"/>
-        <w:rPr>
-          <w:rFonts w:ascii="黑体" w:hAnsi="黑体" w:eastAsia="黑体" w:cs="黑体"/>
-          <w:sz w:val="21"/>
-          <w:szCs w:val="21"/>
+        <w:ind w:left="0" w:leftChars="0" w:firstLine="0" w:firstLineChars="0"/>
+        <w:jc w:val="both"/>
+        <w:rPr>
+          <w:rFonts w:hint="eastAsia" w:eastAsia="宋体"/>
+          <w:lang w:val="en-US" w:eastAsia="zh-CN"/>
         </w:rPr>
       </w:pPr>
       <w:r>
         <w:rPr>
-          <w:rFonts w:hint="eastAsia" w:ascii="黑体" w:hAnsi="黑体" w:eastAsia="黑体" w:cs="黑体"/>
-          <w:sz w:val="21"/>
-          <w:szCs w:val="21"/>
-        </w:rPr>
-        <w:t>图5-2 jeecg用户管理页面</w:t>
-      </w:r>
-    </w:p>
-    <w:p>
-      <w:pPr>
-        <w:ind w:firstLine="480"/>
-        <w:jc w:val="left"/>
-      </w:pPr>
-      <w:r>
-        <w:rPr>
           <w:rFonts w:hint="eastAsia"/>
-        </w:rPr>
-        <w:t>而在用户添加的子界面中，以输入框形式可录入许多用户的基本信息，其中最主要的信息便是账号和密码。</w:t>
-      </w:r>
-    </w:p>
-    <w:p>
-      <w:pPr>
-        <w:ind w:firstLine="480"/>
-        <w:jc w:val="left"/>
-      </w:pPr>
+          <w:lang w:val="en-US" w:eastAsia="zh-CN"/>
+        </w:rPr>
+        <w:t>如果没有登录则会跳转至登录页，否则直接进入首页，登录与注册页如下：</w:t>
+      </w:r>
       <w:r>
         <w:rPr>
           <w:rFonts w:hint="eastAsia"/>
-        </w:rPr>
-        <w:t>而编辑界面与该界面相同，只不过会在输入框中事先展示好该用户已有的信息。</w:t>
-      </w:r>
-    </w:p>
-    <w:p>
-      <w:pPr>
-        <w:ind w:firstLine="480"/>
-      </w:pPr>
-      <w:r>
-        <w:rPr>
-          <w:rFonts w:hint="eastAsia"/>
-        </w:rPr>
-        <w:t>界面设计如图5-3所示。</w:t>
-      </w:r>
-    </w:p>
-    <w:p>
-      <w:pPr>
-        <w:ind w:firstLine="480"/>
-        <w:jc w:val="center"/>
-      </w:pPr>
+          <w:lang w:val="en-US" w:eastAsia="zh-CN"/>
+        </w:rPr>
+        <w:br w:type="textWrapping"/>
+      </w:r>
       <w:r>
         <w:drawing>
           <wp:inline distT="0" distB="0" distL="114300" distR="114300">
-            <wp:extent cx="5031740" cy="2811145"/>
-            <wp:effectExtent l="0" t="0" r="12700" b="8255"/>
-            <wp:docPr id="91" name="图片 85"/>
+            <wp:extent cx="1955800" cy="3488055"/>
+            <wp:effectExtent l="0" t="0" r="0" b="4445"/>
+            <wp:docPr id="18" name="图片 3"/>
             <wp:cNvGraphicFramePr>
               <a:graphicFrameLocks xmlns:a="http://schemas.openxmlformats.org/drawingml/2006/main" noChangeAspect="1"/>
             </wp:cNvGraphicFramePr>
@@ -18303,7 +17914,7 @@
               <a:graphicData uri="http://schemas.openxmlformats.org/drawingml/2006/picture">
                 <pic:pic xmlns:pic="http://schemas.openxmlformats.org/drawingml/2006/picture">
                   <pic:nvPicPr>
-                    <pic:cNvPr id="91" name="图片 85"/>
+                    <pic:cNvPr id="18" name="图片 3"/>
                     <pic:cNvPicPr>
                       <a:picLocks noChangeAspect="1"/>
                     </pic:cNvPicPr>
@@ -18317,7 +17928,7 @@
                   <pic:spPr>
                     <a:xfrm>
                       <a:off x="0" y="0"/>
-                      <a:ext cx="5031740" cy="2811145"/>
+                      <a:ext cx="1955800" cy="3488055"/>
                     </a:xfrm>
                     <a:prstGeom prst="rect">
                       <a:avLst/>
@@ -18333,153 +17944,19 @@
           </wp:inline>
         </w:drawing>
       </w:r>
-    </w:p>
-    <w:p>
-      <w:pPr>
-        <w:jc w:val="center"/>
-      </w:pPr>
-      <w:r>
-        <w:rPr>
-          <w:rFonts w:hint="eastAsia" w:ascii="黑体" w:hAnsi="黑体" w:eastAsia="黑体" w:cs="黑体"/>
-          <w:sz w:val="21"/>
-          <w:szCs w:val="21"/>
-        </w:rPr>
-        <w:t>图5-3 jeecg用户录入子页面</w:t>
-      </w:r>
-    </w:p>
-    <w:p>
-      <w:pPr>
-        <w:ind w:firstLine="960" w:firstLineChars="400"/>
-        <w:jc w:val="left"/>
-      </w:pPr>
       <w:r>
         <w:rPr>
           <w:rFonts w:hint="eastAsia"/>
-        </w:rPr>
-        <w:t>在点击确认后，系统便会将该用户信息封装并在后台进行数据库的查询与保存。</w:t>
-      </w:r>
-    </w:p>
-    <w:p>
-      <w:pPr>
-        <w:ind w:firstLine="480"/>
-        <w:jc w:val="left"/>
-      </w:pPr>
-      <w:r>
-        <w:rPr>
-          <w:rFonts w:hint="eastAsia"/>
-        </w:rPr>
-        <w:t>核心代码设计如下：</w:t>
-      </w:r>
-    </w:p>
-    <w:p>
-      <w:pPr>
-        <w:jc w:val="left"/>
-      </w:pPr>
-      <w:r>
-        <w:rPr>
-          <w:sz w:val="21"/>
-          <w:szCs w:val="21"/>
-        </w:rPr>
-        <w:t>jeecgDemoService.save(jeecgDemo);</w:t>
-      </w:r>
-    </w:p>
-    <w:p>
-      <w:pPr>
-        <w:pStyle w:val="3"/>
-        <w:spacing w:before="160" w:beforeLines="0" w:after="160" w:afterLines="0" w:line="240" w:lineRule="auto"/>
-        <w:ind w:firstLine="0" w:firstLineChars="0"/>
-        <w:rPr>
-          <w:b w:val="0"/>
-          <w:bCs/>
-          <w:sz w:val="28"/>
-          <w:szCs w:val="28"/>
-        </w:rPr>
-      </w:pPr>
-      <w:bookmarkStart w:id="140" w:name="_Toc27152"/>
-      <w:bookmarkStart w:id="141" w:name="_Toc134820453"/>
-      <w:bookmarkStart w:id="142" w:name="_Toc134820651"/>
-      <w:bookmarkStart w:id="143" w:name="_Toc134820397"/>
-      <w:r>
-        <w:rPr>
-          <w:rFonts w:hint="eastAsia"/>
-          <w:b w:val="0"/>
-          <w:bCs/>
-          <w:sz w:val="28"/>
-          <w:szCs w:val="28"/>
-        </w:rPr>
-        <w:t>5.2 部门和角色管理的设计与实现</w:t>
-      </w:r>
-      <w:bookmarkEnd w:id="140"/>
-      <w:bookmarkEnd w:id="141"/>
-      <w:bookmarkEnd w:id="142"/>
-      <w:bookmarkEnd w:id="143"/>
-    </w:p>
-    <w:p>
-      <w:pPr>
-        <w:pStyle w:val="4"/>
-        <w:spacing w:before="100" w:beforeLines="0" w:after="100" w:afterLines="0" w:line="240" w:lineRule="auto"/>
-        <w:ind w:firstLine="0" w:firstLineChars="0"/>
-        <w:rPr>
-          <w:szCs w:val="24"/>
-        </w:rPr>
-      </w:pPr>
-      <w:bookmarkStart w:id="144" w:name="_Toc134820652"/>
-      <w:bookmarkStart w:id="145" w:name="_Toc134820398"/>
-      <w:bookmarkStart w:id="146" w:name="_Toc134820454"/>
-      <w:r>
-        <w:rPr>
-          <w:rFonts w:hint="eastAsia"/>
-          <w:szCs w:val="24"/>
-        </w:rPr>
-        <w:t>5.2.1部门和角色管理</w:t>
-      </w:r>
-      <w:bookmarkEnd w:id="144"/>
-      <w:bookmarkEnd w:id="145"/>
-      <w:bookmarkEnd w:id="146"/>
-    </w:p>
-    <w:p>
-      <w:pPr>
-        <w:ind w:firstLine="480"/>
-      </w:pPr>
-      <w:r>
-        <w:rPr>
-          <w:rFonts w:hint="eastAsia"/>
-        </w:rPr>
-        <w:t>部门和角色的管理同样也是使用的jeecg自带的管理模块进行操作。</w:t>
-      </w:r>
-    </w:p>
-    <w:p>
-      <w:pPr>
-        <w:ind w:firstLine="480"/>
-      </w:pPr>
-      <w:r>
-        <w:rPr>
-          <w:rFonts w:hint="eastAsia"/>
-        </w:rPr>
-        <w:t>部门即组织机构，在组织机构的管理页面中主体是一个树形结构表，展示了每个部门名称、编码、组织类型等关键信息，表上方有两个组织机构录入和组织机构编辑的按钮，每一项最后还存在着两个删除和角色设计的按钮。</w:t>
-      </w:r>
-    </w:p>
-    <w:p>
-      <w:pPr>
-        <w:ind w:firstLine="480"/>
-      </w:pPr>
-      <w:r>
-        <w:rPr>
-          <w:rFonts w:hint="eastAsia"/>
-        </w:rPr>
-        <w:t>其中组织机构录入和组织机构编辑的按钮以及每一项后面的删除按钮都是对部门进行基础的增删改操作，而角色设置按钮则可以在点击后勾选该部门下所拥有的指定角色，实现部门与角色之间的绑定关系。界面设计如图5-4所示。</w:t>
-      </w:r>
-    </w:p>
-    <w:p>
-      <w:pPr>
-        <w:ind w:firstLine="480"/>
-      </w:pPr>
+          <w:lang w:val="en-US" w:eastAsia="zh-CN"/>
+        </w:rPr>
+        <w:t xml:space="preserve"> </w:t>
+      </w:r>
       <w:r>
         <w:drawing>
           <wp:inline distT="0" distB="0" distL="114300" distR="114300">
-            <wp:extent cx="5758815" cy="2179955"/>
-            <wp:effectExtent l="0" t="0" r="1905" b="14605"/>
-            <wp:docPr id="88" name="图片 82"/>
+            <wp:extent cx="1852930" cy="3292475"/>
+            <wp:effectExtent l="0" t="0" r="1270" b="9525"/>
+            <wp:docPr id="19" name="图片 4"/>
             <wp:cNvGraphicFramePr>
               <a:graphicFrameLocks xmlns:a="http://schemas.openxmlformats.org/drawingml/2006/main" noChangeAspect="1"/>
             </wp:cNvGraphicFramePr>
@@ -18487,7 +17964,7 @@
               <a:graphicData uri="http://schemas.openxmlformats.org/drawingml/2006/picture">
                 <pic:pic xmlns:pic="http://schemas.openxmlformats.org/drawingml/2006/picture">
                   <pic:nvPicPr>
-                    <pic:cNvPr id="88" name="图片 82"/>
+                    <pic:cNvPr id="19" name="图片 4"/>
                     <pic:cNvPicPr>
                       <a:picLocks noChangeAspect="1"/>
                     </pic:cNvPicPr>
@@ -18501,7 +17978,7 @@
                   <pic:spPr>
                     <a:xfrm>
                       <a:off x="0" y="0"/>
-                      <a:ext cx="5758815" cy="2179955"/>
+                      <a:ext cx="1852930" cy="3292475"/>
                     </a:xfrm>
                     <a:prstGeom prst="rect">
                       <a:avLst/>
@@ -18520,748 +17997,64 @@
     </w:p>
     <w:p>
       <w:pPr>
-        <w:ind w:left="480" w:firstLine="0" w:firstLineChars="0"/>
-        <w:jc w:val="center"/>
-        <w:rPr>
-          <w:rFonts w:ascii="黑体" w:hAnsi="黑体" w:eastAsia="黑体" w:cs="黑体"/>
-          <w:sz w:val="21"/>
-          <w:szCs w:val="21"/>
+        <w:ind w:left="0" w:leftChars="0" w:firstLine="0" w:firstLineChars="0"/>
+        <w:jc w:val="both"/>
+        <w:rPr>
+          <w:rFonts w:hint="default" w:eastAsia="宋体"/>
+          <w:lang w:val="en-US" w:eastAsia="zh-CN"/>
         </w:rPr>
       </w:pPr>
       <w:r>
         <w:rPr>
-          <w:rFonts w:hint="eastAsia" w:ascii="黑体" w:hAnsi="黑体" w:eastAsia="黑体" w:cs="黑体"/>
-          <w:sz w:val="21"/>
-          <w:szCs w:val="21"/>
-        </w:rPr>
-        <w:t>图5-4 部门管理页面</w:t>
-      </w:r>
+          <w:rFonts w:hint="eastAsia"/>
+          <w:lang w:val="en-US" w:eastAsia="zh-CN"/>
+        </w:rPr>
+        <w:t>校验账号和密码的正确性，正确则存储token跳转至首页，否则弹出账号或者密码错误，没有账号则可以注册账号</w:t>
+      </w:r>
+      <w:bookmarkStart w:id="155" w:name="_GoBack"/>
+      <w:bookmarkEnd w:id="155"/>
     </w:p>
     <w:p>
       <w:pPr>
-        <w:ind w:firstLine="960" w:firstLineChars="400"/>
-        <w:jc w:val="left"/>
-      </w:pPr>
-      <w:r>
-        <w:rPr>
-          <w:rFonts w:hint="eastAsia"/>
-        </w:rPr>
-        <w:t>树状查询的核心代码设计如下：</w:t>
-      </w:r>
-    </w:p>
-    <w:p>
-      <w:pPr>
-        <w:jc w:val="left"/>
-        <w:rPr>
-          <w:sz w:val="21"/>
-          <w:szCs w:val="21"/>
-        </w:rPr>
-      </w:pPr>
-      <w:r>
-        <w:rPr>
-          <w:sz w:val="21"/>
-          <w:szCs w:val="21"/>
-        </w:rPr>
-        <w:t>treeGrids = systemService.treegrid(departList, treeGridModel);</w:t>
-      </w:r>
-    </w:p>
-    <w:p>
-      <w:pPr>
-        <w:jc w:val="left"/>
-        <w:rPr>
-          <w:sz w:val="21"/>
-          <w:szCs w:val="21"/>
-        </w:rPr>
-      </w:pPr>
-      <w:r>
-        <w:rPr>
-          <w:sz w:val="21"/>
-          <w:szCs w:val="21"/>
-        </w:rPr>
-        <w:t>JSONArray jsonArray = new JSONArray();</w:t>
-      </w:r>
-    </w:p>
-    <w:p>
-      <w:pPr>
-        <w:jc w:val="left"/>
-        <w:rPr>
-          <w:sz w:val="21"/>
-          <w:szCs w:val="21"/>
-        </w:rPr>
-      </w:pPr>
-      <w:r>
-        <w:rPr>
-          <w:sz w:val="21"/>
-          <w:szCs w:val="21"/>
-        </w:rPr>
-        <w:t>for (TreeGrid treeGrid : treeGrids) {</w:t>
-      </w:r>
-    </w:p>
-    <w:p>
-      <w:pPr>
-        <w:ind w:left="420"/>
-        <w:jc w:val="left"/>
-        <w:rPr>
-          <w:sz w:val="21"/>
-          <w:szCs w:val="21"/>
-        </w:rPr>
-      </w:pPr>
-      <w:r>
-        <w:rPr>
-          <w:sz w:val="21"/>
-          <w:szCs w:val="21"/>
-        </w:rPr>
-        <w:t>jsonArray.add(JSON.parse(treeGrid.toJson()));</w:t>
-      </w:r>
-    </w:p>
-    <w:p>
-      <w:pPr>
-        <w:jc w:val="left"/>
-        <w:rPr>
-          <w:sz w:val="21"/>
-          <w:szCs w:val="21"/>
-        </w:rPr>
-      </w:pPr>
-      <w:r>
-        <w:rPr>
-          <w:sz w:val="21"/>
-          <w:szCs w:val="21"/>
-        </w:rPr>
-        <w:t>}</w:t>
-      </w:r>
-    </w:p>
-    <w:p>
-      <w:pPr>
-        <w:jc w:val="left"/>
-        <w:rPr>
-          <w:sz w:val="21"/>
-          <w:szCs w:val="21"/>
-        </w:rPr>
-      </w:pPr>
-      <w:r>
-        <w:rPr>
-          <w:sz w:val="21"/>
-          <w:szCs w:val="21"/>
-        </w:rPr>
-        <w:t>return jsonArray;</w:t>
-      </w:r>
-    </w:p>
-    <w:p>
-      <w:pPr>
-        <w:ind w:firstLine="480"/>
-        <w:jc w:val="left"/>
-      </w:pPr>
-      <w:r>
-        <w:rPr>
-          <w:rFonts w:hint="eastAsia"/>
-        </w:rPr>
-        <w:t>在点击组织机构添加的按钮后便会弹出的部门添加的子界面，同样需要以输入框形式录入许多部门的基本信息，其中最主要的信息便是部门的名称。</w:t>
-      </w:r>
-    </w:p>
-    <w:p>
-      <w:pPr>
-        <w:ind w:firstLine="480"/>
-        <w:jc w:val="left"/>
-      </w:pPr>
-      <w:r>
-        <w:rPr>
-          <w:rFonts w:hint="eastAsia"/>
-        </w:rPr>
-        <w:t>编辑和添加同理，只是提前在输入框中展示好了已有信息。界面设计如图5-5所示。</w:t>
-      </w:r>
-    </w:p>
-    <w:p>
-      <w:pPr>
-        <w:ind w:firstLine="480"/>
-        <w:jc w:val="left"/>
+        <w:jc w:val="both"/>
+        <w:rPr>
+          <w:rFonts w:hint="default"/>
+          <w:lang w:val="en-US" w:eastAsia="zh-CN"/>
+        </w:rPr>
       </w:pPr>
     </w:p>
     <w:p>
       <w:pPr>
-        <w:ind w:firstLine="480"/>
-        <w:jc w:val="left"/>
-      </w:pPr>
-      <w:r>
-        <w:drawing>
-          <wp:inline distT="0" distB="0" distL="114300" distR="114300">
-            <wp:extent cx="4163060" cy="3101975"/>
-            <wp:effectExtent l="0" t="0" r="12700" b="6985"/>
-            <wp:docPr id="3" name="图片 2"/>
-            <wp:cNvGraphicFramePr>
-              <a:graphicFrameLocks xmlns:a="http://schemas.openxmlformats.org/drawingml/2006/main" noChangeAspect="1"/>
-            </wp:cNvGraphicFramePr>
-            <a:graphic xmlns:a="http://schemas.openxmlformats.org/drawingml/2006/main">
-              <a:graphicData uri="http://schemas.openxmlformats.org/drawingml/2006/picture">
-                <pic:pic xmlns:pic="http://schemas.openxmlformats.org/drawingml/2006/picture">
-                  <pic:nvPicPr>
-                    <pic:cNvPr id="3" name="图片 2"/>
-                    <pic:cNvPicPr>
-                      <a:picLocks noChangeAspect="1"/>
-                    </pic:cNvPicPr>
-                  </pic:nvPicPr>
-                  <pic:blipFill>
-                    <a:blip r:embed="rId24"/>
-                    <a:stretch>
-                      <a:fillRect/>
-                    </a:stretch>
-                  </pic:blipFill>
-                  <pic:spPr>
-                    <a:xfrm>
-                      <a:off x="0" y="0"/>
-                      <a:ext cx="4163060" cy="3101975"/>
-                    </a:xfrm>
-                    <a:prstGeom prst="rect">
-                      <a:avLst/>
-                    </a:prstGeom>
-                    <a:noFill/>
-                    <a:ln>
-                      <a:noFill/>
-                    </a:ln>
-                  </pic:spPr>
-                </pic:pic>
-              </a:graphicData>
-            </a:graphic>
-          </wp:inline>
-        </w:drawing>
-      </w:r>
-    </w:p>
-    <w:p>
-      <w:pPr>
-        <w:ind w:left="480" w:firstLine="0" w:firstLineChars="0"/>
-        <w:jc w:val="center"/>
-      </w:pPr>
-      <w:r>
-        <w:rPr>
-          <w:rFonts w:hint="eastAsia" w:ascii="黑体" w:hAnsi="黑体" w:eastAsia="黑体" w:cs="黑体"/>
-          <w:sz w:val="21"/>
-          <w:szCs w:val="21"/>
-        </w:rPr>
-        <w:t>图5-5 部门管理添加子界面</w:t>
-      </w:r>
-    </w:p>
-    <w:p>
-      <w:pPr>
-        <w:ind w:firstLine="480"/>
-      </w:pPr>
-      <w:r>
-        <w:rPr>
-          <w:rFonts w:hint="eastAsia"/>
-        </w:rPr>
-        <w:t>角色管理页面整体布局与用户管理类似，左侧是角色管理区块，右侧是单个角色衍生的多级权限控制区块。</w:t>
-      </w:r>
-    </w:p>
-    <w:p>
-      <w:pPr>
-        <w:ind w:firstLine="480"/>
-      </w:pPr>
-      <w:r>
-        <w:rPr>
-          <w:rFonts w:hint="eastAsia"/>
-        </w:rPr>
-        <w:t>角色管理区块正上方和右上是两个搜索框和查询刷新按钮，实现快速定位，左上还设置有角色录入以及角色编辑的按钮，同每一项后面的删除按钮实现对单个角色的快速增删改操作。界面设计如图5-6所示。</w:t>
-      </w:r>
-    </w:p>
-    <w:p>
-      <w:pPr>
-        <w:ind w:firstLine="480"/>
+        <w:ind w:left="0" w:leftChars="0" w:firstLine="0" w:firstLineChars="0"/>
       </w:pPr>
     </w:p>
     <w:p>
       <w:pPr>
-        <w:ind w:firstLine="480"/>
-        <w:jc w:val="left"/>
+        <w:pStyle w:val="2"/>
+        <w:spacing w:before="156" w:beforeLines="50" w:after="156" w:afterLines="50" w:line="240" w:lineRule="auto"/>
+        <w:ind w:firstLine="600"/>
+        <w:rPr>
+          <w:rFonts w:ascii="黑体" w:hAnsi="黑体"/>
+          <w:b w:val="0"/>
+          <w:bCs w:val="0"/>
+        </w:rPr>
       </w:pPr>
-      <w:r>
-        <w:drawing>
-          <wp:inline distT="0" distB="0" distL="114300" distR="114300">
-            <wp:extent cx="4323080" cy="2021840"/>
-            <wp:effectExtent l="0" t="0" r="5080" b="5080"/>
-            <wp:docPr id="7" name="图片 3"/>
-            <wp:cNvGraphicFramePr>
-              <a:graphicFrameLocks xmlns:a="http://schemas.openxmlformats.org/drawingml/2006/main" noChangeAspect="1"/>
-            </wp:cNvGraphicFramePr>
-            <a:graphic xmlns:a="http://schemas.openxmlformats.org/drawingml/2006/main">
-              <a:graphicData uri="http://schemas.openxmlformats.org/drawingml/2006/picture">
-                <pic:pic xmlns:pic="http://schemas.openxmlformats.org/drawingml/2006/picture">
-                  <pic:nvPicPr>
-                    <pic:cNvPr id="7" name="图片 3"/>
-                    <pic:cNvPicPr>
-                      <a:picLocks noChangeAspect="1"/>
-                    </pic:cNvPicPr>
-                  </pic:nvPicPr>
-                  <pic:blipFill>
-                    <a:blip r:embed="rId25"/>
-                    <a:stretch>
-                      <a:fillRect/>
-                    </a:stretch>
-                  </pic:blipFill>
-                  <pic:spPr>
-                    <a:xfrm>
-                      <a:off x="0" y="0"/>
-                      <a:ext cx="4323080" cy="2021840"/>
-                    </a:xfrm>
-                    <a:prstGeom prst="rect">
-                      <a:avLst/>
-                    </a:prstGeom>
-                    <a:noFill/>
-                    <a:ln>
-                      <a:noFill/>
-                    </a:ln>
-                  </pic:spPr>
-                </pic:pic>
-              </a:graphicData>
-            </a:graphic>
-          </wp:inline>
-        </w:drawing>
-      </w:r>
-    </w:p>
-    <w:p>
-      <w:pPr>
-        <w:jc w:val="center"/>
-      </w:pPr>
-      <w:r>
-        <w:rPr>
-          <w:rFonts w:hint="eastAsia" w:ascii="黑体" w:hAnsi="黑体" w:eastAsia="黑体" w:cs="黑体"/>
-          <w:sz w:val="21"/>
-          <w:szCs w:val="21"/>
-        </w:rPr>
-        <w:t>图5-6 角色管理页面</w:t>
-      </w:r>
-    </w:p>
-    <w:p>
-      <w:pPr>
-        <w:pStyle w:val="4"/>
-        <w:spacing w:before="100" w:beforeLines="0" w:after="100" w:afterLines="0" w:line="240" w:lineRule="auto"/>
-        <w:ind w:firstLine="0" w:firstLineChars="0"/>
-        <w:rPr>
-          <w:szCs w:val="24"/>
-        </w:rPr>
-      </w:pPr>
-      <w:bookmarkStart w:id="147" w:name="_Toc134820399"/>
-      <w:bookmarkStart w:id="148" w:name="_Toc134820455"/>
-      <w:bookmarkStart w:id="149" w:name="_Toc134820653"/>
-      <w:r>
-        <w:rPr>
-          <w:rFonts w:hint="eastAsia"/>
-          <w:szCs w:val="24"/>
-        </w:rPr>
-        <w:t>5.2.2角色的权限管理</w:t>
-      </w:r>
-      <w:bookmarkEnd w:id="147"/>
-      <w:bookmarkEnd w:id="148"/>
-      <w:bookmarkEnd w:id="149"/>
-    </w:p>
-    <w:p>
-      <w:pPr>
-        <w:ind w:firstLine="480"/>
-      </w:pPr>
-      <w:r>
-        <w:rPr>
-          <w:rFonts w:hint="eastAsia"/>
-        </w:rPr>
-        <w:t>在角色每一项后面还存在有一个权限设置的按钮，点击该按钮后便会在右侧的多级权限控制区块弹出该角色的权限控制多选框，实现不同角色登陆展示不同的模块。</w:t>
-      </w:r>
-    </w:p>
-    <w:p>
-      <w:pPr>
-        <w:ind w:firstLine="480"/>
-      </w:pPr>
-      <w:r>
-        <w:rPr>
-          <w:rFonts w:hint="eastAsia"/>
-        </w:rPr>
-        <w:t>如果勾选则该角色下用户登陆时便可见该模块，反之则会隐藏。界面设计如图5-7和5-8所示。</w:t>
-      </w:r>
-    </w:p>
-    <w:p>
-      <w:pPr>
-        <w:ind w:firstLine="480"/>
-        <w:jc w:val="center"/>
-      </w:pPr>
-      <w:r>
-        <w:drawing>
-          <wp:inline distT="0" distB="0" distL="114300" distR="114300">
-            <wp:extent cx="5756910" cy="2280920"/>
-            <wp:effectExtent l="0" t="0" r="3810" b="5080"/>
-            <wp:docPr id="30" name="图片 8"/>
-            <wp:cNvGraphicFramePr>
-              <a:graphicFrameLocks xmlns:a="http://schemas.openxmlformats.org/drawingml/2006/main" noChangeAspect="1"/>
-            </wp:cNvGraphicFramePr>
-            <a:graphic xmlns:a="http://schemas.openxmlformats.org/drawingml/2006/main">
-              <a:graphicData uri="http://schemas.openxmlformats.org/drawingml/2006/picture">
-                <pic:pic xmlns:pic="http://schemas.openxmlformats.org/drawingml/2006/picture">
-                  <pic:nvPicPr>
-                    <pic:cNvPr id="30" name="图片 8"/>
-                    <pic:cNvPicPr>
-                      <a:picLocks noChangeAspect="1"/>
-                    </pic:cNvPicPr>
-                  </pic:nvPicPr>
-                  <pic:blipFill>
-                    <a:blip r:embed="rId26"/>
-                    <a:stretch>
-                      <a:fillRect/>
-                    </a:stretch>
-                  </pic:blipFill>
-                  <pic:spPr>
-                    <a:xfrm>
-                      <a:off x="0" y="0"/>
-                      <a:ext cx="5756910" cy="2280920"/>
-                    </a:xfrm>
-                    <a:prstGeom prst="rect">
-                      <a:avLst/>
-                    </a:prstGeom>
-                    <a:noFill/>
-                    <a:ln>
-                      <a:noFill/>
-                    </a:ln>
-                  </pic:spPr>
-                </pic:pic>
-              </a:graphicData>
-            </a:graphic>
-          </wp:inline>
-        </w:drawing>
-      </w:r>
-    </w:p>
-    <w:p>
-      <w:pPr>
-        <w:ind w:left="480" w:firstLine="0" w:firstLineChars="0"/>
-        <w:jc w:val="center"/>
-        <w:rPr>
-          <w:rFonts w:ascii="黑体" w:hAnsi="黑体" w:eastAsia="黑体" w:cs="黑体"/>
-          <w:sz w:val="21"/>
-          <w:szCs w:val="21"/>
-        </w:rPr>
-      </w:pPr>
-      <w:r>
-        <w:rPr>
-          <w:rFonts w:hint="eastAsia" w:ascii="黑体" w:hAnsi="黑体" w:eastAsia="黑体" w:cs="黑体"/>
-          <w:sz w:val="21"/>
-          <w:szCs w:val="21"/>
-        </w:rPr>
-        <w:t>图5-7 管理员账号首页，左侧所有模块都可访问</w:t>
-      </w:r>
-    </w:p>
-    <w:p>
-      <w:pPr>
-        <w:ind w:firstLine="480"/>
-        <w:jc w:val="center"/>
-      </w:pPr>
-      <w:r>
-        <w:drawing>
-          <wp:inline distT="0" distB="0" distL="114300" distR="114300">
-            <wp:extent cx="5757545" cy="2320290"/>
-            <wp:effectExtent l="0" t="0" r="3175" b="11430"/>
-            <wp:docPr id="29" name="图片 7"/>
-            <wp:cNvGraphicFramePr>
-              <a:graphicFrameLocks xmlns:a="http://schemas.openxmlformats.org/drawingml/2006/main" noChangeAspect="1"/>
-            </wp:cNvGraphicFramePr>
-            <a:graphic xmlns:a="http://schemas.openxmlformats.org/drawingml/2006/main">
-              <a:graphicData uri="http://schemas.openxmlformats.org/drawingml/2006/picture">
-                <pic:pic xmlns:pic="http://schemas.openxmlformats.org/drawingml/2006/picture">
-                  <pic:nvPicPr>
-                    <pic:cNvPr id="29" name="图片 7"/>
-                    <pic:cNvPicPr>
-                      <a:picLocks noChangeAspect="1"/>
-                    </pic:cNvPicPr>
-                  </pic:nvPicPr>
-                  <pic:blipFill>
-                    <a:blip r:embed="rId27"/>
-                    <a:stretch>
-                      <a:fillRect/>
-                    </a:stretch>
-                  </pic:blipFill>
-                  <pic:spPr>
-                    <a:xfrm>
-                      <a:off x="0" y="0"/>
-                      <a:ext cx="5757545" cy="2320290"/>
-                    </a:xfrm>
-                    <a:prstGeom prst="rect">
-                      <a:avLst/>
-                    </a:prstGeom>
-                    <a:noFill/>
-                    <a:ln>
-                      <a:noFill/>
-                    </a:ln>
-                  </pic:spPr>
-                </pic:pic>
-              </a:graphicData>
-            </a:graphic>
-          </wp:inline>
-        </w:drawing>
-      </w:r>
-    </w:p>
-    <w:p>
-      <w:pPr>
-        <w:ind w:left="480" w:firstLine="0" w:firstLineChars="0"/>
-        <w:jc w:val="center"/>
-        <w:rPr>
-          <w:rFonts w:ascii="黑体" w:hAnsi="黑体" w:eastAsia="黑体" w:cs="黑体"/>
-          <w:sz w:val="21"/>
-          <w:szCs w:val="21"/>
-        </w:rPr>
-      </w:pPr>
-      <w:r>
-        <w:rPr>
-          <w:rFonts w:hint="eastAsia" w:ascii="黑体" w:hAnsi="黑体" w:eastAsia="黑体" w:cs="黑体"/>
-          <w:sz w:val="21"/>
-          <w:szCs w:val="21"/>
-        </w:rPr>
-        <w:t>图5-8 客户经理账号首页，左侧只有部分模块</w:t>
-      </w:r>
-    </w:p>
-    <w:p>
-      <w:pPr>
-        <w:ind w:firstLine="480"/>
-      </w:pPr>
-      <w:r>
-        <w:rPr>
-          <w:rFonts w:hint="eastAsia"/>
-        </w:rPr>
-        <w:t>更新角色权限的核心代码设计如下：</w:t>
-      </w:r>
-    </w:p>
-    <w:p>
-      <w:pPr>
-        <w:widowControl/>
-        <w:spacing w:line="240" w:lineRule="auto"/>
-        <w:ind w:firstLine="482" w:firstLineChars="0"/>
-        <w:rPr>
-          <w:sz w:val="21"/>
-          <w:szCs w:val="21"/>
-        </w:rPr>
-      </w:pPr>
-      <w:r>
-        <w:rPr>
-          <w:sz w:val="21"/>
-          <w:szCs w:val="21"/>
-        </w:rPr>
-        <w:t>TSRole role = this.systemService.get(TSRole.class, roleId);</w:t>
-      </w:r>
-    </w:p>
-    <w:p>
-      <w:pPr>
-        <w:widowControl/>
-        <w:spacing w:line="240" w:lineRule="auto"/>
-        <w:rPr>
-          <w:sz w:val="21"/>
-          <w:szCs w:val="21"/>
-        </w:rPr>
-      </w:pPr>
-      <w:r>
-        <w:rPr>
-          <w:sz w:val="21"/>
-          <w:szCs w:val="21"/>
-        </w:rPr>
-        <w:t>List&lt;TSRoleFunction&gt; roleFunctionList = systemService</w:t>
-      </w:r>
-    </w:p>
-    <w:p>
-      <w:pPr>
-        <w:widowControl/>
-        <w:spacing w:line="240" w:lineRule="auto"/>
-        <w:ind w:left="420"/>
-        <w:rPr>
-          <w:sz w:val="21"/>
-          <w:szCs w:val="21"/>
-        </w:rPr>
-      </w:pPr>
-      <w:r>
-        <w:rPr>
-          <w:sz w:val="21"/>
-          <w:szCs w:val="21"/>
-        </w:rPr>
-        <w:t>.findByProperty(TSRoleFunction.class, "TSRole.id",</w:t>
-      </w:r>
-    </w:p>
-    <w:p>
-      <w:pPr>
-        <w:widowControl/>
-        <w:spacing w:line="240" w:lineRule="auto"/>
-        <w:ind w:left="840"/>
-        <w:rPr>
-          <w:sz w:val="21"/>
-          <w:szCs w:val="21"/>
-        </w:rPr>
-      </w:pPr>
-      <w:r>
-        <w:rPr>
-          <w:sz w:val="21"/>
-          <w:szCs w:val="21"/>
-        </w:rPr>
-        <w:t>role.getId());</w:t>
-      </w:r>
-    </w:p>
-    <w:p>
-      <w:pPr>
-        <w:widowControl/>
-        <w:spacing w:line="240" w:lineRule="auto"/>
-        <w:rPr>
-          <w:sz w:val="21"/>
-          <w:szCs w:val="21"/>
-        </w:rPr>
-      </w:pPr>
-      <w:r>
-        <w:rPr>
-          <w:sz w:val="21"/>
-          <w:szCs w:val="21"/>
-        </w:rPr>
-        <w:t>Map&lt;String, TSRoleFunction&gt; map = new HashMap&lt;String, TSRoleFunction&gt;();</w:t>
-      </w:r>
-    </w:p>
-    <w:p>
-      <w:pPr>
-        <w:widowControl/>
-        <w:spacing w:line="240" w:lineRule="auto"/>
-        <w:rPr>
-          <w:sz w:val="21"/>
-          <w:szCs w:val="21"/>
-        </w:rPr>
-      </w:pPr>
-      <w:r>
-        <w:rPr>
-          <w:sz w:val="21"/>
-          <w:szCs w:val="21"/>
-        </w:rPr>
-        <w:t>for (TSRoleFunction functionOfRole : roleFunctionList) {</w:t>
-      </w:r>
-    </w:p>
-    <w:p>
-      <w:pPr>
-        <w:widowControl/>
-        <w:spacing w:line="240" w:lineRule="auto"/>
-        <w:ind w:left="420"/>
-        <w:rPr>
-          <w:sz w:val="21"/>
-          <w:szCs w:val="21"/>
-        </w:rPr>
-      </w:pPr>
-      <w:r>
-        <w:rPr>
-          <w:sz w:val="21"/>
-          <w:szCs w:val="21"/>
-        </w:rPr>
-        <w:t>map.put(functionOfRole.getTSFunction().getId(), functionOfRole);</w:t>
-      </w:r>
-    </w:p>
-    <w:p>
-      <w:pPr>
-        <w:widowControl/>
-        <w:spacing w:line="240" w:lineRule="auto"/>
-        <w:rPr>
-          <w:sz w:val="21"/>
-          <w:szCs w:val="21"/>
-        </w:rPr>
-      </w:pPr>
-      <w:r>
-        <w:rPr>
-          <w:sz w:val="21"/>
-          <w:szCs w:val="21"/>
-        </w:rPr>
-        <w:t>}</w:t>
-      </w:r>
-    </w:p>
-    <w:p>
-      <w:pPr>
-        <w:widowControl/>
-        <w:spacing w:line="240" w:lineRule="auto"/>
-        <w:rPr>
-          <w:sz w:val="21"/>
-          <w:szCs w:val="21"/>
-        </w:rPr>
-      </w:pPr>
-      <w:r>
-        <w:rPr>
-          <w:sz w:val="21"/>
-          <w:szCs w:val="21"/>
-        </w:rPr>
-        <w:t>String[] roleFunctions = rolefunction.split(",");</w:t>
-      </w:r>
-    </w:p>
-    <w:p>
-      <w:pPr>
-        <w:widowControl/>
-        <w:spacing w:line="240" w:lineRule="auto"/>
-        <w:rPr>
-          <w:sz w:val="21"/>
-          <w:szCs w:val="21"/>
-        </w:rPr>
-      </w:pPr>
-      <w:r>
-        <w:rPr>
-          <w:sz w:val="21"/>
-          <w:szCs w:val="21"/>
-        </w:rPr>
-        <w:t>Set&lt;String&gt; set = new HashSet&lt;String&gt;();</w:t>
-      </w:r>
-    </w:p>
-    <w:p>
-      <w:pPr>
-        <w:widowControl/>
-        <w:spacing w:line="240" w:lineRule="auto"/>
-        <w:rPr>
-          <w:sz w:val="21"/>
-          <w:szCs w:val="21"/>
-        </w:rPr>
-      </w:pPr>
-      <w:r>
-        <w:rPr>
-          <w:sz w:val="21"/>
-          <w:szCs w:val="21"/>
-        </w:rPr>
-        <w:t>for (String s : roleFunctions) {</w:t>
-      </w:r>
-    </w:p>
-    <w:p>
-      <w:pPr>
-        <w:widowControl/>
-        <w:spacing w:line="240" w:lineRule="auto"/>
-        <w:ind w:left="420"/>
-        <w:rPr>
-          <w:sz w:val="21"/>
-          <w:szCs w:val="21"/>
-        </w:rPr>
-      </w:pPr>
-      <w:r>
-        <w:rPr>
-          <w:sz w:val="21"/>
-          <w:szCs w:val="21"/>
-        </w:rPr>
-        <w:t>set.add(s);</w:t>
-      </w:r>
-    </w:p>
-    <w:p>
-      <w:pPr>
-        <w:widowControl/>
-        <w:spacing w:line="240" w:lineRule="auto"/>
-        <w:rPr>
-          <w:sz w:val="21"/>
-          <w:szCs w:val="21"/>
-        </w:rPr>
-      </w:pPr>
-      <w:r>
-        <w:rPr>
-          <w:sz w:val="21"/>
-          <w:szCs w:val="21"/>
-        </w:rPr>
-        <w:t>}</w:t>
-      </w:r>
-    </w:p>
-    <w:p>
-      <w:pPr>
-        <w:widowControl/>
-        <w:spacing w:line="240" w:lineRule="auto"/>
-        <w:rPr>
-          <w:sz w:val="21"/>
-          <w:szCs w:val="21"/>
-        </w:rPr>
-      </w:pPr>
-      <w:r>
-        <w:rPr>
-          <w:sz w:val="21"/>
-          <w:szCs w:val="21"/>
-        </w:rPr>
-        <w:t>updateCompare(set, role, map);</w:t>
-      </w:r>
+      <w:bookmarkStart w:id="130" w:name="_Toc23855"/>
+      <w:bookmarkStart w:id="131" w:name="_Toc134820659"/>
+      <w:bookmarkStart w:id="132" w:name="_Toc134820405"/>
+      <w:bookmarkStart w:id="133" w:name="_Toc134820461"/>
+      <w:r>
+        <w:rPr>
+          <w:rFonts w:hint="eastAsia" w:ascii="黑体" w:hAnsi="黑体"/>
+          <w:b w:val="0"/>
+          <w:bCs w:val="0"/>
+        </w:rPr>
+        <w:t>第六章 系统测试</w:t>
+      </w:r>
+      <w:bookmarkEnd w:id="130"/>
+      <w:bookmarkEnd w:id="131"/>
+      <w:bookmarkEnd w:id="132"/>
+      <w:bookmarkEnd w:id="133"/>
     </w:p>
     <w:p>
       <w:pPr>
@@ -19275,10 +18068,10 @@
           <w:szCs w:val="28"/>
         </w:rPr>
       </w:pPr>
-      <w:bookmarkStart w:id="150" w:name="_Toc30392"/>
-      <w:bookmarkStart w:id="151" w:name="_Toc134820654"/>
-      <w:bookmarkStart w:id="152" w:name="_Toc134820456"/>
-      <w:bookmarkStart w:id="153" w:name="_Toc134820400"/>
+      <w:bookmarkStart w:id="134" w:name="_Toc134820660"/>
+      <w:bookmarkStart w:id="135" w:name="_Toc134820462"/>
+      <w:bookmarkStart w:id="136" w:name="_Toc134820406"/>
+      <w:bookmarkStart w:id="137" w:name="_Toc24075"/>
       <w:r>
         <w:rPr>
           <w:rFonts w:hint="eastAsia"/>
@@ -19287,1726 +18080,12 @@
           <w:sz w:val="28"/>
           <w:szCs w:val="28"/>
         </w:rPr>
-        <w:t>5.3 项目和客户管理的设计与实现</w:t>
-      </w:r>
-      <w:bookmarkEnd w:id="150"/>
-      <w:bookmarkEnd w:id="151"/>
-      <w:bookmarkEnd w:id="152"/>
-      <w:bookmarkEnd w:id="153"/>
-    </w:p>
-    <w:p>
-      <w:pPr>
-        <w:ind w:firstLine="480"/>
-      </w:pPr>
-      <w:r>
-        <w:rPr>
-          <w:rFonts w:hint="eastAsia"/>
-        </w:rPr>
-        <w:t>项目管理是整个系统比较主要的管理界面，其信息相对较多，但各部分按钮的功能也比较明确。</w:t>
-      </w:r>
-    </w:p>
-    <w:p>
-      <w:pPr>
-        <w:ind w:firstLine="480"/>
-      </w:pPr>
-      <w:r>
-        <w:rPr>
-          <w:rFonts w:hint="eastAsia"/>
-        </w:rPr>
-        <w:t>首先整个页面就是一个大的表格，展示该用户权限下可以查看的所有项目的主要信息，由于项目信息比较复杂，所以在项目管理最上方有着比其他诸多模块都要复杂的自定义搜索框，配合右上查询刷新按钮对项目进行快速定位。</w:t>
-      </w:r>
-    </w:p>
-    <w:p>
-      <w:pPr>
-        <w:ind w:firstLine="480"/>
-      </w:pPr>
-      <w:r>
-        <w:rPr>
-          <w:rFonts w:hint="eastAsia"/>
-        </w:rPr>
-        <w:t>左上一系列按钮分别是项目流程管理、项目详细信息、新增项目评审、新增批量项目评审、惠农E贷评审、邮恵贷评审以及新农快贷评审和项目进度。</w:t>
-      </w:r>
-    </w:p>
-    <w:p>
-      <w:pPr>
-        <w:ind w:firstLine="480"/>
-      </w:pPr>
-      <w:r>
-        <w:rPr>
-          <w:rFonts w:hint="eastAsia"/>
-        </w:rPr>
-        <w:t>下方还有删除项目、查看评审结论、查看调查报告三个按钮。</w:t>
-      </w:r>
-    </w:p>
-    <w:p>
-      <w:pPr>
-        <w:ind w:firstLine="480"/>
-      </w:pPr>
-      <w:r>
-        <w:rPr>
-          <w:rFonts w:hint="eastAsia"/>
-        </w:rPr>
-        <w:t>其中新增项目评审、新增批量项目评审、惠农E贷评审、邮恵贷评审都属于是快捷新增项目发起流程的按钮，将在之后的流程管理发起流程时加以赘述，此处暂且不讨论。</w:t>
-      </w:r>
-    </w:p>
-    <w:p>
-      <w:pPr>
-        <w:ind w:firstLine="480"/>
-      </w:pPr>
-      <w:r>
-        <w:rPr>
-          <w:rFonts w:hint="eastAsia"/>
-        </w:rPr>
-        <w:t>而在其余的几个按钮中：</w:t>
-      </w:r>
-    </w:p>
-    <w:p>
-      <w:pPr>
-        <w:ind w:firstLine="480"/>
-      </w:pPr>
-      <w:r>
-        <w:rPr>
-          <w:rFonts w:hint="eastAsia"/>
-        </w:rPr>
-        <w:t>项目进度的按钮用于便捷以图形化方式查看单个项目的进度。</w:t>
-      </w:r>
-    </w:p>
-    <w:p>
-      <w:pPr>
-        <w:ind w:firstLine="480"/>
-      </w:pPr>
-      <w:r>
-        <w:rPr>
-          <w:rFonts w:hint="eastAsia"/>
-        </w:rPr>
-        <w:t>查看评审结论和查看调查报告的按钮都需要等完成评审流程后出具或上传评审结论书或者调查报告才可以点击查看。</w:t>
-      </w:r>
-    </w:p>
-    <w:p>
-      <w:pPr>
-        <w:ind w:firstLine="480"/>
-      </w:pPr>
-      <w:r>
-        <w:rPr>
-          <w:rFonts w:hint="eastAsia"/>
-        </w:rPr>
-        <w:t>删除项目的按钮用于删除单个冗余或已经结束的项目。</w:t>
-      </w:r>
-    </w:p>
-    <w:p>
-      <w:pPr>
-        <w:ind w:firstLine="480"/>
-      </w:pPr>
-      <w:r>
-        <w:rPr>
-          <w:rFonts w:hint="eastAsia"/>
-        </w:rPr>
-        <w:t>项目详细信息都按钮用于查看单个项目的详细信息，但是不能编辑或者删除。</w:t>
-      </w:r>
-    </w:p>
-    <w:p>
-      <w:pPr>
-        <w:ind w:firstLine="480"/>
-      </w:pPr>
-      <w:r>
-        <w:rPr>
-          <w:rFonts w:hint="eastAsia"/>
-        </w:rPr>
-        <w:t>项目流程管理的按钮便是主要的发起流程的地方，可以打开流程管理的子页面。</w:t>
-      </w:r>
-    </w:p>
-    <w:p>
-      <w:pPr>
-        <w:ind w:firstLine="480"/>
-      </w:pPr>
-      <w:r>
-        <w:rPr>
-          <w:rFonts w:hint="eastAsia"/>
-        </w:rPr>
-        <w:t>界面设计如图5-9所示。</w:t>
-      </w:r>
-    </w:p>
-    <w:p>
-      <w:pPr>
-        <w:ind w:firstLine="480"/>
-      </w:pPr>
-      <w:r>
-        <w:rPr>
-          <w:rFonts w:hint="eastAsia"/>
-        </w:rPr>
-        <w:t>关于复杂查询的核心代码设计如下，通过拼接sql的方式实现复杂查询：</w:t>
-      </w:r>
-    </w:p>
-    <w:p>
-      <w:pPr>
-        <w:widowControl/>
-        <w:spacing w:line="240" w:lineRule="auto"/>
-        <w:rPr>
-          <w:sz w:val="21"/>
-          <w:szCs w:val="21"/>
-        </w:rPr>
-      </w:pPr>
-      <w:r>
-        <w:rPr>
-          <w:sz w:val="21"/>
-          <w:szCs w:val="21"/>
-        </w:rPr>
-        <w:t>whereSql.append(" and npi_.id in ("+yqSql+yqauthSql+") ");</w:t>
-      </w:r>
-    </w:p>
-    <w:p>
-      <w:pPr>
-        <w:widowControl/>
-        <w:spacing w:line="240" w:lineRule="auto"/>
-        <w:rPr>
-          <w:sz w:val="21"/>
-          <w:szCs w:val="21"/>
-        </w:rPr>
-      </w:pPr>
-      <w:r>
-        <w:rPr>
-          <w:sz w:val="21"/>
-          <w:szCs w:val="21"/>
-        </w:rPr>
-        <w:t>String totalWhereSql = authSql.toString() + whereSql.toString();</w:t>
-      </w:r>
-    </w:p>
-    <w:p>
-      <w:pPr>
-        <w:widowControl/>
-        <w:spacing w:line="240" w:lineRule="auto"/>
-        <w:rPr>
-          <w:sz w:val="21"/>
-          <w:szCs w:val="21"/>
-        </w:rPr>
-      </w:pPr>
-      <w:r>
-        <w:rPr>
-          <w:sz w:val="21"/>
-          <w:szCs w:val="21"/>
-        </w:rPr>
-        <w:t>total=(long)</w:t>
-      </w:r>
-      <w:r>
-        <w:rPr>
-          <w:rFonts w:hint="eastAsia"/>
-          <w:sz w:val="21"/>
-          <w:szCs w:val="21"/>
-        </w:rPr>
-        <w:t xml:space="preserve"> </w:t>
-      </w:r>
-      <w:r>
-        <w:rPr>
-          <w:sz w:val="21"/>
-          <w:szCs w:val="21"/>
-        </w:rPr>
-        <w:t>ndprojectinfomanageServiceI.getProjectInfo1(totalWhereSql,whereSql.toString(),id).size();</w:t>
-      </w:r>
-    </w:p>
-    <w:p>
-      <w:pPr>
-        <w:ind w:firstLine="480"/>
-      </w:pPr>
-    </w:p>
-    <w:p>
-      <w:pPr>
-        <w:ind w:firstLine="480"/>
-      </w:pPr>
-      <w:r>
-        <w:drawing>
-          <wp:inline distT="0" distB="0" distL="114300" distR="114300">
-            <wp:extent cx="5412105" cy="2414905"/>
-            <wp:effectExtent l="0" t="0" r="13335" b="8255"/>
-            <wp:docPr id="100" name="图片 94"/>
-            <wp:cNvGraphicFramePr>
-              <a:graphicFrameLocks xmlns:a="http://schemas.openxmlformats.org/drawingml/2006/main" noChangeAspect="1"/>
-            </wp:cNvGraphicFramePr>
-            <a:graphic xmlns:a="http://schemas.openxmlformats.org/drawingml/2006/main">
-              <a:graphicData uri="http://schemas.openxmlformats.org/drawingml/2006/picture">
-                <pic:pic xmlns:pic="http://schemas.openxmlformats.org/drawingml/2006/picture">
-                  <pic:nvPicPr>
-                    <pic:cNvPr id="100" name="图片 94"/>
-                    <pic:cNvPicPr>
-                      <a:picLocks noChangeAspect="1"/>
-                    </pic:cNvPicPr>
-                  </pic:nvPicPr>
-                  <pic:blipFill>
-                    <a:blip r:embed="rId28"/>
-                    <a:stretch>
-                      <a:fillRect/>
-                    </a:stretch>
-                  </pic:blipFill>
-                  <pic:spPr>
-                    <a:xfrm>
-                      <a:off x="0" y="0"/>
-                      <a:ext cx="5412105" cy="2414905"/>
-                    </a:xfrm>
-                    <a:prstGeom prst="rect">
-                      <a:avLst/>
-                    </a:prstGeom>
-                    <a:noFill/>
-                    <a:ln>
-                      <a:noFill/>
-                    </a:ln>
-                  </pic:spPr>
-                </pic:pic>
-              </a:graphicData>
-            </a:graphic>
-          </wp:inline>
-        </w:drawing>
-      </w:r>
-    </w:p>
-    <w:p>
-      <w:pPr>
-        <w:ind w:left="480" w:firstLine="0" w:firstLineChars="0"/>
-        <w:jc w:val="center"/>
-        <w:rPr>
-          <w:rFonts w:ascii="黑体" w:hAnsi="黑体" w:eastAsia="黑体" w:cs="黑体"/>
-          <w:sz w:val="21"/>
-          <w:szCs w:val="21"/>
-        </w:rPr>
-      </w:pPr>
-      <w:r>
-        <w:rPr>
-          <w:rFonts w:hint="eastAsia" w:ascii="黑体" w:hAnsi="黑体" w:eastAsia="黑体" w:cs="黑体"/>
-          <w:sz w:val="21"/>
-          <w:szCs w:val="21"/>
-        </w:rPr>
-        <w:t>图5-9 项目管理页面</w:t>
-      </w:r>
-    </w:p>
-    <w:p>
-      <w:pPr>
-        <w:ind w:firstLine="480"/>
-      </w:pPr>
-      <w:r>
-        <w:rPr>
-          <w:rFonts w:hint="eastAsia"/>
-        </w:rPr>
-        <w:t>而之所以项目并未提供信息修改的功能也是处于安全情况考虑，所有项目信息的修改的都需要走对应的流程来完成。项目详细信息界面如图5-10所示。</w:t>
-      </w:r>
-    </w:p>
-    <w:p>
-      <w:pPr>
-        <w:ind w:firstLine="480"/>
-      </w:pPr>
-      <w:r>
-        <w:drawing>
-          <wp:inline distT="0" distB="0" distL="114300" distR="114300">
-            <wp:extent cx="5753100" cy="3147060"/>
-            <wp:effectExtent l="0" t="0" r="7620" b="7620"/>
-            <wp:docPr id="31" name="图片 9"/>
-            <wp:cNvGraphicFramePr>
-              <a:graphicFrameLocks xmlns:a="http://schemas.openxmlformats.org/drawingml/2006/main" noChangeAspect="1"/>
-            </wp:cNvGraphicFramePr>
-            <a:graphic xmlns:a="http://schemas.openxmlformats.org/drawingml/2006/main">
-              <a:graphicData uri="http://schemas.openxmlformats.org/drawingml/2006/picture">
-                <pic:pic xmlns:pic="http://schemas.openxmlformats.org/drawingml/2006/picture">
-                  <pic:nvPicPr>
-                    <pic:cNvPr id="31" name="图片 9"/>
-                    <pic:cNvPicPr>
-                      <a:picLocks noChangeAspect="1"/>
-                    </pic:cNvPicPr>
-                  </pic:nvPicPr>
-                  <pic:blipFill>
-                    <a:blip r:embed="rId29"/>
-                    <a:stretch>
-                      <a:fillRect/>
-                    </a:stretch>
-                  </pic:blipFill>
-                  <pic:spPr>
-                    <a:xfrm>
-                      <a:off x="0" y="0"/>
-                      <a:ext cx="5753100" cy="3147060"/>
-                    </a:xfrm>
-                    <a:prstGeom prst="rect">
-                      <a:avLst/>
-                    </a:prstGeom>
-                    <a:noFill/>
-                    <a:ln>
-                      <a:noFill/>
-                    </a:ln>
-                  </pic:spPr>
-                </pic:pic>
-              </a:graphicData>
-            </a:graphic>
-          </wp:inline>
-        </w:drawing>
-      </w:r>
-    </w:p>
-    <w:p>
-      <w:pPr>
-        <w:ind w:left="480" w:firstLine="0" w:firstLineChars="0"/>
-        <w:jc w:val="center"/>
-        <w:rPr>
-          <w:rFonts w:eastAsia="黑体"/>
-        </w:rPr>
-      </w:pPr>
-      <w:r>
-        <w:rPr>
-          <w:rFonts w:hint="eastAsia" w:ascii="黑体" w:hAnsi="黑体" w:eastAsia="黑体" w:cs="黑体"/>
-          <w:sz w:val="21"/>
-          <w:szCs w:val="21"/>
-        </w:rPr>
-        <w:t>图5-10 项目详细信息子页面</w:t>
-      </w:r>
-    </w:p>
-    <w:p>
-      <w:pPr>
-        <w:ind w:firstLine="480"/>
-        <w:jc w:val="left"/>
-      </w:pPr>
-      <w:r>
-        <w:rPr>
-          <w:rFonts w:hint="eastAsia"/>
-        </w:rPr>
-        <w:t>客户管理模块界面设计和项目管理大同小异，由于信息没有项目那么复杂，所以可供搜索和操作的按钮也并没有那么多。</w:t>
-      </w:r>
-    </w:p>
-    <w:p>
-      <w:pPr>
-        <w:ind w:firstLine="480"/>
-        <w:jc w:val="left"/>
-      </w:pPr>
-      <w:r>
-        <w:rPr>
-          <w:rFonts w:hint="eastAsia"/>
-        </w:rPr>
-        <w:t>客户管理同样是正上有几个复杂搜索框和右上搜索刷新按钮，在后台经过sql拼接后查询出结果。</w:t>
-      </w:r>
-    </w:p>
-    <w:p>
-      <w:pPr>
-        <w:ind w:firstLine="480"/>
-        <w:jc w:val="left"/>
-      </w:pPr>
-      <w:r>
-        <w:rPr>
-          <w:rFonts w:hint="eastAsia"/>
-        </w:rPr>
-        <w:t>左上方存在有新增企业、新增个人、修改资料、删除记录、设置黑名单、查看、客户评级七个按钮。</w:t>
-      </w:r>
-    </w:p>
-    <w:p>
-      <w:pPr>
-        <w:ind w:firstLine="480"/>
-        <w:jc w:val="left"/>
-      </w:pPr>
-      <w:r>
-        <w:rPr>
-          <w:rFonts w:hint="eastAsia"/>
-        </w:rPr>
-        <w:t>其中新增企业和新增个人便是相当于新增法人客户或者是自然人客户，他们在数据库中对应不同的分表。</w:t>
-      </w:r>
-    </w:p>
-    <w:p>
-      <w:pPr>
-        <w:ind w:firstLine="480"/>
-        <w:jc w:val="left"/>
-      </w:pPr>
-      <w:r>
-        <w:rPr>
-          <w:rFonts w:hint="eastAsia"/>
-        </w:rPr>
-        <w:t>而修改资料、删除记录和查看便是对客户信息进行删改查，属于基础操作。</w:t>
-      </w:r>
-    </w:p>
-    <w:p>
-      <w:pPr>
-        <w:ind w:firstLine="480"/>
-        <w:jc w:val="left"/>
-      </w:pPr>
-      <w:r>
-        <w:rPr>
-          <w:rFonts w:hint="eastAsia"/>
-        </w:rPr>
-        <w:t>设置黑名单和用户评级便是对该用户状态进行更新，衡量项目风险。</w:t>
-      </w:r>
-    </w:p>
-    <w:p>
-      <w:pPr>
-        <w:ind w:firstLine="480"/>
-        <w:jc w:val="left"/>
-      </w:pPr>
-      <w:r>
-        <w:rPr>
-          <w:rFonts w:hint="eastAsia"/>
-        </w:rPr>
-        <w:t>在客户管理的下方还有一个项目记录的区块，当选中单个客户之时，下方区块中便会显示出关于该客户名下所拥有的所有项目，并展示基础信息。界面设计如图5-11所示。</w:t>
-      </w:r>
-    </w:p>
-    <w:p>
-      <w:pPr>
-        <w:ind w:firstLine="480"/>
-        <w:jc w:val="center"/>
-      </w:pPr>
-      <w:r>
-        <w:drawing>
-          <wp:inline distT="0" distB="0" distL="114300" distR="114300">
-            <wp:extent cx="5318125" cy="2294255"/>
-            <wp:effectExtent l="0" t="0" r="635" b="6985"/>
-            <wp:docPr id="102" name="图片 96"/>
-            <wp:cNvGraphicFramePr>
-              <a:graphicFrameLocks xmlns:a="http://schemas.openxmlformats.org/drawingml/2006/main" noChangeAspect="1"/>
-            </wp:cNvGraphicFramePr>
-            <a:graphic xmlns:a="http://schemas.openxmlformats.org/drawingml/2006/main">
-              <a:graphicData uri="http://schemas.openxmlformats.org/drawingml/2006/picture">
-                <pic:pic xmlns:pic="http://schemas.openxmlformats.org/drawingml/2006/picture">
-                  <pic:nvPicPr>
-                    <pic:cNvPr id="102" name="图片 96"/>
-                    <pic:cNvPicPr>
-                      <a:picLocks noChangeAspect="1"/>
-                    </pic:cNvPicPr>
-                  </pic:nvPicPr>
-                  <pic:blipFill>
-                    <a:blip r:embed="rId30"/>
-                    <a:stretch>
-                      <a:fillRect/>
-                    </a:stretch>
-                  </pic:blipFill>
-                  <pic:spPr>
-                    <a:xfrm>
-                      <a:off x="0" y="0"/>
-                      <a:ext cx="5318125" cy="2294255"/>
-                    </a:xfrm>
-                    <a:prstGeom prst="rect">
-                      <a:avLst/>
-                    </a:prstGeom>
-                    <a:noFill/>
-                    <a:ln>
-                      <a:noFill/>
-                    </a:ln>
-                  </pic:spPr>
-                </pic:pic>
-              </a:graphicData>
-            </a:graphic>
-          </wp:inline>
-        </w:drawing>
-      </w:r>
-    </w:p>
-    <w:p>
-      <w:pPr>
-        <w:ind w:left="480" w:firstLine="0" w:firstLineChars="0"/>
-        <w:jc w:val="center"/>
-        <w:rPr>
-          <w:rFonts w:ascii="黑体" w:hAnsi="黑体" w:eastAsia="黑体" w:cs="黑体"/>
-          <w:sz w:val="21"/>
-          <w:szCs w:val="21"/>
-        </w:rPr>
-      </w:pPr>
-      <w:r>
-        <w:rPr>
-          <w:rFonts w:hint="eastAsia" w:ascii="黑体" w:hAnsi="黑体" w:eastAsia="黑体" w:cs="黑体"/>
-          <w:sz w:val="21"/>
-          <w:szCs w:val="21"/>
-        </w:rPr>
-        <w:t>图5-11客户管理页面</w:t>
-      </w:r>
-    </w:p>
-    <w:p>
-      <w:pPr>
-        <w:ind w:firstLine="480"/>
-        <w:jc w:val="left"/>
-      </w:pPr>
-      <w:r>
-        <w:rPr>
-          <w:rFonts w:hint="eastAsia"/>
-        </w:rPr>
-        <w:t>在点击新增个人后，弹出新增个人客户的子页面，同样是各种输入框信息，点击确认关闭界面并保存到数据库中，编辑和查看也是展示同样的界面，只不过是输入框是否有值和输入框是否可编辑的区别。界面设计如图5-12所示。</w:t>
-      </w:r>
-    </w:p>
-    <w:p>
-      <w:pPr>
-        <w:ind w:firstLine="0" w:firstLineChars="0"/>
-      </w:pPr>
-      <w:r>
-        <w:drawing>
-          <wp:inline distT="0" distB="0" distL="114300" distR="114300">
-            <wp:extent cx="5480050" cy="2673350"/>
-            <wp:effectExtent l="0" t="0" r="6350" b="0"/>
-            <wp:docPr id="103" name="图片 97"/>
-            <wp:cNvGraphicFramePr>
-              <a:graphicFrameLocks xmlns:a="http://schemas.openxmlformats.org/drawingml/2006/main" noChangeAspect="1"/>
-            </wp:cNvGraphicFramePr>
-            <a:graphic xmlns:a="http://schemas.openxmlformats.org/drawingml/2006/main">
-              <a:graphicData uri="http://schemas.openxmlformats.org/drawingml/2006/picture">
-                <pic:pic xmlns:pic="http://schemas.openxmlformats.org/drawingml/2006/picture">
-                  <pic:nvPicPr>
-                    <pic:cNvPr id="103" name="图片 97"/>
-                    <pic:cNvPicPr>
-                      <a:picLocks noChangeAspect="1"/>
-                    </pic:cNvPicPr>
-                  </pic:nvPicPr>
-                  <pic:blipFill>
-                    <a:blip r:embed="rId31"/>
-                    <a:stretch>
-                      <a:fillRect/>
-                    </a:stretch>
-                  </pic:blipFill>
-                  <pic:spPr>
-                    <a:xfrm>
-                      <a:off x="0" y="0"/>
-                      <a:ext cx="5486448" cy="2676907"/>
-                    </a:xfrm>
-                    <a:prstGeom prst="rect">
-                      <a:avLst/>
-                    </a:prstGeom>
-                    <a:noFill/>
-                    <a:ln>
-                      <a:noFill/>
-                    </a:ln>
-                  </pic:spPr>
-                </pic:pic>
-              </a:graphicData>
-            </a:graphic>
-          </wp:inline>
-        </w:drawing>
-      </w:r>
-    </w:p>
-    <w:p>
-      <w:pPr>
-        <w:ind w:left="480" w:firstLine="0" w:firstLineChars="0"/>
-        <w:jc w:val="center"/>
-        <w:rPr>
-          <w:rFonts w:ascii="黑体" w:hAnsi="黑体" w:eastAsia="黑体" w:cs="黑体"/>
-          <w:sz w:val="21"/>
-          <w:szCs w:val="21"/>
-        </w:rPr>
-      </w:pPr>
-      <w:r>
-        <w:rPr>
-          <w:rFonts w:hint="eastAsia" w:ascii="黑体" w:hAnsi="黑体" w:eastAsia="黑体" w:cs="黑体"/>
-          <w:sz w:val="21"/>
-          <w:szCs w:val="21"/>
-        </w:rPr>
-        <w:t>图5-12 新增自然人客户页面</w:t>
-      </w:r>
-    </w:p>
-    <w:p>
-      <w:pPr>
-        <w:pStyle w:val="3"/>
-        <w:spacing w:before="160" w:beforeLines="0" w:after="160" w:afterLines="0" w:line="240" w:lineRule="auto"/>
-        <w:ind w:firstLine="0" w:firstLineChars="0"/>
-        <w:rPr>
-          <w:b w:val="0"/>
-          <w:bCs/>
-          <w:sz w:val="28"/>
-          <w:szCs w:val="28"/>
-        </w:rPr>
-      </w:pPr>
-      <w:bookmarkStart w:id="154" w:name="_Toc571"/>
-      <w:bookmarkStart w:id="155" w:name="_Toc134820401"/>
-      <w:bookmarkStart w:id="156" w:name="_Toc134820655"/>
-      <w:bookmarkStart w:id="157" w:name="_Toc134820457"/>
-      <w:r>
-        <w:rPr>
-          <w:rFonts w:hint="eastAsia"/>
-          <w:b w:val="0"/>
-          <w:bCs/>
-          <w:sz w:val="28"/>
-          <w:szCs w:val="28"/>
-        </w:rPr>
-        <w:t>5.4 流程管理的设计与实现</w:t>
-      </w:r>
-      <w:bookmarkEnd w:id="154"/>
-      <w:bookmarkEnd w:id="155"/>
-      <w:bookmarkEnd w:id="156"/>
-      <w:bookmarkEnd w:id="157"/>
-    </w:p>
-    <w:p>
-      <w:pPr>
-        <w:pStyle w:val="4"/>
-        <w:spacing w:before="100" w:beforeLines="0" w:after="100" w:afterLines="0" w:line="240" w:lineRule="auto"/>
-        <w:ind w:firstLine="0" w:firstLineChars="0"/>
-        <w:rPr>
-          <w:szCs w:val="24"/>
-        </w:rPr>
-      </w:pPr>
-      <w:bookmarkStart w:id="158" w:name="_Toc134820402"/>
-      <w:bookmarkStart w:id="159" w:name="_Toc134820458"/>
-      <w:bookmarkStart w:id="160" w:name="_Toc134820656"/>
-      <w:r>
-        <w:rPr>
-          <w:rFonts w:hint="eastAsia"/>
-          <w:szCs w:val="24"/>
-        </w:rPr>
-        <w:t>5.4.1流程设计</w:t>
-      </w:r>
-      <w:bookmarkEnd w:id="158"/>
-      <w:bookmarkEnd w:id="159"/>
-      <w:bookmarkEnd w:id="160"/>
-    </w:p>
-    <w:p>
-      <w:pPr>
-        <w:ind w:firstLine="480"/>
-      </w:pPr>
-      <w:r>
-        <w:rPr>
-          <w:rFonts w:hint="eastAsia"/>
-        </w:rPr>
-        <w:t>作为系统的重点，流程贯穿于一个项目几乎全部生命周期，其发起和节点审核其实并不复杂，主要在新建流程之时要进行的一系列操作。</w:t>
-      </w:r>
-    </w:p>
-    <w:p>
-      <w:pPr>
-        <w:ind w:firstLine="480"/>
-      </w:pPr>
-      <w:r>
-        <w:rPr>
-          <w:rFonts w:hint="eastAsia"/>
-        </w:rPr>
-        <w:t>流程设计，首先需要创建该流程的流程表及其三层架构的基础代码，这部分可以手动创建，也可以利用jeecg所提供的在线表单功能进行在线可视化创建并一键逆向生成代码和数据库表。</w:t>
-      </w:r>
-    </w:p>
-    <w:p>
-      <w:pPr>
-        <w:ind w:firstLine="480"/>
-      </w:pPr>
-      <w:r>
-        <w:rPr>
-          <w:rFonts w:hint="eastAsia"/>
-        </w:rPr>
-        <w:t>在jeecg的在线表单开发页面上，上方和右上同样是固定的搜索框和按钮，左上以及每一项后面的一系列按钮包括了对于想要创建的表单的一些具体操作。</w:t>
-      </w:r>
-    </w:p>
-    <w:p>
-      <w:pPr>
-        <w:ind w:firstLine="480"/>
-      </w:pPr>
-      <w:r>
-        <w:rPr>
-          <w:rFonts w:hint="eastAsia"/>
-        </w:rPr>
-        <w:t>重点还是在于创建表单、同步数据库以及代码生成三个按钮。</w:t>
-      </w:r>
-    </w:p>
-    <w:p>
-      <w:pPr>
-        <w:ind w:firstLine="480"/>
-      </w:pPr>
-      <w:r>
-        <w:rPr>
-          <w:rFonts w:hint="eastAsia"/>
-        </w:rPr>
-        <w:t>点击创建表单可以在子页面中设置表名、各字段及其类型等信息，并生成该表单的初始模板。</w:t>
-      </w:r>
-    </w:p>
-    <w:p>
-      <w:pPr>
-        <w:ind w:firstLine="480"/>
-      </w:pPr>
-      <w:r>
-        <w:rPr>
-          <w:rFonts w:hint="eastAsia"/>
-        </w:rPr>
-        <w:t>点击同步数据库可以自动生成建表sql并执行，在数据库中同步该表。</w:t>
-      </w:r>
-    </w:p>
-    <w:p>
-      <w:pPr>
-        <w:ind w:firstLine="480"/>
-      </w:pPr>
-      <w:r>
-        <w:rPr>
-          <w:rFonts w:hint="eastAsia"/>
-        </w:rPr>
-        <w:t>点击代码生成则会将以逆向工程围绕该表名自动在项目根目录中以驼峰命名生成三层架构的代码。</w:t>
-      </w:r>
-    </w:p>
-    <w:p>
-      <w:pPr>
-        <w:ind w:firstLine="480"/>
-      </w:pPr>
-      <w:r>
-        <w:rPr>
-          <w:rFonts w:hint="eastAsia"/>
-        </w:rPr>
-        <w:t>如果是自己手动在数据库中创建的表单，也可以通过其中数据库导入表单的按钮来自动解析并录入系统中。界面设计如图5-13所示。</w:t>
-      </w:r>
-    </w:p>
-    <w:p>
-      <w:pPr>
-        <w:ind w:firstLine="480"/>
-      </w:pPr>
-      <w:r>
-        <w:drawing>
-          <wp:inline distT="0" distB="0" distL="114300" distR="114300">
-            <wp:extent cx="5749925" cy="1917700"/>
-            <wp:effectExtent l="0" t="0" r="3175" b="6350"/>
-            <wp:docPr id="9" name="图片 115"/>
-            <wp:cNvGraphicFramePr>
-              <a:graphicFrameLocks xmlns:a="http://schemas.openxmlformats.org/drawingml/2006/main" noChangeAspect="1"/>
-            </wp:cNvGraphicFramePr>
-            <a:graphic xmlns:a="http://schemas.openxmlformats.org/drawingml/2006/main">
-              <a:graphicData uri="http://schemas.openxmlformats.org/drawingml/2006/picture">
-                <pic:pic xmlns:pic="http://schemas.openxmlformats.org/drawingml/2006/picture">
-                  <pic:nvPicPr>
-                    <pic:cNvPr id="9" name="图片 115"/>
-                    <pic:cNvPicPr>
-                      <a:picLocks noChangeAspect="1"/>
-                    </pic:cNvPicPr>
-                  </pic:nvPicPr>
-                  <pic:blipFill>
-                    <a:blip r:embed="rId32"/>
-                    <a:srcRect b="20421"/>
-                    <a:stretch>
-                      <a:fillRect/>
-                    </a:stretch>
-                  </pic:blipFill>
-                  <pic:spPr>
-                    <a:xfrm>
-                      <a:off x="0" y="0"/>
-                      <a:ext cx="5749925" cy="1917700"/>
-                    </a:xfrm>
-                    <a:prstGeom prst="rect">
-                      <a:avLst/>
-                    </a:prstGeom>
-                    <a:noFill/>
-                    <a:ln>
-                      <a:noFill/>
-                    </a:ln>
-                  </pic:spPr>
-                </pic:pic>
-              </a:graphicData>
-            </a:graphic>
-          </wp:inline>
-        </w:drawing>
-      </w:r>
-    </w:p>
-    <w:p>
-      <w:pPr>
-        <w:jc w:val="center"/>
-      </w:pPr>
-      <w:r>
-        <w:rPr>
-          <w:rFonts w:hint="eastAsia" w:ascii="黑体" w:hAnsi="黑体" w:eastAsia="黑体" w:cs="黑体"/>
-          <w:sz w:val="21"/>
-          <w:szCs w:val="21"/>
-        </w:rPr>
-        <w:t>图5-13 jeecg的表格在线开发主页面</w:t>
-      </w:r>
-    </w:p>
-    <w:p>
-      <w:pPr>
-        <w:ind w:firstLine="480"/>
-      </w:pPr>
-      <w:r>
-        <w:rPr>
-          <w:rFonts w:hint="eastAsia"/>
-        </w:rPr>
-        <w:t>在完成流程表和流程基础代码的创建后，则需要绘制和该流程有关的具体流程图了。</w:t>
-      </w:r>
-    </w:p>
-    <w:p>
-      <w:pPr>
-        <w:ind w:firstLine="480"/>
-        <w:rPr>
-          <w:rFonts w:ascii="黑体" w:hAnsi="黑体" w:eastAsia="黑体" w:cs="黑体"/>
-          <w:sz w:val="21"/>
-          <w:szCs w:val="21"/>
-        </w:rPr>
-      </w:pPr>
-      <w:r>
-        <w:rPr>
-          <w:rFonts w:hint="eastAsia"/>
-        </w:rPr>
-        <w:t>这一部分我们同样需要用到jeecg的内置的可视化流程图编辑模块来完成。</w:t>
-      </w:r>
-    </w:p>
-    <w:p>
-      <w:pPr>
-        <w:ind w:firstLine="480"/>
-      </w:pPr>
-      <w:r>
-        <w:rPr>
-          <w:rFonts w:hint="eastAsia"/>
-        </w:rPr>
-        <w:t>在流程设计的管理模块，以表格形式展示了系统所有流程，右上是搜索框，左上是新建流程和流程编辑的按钮，在每一项流程后面还有上传流程、流程配置、发布和版本监控四个按钮。</w:t>
-      </w:r>
-    </w:p>
-    <w:p>
-      <w:pPr>
-        <w:ind w:firstLine="480"/>
-      </w:pPr>
-      <w:r>
-        <w:rPr>
-          <w:rFonts w:hint="eastAsia"/>
-        </w:rPr>
-        <w:t>其中新建流程和流程编辑就是打开流程图的可视化编辑子页面进行操作。</w:t>
-      </w:r>
-    </w:p>
-    <w:p>
-      <w:pPr>
-        <w:ind w:firstLine="480"/>
-      </w:pPr>
-      <w:r>
-        <w:rPr>
-          <w:rFonts w:hint="eastAsia"/>
-        </w:rPr>
-        <w:t>流程配置按钮用来配置流程本身和流程每个节点与数据库中具体表格、代码中具体处理方法的对应关系。</w:t>
-      </w:r>
-    </w:p>
-    <w:p>
-      <w:pPr>
-        <w:ind w:firstLine="480"/>
-      </w:pPr>
-      <w:r>
-        <w:rPr>
-          <w:rFonts w:hint="eastAsia"/>
-        </w:rPr>
-        <w:t>发布按钮点击则会生效该流程，所有新建流程最终都要进行发布。</w:t>
-      </w:r>
-    </w:p>
-    <w:p>
-      <w:pPr>
-        <w:ind w:firstLine="480"/>
-      </w:pPr>
-      <w:r>
-        <w:rPr>
-          <w:rFonts w:hint="eastAsia"/>
-        </w:rPr>
-        <w:t>版本监控按钮便是在每次对流程进行修改发布之后生成一个流程版本，点击可进行查看，也可以下载对应版本的.bpmn文件。</w:t>
-      </w:r>
-    </w:p>
-    <w:p>
-      <w:pPr>
-        <w:ind w:firstLine="480"/>
-      </w:pPr>
-      <w:r>
-        <w:rPr>
-          <w:rFonts w:hint="eastAsia"/>
-        </w:rPr>
-        <w:t>上传流程则是将本地.bpmn文件录入到系统中自动解析成流程。界面设计如图5-14所示。</w:t>
-      </w:r>
-    </w:p>
-    <w:p>
-      <w:pPr>
-        <w:ind w:firstLine="480"/>
-      </w:pPr>
-      <w:r>
-        <w:drawing>
-          <wp:inline distT="0" distB="0" distL="114300" distR="114300">
-            <wp:extent cx="5757545" cy="1932305"/>
-            <wp:effectExtent l="0" t="0" r="3175" b="3175"/>
-            <wp:docPr id="15" name="图片 106"/>
-            <wp:cNvGraphicFramePr>
-              <a:graphicFrameLocks xmlns:a="http://schemas.openxmlformats.org/drawingml/2006/main" noChangeAspect="1"/>
-            </wp:cNvGraphicFramePr>
-            <a:graphic xmlns:a="http://schemas.openxmlformats.org/drawingml/2006/main">
-              <a:graphicData uri="http://schemas.openxmlformats.org/drawingml/2006/picture">
-                <pic:pic xmlns:pic="http://schemas.openxmlformats.org/drawingml/2006/picture">
-                  <pic:nvPicPr>
-                    <pic:cNvPr id="15" name="图片 106"/>
-                    <pic:cNvPicPr>
-                      <a:picLocks noChangeAspect="1"/>
-                    </pic:cNvPicPr>
-                  </pic:nvPicPr>
-                  <pic:blipFill>
-                    <a:blip r:embed="rId33"/>
-                    <a:srcRect b="25943"/>
-                    <a:stretch>
-                      <a:fillRect/>
-                    </a:stretch>
-                  </pic:blipFill>
-                  <pic:spPr>
-                    <a:xfrm>
-                      <a:off x="0" y="0"/>
-                      <a:ext cx="5757545" cy="1932305"/>
-                    </a:xfrm>
-                    <a:prstGeom prst="rect">
-                      <a:avLst/>
-                    </a:prstGeom>
-                    <a:noFill/>
-                    <a:ln>
-                      <a:noFill/>
-                    </a:ln>
-                  </pic:spPr>
-                </pic:pic>
-              </a:graphicData>
-            </a:graphic>
-          </wp:inline>
-        </w:drawing>
-      </w:r>
-    </w:p>
-    <w:p>
-      <w:pPr>
-        <w:jc w:val="center"/>
-      </w:pPr>
-      <w:r>
-        <w:rPr>
-          <w:rFonts w:hint="eastAsia" w:ascii="黑体" w:hAnsi="黑体" w:eastAsia="黑体" w:cs="黑体"/>
-          <w:sz w:val="21"/>
-          <w:szCs w:val="21"/>
-        </w:rPr>
-        <w:t>图5-14 jeecg流程设计管理主页面</w:t>
-      </w:r>
-    </w:p>
-    <w:p>
-      <w:pPr>
-        <w:tabs>
-          <w:tab w:val="center" w:pos="4535"/>
-        </w:tabs>
-        <w:ind w:firstLine="480"/>
-      </w:pPr>
-      <w:r>
-        <w:rPr>
-          <w:rFonts w:hint="eastAsia"/>
-        </w:rPr>
-        <w:t>在流程图的可视化编辑子页面中，总体分成了三块区域，左侧的素材区，中间的工作区以及右边的属性配置区。</w:t>
-      </w:r>
-    </w:p>
-    <w:p>
-      <w:pPr>
-        <w:tabs>
-          <w:tab w:val="center" w:pos="4535"/>
-        </w:tabs>
-        <w:ind w:firstLine="480"/>
-      </w:pPr>
-      <w:r>
-        <w:rPr>
-          <w:rFonts w:hint="eastAsia"/>
-        </w:rPr>
-        <w:t>素材区中包括事件、用户、网关等素材，事件即固定的开始和结束事件，用户便是流程中的每一个节点，网关即是流程线路的条件判断分岔点。</w:t>
-      </w:r>
-    </w:p>
-    <w:p>
-      <w:pPr>
-        <w:tabs>
-          <w:tab w:val="center" w:pos="4535"/>
-        </w:tabs>
-        <w:ind w:firstLine="480"/>
-      </w:pPr>
-      <w:r>
-        <w:rPr>
-          <w:rFonts w:hint="eastAsia"/>
-        </w:rPr>
-        <w:t>工作区可以通过拖动左侧素材进行流程图的主要绘制。</w:t>
-      </w:r>
-    </w:p>
-    <w:p>
-      <w:pPr>
-        <w:tabs>
-          <w:tab w:val="center" w:pos="4535"/>
-        </w:tabs>
-        <w:ind w:firstLine="480"/>
-      </w:pPr>
-      <w:r>
-        <w:rPr>
-          <w:rFonts w:hint="eastAsia"/>
-        </w:rPr>
-        <w:t>属性区可以对单个节点或者单条线路进行属性上的设置，比如流程的处理人、流程的监听、流程的会签属性等等，重点还是在于处理人和监听。界面设计如图5-15所示。</w:t>
-      </w:r>
-    </w:p>
-    <w:p>
-      <w:pPr>
-        <w:ind w:firstLine="480"/>
-      </w:pPr>
-      <w:r>
-        <w:rPr>
-          <w:rFonts w:hint="eastAsia"/>
-        </w:rPr>
-        <w:t>若要使得流程在执行到某个节点或在某个节点开始或者结束之时自动执行什么操作，就必须要创建流程监听。</w:t>
-      </w:r>
-    </w:p>
-    <w:p>
-      <w:pPr>
-        <w:ind w:firstLine="480"/>
-      </w:pPr>
-      <w:r>
-        <w:rPr>
-          <w:rFonts w:hint="eastAsia"/>
-        </w:rPr>
-        <w:t>流程监听管理的页面十分简单，只有添加监听、修改监听和对单个监听进行启用、禁用或删除操作的按钮。</w:t>
-      </w:r>
-    </w:p>
-    <w:p>
-      <w:pPr>
-        <w:ind w:firstLine="480"/>
-      </w:pPr>
-      <w:r>
-        <w:drawing>
-          <wp:inline distT="0" distB="0" distL="114300" distR="114300">
-            <wp:extent cx="5755640" cy="2502535"/>
-            <wp:effectExtent l="0" t="0" r="5080" b="12065"/>
-            <wp:docPr id="16" name="图片 8"/>
-            <wp:cNvGraphicFramePr>
-              <a:graphicFrameLocks xmlns:a="http://schemas.openxmlformats.org/drawingml/2006/main" noChangeAspect="1"/>
-            </wp:cNvGraphicFramePr>
-            <a:graphic xmlns:a="http://schemas.openxmlformats.org/drawingml/2006/main">
-              <a:graphicData uri="http://schemas.openxmlformats.org/drawingml/2006/picture">
-                <pic:pic xmlns:pic="http://schemas.openxmlformats.org/drawingml/2006/picture">
-                  <pic:nvPicPr>
-                    <pic:cNvPr id="16" name="图片 8"/>
-                    <pic:cNvPicPr>
-                      <a:picLocks noChangeAspect="1"/>
-                    </pic:cNvPicPr>
-                  </pic:nvPicPr>
-                  <pic:blipFill>
-                    <a:blip r:embed="rId34"/>
-                    <a:stretch>
-                      <a:fillRect/>
-                    </a:stretch>
-                  </pic:blipFill>
-                  <pic:spPr>
-                    <a:xfrm>
-                      <a:off x="0" y="0"/>
-                      <a:ext cx="5755640" cy="2502535"/>
-                    </a:xfrm>
-                    <a:prstGeom prst="rect">
-                      <a:avLst/>
-                    </a:prstGeom>
-                    <a:noFill/>
-                    <a:ln>
-                      <a:noFill/>
-                    </a:ln>
-                  </pic:spPr>
-                </pic:pic>
-              </a:graphicData>
-            </a:graphic>
-          </wp:inline>
-        </w:drawing>
-      </w:r>
-    </w:p>
-    <w:p>
-      <w:pPr>
-        <w:jc w:val="center"/>
-        <w:rPr>
-          <w:rFonts w:ascii="黑体" w:hAnsi="黑体" w:eastAsia="黑体" w:cs="黑体"/>
-          <w:sz w:val="21"/>
-          <w:szCs w:val="21"/>
-        </w:rPr>
-      </w:pPr>
-      <w:r>
-        <w:rPr>
-          <w:rFonts w:hint="eastAsia" w:ascii="黑体" w:hAnsi="黑体" w:eastAsia="黑体" w:cs="黑体"/>
-          <w:sz w:val="21"/>
-          <w:szCs w:val="21"/>
-        </w:rPr>
-        <w:t>图5-15 jeecg流程图可视化编辑子页面</w:t>
-      </w:r>
-    </w:p>
-    <w:p>
-      <w:pPr>
-        <w:ind w:firstLine="960" w:firstLineChars="400"/>
-      </w:pPr>
-      <w:r>
-        <w:rPr>
-          <w:rFonts w:hint="eastAsia"/>
-        </w:rPr>
-        <w:t>在添加监听时，需要提前在代码中创建好监听的类，并实现对应的监听接口。</w:t>
-      </w:r>
-    </w:p>
-    <w:p>
-      <w:pPr>
-        <w:ind w:firstLine="480"/>
-      </w:pPr>
-      <w:r>
-        <w:rPr>
-          <w:rFonts w:hint="eastAsia"/>
-        </w:rPr>
-        <w:t>相关核心代码设计如下：</w:t>
-      </w:r>
-    </w:p>
-    <w:p>
-      <w:pPr>
-        <w:widowControl/>
-        <w:spacing w:line="240" w:lineRule="auto"/>
-        <w:rPr>
-          <w:sz w:val="21"/>
-          <w:szCs w:val="21"/>
-        </w:rPr>
-      </w:pPr>
-      <w:r>
-        <w:rPr>
-          <w:sz w:val="21"/>
-          <w:szCs w:val="21"/>
-        </w:rPr>
-        <w:t>public class ReviewStatisticsListener implements TaskListener,ExecutionListener</w:t>
-      </w:r>
-    </w:p>
-    <w:p>
-      <w:pPr>
-        <w:ind w:firstLine="960" w:firstLineChars="400"/>
-      </w:pPr>
-      <w:r>
-        <w:rPr>
-          <w:rFonts w:hint="eastAsia"/>
-        </w:rPr>
-        <w:t>之后再点击添加监听按钮，设置监听类型和监听类url，与代码进行绑定。</w:t>
-      </w:r>
-    </w:p>
-    <w:p>
-      <w:pPr>
-        <w:ind w:firstLine="960" w:firstLineChars="400"/>
-      </w:pPr>
-      <w:r>
-        <w:rPr>
-          <w:rFonts w:hint="eastAsia"/>
-        </w:rPr>
-        <w:t>最后点击启用并于流程图可视化编辑子页面的属性区中将之绑定到流程上即可。界面设计如图5-16所示。</w:t>
-      </w:r>
-    </w:p>
-    <w:p>
-      <w:pPr>
-        <w:ind w:firstLine="480"/>
-      </w:pPr>
-      <w:r>
-        <w:drawing>
-          <wp:inline distT="0" distB="0" distL="114300" distR="114300">
-            <wp:extent cx="5755640" cy="1836420"/>
-            <wp:effectExtent l="0" t="0" r="5080" b="7620"/>
-            <wp:docPr id="22" name="图片 13"/>
-            <wp:cNvGraphicFramePr>
-              <a:graphicFrameLocks xmlns:a="http://schemas.openxmlformats.org/drawingml/2006/main" noChangeAspect="1"/>
-            </wp:cNvGraphicFramePr>
-            <a:graphic xmlns:a="http://schemas.openxmlformats.org/drawingml/2006/main">
-              <a:graphicData uri="http://schemas.openxmlformats.org/drawingml/2006/picture">
-                <pic:pic xmlns:pic="http://schemas.openxmlformats.org/drawingml/2006/picture">
-                  <pic:nvPicPr>
-                    <pic:cNvPr id="22" name="图片 13"/>
-                    <pic:cNvPicPr>
-                      <a:picLocks noChangeAspect="1"/>
-                    </pic:cNvPicPr>
-                  </pic:nvPicPr>
-                  <pic:blipFill>
-                    <a:blip r:embed="rId35"/>
-                    <a:stretch>
-                      <a:fillRect/>
-                    </a:stretch>
-                  </pic:blipFill>
-                  <pic:spPr>
-                    <a:xfrm>
-                      <a:off x="0" y="0"/>
-                      <a:ext cx="5755640" cy="1836420"/>
-                    </a:xfrm>
-                    <a:prstGeom prst="rect">
-                      <a:avLst/>
-                    </a:prstGeom>
-                    <a:noFill/>
-                    <a:ln>
-                      <a:noFill/>
-                    </a:ln>
-                  </pic:spPr>
-                </pic:pic>
-              </a:graphicData>
-            </a:graphic>
-          </wp:inline>
-        </w:drawing>
-      </w:r>
-    </w:p>
-    <w:p>
-      <w:pPr>
-        <w:jc w:val="center"/>
-        <w:rPr>
-          <w:rFonts w:ascii="黑体" w:hAnsi="黑体" w:eastAsia="黑体" w:cs="黑体"/>
-          <w:sz w:val="21"/>
-          <w:szCs w:val="21"/>
-        </w:rPr>
-      </w:pPr>
-      <w:r>
-        <w:rPr>
-          <w:rFonts w:hint="eastAsia" w:ascii="黑体" w:hAnsi="黑体" w:eastAsia="黑体" w:cs="黑体"/>
-          <w:sz w:val="21"/>
-          <w:szCs w:val="21"/>
-        </w:rPr>
-        <w:t>图5-16 流程监听主页面</w:t>
-      </w:r>
-    </w:p>
-    <w:p>
-      <w:pPr>
-        <w:ind w:firstLine="480"/>
-        <w:rPr>
-          <w:rFonts w:ascii="黑体" w:hAnsi="黑体" w:cs="黑体"/>
-          <w:sz w:val="21"/>
-          <w:szCs w:val="21"/>
-        </w:rPr>
-      </w:pPr>
-      <w:r>
-        <w:rPr>
-          <w:rFonts w:hint="eastAsia"/>
-        </w:rPr>
-        <w:t>如此，流程便算是部分创建完成，但只是流程图部分，每一个节点所要执行的操作在代码中还并没有对应的绑定关系，所以我们还需要进行一下流程节点的配置。</w:t>
-      </w:r>
-    </w:p>
-    <w:p>
-      <w:pPr>
-        <w:ind w:firstLine="480"/>
-        <w:jc w:val="left"/>
-        <w:rPr>
-          <w:rFonts w:ascii="黑体" w:hAnsi="黑体" w:eastAsia="黑体" w:cs="黑体"/>
-          <w:sz w:val="21"/>
-          <w:szCs w:val="21"/>
-        </w:rPr>
-      </w:pPr>
-      <w:r>
-        <w:rPr>
-          <w:rFonts w:hint="eastAsia"/>
-        </w:rPr>
-        <w:t>只需点击流程配置按钮，如流程监听页面一样，将对应流程控制器中处理该节点的方法的url配置到流程的每一个节点即可，同时也需要将先前创建的流程表给一同绑定过来。</w:t>
-      </w:r>
-    </w:p>
-    <w:p>
-      <w:pPr>
-        <w:pStyle w:val="4"/>
-        <w:spacing w:before="100" w:beforeLines="0" w:after="100" w:afterLines="0" w:line="240" w:lineRule="auto"/>
-        <w:ind w:firstLine="0" w:firstLineChars="0"/>
-        <w:rPr>
-          <w:szCs w:val="24"/>
-        </w:rPr>
-      </w:pPr>
-      <w:bookmarkStart w:id="161" w:name="_Toc134820403"/>
-      <w:bookmarkStart w:id="162" w:name="_Toc134820657"/>
-      <w:bookmarkStart w:id="163" w:name="_Toc134820459"/>
-      <w:r>
-        <w:rPr>
-          <w:rFonts w:hint="eastAsia"/>
-          <w:szCs w:val="24"/>
-        </w:rPr>
-        <w:t>5.4.2流程发起与处理</w:t>
-      </w:r>
-      <w:bookmarkEnd w:id="161"/>
-      <w:bookmarkEnd w:id="162"/>
-      <w:bookmarkEnd w:id="163"/>
-    </w:p>
-    <w:p>
-      <w:pPr>
-        <w:ind w:firstLine="480"/>
-      </w:pPr>
-      <w:r>
-        <w:rPr>
-          <w:rFonts w:hint="eastAsia"/>
-        </w:rPr>
-        <w:t>然而在流程新建后，还并不能直接让项目发起该流程，因为流程逻辑虽然已经与代码进行了绑定，但还未与具体项目形成绑定关系，所以我们还并不知道什么项目可以发起什么流程。</w:t>
-      </w:r>
-    </w:p>
-    <w:p>
-      <w:pPr>
-        <w:ind w:firstLine="480"/>
-      </w:pPr>
-      <w:r>
-        <w:rPr>
-          <w:rFonts w:hint="eastAsia"/>
-        </w:rPr>
-        <w:t>对此还需要开发者手动在数据库中分别往项目流程按钮表（project_button）、流程映射表（process_matching_table）以及流程区块表（process_tabs）三张表中插入对应的数据。</w:t>
-      </w:r>
-    </w:p>
-    <w:p>
-      <w:pPr>
-        <w:ind w:firstLine="480"/>
-      </w:pPr>
-      <w:r>
-        <w:rPr>
-          <w:rFonts w:hint="eastAsia"/>
-        </w:rPr>
-        <w:t>如此，才可以在对应类型的项目的对应流程管理区块内发起相应的流程。</w:t>
-      </w:r>
-    </w:p>
-    <w:p>
-      <w:pPr>
-        <w:ind w:firstLine="480"/>
-      </w:pPr>
-      <w:r>
-        <w:rPr>
-          <w:rFonts w:hint="eastAsia"/>
-        </w:rPr>
-        <w:t>只有往流程区块表插入数据，流程才会出现在如调查评价、核保放款等指定tab页内。</w:t>
-      </w:r>
-    </w:p>
-    <w:p>
-      <w:pPr>
-        <w:ind w:firstLine="480"/>
-      </w:pPr>
-      <w:r>
-        <w:rPr>
-          <w:rFonts w:hint="eastAsia"/>
-        </w:rPr>
-        <w:t>只有往流程按钮表插入数据，才会存在可供点击发起的流程的按钮。</w:t>
-      </w:r>
-    </w:p>
-    <w:p>
-      <w:pPr>
-        <w:ind w:firstLine="480"/>
-      </w:pPr>
-      <w:r>
-        <w:rPr>
-          <w:rFonts w:hint="eastAsia"/>
-        </w:rPr>
-        <w:t>只有往流程映射表插入数据，才能让对应状态的项目只能看见对应流程的按钮。</w:t>
-      </w:r>
-    </w:p>
-    <w:p>
-      <w:pPr>
-        <w:ind w:firstLine="480"/>
-      </w:pPr>
-      <w:r>
-        <w:rPr>
-          <w:rFonts w:hint="eastAsia"/>
-        </w:rPr>
-        <w:t>具体呈现出的效果我们可以在项目管理的流程管理按钮点击弹出的子页面中见到。</w:t>
-      </w:r>
-    </w:p>
-    <w:p>
-      <w:pPr>
-        <w:ind w:firstLine="480"/>
-      </w:pPr>
-      <w:r>
-        <w:rPr>
-          <w:rFonts w:hint="eastAsia"/>
-        </w:rPr>
-        <w:t>整个流程管理的页面分成了两个部分，上方便是诸多流程阶段的tab页以及每个tab页下的流程发起按钮，下方则是该项目发起流程的历史记录。界面设计如图5-17所示。</w:t>
-      </w:r>
-    </w:p>
-    <w:p>
-      <w:pPr>
-        <w:ind w:firstLine="480"/>
-      </w:pPr>
-      <w:r>
-        <w:drawing>
-          <wp:inline distT="0" distB="0" distL="114300" distR="114300">
-            <wp:extent cx="4363085" cy="2458720"/>
-            <wp:effectExtent l="0" t="0" r="10795" b="10160"/>
-            <wp:docPr id="26" name="图片 17"/>
-            <wp:cNvGraphicFramePr>
-              <a:graphicFrameLocks xmlns:a="http://schemas.openxmlformats.org/drawingml/2006/main" noChangeAspect="1"/>
-            </wp:cNvGraphicFramePr>
-            <a:graphic xmlns:a="http://schemas.openxmlformats.org/drawingml/2006/main">
-              <a:graphicData uri="http://schemas.openxmlformats.org/drawingml/2006/picture">
-                <pic:pic xmlns:pic="http://schemas.openxmlformats.org/drawingml/2006/picture">
-                  <pic:nvPicPr>
-                    <pic:cNvPr id="26" name="图片 17"/>
-                    <pic:cNvPicPr>
-                      <a:picLocks noChangeAspect="1"/>
-                    </pic:cNvPicPr>
-                  </pic:nvPicPr>
-                  <pic:blipFill>
-                    <a:blip r:embed="rId36"/>
-                    <a:stretch>
-                      <a:fillRect/>
-                    </a:stretch>
-                  </pic:blipFill>
-                  <pic:spPr>
-                    <a:xfrm>
-                      <a:off x="0" y="0"/>
-                      <a:ext cx="4363085" cy="2458720"/>
-                    </a:xfrm>
-                    <a:prstGeom prst="rect">
-                      <a:avLst/>
-                    </a:prstGeom>
-                    <a:noFill/>
-                    <a:ln>
-                      <a:noFill/>
-                    </a:ln>
-                  </pic:spPr>
-                </pic:pic>
-              </a:graphicData>
-            </a:graphic>
-          </wp:inline>
-        </w:drawing>
-      </w:r>
-    </w:p>
-    <w:p>
-      <w:pPr>
-        <w:ind w:left="480" w:firstLine="0" w:firstLineChars="0"/>
-        <w:jc w:val="center"/>
-      </w:pPr>
-      <w:r>
-        <w:rPr>
-          <w:rFonts w:hint="eastAsia" w:ascii="黑体" w:hAnsi="黑体" w:eastAsia="黑体" w:cs="黑体"/>
-          <w:sz w:val="21"/>
-          <w:szCs w:val="21"/>
-        </w:rPr>
-        <w:t>图5-17 流程管理页面</w:t>
-      </w:r>
-    </w:p>
-    <w:p>
-      <w:pPr>
-        <w:ind w:firstLine="480"/>
-        <w:jc w:val="left"/>
-      </w:pPr>
-      <w:r>
-        <w:rPr>
-          <w:rFonts w:hint="eastAsia"/>
-        </w:rPr>
-        <w:t>在上述操作以及编写完流程每个节点的业务逻辑代码后，便可以尝试发起该流程，只需要在单个项目的流程管理中直接点击流程的按钮即可。</w:t>
-      </w:r>
-    </w:p>
-    <w:p>
-      <w:pPr>
-        <w:ind w:firstLine="480"/>
-        <w:jc w:val="left"/>
-      </w:pPr>
-      <w:r>
-        <w:rPr>
-          <w:rFonts w:hint="eastAsia"/>
-        </w:rPr>
-        <w:t>流程发起后，会自动转发到流程第一个节点所设置的子页面上面去，即A经理的处理页面，往往由A经理录入基础信息，在确认无误后点击提交，流程便会前往下一个节点并出现了下一个节点处理人的代办任务中。</w:t>
-      </w:r>
-    </w:p>
-    <w:p>
-      <w:pPr>
-        <w:ind w:firstLine="480"/>
-        <w:jc w:val="left"/>
-      </w:pPr>
-      <w:r>
-        <w:rPr>
-          <w:rFonts w:hint="eastAsia"/>
-        </w:rPr>
-        <w:t>以普通项目评审流程的A经理处理页面为例，界面设计如图5-18所示。</w:t>
-      </w:r>
-    </w:p>
-    <w:p>
-      <w:pPr>
-        <w:ind w:firstLine="480"/>
-        <w:jc w:val="center"/>
-      </w:pPr>
-      <w:r>
-        <w:drawing>
-          <wp:inline distT="0" distB="0" distL="114300" distR="114300">
-            <wp:extent cx="5758180" cy="2990215"/>
-            <wp:effectExtent l="0" t="0" r="2540" b="12065"/>
-            <wp:docPr id="27" name="图片 18"/>
-            <wp:cNvGraphicFramePr>
-              <a:graphicFrameLocks xmlns:a="http://schemas.openxmlformats.org/drawingml/2006/main" noChangeAspect="1"/>
-            </wp:cNvGraphicFramePr>
-            <a:graphic xmlns:a="http://schemas.openxmlformats.org/drawingml/2006/main">
-              <a:graphicData uri="http://schemas.openxmlformats.org/drawingml/2006/picture">
-                <pic:pic xmlns:pic="http://schemas.openxmlformats.org/drawingml/2006/picture">
-                  <pic:nvPicPr>
-                    <pic:cNvPr id="27" name="图片 18"/>
-                    <pic:cNvPicPr>
-                      <a:picLocks noChangeAspect="1"/>
-                    </pic:cNvPicPr>
-                  </pic:nvPicPr>
-                  <pic:blipFill>
-                    <a:blip r:embed="rId37"/>
-                    <a:stretch>
-                      <a:fillRect/>
-                    </a:stretch>
-                  </pic:blipFill>
-                  <pic:spPr>
-                    <a:xfrm>
-                      <a:off x="0" y="0"/>
-                      <a:ext cx="5758180" cy="2990215"/>
-                    </a:xfrm>
-                    <a:prstGeom prst="rect">
-                      <a:avLst/>
-                    </a:prstGeom>
-                    <a:noFill/>
-                    <a:ln>
-                      <a:noFill/>
-                    </a:ln>
-                  </pic:spPr>
-                </pic:pic>
-              </a:graphicData>
-            </a:graphic>
-          </wp:inline>
-        </w:drawing>
-      </w:r>
-    </w:p>
-    <w:p>
-      <w:pPr>
-        <w:ind w:left="480" w:firstLine="0" w:firstLineChars="0"/>
-        <w:jc w:val="center"/>
-      </w:pPr>
-      <w:r>
-        <w:rPr>
-          <w:rFonts w:hint="eastAsia" w:ascii="黑体" w:hAnsi="黑体" w:eastAsia="黑体" w:cs="黑体"/>
-          <w:sz w:val="21"/>
-          <w:szCs w:val="21"/>
-        </w:rPr>
-        <w:t>图5-18 A经理的处理页面</w:t>
-      </w:r>
-    </w:p>
-    <w:p>
-      <w:pPr>
-        <w:pStyle w:val="4"/>
-        <w:spacing w:before="100" w:beforeLines="0" w:after="100" w:afterLines="0" w:line="240" w:lineRule="auto"/>
-        <w:ind w:firstLine="0" w:firstLineChars="0"/>
-        <w:rPr>
-          <w:szCs w:val="24"/>
-        </w:rPr>
-      </w:pPr>
-      <w:bookmarkStart w:id="164" w:name="_Toc134820404"/>
-      <w:bookmarkStart w:id="165" w:name="_Toc134820460"/>
-      <w:bookmarkStart w:id="166" w:name="_Toc134820658"/>
-      <w:r>
-        <w:rPr>
-          <w:rFonts w:hint="eastAsia"/>
-          <w:szCs w:val="24"/>
-        </w:rPr>
-        <w:t>5.4.3流程监控</w:t>
-      </w:r>
-      <w:bookmarkEnd w:id="164"/>
-      <w:bookmarkEnd w:id="165"/>
-      <w:bookmarkEnd w:id="166"/>
-    </w:p>
-    <w:p>
-      <w:pPr>
-        <w:ind w:firstLine="480"/>
-      </w:pPr>
-      <w:r>
-        <w:rPr>
-          <w:rFonts w:hint="eastAsia"/>
-        </w:rPr>
-        <w:t>在发起流程后，需要时刻监控流程的动向，客户经理可以通过项目流程管理中的项目审批工作流查看，而管理员则可以直接在系统总的流程监控管理界面进行流程的作废和查看操作。</w:t>
-      </w:r>
-    </w:p>
-    <w:p>
-      <w:pPr>
-        <w:ind w:firstLine="480"/>
-      </w:pPr>
-      <w:r>
-        <w:rPr>
-          <w:rFonts w:hint="eastAsia"/>
-        </w:rPr>
-        <w:t>流程监控管理界面的结构十分简单，按照流程的发起时间进行排序，每一项的右侧都有该状态下流程的可操作按钮。</w:t>
-      </w:r>
-    </w:p>
-    <w:p>
-      <w:pPr>
-        <w:ind w:firstLine="480"/>
-      </w:pPr>
-      <w:r>
-        <w:rPr>
-          <w:rFonts w:hint="eastAsia"/>
-        </w:rPr>
-        <w:t>所有流程都可以进行历史记录的查看操作。</w:t>
-      </w:r>
-    </w:p>
-    <w:p>
-      <w:pPr>
-        <w:ind w:firstLine="480"/>
-      </w:pPr>
-      <w:r>
-        <w:rPr>
-          <w:rFonts w:hint="eastAsia"/>
-        </w:rPr>
-        <w:t>若是正在进行中的流程，还可以进行作废和取回，作废即中止该流程，取回则将流程取回上一个节点。界面设计如图5-19所示。</w:t>
-      </w:r>
-    </w:p>
-    <w:p>
-      <w:pPr>
-        <w:ind w:firstLine="480"/>
-        <w:jc w:val="center"/>
-      </w:pPr>
-      <w:r>
-        <w:drawing>
-          <wp:inline distT="0" distB="0" distL="114300" distR="114300">
-            <wp:extent cx="5757545" cy="2205990"/>
-            <wp:effectExtent l="0" t="0" r="3175" b="3810"/>
-            <wp:docPr id="127" name="图片 121"/>
-            <wp:cNvGraphicFramePr>
-              <a:graphicFrameLocks xmlns:a="http://schemas.openxmlformats.org/drawingml/2006/main" noChangeAspect="1"/>
-            </wp:cNvGraphicFramePr>
-            <a:graphic xmlns:a="http://schemas.openxmlformats.org/drawingml/2006/main">
-              <a:graphicData uri="http://schemas.openxmlformats.org/drawingml/2006/picture">
-                <pic:pic xmlns:pic="http://schemas.openxmlformats.org/drawingml/2006/picture">
-                  <pic:nvPicPr>
-                    <pic:cNvPr id="127" name="图片 121"/>
-                    <pic:cNvPicPr>
-                      <a:picLocks noChangeAspect="1"/>
-                    </pic:cNvPicPr>
-                  </pic:nvPicPr>
-                  <pic:blipFill>
-                    <a:blip r:embed="rId38"/>
-                    <a:stretch>
-                      <a:fillRect/>
-                    </a:stretch>
-                  </pic:blipFill>
-                  <pic:spPr>
-                    <a:xfrm>
-                      <a:off x="0" y="0"/>
-                      <a:ext cx="5757545" cy="2205990"/>
-                    </a:xfrm>
-                    <a:prstGeom prst="rect">
-                      <a:avLst/>
-                    </a:prstGeom>
-                    <a:noFill/>
-                    <a:ln>
-                      <a:noFill/>
-                    </a:ln>
-                  </pic:spPr>
-                </pic:pic>
-              </a:graphicData>
-            </a:graphic>
-          </wp:inline>
-        </w:drawing>
-      </w:r>
-      <w:r>
-        <w:rPr>
-          <w:rFonts w:hint="eastAsia" w:ascii="黑体" w:hAnsi="黑体" w:eastAsia="黑体" w:cs="黑体"/>
-          <w:sz w:val="21"/>
-          <w:szCs w:val="21"/>
-        </w:rPr>
-        <w:t>图5-19 流程监控管理模块显示所有当前以及历史流程</w:t>
-      </w:r>
-    </w:p>
-    <w:p>
-      <w:pPr>
-        <w:ind w:firstLine="480"/>
-      </w:pPr>
-      <w:r>
-        <w:br w:type="page"/>
-      </w:r>
-    </w:p>
-    <w:p>
-      <w:pPr>
-        <w:pStyle w:val="2"/>
-        <w:spacing w:before="156" w:beforeLines="50" w:after="156" w:afterLines="50" w:line="240" w:lineRule="auto"/>
-        <w:ind w:firstLine="600"/>
-        <w:rPr>
-          <w:rFonts w:ascii="黑体" w:hAnsi="黑体"/>
-          <w:b w:val="0"/>
-          <w:bCs w:val="0"/>
-        </w:rPr>
-      </w:pPr>
-      <w:bookmarkStart w:id="167" w:name="_Toc23855"/>
-      <w:bookmarkStart w:id="168" w:name="_Toc134820659"/>
-      <w:bookmarkStart w:id="169" w:name="_Toc134820405"/>
-      <w:bookmarkStart w:id="170" w:name="_Toc134820461"/>
-      <w:r>
-        <w:rPr>
-          <w:rFonts w:hint="eastAsia" w:ascii="黑体" w:hAnsi="黑体"/>
-          <w:b w:val="0"/>
-          <w:bCs w:val="0"/>
-        </w:rPr>
-        <w:t>第六章 系统测试</w:t>
-      </w:r>
-      <w:bookmarkEnd w:id="167"/>
-      <w:bookmarkEnd w:id="168"/>
-      <w:bookmarkEnd w:id="169"/>
-      <w:bookmarkEnd w:id="170"/>
-    </w:p>
-    <w:p>
-      <w:pPr>
-        <w:pStyle w:val="3"/>
-        <w:spacing w:before="160" w:beforeLines="0" w:after="160" w:afterLines="0" w:line="240" w:lineRule="auto"/>
-        <w:ind w:firstLine="0" w:firstLineChars="0"/>
-        <w:rPr>
-          <w:b w:val="0"/>
-          <w:bCs/>
-          <w:sz w:val="28"/>
-          <w:szCs w:val="28"/>
-        </w:rPr>
-      </w:pPr>
-      <w:bookmarkStart w:id="171" w:name="_Toc134820660"/>
-      <w:bookmarkStart w:id="172" w:name="_Toc134820462"/>
-      <w:bookmarkStart w:id="173" w:name="_Toc134820406"/>
-      <w:bookmarkStart w:id="174" w:name="_Toc24075"/>
-      <w:r>
-        <w:rPr>
-          <w:rFonts w:hint="eastAsia"/>
-          <w:b w:val="0"/>
-          <w:bCs/>
-          <w:sz w:val="28"/>
-          <w:szCs w:val="28"/>
-        </w:rPr>
         <w:t>6.1 功能测试</w:t>
       </w:r>
-      <w:bookmarkEnd w:id="171"/>
-      <w:bookmarkEnd w:id="172"/>
-      <w:bookmarkEnd w:id="173"/>
-      <w:bookmarkEnd w:id="174"/>
+      <w:bookmarkEnd w:id="134"/>
+      <w:bookmarkEnd w:id="135"/>
+      <w:bookmarkEnd w:id="136"/>
+      <w:bookmarkEnd w:id="137"/>
     </w:p>
     <w:p>
       <w:pPr>
@@ -21098,7 +18177,7 @@
           <w:szCs w:val="21"/>
         </w:rPr>
       </w:pPr>
-      <w:bookmarkStart w:id="175" w:name="_Toc18362"/>
+      <w:bookmarkStart w:id="138" w:name="_Toc18362"/>
       <w:r>
         <w:rPr>
           <w:rFonts w:hint="eastAsia" w:ascii="黑体" w:hAnsi="黑体" w:eastAsia="黑体" w:cs="黑体"/>
@@ -21107,7 +18186,7 @@
         </w:rPr>
         <w:t>表6-1 黑盒测试用例</w:t>
       </w:r>
-      <w:bookmarkEnd w:id="175"/>
+      <w:bookmarkEnd w:id="138"/>
     </w:p>
     <w:tbl>
       <w:tblPr>
@@ -22522,10 +19601,10 @@
           <w:szCs w:val="28"/>
         </w:rPr>
       </w:pPr>
-      <w:bookmarkStart w:id="176" w:name="_Toc134820661"/>
-      <w:bookmarkStart w:id="177" w:name="_Toc134820463"/>
-      <w:bookmarkStart w:id="178" w:name="_Toc8595"/>
-      <w:bookmarkStart w:id="179" w:name="_Toc134820407"/>
+      <w:bookmarkStart w:id="139" w:name="_Toc134820661"/>
+      <w:bookmarkStart w:id="140" w:name="_Toc134820463"/>
+      <w:bookmarkStart w:id="141" w:name="_Toc8595"/>
+      <w:bookmarkStart w:id="142" w:name="_Toc134820407"/>
       <w:r>
         <w:rPr>
           <w:rFonts w:hint="eastAsia"/>
@@ -22536,10 +19615,10 @@
         </w:rPr>
         <w:t>6.2 性能测试</w:t>
       </w:r>
-      <w:bookmarkEnd w:id="176"/>
-      <w:bookmarkEnd w:id="177"/>
-      <w:bookmarkEnd w:id="178"/>
-      <w:bookmarkEnd w:id="179"/>
+      <w:bookmarkEnd w:id="139"/>
+      <w:bookmarkEnd w:id="140"/>
+      <w:bookmarkEnd w:id="141"/>
+      <w:bookmarkEnd w:id="142"/>
     </w:p>
     <w:p>
       <w:pPr>
@@ -22659,7 +19738,7 @@
                     </pic:cNvPicPr>
                   </pic:nvPicPr>
                   <pic:blipFill>
-                    <a:blip r:embed="rId39"/>
+                    <a:blip r:embed="rId24"/>
                     <a:stretch>
                       <a:fillRect/>
                     </a:stretch>
@@ -22732,7 +19811,7 @@
                     </pic:cNvPicPr>
                   </pic:nvPicPr>
                   <pic:blipFill>
-                    <a:blip r:embed="rId40"/>
+                    <a:blip r:embed="rId25"/>
                     <a:stretch>
                       <a:fillRect/>
                     </a:stretch>
@@ -22797,10 +19876,10 @@
           <w:bCs w:val="0"/>
         </w:rPr>
       </w:pPr>
-      <w:bookmarkStart w:id="180" w:name="_Toc134820408"/>
-      <w:bookmarkStart w:id="181" w:name="_Toc31813"/>
-      <w:bookmarkStart w:id="182" w:name="_Toc134820662"/>
-      <w:bookmarkStart w:id="183" w:name="_Toc134820464"/>
+      <w:bookmarkStart w:id="143" w:name="_Toc134820408"/>
+      <w:bookmarkStart w:id="144" w:name="_Toc31813"/>
+      <w:bookmarkStart w:id="145" w:name="_Toc134820662"/>
+      <w:bookmarkStart w:id="146" w:name="_Toc134820464"/>
       <w:r>
         <w:rPr>
           <w:rFonts w:hint="eastAsia" w:ascii="黑体" w:hAnsi="黑体"/>
@@ -22809,10 +19888,10 @@
         </w:rPr>
         <w:t>结束语</w:t>
       </w:r>
-      <w:bookmarkEnd w:id="180"/>
-      <w:bookmarkEnd w:id="181"/>
-      <w:bookmarkEnd w:id="182"/>
-      <w:bookmarkEnd w:id="183"/>
+      <w:bookmarkEnd w:id="143"/>
+      <w:bookmarkEnd w:id="144"/>
+      <w:bookmarkEnd w:id="145"/>
+      <w:bookmarkEnd w:id="146"/>
     </w:p>
     <w:p>
       <w:pPr>
@@ -22960,10 +20039,10 @@
           <w:bCs w:val="0"/>
         </w:rPr>
       </w:pPr>
-      <w:bookmarkStart w:id="184" w:name="_Toc27818"/>
-      <w:bookmarkStart w:id="185" w:name="_Toc134820409"/>
-      <w:bookmarkStart w:id="186" w:name="_Toc134820663"/>
-      <w:bookmarkStart w:id="187" w:name="_Toc134820465"/>
+      <w:bookmarkStart w:id="147" w:name="_Toc27818"/>
+      <w:bookmarkStart w:id="148" w:name="_Toc134820409"/>
+      <w:bookmarkStart w:id="149" w:name="_Toc134820663"/>
+      <w:bookmarkStart w:id="150" w:name="_Toc134820465"/>
       <w:r>
         <w:rPr>
           <w:rFonts w:hint="eastAsia" w:ascii="黑体" w:hAnsi="黑体"/>
@@ -22972,10 +20051,10 @@
         </w:rPr>
         <w:t>参考文献</w:t>
       </w:r>
-      <w:bookmarkEnd w:id="184"/>
-      <w:bookmarkEnd w:id="185"/>
-      <w:bookmarkEnd w:id="186"/>
-      <w:bookmarkEnd w:id="187"/>
+      <w:bookmarkEnd w:id="147"/>
+      <w:bookmarkEnd w:id="148"/>
+      <w:bookmarkEnd w:id="149"/>
+      <w:bookmarkEnd w:id="150"/>
     </w:p>
     <w:p>
       <w:pPr>
@@ -23192,10 +20271,10 @@
           <w:bCs w:val="0"/>
         </w:rPr>
       </w:pPr>
-      <w:bookmarkStart w:id="188" w:name="_Toc134820664"/>
-      <w:bookmarkStart w:id="189" w:name="_Toc11900"/>
-      <w:bookmarkStart w:id="190" w:name="_Toc134820466"/>
-      <w:bookmarkStart w:id="191" w:name="_Toc134820410"/>
+      <w:bookmarkStart w:id="151" w:name="_Toc134820664"/>
+      <w:bookmarkStart w:id="152" w:name="_Toc11900"/>
+      <w:bookmarkStart w:id="153" w:name="_Toc134820466"/>
+      <w:bookmarkStart w:id="154" w:name="_Toc134820410"/>
       <w:r>
         <w:rPr>
           <w:rFonts w:hint="eastAsia" w:ascii="黑体" w:hAnsi="黑体"/>
@@ -23204,10 +20283,10 @@
         </w:rPr>
         <w:t>致谢</w:t>
       </w:r>
-      <w:bookmarkEnd w:id="188"/>
-      <w:bookmarkEnd w:id="189"/>
-      <w:bookmarkEnd w:id="190"/>
-      <w:bookmarkEnd w:id="191"/>
+      <w:bookmarkEnd w:id="151"/>
+      <w:bookmarkEnd w:id="152"/>
+      <w:bookmarkEnd w:id="153"/>
+      <w:bookmarkEnd w:id="154"/>
     </w:p>
     <w:p>
       <w:pPr>

--- a/毕业论文/毕业论文.docx
+++ b/毕业论文/毕业论文.docx
@@ -11727,6 +11727,12 @@
             <w:insideH w:val="single" w:color="auto" w:sz="4" w:space="0"/>
             <w:insideV w:val="single" w:color="auto" w:sz="4" w:space="0"/>
           </w:tblBorders>
+          <w:tblCellMar>
+            <w:top w:w="0" w:type="dxa"/>
+            <w:left w:w="108" w:type="dxa"/>
+            <w:bottom w:w="0" w:type="dxa"/>
+            <w:right w:w="108" w:type="dxa"/>
+          </w:tblCellMar>
         </w:tblPrEx>
         <w:trPr>
           <w:trHeight w:val="90" w:hRule="atLeast"/>
@@ -13168,12 +13174,6 @@
             <w:insideH w:val="single" w:color="auto" w:sz="4" w:space="0"/>
             <w:insideV w:val="single" w:color="auto" w:sz="4" w:space="0"/>
           </w:tblBorders>
-          <w:tblCellMar>
-            <w:top w:w="0" w:type="dxa"/>
-            <w:left w:w="108" w:type="dxa"/>
-            <w:bottom w:w="0" w:type="dxa"/>
-            <w:right w:w="108" w:type="dxa"/>
-          </w:tblCellMar>
         </w:tblPrEx>
         <w:trPr>
           <w:trHeight w:val="90" w:hRule="atLeast"/>
@@ -18000,28 +18000,609 @@
         <w:ind w:left="0" w:leftChars="0" w:firstLine="0" w:firstLineChars="0"/>
         <w:jc w:val="both"/>
         <w:rPr>
-          <w:rFonts w:hint="default" w:eastAsia="宋体"/>
-          <w:lang w:val="en-US" w:eastAsia="zh-CN"/>
-        </w:rPr>
-      </w:pPr>
-      <w:r>
-        <w:rPr>
           <w:rFonts w:hint="eastAsia"/>
           <w:lang w:val="en-US" w:eastAsia="zh-CN"/>
         </w:rPr>
+      </w:pPr>
+      <w:r>
+        <w:rPr>
+          <w:rFonts w:hint="eastAsia"/>
+          <w:lang w:val="en-US" w:eastAsia="zh-CN"/>
+        </w:rPr>
         <w:t>校验账号和密码的正确性，正确则存储token跳转至首页，否则弹出账号或者密码错误，没有账号则可以注册账号</w:t>
       </w:r>
-      <w:bookmarkStart w:id="155" w:name="_GoBack"/>
-      <w:bookmarkEnd w:id="155"/>
     </w:p>
     <w:p>
       <w:pPr>
+        <w:ind w:left="0" w:leftChars="0" w:firstLine="0" w:firstLineChars="0"/>
         <w:jc w:val="both"/>
         <w:rPr>
           <w:rFonts w:hint="default"/>
           <w:lang w:val="en-US" w:eastAsia="zh-CN"/>
         </w:rPr>
       </w:pPr>
+    </w:p>
+    <w:p>
+      <w:pPr>
+        <w:pStyle w:val="3"/>
+        <w:spacing w:before="160" w:beforeLines="0" w:after="160" w:afterLines="0" w:line="240" w:lineRule="auto"/>
+        <w:ind w:firstLine="0" w:firstLineChars="0"/>
+        <w:rPr>
+          <w:rFonts w:hint="eastAsia"/>
+          <w:b w:val="0"/>
+          <w:bCs/>
+          <w:sz w:val="28"/>
+          <w:szCs w:val="28"/>
+          <w:lang w:val="en-US" w:eastAsia="zh-CN"/>
+        </w:rPr>
+      </w:pPr>
+      <w:r>
+        <w:rPr>
+          <w:rFonts w:hint="eastAsia"/>
+          <w:b w:val="0"/>
+          <w:bCs/>
+          <w:sz w:val="28"/>
+          <w:szCs w:val="28"/>
+          <w:lang w:val="en-US" w:eastAsia="zh-CN"/>
+        </w:rPr>
+        <w:t>5</w:t>
+      </w:r>
+      <w:r>
+        <w:rPr>
+          <w:rFonts w:hint="eastAsia"/>
+          <w:b w:val="0"/>
+          <w:bCs/>
+          <w:sz w:val="28"/>
+          <w:szCs w:val="28"/>
+        </w:rPr>
+        <w:t>.</w:t>
+      </w:r>
+      <w:r>
+        <w:rPr>
+          <w:rFonts w:hint="eastAsia"/>
+          <w:b w:val="0"/>
+          <w:bCs/>
+          <w:sz w:val="28"/>
+          <w:szCs w:val="28"/>
+          <w:lang w:val="en-US" w:eastAsia="zh-CN"/>
+        </w:rPr>
+        <w:t>2 联系人管理</w:t>
+      </w:r>
+    </w:p>
+    <w:p>
+      <w:pPr>
+        <w:ind w:left="0" w:leftChars="0" w:firstLine="0" w:firstLineChars="0"/>
+        <w:rPr>
+          <w:rFonts w:hint="default" w:eastAsia="宋体"/>
+          <w:lang w:val="en-US" w:eastAsia="zh-CN"/>
+        </w:rPr>
+      </w:pPr>
+      <w:r>
+        <w:rPr>
+          <w:rFonts w:hint="eastAsia"/>
+          <w:lang w:val="en-US" w:eastAsia="zh-CN"/>
+        </w:rPr>
+        <w:t>添加和删除好友：</w:t>
+      </w:r>
+      <w:r>
+        <w:rPr>
+          <w:rFonts w:hint="eastAsia"/>
+          <w:lang w:val="en-US" w:eastAsia="zh-CN"/>
+        </w:rPr>
+        <w:br w:type="textWrapping"/>
+      </w:r>
+      <w:r>
+        <w:drawing>
+          <wp:inline distT="0" distB="0" distL="114300" distR="114300">
+            <wp:extent cx="1659255" cy="2901950"/>
+            <wp:effectExtent l="0" t="0" r="4445" b="6350"/>
+            <wp:docPr id="20" name="图片 5"/>
+            <wp:cNvGraphicFramePr>
+              <a:graphicFrameLocks xmlns:a="http://schemas.openxmlformats.org/drawingml/2006/main" noChangeAspect="1"/>
+            </wp:cNvGraphicFramePr>
+            <a:graphic xmlns:a="http://schemas.openxmlformats.org/drawingml/2006/main">
+              <a:graphicData uri="http://schemas.openxmlformats.org/drawingml/2006/picture">
+                <pic:pic xmlns:pic="http://schemas.openxmlformats.org/drawingml/2006/picture">
+                  <pic:nvPicPr>
+                    <pic:cNvPr id="20" name="图片 5"/>
+                    <pic:cNvPicPr>
+                      <a:picLocks noChangeAspect="1"/>
+                    </pic:cNvPicPr>
+                  </pic:nvPicPr>
+                  <pic:blipFill>
+                    <a:blip r:embed="rId24"/>
+                    <a:stretch>
+                      <a:fillRect/>
+                    </a:stretch>
+                  </pic:blipFill>
+                  <pic:spPr>
+                    <a:xfrm>
+                      <a:off x="0" y="0"/>
+                      <a:ext cx="1659255" cy="2901950"/>
+                    </a:xfrm>
+                    <a:prstGeom prst="rect">
+                      <a:avLst/>
+                    </a:prstGeom>
+                    <a:noFill/>
+                    <a:ln>
+                      <a:noFill/>
+                    </a:ln>
+                  </pic:spPr>
+                </pic:pic>
+              </a:graphicData>
+            </a:graphic>
+          </wp:inline>
+        </w:drawing>
+      </w:r>
+      <w:r>
+        <w:rPr>
+          <w:rFonts w:hint="eastAsia"/>
+          <w:lang w:val="en-US" w:eastAsia="zh-CN"/>
+        </w:rPr>
+        <w:t xml:space="preserve">  </w:t>
+      </w:r>
+      <w:r>
+        <w:drawing>
+          <wp:inline distT="0" distB="0" distL="114300" distR="114300">
+            <wp:extent cx="1600200" cy="2886710"/>
+            <wp:effectExtent l="0" t="0" r="0" b="8890"/>
+            <wp:docPr id="21" name="图片 6"/>
+            <wp:cNvGraphicFramePr>
+              <a:graphicFrameLocks xmlns:a="http://schemas.openxmlformats.org/drawingml/2006/main" noChangeAspect="1"/>
+            </wp:cNvGraphicFramePr>
+            <a:graphic xmlns:a="http://schemas.openxmlformats.org/drawingml/2006/main">
+              <a:graphicData uri="http://schemas.openxmlformats.org/drawingml/2006/picture">
+                <pic:pic xmlns:pic="http://schemas.openxmlformats.org/drawingml/2006/picture">
+                  <pic:nvPicPr>
+                    <pic:cNvPr id="21" name="图片 6"/>
+                    <pic:cNvPicPr>
+                      <a:picLocks noChangeAspect="1"/>
+                    </pic:cNvPicPr>
+                  </pic:nvPicPr>
+                  <pic:blipFill>
+                    <a:blip r:embed="rId25"/>
+                    <a:stretch>
+                      <a:fillRect/>
+                    </a:stretch>
+                  </pic:blipFill>
+                  <pic:spPr>
+                    <a:xfrm>
+                      <a:off x="0" y="0"/>
+                      <a:ext cx="1600200" cy="2886710"/>
+                    </a:xfrm>
+                    <a:prstGeom prst="rect">
+                      <a:avLst/>
+                    </a:prstGeom>
+                    <a:noFill/>
+                    <a:ln>
+                      <a:noFill/>
+                    </a:ln>
+                  </pic:spPr>
+                </pic:pic>
+              </a:graphicData>
+            </a:graphic>
+          </wp:inline>
+        </w:drawing>
+      </w:r>
+      <w:r>
+        <w:rPr>
+          <w:rFonts w:hint="eastAsia"/>
+          <w:lang w:val="en-US" w:eastAsia="zh-CN"/>
+        </w:rPr>
+        <w:t xml:space="preserve">   </w:t>
+      </w:r>
+      <w:r>
+        <w:drawing>
+          <wp:inline distT="0" distB="0" distL="114300" distR="114300">
+            <wp:extent cx="1615440" cy="2894330"/>
+            <wp:effectExtent l="0" t="0" r="10160" b="1270"/>
+            <wp:docPr id="23" name="图片 8"/>
+            <wp:cNvGraphicFramePr>
+              <a:graphicFrameLocks xmlns:a="http://schemas.openxmlformats.org/drawingml/2006/main" noChangeAspect="1"/>
+            </wp:cNvGraphicFramePr>
+            <a:graphic xmlns:a="http://schemas.openxmlformats.org/drawingml/2006/main">
+              <a:graphicData uri="http://schemas.openxmlformats.org/drawingml/2006/picture">
+                <pic:pic xmlns:pic="http://schemas.openxmlformats.org/drawingml/2006/picture">
+                  <pic:nvPicPr>
+                    <pic:cNvPr id="23" name="图片 8"/>
+                    <pic:cNvPicPr>
+                      <a:picLocks noChangeAspect="1"/>
+                    </pic:cNvPicPr>
+                  </pic:nvPicPr>
+                  <pic:blipFill>
+                    <a:blip r:embed="rId26"/>
+                    <a:stretch>
+                      <a:fillRect/>
+                    </a:stretch>
+                  </pic:blipFill>
+                  <pic:spPr>
+                    <a:xfrm>
+                      <a:off x="0" y="0"/>
+                      <a:ext cx="1615440" cy="2894330"/>
+                    </a:xfrm>
+                    <a:prstGeom prst="rect">
+                      <a:avLst/>
+                    </a:prstGeom>
+                    <a:noFill/>
+                    <a:ln>
+                      <a:noFill/>
+                    </a:ln>
+                  </pic:spPr>
+                </pic:pic>
+              </a:graphicData>
+            </a:graphic>
+          </wp:inline>
+        </w:drawing>
+      </w:r>
+      <w:r>
+        <w:br w:type="textWrapping"/>
+      </w:r>
+      <w:r>
+        <w:rPr>
+          <w:rFonts w:hint="eastAsia"/>
+          <w:lang w:val="en-US" w:eastAsia="zh-CN"/>
+        </w:rPr>
+        <w:t>点击添加好友即可进入搜索页，搜索数据库中所有的用户，具体逻辑是搜索用户名或者账号模糊搜索，服务端代码如下：</w:t>
+      </w:r>
+      <w:r>
+        <w:rPr>
+          <w:rFonts w:hint="eastAsia"/>
+          <w:lang w:val="en-US" w:eastAsia="zh-CN"/>
+        </w:rPr>
+        <w:br w:type="textWrapping"/>
+      </w:r>
+      <w:r>
+        <w:drawing>
+          <wp:inline distT="0" distB="0" distL="114300" distR="114300">
+            <wp:extent cx="2492375" cy="3071495"/>
+            <wp:effectExtent l="0" t="0" r="9525" b="1905"/>
+            <wp:docPr id="22" name="图片 7"/>
+            <wp:cNvGraphicFramePr>
+              <a:graphicFrameLocks xmlns:a="http://schemas.openxmlformats.org/drawingml/2006/main" noChangeAspect="1"/>
+            </wp:cNvGraphicFramePr>
+            <a:graphic xmlns:a="http://schemas.openxmlformats.org/drawingml/2006/main">
+              <a:graphicData uri="http://schemas.openxmlformats.org/drawingml/2006/picture">
+                <pic:pic xmlns:pic="http://schemas.openxmlformats.org/drawingml/2006/picture">
+                  <pic:nvPicPr>
+                    <pic:cNvPr id="22" name="图片 7"/>
+                    <pic:cNvPicPr>
+                      <a:picLocks noChangeAspect="1"/>
+                    </pic:cNvPicPr>
+                  </pic:nvPicPr>
+                  <pic:blipFill>
+                    <a:blip r:embed="rId27"/>
+                    <a:stretch>
+                      <a:fillRect/>
+                    </a:stretch>
+                  </pic:blipFill>
+                  <pic:spPr>
+                    <a:xfrm>
+                      <a:off x="0" y="0"/>
+                      <a:ext cx="2492375" cy="3071495"/>
+                    </a:xfrm>
+                    <a:prstGeom prst="rect">
+                      <a:avLst/>
+                    </a:prstGeom>
+                    <a:noFill/>
+                    <a:ln>
+                      <a:noFill/>
+                    </a:ln>
+                  </pic:spPr>
+                </pic:pic>
+              </a:graphicData>
+            </a:graphic>
+          </wp:inline>
+        </w:drawing>
+      </w:r>
+    </w:p>
+    <w:p>
+      <w:pPr>
+        <w:ind w:left="0" w:leftChars="0" w:firstLine="0" w:firstLineChars="0"/>
+        <w:jc w:val="both"/>
+        <w:rPr>
+          <w:rFonts w:hint="default"/>
+          <w:lang w:val="en-US" w:eastAsia="zh-CN"/>
+        </w:rPr>
+      </w:pPr>
+    </w:p>
+    <w:p>
+      <w:pPr>
+        <w:ind w:left="0" w:leftChars="0" w:firstLine="0" w:firstLineChars="0"/>
+        <w:jc w:val="both"/>
+        <w:rPr>
+          <w:rFonts w:hint="default" w:eastAsia="宋体"/>
+          <w:lang w:val="en-US" w:eastAsia="zh-CN"/>
+        </w:rPr>
+      </w:pPr>
+      <w:r>
+        <w:rPr>
+          <w:rFonts w:hint="eastAsia"/>
+          <w:lang w:val="en-US" w:eastAsia="zh-CN"/>
+        </w:rPr>
+        <w:t>然后点击添加即可发送好友申请：</w:t>
+      </w:r>
+      <w:r>
+        <w:rPr>
+          <w:rFonts w:hint="eastAsia"/>
+          <w:lang w:val="en-US" w:eastAsia="zh-CN"/>
+        </w:rPr>
+        <w:br w:type="textWrapping"/>
+      </w:r>
+      <w:r>
+        <w:drawing>
+          <wp:inline distT="0" distB="0" distL="114300" distR="114300">
+            <wp:extent cx="2208530" cy="3895725"/>
+            <wp:effectExtent l="0" t="0" r="1270" b="3175"/>
+            <wp:docPr id="24" name="图片 9"/>
+            <wp:cNvGraphicFramePr>
+              <a:graphicFrameLocks xmlns:a="http://schemas.openxmlformats.org/drawingml/2006/main" noChangeAspect="1"/>
+            </wp:cNvGraphicFramePr>
+            <a:graphic xmlns:a="http://schemas.openxmlformats.org/drawingml/2006/main">
+              <a:graphicData uri="http://schemas.openxmlformats.org/drawingml/2006/picture">
+                <pic:pic xmlns:pic="http://schemas.openxmlformats.org/drawingml/2006/picture">
+                  <pic:nvPicPr>
+                    <pic:cNvPr id="24" name="图片 9"/>
+                    <pic:cNvPicPr>
+                      <a:picLocks noChangeAspect="1"/>
+                    </pic:cNvPicPr>
+                  </pic:nvPicPr>
+                  <pic:blipFill>
+                    <a:blip r:embed="rId28"/>
+                    <a:stretch>
+                      <a:fillRect/>
+                    </a:stretch>
+                  </pic:blipFill>
+                  <pic:spPr>
+                    <a:xfrm>
+                      <a:off x="0" y="0"/>
+                      <a:ext cx="2208530" cy="3895725"/>
+                    </a:xfrm>
+                    <a:prstGeom prst="rect">
+                      <a:avLst/>
+                    </a:prstGeom>
+                    <a:noFill/>
+                    <a:ln>
+                      <a:noFill/>
+                    </a:ln>
+                  </pic:spPr>
+                </pic:pic>
+              </a:graphicData>
+            </a:graphic>
+          </wp:inline>
+        </w:drawing>
+      </w:r>
+      <w:r>
+        <w:br w:type="textWrapping"/>
+      </w:r>
+      <w:r>
+        <w:rPr>
+          <w:rFonts w:hint="eastAsia"/>
+          <w:lang w:val="en-US" w:eastAsia="zh-CN"/>
+        </w:rPr>
+        <w:t>代码如下：</w:t>
+      </w:r>
+      <w:r>
+        <w:rPr>
+          <w:rFonts w:hint="eastAsia"/>
+          <w:lang w:val="en-US" w:eastAsia="zh-CN"/>
+        </w:rPr>
+        <w:br w:type="textWrapping"/>
+      </w:r>
+      <w:r>
+        <w:drawing>
+          <wp:inline distT="0" distB="0" distL="114300" distR="114300">
+            <wp:extent cx="3641725" cy="2670175"/>
+            <wp:effectExtent l="0" t="0" r="3175" b="9525"/>
+            <wp:docPr id="25" name="图片 10"/>
+            <wp:cNvGraphicFramePr>
+              <a:graphicFrameLocks xmlns:a="http://schemas.openxmlformats.org/drawingml/2006/main" noChangeAspect="1"/>
+            </wp:cNvGraphicFramePr>
+            <a:graphic xmlns:a="http://schemas.openxmlformats.org/drawingml/2006/main">
+              <a:graphicData uri="http://schemas.openxmlformats.org/drawingml/2006/picture">
+                <pic:pic xmlns:pic="http://schemas.openxmlformats.org/drawingml/2006/picture">
+                  <pic:nvPicPr>
+                    <pic:cNvPr id="25" name="图片 10"/>
+                    <pic:cNvPicPr>
+                      <a:picLocks noChangeAspect="1"/>
+                    </pic:cNvPicPr>
+                  </pic:nvPicPr>
+                  <pic:blipFill>
+                    <a:blip r:embed="rId29"/>
+                    <a:stretch>
+                      <a:fillRect/>
+                    </a:stretch>
+                  </pic:blipFill>
+                  <pic:spPr>
+                    <a:xfrm>
+                      <a:off x="0" y="0"/>
+                      <a:ext cx="3641725" cy="2670175"/>
+                    </a:xfrm>
+                    <a:prstGeom prst="rect">
+                      <a:avLst/>
+                    </a:prstGeom>
+                    <a:noFill/>
+                    <a:ln>
+                      <a:noFill/>
+                    </a:ln>
+                  </pic:spPr>
+                </pic:pic>
+              </a:graphicData>
+            </a:graphic>
+          </wp:inline>
+        </w:drawing>
+      </w:r>
+      <w:r>
+        <w:br w:type="textWrapping"/>
+      </w:r>
+      <w:r>
+        <w:rPr>
+          <w:rFonts w:hint="eastAsia"/>
+          <w:lang w:val="en-US" w:eastAsia="zh-CN"/>
+        </w:rPr>
+        <w:t>后续被申请添加的用户可以在联系人页的新朋友中查看，同意后即可添加好友</w:t>
+      </w:r>
+      <w:r>
+        <w:rPr>
+          <w:rFonts w:hint="eastAsia"/>
+          <w:lang w:val="en-US" w:eastAsia="zh-CN"/>
+        </w:rPr>
+        <w:br w:type="textWrapping"/>
+      </w:r>
+      <w:r>
+        <w:drawing>
+          <wp:inline distT="0" distB="0" distL="114300" distR="114300">
+            <wp:extent cx="2108200" cy="3822065"/>
+            <wp:effectExtent l="0" t="0" r="0" b="635"/>
+            <wp:docPr id="26" name="图片 11"/>
+            <wp:cNvGraphicFramePr>
+              <a:graphicFrameLocks xmlns:a="http://schemas.openxmlformats.org/drawingml/2006/main" noChangeAspect="1"/>
+            </wp:cNvGraphicFramePr>
+            <a:graphic xmlns:a="http://schemas.openxmlformats.org/drawingml/2006/main">
+              <a:graphicData uri="http://schemas.openxmlformats.org/drawingml/2006/picture">
+                <pic:pic xmlns:pic="http://schemas.openxmlformats.org/drawingml/2006/picture">
+                  <pic:nvPicPr>
+                    <pic:cNvPr id="26" name="图片 11"/>
+                    <pic:cNvPicPr>
+                      <a:picLocks noChangeAspect="1"/>
+                    </pic:cNvPicPr>
+                  </pic:nvPicPr>
+                  <pic:blipFill>
+                    <a:blip r:embed="rId30"/>
+                    <a:stretch>
+                      <a:fillRect/>
+                    </a:stretch>
+                  </pic:blipFill>
+                  <pic:spPr>
+                    <a:xfrm>
+                      <a:off x="0" y="0"/>
+                      <a:ext cx="2108200" cy="3822065"/>
+                    </a:xfrm>
+                    <a:prstGeom prst="rect">
+                      <a:avLst/>
+                    </a:prstGeom>
+                    <a:noFill/>
+                    <a:ln>
+                      <a:noFill/>
+                    </a:ln>
+                  </pic:spPr>
+                </pic:pic>
+              </a:graphicData>
+            </a:graphic>
+          </wp:inline>
+        </w:drawing>
+      </w:r>
+      <w:r>
+        <w:rPr>
+          <w:rFonts w:hint="eastAsia"/>
+          <w:lang w:val="en-US" w:eastAsia="zh-CN"/>
+        </w:rPr>
+        <w:t xml:space="preserve">  </w:t>
+      </w:r>
+      <w:r>
+        <w:drawing>
+          <wp:inline distT="0" distB="0" distL="114300" distR="114300">
+            <wp:extent cx="2096135" cy="3749040"/>
+            <wp:effectExtent l="0" t="0" r="12065" b="10160"/>
+            <wp:docPr id="27" name="图片 12"/>
+            <wp:cNvGraphicFramePr>
+              <a:graphicFrameLocks xmlns:a="http://schemas.openxmlformats.org/drawingml/2006/main" noChangeAspect="1"/>
+            </wp:cNvGraphicFramePr>
+            <a:graphic xmlns:a="http://schemas.openxmlformats.org/drawingml/2006/main">
+              <a:graphicData uri="http://schemas.openxmlformats.org/drawingml/2006/picture">
+                <pic:pic xmlns:pic="http://schemas.openxmlformats.org/drawingml/2006/picture">
+                  <pic:nvPicPr>
+                    <pic:cNvPr id="27" name="图片 12"/>
+                    <pic:cNvPicPr>
+                      <a:picLocks noChangeAspect="1"/>
+                    </pic:cNvPicPr>
+                  </pic:nvPicPr>
+                  <pic:blipFill>
+                    <a:blip r:embed="rId31"/>
+                    <a:stretch>
+                      <a:fillRect/>
+                    </a:stretch>
+                  </pic:blipFill>
+                  <pic:spPr>
+                    <a:xfrm>
+                      <a:off x="0" y="0"/>
+                      <a:ext cx="2096135" cy="3749040"/>
+                    </a:xfrm>
+                    <a:prstGeom prst="rect">
+                      <a:avLst/>
+                    </a:prstGeom>
+                    <a:noFill/>
+                    <a:ln>
+                      <a:noFill/>
+                    </a:ln>
+                  </pic:spPr>
+                </pic:pic>
+              </a:graphicData>
+            </a:graphic>
+          </wp:inline>
+        </w:drawing>
+      </w:r>
+      <w:r>
+        <w:br w:type="textWrapping"/>
+      </w:r>
+      <w:r>
+        <w:rPr>
+          <w:rFonts w:hint="eastAsia"/>
+          <w:lang w:val="en-US" w:eastAsia="zh-CN"/>
+        </w:rPr>
+        <w:t>部分代码如下：</w:t>
+      </w:r>
+      <w:r>
+        <w:rPr>
+          <w:rFonts w:hint="eastAsia"/>
+          <w:lang w:val="en-US" w:eastAsia="zh-CN"/>
+        </w:rPr>
+        <w:br w:type="textWrapping"/>
+      </w:r>
+      <w:r>
+        <w:drawing>
+          <wp:inline distT="0" distB="0" distL="114300" distR="114300">
+            <wp:extent cx="3532505" cy="3010535"/>
+            <wp:effectExtent l="0" t="0" r="10795" b="12065"/>
+            <wp:docPr id="28" name="图片 13"/>
+            <wp:cNvGraphicFramePr>
+              <a:graphicFrameLocks xmlns:a="http://schemas.openxmlformats.org/drawingml/2006/main" noChangeAspect="1"/>
+            </wp:cNvGraphicFramePr>
+            <a:graphic xmlns:a="http://schemas.openxmlformats.org/drawingml/2006/main">
+              <a:graphicData uri="http://schemas.openxmlformats.org/drawingml/2006/picture">
+                <pic:pic xmlns:pic="http://schemas.openxmlformats.org/drawingml/2006/picture">
+                  <pic:nvPicPr>
+                    <pic:cNvPr id="28" name="图片 13"/>
+                    <pic:cNvPicPr>
+                      <a:picLocks noChangeAspect="1"/>
+                    </pic:cNvPicPr>
+                  </pic:nvPicPr>
+                  <pic:blipFill>
+                    <a:blip r:embed="rId32"/>
+                    <a:stretch>
+                      <a:fillRect/>
+                    </a:stretch>
+                  </pic:blipFill>
+                  <pic:spPr>
+                    <a:xfrm>
+                      <a:off x="0" y="0"/>
+                      <a:ext cx="3532505" cy="3010535"/>
+                    </a:xfrm>
+                    <a:prstGeom prst="rect">
+                      <a:avLst/>
+                    </a:prstGeom>
+                    <a:noFill/>
+                    <a:ln>
+                      <a:noFill/>
+                    </a:ln>
+                  </pic:spPr>
+                </pic:pic>
+              </a:graphicData>
+            </a:graphic>
+          </wp:inline>
+        </w:drawing>
+      </w:r>
+      <w:bookmarkStart w:id="155" w:name="_GoBack"/>
+      <w:bookmarkEnd w:id="155"/>
     </w:p>
     <w:p>
       <w:pPr>
@@ -19738,7 +20319,7 @@
                     </pic:cNvPicPr>
                   </pic:nvPicPr>
                   <pic:blipFill>
-                    <a:blip r:embed="rId24"/>
+                    <a:blip r:embed="rId33"/>
                     <a:stretch>
                       <a:fillRect/>
                     </a:stretch>
@@ -19811,7 +20392,7 @@
                     </pic:cNvPicPr>
                   </pic:nvPicPr>
                   <pic:blipFill>
-                    <a:blip r:embed="rId25"/>
+                    <a:blip r:embed="rId34"/>
                     <a:stretch>
                       <a:fillRect/>
                     </a:stretch>

--- a/毕业论文/毕业论文.docx
+++ b/毕业论文/毕业论文.docx
@@ -13174,6 +13174,12 @@
             <w:insideH w:val="single" w:color="auto" w:sz="4" w:space="0"/>
             <w:insideV w:val="single" w:color="auto" w:sz="4" w:space="0"/>
           </w:tblBorders>
+          <w:tblCellMar>
+            <w:top w:w="0" w:type="dxa"/>
+            <w:left w:w="108" w:type="dxa"/>
+            <w:bottom w:w="0" w:type="dxa"/>
+            <w:right w:w="108" w:type="dxa"/>
+          </w:tblCellMar>
         </w:tblPrEx>
         <w:trPr>
           <w:trHeight w:val="90" w:hRule="atLeast"/>
@@ -18309,10 +18315,6 @@
       <w:pPr>
         <w:ind w:left="0" w:leftChars="0" w:firstLine="0" w:firstLineChars="0"/>
         <w:jc w:val="both"/>
-        <w:rPr>
-          <w:rFonts w:hint="default" w:eastAsia="宋体"/>
-          <w:lang w:val="en-US" w:eastAsia="zh-CN"/>
-        </w:rPr>
       </w:pPr>
       <w:r>
         <w:rPr>
@@ -18601,8 +18603,643 @@
           </wp:inline>
         </w:drawing>
       </w:r>
-      <w:bookmarkStart w:id="155" w:name="_GoBack"/>
-      <w:bookmarkEnd w:id="155"/>
+      <w:r>
+        <w:br w:type="textWrapping"/>
+      </w:r>
+    </w:p>
+    <w:p>
+      <w:pPr>
+        <w:pStyle w:val="3"/>
+        <w:spacing w:before="160" w:beforeLines="0" w:after="160" w:afterLines="0" w:line="240" w:lineRule="auto"/>
+        <w:ind w:firstLine="0" w:firstLineChars="0"/>
+        <w:rPr>
+          <w:rFonts w:hint="eastAsia"/>
+          <w:b w:val="0"/>
+          <w:bCs/>
+          <w:sz w:val="28"/>
+          <w:szCs w:val="28"/>
+          <w:lang w:val="en-US" w:eastAsia="zh-CN"/>
+        </w:rPr>
+      </w:pPr>
+      <w:r>
+        <w:rPr>
+          <w:rFonts w:hint="eastAsia"/>
+          <w:b w:val="0"/>
+          <w:bCs/>
+          <w:sz w:val="28"/>
+          <w:szCs w:val="28"/>
+          <w:lang w:val="en-US" w:eastAsia="zh-CN"/>
+        </w:rPr>
+        <w:t>5</w:t>
+      </w:r>
+      <w:r>
+        <w:rPr>
+          <w:rFonts w:hint="eastAsia"/>
+          <w:b w:val="0"/>
+          <w:bCs/>
+          <w:sz w:val="28"/>
+          <w:szCs w:val="28"/>
+        </w:rPr>
+        <w:t>.</w:t>
+      </w:r>
+      <w:r>
+        <w:rPr>
+          <w:rFonts w:hint="eastAsia"/>
+          <w:b w:val="0"/>
+          <w:bCs/>
+          <w:sz w:val="28"/>
+          <w:szCs w:val="28"/>
+          <w:lang w:val="en-US" w:eastAsia="zh-CN"/>
+        </w:rPr>
+        <w:t>3 聊天功能（单聊和群聊）</w:t>
+      </w:r>
+    </w:p>
+    <w:p>
+      <w:pPr>
+        <w:ind w:left="0" w:leftChars="0" w:firstLine="0" w:firstLineChars="0"/>
+        <w:rPr>
+          <w:rFonts w:hint="default" w:eastAsia="宋体"/>
+          <w:lang w:val="en-US" w:eastAsia="zh-CN"/>
+        </w:rPr>
+      </w:pPr>
+      <w:r>
+        <w:rPr>
+          <w:rFonts w:hint="eastAsia"/>
+          <w:lang w:val="en-US" w:eastAsia="zh-CN"/>
+        </w:rPr>
+        <w:t>聊天功能使用WebSocket进行实现，WebSocket是一种在单个TCP连接上进行全双工通信的协议，它使得客户端和服务器之间的数据交换变得更加简单高效。通过WebSocket，服务器可以主动向客户端推送数据，而无需客户端频繁发起请求，这大大减少了通信延迟并提高了效率，特别适合需要实时更新的应用场景，如在线游戏、股票交易、即时通讯工具等。与传统的HTTP协议相比，WebSocket提供了更持久的连接，并允许双向数据流，从而提供更加流畅和动态的用户体验。WebSocket协议被设计为运行在多种环境中，包括网页浏览器、服务器以及其他能够支持TCP的应用程序中。Node服务端使用的库是socket.io。具体实现思路：</w:t>
+      </w:r>
+      <w:r>
+        <w:rPr>
+          <w:rFonts w:hint="eastAsia"/>
+          <w:lang w:val="en-US" w:eastAsia="zh-CN"/>
+        </w:rPr>
+        <w:br w:type="textWrapping"/>
+      </w:r>
+      <w:r>
+        <w:rPr>
+          <w:rFonts w:hint="eastAsia"/>
+          <w:lang w:val="en-US" w:eastAsia="zh-CN"/>
+        </w:rPr>
+        <w:t>用户进入应用后，会自动连接socket服务，并且将用户id带过去，服务端会存储一个用户映射表，将userId作为key，而value则是此次连接唯一的id，部分代码如下：</w:t>
+      </w:r>
+      <w:r>
+        <w:rPr>
+          <w:rFonts w:hint="eastAsia"/>
+          <w:lang w:val="en-US" w:eastAsia="zh-CN"/>
+        </w:rPr>
+        <w:br w:type="textWrapping"/>
+      </w:r>
+      <w:r>
+        <w:drawing>
+          <wp:inline distT="0" distB="0" distL="114300" distR="114300">
+            <wp:extent cx="3094990" cy="2674620"/>
+            <wp:effectExtent l="0" t="0" r="3810" b="5080"/>
+            <wp:docPr id="29" name="图片 14"/>
+            <wp:cNvGraphicFramePr>
+              <a:graphicFrameLocks xmlns:a="http://schemas.openxmlformats.org/drawingml/2006/main" noChangeAspect="1"/>
+            </wp:cNvGraphicFramePr>
+            <a:graphic xmlns:a="http://schemas.openxmlformats.org/drawingml/2006/main">
+              <a:graphicData uri="http://schemas.openxmlformats.org/drawingml/2006/picture">
+                <pic:pic xmlns:pic="http://schemas.openxmlformats.org/drawingml/2006/picture">
+                  <pic:nvPicPr>
+                    <pic:cNvPr id="29" name="图片 14"/>
+                    <pic:cNvPicPr>
+                      <a:picLocks noChangeAspect="1"/>
+                    </pic:cNvPicPr>
+                  </pic:nvPicPr>
+                  <pic:blipFill>
+                    <a:blip r:embed="rId33"/>
+                    <a:stretch>
+                      <a:fillRect/>
+                    </a:stretch>
+                  </pic:blipFill>
+                  <pic:spPr>
+                    <a:xfrm>
+                      <a:off x="0" y="0"/>
+                      <a:ext cx="3094990" cy="2674620"/>
+                    </a:xfrm>
+                    <a:prstGeom prst="rect">
+                      <a:avLst/>
+                    </a:prstGeom>
+                    <a:noFill/>
+                    <a:ln>
+                      <a:noFill/>
+                    </a:ln>
+                  </pic:spPr>
+                </pic:pic>
+              </a:graphicData>
+            </a:graphic>
+          </wp:inline>
+        </w:drawing>
+      </w:r>
+      <w:r>
+        <w:br w:type="textWrapping"/>
+      </w:r>
+      <w:r>
+        <w:rPr>
+          <w:rFonts w:hint="eastAsia"/>
+          <w:lang w:val="en-US" w:eastAsia="zh-CN"/>
+        </w:rPr>
+        <w:t>然后根据连接的唯一id，实现单聊功能，代码如下：</w:t>
+      </w:r>
+      <w:r>
+        <w:rPr>
+          <w:rFonts w:hint="eastAsia"/>
+          <w:lang w:val="en-US" w:eastAsia="zh-CN"/>
+        </w:rPr>
+        <w:br w:type="textWrapping"/>
+      </w:r>
+      <w:r>
+        <w:drawing>
+          <wp:inline distT="0" distB="0" distL="114300" distR="114300">
+            <wp:extent cx="4365625" cy="2508250"/>
+            <wp:effectExtent l="0" t="0" r="3175" b="6350"/>
+            <wp:docPr id="30" name="图片 15"/>
+            <wp:cNvGraphicFramePr>
+              <a:graphicFrameLocks xmlns:a="http://schemas.openxmlformats.org/drawingml/2006/main" noChangeAspect="1"/>
+            </wp:cNvGraphicFramePr>
+            <a:graphic xmlns:a="http://schemas.openxmlformats.org/drawingml/2006/main">
+              <a:graphicData uri="http://schemas.openxmlformats.org/drawingml/2006/picture">
+                <pic:pic xmlns:pic="http://schemas.openxmlformats.org/drawingml/2006/picture">
+                  <pic:nvPicPr>
+                    <pic:cNvPr id="30" name="图片 15"/>
+                    <pic:cNvPicPr>
+                      <a:picLocks noChangeAspect="1"/>
+                    </pic:cNvPicPr>
+                  </pic:nvPicPr>
+                  <pic:blipFill>
+                    <a:blip r:embed="rId34"/>
+                    <a:stretch>
+                      <a:fillRect/>
+                    </a:stretch>
+                  </pic:blipFill>
+                  <pic:spPr>
+                    <a:xfrm>
+                      <a:off x="0" y="0"/>
+                      <a:ext cx="4365625" cy="2508250"/>
+                    </a:xfrm>
+                    <a:prstGeom prst="rect">
+                      <a:avLst/>
+                    </a:prstGeom>
+                    <a:noFill/>
+                    <a:ln>
+                      <a:noFill/>
+                    </a:ln>
+                  </pic:spPr>
+                </pic:pic>
+              </a:graphicData>
+            </a:graphic>
+          </wp:inline>
+        </w:drawing>
+      </w:r>
+      <w:r>
+        <w:br w:type="textWrapping"/>
+      </w:r>
+      <w:r>
+        <w:br w:type="textWrapping"/>
+      </w:r>
+      <w:r>
+        <w:rPr>
+          <w:rFonts w:hint="eastAsia"/>
+          <w:lang w:val="en-US" w:eastAsia="zh-CN"/>
+        </w:rPr>
+        <w:t>群聊功能，代码如下：</w:t>
+      </w:r>
+      <w:r>
+        <w:rPr>
+          <w:rFonts w:hint="eastAsia"/>
+          <w:lang w:val="en-US" w:eastAsia="zh-CN"/>
+        </w:rPr>
+        <w:br w:type="textWrapping"/>
+      </w:r>
+      <w:r>
+        <w:drawing>
+          <wp:inline distT="0" distB="0" distL="114300" distR="114300">
+            <wp:extent cx="4214495" cy="2569845"/>
+            <wp:effectExtent l="0" t="0" r="1905" b="8255"/>
+            <wp:docPr id="32" name="图片 17"/>
+            <wp:cNvGraphicFramePr>
+              <a:graphicFrameLocks xmlns:a="http://schemas.openxmlformats.org/drawingml/2006/main" noChangeAspect="1"/>
+            </wp:cNvGraphicFramePr>
+            <a:graphic xmlns:a="http://schemas.openxmlformats.org/drawingml/2006/main">
+              <a:graphicData uri="http://schemas.openxmlformats.org/drawingml/2006/picture">
+                <pic:pic xmlns:pic="http://schemas.openxmlformats.org/drawingml/2006/picture">
+                  <pic:nvPicPr>
+                    <pic:cNvPr id="32" name="图片 17"/>
+                    <pic:cNvPicPr>
+                      <a:picLocks noChangeAspect="1"/>
+                    </pic:cNvPicPr>
+                  </pic:nvPicPr>
+                  <pic:blipFill>
+                    <a:blip r:embed="rId35"/>
+                    <a:stretch>
+                      <a:fillRect/>
+                    </a:stretch>
+                  </pic:blipFill>
+                  <pic:spPr>
+                    <a:xfrm>
+                      <a:off x="0" y="0"/>
+                      <a:ext cx="4214495" cy="2569845"/>
+                    </a:xfrm>
+                    <a:prstGeom prst="rect">
+                      <a:avLst/>
+                    </a:prstGeom>
+                    <a:noFill/>
+                    <a:ln>
+                      <a:noFill/>
+                    </a:ln>
+                  </pic:spPr>
+                </pic:pic>
+              </a:graphicData>
+            </a:graphic>
+          </wp:inline>
+        </w:drawing>
+      </w:r>
+    </w:p>
+    <w:p>
+      <w:pPr>
+        <w:ind w:left="0" w:leftChars="0" w:firstLine="0" w:firstLineChars="0"/>
+      </w:pPr>
+      <w:r>
+        <w:rPr>
+          <w:rFonts w:hint="eastAsia"/>
+          <w:lang w:val="en-US" w:eastAsia="zh-CN"/>
+        </w:rPr>
+        <w:t>前端聊天页面：</w:t>
+      </w:r>
+      <w:r>
+        <w:rPr>
+          <w:rFonts w:hint="eastAsia"/>
+          <w:lang w:val="en-US" w:eastAsia="zh-CN"/>
+        </w:rPr>
+        <w:br w:type="textWrapping"/>
+      </w:r>
+      <w:r>
+        <w:drawing>
+          <wp:inline distT="0" distB="0" distL="114300" distR="114300">
+            <wp:extent cx="2232025" cy="3942080"/>
+            <wp:effectExtent l="0" t="0" r="3175" b="7620"/>
+            <wp:docPr id="31" name="图片 16"/>
+            <wp:cNvGraphicFramePr>
+              <a:graphicFrameLocks xmlns:a="http://schemas.openxmlformats.org/drawingml/2006/main" noChangeAspect="1"/>
+            </wp:cNvGraphicFramePr>
+            <a:graphic xmlns:a="http://schemas.openxmlformats.org/drawingml/2006/main">
+              <a:graphicData uri="http://schemas.openxmlformats.org/drawingml/2006/picture">
+                <pic:pic xmlns:pic="http://schemas.openxmlformats.org/drawingml/2006/picture">
+                  <pic:nvPicPr>
+                    <pic:cNvPr id="31" name="图片 16"/>
+                    <pic:cNvPicPr>
+                      <a:picLocks noChangeAspect="1"/>
+                    </pic:cNvPicPr>
+                  </pic:nvPicPr>
+                  <pic:blipFill>
+                    <a:blip r:embed="rId36"/>
+                    <a:stretch>
+                      <a:fillRect/>
+                    </a:stretch>
+                  </pic:blipFill>
+                  <pic:spPr>
+                    <a:xfrm>
+                      <a:off x="0" y="0"/>
+                      <a:ext cx="2232025" cy="3942080"/>
+                    </a:xfrm>
+                    <a:prstGeom prst="rect">
+                      <a:avLst/>
+                    </a:prstGeom>
+                    <a:noFill/>
+                    <a:ln>
+                      <a:noFill/>
+                    </a:ln>
+                  </pic:spPr>
+                </pic:pic>
+              </a:graphicData>
+            </a:graphic>
+          </wp:inline>
+        </w:drawing>
+      </w:r>
+    </w:p>
+    <w:p>
+      <w:pPr>
+        <w:ind w:left="0" w:leftChars="0" w:firstLine="0" w:firstLineChars="0"/>
+      </w:pPr>
+    </w:p>
+    <w:p>
+      <w:pPr>
+        <w:pStyle w:val="3"/>
+        <w:spacing w:before="160" w:beforeLines="0" w:after="160" w:afterLines="0" w:line="240" w:lineRule="auto"/>
+        <w:ind w:firstLine="0" w:firstLineChars="0"/>
+        <w:rPr>
+          <w:rFonts w:hint="eastAsia"/>
+          <w:b w:val="0"/>
+          <w:bCs/>
+          <w:sz w:val="28"/>
+          <w:szCs w:val="28"/>
+          <w:lang w:val="en-US" w:eastAsia="zh-CN"/>
+        </w:rPr>
+      </w:pPr>
+      <w:r>
+        <w:rPr>
+          <w:rFonts w:hint="eastAsia"/>
+          <w:b w:val="0"/>
+          <w:bCs/>
+          <w:sz w:val="28"/>
+          <w:szCs w:val="28"/>
+          <w:lang w:val="en-US" w:eastAsia="zh-CN"/>
+        </w:rPr>
+        <w:t>5</w:t>
+      </w:r>
+      <w:r>
+        <w:rPr>
+          <w:rFonts w:hint="eastAsia"/>
+          <w:b w:val="0"/>
+          <w:bCs/>
+          <w:sz w:val="28"/>
+          <w:szCs w:val="28"/>
+        </w:rPr>
+        <w:t>.</w:t>
+      </w:r>
+      <w:r>
+        <w:rPr>
+          <w:rFonts w:hint="eastAsia"/>
+          <w:b w:val="0"/>
+          <w:bCs/>
+          <w:sz w:val="28"/>
+          <w:szCs w:val="28"/>
+          <w:lang w:val="en-US" w:eastAsia="zh-CN"/>
+        </w:rPr>
+        <w:t>4 朋友圈</w:t>
+      </w:r>
+    </w:p>
+    <w:p>
+      <w:pPr>
+        <w:ind w:left="0" w:leftChars="0" w:firstLine="0" w:firstLineChars="0"/>
+        <w:rPr>
+          <w:rFonts w:hint="eastAsia"/>
+          <w:lang w:eastAsia="zh-CN"/>
+        </w:rPr>
+      </w:pPr>
+      <w:r>
+        <w:rPr>
+          <w:rFonts w:hint="eastAsia"/>
+          <w:lang w:val="en-US" w:eastAsia="zh-CN"/>
+        </w:rPr>
+        <w:t>用户点击发布动态，会跳转至发布页面，点击发布后，就会在朋友圈中显示，所有的好友都可以看到，并且可以点赞和评论</w:t>
+      </w:r>
+      <w:r>
+        <w:rPr>
+          <w:rFonts w:hint="eastAsia"/>
+          <w:lang w:val="en-US" w:eastAsia="zh-CN"/>
+        </w:rPr>
+        <w:br w:type="textWrapping"/>
+      </w:r>
+      <w:r>
+        <w:drawing>
+          <wp:inline distT="0" distB="0" distL="114300" distR="114300">
+            <wp:extent cx="2319655" cy="4149090"/>
+            <wp:effectExtent l="0" t="0" r="4445" b="3810"/>
+            <wp:docPr id="33" name="图片 18"/>
+            <wp:cNvGraphicFramePr>
+              <a:graphicFrameLocks xmlns:a="http://schemas.openxmlformats.org/drawingml/2006/main" noChangeAspect="1"/>
+            </wp:cNvGraphicFramePr>
+            <a:graphic xmlns:a="http://schemas.openxmlformats.org/drawingml/2006/main">
+              <a:graphicData uri="http://schemas.openxmlformats.org/drawingml/2006/picture">
+                <pic:pic xmlns:pic="http://schemas.openxmlformats.org/drawingml/2006/picture">
+                  <pic:nvPicPr>
+                    <pic:cNvPr id="33" name="图片 18"/>
+                    <pic:cNvPicPr>
+                      <a:picLocks noChangeAspect="1"/>
+                    </pic:cNvPicPr>
+                  </pic:nvPicPr>
+                  <pic:blipFill>
+                    <a:blip r:embed="rId37"/>
+                    <a:stretch>
+                      <a:fillRect/>
+                    </a:stretch>
+                  </pic:blipFill>
+                  <pic:spPr>
+                    <a:xfrm>
+                      <a:off x="0" y="0"/>
+                      <a:ext cx="2319655" cy="4149090"/>
+                    </a:xfrm>
+                    <a:prstGeom prst="rect">
+                      <a:avLst/>
+                    </a:prstGeom>
+                    <a:noFill/>
+                    <a:ln>
+                      <a:noFill/>
+                    </a:ln>
+                  </pic:spPr>
+                </pic:pic>
+              </a:graphicData>
+            </a:graphic>
+          </wp:inline>
+        </w:drawing>
+      </w:r>
+      <w:r>
+        <w:rPr>
+          <w:rFonts w:hint="eastAsia"/>
+          <w:lang w:val="en-US" w:eastAsia="zh-CN"/>
+        </w:rPr>
+        <w:t xml:space="preserve">  </w:t>
+      </w:r>
+      <w:r>
+        <w:drawing>
+          <wp:inline distT="0" distB="0" distL="114300" distR="114300">
+            <wp:extent cx="2292350" cy="4151630"/>
+            <wp:effectExtent l="0" t="0" r="6350" b="1270"/>
+            <wp:docPr id="34" name="图片 19"/>
+            <wp:cNvGraphicFramePr>
+              <a:graphicFrameLocks xmlns:a="http://schemas.openxmlformats.org/drawingml/2006/main" noChangeAspect="1"/>
+            </wp:cNvGraphicFramePr>
+            <a:graphic xmlns:a="http://schemas.openxmlformats.org/drawingml/2006/main">
+              <a:graphicData uri="http://schemas.openxmlformats.org/drawingml/2006/picture">
+                <pic:pic xmlns:pic="http://schemas.openxmlformats.org/drawingml/2006/picture">
+                  <pic:nvPicPr>
+                    <pic:cNvPr id="34" name="图片 19"/>
+                    <pic:cNvPicPr>
+                      <a:picLocks noChangeAspect="1"/>
+                    </pic:cNvPicPr>
+                  </pic:nvPicPr>
+                  <pic:blipFill>
+                    <a:blip r:embed="rId38"/>
+                    <a:stretch>
+                      <a:fillRect/>
+                    </a:stretch>
+                  </pic:blipFill>
+                  <pic:spPr>
+                    <a:xfrm>
+                      <a:off x="0" y="0"/>
+                      <a:ext cx="2292350" cy="4151630"/>
+                    </a:xfrm>
+                    <a:prstGeom prst="rect">
+                      <a:avLst/>
+                    </a:prstGeom>
+                    <a:noFill/>
+                    <a:ln>
+                      <a:noFill/>
+                    </a:ln>
+                  </pic:spPr>
+                </pic:pic>
+              </a:graphicData>
+            </a:graphic>
+          </wp:inline>
+        </w:drawing>
+      </w:r>
+      <w:r>
+        <w:rPr>
+          <w:rFonts w:hint="eastAsia"/>
+          <w:lang w:eastAsia="zh-CN"/>
+        </w:rPr>
+        <w:t>，</w:t>
+      </w:r>
+    </w:p>
+    <w:p>
+      <w:pPr>
+        <w:ind w:left="0" w:leftChars="0" w:firstLine="0" w:firstLineChars="0"/>
+        <w:rPr>
+          <w:rFonts w:hint="eastAsia"/>
+          <w:lang w:eastAsia="zh-CN"/>
+        </w:rPr>
+      </w:pPr>
+    </w:p>
+    <w:p>
+      <w:pPr>
+        <w:ind w:left="0" w:leftChars="0" w:firstLine="0" w:firstLineChars="0"/>
+      </w:pPr>
+      <w:r>
+        <w:rPr>
+          <w:rFonts w:hint="eastAsia"/>
+          <w:lang w:val="en-US" w:eastAsia="zh-CN"/>
+        </w:rPr>
+        <w:t>实现代码如下：</w:t>
+      </w:r>
+      <w:r>
+        <w:rPr>
+          <w:rFonts w:hint="eastAsia"/>
+          <w:lang w:val="en-US" w:eastAsia="zh-CN"/>
+        </w:rPr>
+        <w:br w:type="textWrapping"/>
+      </w:r>
+      <w:r>
+        <w:drawing>
+          <wp:inline distT="0" distB="0" distL="114300" distR="114300">
+            <wp:extent cx="3979545" cy="2114550"/>
+            <wp:effectExtent l="0" t="0" r="8255" b="6350"/>
+            <wp:docPr id="35" name="图片 20"/>
+            <wp:cNvGraphicFramePr>
+              <a:graphicFrameLocks xmlns:a="http://schemas.openxmlformats.org/drawingml/2006/main" noChangeAspect="1"/>
+            </wp:cNvGraphicFramePr>
+            <a:graphic xmlns:a="http://schemas.openxmlformats.org/drawingml/2006/main">
+              <a:graphicData uri="http://schemas.openxmlformats.org/drawingml/2006/picture">
+                <pic:pic xmlns:pic="http://schemas.openxmlformats.org/drawingml/2006/picture">
+                  <pic:nvPicPr>
+                    <pic:cNvPr id="35" name="图片 20"/>
+                    <pic:cNvPicPr>
+                      <a:picLocks noChangeAspect="1"/>
+                    </pic:cNvPicPr>
+                  </pic:nvPicPr>
+                  <pic:blipFill>
+                    <a:blip r:embed="rId39"/>
+                    <a:stretch>
+                      <a:fillRect/>
+                    </a:stretch>
+                  </pic:blipFill>
+                  <pic:spPr>
+                    <a:xfrm>
+                      <a:off x="0" y="0"/>
+                      <a:ext cx="3979545" cy="2114550"/>
+                    </a:xfrm>
+                    <a:prstGeom prst="rect">
+                      <a:avLst/>
+                    </a:prstGeom>
+                    <a:noFill/>
+                    <a:ln>
+                      <a:noFill/>
+                    </a:ln>
+                  </pic:spPr>
+                </pic:pic>
+              </a:graphicData>
+            </a:graphic>
+          </wp:inline>
+        </w:drawing>
+      </w:r>
+    </w:p>
+    <w:p>
+      <w:pPr>
+        <w:ind w:left="0" w:leftChars="0" w:firstLine="0" w:firstLineChars="0"/>
+      </w:pPr>
+    </w:p>
+    <w:p>
+      <w:pPr>
+        <w:ind w:left="0" w:leftChars="0" w:firstLine="0" w:firstLineChars="0"/>
+        <w:rPr>
+          <w:rFonts w:hint="default"/>
+          <w:lang w:val="en-US" w:eastAsia="zh-CN"/>
+        </w:rPr>
+      </w:pPr>
+      <w:r>
+        <w:drawing>
+          <wp:inline distT="0" distB="0" distL="114300" distR="114300">
+            <wp:extent cx="3505835" cy="3152140"/>
+            <wp:effectExtent l="0" t="0" r="12065" b="10160"/>
+            <wp:docPr id="36" name="图片 21"/>
+            <wp:cNvGraphicFramePr>
+              <a:graphicFrameLocks xmlns:a="http://schemas.openxmlformats.org/drawingml/2006/main" noChangeAspect="1"/>
+            </wp:cNvGraphicFramePr>
+            <a:graphic xmlns:a="http://schemas.openxmlformats.org/drawingml/2006/main">
+              <a:graphicData uri="http://schemas.openxmlformats.org/drawingml/2006/picture">
+                <pic:pic xmlns:pic="http://schemas.openxmlformats.org/drawingml/2006/picture">
+                  <pic:nvPicPr>
+                    <pic:cNvPr id="36" name="图片 21"/>
+                    <pic:cNvPicPr>
+                      <a:picLocks noChangeAspect="1"/>
+                    </pic:cNvPicPr>
+                  </pic:nvPicPr>
+                  <pic:blipFill>
+                    <a:blip r:embed="rId40"/>
+                    <a:stretch>
+                      <a:fillRect/>
+                    </a:stretch>
+                  </pic:blipFill>
+                  <pic:spPr>
+                    <a:xfrm>
+                      <a:off x="0" y="0"/>
+                      <a:ext cx="3505835" cy="3152140"/>
+                    </a:xfrm>
+                    <a:prstGeom prst="rect">
+                      <a:avLst/>
+                    </a:prstGeom>
+                    <a:noFill/>
+                    <a:ln>
+                      <a:noFill/>
+                    </a:ln>
+                  </pic:spPr>
+                </pic:pic>
+              </a:graphicData>
+            </a:graphic>
+          </wp:inline>
+        </w:drawing>
+      </w:r>
+    </w:p>
+    <w:p>
+      <w:pPr>
+        <w:ind w:left="0" w:leftChars="0" w:firstLine="0" w:firstLineChars="0"/>
+        <w:rPr>
+          <w:rFonts w:hint="default"/>
+          <w:lang w:val="en-US" w:eastAsia="zh-CN"/>
+        </w:rPr>
+      </w:pPr>
+    </w:p>
+    <w:p>
+      <w:pPr>
+        <w:ind w:left="0" w:leftChars="0" w:firstLine="0" w:firstLineChars="0"/>
+        <w:jc w:val="both"/>
+        <w:rPr>
+          <w:rFonts w:hint="default"/>
+          <w:lang w:val="en-US" w:eastAsia="zh-CN"/>
+        </w:rPr>
+      </w:pPr>
     </w:p>
     <w:p>
       <w:pPr>
@@ -18643,6 +19280,7 @@
         <w:spacing w:before="160" w:beforeLines="0" w:after="160" w:afterLines="0" w:line="240" w:lineRule="auto"/>
         <w:ind w:firstLine="0" w:firstLineChars="0"/>
         <w:rPr>
+          <w:rFonts w:hint="eastAsia"/>
           <w:b w:val="0"/>
           <w:bCs/>
           <w:sz w:val="28"/>
@@ -18667,6 +19305,14 @@
       <w:bookmarkEnd w:id="135"/>
       <w:bookmarkEnd w:id="136"/>
       <w:bookmarkEnd w:id="137"/>
+    </w:p>
+    <w:p>
+      <w:r>
+        <w:rPr>
+          <w:rFonts w:hint="eastAsia"/>
+        </w:rPr>
+        <w:t>系统功能测试是软件测试的一个方面，专注于验证软件系统的各个功能是否按照预期工作。它基于软件需求规格说明书定义的功能点，检查系统能否正确地完成每个功能操作。系统功能测试主要关注的是软件对外提供的业务逻辑、用户界面交互以及数据处理等方面是否满足用户的需求和期望。</w:t>
+      </w:r>
     </w:p>
     <w:p>
       <w:pPr>
@@ -18675,7 +19321,7 @@
         <w:ind w:firstLine="480"/>
       </w:pPr>
       <w:r>
-        <w:t>系统功能测试是一种软件测试方法，用于验证系统的各种功能是否按照规格说明书的要求正常工作。该测试的目的是检查系统的每个功能是否执行正确，是否满足用户的需求和期望，以及是否符合规定的质量标准。</w:t>
+        <w:t>系统功能测试通常分为黑盒测试和白盒测试。</w:t>
       </w:r>
     </w:p>
     <w:p>
@@ -18683,9 +19329,15 @@
         <w:pStyle w:val="21"/>
         <w:spacing w:beforeAutospacing="0" w:afterAutospacing="0"/>
         <w:ind w:firstLine="480"/>
+        <w:rPr>
+          <w:rFonts w:hint="eastAsia"/>
+        </w:rPr>
       </w:pPr>
       <w:r>
-        <w:t>系统功能测试通常分为黑盒测试和白盒测试。</w:t>
+        <w:rPr>
+          <w:rFonts w:hint="eastAsia"/>
+        </w:rPr>
+        <w:t>黑盒测试是把软件看作一个不透明的黑盒子，不考虑内部结构和实现原理，仅依据软件的需求规格说明书，检查软件的功能、性能是否符合要求。</w:t>
       </w:r>
     </w:p>
     <w:p>
@@ -18693,19 +19345,15 @@
         <w:pStyle w:val="21"/>
         <w:spacing w:beforeAutospacing="0" w:afterAutospacing="0"/>
         <w:ind w:firstLine="480"/>
+        <w:rPr>
+          <w:rFonts w:hint="eastAsia"/>
+        </w:rPr>
       </w:pPr>
       <w:r>
-        <w:t>黑盒测试是指测试人员只关注系统的外部行为和功能，不考虑其内部实现细节。测试人员通过输入各种数据和操作系统，检查系统的响应是否符合预期，以确定系统功能是否正常。</w:t>
-      </w:r>
-    </w:p>
-    <w:p>
-      <w:pPr>
-        <w:pStyle w:val="21"/>
-        <w:spacing w:beforeAutospacing="0" w:afterAutospacing="0"/>
-        <w:ind w:firstLine="480"/>
-      </w:pPr>
-      <w:r>
-        <w:t>白盒测试是指测试人员需要了解系统的内部结构和代码实现，以便测试系统的各个部分是否按照设计规范工作。测试人员需要对系统的源代码进行分析和测试，以确保系统的实现细节符合规格说明书要求。</w:t>
+        <w:rPr>
+          <w:rFonts w:hint="eastAsia"/>
+        </w:rPr>
+        <w:t>白盒测试是基于软件内部的逻辑结构和代码实现进行测试，要求测试人员了解软件的内部架构、代码逻辑和算法等，通过检查代码的结构、路径和语句等，来发现软件中的错误。</w:t>
       </w:r>
     </w:p>
     <w:p>
@@ -18982,6 +19630,42 @@
               <w:ind w:firstLine="0" w:firstLineChars="0"/>
               <w:jc w:val="center"/>
               <w:rPr>
+                <w:rFonts w:hint="eastAsia" w:ascii="宋体" w:hAnsi="宋体" w:eastAsia="宋体"/>
+                <w:sz w:val="21"/>
+                <w:szCs w:val="21"/>
+                <w:lang w:val="en-US" w:eastAsia="zh-CN"/>
+              </w:rPr>
+            </w:pPr>
+            <w:r>
+              <w:rPr>
+                <w:rFonts w:hint="eastAsia" w:ascii="宋体" w:hAnsi="宋体"/>
+                <w:sz w:val="21"/>
+                <w:szCs w:val="21"/>
+              </w:rPr>
+              <w:t>用户</w:t>
+            </w:r>
+            <w:r>
+              <w:rPr>
+                <w:rFonts w:hint="eastAsia" w:ascii="宋体" w:hAnsi="宋体"/>
+                <w:sz w:val="21"/>
+                <w:szCs w:val="21"/>
+                <w:lang w:val="en-US" w:eastAsia="zh-CN"/>
+              </w:rPr>
+              <w:t>登录</w:t>
+            </w:r>
+          </w:p>
+        </w:tc>
+        <w:tc>
+          <w:tcPr>
+            <w:tcW w:w="3119" w:type="dxa"/>
+            <w:shd w:val="clear" w:color="auto" w:fill="auto"/>
+          </w:tcPr>
+          <w:p>
+            <w:pPr>
+              <w:spacing w:line="240" w:lineRule="auto"/>
+              <w:ind w:firstLine="0" w:firstLineChars="0"/>
+              <w:jc w:val="center"/>
+              <w:rPr>
                 <w:rFonts w:ascii="宋体" w:hAnsi="宋体"/>
                 <w:sz w:val="21"/>
                 <w:szCs w:val="21"/>
@@ -18993,13 +19677,41 @@
                 <w:sz w:val="21"/>
                 <w:szCs w:val="21"/>
               </w:rPr>
-              <w:t>用户登陆</w:t>
-            </w:r>
-          </w:p>
-        </w:tc>
-        <w:tc>
-          <w:tcPr>
-            <w:tcW w:w="3119" w:type="dxa"/>
+              <w:t>账号输入“admin”，密码输入“123”</w:t>
+            </w:r>
+          </w:p>
+        </w:tc>
+        <w:tc>
+          <w:tcPr>
+            <w:tcW w:w="1701" w:type="dxa"/>
+            <w:shd w:val="clear" w:color="auto" w:fill="auto"/>
+          </w:tcPr>
+          <w:p>
+            <w:pPr>
+              <w:spacing w:line="240" w:lineRule="auto"/>
+              <w:ind w:firstLine="0" w:firstLineChars="0"/>
+              <w:jc w:val="center"/>
+              <w:rPr>
+                <w:rFonts w:hint="default" w:ascii="宋体" w:hAnsi="宋体" w:eastAsia="宋体"/>
+                <w:sz w:val="21"/>
+                <w:szCs w:val="21"/>
+                <w:lang w:val="en-US" w:eastAsia="zh-CN"/>
+              </w:rPr>
+            </w:pPr>
+            <w:r>
+              <w:rPr>
+                <w:rFonts w:hint="eastAsia" w:ascii="宋体" w:hAnsi="宋体"/>
+                <w:sz w:val="21"/>
+                <w:szCs w:val="21"/>
+                <w:lang w:val="en-US" w:eastAsia="zh-CN"/>
+              </w:rPr>
+              <w:t>登录成功</w:t>
+            </w:r>
+          </w:p>
+        </w:tc>
+        <w:tc>
+          <w:tcPr>
+            <w:tcW w:w="1578" w:type="dxa"/>
             <w:shd w:val="clear" w:color="auto" w:fill="auto"/>
           </w:tcPr>
           <w:p>
@@ -19018,60 +19730,9 @@
                 <w:rFonts w:hint="eastAsia" w:ascii="宋体" w:hAnsi="宋体"/>
                 <w:sz w:val="21"/>
                 <w:szCs w:val="21"/>
-              </w:rPr>
-              <w:t>账号输入“admin”，密码输入“123456”</w:t>
-            </w:r>
-          </w:p>
-        </w:tc>
-        <w:tc>
-          <w:tcPr>
-            <w:tcW w:w="1701" w:type="dxa"/>
-            <w:shd w:val="clear" w:color="auto" w:fill="auto"/>
-          </w:tcPr>
-          <w:p>
-            <w:pPr>
-              <w:spacing w:line="240" w:lineRule="auto"/>
-              <w:ind w:firstLine="0" w:firstLineChars="0"/>
-              <w:jc w:val="center"/>
-              <w:rPr>
-                <w:rFonts w:ascii="宋体" w:hAnsi="宋体"/>
-                <w:sz w:val="21"/>
-                <w:szCs w:val="21"/>
-              </w:rPr>
-            </w:pPr>
-            <w:r>
-              <w:rPr>
-                <w:rFonts w:hint="eastAsia" w:ascii="宋体" w:hAnsi="宋体"/>
-                <w:sz w:val="21"/>
-                <w:szCs w:val="21"/>
-              </w:rPr>
-              <w:t>登陆成功</w:t>
-            </w:r>
-          </w:p>
-        </w:tc>
-        <w:tc>
-          <w:tcPr>
-            <w:tcW w:w="1578" w:type="dxa"/>
-            <w:shd w:val="clear" w:color="auto" w:fill="auto"/>
-          </w:tcPr>
-          <w:p>
-            <w:pPr>
-              <w:spacing w:line="240" w:lineRule="auto"/>
-              <w:ind w:firstLine="0" w:firstLineChars="0"/>
-              <w:jc w:val="center"/>
-              <w:rPr>
-                <w:rFonts w:ascii="宋体" w:hAnsi="宋体"/>
-                <w:sz w:val="21"/>
-                <w:szCs w:val="21"/>
-              </w:rPr>
-            </w:pPr>
-            <w:r>
-              <w:rPr>
-                <w:rFonts w:hint="eastAsia" w:ascii="宋体" w:hAnsi="宋体"/>
-                <w:sz w:val="21"/>
-                <w:szCs w:val="21"/>
-              </w:rPr>
-              <w:t>登陆成功</w:t>
+                <w:lang w:val="en-US" w:eastAsia="zh-CN"/>
+              </w:rPr>
+              <w:t>登录成功</w:t>
             </w:r>
           </w:p>
         </w:tc>
@@ -19133,6 +19794,62 @@
               <w:ind w:firstLine="0" w:firstLineChars="0"/>
               <w:jc w:val="center"/>
               <w:rPr>
+                <w:rFonts w:hint="default" w:ascii="宋体" w:hAnsi="宋体" w:eastAsia="宋体"/>
+                <w:sz w:val="21"/>
+                <w:szCs w:val="21"/>
+                <w:lang w:val="en-US" w:eastAsia="zh-CN"/>
+              </w:rPr>
+            </w:pPr>
+            <w:r>
+              <w:rPr>
+                <w:rFonts w:hint="eastAsia" w:ascii="宋体" w:hAnsi="宋体"/>
+                <w:sz w:val="21"/>
+                <w:szCs w:val="21"/>
+                <w:lang w:val="en-US" w:eastAsia="zh-CN"/>
+              </w:rPr>
+              <w:t>添加好友</w:t>
+            </w:r>
+          </w:p>
+        </w:tc>
+        <w:tc>
+          <w:tcPr>
+            <w:tcW w:w="3119" w:type="dxa"/>
+            <w:shd w:val="clear" w:color="auto" w:fill="auto"/>
+          </w:tcPr>
+          <w:p>
+            <w:pPr>
+              <w:spacing w:line="240" w:lineRule="auto"/>
+              <w:ind w:firstLine="0" w:firstLineChars="0"/>
+              <w:jc w:val="center"/>
+              <w:rPr>
+                <w:rFonts w:hint="default" w:ascii="宋体" w:hAnsi="宋体" w:eastAsia="宋体"/>
+                <w:sz w:val="21"/>
+                <w:szCs w:val="21"/>
+                <w:lang w:val="en-US" w:eastAsia="zh-CN"/>
+              </w:rPr>
+            </w:pPr>
+            <w:r>
+              <w:rPr>
+                <w:rFonts w:hint="eastAsia" w:ascii="宋体" w:hAnsi="宋体"/>
+                <w:sz w:val="21"/>
+                <w:szCs w:val="21"/>
+                <w:lang w:val="en-US" w:eastAsia="zh-CN"/>
+              </w:rPr>
+              <w:t>同意申请</w:t>
+            </w:r>
+          </w:p>
+        </w:tc>
+        <w:tc>
+          <w:tcPr>
+            <w:tcW w:w="1701" w:type="dxa"/>
+            <w:shd w:val="clear" w:color="auto" w:fill="auto"/>
+          </w:tcPr>
+          <w:p>
+            <w:pPr>
+              <w:spacing w:line="240" w:lineRule="auto"/>
+              <w:ind w:firstLine="0" w:firstLineChars="0"/>
+              <w:jc w:val="center"/>
+              <w:rPr>
                 <w:rFonts w:ascii="宋体" w:hAnsi="宋体"/>
                 <w:sz w:val="21"/>
                 <w:szCs w:val="21"/>
@@ -19143,14 +19860,23 @@
                 <w:rFonts w:hint="eastAsia" w:ascii="宋体" w:hAnsi="宋体"/>
                 <w:sz w:val="21"/>
                 <w:szCs w:val="21"/>
-              </w:rPr>
-              <w:t>添加部门</w:t>
-            </w:r>
-          </w:p>
-        </w:tc>
-        <w:tc>
-          <w:tcPr>
-            <w:tcW w:w="3119" w:type="dxa"/>
+                <w:lang w:val="en-US" w:eastAsia="zh-CN"/>
+              </w:rPr>
+              <w:t>添加</w:t>
+            </w:r>
+            <w:r>
+              <w:rPr>
+                <w:rFonts w:hint="eastAsia" w:ascii="宋体" w:hAnsi="宋体"/>
+                <w:sz w:val="21"/>
+                <w:szCs w:val="21"/>
+              </w:rPr>
+              <w:t>成功</w:t>
+            </w:r>
+          </w:p>
+        </w:tc>
+        <w:tc>
+          <w:tcPr>
+            <w:tcW w:w="1578" w:type="dxa"/>
             <w:shd w:val="clear" w:color="auto" w:fill="auto"/>
           </w:tcPr>
           <w:p>
@@ -19169,60 +19895,17 @@
                 <w:rFonts w:hint="eastAsia" w:ascii="宋体" w:hAnsi="宋体"/>
                 <w:sz w:val="21"/>
                 <w:szCs w:val="21"/>
-              </w:rPr>
-              <w:t>录入“测试部”</w:t>
-            </w:r>
-          </w:p>
-        </w:tc>
-        <w:tc>
-          <w:tcPr>
-            <w:tcW w:w="1701" w:type="dxa"/>
-            <w:shd w:val="clear" w:color="auto" w:fill="auto"/>
-          </w:tcPr>
-          <w:p>
-            <w:pPr>
-              <w:spacing w:line="240" w:lineRule="auto"/>
-              <w:ind w:firstLine="0" w:firstLineChars="0"/>
-              <w:jc w:val="center"/>
-              <w:rPr>
-                <w:rFonts w:ascii="宋体" w:hAnsi="宋体"/>
-                <w:sz w:val="21"/>
-                <w:szCs w:val="21"/>
-              </w:rPr>
-            </w:pPr>
+                <w:lang w:val="en-US" w:eastAsia="zh-CN"/>
+              </w:rPr>
+              <w:t>添加</w:t>
+            </w:r>
             <w:r>
               <w:rPr>
                 <w:rFonts w:hint="eastAsia" w:ascii="宋体" w:hAnsi="宋体"/>
                 <w:sz w:val="21"/>
                 <w:szCs w:val="21"/>
               </w:rPr>
-              <w:t>录入成功</w:t>
-            </w:r>
-          </w:p>
-        </w:tc>
-        <w:tc>
-          <w:tcPr>
-            <w:tcW w:w="1578" w:type="dxa"/>
-            <w:shd w:val="clear" w:color="auto" w:fill="auto"/>
-          </w:tcPr>
-          <w:p>
-            <w:pPr>
-              <w:spacing w:line="240" w:lineRule="auto"/>
-              <w:ind w:firstLine="0" w:firstLineChars="0"/>
-              <w:jc w:val="center"/>
-              <w:rPr>
-                <w:rFonts w:ascii="宋体" w:hAnsi="宋体"/>
-                <w:sz w:val="21"/>
-                <w:szCs w:val="21"/>
-              </w:rPr>
-            </w:pPr>
-            <w:r>
-              <w:rPr>
-                <w:rFonts w:hint="eastAsia" w:ascii="宋体" w:hAnsi="宋体"/>
-                <w:sz w:val="21"/>
-                <w:szCs w:val="21"/>
-              </w:rPr>
-              <w:t>录入成功</w:t>
+              <w:t>成功</w:t>
             </w:r>
           </w:p>
         </w:tc>
@@ -19284,6 +19967,90 @@
               <w:ind w:firstLine="0" w:firstLineChars="0"/>
               <w:jc w:val="center"/>
               <w:rPr>
+                <w:rFonts w:hint="default" w:ascii="宋体" w:hAnsi="宋体" w:eastAsia="宋体"/>
+                <w:sz w:val="21"/>
+                <w:szCs w:val="21"/>
+                <w:lang w:val="en-US" w:eastAsia="zh-CN"/>
+              </w:rPr>
+            </w:pPr>
+            <w:r>
+              <w:rPr>
+                <w:rFonts w:hint="eastAsia" w:ascii="宋体" w:hAnsi="宋体"/>
+                <w:sz w:val="21"/>
+                <w:szCs w:val="21"/>
+                <w:lang w:val="en-US" w:eastAsia="zh-CN"/>
+              </w:rPr>
+              <w:t>文本消息发送</w:t>
+            </w:r>
+          </w:p>
+        </w:tc>
+        <w:tc>
+          <w:tcPr>
+            <w:tcW w:w="3119" w:type="dxa"/>
+            <w:shd w:val="clear" w:color="auto" w:fill="auto"/>
+          </w:tcPr>
+          <w:p>
+            <w:pPr>
+              <w:spacing w:line="240" w:lineRule="auto"/>
+              <w:ind w:firstLine="0" w:firstLineChars="0"/>
+              <w:jc w:val="center"/>
+              <w:rPr>
+                <w:rFonts w:hint="default" w:ascii="宋体" w:hAnsi="宋体" w:eastAsia="宋体"/>
+                <w:sz w:val="21"/>
+                <w:szCs w:val="21"/>
+                <w:lang w:val="en-US" w:eastAsia="zh-CN"/>
+              </w:rPr>
+            </w:pPr>
+            <w:r>
+              <w:rPr>
+                <w:rFonts w:hint="eastAsia" w:ascii="宋体" w:hAnsi="宋体"/>
+                <w:sz w:val="21"/>
+                <w:szCs w:val="21"/>
+                <w:lang w:val="en-US" w:eastAsia="zh-CN"/>
+              </w:rPr>
+              <w:t>选择某个联系人发送文本消息</w:t>
+            </w:r>
+          </w:p>
+        </w:tc>
+        <w:tc>
+          <w:tcPr>
+            <w:tcW w:w="1701" w:type="dxa"/>
+            <w:shd w:val="clear" w:color="auto" w:fill="auto"/>
+          </w:tcPr>
+          <w:p>
+            <w:pPr>
+              <w:spacing w:line="240" w:lineRule="auto"/>
+              <w:ind w:firstLine="0" w:firstLineChars="0"/>
+              <w:jc w:val="center"/>
+              <w:rPr>
+                <w:rFonts w:hint="default" w:ascii="宋体" w:hAnsi="宋体" w:eastAsia="宋体"/>
+                <w:sz w:val="21"/>
+                <w:szCs w:val="21"/>
+                <w:lang w:val="en-US" w:eastAsia="zh-CN"/>
+              </w:rPr>
+            </w:pPr>
+            <w:r>
+              <w:rPr>
+                <w:rFonts w:hint="eastAsia" w:ascii="宋体" w:hAnsi="宋体"/>
+                <w:sz w:val="21"/>
+                <w:szCs w:val="21"/>
+                <w:lang w:val="en-US" w:eastAsia="zh-CN"/>
+              </w:rPr>
+              <w:t>发送成功，好友收到该消息</w:t>
+            </w:r>
+          </w:p>
+        </w:tc>
+        <w:tc>
+          <w:tcPr>
+            <w:tcW w:w="1578" w:type="dxa"/>
+            <w:shd w:val="clear" w:color="auto" w:fill="auto"/>
+          </w:tcPr>
+          <w:p>
+            <w:pPr>
+              <w:spacing w:line="240" w:lineRule="auto"/>
+              <w:ind w:firstLine="0" w:firstLineChars="0"/>
+              <w:jc w:val="center"/>
+              <w:rPr>
                 <w:rFonts w:ascii="宋体" w:hAnsi="宋体"/>
                 <w:sz w:val="21"/>
                 <w:szCs w:val="21"/>
@@ -19294,86 +20061,9 @@
                 <w:rFonts w:hint="eastAsia" w:ascii="宋体" w:hAnsi="宋体"/>
                 <w:sz w:val="21"/>
                 <w:szCs w:val="21"/>
-              </w:rPr>
-              <w:t>添加角色</w:t>
-            </w:r>
-          </w:p>
-        </w:tc>
-        <w:tc>
-          <w:tcPr>
-            <w:tcW w:w="3119" w:type="dxa"/>
-            <w:shd w:val="clear" w:color="auto" w:fill="auto"/>
-          </w:tcPr>
-          <w:p>
-            <w:pPr>
-              <w:spacing w:line="240" w:lineRule="auto"/>
-              <w:ind w:firstLine="0" w:firstLineChars="0"/>
-              <w:jc w:val="center"/>
-              <w:rPr>
-                <w:rFonts w:ascii="宋体" w:hAnsi="宋体"/>
-                <w:sz w:val="21"/>
-                <w:szCs w:val="21"/>
-              </w:rPr>
-            </w:pPr>
-            <w:r>
-              <w:rPr>
-                <w:rFonts w:hint="eastAsia" w:ascii="宋体" w:hAnsi="宋体"/>
-                <w:sz w:val="21"/>
-                <w:szCs w:val="21"/>
-              </w:rPr>
-              <w:t>录入“财务分管领导”</w:t>
-            </w:r>
-          </w:p>
-        </w:tc>
-        <w:tc>
-          <w:tcPr>
-            <w:tcW w:w="1701" w:type="dxa"/>
-            <w:shd w:val="clear" w:color="auto" w:fill="auto"/>
-          </w:tcPr>
-          <w:p>
-            <w:pPr>
-              <w:spacing w:line="240" w:lineRule="auto"/>
-              <w:ind w:firstLine="0" w:firstLineChars="0"/>
-              <w:jc w:val="center"/>
-              <w:rPr>
-                <w:rFonts w:ascii="宋体" w:hAnsi="宋体"/>
-                <w:sz w:val="21"/>
-                <w:szCs w:val="21"/>
-              </w:rPr>
-            </w:pPr>
-            <w:r>
-              <w:rPr>
-                <w:rFonts w:hint="eastAsia" w:ascii="宋体" w:hAnsi="宋体"/>
-                <w:sz w:val="21"/>
-                <w:szCs w:val="21"/>
-              </w:rPr>
-              <w:t>录入成功</w:t>
-            </w:r>
-          </w:p>
-        </w:tc>
-        <w:tc>
-          <w:tcPr>
-            <w:tcW w:w="1578" w:type="dxa"/>
-            <w:shd w:val="clear" w:color="auto" w:fill="auto"/>
-          </w:tcPr>
-          <w:p>
-            <w:pPr>
-              <w:spacing w:line="240" w:lineRule="auto"/>
-              <w:ind w:firstLine="0" w:firstLineChars="0"/>
-              <w:jc w:val="center"/>
-              <w:rPr>
-                <w:rFonts w:ascii="宋体" w:hAnsi="宋体"/>
-                <w:sz w:val="21"/>
-                <w:szCs w:val="21"/>
-              </w:rPr>
-            </w:pPr>
-            <w:r>
-              <w:rPr>
-                <w:rFonts w:hint="eastAsia" w:ascii="宋体" w:hAnsi="宋体"/>
-                <w:sz w:val="21"/>
-                <w:szCs w:val="21"/>
-              </w:rPr>
-              <w:t>录入成功</w:t>
+                <w:lang w:val="en-US" w:eastAsia="zh-CN"/>
+              </w:rPr>
+              <w:t>发送成功，好友收到该消息</w:t>
             </w:r>
           </w:p>
         </w:tc>
@@ -19435,6 +20125,34 @@
               <w:ind w:firstLine="0" w:firstLineChars="0"/>
               <w:jc w:val="center"/>
               <w:rPr>
+                <w:rFonts w:hint="default" w:ascii="宋体" w:hAnsi="宋体" w:eastAsia="宋体"/>
+                <w:sz w:val="21"/>
+                <w:szCs w:val="21"/>
+                <w:lang w:val="en-US" w:eastAsia="zh-CN"/>
+              </w:rPr>
+            </w:pPr>
+            <w:r>
+              <w:rPr>
+                <w:rFonts w:hint="eastAsia" w:ascii="宋体" w:hAnsi="宋体"/>
+                <w:sz w:val="21"/>
+                <w:szCs w:val="21"/>
+                <w:lang w:val="en-US" w:eastAsia="zh-CN"/>
+              </w:rPr>
+              <w:t>图片消息发送</w:t>
+            </w:r>
+          </w:p>
+        </w:tc>
+        <w:tc>
+          <w:tcPr>
+            <w:tcW w:w="3119" w:type="dxa"/>
+            <w:shd w:val="clear" w:color="auto" w:fill="auto"/>
+          </w:tcPr>
+          <w:p>
+            <w:pPr>
+              <w:spacing w:line="240" w:lineRule="auto"/>
+              <w:ind w:firstLine="0" w:firstLineChars="0"/>
+              <w:jc w:val="center"/>
+              <w:rPr>
                 <w:rFonts w:ascii="宋体" w:hAnsi="宋体"/>
                 <w:sz w:val="21"/>
                 <w:szCs w:val="21"/>
@@ -19445,14 +20163,15 @@
                 <w:rFonts w:hint="eastAsia" w:ascii="宋体" w:hAnsi="宋体"/>
                 <w:sz w:val="21"/>
                 <w:szCs w:val="21"/>
-              </w:rPr>
-              <w:t>添加客户</w:t>
-            </w:r>
-          </w:p>
-        </w:tc>
-        <w:tc>
-          <w:tcPr>
-            <w:tcW w:w="3119" w:type="dxa"/>
+                <w:lang w:val="en-US" w:eastAsia="zh-CN"/>
+              </w:rPr>
+              <w:t>选择某个联系人发送图片消息</w:t>
+            </w:r>
+          </w:p>
+        </w:tc>
+        <w:tc>
+          <w:tcPr>
+            <w:tcW w:w="1701" w:type="dxa"/>
             <w:shd w:val="clear" w:color="auto" w:fill="auto"/>
           </w:tcPr>
           <w:p>
@@ -19471,14 +20190,15 @@
                 <w:rFonts w:hint="eastAsia" w:ascii="宋体" w:hAnsi="宋体"/>
                 <w:sz w:val="21"/>
                 <w:szCs w:val="21"/>
-              </w:rPr>
-              <w:t>录入客户“A先生”</w:t>
-            </w:r>
-          </w:p>
-        </w:tc>
-        <w:tc>
-          <w:tcPr>
-            <w:tcW w:w="1701" w:type="dxa"/>
+                <w:lang w:val="en-US" w:eastAsia="zh-CN"/>
+              </w:rPr>
+              <w:t>发送成功，好友收到该消息</w:t>
+            </w:r>
+          </w:p>
+        </w:tc>
+        <w:tc>
+          <w:tcPr>
+            <w:tcW w:w="1578" w:type="dxa"/>
             <w:shd w:val="clear" w:color="auto" w:fill="auto"/>
           </w:tcPr>
           <w:p>
@@ -19497,34 +20217,9 @@
                 <w:rFonts w:hint="eastAsia" w:ascii="宋体" w:hAnsi="宋体"/>
                 <w:sz w:val="21"/>
                 <w:szCs w:val="21"/>
-              </w:rPr>
-              <w:t>录入成功</w:t>
-            </w:r>
-          </w:p>
-        </w:tc>
-        <w:tc>
-          <w:tcPr>
-            <w:tcW w:w="1578" w:type="dxa"/>
-            <w:shd w:val="clear" w:color="auto" w:fill="auto"/>
-          </w:tcPr>
-          <w:p>
-            <w:pPr>
-              <w:spacing w:line="240" w:lineRule="auto"/>
-              <w:ind w:firstLine="0" w:firstLineChars="0"/>
-              <w:jc w:val="center"/>
-              <w:rPr>
-                <w:rFonts w:ascii="宋体" w:hAnsi="宋体"/>
-                <w:sz w:val="21"/>
-                <w:szCs w:val="21"/>
-              </w:rPr>
-            </w:pPr>
-            <w:r>
-              <w:rPr>
-                <w:rFonts w:hint="eastAsia" w:ascii="宋体" w:hAnsi="宋体"/>
-                <w:sz w:val="21"/>
-                <w:szCs w:val="21"/>
-              </w:rPr>
-              <w:t>录入成功</w:t>
+                <w:lang w:val="en-US" w:eastAsia="zh-CN"/>
+              </w:rPr>
+              <w:t>发送成功，好友收到该消息</w:t>
             </w:r>
           </w:p>
         </w:tc>
@@ -19586,6 +20281,90 @@
               <w:ind w:firstLine="0" w:firstLineChars="0"/>
               <w:jc w:val="center"/>
               <w:rPr>
+                <w:rFonts w:hint="default" w:ascii="宋体" w:hAnsi="宋体" w:eastAsia="宋体"/>
+                <w:sz w:val="21"/>
+                <w:szCs w:val="21"/>
+                <w:lang w:val="en-US" w:eastAsia="zh-CN"/>
+              </w:rPr>
+            </w:pPr>
+            <w:r>
+              <w:rPr>
+                <w:rFonts w:hint="eastAsia" w:ascii="宋体" w:hAnsi="宋体"/>
+                <w:sz w:val="21"/>
+                <w:szCs w:val="21"/>
+                <w:lang w:val="en-US" w:eastAsia="zh-CN"/>
+              </w:rPr>
+              <w:t>动态发布</w:t>
+            </w:r>
+          </w:p>
+        </w:tc>
+        <w:tc>
+          <w:tcPr>
+            <w:tcW w:w="3119" w:type="dxa"/>
+            <w:shd w:val="clear" w:color="auto" w:fill="auto"/>
+          </w:tcPr>
+          <w:p>
+            <w:pPr>
+              <w:spacing w:line="240" w:lineRule="auto"/>
+              <w:ind w:firstLine="0" w:firstLineChars="0"/>
+              <w:jc w:val="center"/>
+              <w:rPr>
+                <w:rFonts w:hint="default" w:ascii="宋体" w:hAnsi="宋体" w:eastAsia="宋体"/>
+                <w:sz w:val="21"/>
+                <w:szCs w:val="21"/>
+                <w:lang w:val="en-US" w:eastAsia="zh-CN"/>
+              </w:rPr>
+            </w:pPr>
+            <w:r>
+              <w:rPr>
+                <w:rFonts w:hint="eastAsia" w:ascii="宋体" w:hAnsi="宋体"/>
+                <w:sz w:val="21"/>
+                <w:szCs w:val="21"/>
+                <w:lang w:val="en-US" w:eastAsia="zh-CN"/>
+              </w:rPr>
+              <w:t>点击发布动态</w:t>
+            </w:r>
+          </w:p>
+        </w:tc>
+        <w:tc>
+          <w:tcPr>
+            <w:tcW w:w="1701" w:type="dxa"/>
+            <w:shd w:val="clear" w:color="auto" w:fill="auto"/>
+          </w:tcPr>
+          <w:p>
+            <w:pPr>
+              <w:spacing w:line="240" w:lineRule="auto"/>
+              <w:ind w:firstLine="0" w:firstLineChars="0"/>
+              <w:jc w:val="center"/>
+              <w:rPr>
+                <w:rFonts w:hint="default" w:ascii="宋体" w:hAnsi="宋体" w:eastAsia="宋体"/>
+                <w:sz w:val="21"/>
+                <w:szCs w:val="21"/>
+                <w:lang w:val="en-US" w:eastAsia="zh-CN"/>
+              </w:rPr>
+            </w:pPr>
+            <w:r>
+              <w:rPr>
+                <w:rFonts w:hint="eastAsia" w:ascii="宋体" w:hAnsi="宋体"/>
+                <w:sz w:val="21"/>
+                <w:szCs w:val="21"/>
+                <w:lang w:val="en-US" w:eastAsia="zh-CN"/>
+              </w:rPr>
+              <w:t>朋友圈看到该条动态</w:t>
+            </w:r>
+          </w:p>
+        </w:tc>
+        <w:tc>
+          <w:tcPr>
+            <w:tcW w:w="1578" w:type="dxa"/>
+            <w:shd w:val="clear" w:color="auto" w:fill="auto"/>
+          </w:tcPr>
+          <w:p>
+            <w:pPr>
+              <w:spacing w:line="240" w:lineRule="auto"/>
+              <w:ind w:firstLine="0" w:firstLineChars="0"/>
+              <w:jc w:val="center"/>
+              <w:rPr>
                 <w:rFonts w:ascii="宋体" w:hAnsi="宋体"/>
                 <w:sz w:val="21"/>
                 <w:szCs w:val="21"/>
@@ -19596,539 +20375,9 @@
                 <w:rFonts w:hint="eastAsia" w:ascii="宋体" w:hAnsi="宋体"/>
                 <w:sz w:val="21"/>
                 <w:szCs w:val="21"/>
-              </w:rPr>
-              <w:t>添加项目</w:t>
-            </w:r>
-          </w:p>
-        </w:tc>
-        <w:tc>
-          <w:tcPr>
-            <w:tcW w:w="3119" w:type="dxa"/>
-            <w:shd w:val="clear" w:color="auto" w:fill="auto"/>
-          </w:tcPr>
-          <w:p>
-            <w:pPr>
-              <w:spacing w:line="240" w:lineRule="auto"/>
-              <w:ind w:firstLine="0" w:firstLineChars="0"/>
-              <w:jc w:val="center"/>
-              <w:rPr>
-                <w:rFonts w:ascii="宋体" w:hAnsi="宋体"/>
-                <w:sz w:val="21"/>
-                <w:szCs w:val="21"/>
-              </w:rPr>
-            </w:pPr>
-            <w:r>
-              <w:rPr>
-                <w:rFonts w:hint="eastAsia" w:ascii="宋体" w:hAnsi="宋体"/>
-                <w:sz w:val="21"/>
-                <w:szCs w:val="21"/>
-              </w:rPr>
-              <w:t>录入A先生的项目“B套餐”</w:t>
-            </w:r>
-          </w:p>
-        </w:tc>
-        <w:tc>
-          <w:tcPr>
-            <w:tcW w:w="1701" w:type="dxa"/>
-            <w:shd w:val="clear" w:color="auto" w:fill="auto"/>
-          </w:tcPr>
-          <w:p>
-            <w:pPr>
-              <w:spacing w:line="240" w:lineRule="auto"/>
-              <w:ind w:firstLine="0" w:firstLineChars="0"/>
-              <w:jc w:val="center"/>
-              <w:rPr>
-                <w:rFonts w:ascii="宋体" w:hAnsi="宋体"/>
-                <w:sz w:val="21"/>
-                <w:szCs w:val="21"/>
-              </w:rPr>
-            </w:pPr>
-            <w:r>
-              <w:rPr>
-                <w:rFonts w:hint="eastAsia" w:ascii="宋体" w:hAnsi="宋体"/>
-                <w:sz w:val="21"/>
-                <w:szCs w:val="21"/>
-              </w:rPr>
-              <w:t>录入成功</w:t>
-            </w:r>
-          </w:p>
-        </w:tc>
-        <w:tc>
-          <w:tcPr>
-            <w:tcW w:w="1578" w:type="dxa"/>
-            <w:shd w:val="clear" w:color="auto" w:fill="auto"/>
-          </w:tcPr>
-          <w:p>
-            <w:pPr>
-              <w:spacing w:line="240" w:lineRule="auto"/>
-              <w:ind w:firstLine="0" w:firstLineChars="0"/>
-              <w:jc w:val="center"/>
-              <w:rPr>
-                <w:rFonts w:ascii="宋体" w:hAnsi="宋体"/>
-                <w:sz w:val="21"/>
-                <w:szCs w:val="21"/>
-              </w:rPr>
-            </w:pPr>
-            <w:r>
-              <w:rPr>
-                <w:rFonts w:hint="eastAsia" w:ascii="宋体" w:hAnsi="宋体"/>
-                <w:sz w:val="21"/>
-                <w:szCs w:val="21"/>
-              </w:rPr>
-              <w:t>录入成功</w:t>
-            </w:r>
-          </w:p>
-        </w:tc>
-        <w:tc>
-          <w:tcPr>
-            <w:tcW w:w="1398" w:type="dxa"/>
-            <w:shd w:val="clear" w:color="auto" w:fill="auto"/>
-          </w:tcPr>
-          <w:p>
-            <w:pPr>
-              <w:spacing w:line="240" w:lineRule="auto"/>
-              <w:ind w:firstLine="0" w:firstLineChars="0"/>
-              <w:jc w:val="center"/>
-              <w:rPr>
-                <w:rFonts w:ascii="宋体" w:hAnsi="宋体"/>
-                <w:sz w:val="21"/>
-                <w:szCs w:val="21"/>
-              </w:rPr>
-            </w:pPr>
-            <w:r>
-              <w:rPr>
-                <w:rFonts w:hint="eastAsia" w:ascii="宋体" w:hAnsi="宋体"/>
-                <w:sz w:val="21"/>
-                <w:szCs w:val="21"/>
-              </w:rPr>
-              <w:t>测试通过</w:t>
-            </w:r>
-          </w:p>
-        </w:tc>
-      </w:tr>
-      <w:tr>
-        <w:tblPrEx>
-          <w:tblBorders>
-            <w:top w:val="single" w:color="auto" w:sz="4" w:space="0"/>
-            <w:left w:val="single" w:color="auto" w:sz="4" w:space="0"/>
-            <w:bottom w:val="single" w:color="auto" w:sz="4" w:space="0"/>
-            <w:right w:val="single" w:color="auto" w:sz="4" w:space="0"/>
-            <w:insideH w:val="single" w:color="auto" w:sz="4" w:space="0"/>
-            <w:insideV w:val="single" w:color="auto" w:sz="4" w:space="0"/>
-          </w:tblBorders>
-          <w:tblCellMar>
-            <w:top w:w="0" w:type="dxa"/>
-            <w:left w:w="108" w:type="dxa"/>
-            <w:bottom w:w="0" w:type="dxa"/>
-            <w:right w:w="108" w:type="dxa"/>
-          </w:tblCellMar>
-        </w:tblPrEx>
-        <w:trPr>
-          <w:trHeight w:val="459" w:hRule="atLeast"/>
-        </w:trPr>
-        <w:tc>
-          <w:tcPr>
-            <w:tcW w:w="1384" w:type="dxa"/>
-            <w:shd w:val="clear" w:color="auto" w:fill="auto"/>
-          </w:tcPr>
-          <w:p>
-            <w:pPr>
-              <w:spacing w:line="240" w:lineRule="auto"/>
-              <w:ind w:firstLine="0" w:firstLineChars="0"/>
-              <w:jc w:val="center"/>
-              <w:rPr>
-                <w:rFonts w:ascii="宋体" w:hAnsi="宋体"/>
-                <w:sz w:val="21"/>
-                <w:szCs w:val="21"/>
-              </w:rPr>
-            </w:pPr>
-            <w:r>
-              <w:rPr>
-                <w:rFonts w:hint="eastAsia" w:ascii="宋体" w:hAnsi="宋体"/>
-                <w:sz w:val="21"/>
-                <w:szCs w:val="21"/>
-              </w:rPr>
-              <w:t>添加流程</w:t>
-            </w:r>
-          </w:p>
-        </w:tc>
-        <w:tc>
-          <w:tcPr>
-            <w:tcW w:w="3119" w:type="dxa"/>
-            <w:shd w:val="clear" w:color="auto" w:fill="auto"/>
-          </w:tcPr>
-          <w:p>
-            <w:pPr>
-              <w:spacing w:line="240" w:lineRule="auto"/>
-              <w:ind w:firstLine="0" w:firstLineChars="0"/>
-              <w:jc w:val="center"/>
-              <w:rPr>
-                <w:rFonts w:ascii="宋体" w:hAnsi="宋体"/>
-                <w:sz w:val="21"/>
-                <w:szCs w:val="21"/>
-              </w:rPr>
-            </w:pPr>
-            <w:r>
-              <w:rPr>
-                <w:rFonts w:hint="eastAsia" w:ascii="宋体" w:hAnsi="宋体"/>
-                <w:sz w:val="21"/>
-                <w:szCs w:val="21"/>
-              </w:rPr>
-              <w:t>添加“项目预警流程”</w:t>
-            </w:r>
-          </w:p>
-        </w:tc>
-        <w:tc>
-          <w:tcPr>
-            <w:tcW w:w="1701" w:type="dxa"/>
-            <w:shd w:val="clear" w:color="auto" w:fill="auto"/>
-          </w:tcPr>
-          <w:p>
-            <w:pPr>
-              <w:spacing w:line="240" w:lineRule="auto"/>
-              <w:ind w:firstLine="0" w:firstLineChars="0"/>
-              <w:jc w:val="center"/>
-              <w:rPr>
-                <w:rFonts w:ascii="宋体" w:hAnsi="宋体"/>
-                <w:sz w:val="21"/>
-                <w:szCs w:val="21"/>
-              </w:rPr>
-            </w:pPr>
-            <w:r>
-              <w:rPr>
-                <w:rFonts w:hint="eastAsia" w:ascii="宋体" w:hAnsi="宋体"/>
-                <w:sz w:val="21"/>
-                <w:szCs w:val="21"/>
-              </w:rPr>
-              <w:t>录入成功</w:t>
-            </w:r>
-          </w:p>
-        </w:tc>
-        <w:tc>
-          <w:tcPr>
-            <w:tcW w:w="1578" w:type="dxa"/>
-            <w:shd w:val="clear" w:color="auto" w:fill="auto"/>
-          </w:tcPr>
-          <w:p>
-            <w:pPr>
-              <w:spacing w:line="240" w:lineRule="auto"/>
-              <w:ind w:firstLine="0" w:firstLineChars="0"/>
-              <w:jc w:val="center"/>
-              <w:rPr>
-                <w:rFonts w:ascii="宋体" w:hAnsi="宋体"/>
-                <w:sz w:val="21"/>
-                <w:szCs w:val="21"/>
-              </w:rPr>
-            </w:pPr>
-            <w:r>
-              <w:rPr>
-                <w:rFonts w:hint="eastAsia" w:ascii="宋体" w:hAnsi="宋体"/>
-                <w:sz w:val="21"/>
-                <w:szCs w:val="21"/>
-              </w:rPr>
-              <w:t>录入成功</w:t>
-            </w:r>
-          </w:p>
-        </w:tc>
-        <w:tc>
-          <w:tcPr>
-            <w:tcW w:w="1398" w:type="dxa"/>
-            <w:shd w:val="clear" w:color="auto" w:fill="auto"/>
-          </w:tcPr>
-          <w:p>
-            <w:pPr>
-              <w:spacing w:line="240" w:lineRule="auto"/>
-              <w:ind w:firstLine="0" w:firstLineChars="0"/>
-              <w:jc w:val="center"/>
-              <w:rPr>
-                <w:rFonts w:ascii="宋体" w:hAnsi="宋体"/>
-                <w:sz w:val="21"/>
-                <w:szCs w:val="21"/>
-              </w:rPr>
-            </w:pPr>
-            <w:r>
-              <w:rPr>
-                <w:rFonts w:hint="eastAsia" w:ascii="宋体" w:hAnsi="宋体"/>
-                <w:sz w:val="21"/>
-                <w:szCs w:val="21"/>
-              </w:rPr>
-              <w:t>测试通过</w:t>
-            </w:r>
-          </w:p>
-        </w:tc>
-      </w:tr>
-      <w:tr>
-        <w:tblPrEx>
-          <w:tblBorders>
-            <w:top w:val="single" w:color="auto" w:sz="4" w:space="0"/>
-            <w:left w:val="single" w:color="auto" w:sz="4" w:space="0"/>
-            <w:bottom w:val="single" w:color="auto" w:sz="4" w:space="0"/>
-            <w:right w:val="single" w:color="auto" w:sz="4" w:space="0"/>
-            <w:insideH w:val="single" w:color="auto" w:sz="4" w:space="0"/>
-            <w:insideV w:val="single" w:color="auto" w:sz="4" w:space="0"/>
-          </w:tblBorders>
-          <w:tblCellMar>
-            <w:top w:w="0" w:type="dxa"/>
-            <w:left w:w="108" w:type="dxa"/>
-            <w:bottom w:w="0" w:type="dxa"/>
-            <w:right w:w="108" w:type="dxa"/>
-          </w:tblCellMar>
-        </w:tblPrEx>
-        <w:trPr>
-          <w:trHeight w:val="423" w:hRule="atLeast"/>
-        </w:trPr>
-        <w:tc>
-          <w:tcPr>
-            <w:tcW w:w="1384" w:type="dxa"/>
-            <w:shd w:val="clear" w:color="auto" w:fill="auto"/>
-          </w:tcPr>
-          <w:p>
-            <w:pPr>
-              <w:spacing w:line="240" w:lineRule="auto"/>
-              <w:ind w:firstLine="0" w:firstLineChars="0"/>
-              <w:jc w:val="center"/>
-              <w:rPr>
-                <w:rFonts w:ascii="宋体" w:hAnsi="宋体"/>
-                <w:sz w:val="21"/>
-                <w:szCs w:val="21"/>
-              </w:rPr>
-            </w:pPr>
-            <w:r>
-              <w:rPr>
-                <w:rFonts w:hint="eastAsia" w:ascii="宋体" w:hAnsi="宋体"/>
-                <w:sz w:val="21"/>
-                <w:szCs w:val="21"/>
-              </w:rPr>
-              <w:t>发起流程</w:t>
-            </w:r>
-          </w:p>
-        </w:tc>
-        <w:tc>
-          <w:tcPr>
-            <w:tcW w:w="3119" w:type="dxa"/>
-            <w:shd w:val="clear" w:color="auto" w:fill="auto"/>
-          </w:tcPr>
-          <w:p>
-            <w:pPr>
-              <w:spacing w:line="240" w:lineRule="auto"/>
-              <w:ind w:firstLine="0" w:firstLineChars="0"/>
-              <w:jc w:val="center"/>
-              <w:rPr>
-                <w:rFonts w:ascii="宋体" w:hAnsi="宋体"/>
-                <w:sz w:val="21"/>
-                <w:szCs w:val="21"/>
-              </w:rPr>
-            </w:pPr>
-            <w:r>
-              <w:rPr>
-                <w:rFonts w:hint="eastAsia" w:ascii="宋体" w:hAnsi="宋体"/>
-                <w:sz w:val="21"/>
-                <w:szCs w:val="21"/>
-              </w:rPr>
-              <w:t>发起“项目预警流程”</w:t>
-            </w:r>
-          </w:p>
-        </w:tc>
-        <w:tc>
-          <w:tcPr>
-            <w:tcW w:w="1701" w:type="dxa"/>
-            <w:shd w:val="clear" w:color="auto" w:fill="auto"/>
-          </w:tcPr>
-          <w:p>
-            <w:pPr>
-              <w:spacing w:line="240" w:lineRule="auto"/>
-              <w:ind w:firstLine="0" w:firstLineChars="0"/>
-              <w:jc w:val="center"/>
-              <w:rPr>
-                <w:rFonts w:ascii="宋体" w:hAnsi="宋体"/>
-                <w:sz w:val="21"/>
-                <w:szCs w:val="21"/>
-              </w:rPr>
-            </w:pPr>
-            <w:r>
-              <w:rPr>
-                <w:rFonts w:hint="eastAsia" w:ascii="宋体" w:hAnsi="宋体"/>
-                <w:sz w:val="21"/>
-                <w:szCs w:val="21"/>
-              </w:rPr>
-              <w:t>发起成功</w:t>
-            </w:r>
-          </w:p>
-        </w:tc>
-        <w:tc>
-          <w:tcPr>
-            <w:tcW w:w="1578" w:type="dxa"/>
-            <w:shd w:val="clear" w:color="auto" w:fill="auto"/>
-          </w:tcPr>
-          <w:p>
-            <w:pPr>
-              <w:spacing w:line="240" w:lineRule="auto"/>
-              <w:ind w:firstLine="0" w:firstLineChars="0"/>
-              <w:jc w:val="center"/>
-              <w:rPr>
-                <w:rFonts w:ascii="宋体" w:hAnsi="宋体"/>
-                <w:sz w:val="21"/>
-                <w:szCs w:val="21"/>
-              </w:rPr>
-            </w:pPr>
-            <w:r>
-              <w:rPr>
-                <w:rFonts w:hint="eastAsia" w:ascii="宋体" w:hAnsi="宋体"/>
-                <w:sz w:val="21"/>
-                <w:szCs w:val="21"/>
-              </w:rPr>
-              <w:t>发起成功</w:t>
-            </w:r>
-          </w:p>
-        </w:tc>
-        <w:tc>
-          <w:tcPr>
-            <w:tcW w:w="1398" w:type="dxa"/>
-            <w:shd w:val="clear" w:color="auto" w:fill="auto"/>
-          </w:tcPr>
-          <w:p>
-            <w:pPr>
-              <w:spacing w:line="240" w:lineRule="auto"/>
-              <w:ind w:firstLine="0" w:firstLineChars="0"/>
-              <w:jc w:val="center"/>
-              <w:rPr>
-                <w:rFonts w:ascii="宋体" w:hAnsi="宋体"/>
-                <w:sz w:val="21"/>
-                <w:szCs w:val="21"/>
-              </w:rPr>
-            </w:pPr>
-            <w:r>
-              <w:rPr>
-                <w:rFonts w:hint="eastAsia" w:ascii="宋体" w:hAnsi="宋体"/>
-                <w:sz w:val="21"/>
-                <w:szCs w:val="21"/>
-              </w:rPr>
-              <w:t>测试通过</w:t>
-            </w:r>
-          </w:p>
-        </w:tc>
-      </w:tr>
-      <w:tr>
-        <w:tblPrEx>
-          <w:tblBorders>
-            <w:top w:val="single" w:color="auto" w:sz="4" w:space="0"/>
-            <w:left w:val="single" w:color="auto" w:sz="4" w:space="0"/>
-            <w:bottom w:val="single" w:color="auto" w:sz="4" w:space="0"/>
-            <w:right w:val="single" w:color="auto" w:sz="4" w:space="0"/>
-            <w:insideH w:val="single" w:color="auto" w:sz="4" w:space="0"/>
-            <w:insideV w:val="single" w:color="auto" w:sz="4" w:space="0"/>
-          </w:tblBorders>
-          <w:tblCellMar>
-            <w:top w:w="0" w:type="dxa"/>
-            <w:left w:w="108" w:type="dxa"/>
-            <w:bottom w:w="0" w:type="dxa"/>
-            <w:right w:w="108" w:type="dxa"/>
-          </w:tblCellMar>
-        </w:tblPrEx>
-        <w:trPr>
-          <w:trHeight w:val="360" w:hRule="atLeast"/>
-        </w:trPr>
-        <w:tc>
-          <w:tcPr>
-            <w:tcW w:w="1384" w:type="dxa"/>
-            <w:shd w:val="clear" w:color="auto" w:fill="auto"/>
-          </w:tcPr>
-          <w:p>
-            <w:pPr>
-              <w:spacing w:line="240" w:lineRule="auto"/>
-              <w:ind w:firstLine="0" w:firstLineChars="0"/>
-              <w:jc w:val="center"/>
-              <w:rPr>
-                <w:rFonts w:ascii="宋体" w:hAnsi="宋体"/>
-                <w:sz w:val="21"/>
-                <w:szCs w:val="21"/>
-              </w:rPr>
-            </w:pPr>
-            <w:r>
-              <w:rPr>
-                <w:rFonts w:hint="eastAsia" w:ascii="宋体" w:hAnsi="宋体"/>
-                <w:sz w:val="21"/>
-                <w:szCs w:val="21"/>
-              </w:rPr>
-              <w:t>审核流程</w:t>
-            </w:r>
-          </w:p>
-        </w:tc>
-        <w:tc>
-          <w:tcPr>
-            <w:tcW w:w="3119" w:type="dxa"/>
-            <w:shd w:val="clear" w:color="auto" w:fill="auto"/>
-          </w:tcPr>
-          <w:p>
-            <w:pPr>
-              <w:spacing w:line="240" w:lineRule="auto"/>
-              <w:ind w:firstLine="0" w:firstLineChars="0"/>
-              <w:jc w:val="center"/>
-              <w:rPr>
-                <w:rFonts w:ascii="宋体" w:hAnsi="宋体"/>
-                <w:sz w:val="21"/>
-                <w:szCs w:val="21"/>
-              </w:rPr>
-            </w:pPr>
-            <w:r>
-              <w:rPr>
-                <w:rFonts w:hint="eastAsia" w:ascii="宋体" w:hAnsi="宋体"/>
-                <w:sz w:val="21"/>
-                <w:szCs w:val="21"/>
-              </w:rPr>
-              <w:t>审核项目预警流程“A经理评审”</w:t>
-            </w:r>
-          </w:p>
-        </w:tc>
-        <w:tc>
-          <w:tcPr>
-            <w:tcW w:w="1701" w:type="dxa"/>
-            <w:shd w:val="clear" w:color="auto" w:fill="auto"/>
-          </w:tcPr>
-          <w:p>
-            <w:pPr>
-              <w:spacing w:line="240" w:lineRule="auto"/>
-              <w:ind w:firstLine="0" w:firstLineChars="0"/>
-              <w:jc w:val="center"/>
-              <w:rPr>
-                <w:rFonts w:ascii="宋体" w:hAnsi="宋体"/>
-                <w:sz w:val="21"/>
-                <w:szCs w:val="21"/>
-              </w:rPr>
-            </w:pPr>
-            <w:r>
-              <w:rPr>
-                <w:rFonts w:hint="eastAsia" w:ascii="宋体" w:hAnsi="宋体"/>
-                <w:sz w:val="21"/>
-                <w:szCs w:val="21"/>
-              </w:rPr>
-              <w:t>审核通过</w:t>
-            </w:r>
-          </w:p>
-        </w:tc>
-        <w:tc>
-          <w:tcPr>
-            <w:tcW w:w="1578" w:type="dxa"/>
-            <w:shd w:val="clear" w:color="auto" w:fill="auto"/>
-          </w:tcPr>
-          <w:p>
-            <w:pPr>
-              <w:spacing w:line="240" w:lineRule="auto"/>
-              <w:ind w:firstLine="0" w:firstLineChars="0"/>
-              <w:jc w:val="center"/>
-              <w:rPr>
-                <w:rFonts w:ascii="宋体" w:hAnsi="宋体"/>
-                <w:sz w:val="21"/>
-                <w:szCs w:val="21"/>
-              </w:rPr>
-            </w:pPr>
-            <w:r>
-              <w:rPr>
-                <w:rFonts w:hint="eastAsia" w:ascii="宋体" w:hAnsi="宋体"/>
-                <w:sz w:val="21"/>
-                <w:szCs w:val="21"/>
-              </w:rPr>
-              <w:t>审核通过</w:t>
+                <w:lang w:val="en-US" w:eastAsia="zh-CN"/>
+              </w:rPr>
+              <w:t>朋友圈看到该条动态</w:t>
             </w:r>
           </w:p>
         </w:tc>
@@ -20176,6 +20425,7 @@
         <w:spacing w:before="160" w:beforeLines="0" w:after="160" w:afterLines="0" w:line="240" w:lineRule="auto"/>
         <w:ind w:firstLine="0" w:firstLineChars="0"/>
         <w:rPr>
+          <w:rFonts w:hint="eastAsia"/>
           <w:b w:val="0"/>
           <w:bCs/>
           <w:sz w:val="28"/>
@@ -20203,232 +20453,135 @@
     </w:p>
     <w:p>
       <w:pPr>
-        <w:pStyle w:val="21"/>
-        <w:spacing w:beforeAutospacing="0" w:afterAutospacing="0"/>
-        <w:ind w:firstLine="480"/>
+        <w:ind w:firstLine="0" w:firstLineChars="0"/>
+        <w:rPr>
+          <w:rFonts w:hint="default" w:eastAsia="黑体"/>
+          <w:kern w:val="0"/>
+          <w:szCs w:val="30"/>
+          <w:lang w:val="en-US" w:eastAsia="zh-CN"/>
+        </w:rPr>
       </w:pPr>
       <w:r>
-        <w:t>系统性能测试是一种软件测试方法，用于评估系统在一定负载条件下的性能表现。该测试的目的是确定系统在各种情况下的响应时间、吞吐量、资源利用率和稳定性等方面的表现，以及系统能够承受的最大负载量。</w:t>
+        <w:rPr>
+          <w:rFonts w:hint="eastAsia" w:eastAsia="黑体"/>
+          <w:kern w:val="0"/>
+          <w:szCs w:val="30"/>
+          <w:lang w:val="en-US" w:eastAsia="zh-CN"/>
+        </w:rPr>
+        <w:t>6.2.1 测试指标</w:t>
       </w:r>
     </w:p>
     <w:p>
       <w:pPr>
-        <w:pStyle w:val="21"/>
-        <w:spacing w:beforeAutospacing="0" w:afterAutospacing="0"/>
-        <w:ind w:firstLine="480"/>
+        <w:ind w:firstLine="420" w:firstLineChars="0"/>
+        <w:rPr>
+          <w:rFonts w:hint="eastAsia"/>
+        </w:rPr>
       </w:pPr>
       <w:r>
-        <w:t>系统性能测试通常包括以下方面：</w:t>
+        <w:rPr>
+          <w:rFonts w:hint="eastAsia"/>
+        </w:rPr>
+        <w:t>响应时间：指从用户发起请求到系统给出响应的时间间隔。在即时通讯项目中，包括发送消息、添加好友、登录等操作的响应时间。一般来说，对于实时性要求较高的操作，如消息发送，响应时间应在 1 秒以内，以提供良好的用户体验。</w:t>
       </w:r>
     </w:p>
     <w:p>
       <w:pPr>
-        <w:pStyle w:val="21"/>
-        <w:spacing w:beforeAutospacing="0" w:afterAutospacing="0"/>
-        <w:ind w:firstLine="480"/>
+        <w:ind w:firstLine="420" w:firstLineChars="0"/>
+        <w:rPr>
+          <w:rFonts w:hint="eastAsia"/>
+        </w:rPr>
       </w:pPr>
       <w:r>
-        <w:t>负载测试：模拟多种负载条件，如高负载、正常负载和低负载等，以测试系统在不同负载条件下的性能表现。</w:t>
+        <w:rPr>
+          <w:rFonts w:hint="eastAsia"/>
+        </w:rPr>
+        <w:t>吞吐量：表示系统在单位时间内处理的请求数量或数据量。例如，在群聊场景中，衡量每秒能够成功发送和接收的消息数量。吞吐量与系统的硬件资源、网络带宽以及软件的性能优化程度等因素密切相关。</w:t>
       </w:r>
     </w:p>
     <w:p>
       <w:pPr>
-        <w:pStyle w:val="21"/>
-        <w:spacing w:beforeAutospacing="0" w:afterAutospacing="0"/>
-        <w:ind w:firstLine="480"/>
+        <w:ind w:firstLine="420" w:firstLineChars="0"/>
+        <w:rPr>
+          <w:rFonts w:hint="eastAsia"/>
+        </w:rPr>
       </w:pPr>
       <w:r>
-        <w:t>压力测试：通过在系统上施加超过正常负载的负载，以测试系统在高负载下的性能表现和稳定性。</w:t>
+        <w:rPr>
+          <w:rFonts w:hint="eastAsia"/>
+        </w:rPr>
+        <w:t>并发用户数：指同时访问系统的用户数量。即时通讯应用通常会有大量用户同时在线，需要测试系统在不同并发用户数下的性能表现，以确定系统的承载能力。例如，通过性能测试确定系统能够稳定支持的最大并发用户数，确保在高峰时段系统不会出现崩溃或响应缓慢的情况。</w:t>
       </w:r>
     </w:p>
     <w:p>
       <w:pPr>
-        <w:pStyle w:val="21"/>
-        <w:spacing w:beforeAutospacing="0" w:afterAutospacing="0"/>
-        <w:ind w:firstLine="480"/>
+        <w:ind w:firstLine="420" w:firstLineChars="0"/>
+        <w:rPr>
+          <w:rFonts w:hint="eastAsia"/>
+        </w:rPr>
       </w:pPr>
       <w:r>
-        <w:t>并发测试：测试系统在多个用户同时访问时的性能表现。</w:t>
-      </w:r>
-    </w:p>
-    <w:p>
-      <w:pPr>
-        <w:pStyle w:val="21"/>
-        <w:spacing w:beforeAutospacing="0" w:afterAutospacing="0"/>
-        <w:ind w:firstLine="480"/>
-      </w:pPr>
-      <w:r>
-        <w:t>可靠性测试：测试系统在长时间运行中是否会出现故障或崩溃等问题，以评估系统的可靠性和稳定性。</w:t>
-      </w:r>
-    </w:p>
-    <w:p>
-      <w:pPr>
-        <w:pStyle w:val="21"/>
-        <w:spacing w:beforeAutospacing="0" w:afterAutospacing="0"/>
-        <w:ind w:firstLine="480"/>
-      </w:pPr>
-      <w:r>
-        <w:t>容量测试：测试系统在最大负载下的性能表现并确定系统能够承受的最大负载量。</w:t>
-      </w:r>
-    </w:p>
-    <w:p>
-      <w:pPr>
-        <w:pStyle w:val="21"/>
-        <w:spacing w:beforeAutospacing="0" w:afterAutospacing="0"/>
-        <w:ind w:firstLine="480"/>
-      </w:pPr>
-      <w:r>
-        <w:t>系统性能测试旨在确保系统在不同负载条件下都能够正常工作，并满足用户的需求和期望。同时，系统性能测试还可以帮助开发人员识别和解决性能瓶颈问题，并提高系统的性能和稳定性。</w:t>
-      </w:r>
-    </w:p>
-    <w:p>
-      <w:pPr>
-        <w:pStyle w:val="21"/>
-        <w:spacing w:beforeAutospacing="0" w:afterAutospacing="0"/>
-        <w:ind w:firstLine="480"/>
-      </w:pPr>
-      <w:r>
         <w:rPr>
           <w:rFonts w:hint="eastAsia"/>
         </w:rPr>
-        <w:t>本系统在功能成型后采用可靠性测试，在经过大量流程发起和项目查询后，在本地持续运行超过48小时，并未有任何故障或崩溃，故测试通过，如图6-1和6-2所示。</w:t>
-      </w:r>
-    </w:p>
-    <w:p>
-      <w:pPr>
-        <w:pStyle w:val="21"/>
-        <w:spacing w:beforeAutospacing="0" w:afterAutospacing="0"/>
-        <w:ind w:firstLine="480"/>
-      </w:pPr>
-      <w:r>
-        <w:drawing>
-          <wp:inline distT="0" distB="0" distL="114300" distR="114300">
-            <wp:extent cx="5750560" cy="2602865"/>
-            <wp:effectExtent l="0" t="0" r="10160" b="3175"/>
-            <wp:docPr id="78" name="图片 72"/>
-            <wp:cNvGraphicFramePr>
-              <a:graphicFrameLocks xmlns:a="http://schemas.openxmlformats.org/drawingml/2006/main" noChangeAspect="1"/>
-            </wp:cNvGraphicFramePr>
-            <a:graphic xmlns:a="http://schemas.openxmlformats.org/drawingml/2006/main">
-              <a:graphicData uri="http://schemas.openxmlformats.org/drawingml/2006/picture">
-                <pic:pic xmlns:pic="http://schemas.openxmlformats.org/drawingml/2006/picture">
-                  <pic:nvPicPr>
-                    <pic:cNvPr id="78" name="图片 72"/>
-                    <pic:cNvPicPr>
-                      <a:picLocks noChangeAspect="1"/>
-                    </pic:cNvPicPr>
-                  </pic:nvPicPr>
-                  <pic:blipFill>
-                    <a:blip r:embed="rId33"/>
-                    <a:stretch>
-                      <a:fillRect/>
-                    </a:stretch>
-                  </pic:blipFill>
-                  <pic:spPr>
-                    <a:xfrm>
-                      <a:off x="0" y="0"/>
-                      <a:ext cx="5750560" cy="2602865"/>
-                    </a:xfrm>
-                    <a:prstGeom prst="rect">
-                      <a:avLst/>
-                    </a:prstGeom>
-                    <a:noFill/>
-                    <a:ln>
-                      <a:noFill/>
-                    </a:ln>
-                  </pic:spPr>
-                </pic:pic>
-              </a:graphicData>
-            </a:graphic>
-          </wp:inline>
-        </w:drawing>
-      </w:r>
-    </w:p>
-    <w:p>
-      <w:pPr>
-        <w:pStyle w:val="21"/>
-        <w:spacing w:beforeAutospacing="0" w:afterAutospacing="0"/>
-        <w:jc w:val="center"/>
-        <w:rPr>
-          <w:rFonts w:ascii="黑体" w:hAnsi="黑体" w:eastAsia="黑体" w:cs="黑体"/>
-          <w:kern w:val="2"/>
-          <w:sz w:val="21"/>
-          <w:szCs w:val="21"/>
-        </w:rPr>
-      </w:pPr>
-      <w:r>
-        <w:rPr>
-          <w:rFonts w:hint="eastAsia" w:ascii="黑体" w:hAnsi="黑体" w:eastAsia="黑体" w:cs="黑体"/>
-          <w:kern w:val="2"/>
-          <w:sz w:val="21"/>
-          <w:szCs w:val="21"/>
-        </w:rPr>
-        <w:t>图6-1 项目查询页面</w:t>
-      </w:r>
-    </w:p>
-    <w:p>
-      <w:pPr>
-        <w:pStyle w:val="21"/>
-        <w:spacing w:beforeAutospacing="0" w:afterAutospacing="0"/>
-        <w:ind w:firstLine="480"/>
-        <w:jc w:val="center"/>
-      </w:pPr>
-      <w:r>
-        <w:drawing>
-          <wp:inline distT="0" distB="0" distL="114300" distR="114300">
-            <wp:extent cx="5758815" cy="2252345"/>
-            <wp:effectExtent l="0" t="0" r="1905" b="3175"/>
-            <wp:docPr id="79" name="图片 73"/>
-            <wp:cNvGraphicFramePr>
-              <a:graphicFrameLocks xmlns:a="http://schemas.openxmlformats.org/drawingml/2006/main" noChangeAspect="1"/>
-            </wp:cNvGraphicFramePr>
-            <a:graphic xmlns:a="http://schemas.openxmlformats.org/drawingml/2006/main">
-              <a:graphicData uri="http://schemas.openxmlformats.org/drawingml/2006/picture">
-                <pic:pic xmlns:pic="http://schemas.openxmlformats.org/drawingml/2006/picture">
-                  <pic:nvPicPr>
-                    <pic:cNvPr id="79" name="图片 73"/>
-                    <pic:cNvPicPr>
-                      <a:picLocks noChangeAspect="1"/>
-                    </pic:cNvPicPr>
-                  </pic:nvPicPr>
-                  <pic:blipFill>
-                    <a:blip r:embed="rId34"/>
-                    <a:stretch>
-                      <a:fillRect/>
-                    </a:stretch>
-                  </pic:blipFill>
-                  <pic:spPr>
-                    <a:xfrm>
-                      <a:off x="0" y="0"/>
-                      <a:ext cx="5758815" cy="2252345"/>
-                    </a:xfrm>
-                    <a:prstGeom prst="rect">
-                      <a:avLst/>
-                    </a:prstGeom>
-                    <a:noFill/>
-                    <a:ln>
-                      <a:noFill/>
-                    </a:ln>
-                  </pic:spPr>
-                </pic:pic>
-              </a:graphicData>
-            </a:graphic>
-          </wp:inline>
-        </w:drawing>
-      </w:r>
-      <w:r>
-        <w:rPr>
-          <w:rFonts w:hint="eastAsia" w:ascii="黑体" w:hAnsi="黑体" w:eastAsia="黑体" w:cs="黑体"/>
-          <w:kern w:val="2"/>
-          <w:sz w:val="21"/>
-          <w:szCs w:val="21"/>
-        </w:rPr>
-        <w:t>图6-2 历史流程页面</w:t>
+        <w:t>资源利用率：主要包括 CPU 使用率、内存使用率、网络带宽利用率等。监测这些指标可以了解系统在运行过程中对硬件资源的消耗情况，以便及时发现资源瓶颈并进行优化。例如，如果发现 CPU 使用率过高，可能需要优化算法或增加服务器资源来提高系统性能。</w:t>
       </w:r>
     </w:p>
     <w:p>
       <w:pPr>
         <w:ind w:firstLine="0" w:firstLineChars="0"/>
+        <w:rPr>
+          <w:rFonts w:hint="eastAsia" w:eastAsia="黑体"/>
+          <w:kern w:val="0"/>
+          <w:szCs w:val="30"/>
+          <w:lang w:val="en-US" w:eastAsia="zh-CN"/>
+        </w:rPr>
+      </w:pPr>
+      <w:r>
+        <w:rPr>
+          <w:rFonts w:hint="eastAsia" w:eastAsia="黑体"/>
+          <w:kern w:val="0"/>
+          <w:szCs w:val="30"/>
+          <w:lang w:val="en-US" w:eastAsia="zh-CN"/>
+        </w:rPr>
+        <w:t>6.2.2 测试工具</w:t>
+      </w:r>
+    </w:p>
+    <w:p>
+      <w:pPr>
+        <w:ind w:firstLine="420" w:firstLineChars="0"/>
+        <w:rPr>
+          <w:rFonts w:hint="default"/>
+          <w:lang w:val="en-US" w:eastAsia="zh-CN"/>
+        </w:rPr>
+      </w:pPr>
+      <w:r>
+        <w:rPr>
+          <w:rFonts w:hint="default"/>
+          <w:lang w:val="en-US" w:eastAsia="zh-CN"/>
+        </w:rPr>
+        <w:t>JMeter：一款功能强大的开源性能测试工具，可用于模拟大量用户并发访问系统，发送各种类型的请求，并收集性能数据。</w:t>
+      </w:r>
+    </w:p>
+    <w:p>
+      <w:pPr>
+        <w:ind w:firstLine="420" w:firstLineChars="0"/>
+        <w:rPr>
+          <w:rFonts w:hint="default"/>
+          <w:lang w:val="en-US" w:eastAsia="zh-CN"/>
+        </w:rPr>
+      </w:pPr>
+      <w:r>
+        <w:rPr>
+          <w:rFonts w:hint="default"/>
+          <w:lang w:val="en-US" w:eastAsia="zh-CN"/>
+        </w:rPr>
+        <w:t>LoadRunner：是一款专业的性能测试工具，能够模拟大量用户并发执行各种业务操作，对系统的性能进行全面的评估和分析。</w:t>
+      </w:r>
+    </w:p>
+    <w:p>
+      <w:pPr>
+        <w:ind w:firstLine="420" w:firstLineChars="0"/>
       </w:pPr>
       <w:r>
         <w:br w:type="page"/>
@@ -20476,112 +20629,30 @@
     </w:p>
     <w:p>
       <w:pPr>
-        <w:pStyle w:val="21"/>
-        <w:spacing w:beforeAutospacing="0" w:afterAutospacing="0"/>
         <w:ind w:firstLine="480"/>
+        <w:rPr>
+          <w:rFonts w:hint="eastAsia"/>
+        </w:rPr>
       </w:pPr>
       <w:r>
         <w:rPr>
           <w:rFonts w:hint="eastAsia"/>
         </w:rPr>
-        <w:t>经过一段时间的努力，毕业论文的撰写终于是告一段落，</w:t>
-      </w:r>
-      <w:r>
-        <w:t>在本篇论文的</w:t>
-      </w:r>
-      <w:r>
-        <w:rPr>
-          <w:rFonts w:hint="eastAsia"/>
-        </w:rPr>
-        <w:t>撰写过程</w:t>
-      </w:r>
-      <w:r>
-        <w:t>中，</w:t>
-      </w:r>
-      <w:r>
-        <w:rPr>
-          <w:rFonts w:hint="eastAsia"/>
-        </w:rPr>
-        <w:t>我正就职于佳瑛科技有限公司，对于银行系统方面也有了一些了解，</w:t>
-      </w:r>
-      <w:r>
-        <w:t>通过深入学习和探索，</w:t>
-      </w:r>
-      <w:r>
-        <w:rPr>
-          <w:rFonts w:hint="eastAsia"/>
-        </w:rPr>
-        <w:t>对我自身的编程能力也有了一些改善和突破，不再局限于往日简单需求下的个人小项目，有了团队意识，体会到了合作开发的乐趣与艰辛。</w:t>
-      </w:r>
-    </w:p>
-    <w:p>
-      <w:pPr>
-        <w:pStyle w:val="21"/>
-        <w:spacing w:beforeAutospacing="0" w:afterAutospacing="0"/>
-        <w:ind w:firstLine="480"/>
-      </w:pPr>
-      <w:r>
-        <w:rPr>
-          <w:rFonts w:hint="eastAsia"/>
-        </w:rPr>
-        <w:t>在工作之余撰写论文总是断断续续的，由于工作安排我正好赶上疫情放开前夕到武汉出差，每日包括核酸检查在内的事情耗费了大量闲暇，加班之余很少有时间可以静下心来撰写论文，再加上一些私人琐事的影响，所以也脱了相对较长的一段时间，在此致歉。</w:t>
+        <w:t>在本次基于 Uni - app 的即时通讯项目开发与研究过程中，从系统结构设计搭建起稳固框架，到功能测试、黑盒白盒测试以及性能测试多维度把控质量，各个环节紧密相扣，共同推动项目逐步完善。</w:t>
       </w:r>
     </w:p>
     <w:p>
       <w:pPr>
         <w:ind w:firstLine="480"/>
         <w:rPr>
-          <w:kern w:val="0"/>
-          <w:lang w:bidi="ar"/>
+          <w:rFonts w:hint="eastAsia"/>
         </w:rPr>
       </w:pPr>
       <w:r>
         <w:rPr>
           <w:rFonts w:hint="eastAsia"/>
         </w:rPr>
-        <w:t>本系统所采用的jeecgboot流程化开发框架便是公司项目所使用的框架，我也是花了相当长一段时间去熟悉这个框架以及在此基础上开发流程代码，由于在学校期间从未</w:t>
-      </w:r>
-      <w:r>
-        <w:rPr>
-          <w:rFonts w:hint="eastAsia"/>
-          <w:kern w:val="0"/>
-          <w:lang w:bidi="ar"/>
-        </w:rPr>
-        <w:t>接触过这种流程化开发，这对于我来说是一种新奇的体验。</w:t>
-      </w:r>
-    </w:p>
-    <w:p>
-      <w:pPr>
-        <w:ind w:firstLine="480"/>
-        <w:rPr>
-          <w:kern w:val="0"/>
-          <w:lang w:bidi="ar"/>
-        </w:rPr>
-      </w:pPr>
-      <w:r>
-        <w:rPr>
-          <w:rFonts w:hint="eastAsia"/>
-          <w:kern w:val="0"/>
-          <w:lang w:bidi="ar"/>
-        </w:rPr>
-        <w:t>但很可惜，由于平时开发大多只面相业务需求，我对于此代码的原生代码实现逻辑还是知之甚少，希望在往后的学习过程中能够加以深入了解。</w:t>
-      </w:r>
-    </w:p>
-    <w:p>
-      <w:pPr>
-        <w:ind w:firstLine="480"/>
-        <w:rPr>
-          <w:kern w:val="0"/>
-          <w:lang w:bidi="ar"/>
-        </w:rPr>
-      </w:pPr>
-      <w:r>
-        <w:rPr>
-          <w:rFonts w:hint="eastAsia"/>
-          <w:kern w:val="0"/>
-          <w:lang w:bidi="ar"/>
-        </w:rPr>
-        <w:t>通过本次研究，我也深刻理解到学习和实践相结合的重要意义。纸上得来终觉浅，绝知此事要躬行，无论在学校学习了多少知识，真正在企业化开发的生产实践中想要将之落实却并非是一件容易之事。</w:t>
+        <w:t>功能测试凭借精心设计的用例，对用户注册登录、好友管理、消息收发等核心功能逐一核验，确保了用户操作的流畅性与功能实现的准确性。黑盒测试从用户视角出发，不探究内部逻辑，以等价类划分、边界值分析等方法，验证系统在不同输入输出场景下的表现；白盒测试则深入代码内部，通过语句覆盖、判定覆盖等手段，排查逻辑结构与代码实现中的潜在问题，二者相辅相成，全方位保障了软件质量。性能测试则通过响应时间、吞吐量、并发用户数及资源利用率等关键指标，模拟正常与峰值负载场景，精准定位性能瓶颈，为系统优化提供有力支撑。</w:t>
       </w:r>
     </w:p>
     <w:p>
@@ -20591,16 +20662,8 @@
       <w:r>
         <w:rPr>
           <w:rFonts w:hint="eastAsia"/>
-          <w:kern w:val="0"/>
-          <w:lang w:bidi="ar"/>
-        </w:rPr>
-        <w:t>虽然毕业论文的撰写告一段落，我也</w:t>
-      </w:r>
-      <w:r>
-        <w:rPr>
-          <w:rFonts w:hint="eastAsia"/>
-        </w:rPr>
-        <w:t>将离开这个曾经承载我喜怒哀乐的校园，但是我知道，这只是往后人生道路上的一个新起点。未来的路还很长，我将继续努力学习和探索，为实现自己的梦想和目标不懈奋斗，为社会的发展和进步做出自己的贡献。</w:t>
+        </w:rPr>
+        <w:t>随着测试与优化工作的不断推进，该即时通讯项目已具备了一定的实用性与稳定性。然而，技术发展日新月异，即时通讯领域的用户需求也在持续演变。未来，我们将持续关注前沿技术，对项目进行迭代升级，进一步提升系统性能、拓展功能特性，致力于为用户打造更加高效、便捷且安全的即时通讯体验，使其在激烈的市场竞争中保持优势，为即时通讯技术的发展贡献一份力量 。</w:t>
       </w:r>
       <w:r>
         <w:rPr>
@@ -20642,14 +20705,14 @@
         <w:ind w:firstLine="0" w:firstLineChars="0"/>
         <w:jc w:val="left"/>
         <w:rPr>
-          <w:rFonts w:ascii="宋体" w:hAnsi="宋体" w:cs="宋体"/>
+          <w:rFonts w:hint="eastAsia" w:ascii="宋体" w:hAnsi="宋体" w:cs="宋体"/>
         </w:rPr>
       </w:pPr>
       <w:r>
         <w:rPr>
           <w:rFonts w:hint="eastAsia" w:ascii="宋体" w:hAnsi="宋体" w:cs="宋体"/>
         </w:rPr>
-        <w:t>[1]俞婷婷. 银行业务数字化转型路径及效果分析[D].河北金融学院,2022.DOI:10.27837/d.cnki.ghbjr.2022.000080.</w:t>
+        <w:t>[1]陆志浩. 企业级即时通讯APP及系统设计与实现[J]. 公安部第一研究所,2023.</w:t>
       </w:r>
     </w:p>
     <w:p>
@@ -20657,14 +20720,14 @@
         <w:ind w:firstLine="0" w:firstLineChars="0"/>
         <w:jc w:val="left"/>
         <w:rPr>
-          <w:rFonts w:ascii="宋体" w:hAnsi="宋体" w:cs="宋体"/>
+          <w:rFonts w:hint="eastAsia" w:ascii="宋体" w:hAnsi="宋体" w:cs="宋体"/>
         </w:rPr>
       </w:pPr>
       <w:r>
         <w:rPr>
           <w:rFonts w:hint="eastAsia" w:ascii="宋体" w:hAnsi="宋体" w:cs="宋体"/>
         </w:rPr>
-        <w:t>[2]周昱翱. 基于微服务架构的银行业务批处理系统的设计与实现[D].西安电子科技大学,2021.DOI:10.27389/d.cnki.gxadu.2021.001771.</w:t>
+        <w:t>[2]李根. 面向电商平台的即时通讯系统设计与实现[D]. 西安电子科技大学, 2023.</w:t>
       </w:r>
     </w:p>
     <w:p>
@@ -20672,14 +20735,14 @@
         <w:ind w:firstLine="0" w:firstLineChars="0"/>
         <w:jc w:val="left"/>
         <w:rPr>
-          <w:rFonts w:ascii="宋体" w:hAnsi="宋体" w:cs="宋体"/>
+          <w:rFonts w:hint="eastAsia" w:ascii="宋体" w:hAnsi="宋体" w:cs="宋体"/>
         </w:rPr>
       </w:pPr>
       <w:r>
         <w:rPr>
           <w:rFonts w:hint="eastAsia" w:ascii="宋体" w:hAnsi="宋体" w:cs="宋体"/>
         </w:rPr>
-        <w:t>[3]朱泽宇. 电子银行业务管理系统的设计与实现[D].大连理工大学,2019.DOI:10.26991/d.cnki.gdllu.2019.004044.</w:t>
+        <w:t>[3]方杰. 基于Linphone的云通信即时通讯软件设计与实现[D]. 北京邮电大学, 2022</w:t>
       </w:r>
     </w:p>
     <w:p>
@@ -20687,14 +20750,14 @@
         <w:ind w:firstLine="0" w:firstLineChars="0"/>
         <w:jc w:val="left"/>
         <w:rPr>
-          <w:rFonts w:ascii="宋体" w:hAnsi="宋体" w:cs="宋体"/>
+          <w:rFonts w:hint="eastAsia" w:ascii="宋体" w:hAnsi="宋体" w:cs="宋体"/>
         </w:rPr>
       </w:pPr>
       <w:r>
         <w:rPr>
           <w:rFonts w:hint="eastAsia" w:ascii="宋体" w:hAnsi="宋体" w:cs="宋体"/>
         </w:rPr>
-        <w:t>[4]郑毅,李明江,闫宾. 基于J2EE代码生成器的软件开发框架的研究及应用[C]//.中国计算机用户协会网络应用分会2017年第二十一届网络新技术与应用年会论文集.,2017:218-221.</w:t>
+        <w:t>[4]黎雨婷. 基于Tor的即时通讯前端子系统的研究与实现[J]. 北京邮电大学, 2022.</w:t>
       </w:r>
     </w:p>
     <w:p>
@@ -20702,14 +20765,14 @@
         <w:ind w:firstLine="0" w:firstLineChars="0"/>
         <w:jc w:val="left"/>
         <w:rPr>
-          <w:rFonts w:ascii="宋体" w:hAnsi="宋体" w:cs="宋体"/>
+          <w:rFonts w:hint="eastAsia" w:ascii="宋体" w:hAnsi="宋体" w:cs="宋体"/>
         </w:rPr>
       </w:pPr>
       <w:r>
         <w:rPr>
           <w:rFonts w:hint="eastAsia" w:ascii="宋体" w:hAnsi="宋体" w:cs="宋体"/>
         </w:rPr>
-        <w:t>[5]陈蓉蓉.中小银行金融市场业务之数字化转型路径探索[J].中国货币市场,2022(11):6-11.</w:t>
+        <w:t>[5]律方成. 基于Tor的并行传输即时通讯系统的研究与实现[J]. 北京邮电大学,2022.</w:t>
       </w:r>
     </w:p>
     <w:p>
@@ -20717,14 +20780,14 @@
         <w:ind w:firstLine="0" w:firstLineChars="0"/>
         <w:jc w:val="left"/>
         <w:rPr>
-          <w:rFonts w:ascii="宋体" w:hAnsi="宋体" w:cs="宋体"/>
+          <w:rFonts w:hint="eastAsia" w:ascii="宋体" w:hAnsi="宋体" w:cs="宋体"/>
         </w:rPr>
       </w:pPr>
       <w:r>
         <w:rPr>
           <w:rFonts w:hint="eastAsia" w:ascii="宋体" w:hAnsi="宋体" w:cs="宋体"/>
         </w:rPr>
-        <w:t>[6]王文志. 霍学文：以数字化赋能现代金融[N]. 经济参考报,2022-11-25(008).</w:t>
+        <w:t>[6]薛飞跃. 万人群即时通讯系统关键技术的设计与实现[J]. 北京交通大学, 2022.</w:t>
       </w:r>
     </w:p>
     <w:p>
@@ -20732,14 +20795,14 @@
         <w:ind w:firstLine="0" w:firstLineChars="0"/>
         <w:jc w:val="left"/>
         <w:rPr>
-          <w:rFonts w:ascii="宋体" w:hAnsi="宋体" w:cs="宋体"/>
+          <w:rFonts w:hint="eastAsia" w:ascii="宋体" w:hAnsi="宋体" w:cs="宋体"/>
         </w:rPr>
       </w:pPr>
       <w:r>
         <w:rPr>
           <w:rFonts w:hint="eastAsia" w:ascii="宋体" w:hAnsi="宋体" w:cs="宋体"/>
         </w:rPr>
-        <w:t>[7]赵萌. 数字化转型已成为银行服务实体经济重要抓手[N]. 金融时报,2022-11-07(007).DOI:10.28460/n.cnki.njrsb.2022.006263.</w:t>
+        <w:t>[7]柯有兴. 分布式即时通讯系统的设计与实现[D].华中科技大学 , 2020.</w:t>
       </w:r>
     </w:p>
     <w:p>
@@ -20747,14 +20810,14 @@
         <w:ind w:firstLine="0" w:firstLineChars="0"/>
         <w:jc w:val="left"/>
         <w:rPr>
-          <w:rFonts w:ascii="宋体" w:hAnsi="宋体" w:cs="宋体"/>
+          <w:rFonts w:hint="eastAsia" w:ascii="宋体" w:hAnsi="宋体" w:cs="宋体"/>
         </w:rPr>
       </w:pPr>
       <w:r>
         <w:rPr>
           <w:rFonts w:hint="eastAsia" w:ascii="宋体" w:hAnsi="宋体" w:cs="宋体"/>
         </w:rPr>
-        <w:t>[8]郭健.银行理财产品管理系统的设计[J].数字通信世界,2022(06):61-63.</w:t>
+        <w:t>[8]万浩然. 一个多端消息系统的设计与实现[D]. 华中科技大学, 2022.</w:t>
       </w:r>
     </w:p>
     <w:p>
@@ -20762,15 +20825,17 @@
         <w:ind w:firstLine="0" w:firstLineChars="0"/>
         <w:jc w:val="left"/>
         <w:rPr>
-          <w:rFonts w:ascii="宋体" w:hAnsi="宋体" w:cs="宋体"/>
+          <w:rFonts w:hint="eastAsia" w:ascii="宋体" w:hAnsi="宋体" w:cs="宋体"/>
         </w:rPr>
       </w:pPr>
       <w:r>
         <w:rPr>
           <w:rFonts w:hint="eastAsia" w:ascii="宋体" w:hAnsi="宋体" w:cs="宋体"/>
         </w:rPr>
-        <w:t>[9]闫佳佳 ,石丹.“后疫情时代”，银行数字化转型何去何从?[J].商学院,2022(07):55-57.</w:t>
-      </w:r>
+        <w:t>[9]赵志强、于瑞媛, 视频会议系统与即时通讯的综合应用研究[J]. 电子技术与软件工程, 2021.</w:t>
+      </w:r>
+      <w:bookmarkStart w:id="155" w:name="_GoBack"/>
+      <w:bookmarkEnd w:id="155"/>
     </w:p>
     <w:p>
       <w:pPr>
@@ -20784,37 +20849,19 @@
         <w:rPr>
           <w:rFonts w:hint="eastAsia" w:ascii="宋体" w:hAnsi="宋体" w:cs="宋体"/>
         </w:rPr>
-        <w:t>[10]赵东,王铮.一种基于大数据技术的银行智能运维系统设计[J].软件,2022,43(07):1-3+52.</w:t>
-      </w:r>
-    </w:p>
-    <w:p>
-      <w:pPr>
-        <w:ind w:firstLine="0" w:firstLineChars="0"/>
-        <w:jc w:val="left"/>
-        <w:rPr>
-          <w:rFonts w:ascii="宋体" w:hAnsi="宋体" w:cs="宋体"/>
-        </w:rPr>
-      </w:pPr>
+        <w:t>[10]</w:t>
+      </w:r>
       <w:r>
         <w:rPr>
           <w:rFonts w:hint="eastAsia" w:ascii="宋体" w:hAnsi="宋体" w:cs="宋体"/>
         </w:rPr>
-        <w:t>[11]Psannis Konstantinos,Mehla Rajan,Mamta. Multi-Authority Fine-Grained Data Sharing and Search Scheme for Cloud Banking Systems[J]. International Journal of Software Science and Computational Intelligence (IJSSCI),2022,14(1).</w:t>
-      </w:r>
-    </w:p>
-    <w:p>
-      <w:pPr>
-        <w:ind w:firstLine="0" w:firstLineChars="0"/>
-        <w:jc w:val="left"/>
-        <w:rPr>
-          <w:rFonts w:ascii="宋体" w:hAnsi="宋体" w:cs="宋体"/>
-        </w:rPr>
-      </w:pPr>
+        <w:tab/>
+      </w:r>
       <w:r>
         <w:rPr>
           <w:rFonts w:hint="eastAsia" w:ascii="宋体" w:hAnsi="宋体" w:cs="宋体"/>
         </w:rPr>
-        <w:t>[12]Banga Lavanya,Pillai Samaya. Impact of Behavioural Biometrics on Mobile Banking System[J]. Journal of Physics: Conference Series,2021,1964(6).</w:t>
+        <w:t>谭乾. 企业即时通讯平台建设的项目管理研究[J]. 广西大学. 2020</w:t>
       </w:r>
       <w:r>
         <w:rPr>

--- a/毕业论文/毕业论文.docx
+++ b/毕业论文/毕业论文.docx
@@ -158,14 +158,6 @@
         <w:gridCol w:w="2634"/>
       </w:tblGrid>
       <w:tr>
-        <w:tblPrEx>
-          <w:tblCellMar>
-            <w:top w:w="0" w:type="dxa"/>
-            <w:left w:w="108" w:type="dxa"/>
-            <w:bottom w:w="0" w:type="dxa"/>
-            <w:right w:w="108" w:type="dxa"/>
-          </w:tblCellMar>
-        </w:tblPrEx>
         <w:trPr>
           <w:trHeight w:val="873" w:hRule="atLeast"/>
           <w:jc w:val="center"/>
@@ -964,6 +956,8 @@
           <w:szCs w:val="30"/>
         </w:rPr>
       </w:pPr>
+      <w:bookmarkStart w:id="155" w:name="_GoBack"/>
+      <w:bookmarkEnd w:id="155"/>
       <w:r>
         <w:rPr>
           <w:rFonts w:hint="eastAsia"/>
@@ -3956,10 +3950,11 @@
             </w:tabs>
             <w:ind w:left="0" w:firstLine="400"/>
             <w:rPr>
-              <w:rFonts w:asciiTheme="majorEastAsia" w:hAnsiTheme="majorEastAsia" w:eastAsiaTheme="majorEastAsia" w:cstheme="minorBidi"/>
+              <w:rFonts w:hint="eastAsia" w:asciiTheme="majorEastAsia" w:hAnsiTheme="majorEastAsia" w:eastAsiaTheme="majorEastAsia" w:cstheme="minorBidi"/>
               <w:smallCaps w:val="0"/>
               <w:sz w:val="24"/>
               <w:szCs w:val="24"/>
+              <w:lang w:val="en-US" w:eastAsia="zh-CN"/>
               <w14:ligatures w14:val="standardContextual"/>
             </w:rPr>
           </w:pPr>
@@ -3991,35 +3986,12 @@
           </w:r>
           <w:r>
             <w:rPr>
-              <w:rFonts w:asciiTheme="majorEastAsia" w:hAnsiTheme="majorEastAsia" w:eastAsiaTheme="majorEastAsia"/>
-              <w:sz w:val="24"/>
-              <w:szCs w:val="24"/>
-            </w:rPr>
-            <w:fldChar w:fldCharType="begin"/>
-          </w:r>
-          <w:r>
-            <w:rPr>
-              <w:rFonts w:asciiTheme="majorEastAsia" w:hAnsiTheme="majorEastAsia" w:eastAsiaTheme="majorEastAsia"/>
-              <w:sz w:val="24"/>
-              <w:szCs w:val="24"/>
-            </w:rPr>
-            <w:instrText xml:space="preserve"> PAGEREF _Toc134820646 \h </w:instrText>
-          </w:r>
-          <w:r>
-            <w:rPr>
-              <w:rFonts w:asciiTheme="majorEastAsia" w:hAnsiTheme="majorEastAsia" w:eastAsiaTheme="majorEastAsia"/>
-              <w:sz w:val="24"/>
-              <w:szCs w:val="24"/>
-            </w:rPr>
-            <w:fldChar w:fldCharType="separate"/>
-          </w:r>
-          <w:r>
-            <w:rPr>
-              <w:rFonts w:asciiTheme="majorEastAsia" w:hAnsiTheme="majorEastAsia" w:eastAsiaTheme="majorEastAsia"/>
-              <w:sz w:val="24"/>
-              <w:szCs w:val="24"/>
-            </w:rPr>
-            <w:t>10</w:t>
+              <w:rFonts w:hint="eastAsia" w:asciiTheme="majorEastAsia" w:hAnsiTheme="majorEastAsia" w:eastAsiaTheme="majorEastAsia"/>
+              <w:sz w:val="24"/>
+              <w:szCs w:val="24"/>
+              <w:lang w:val="en-US" w:eastAsia="zh-CN"/>
+            </w:rPr>
+            <w:t>1</w:t>
           </w:r>
           <w:r>
             <w:rPr>
@@ -4031,11 +4003,12 @@
           </w:r>
           <w:r>
             <w:rPr>
-              <w:rFonts w:asciiTheme="majorEastAsia" w:hAnsiTheme="majorEastAsia" w:eastAsiaTheme="majorEastAsia"/>
-              <w:sz w:val="24"/>
-              <w:szCs w:val="24"/>
-            </w:rPr>
-            <w:fldChar w:fldCharType="end"/>
+              <w:rFonts w:hint="eastAsia" w:asciiTheme="majorEastAsia" w:hAnsiTheme="majorEastAsia" w:eastAsiaTheme="majorEastAsia"/>
+              <w:sz w:val="24"/>
+              <w:szCs w:val="24"/>
+              <w:lang w:val="en-US" w:eastAsia="zh-CN"/>
+            </w:rPr>
+            <w:t>2</w:t>
           </w:r>
         </w:p>
         <w:p>
@@ -4178,7 +4151,17 @@
               <w:sz w:val="24"/>
               <w:szCs w:val="24"/>
             </w:rPr>
-            <w:t>5.1 用户管理的设计与实现</w:t>
+            <w:t xml:space="preserve">5.1 </w:t>
+          </w:r>
+          <w:r>
+            <w:rPr>
+              <w:rStyle w:val="26"/>
+              <w:rFonts w:hint="eastAsia" w:asciiTheme="majorEastAsia" w:hAnsiTheme="majorEastAsia" w:eastAsiaTheme="majorEastAsia"/>
+              <w:sz w:val="24"/>
+              <w:szCs w:val="24"/>
+              <w:lang w:val="en-US" w:eastAsia="zh-CN"/>
+            </w:rPr>
+            <w:t>登录与注册</w:t>
           </w:r>
           <w:r>
             <w:rPr>
@@ -4214,11 +4197,12 @@
           </w:r>
           <w:r>
             <w:rPr>
-              <w:rFonts w:asciiTheme="majorEastAsia" w:hAnsiTheme="majorEastAsia" w:eastAsiaTheme="majorEastAsia"/>
-              <w:sz w:val="24"/>
-              <w:szCs w:val="24"/>
-            </w:rPr>
-            <w:t>18</w:t>
+              <w:rFonts w:hint="eastAsia" w:asciiTheme="majorEastAsia" w:hAnsiTheme="majorEastAsia" w:eastAsiaTheme="majorEastAsia"/>
+              <w:sz w:val="24"/>
+              <w:szCs w:val="24"/>
+              <w:lang w:val="en-US" w:eastAsia="zh-CN"/>
+            </w:rPr>
+            <w:t>15</w:t>
           </w:r>
           <w:r>
             <w:rPr>
@@ -4245,11 +4229,12 @@
             </w:tabs>
             <w:ind w:left="0" w:firstLine="400"/>
             <w:rPr>
-              <w:rFonts w:asciiTheme="majorEastAsia" w:hAnsiTheme="majorEastAsia" w:eastAsiaTheme="majorEastAsia" w:cstheme="minorBidi"/>
+              <w:rFonts w:hint="eastAsia" w:asciiTheme="majorEastAsia" w:hAnsiTheme="majorEastAsia" w:eastAsiaTheme="majorEastAsia" w:cstheme="minorBidi"/>
               <w:i w:val="0"/>
               <w:iCs w:val="0"/>
               <w:sz w:val="24"/>
               <w:szCs w:val="24"/>
+              <w:lang w:val="en-US" w:eastAsia="zh-CN"/>
               <w14:ligatures w14:val="standardContextual"/>
             </w:rPr>
           </w:pPr>
@@ -4271,17 +4256,19 @@
               <w:sz w:val="24"/>
               <w:szCs w:val="24"/>
             </w:rPr>
-            <w:t>5.1.1用户登陆</w:t>
-          </w:r>
-          <w:r>
-            <w:rPr>
-              <w:rFonts w:asciiTheme="majorEastAsia" w:hAnsiTheme="majorEastAsia" w:eastAsiaTheme="majorEastAsia"/>
+            <w:t>5.</w:t>
+          </w:r>
+          <w:r>
+            <w:rPr>
+              <w:rStyle w:val="26"/>
+              <w:rFonts w:hint="eastAsia" w:asciiTheme="majorEastAsia" w:hAnsiTheme="majorEastAsia" w:eastAsiaTheme="majorEastAsia"/>
               <w:i w:val="0"/>
               <w:iCs w:val="0"/>
               <w:sz w:val="24"/>
               <w:szCs w:val="24"/>
-            </w:rPr>
-            <w:tab/>
+              <w:lang w:val="en-US" w:eastAsia="zh-CN"/>
+            </w:rPr>
+            <w:t>2联系人管理</w:t>
           </w:r>
           <w:r>
             <w:rPr>
@@ -4291,17 +4278,18 @@
               <w:sz w:val="24"/>
               <w:szCs w:val="24"/>
             </w:rPr>
-            <w:fldChar w:fldCharType="begin"/>
-          </w:r>
-          <w:r>
-            <w:rPr>
-              <w:rFonts w:asciiTheme="majorEastAsia" w:hAnsiTheme="majorEastAsia" w:eastAsiaTheme="majorEastAsia"/>
+            <w:tab/>
+          </w:r>
+          <w:r>
+            <w:rPr>
+              <w:rFonts w:hint="eastAsia" w:asciiTheme="majorEastAsia" w:hAnsiTheme="majorEastAsia" w:eastAsiaTheme="majorEastAsia"/>
               <w:i w:val="0"/>
               <w:iCs w:val="0"/>
               <w:sz w:val="24"/>
               <w:szCs w:val="24"/>
-            </w:rPr>
-            <w:instrText xml:space="preserve"> PAGEREF _Toc134820649 \h </w:instrText>
+              <w:lang w:val="en-US" w:eastAsia="zh-CN"/>
+            </w:rPr>
+            <w:t>1</w:t>
           </w:r>
           <w:r>
             <w:rPr>
@@ -4311,37 +4299,18 @@
               <w:sz w:val="24"/>
               <w:szCs w:val="24"/>
             </w:rPr>
-            <w:fldChar w:fldCharType="separate"/>
-          </w:r>
-          <w:r>
-            <w:rPr>
-              <w:rFonts w:asciiTheme="majorEastAsia" w:hAnsiTheme="majorEastAsia" w:eastAsiaTheme="majorEastAsia"/>
+            <w:fldChar w:fldCharType="end"/>
+          </w:r>
+          <w:r>
+            <w:rPr>
+              <w:rFonts w:hint="eastAsia" w:asciiTheme="majorEastAsia" w:hAnsiTheme="majorEastAsia" w:eastAsiaTheme="majorEastAsia"/>
               <w:i w:val="0"/>
               <w:iCs w:val="0"/>
               <w:sz w:val="24"/>
               <w:szCs w:val="24"/>
-            </w:rPr>
-            <w:t>18</w:t>
-          </w:r>
-          <w:r>
-            <w:rPr>
-              <w:rFonts w:asciiTheme="majorEastAsia" w:hAnsiTheme="majorEastAsia" w:eastAsiaTheme="majorEastAsia"/>
-              <w:i w:val="0"/>
-              <w:iCs w:val="0"/>
-              <w:sz w:val="24"/>
-              <w:szCs w:val="24"/>
-            </w:rPr>
-            <w:fldChar w:fldCharType="end"/>
-          </w:r>
-          <w:r>
-            <w:rPr>
-              <w:rFonts w:asciiTheme="majorEastAsia" w:hAnsiTheme="majorEastAsia" w:eastAsiaTheme="majorEastAsia"/>
-              <w:i w:val="0"/>
-              <w:iCs w:val="0"/>
-              <w:sz w:val="24"/>
-              <w:szCs w:val="24"/>
-            </w:rPr>
-            <w:fldChar w:fldCharType="end"/>
+              <w:lang w:val="en-US" w:eastAsia="zh-CN"/>
+            </w:rPr>
+            <w:t>6</w:t>
           </w:r>
         </w:p>
         <w:p>
@@ -4378,7 +4347,19 @@
               <w:sz w:val="24"/>
               <w:szCs w:val="24"/>
             </w:rPr>
-            <w:t>5.1.2用户创建</w:t>
+            <w:t>5.</w:t>
+          </w:r>
+          <w:r>
+            <w:rPr>
+              <w:rStyle w:val="26"/>
+              <w:rFonts w:hint="eastAsia" w:asciiTheme="majorEastAsia" w:hAnsiTheme="majorEastAsia" w:eastAsiaTheme="majorEastAsia"/>
+              <w:i w:val="0"/>
+              <w:iCs w:val="0"/>
+              <w:sz w:val="24"/>
+              <w:szCs w:val="24"/>
+              <w:lang w:val="en-US" w:eastAsia="zh-CN"/>
+            </w:rPr>
+            <w:t>3 聊天功能（单聊和群聊）</w:t>
           </w:r>
           <w:r>
             <w:rPr>
@@ -4460,96 +4441,6 @@
             <w:ind w:left="0" w:firstLine="400"/>
             <w:rPr>
               <w:rFonts w:asciiTheme="majorEastAsia" w:hAnsiTheme="majorEastAsia" w:eastAsiaTheme="majorEastAsia" w:cstheme="minorBidi"/>
-              <w:smallCaps w:val="0"/>
-              <w:sz w:val="24"/>
-              <w:szCs w:val="24"/>
-              <w14:ligatures w14:val="standardContextual"/>
-            </w:rPr>
-          </w:pPr>
-          <w:r>
-            <w:fldChar w:fldCharType="begin"/>
-          </w:r>
-          <w:r>
-            <w:instrText xml:space="preserve"> HYPERLINK \l "_Toc134820651" </w:instrText>
-          </w:r>
-          <w:r>
-            <w:fldChar w:fldCharType="separate"/>
-          </w:r>
-          <w:r>
-            <w:rPr>
-              <w:rStyle w:val="26"/>
-              <w:rFonts w:asciiTheme="majorEastAsia" w:hAnsiTheme="majorEastAsia" w:eastAsiaTheme="majorEastAsia"/>
-              <w:sz w:val="24"/>
-              <w:szCs w:val="24"/>
-            </w:rPr>
-            <w:t>5.2 部门和角色管理的设计与实现</w:t>
-          </w:r>
-          <w:r>
-            <w:rPr>
-              <w:rFonts w:asciiTheme="majorEastAsia" w:hAnsiTheme="majorEastAsia" w:eastAsiaTheme="majorEastAsia"/>
-              <w:sz w:val="24"/>
-              <w:szCs w:val="24"/>
-            </w:rPr>
-            <w:tab/>
-          </w:r>
-          <w:r>
-            <w:rPr>
-              <w:rFonts w:asciiTheme="majorEastAsia" w:hAnsiTheme="majorEastAsia" w:eastAsiaTheme="majorEastAsia"/>
-              <w:sz w:val="24"/>
-              <w:szCs w:val="24"/>
-            </w:rPr>
-            <w:fldChar w:fldCharType="begin"/>
-          </w:r>
-          <w:r>
-            <w:rPr>
-              <w:rFonts w:asciiTheme="majorEastAsia" w:hAnsiTheme="majorEastAsia" w:eastAsiaTheme="majorEastAsia"/>
-              <w:sz w:val="24"/>
-              <w:szCs w:val="24"/>
-            </w:rPr>
-            <w:instrText xml:space="preserve"> PAGEREF _Toc134820651 \h </w:instrText>
-          </w:r>
-          <w:r>
-            <w:rPr>
-              <w:rFonts w:asciiTheme="majorEastAsia" w:hAnsiTheme="majorEastAsia" w:eastAsiaTheme="majorEastAsia"/>
-              <w:sz w:val="24"/>
-              <w:szCs w:val="24"/>
-            </w:rPr>
-            <w:fldChar w:fldCharType="separate"/>
-          </w:r>
-          <w:r>
-            <w:rPr>
-              <w:rFonts w:asciiTheme="majorEastAsia" w:hAnsiTheme="majorEastAsia" w:eastAsiaTheme="majorEastAsia"/>
-              <w:sz w:val="24"/>
-              <w:szCs w:val="24"/>
-            </w:rPr>
-            <w:t>21</w:t>
-          </w:r>
-          <w:r>
-            <w:rPr>
-              <w:rFonts w:asciiTheme="majorEastAsia" w:hAnsiTheme="majorEastAsia" w:eastAsiaTheme="majorEastAsia"/>
-              <w:sz w:val="24"/>
-              <w:szCs w:val="24"/>
-            </w:rPr>
-            <w:fldChar w:fldCharType="end"/>
-          </w:r>
-          <w:r>
-            <w:rPr>
-              <w:rFonts w:asciiTheme="majorEastAsia" w:hAnsiTheme="majorEastAsia" w:eastAsiaTheme="majorEastAsia"/>
-              <w:sz w:val="24"/>
-              <w:szCs w:val="24"/>
-            </w:rPr>
-            <w:fldChar w:fldCharType="end"/>
-          </w:r>
-        </w:p>
-        <w:p>
-          <w:pPr>
-            <w:pStyle w:val="10"/>
-            <w:tabs>
-              <w:tab w:val="right" w:leader="dot" w:pos="9060"/>
-            </w:tabs>
-            <w:ind w:left="0" w:firstLine="400"/>
-            <w:rPr>
-              <w:rFonts w:asciiTheme="majorEastAsia" w:hAnsiTheme="majorEastAsia" w:eastAsiaTheme="majorEastAsia" w:cstheme="minorBidi"/>
               <w:i w:val="0"/>
               <w:iCs w:val="0"/>
               <w:sz w:val="24"/>
@@ -4561,7 +4452,7 @@
             <w:fldChar w:fldCharType="begin"/>
           </w:r>
           <w:r>
-            <w:instrText xml:space="preserve"> HYPERLINK \l "_Toc134820652" </w:instrText>
+            <w:instrText xml:space="preserve"> HYPERLINK \l "_Toc134820651" </w:instrText>
           </w:r>
           <w:r>
             <w:fldChar w:fldCharType="separate"/>
@@ -4570,18 +4461,24 @@
             <w:rPr>
               <w:rStyle w:val="26"/>
               <w:rFonts w:asciiTheme="majorEastAsia" w:hAnsiTheme="majorEastAsia" w:eastAsiaTheme="majorEastAsia"/>
-              <w:i w:val="0"/>
-              <w:iCs w:val="0"/>
-              <w:sz w:val="24"/>
-              <w:szCs w:val="24"/>
-            </w:rPr>
-            <w:t>5.2.1部门和角色管理</w:t>
-          </w:r>
-          <w:r>
-            <w:rPr>
-              <w:rFonts w:asciiTheme="majorEastAsia" w:hAnsiTheme="majorEastAsia" w:eastAsiaTheme="majorEastAsia"/>
-              <w:i w:val="0"/>
-              <w:iCs w:val="0"/>
+              <w:sz w:val="24"/>
+              <w:szCs w:val="24"/>
+            </w:rPr>
+            <w:t>5.</w:t>
+          </w:r>
+          <w:r>
+            <w:rPr>
+              <w:rStyle w:val="26"/>
+              <w:rFonts w:hint="eastAsia" w:asciiTheme="majorEastAsia" w:hAnsiTheme="majorEastAsia" w:eastAsiaTheme="majorEastAsia"/>
+              <w:sz w:val="24"/>
+              <w:szCs w:val="24"/>
+              <w:lang w:val="en-US" w:eastAsia="zh-CN"/>
+            </w:rPr>
+            <w:t>4 朋友圈</w:t>
+          </w:r>
+          <w:r>
+            <w:rPr>
+              <w:rFonts w:asciiTheme="majorEastAsia" w:hAnsiTheme="majorEastAsia" w:eastAsiaTheme="majorEastAsia"/>
               <w:sz w:val="24"/>
               <w:szCs w:val="24"/>
             </w:rPr>
@@ -4590,8 +4487,6 @@
           <w:r>
             <w:rPr>
               <w:rFonts w:asciiTheme="majorEastAsia" w:hAnsiTheme="majorEastAsia" w:eastAsiaTheme="majorEastAsia"/>
-              <w:i w:val="0"/>
-              <w:iCs w:val="0"/>
               <w:sz w:val="24"/>
               <w:szCs w:val="24"/>
             </w:rPr>
@@ -4600,18 +4495,14 @@
           <w:r>
             <w:rPr>
               <w:rFonts w:asciiTheme="majorEastAsia" w:hAnsiTheme="majorEastAsia" w:eastAsiaTheme="majorEastAsia"/>
-              <w:i w:val="0"/>
-              <w:iCs w:val="0"/>
-              <w:sz w:val="24"/>
-              <w:szCs w:val="24"/>
-            </w:rPr>
-            <w:instrText xml:space="preserve"> PAGEREF _Toc134820652 \h </w:instrText>
-          </w:r>
-          <w:r>
-            <w:rPr>
-              <w:rFonts w:asciiTheme="majorEastAsia" w:hAnsiTheme="majorEastAsia" w:eastAsiaTheme="majorEastAsia"/>
-              <w:i w:val="0"/>
-              <w:iCs w:val="0"/>
+              <w:sz w:val="24"/>
+              <w:szCs w:val="24"/>
+            </w:rPr>
+            <w:instrText xml:space="preserve"> PAGEREF _Toc134820651 \h </w:instrText>
+          </w:r>
+          <w:r>
+            <w:rPr>
+              <w:rFonts w:asciiTheme="majorEastAsia" w:hAnsiTheme="majorEastAsia" w:eastAsiaTheme="majorEastAsia"/>
               <w:sz w:val="24"/>
               <w:szCs w:val="24"/>
             </w:rPr>
@@ -4620,8 +4511,6 @@
           <w:r>
             <w:rPr>
               <w:rFonts w:asciiTheme="majorEastAsia" w:hAnsiTheme="majorEastAsia" w:eastAsiaTheme="majorEastAsia"/>
-              <w:i w:val="0"/>
-              <w:iCs w:val="0"/>
               <w:sz w:val="24"/>
               <w:szCs w:val="24"/>
             </w:rPr>
@@ -4630,8 +4519,6 @@
           <w:r>
             <w:rPr>
               <w:rFonts w:asciiTheme="majorEastAsia" w:hAnsiTheme="majorEastAsia" w:eastAsiaTheme="majorEastAsia"/>
-              <w:i w:val="0"/>
-              <w:iCs w:val="0"/>
               <w:sz w:val="24"/>
               <w:szCs w:val="24"/>
             </w:rPr>
@@ -4640,616 +4527,6 @@
           <w:r>
             <w:rPr>
               <w:rFonts w:asciiTheme="majorEastAsia" w:hAnsiTheme="majorEastAsia" w:eastAsiaTheme="majorEastAsia"/>
-              <w:i w:val="0"/>
-              <w:iCs w:val="0"/>
-              <w:sz w:val="24"/>
-              <w:szCs w:val="24"/>
-            </w:rPr>
-            <w:fldChar w:fldCharType="end"/>
-          </w:r>
-        </w:p>
-        <w:p>
-          <w:pPr>
-            <w:pStyle w:val="10"/>
-            <w:tabs>
-              <w:tab w:val="right" w:leader="dot" w:pos="9060"/>
-            </w:tabs>
-            <w:ind w:left="0" w:firstLine="400"/>
-            <w:rPr>
-              <w:rFonts w:asciiTheme="majorEastAsia" w:hAnsiTheme="majorEastAsia" w:eastAsiaTheme="majorEastAsia" w:cstheme="minorBidi"/>
-              <w:i w:val="0"/>
-              <w:iCs w:val="0"/>
-              <w:sz w:val="24"/>
-              <w:szCs w:val="24"/>
-              <w14:ligatures w14:val="standardContextual"/>
-            </w:rPr>
-          </w:pPr>
-          <w:r>
-            <w:fldChar w:fldCharType="begin"/>
-          </w:r>
-          <w:r>
-            <w:instrText xml:space="preserve"> HYPERLINK \l "_Toc134820653" </w:instrText>
-          </w:r>
-          <w:r>
-            <w:fldChar w:fldCharType="separate"/>
-          </w:r>
-          <w:r>
-            <w:rPr>
-              <w:rStyle w:val="26"/>
-              <w:rFonts w:asciiTheme="majorEastAsia" w:hAnsiTheme="majorEastAsia" w:eastAsiaTheme="majorEastAsia"/>
-              <w:i w:val="0"/>
-              <w:iCs w:val="0"/>
-              <w:sz w:val="24"/>
-              <w:szCs w:val="24"/>
-            </w:rPr>
-            <w:t>5.2.2角色的权限管理</w:t>
-          </w:r>
-          <w:r>
-            <w:rPr>
-              <w:rFonts w:asciiTheme="majorEastAsia" w:hAnsiTheme="majorEastAsia" w:eastAsiaTheme="majorEastAsia"/>
-              <w:i w:val="0"/>
-              <w:iCs w:val="0"/>
-              <w:sz w:val="24"/>
-              <w:szCs w:val="24"/>
-            </w:rPr>
-            <w:tab/>
-          </w:r>
-          <w:r>
-            <w:rPr>
-              <w:rFonts w:asciiTheme="majorEastAsia" w:hAnsiTheme="majorEastAsia" w:eastAsiaTheme="majorEastAsia"/>
-              <w:i w:val="0"/>
-              <w:iCs w:val="0"/>
-              <w:sz w:val="24"/>
-              <w:szCs w:val="24"/>
-            </w:rPr>
-            <w:fldChar w:fldCharType="begin"/>
-          </w:r>
-          <w:r>
-            <w:rPr>
-              <w:rFonts w:asciiTheme="majorEastAsia" w:hAnsiTheme="majorEastAsia" w:eastAsiaTheme="majorEastAsia"/>
-              <w:i w:val="0"/>
-              <w:iCs w:val="0"/>
-              <w:sz w:val="24"/>
-              <w:szCs w:val="24"/>
-            </w:rPr>
-            <w:instrText xml:space="preserve"> PAGEREF _Toc134820653 \h </w:instrText>
-          </w:r>
-          <w:r>
-            <w:rPr>
-              <w:rFonts w:asciiTheme="majorEastAsia" w:hAnsiTheme="majorEastAsia" w:eastAsiaTheme="majorEastAsia"/>
-              <w:i w:val="0"/>
-              <w:iCs w:val="0"/>
-              <w:sz w:val="24"/>
-              <w:szCs w:val="24"/>
-            </w:rPr>
-            <w:fldChar w:fldCharType="separate"/>
-          </w:r>
-          <w:r>
-            <w:rPr>
-              <w:rFonts w:asciiTheme="majorEastAsia" w:hAnsiTheme="majorEastAsia" w:eastAsiaTheme="majorEastAsia"/>
-              <w:i w:val="0"/>
-              <w:iCs w:val="0"/>
-              <w:sz w:val="24"/>
-              <w:szCs w:val="24"/>
-            </w:rPr>
-            <w:t>22</w:t>
-          </w:r>
-          <w:r>
-            <w:rPr>
-              <w:rFonts w:asciiTheme="majorEastAsia" w:hAnsiTheme="majorEastAsia" w:eastAsiaTheme="majorEastAsia"/>
-              <w:i w:val="0"/>
-              <w:iCs w:val="0"/>
-              <w:sz w:val="24"/>
-              <w:szCs w:val="24"/>
-            </w:rPr>
-            <w:fldChar w:fldCharType="end"/>
-          </w:r>
-          <w:r>
-            <w:rPr>
-              <w:rFonts w:asciiTheme="majorEastAsia" w:hAnsiTheme="majorEastAsia" w:eastAsiaTheme="majorEastAsia"/>
-              <w:i w:val="0"/>
-              <w:iCs w:val="0"/>
-              <w:sz w:val="24"/>
-              <w:szCs w:val="24"/>
-            </w:rPr>
-            <w:fldChar w:fldCharType="end"/>
-          </w:r>
-        </w:p>
-        <w:p>
-          <w:pPr>
-            <w:pStyle w:val="19"/>
-            <w:tabs>
-              <w:tab w:val="right" w:leader="dot" w:pos="9060"/>
-            </w:tabs>
-            <w:ind w:left="0" w:firstLine="400"/>
-            <w:rPr>
-              <w:rFonts w:asciiTheme="majorEastAsia" w:hAnsiTheme="majorEastAsia" w:eastAsiaTheme="majorEastAsia" w:cstheme="minorBidi"/>
-              <w:smallCaps w:val="0"/>
-              <w:sz w:val="24"/>
-              <w:szCs w:val="24"/>
-              <w14:ligatures w14:val="standardContextual"/>
-            </w:rPr>
-          </w:pPr>
-          <w:r>
-            <w:fldChar w:fldCharType="begin"/>
-          </w:r>
-          <w:r>
-            <w:instrText xml:space="preserve"> HYPERLINK \l "_Toc134820654" </w:instrText>
-          </w:r>
-          <w:r>
-            <w:fldChar w:fldCharType="separate"/>
-          </w:r>
-          <w:r>
-            <w:rPr>
-              <w:rStyle w:val="26"/>
-              <w:rFonts w:asciiTheme="majorEastAsia" w:hAnsiTheme="majorEastAsia" w:eastAsiaTheme="majorEastAsia"/>
-              <w:sz w:val="24"/>
-              <w:szCs w:val="24"/>
-            </w:rPr>
-            <w:t>5.3 项目和客户管理的设计与实现</w:t>
-          </w:r>
-          <w:r>
-            <w:rPr>
-              <w:rFonts w:asciiTheme="majorEastAsia" w:hAnsiTheme="majorEastAsia" w:eastAsiaTheme="majorEastAsia"/>
-              <w:sz w:val="24"/>
-              <w:szCs w:val="24"/>
-            </w:rPr>
-            <w:tab/>
-          </w:r>
-          <w:r>
-            <w:rPr>
-              <w:rFonts w:asciiTheme="majorEastAsia" w:hAnsiTheme="majorEastAsia" w:eastAsiaTheme="majorEastAsia"/>
-              <w:sz w:val="24"/>
-              <w:szCs w:val="24"/>
-            </w:rPr>
-            <w:fldChar w:fldCharType="begin"/>
-          </w:r>
-          <w:r>
-            <w:rPr>
-              <w:rFonts w:asciiTheme="majorEastAsia" w:hAnsiTheme="majorEastAsia" w:eastAsiaTheme="majorEastAsia"/>
-              <w:sz w:val="24"/>
-              <w:szCs w:val="24"/>
-            </w:rPr>
-            <w:instrText xml:space="preserve"> PAGEREF _Toc134820654 \h </w:instrText>
-          </w:r>
-          <w:r>
-            <w:rPr>
-              <w:rFonts w:asciiTheme="majorEastAsia" w:hAnsiTheme="majorEastAsia" w:eastAsiaTheme="majorEastAsia"/>
-              <w:sz w:val="24"/>
-              <w:szCs w:val="24"/>
-            </w:rPr>
-            <w:fldChar w:fldCharType="separate"/>
-          </w:r>
-          <w:r>
-            <w:rPr>
-              <w:rFonts w:asciiTheme="majorEastAsia" w:hAnsiTheme="majorEastAsia" w:eastAsiaTheme="majorEastAsia"/>
-              <w:sz w:val="24"/>
-              <w:szCs w:val="24"/>
-            </w:rPr>
-            <w:t>24</w:t>
-          </w:r>
-          <w:r>
-            <w:rPr>
-              <w:rFonts w:asciiTheme="majorEastAsia" w:hAnsiTheme="majorEastAsia" w:eastAsiaTheme="majorEastAsia"/>
-              <w:sz w:val="24"/>
-              <w:szCs w:val="24"/>
-            </w:rPr>
-            <w:fldChar w:fldCharType="end"/>
-          </w:r>
-          <w:r>
-            <w:rPr>
-              <w:rFonts w:asciiTheme="majorEastAsia" w:hAnsiTheme="majorEastAsia" w:eastAsiaTheme="majorEastAsia"/>
-              <w:sz w:val="24"/>
-              <w:szCs w:val="24"/>
-            </w:rPr>
-            <w:fldChar w:fldCharType="end"/>
-          </w:r>
-        </w:p>
-        <w:p>
-          <w:pPr>
-            <w:pStyle w:val="19"/>
-            <w:tabs>
-              <w:tab w:val="right" w:leader="dot" w:pos="9060"/>
-            </w:tabs>
-            <w:ind w:left="0" w:firstLine="400"/>
-            <w:rPr>
-              <w:rFonts w:asciiTheme="majorEastAsia" w:hAnsiTheme="majorEastAsia" w:eastAsiaTheme="majorEastAsia" w:cstheme="minorBidi"/>
-              <w:smallCaps w:val="0"/>
-              <w:sz w:val="24"/>
-              <w:szCs w:val="24"/>
-              <w14:ligatures w14:val="standardContextual"/>
-            </w:rPr>
-          </w:pPr>
-          <w:r>
-            <w:fldChar w:fldCharType="begin"/>
-          </w:r>
-          <w:r>
-            <w:instrText xml:space="preserve"> HYPERLINK \l "_Toc134820655" </w:instrText>
-          </w:r>
-          <w:r>
-            <w:fldChar w:fldCharType="separate"/>
-          </w:r>
-          <w:r>
-            <w:rPr>
-              <w:rStyle w:val="26"/>
-              <w:rFonts w:asciiTheme="majorEastAsia" w:hAnsiTheme="majorEastAsia" w:eastAsiaTheme="majorEastAsia"/>
-              <w:sz w:val="24"/>
-              <w:szCs w:val="24"/>
-            </w:rPr>
-            <w:t>5.4 流程管理的设计与实现</w:t>
-          </w:r>
-          <w:r>
-            <w:rPr>
-              <w:rFonts w:asciiTheme="majorEastAsia" w:hAnsiTheme="majorEastAsia" w:eastAsiaTheme="majorEastAsia"/>
-              <w:sz w:val="24"/>
-              <w:szCs w:val="24"/>
-            </w:rPr>
-            <w:tab/>
-          </w:r>
-          <w:r>
-            <w:rPr>
-              <w:rFonts w:asciiTheme="majorEastAsia" w:hAnsiTheme="majorEastAsia" w:eastAsiaTheme="majorEastAsia"/>
-              <w:sz w:val="24"/>
-              <w:szCs w:val="24"/>
-            </w:rPr>
-            <w:fldChar w:fldCharType="begin"/>
-          </w:r>
-          <w:r>
-            <w:rPr>
-              <w:rFonts w:asciiTheme="majorEastAsia" w:hAnsiTheme="majorEastAsia" w:eastAsiaTheme="majorEastAsia"/>
-              <w:sz w:val="24"/>
-              <w:szCs w:val="24"/>
-            </w:rPr>
-            <w:instrText xml:space="preserve"> PAGEREF _Toc134820655 \h </w:instrText>
-          </w:r>
-          <w:r>
-            <w:rPr>
-              <w:rFonts w:asciiTheme="majorEastAsia" w:hAnsiTheme="majorEastAsia" w:eastAsiaTheme="majorEastAsia"/>
-              <w:sz w:val="24"/>
-              <w:szCs w:val="24"/>
-            </w:rPr>
-            <w:fldChar w:fldCharType="separate"/>
-          </w:r>
-          <w:r>
-            <w:rPr>
-              <w:rFonts w:asciiTheme="majorEastAsia" w:hAnsiTheme="majorEastAsia" w:eastAsiaTheme="majorEastAsia"/>
-              <w:sz w:val="24"/>
-              <w:szCs w:val="24"/>
-            </w:rPr>
-            <w:t>27</w:t>
-          </w:r>
-          <w:r>
-            <w:rPr>
-              <w:rFonts w:asciiTheme="majorEastAsia" w:hAnsiTheme="majorEastAsia" w:eastAsiaTheme="majorEastAsia"/>
-              <w:sz w:val="24"/>
-              <w:szCs w:val="24"/>
-            </w:rPr>
-            <w:fldChar w:fldCharType="end"/>
-          </w:r>
-          <w:r>
-            <w:rPr>
-              <w:rFonts w:asciiTheme="majorEastAsia" w:hAnsiTheme="majorEastAsia" w:eastAsiaTheme="majorEastAsia"/>
-              <w:sz w:val="24"/>
-              <w:szCs w:val="24"/>
-            </w:rPr>
-            <w:fldChar w:fldCharType="end"/>
-          </w:r>
-        </w:p>
-        <w:p>
-          <w:pPr>
-            <w:pStyle w:val="10"/>
-            <w:tabs>
-              <w:tab w:val="right" w:leader="dot" w:pos="9060"/>
-            </w:tabs>
-            <w:ind w:left="0" w:firstLine="400"/>
-            <w:rPr>
-              <w:rFonts w:asciiTheme="majorEastAsia" w:hAnsiTheme="majorEastAsia" w:eastAsiaTheme="majorEastAsia" w:cstheme="minorBidi"/>
-              <w:i w:val="0"/>
-              <w:iCs w:val="0"/>
-              <w:sz w:val="24"/>
-              <w:szCs w:val="24"/>
-              <w14:ligatures w14:val="standardContextual"/>
-            </w:rPr>
-          </w:pPr>
-          <w:r>
-            <w:fldChar w:fldCharType="begin"/>
-          </w:r>
-          <w:r>
-            <w:instrText xml:space="preserve"> HYPERLINK \l "_Toc134820656" </w:instrText>
-          </w:r>
-          <w:r>
-            <w:fldChar w:fldCharType="separate"/>
-          </w:r>
-          <w:r>
-            <w:rPr>
-              <w:rStyle w:val="26"/>
-              <w:rFonts w:asciiTheme="majorEastAsia" w:hAnsiTheme="majorEastAsia" w:eastAsiaTheme="majorEastAsia"/>
-              <w:i w:val="0"/>
-              <w:iCs w:val="0"/>
-              <w:sz w:val="24"/>
-              <w:szCs w:val="24"/>
-            </w:rPr>
-            <w:t>5.4.1流程设计</w:t>
-          </w:r>
-          <w:r>
-            <w:rPr>
-              <w:rFonts w:asciiTheme="majorEastAsia" w:hAnsiTheme="majorEastAsia" w:eastAsiaTheme="majorEastAsia"/>
-              <w:i w:val="0"/>
-              <w:iCs w:val="0"/>
-              <w:sz w:val="24"/>
-              <w:szCs w:val="24"/>
-            </w:rPr>
-            <w:tab/>
-          </w:r>
-          <w:r>
-            <w:rPr>
-              <w:rFonts w:asciiTheme="majorEastAsia" w:hAnsiTheme="majorEastAsia" w:eastAsiaTheme="majorEastAsia"/>
-              <w:i w:val="0"/>
-              <w:iCs w:val="0"/>
-              <w:sz w:val="24"/>
-              <w:szCs w:val="24"/>
-            </w:rPr>
-            <w:fldChar w:fldCharType="begin"/>
-          </w:r>
-          <w:r>
-            <w:rPr>
-              <w:rFonts w:asciiTheme="majorEastAsia" w:hAnsiTheme="majorEastAsia" w:eastAsiaTheme="majorEastAsia"/>
-              <w:i w:val="0"/>
-              <w:iCs w:val="0"/>
-              <w:sz w:val="24"/>
-              <w:szCs w:val="24"/>
-            </w:rPr>
-            <w:instrText xml:space="preserve"> PAGEREF _Toc134820656 \h </w:instrText>
-          </w:r>
-          <w:r>
-            <w:rPr>
-              <w:rFonts w:asciiTheme="majorEastAsia" w:hAnsiTheme="majorEastAsia" w:eastAsiaTheme="majorEastAsia"/>
-              <w:i w:val="0"/>
-              <w:iCs w:val="0"/>
-              <w:sz w:val="24"/>
-              <w:szCs w:val="24"/>
-            </w:rPr>
-            <w:fldChar w:fldCharType="separate"/>
-          </w:r>
-          <w:r>
-            <w:rPr>
-              <w:rFonts w:asciiTheme="majorEastAsia" w:hAnsiTheme="majorEastAsia" w:eastAsiaTheme="majorEastAsia"/>
-              <w:i w:val="0"/>
-              <w:iCs w:val="0"/>
-              <w:sz w:val="24"/>
-              <w:szCs w:val="24"/>
-            </w:rPr>
-            <w:t>27</w:t>
-          </w:r>
-          <w:r>
-            <w:rPr>
-              <w:rFonts w:asciiTheme="majorEastAsia" w:hAnsiTheme="majorEastAsia" w:eastAsiaTheme="majorEastAsia"/>
-              <w:i w:val="0"/>
-              <w:iCs w:val="0"/>
-              <w:sz w:val="24"/>
-              <w:szCs w:val="24"/>
-            </w:rPr>
-            <w:fldChar w:fldCharType="end"/>
-          </w:r>
-          <w:r>
-            <w:rPr>
-              <w:rFonts w:asciiTheme="majorEastAsia" w:hAnsiTheme="majorEastAsia" w:eastAsiaTheme="majorEastAsia"/>
-              <w:i w:val="0"/>
-              <w:iCs w:val="0"/>
-              <w:sz w:val="24"/>
-              <w:szCs w:val="24"/>
-            </w:rPr>
-            <w:fldChar w:fldCharType="end"/>
-          </w:r>
-        </w:p>
-        <w:p>
-          <w:pPr>
-            <w:pStyle w:val="10"/>
-            <w:tabs>
-              <w:tab w:val="right" w:leader="dot" w:pos="9060"/>
-            </w:tabs>
-            <w:ind w:left="0" w:firstLine="400"/>
-            <w:rPr>
-              <w:rFonts w:asciiTheme="majorEastAsia" w:hAnsiTheme="majorEastAsia" w:eastAsiaTheme="majorEastAsia" w:cstheme="minorBidi"/>
-              <w:i w:val="0"/>
-              <w:iCs w:val="0"/>
-              <w:sz w:val="24"/>
-              <w:szCs w:val="24"/>
-              <w14:ligatures w14:val="standardContextual"/>
-            </w:rPr>
-          </w:pPr>
-          <w:r>
-            <w:fldChar w:fldCharType="begin"/>
-          </w:r>
-          <w:r>
-            <w:instrText xml:space="preserve"> HYPERLINK \l "_Toc134820657" </w:instrText>
-          </w:r>
-          <w:r>
-            <w:fldChar w:fldCharType="separate"/>
-          </w:r>
-          <w:r>
-            <w:rPr>
-              <w:rStyle w:val="26"/>
-              <w:rFonts w:asciiTheme="majorEastAsia" w:hAnsiTheme="majorEastAsia" w:eastAsiaTheme="majorEastAsia"/>
-              <w:i w:val="0"/>
-              <w:iCs w:val="0"/>
-              <w:sz w:val="24"/>
-              <w:szCs w:val="24"/>
-            </w:rPr>
-            <w:t>5.4.2流程发起与处理</w:t>
-          </w:r>
-          <w:r>
-            <w:rPr>
-              <w:rFonts w:asciiTheme="majorEastAsia" w:hAnsiTheme="majorEastAsia" w:eastAsiaTheme="majorEastAsia"/>
-              <w:i w:val="0"/>
-              <w:iCs w:val="0"/>
-              <w:sz w:val="24"/>
-              <w:szCs w:val="24"/>
-            </w:rPr>
-            <w:tab/>
-          </w:r>
-          <w:r>
-            <w:rPr>
-              <w:rFonts w:asciiTheme="majorEastAsia" w:hAnsiTheme="majorEastAsia" w:eastAsiaTheme="majorEastAsia"/>
-              <w:i w:val="0"/>
-              <w:iCs w:val="0"/>
-              <w:sz w:val="24"/>
-              <w:szCs w:val="24"/>
-            </w:rPr>
-            <w:fldChar w:fldCharType="begin"/>
-          </w:r>
-          <w:r>
-            <w:rPr>
-              <w:rFonts w:asciiTheme="majorEastAsia" w:hAnsiTheme="majorEastAsia" w:eastAsiaTheme="majorEastAsia"/>
-              <w:i w:val="0"/>
-              <w:iCs w:val="0"/>
-              <w:sz w:val="24"/>
-              <w:szCs w:val="24"/>
-            </w:rPr>
-            <w:instrText xml:space="preserve"> PAGEREF _Toc134820657 \h </w:instrText>
-          </w:r>
-          <w:r>
-            <w:rPr>
-              <w:rFonts w:asciiTheme="majorEastAsia" w:hAnsiTheme="majorEastAsia" w:eastAsiaTheme="majorEastAsia"/>
-              <w:i w:val="0"/>
-              <w:iCs w:val="0"/>
-              <w:sz w:val="24"/>
-              <w:szCs w:val="24"/>
-            </w:rPr>
-            <w:fldChar w:fldCharType="separate"/>
-          </w:r>
-          <w:r>
-            <w:rPr>
-              <w:rFonts w:asciiTheme="majorEastAsia" w:hAnsiTheme="majorEastAsia" w:eastAsiaTheme="majorEastAsia"/>
-              <w:i w:val="0"/>
-              <w:iCs w:val="0"/>
-              <w:sz w:val="24"/>
-              <w:szCs w:val="24"/>
-            </w:rPr>
-            <w:t>30</w:t>
-          </w:r>
-          <w:r>
-            <w:rPr>
-              <w:rFonts w:asciiTheme="majorEastAsia" w:hAnsiTheme="majorEastAsia" w:eastAsiaTheme="majorEastAsia"/>
-              <w:i w:val="0"/>
-              <w:iCs w:val="0"/>
-              <w:sz w:val="24"/>
-              <w:szCs w:val="24"/>
-            </w:rPr>
-            <w:fldChar w:fldCharType="end"/>
-          </w:r>
-          <w:r>
-            <w:rPr>
-              <w:rFonts w:asciiTheme="majorEastAsia" w:hAnsiTheme="majorEastAsia" w:eastAsiaTheme="majorEastAsia"/>
-              <w:i w:val="0"/>
-              <w:iCs w:val="0"/>
-              <w:sz w:val="24"/>
-              <w:szCs w:val="24"/>
-            </w:rPr>
-            <w:fldChar w:fldCharType="end"/>
-          </w:r>
-        </w:p>
-        <w:p>
-          <w:pPr>
-            <w:pStyle w:val="10"/>
-            <w:tabs>
-              <w:tab w:val="right" w:leader="dot" w:pos="9060"/>
-            </w:tabs>
-            <w:ind w:left="0" w:firstLine="400"/>
-            <w:rPr>
-              <w:rFonts w:asciiTheme="majorEastAsia" w:hAnsiTheme="majorEastAsia" w:eastAsiaTheme="majorEastAsia" w:cstheme="minorBidi"/>
-              <w:i w:val="0"/>
-              <w:iCs w:val="0"/>
-              <w:sz w:val="24"/>
-              <w:szCs w:val="24"/>
-              <w14:ligatures w14:val="standardContextual"/>
-            </w:rPr>
-          </w:pPr>
-          <w:r>
-            <w:fldChar w:fldCharType="begin"/>
-          </w:r>
-          <w:r>
-            <w:instrText xml:space="preserve"> HYPERLINK \l "_Toc134820658" </w:instrText>
-          </w:r>
-          <w:r>
-            <w:fldChar w:fldCharType="separate"/>
-          </w:r>
-          <w:r>
-            <w:rPr>
-              <w:rStyle w:val="26"/>
-              <w:rFonts w:asciiTheme="majorEastAsia" w:hAnsiTheme="majorEastAsia" w:eastAsiaTheme="majorEastAsia"/>
-              <w:i w:val="0"/>
-              <w:iCs w:val="0"/>
-              <w:sz w:val="24"/>
-              <w:szCs w:val="24"/>
-            </w:rPr>
-            <w:t>5.4.3流程监控</w:t>
-          </w:r>
-          <w:r>
-            <w:rPr>
-              <w:rFonts w:asciiTheme="majorEastAsia" w:hAnsiTheme="majorEastAsia" w:eastAsiaTheme="majorEastAsia"/>
-              <w:i w:val="0"/>
-              <w:iCs w:val="0"/>
-              <w:sz w:val="24"/>
-              <w:szCs w:val="24"/>
-            </w:rPr>
-            <w:tab/>
-          </w:r>
-          <w:r>
-            <w:rPr>
-              <w:rFonts w:asciiTheme="majorEastAsia" w:hAnsiTheme="majorEastAsia" w:eastAsiaTheme="majorEastAsia"/>
-              <w:i w:val="0"/>
-              <w:iCs w:val="0"/>
-              <w:sz w:val="24"/>
-              <w:szCs w:val="24"/>
-            </w:rPr>
-            <w:fldChar w:fldCharType="begin"/>
-          </w:r>
-          <w:r>
-            <w:rPr>
-              <w:rFonts w:asciiTheme="majorEastAsia" w:hAnsiTheme="majorEastAsia" w:eastAsiaTheme="majorEastAsia"/>
-              <w:i w:val="0"/>
-              <w:iCs w:val="0"/>
-              <w:sz w:val="24"/>
-              <w:szCs w:val="24"/>
-            </w:rPr>
-            <w:instrText xml:space="preserve"> PAGEREF _Toc134820658 \h </w:instrText>
-          </w:r>
-          <w:r>
-            <w:rPr>
-              <w:rFonts w:asciiTheme="majorEastAsia" w:hAnsiTheme="majorEastAsia" w:eastAsiaTheme="majorEastAsia"/>
-              <w:i w:val="0"/>
-              <w:iCs w:val="0"/>
-              <w:sz w:val="24"/>
-              <w:szCs w:val="24"/>
-            </w:rPr>
-            <w:fldChar w:fldCharType="separate"/>
-          </w:r>
-          <w:r>
-            <w:rPr>
-              <w:rFonts w:asciiTheme="majorEastAsia" w:hAnsiTheme="majorEastAsia" w:eastAsiaTheme="majorEastAsia"/>
-              <w:i w:val="0"/>
-              <w:iCs w:val="0"/>
-              <w:sz w:val="24"/>
-              <w:szCs w:val="24"/>
-            </w:rPr>
-            <w:t>31</w:t>
-          </w:r>
-          <w:r>
-            <w:rPr>
-              <w:rFonts w:asciiTheme="majorEastAsia" w:hAnsiTheme="majorEastAsia" w:eastAsiaTheme="majorEastAsia"/>
-              <w:i w:val="0"/>
-              <w:iCs w:val="0"/>
-              <w:sz w:val="24"/>
-              <w:szCs w:val="24"/>
-            </w:rPr>
-            <w:fldChar w:fldCharType="end"/>
-          </w:r>
-          <w:r>
-            <w:rPr>
-              <w:rFonts w:asciiTheme="majorEastAsia" w:hAnsiTheme="majorEastAsia" w:eastAsiaTheme="majorEastAsia"/>
-              <w:i w:val="0"/>
-              <w:iCs w:val="0"/>
               <w:sz w:val="24"/>
               <w:szCs w:val="24"/>
             </w:rPr>
@@ -5265,12 +4542,13 @@
             <w:spacing w:before="0" w:after="0"/>
             <w:ind w:firstLine="402"/>
             <w:rPr>
-              <w:rFonts w:asciiTheme="majorEastAsia" w:hAnsiTheme="majorEastAsia" w:eastAsiaTheme="majorEastAsia" w:cstheme="minorBidi"/>
+              <w:rFonts w:hint="eastAsia" w:asciiTheme="majorEastAsia" w:hAnsiTheme="majorEastAsia" w:eastAsiaTheme="majorEastAsia" w:cstheme="minorBidi"/>
               <w:b w:val="0"/>
               <w:bCs w:val="0"/>
               <w:caps w:val="0"/>
               <w:sz w:val="24"/>
               <w:szCs w:val="24"/>
+              <w:lang w:val="en-US" w:eastAsia="zh-CN"/>
               <w14:ligatures w14:val="standardContextual"/>
             </w:rPr>
           </w:pPr>
@@ -5306,13 +4584,14 @@
           </w:r>
           <w:r>
             <w:rPr>
-              <w:rFonts w:asciiTheme="majorEastAsia" w:hAnsiTheme="majorEastAsia" w:eastAsiaTheme="majorEastAsia"/>
+              <w:rFonts w:hint="eastAsia" w:asciiTheme="majorEastAsia" w:hAnsiTheme="majorEastAsia" w:eastAsiaTheme="majorEastAsia"/>
               <w:b w:val="0"/>
               <w:bCs w:val="0"/>
               <w:sz w:val="24"/>
               <w:szCs w:val="24"/>
-            </w:rPr>
-            <w:fldChar w:fldCharType="begin"/>
+              <w:lang w:val="en-US" w:eastAsia="zh-CN"/>
+            </w:rPr>
+            <w:t>2</w:t>
           </w:r>
           <w:r>
             <w:rPr>
@@ -5322,47 +4601,18 @@
               <w:sz w:val="24"/>
               <w:szCs w:val="24"/>
             </w:rPr>
-            <w:instrText xml:space="preserve"> PAGEREF _Toc134820659 \h </w:instrText>
-          </w:r>
-          <w:r>
-            <w:rPr>
-              <w:rFonts w:asciiTheme="majorEastAsia" w:hAnsiTheme="majorEastAsia" w:eastAsiaTheme="majorEastAsia"/>
+            <w:fldChar w:fldCharType="end"/>
+          </w:r>
+          <w:r>
+            <w:rPr>
+              <w:rFonts w:hint="eastAsia" w:asciiTheme="majorEastAsia" w:hAnsiTheme="majorEastAsia" w:eastAsiaTheme="majorEastAsia"/>
               <w:b w:val="0"/>
               <w:bCs w:val="0"/>
               <w:sz w:val="24"/>
               <w:szCs w:val="24"/>
-            </w:rPr>
-            <w:fldChar w:fldCharType="separate"/>
-          </w:r>
-          <w:r>
-            <w:rPr>
-              <w:rFonts w:asciiTheme="majorEastAsia" w:hAnsiTheme="majorEastAsia" w:eastAsiaTheme="majorEastAsia"/>
-              <w:b w:val="0"/>
-              <w:bCs w:val="0"/>
-              <w:sz w:val="24"/>
-              <w:szCs w:val="24"/>
-            </w:rPr>
-            <w:t>33</w:t>
-          </w:r>
-          <w:r>
-            <w:rPr>
-              <w:rFonts w:asciiTheme="majorEastAsia" w:hAnsiTheme="majorEastAsia" w:eastAsiaTheme="majorEastAsia"/>
-              <w:b w:val="0"/>
-              <w:bCs w:val="0"/>
-              <w:sz w:val="24"/>
-              <w:szCs w:val="24"/>
-            </w:rPr>
-            <w:fldChar w:fldCharType="end"/>
-          </w:r>
-          <w:r>
-            <w:rPr>
-              <w:rFonts w:asciiTheme="majorEastAsia" w:hAnsiTheme="majorEastAsia" w:eastAsiaTheme="majorEastAsia"/>
-              <w:b w:val="0"/>
-              <w:bCs w:val="0"/>
-              <w:sz w:val="24"/>
-              <w:szCs w:val="24"/>
-            </w:rPr>
-            <w:fldChar w:fldCharType="end"/>
+              <w:lang w:val="en-US" w:eastAsia="zh-CN"/>
+            </w:rPr>
+            <w:t>3</w:t>
           </w:r>
         </w:p>
         <w:p>
@@ -5373,10 +4623,11 @@
             </w:tabs>
             <w:ind w:left="0" w:firstLine="400"/>
             <w:rPr>
-              <w:rFonts w:asciiTheme="majorEastAsia" w:hAnsiTheme="majorEastAsia" w:eastAsiaTheme="majorEastAsia" w:cstheme="minorBidi"/>
+              <w:rFonts w:hint="eastAsia" w:asciiTheme="majorEastAsia" w:hAnsiTheme="majorEastAsia" w:eastAsiaTheme="majorEastAsia" w:cstheme="minorBidi"/>
               <w:smallCaps w:val="0"/>
               <w:sz w:val="24"/>
               <w:szCs w:val="24"/>
+              <w:lang w:val="en-US" w:eastAsia="zh-CN"/>
               <w14:ligatures w14:val="standardContextual"/>
             </w:rPr>
           </w:pPr>
@@ -5408,35 +4659,12 @@
           </w:r>
           <w:r>
             <w:rPr>
-              <w:rFonts w:asciiTheme="majorEastAsia" w:hAnsiTheme="majorEastAsia" w:eastAsiaTheme="majorEastAsia"/>
-              <w:sz w:val="24"/>
-              <w:szCs w:val="24"/>
-            </w:rPr>
-            <w:fldChar w:fldCharType="begin"/>
-          </w:r>
-          <w:r>
-            <w:rPr>
-              <w:rFonts w:asciiTheme="majorEastAsia" w:hAnsiTheme="majorEastAsia" w:eastAsiaTheme="majorEastAsia"/>
-              <w:sz w:val="24"/>
-              <w:szCs w:val="24"/>
-            </w:rPr>
-            <w:instrText xml:space="preserve"> PAGEREF _Toc134820660 \h </w:instrText>
-          </w:r>
-          <w:r>
-            <w:rPr>
-              <w:rFonts w:asciiTheme="majorEastAsia" w:hAnsiTheme="majorEastAsia" w:eastAsiaTheme="majorEastAsia"/>
-              <w:sz w:val="24"/>
-              <w:szCs w:val="24"/>
-            </w:rPr>
-            <w:fldChar w:fldCharType="separate"/>
-          </w:r>
-          <w:r>
-            <w:rPr>
-              <w:rFonts w:asciiTheme="majorEastAsia" w:hAnsiTheme="majorEastAsia" w:eastAsiaTheme="majorEastAsia"/>
-              <w:sz w:val="24"/>
-              <w:szCs w:val="24"/>
-            </w:rPr>
-            <w:t>33</w:t>
+              <w:rFonts w:hint="eastAsia" w:asciiTheme="majorEastAsia" w:hAnsiTheme="majorEastAsia" w:eastAsiaTheme="majorEastAsia"/>
+              <w:sz w:val="24"/>
+              <w:szCs w:val="24"/>
+              <w:lang w:val="en-US" w:eastAsia="zh-CN"/>
+            </w:rPr>
+            <w:t>2</w:t>
           </w:r>
           <w:r>
             <w:rPr>
@@ -5448,11 +4676,12 @@
           </w:r>
           <w:r>
             <w:rPr>
-              <w:rFonts w:asciiTheme="majorEastAsia" w:hAnsiTheme="majorEastAsia" w:eastAsiaTheme="majorEastAsia"/>
-              <w:sz w:val="24"/>
-              <w:szCs w:val="24"/>
-            </w:rPr>
-            <w:fldChar w:fldCharType="end"/>
+              <w:rFonts w:hint="eastAsia" w:asciiTheme="majorEastAsia" w:hAnsiTheme="majorEastAsia" w:eastAsiaTheme="majorEastAsia"/>
+              <w:sz w:val="24"/>
+              <w:szCs w:val="24"/>
+              <w:lang w:val="en-US" w:eastAsia="zh-CN"/>
+            </w:rPr>
+            <w:t>3</w:t>
           </w:r>
         </w:p>
         <w:p>
@@ -5463,10 +4692,11 @@
             </w:tabs>
             <w:ind w:left="0" w:firstLine="400"/>
             <w:rPr>
-              <w:rFonts w:asciiTheme="majorEastAsia" w:hAnsiTheme="majorEastAsia" w:eastAsiaTheme="majorEastAsia" w:cstheme="minorBidi"/>
+              <w:rFonts w:hint="eastAsia" w:asciiTheme="majorEastAsia" w:hAnsiTheme="majorEastAsia" w:eastAsiaTheme="majorEastAsia" w:cstheme="minorBidi"/>
               <w:smallCaps w:val="0"/>
               <w:sz w:val="24"/>
               <w:szCs w:val="24"/>
+              <w:lang w:val="en-US" w:eastAsia="zh-CN"/>
               <w14:ligatures w14:val="standardContextual"/>
             </w:rPr>
           </w:pPr>
@@ -5498,35 +4728,12 @@
           </w:r>
           <w:r>
             <w:rPr>
-              <w:rFonts w:asciiTheme="majorEastAsia" w:hAnsiTheme="majorEastAsia" w:eastAsiaTheme="majorEastAsia"/>
-              <w:sz w:val="24"/>
-              <w:szCs w:val="24"/>
-            </w:rPr>
-            <w:fldChar w:fldCharType="begin"/>
-          </w:r>
-          <w:r>
-            <w:rPr>
-              <w:rFonts w:asciiTheme="majorEastAsia" w:hAnsiTheme="majorEastAsia" w:eastAsiaTheme="majorEastAsia"/>
-              <w:sz w:val="24"/>
-              <w:szCs w:val="24"/>
-            </w:rPr>
-            <w:instrText xml:space="preserve"> PAGEREF _Toc134820661 \h </w:instrText>
-          </w:r>
-          <w:r>
-            <w:rPr>
-              <w:rFonts w:asciiTheme="majorEastAsia" w:hAnsiTheme="majorEastAsia" w:eastAsiaTheme="majorEastAsia"/>
-              <w:sz w:val="24"/>
-              <w:szCs w:val="24"/>
-            </w:rPr>
-            <w:fldChar w:fldCharType="separate"/>
-          </w:r>
-          <w:r>
-            <w:rPr>
-              <w:rFonts w:asciiTheme="majorEastAsia" w:hAnsiTheme="majorEastAsia" w:eastAsiaTheme="majorEastAsia"/>
-              <w:sz w:val="24"/>
-              <w:szCs w:val="24"/>
-            </w:rPr>
-            <w:t>34</w:t>
+              <w:rFonts w:hint="eastAsia" w:asciiTheme="majorEastAsia" w:hAnsiTheme="majorEastAsia" w:eastAsiaTheme="majorEastAsia"/>
+              <w:sz w:val="24"/>
+              <w:szCs w:val="24"/>
+              <w:lang w:val="en-US" w:eastAsia="zh-CN"/>
+            </w:rPr>
+            <w:t>2</w:t>
           </w:r>
           <w:r>
             <w:rPr>
@@ -5538,11 +4745,12 @@
           </w:r>
           <w:r>
             <w:rPr>
-              <w:rFonts w:asciiTheme="majorEastAsia" w:hAnsiTheme="majorEastAsia" w:eastAsiaTheme="majorEastAsia"/>
-              <w:sz w:val="24"/>
-              <w:szCs w:val="24"/>
-            </w:rPr>
-            <w:fldChar w:fldCharType="end"/>
+              <w:rFonts w:hint="eastAsia" w:asciiTheme="majorEastAsia" w:hAnsiTheme="majorEastAsia" w:eastAsiaTheme="majorEastAsia"/>
+              <w:sz w:val="24"/>
+              <w:szCs w:val="24"/>
+              <w:lang w:val="en-US" w:eastAsia="zh-CN"/>
+            </w:rPr>
+            <w:t>4</w:t>
           </w:r>
         </w:p>
         <w:p>
@@ -5554,12 +4762,13 @@
             <w:spacing w:before="0" w:after="0"/>
             <w:ind w:firstLine="402"/>
             <w:rPr>
-              <w:rFonts w:asciiTheme="majorEastAsia" w:hAnsiTheme="majorEastAsia" w:eastAsiaTheme="majorEastAsia" w:cstheme="minorBidi"/>
+              <w:rFonts w:hint="eastAsia" w:asciiTheme="majorEastAsia" w:hAnsiTheme="majorEastAsia" w:eastAsiaTheme="majorEastAsia" w:cstheme="minorBidi"/>
               <w:b w:val="0"/>
               <w:bCs w:val="0"/>
               <w:caps w:val="0"/>
               <w:sz w:val="24"/>
               <w:szCs w:val="24"/>
+              <w:lang w:val="en-US" w:eastAsia="zh-CN"/>
               <w14:ligatures w14:val="standardContextual"/>
             </w:rPr>
           </w:pPr>
@@ -5595,13 +4804,14 @@
           </w:r>
           <w:r>
             <w:rPr>
-              <w:rFonts w:asciiTheme="majorEastAsia" w:hAnsiTheme="majorEastAsia" w:eastAsiaTheme="majorEastAsia"/>
+              <w:rFonts w:hint="eastAsia" w:asciiTheme="majorEastAsia" w:hAnsiTheme="majorEastAsia" w:eastAsiaTheme="majorEastAsia"/>
               <w:b w:val="0"/>
               <w:bCs w:val="0"/>
               <w:sz w:val="24"/>
               <w:szCs w:val="24"/>
-            </w:rPr>
-            <w:fldChar w:fldCharType="begin"/>
+              <w:lang w:val="en-US" w:eastAsia="zh-CN"/>
+            </w:rPr>
+            <w:t>2</w:t>
           </w:r>
           <w:r>
             <w:rPr>
@@ -5611,47 +4821,18 @@
               <w:sz w:val="24"/>
               <w:szCs w:val="24"/>
             </w:rPr>
-            <w:instrText xml:space="preserve"> PAGEREF _Toc134820662 \h </w:instrText>
-          </w:r>
-          <w:r>
-            <w:rPr>
-              <w:rFonts w:asciiTheme="majorEastAsia" w:hAnsiTheme="majorEastAsia" w:eastAsiaTheme="majorEastAsia"/>
+            <w:fldChar w:fldCharType="end"/>
+          </w:r>
+          <w:r>
+            <w:rPr>
+              <w:rFonts w:hint="eastAsia" w:asciiTheme="majorEastAsia" w:hAnsiTheme="majorEastAsia" w:eastAsiaTheme="majorEastAsia"/>
               <w:b w:val="0"/>
               <w:bCs w:val="0"/>
               <w:sz w:val="24"/>
               <w:szCs w:val="24"/>
-            </w:rPr>
-            <w:fldChar w:fldCharType="separate"/>
-          </w:r>
-          <w:r>
-            <w:rPr>
-              <w:rFonts w:asciiTheme="majorEastAsia" w:hAnsiTheme="majorEastAsia" w:eastAsiaTheme="majorEastAsia"/>
-              <w:b w:val="0"/>
-              <w:bCs w:val="0"/>
-              <w:sz w:val="24"/>
-              <w:szCs w:val="24"/>
-            </w:rPr>
-            <w:t>36</w:t>
-          </w:r>
-          <w:r>
-            <w:rPr>
-              <w:rFonts w:asciiTheme="majorEastAsia" w:hAnsiTheme="majorEastAsia" w:eastAsiaTheme="majorEastAsia"/>
-              <w:b w:val="0"/>
-              <w:bCs w:val="0"/>
-              <w:sz w:val="24"/>
-              <w:szCs w:val="24"/>
-            </w:rPr>
-            <w:fldChar w:fldCharType="end"/>
-          </w:r>
-          <w:r>
-            <w:rPr>
-              <w:rFonts w:asciiTheme="majorEastAsia" w:hAnsiTheme="majorEastAsia" w:eastAsiaTheme="majorEastAsia"/>
-              <w:b w:val="0"/>
-              <w:bCs w:val="0"/>
-              <w:sz w:val="24"/>
-              <w:szCs w:val="24"/>
-            </w:rPr>
-            <w:fldChar w:fldCharType="end"/>
+              <w:lang w:val="en-US" w:eastAsia="zh-CN"/>
+            </w:rPr>
+            <w:t>6</w:t>
           </w:r>
         </w:p>
         <w:p>
@@ -5663,12 +4844,13 @@
             <w:spacing w:before="0" w:after="0"/>
             <w:ind w:firstLine="402"/>
             <w:rPr>
-              <w:rFonts w:asciiTheme="majorEastAsia" w:hAnsiTheme="majorEastAsia" w:eastAsiaTheme="majorEastAsia" w:cstheme="minorBidi"/>
+              <w:rFonts w:hint="eastAsia" w:asciiTheme="majorEastAsia" w:hAnsiTheme="majorEastAsia" w:eastAsiaTheme="majorEastAsia" w:cstheme="minorBidi"/>
               <w:b w:val="0"/>
               <w:bCs w:val="0"/>
               <w:caps w:val="0"/>
               <w:sz w:val="24"/>
               <w:szCs w:val="24"/>
+              <w:lang w:val="en-US" w:eastAsia="zh-CN"/>
               <w14:ligatures w14:val="standardContextual"/>
             </w:rPr>
           </w:pPr>
@@ -5704,13 +4886,14 @@
           </w:r>
           <w:r>
             <w:rPr>
-              <w:rFonts w:asciiTheme="majorEastAsia" w:hAnsiTheme="majorEastAsia" w:eastAsiaTheme="majorEastAsia"/>
+              <w:rFonts w:hint="eastAsia" w:asciiTheme="majorEastAsia" w:hAnsiTheme="majorEastAsia" w:eastAsiaTheme="majorEastAsia"/>
               <w:b w:val="0"/>
               <w:bCs w:val="0"/>
               <w:sz w:val="24"/>
               <w:szCs w:val="24"/>
-            </w:rPr>
-            <w:fldChar w:fldCharType="begin"/>
+              <w:lang w:val="en-US" w:eastAsia="zh-CN"/>
+            </w:rPr>
+            <w:t>2</w:t>
           </w:r>
           <w:r>
             <w:rPr>
@@ -5720,47 +4903,18 @@
               <w:sz w:val="24"/>
               <w:szCs w:val="24"/>
             </w:rPr>
-            <w:instrText xml:space="preserve"> PAGEREF _Toc134820663 \h </w:instrText>
-          </w:r>
-          <w:r>
-            <w:rPr>
-              <w:rFonts w:asciiTheme="majorEastAsia" w:hAnsiTheme="majorEastAsia" w:eastAsiaTheme="majorEastAsia"/>
+            <w:fldChar w:fldCharType="end"/>
+          </w:r>
+          <w:r>
+            <w:rPr>
+              <w:rFonts w:hint="eastAsia" w:asciiTheme="majorEastAsia" w:hAnsiTheme="majorEastAsia" w:eastAsiaTheme="majorEastAsia"/>
               <w:b w:val="0"/>
               <w:bCs w:val="0"/>
               <w:sz w:val="24"/>
               <w:szCs w:val="24"/>
-            </w:rPr>
-            <w:fldChar w:fldCharType="separate"/>
-          </w:r>
-          <w:r>
-            <w:rPr>
-              <w:rFonts w:asciiTheme="majorEastAsia" w:hAnsiTheme="majorEastAsia" w:eastAsiaTheme="majorEastAsia"/>
-              <w:b w:val="0"/>
-              <w:bCs w:val="0"/>
-              <w:sz w:val="24"/>
-              <w:szCs w:val="24"/>
-            </w:rPr>
-            <w:t>37</w:t>
-          </w:r>
-          <w:r>
-            <w:rPr>
-              <w:rFonts w:asciiTheme="majorEastAsia" w:hAnsiTheme="majorEastAsia" w:eastAsiaTheme="majorEastAsia"/>
-              <w:b w:val="0"/>
-              <w:bCs w:val="0"/>
-              <w:sz w:val="24"/>
-              <w:szCs w:val="24"/>
-            </w:rPr>
-            <w:fldChar w:fldCharType="end"/>
-          </w:r>
-          <w:r>
-            <w:rPr>
-              <w:rFonts w:asciiTheme="majorEastAsia" w:hAnsiTheme="majorEastAsia" w:eastAsiaTheme="majorEastAsia"/>
-              <w:b w:val="0"/>
-              <w:bCs w:val="0"/>
-              <w:sz w:val="24"/>
-              <w:szCs w:val="24"/>
-            </w:rPr>
-            <w:fldChar w:fldCharType="end"/>
+              <w:lang w:val="en-US" w:eastAsia="zh-CN"/>
+            </w:rPr>
+            <w:t>7</w:t>
           </w:r>
         </w:p>
         <w:p>
@@ -5771,12 +4925,13 @@
             </w:tabs>
             <w:ind w:firstLine="402"/>
             <w:rPr>
-              <w:rFonts w:eastAsiaTheme="minorEastAsia" w:cstheme="minorBidi"/>
+              <w:rFonts w:hint="eastAsia" w:eastAsia="宋体" w:cstheme="minorBidi"/>
               <w:b w:val="0"/>
               <w:bCs w:val="0"/>
               <w:caps w:val="0"/>
               <w:sz w:val="21"/>
               <w:szCs w:val="22"/>
+              <w:lang w:val="en-US" w:eastAsia="zh-CN"/>
               <w14:ligatures w14:val="standardContextual"/>
             </w:rPr>
           </w:pPr>
@@ -5800,22 +4955,21 @@
             <w:tab/>
           </w:r>
           <w:r>
-            <w:fldChar w:fldCharType="begin"/>
-          </w:r>
-          <w:r>
-            <w:instrText xml:space="preserve"> PAGEREF _Toc134820664 \h </w:instrText>
-          </w:r>
-          <w:r>
-            <w:fldChar w:fldCharType="separate"/>
-          </w:r>
-          <w:r>
-            <w:t>38</w:t>
+            <w:rPr>
+              <w:rFonts w:hint="eastAsia"/>
+              <w:lang w:val="en-US" w:eastAsia="zh-CN"/>
+            </w:rPr>
+            <w:t>2</w:t>
           </w:r>
           <w:r>
             <w:fldChar w:fldCharType="end"/>
           </w:r>
           <w:r>
-            <w:fldChar w:fldCharType="end"/>
+            <w:rPr>
+              <w:rFonts w:hint="eastAsia"/>
+              <w:lang w:val="en-US" w:eastAsia="zh-CN"/>
+            </w:rPr>
+            <w:t>8</w:t>
           </w:r>
         </w:p>
         <w:p>
@@ -20834,8 +19988,6 @@
         </w:rPr>
         <w:t>[9]赵志强、于瑞媛, 视频会议系统与即时通讯的综合应用研究[J]. 电子技术与软件工程, 2021.</w:t>
       </w:r>
-      <w:bookmarkStart w:id="155" w:name="_GoBack"/>
-      <w:bookmarkEnd w:id="155"/>
     </w:p>
     <w:p>
       <w:pPr>

--- a/毕业论文/毕业论文.docx
+++ b/毕业论文/毕业论文.docx
@@ -995,8 +995,8 @@
         </w:rPr>
         <w:t>目  录</w:t>
       </w:r>
-      <w:bookmarkStart w:id="2" w:name="_Toc19036"/>
-      <w:bookmarkStart w:id="3" w:name="_Toc4322"/>
+      <w:bookmarkStart w:id="2" w:name="_Toc4322"/>
+      <w:bookmarkStart w:id="3" w:name="_Toc19036"/>
     </w:p>
     <w:sdt>
       <w:sdtPr>
@@ -1089,7 +1089,6 @@
           <w:r>
             <w:rPr>
               <w:rFonts w:hint="eastAsia"/>
-              <w:bdr w:val="none" w:sz="0" w:space="0"/>
             </w:rPr>
             <w:t xml:space="preserve">第一章 </w:t>
           </w:r>
@@ -1149,7 +1148,6 @@
           <w:r>
             <w:rPr>
               <w:rFonts w:hint="default"/>
-              <w:bdr w:val="none" w:sz="0" w:space="0"/>
             </w:rPr>
             <w:t xml:space="preserve">1.1 </w:t>
           </w:r>
@@ -1209,7 +1207,6 @@
           <w:r>
             <w:rPr>
               <w:rFonts w:hint="default"/>
-              <w:bdr w:val="none" w:sz="0" w:space="0"/>
             </w:rPr>
             <w:t xml:space="preserve">1.2 </w:t>
           </w:r>
@@ -1269,7 +1266,6 @@
           <w:r>
             <w:rPr>
               <w:rFonts w:hint="default"/>
-              <w:bdr w:val="none" w:sz="0" w:space="0"/>
             </w:rPr>
             <w:t xml:space="preserve">1.3 </w:t>
           </w:r>
@@ -1329,7 +1325,6 @@
           <w:r>
             <w:rPr>
               <w:rFonts w:hint="default"/>
-              <w:bdr w:val="none" w:sz="0" w:space="0"/>
             </w:rPr>
             <w:t xml:space="preserve">1.4 </w:t>
           </w:r>
@@ -1548,7 +1543,6 @@
           <w:r>
             <w:rPr>
               <w:rFonts w:hint="eastAsia"/>
-              <w:bdr w:val="none" w:sz="0" w:space="0"/>
             </w:rPr>
             <w:t xml:space="preserve">第二章 </w:t>
           </w:r>
@@ -1608,7 +1602,6 @@
           <w:r>
             <w:rPr>
               <w:rFonts w:hint="default"/>
-              <w:bdr w:val="none" w:sz="0" w:space="0"/>
             </w:rPr>
             <w:t xml:space="preserve">2.1 </w:t>
           </w:r>
@@ -1668,7 +1661,6 @@
           <w:r>
             <w:rPr>
               <w:rFonts w:hint="default"/>
-              <w:bdr w:val="none" w:sz="0" w:space="0"/>
             </w:rPr>
             <w:t xml:space="preserve">2.2 </w:t>
           </w:r>
@@ -1728,7 +1720,6 @@
           <w:r>
             <w:rPr>
               <w:rFonts w:hint="default"/>
-              <w:bdr w:val="none" w:sz="0" w:space="0"/>
             </w:rPr>
             <w:t xml:space="preserve">2.3 </w:t>
           </w:r>
@@ -1788,7 +1779,6 @@
           <w:r>
             <w:rPr>
               <w:rFonts w:hint="default"/>
-              <w:bdr w:val="none" w:sz="0" w:space="0"/>
             </w:rPr>
             <w:t xml:space="preserve">(1) </w:t>
           </w:r>
@@ -1848,7 +1838,6 @@
           <w:r>
             <w:rPr>
               <w:rFonts w:hint="default"/>
-              <w:bdr w:val="none" w:sz="0" w:space="0"/>
             </w:rPr>
             <w:t xml:space="preserve">(2) </w:t>
           </w:r>
@@ -1879,8 +1868,6 @@
             </w:rPr>
             <w:fldChar w:fldCharType="end"/>
           </w:r>
-          <w:bookmarkStart w:id="158" w:name="_GoBack"/>
-          <w:bookmarkEnd w:id="158"/>
         </w:p>
         <w:p>
           <w:pPr>
@@ -1910,7 +1897,6 @@
           <w:r>
             <w:rPr>
               <w:rFonts w:hint="default"/>
-              <w:bdr w:val="none" w:sz="0" w:space="0"/>
             </w:rPr>
             <w:t xml:space="preserve">(3) </w:t>
           </w:r>
@@ -1970,7 +1956,6 @@
           <w:r>
             <w:rPr>
               <w:rFonts w:hint="default"/>
-              <w:bdr w:val="none" w:sz="0" w:space="0"/>
             </w:rPr>
             <w:t xml:space="preserve">(4) </w:t>
           </w:r>
@@ -2030,7 +2015,6 @@
           <w:r>
             <w:rPr>
               <w:rFonts w:hint="default"/>
-              <w:bdr w:val="none" w:sz="0" w:space="0"/>
             </w:rPr>
             <w:t xml:space="preserve">2.4 </w:t>
           </w:r>
@@ -2090,7 +2074,6 @@
           <w:r>
             <w:rPr>
               <w:rFonts w:hint="eastAsia"/>
-              <w:bdr w:val="none" w:sz="0" w:space="0"/>
             </w:rPr>
             <w:t xml:space="preserve">第三章 </w:t>
           </w:r>
@@ -2150,7 +2133,6 @@
           <w:r>
             <w:rPr>
               <w:rFonts w:hint="default"/>
-              <w:bdr w:val="none" w:sz="0" w:space="0"/>
             </w:rPr>
             <w:t xml:space="preserve">3.1 </w:t>
           </w:r>
@@ -2210,7 +2192,6 @@
           <w:r>
             <w:rPr>
               <w:rFonts w:hint="default"/>
-              <w:bdr w:val="none" w:sz="0" w:space="0"/>
             </w:rPr>
             <w:t xml:space="preserve">3.1.1 </w:t>
           </w:r>
@@ -2270,7 +2251,6 @@
           <w:r>
             <w:rPr>
               <w:rFonts w:hint="default"/>
-              <w:bdr w:val="none" w:sz="0" w:space="0"/>
             </w:rPr>
             <w:t xml:space="preserve">3.1.2 </w:t>
           </w:r>
@@ -2330,7 +2310,6 @@
           <w:r>
             <w:rPr>
               <w:rFonts w:hint="default"/>
-              <w:bdr w:val="none" w:sz="0" w:space="0"/>
             </w:rPr>
             <w:t xml:space="preserve">3.1.3 </w:t>
           </w:r>
@@ -2390,7 +2369,6 @@
           <w:r>
             <w:rPr>
               <w:rFonts w:hint="default"/>
-              <w:bdr w:val="none" w:sz="0" w:space="0"/>
             </w:rPr>
             <w:t xml:space="preserve">3.2 </w:t>
           </w:r>
@@ -2450,7 +2428,6 @@
           <w:r>
             <w:rPr>
               <w:rFonts w:hint="default"/>
-              <w:bdr w:val="none" w:sz="0" w:space="0"/>
             </w:rPr>
             <w:t xml:space="preserve">3.2.1 </w:t>
           </w:r>
@@ -2510,7 +2487,6 @@
           <w:r>
             <w:rPr>
               <w:rFonts w:hint="default"/>
-              <w:bdr w:val="none" w:sz="0" w:space="0"/>
             </w:rPr>
             <w:t xml:space="preserve">(1) </w:t>
           </w:r>
@@ -2570,7 +2546,6 @@
           <w:r>
             <w:rPr>
               <w:rFonts w:hint="default"/>
-              <w:bdr w:val="none" w:sz="0" w:space="0"/>
             </w:rPr>
             <w:t xml:space="preserve">(2) </w:t>
           </w:r>
@@ -2630,7 +2605,6 @@
           <w:r>
             <w:rPr>
               <w:rFonts w:hint="default"/>
-              <w:bdr w:val="none" w:sz="0" w:space="0"/>
             </w:rPr>
             <w:t xml:space="preserve">(3) </w:t>
           </w:r>
@@ -2690,7 +2664,6 @@
           <w:r>
             <w:rPr>
               <w:rFonts w:hint="default"/>
-              <w:bdr w:val="none" w:sz="0" w:space="0"/>
             </w:rPr>
             <w:t xml:space="preserve">(4) </w:t>
           </w:r>
@@ -2750,7 +2723,6 @@
           <w:r>
             <w:rPr>
               <w:rFonts w:hint="default"/>
-              <w:bdr w:val="none" w:sz="0" w:space="0"/>
             </w:rPr>
             <w:t xml:space="preserve">3.2.2 </w:t>
           </w:r>
@@ -2810,7 +2782,6 @@
           <w:r>
             <w:rPr>
               <w:rFonts w:hint="default"/>
-              <w:bdr w:val="none" w:sz="0" w:space="0"/>
             </w:rPr>
             <w:t xml:space="preserve">3.2.3 </w:t>
           </w:r>
@@ -2870,7 +2841,6 @@
           <w:r>
             <w:rPr>
               <w:rFonts w:hint="default"/>
-              <w:bdr w:val="none" w:sz="0" w:space="0"/>
             </w:rPr>
             <w:t xml:space="preserve">3.2.4 </w:t>
           </w:r>
@@ -2930,7 +2900,6 @@
           <w:r>
             <w:rPr>
               <w:rFonts w:hint="default"/>
-              <w:bdr w:val="none" w:sz="0" w:space="0"/>
             </w:rPr>
             <w:t xml:space="preserve">3.2.5 </w:t>
           </w:r>
@@ -2990,7 +2959,6 @@
           <w:r>
             <w:rPr>
               <w:rFonts w:hint="default"/>
-              <w:bdr w:val="none" w:sz="0" w:space="0"/>
             </w:rPr>
             <w:t xml:space="preserve">3.3 </w:t>
           </w:r>
@@ -3050,7 +3018,6 @@
           <w:r>
             <w:rPr>
               <w:rFonts w:hint="eastAsia"/>
-              <w:bdr w:val="none" w:sz="0" w:space="0"/>
             </w:rPr>
             <w:t xml:space="preserve">第四章 </w:t>
           </w:r>
@@ -3110,7 +3077,6 @@
           <w:r>
             <w:rPr>
               <w:rFonts w:hint="default"/>
-              <w:bdr w:val="none" w:sz="0" w:space="0"/>
             </w:rPr>
             <w:t xml:space="preserve">4.1 </w:t>
           </w:r>
@@ -3170,7 +3136,6 @@
           <w:r>
             <w:rPr>
               <w:rFonts w:hint="default"/>
-              <w:bdr w:val="none" w:sz="0" w:space="0"/>
             </w:rPr>
             <w:t xml:space="preserve">4.2 </w:t>
           </w:r>
@@ -3230,7 +3195,6 @@
           <w:r>
             <w:rPr>
               <w:rFonts w:hint="default"/>
-              <w:bdr w:val="none" w:sz="0" w:space="0"/>
             </w:rPr>
             <w:t xml:space="preserve">4.2.1 </w:t>
           </w:r>
@@ -3290,7 +3254,6 @@
           <w:r>
             <w:rPr>
               <w:rFonts w:hint="default"/>
-              <w:bdr w:val="none" w:sz="0" w:space="0"/>
             </w:rPr>
             <w:t xml:space="preserve">4.2.2 </w:t>
           </w:r>
@@ -3350,7 +3313,6 @@
           <w:r>
             <w:rPr>
               <w:rFonts w:hint="eastAsia"/>
-              <w:bdr w:val="none" w:sz="0" w:space="0"/>
             </w:rPr>
             <w:t xml:space="preserve">第五章 </w:t>
           </w:r>
@@ -3410,7 +3372,6 @@
           <w:r>
             <w:rPr>
               <w:rFonts w:hint="default"/>
-              <w:bdr w:val="none" w:sz="0" w:space="0"/>
             </w:rPr>
             <w:t xml:space="preserve">5.1 </w:t>
           </w:r>
@@ -3470,7 +3431,6 @@
           <w:r>
             <w:rPr>
               <w:rFonts w:hint="default"/>
-              <w:bdr w:val="none" w:sz="0" w:space="0"/>
             </w:rPr>
             <w:t xml:space="preserve">5.2 </w:t>
           </w:r>
@@ -3530,7 +3490,6 @@
           <w:r>
             <w:rPr>
               <w:rFonts w:hint="default"/>
-              <w:bdr w:val="none" w:sz="0" w:space="0"/>
             </w:rPr>
             <w:t xml:space="preserve">5.3 </w:t>
           </w:r>
@@ -3590,7 +3549,6 @@
           <w:r>
             <w:rPr>
               <w:rFonts w:hint="default"/>
-              <w:bdr w:val="none" w:sz="0" w:space="0"/>
             </w:rPr>
             <w:t xml:space="preserve">5.4 </w:t>
           </w:r>
@@ -3650,7 +3608,6 @@
           <w:r>
             <w:rPr>
               <w:rFonts w:hint="eastAsia"/>
-              <w:bdr w:val="none" w:sz="0" w:space="0"/>
             </w:rPr>
             <w:t xml:space="preserve">第六章 </w:t>
           </w:r>
@@ -3710,7 +3667,6 @@
           <w:r>
             <w:rPr>
               <w:rFonts w:hint="default"/>
-              <w:bdr w:val="none" w:sz="0" w:space="0"/>
             </w:rPr>
             <w:t xml:space="preserve">6.1 </w:t>
           </w:r>
@@ -3770,7 +3726,6 @@
           <w:r>
             <w:rPr>
               <w:rFonts w:hint="default"/>
-              <w:bdr w:val="none" w:sz="0" w:space="0"/>
             </w:rPr>
             <w:t xml:space="preserve">6.2 </w:t>
           </w:r>
@@ -3830,7 +3785,6 @@
           <w:r>
             <w:rPr>
               <w:rFonts w:hint="default"/>
-              <w:bdr w:val="none" w:sz="0" w:space="0"/>
             </w:rPr>
             <w:t xml:space="preserve">6.2.1 </w:t>
           </w:r>
@@ -3890,7 +3844,6 @@
           <w:r>
             <w:rPr>
               <w:rFonts w:hint="default"/>
-              <w:bdr w:val="none" w:sz="0" w:space="0"/>
             </w:rPr>
             <w:t xml:space="preserve">6.2.2 </w:t>
           </w:r>
@@ -4127,9 +4080,9 @@
           <w:b w:val="0"/>
         </w:rPr>
       </w:pPr>
-      <w:bookmarkStart w:id="4" w:name="_Toc31710"/>
-      <w:bookmarkStart w:id="5" w:name="_Toc134820362"/>
-      <w:bookmarkStart w:id="6" w:name="_Toc134820418"/>
+      <w:bookmarkStart w:id="4" w:name="_Toc134820418"/>
+      <w:bookmarkStart w:id="5" w:name="_Toc31710"/>
+      <w:bookmarkStart w:id="6" w:name="_Toc134820362"/>
       <w:r>
         <w:t>基于uni-app的即时通讯项目的设计与实现</w:t>
       </w:r>
@@ -4284,16 +4237,15 @@
         <w:ind w:left="0" w:leftChars="0" w:firstLine="0" w:firstLineChars="0"/>
         <w:rPr>
           <w:b w:val="0"/>
-          <w:bdr w:val="none" w:sz="0" w:space="0"/>
         </w:rPr>
       </w:pPr>
       <w:bookmarkStart w:id="7" w:name="_Toc134820365"/>
-      <w:bookmarkStart w:id="8" w:name="_Toc134820421"/>
+      <w:bookmarkStart w:id="8" w:name="_Toc3811"/>
       <w:bookmarkStart w:id="9" w:name="_Toc5699_WPSOffice_Level1"/>
-      <w:bookmarkStart w:id="10" w:name="_Toc15736"/>
-      <w:bookmarkStart w:id="11" w:name="_Toc23390"/>
+      <w:bookmarkStart w:id="10" w:name="_Toc134820421"/>
+      <w:bookmarkStart w:id="11" w:name="_Toc15736"/>
       <w:bookmarkStart w:id="12" w:name="_Toc29792_WPSOffice_Level1"/>
-      <w:bookmarkStart w:id="13" w:name="_Toc3811"/>
+      <w:bookmarkStart w:id="13" w:name="_Toc23390"/>
       <w:r>
         <w:t>前言</w:t>
       </w:r>
@@ -4316,12 +4268,11 @@
         <w:ind w:left="0" w:leftChars="0" w:firstLine="0" w:firstLineChars="0"/>
         <w:rPr>
           <w:b w:val="0"/>
-          <w:bdr w:val="none" w:sz="0" w:space="0"/>
-        </w:rPr>
-      </w:pPr>
-      <w:bookmarkStart w:id="14" w:name="_Toc17530"/>
-      <w:bookmarkStart w:id="15" w:name="_Toc134820422"/>
-      <w:bookmarkStart w:id="16" w:name="_Toc134820366"/>
+        </w:rPr>
+      </w:pPr>
+      <w:bookmarkStart w:id="14" w:name="_Toc134820366"/>
+      <w:bookmarkStart w:id="15" w:name="_Toc17530"/>
+      <w:bookmarkStart w:id="16" w:name="_Toc134820422"/>
       <w:bookmarkStart w:id="17" w:name="_Toc668"/>
       <w:r>
         <w:t>研究背景</w:t>
@@ -4366,13 +4317,12 @@
         <w:ind w:left="0" w:leftChars="0" w:firstLine="0" w:firstLineChars="0"/>
         <w:rPr>
           <w:b w:val="0"/>
-          <w:bdr w:val="none" w:sz="0" w:space="0"/>
         </w:rPr>
       </w:pPr>
       <w:bookmarkStart w:id="18" w:name="_Toc134820367"/>
-      <w:bookmarkStart w:id="19" w:name="_Toc134820423"/>
+      <w:bookmarkStart w:id="19" w:name="_Toc9119"/>
       <w:bookmarkStart w:id="20" w:name="_Toc20911"/>
-      <w:bookmarkStart w:id="21" w:name="_Toc9119"/>
+      <w:bookmarkStart w:id="21" w:name="_Toc134820423"/>
       <w:r>
         <w:t>研究意义</w:t>
       </w:r>
@@ -4385,9 +4335,9 @@
       <w:pPr>
         <w:pStyle w:val="13"/>
       </w:pPr>
-      <w:bookmarkStart w:id="22" w:name="_Toc134820424"/>
-      <w:bookmarkStart w:id="23" w:name="_Toc27490"/>
-      <w:bookmarkStart w:id="24" w:name="_Toc134820368"/>
+      <w:bookmarkStart w:id="22" w:name="_Toc134820368"/>
+      <w:bookmarkStart w:id="23" w:name="_Toc134820424"/>
+      <w:bookmarkStart w:id="24" w:name="_Toc27490"/>
       <w:r>
         <w:t>基于 uni - app 框架开发即时通讯项目，能够为跨平台开发领域提供新的实践案例和理论参考。探索在不同平台上实现即时通讯功能的最佳实践，有助于完善跨平台开发的技术体系和方法论。</w:t>
       </w:r>
@@ -4419,7 +4369,6 @@
         <w:ind w:left="0" w:leftChars="0" w:firstLine="0" w:firstLineChars="0"/>
         <w:rPr>
           <w:b w:val="0"/>
-          <w:bdr w:val="none" w:sz="0" w:space="0"/>
         </w:rPr>
       </w:pPr>
       <w:bookmarkStart w:id="25" w:name="_Toc19771"/>
@@ -4439,9 +4388,9 @@
           <w:color w:val="auto"/>
         </w:rPr>
       </w:pPr>
-      <w:bookmarkStart w:id="26" w:name="_Toc134820369"/>
-      <w:bookmarkStart w:id="27" w:name="_Toc134820425"/>
-      <w:bookmarkStart w:id="28" w:name="_Toc18820"/>
+      <w:bookmarkStart w:id="26" w:name="_Toc134820425"/>
+      <w:bookmarkStart w:id="27" w:name="_Toc18820"/>
+      <w:bookmarkStart w:id="28" w:name="_Toc134820369"/>
       <w:r>
         <w:rPr>
           <w:b w:val="0"/>
@@ -4509,7 +4458,6 @@
         <w:ind w:left="0" w:leftChars="0" w:firstLine="0" w:firstLineChars="0"/>
         <w:rPr>
           <w:b w:val="0"/>
-          <w:bdr w:val="none" w:sz="0" w:space="0"/>
         </w:rPr>
       </w:pPr>
       <w:bookmarkStart w:id="29" w:name="_Toc26346"/>
@@ -4529,9 +4477,9 @@
           <w:color w:val="auto"/>
         </w:rPr>
       </w:pPr>
-      <w:bookmarkStart w:id="30" w:name="_Toc134820370"/>
-      <w:bookmarkStart w:id="31" w:name="_Toc134820426"/>
-      <w:bookmarkStart w:id="32" w:name="_Toc8159"/>
+      <w:bookmarkStart w:id="30" w:name="_Toc134820426"/>
+      <w:bookmarkStart w:id="31" w:name="_Toc8159"/>
+      <w:bookmarkStart w:id="32" w:name="_Toc134820370"/>
       <w:r>
         <w:rPr>
           <w:b w:val="0"/>
@@ -4638,13 +4586,12 @@
         <w:ind w:left="0" w:leftChars="0" w:firstLine="0" w:firstLineChars="0"/>
         <w:rPr>
           <w:b w:val="0"/>
-          <w:bdr w:val="none" w:sz="0" w:space="0"/>
-        </w:rPr>
-      </w:pPr>
-      <w:bookmarkStart w:id="36" w:name="_Toc134820427"/>
-      <w:bookmarkStart w:id="37" w:name="_Toc134820371"/>
-      <w:bookmarkStart w:id="38" w:name="_Toc13112"/>
-      <w:bookmarkStart w:id="39" w:name="_Toc467"/>
+        </w:rPr>
+      </w:pPr>
+      <w:bookmarkStart w:id="36" w:name="_Toc13112"/>
+      <w:bookmarkStart w:id="37" w:name="_Toc134820427"/>
+      <w:bookmarkStart w:id="38" w:name="_Toc467"/>
+      <w:bookmarkStart w:id="39" w:name="_Toc134820371"/>
       <w:r>
         <w:t>开发环境与开发技术简介</w:t>
       </w:r>
@@ -4664,15 +4611,14 @@
         <w:ind w:left="0" w:leftChars="0" w:firstLine="0" w:firstLineChars="0"/>
         <w:rPr>
           <w:b w:val="0"/>
-          <w:bdr w:val="none" w:sz="0" w:space="0"/>
-        </w:rPr>
-      </w:pPr>
-      <w:bookmarkStart w:id="40" w:name="_Toc23727_WPSOffice_Level2"/>
-      <w:bookmarkStart w:id="41" w:name="_Toc134820428"/>
-      <w:bookmarkStart w:id="42" w:name="_Toc15331"/>
-      <w:bookmarkStart w:id="43" w:name="_Toc1064"/>
-      <w:bookmarkStart w:id="44" w:name="_Toc134820372"/>
-      <w:bookmarkStart w:id="45" w:name="_Toc732"/>
+        </w:rPr>
+      </w:pPr>
+      <w:bookmarkStart w:id="40" w:name="_Toc732"/>
+      <w:bookmarkStart w:id="41" w:name="_Toc134820372"/>
+      <w:bookmarkStart w:id="42" w:name="_Toc134820428"/>
+      <w:bookmarkStart w:id="43" w:name="_Toc23727_WPSOffice_Level2"/>
+      <w:bookmarkStart w:id="44" w:name="_Toc15331"/>
+      <w:bookmarkStart w:id="45" w:name="_Toc1064"/>
       <w:r>
         <w:t>系统设计的技术选择</w:t>
       </w:r>
@@ -4693,7 +4639,6 @@
         <w:ind w:left="0" w:leftChars="0" w:firstLine="480" w:firstLineChars="0"/>
         <w:rPr>
           <w:b w:val="0"/>
-          <w:bdr w:val="none" w:sz="0" w:space="0"/>
         </w:rPr>
       </w:pPr>
       <w:r>
@@ -4710,7 +4655,6 @@
         <w:ind w:left="0" w:leftChars="0" w:firstLine="480" w:firstLineChars="0"/>
         <w:rPr>
           <w:b w:val="0"/>
-          <w:bdr w:val="none" w:sz="0" w:space="0"/>
         </w:rPr>
       </w:pPr>
       <w:r>
@@ -4727,7 +4671,6 @@
         <w:ind w:left="0" w:leftChars="0" w:firstLine="480" w:firstLineChars="0"/>
         <w:rPr>
           <w:b w:val="0"/>
-          <w:bdr w:val="none" w:sz="0" w:space="0"/>
         </w:rPr>
       </w:pPr>
       <w:r>
@@ -4745,14 +4688,13 @@
         <w:ind w:left="0" w:leftChars="0" w:firstLine="0" w:firstLineChars="0"/>
         <w:rPr>
           <w:b w:val="0"/>
-          <w:bdr w:val="none" w:sz="0" w:space="0"/>
-        </w:rPr>
-      </w:pPr>
-      <w:bookmarkStart w:id="46" w:name="_Toc134820373"/>
-      <w:bookmarkStart w:id="47" w:name="_Toc2363_WPSOffice_Level2"/>
-      <w:bookmarkStart w:id="48" w:name="_Toc7999"/>
-      <w:bookmarkStart w:id="49" w:name="_Toc2031"/>
-      <w:bookmarkStart w:id="50" w:name="_Toc134820429"/>
+        </w:rPr>
+      </w:pPr>
+      <w:bookmarkStart w:id="46" w:name="_Toc7999"/>
+      <w:bookmarkStart w:id="47" w:name="_Toc2031"/>
+      <w:bookmarkStart w:id="48" w:name="_Toc134820429"/>
+      <w:bookmarkStart w:id="49" w:name="_Toc134820373"/>
+      <w:bookmarkStart w:id="50" w:name="_Toc2363_WPSOffice_Level2"/>
       <w:bookmarkStart w:id="51" w:name="_Toc31794"/>
       <w:r>
         <w:t>系统的运行环境</w:t>
@@ -4774,7 +4716,6 @@
         <w:ind w:left="0" w:leftChars="0" w:firstLine="480" w:firstLineChars="0"/>
         <w:rPr>
           <w:b w:val="0"/>
-          <w:bdr w:val="none" w:sz="0" w:space="0"/>
         </w:rPr>
       </w:pPr>
       <w:r>
@@ -4791,7 +4732,6 @@
         <w:ind w:left="0" w:leftChars="0" w:firstLine="480" w:firstLineChars="0"/>
         <w:rPr>
           <w:b w:val="0"/>
-          <w:bdr w:val="none" w:sz="0" w:space="0"/>
         </w:rPr>
       </w:pPr>
       <w:r>
@@ -4808,7 +4748,6 @@
         <w:ind w:left="0" w:leftChars="0" w:firstLine="480" w:firstLineChars="0"/>
         <w:rPr>
           <w:b w:val="0"/>
-          <w:bdr w:val="none" w:sz="0" w:space="0"/>
         </w:rPr>
       </w:pPr>
       <w:r>
@@ -4836,14 +4775,13 @@
         <w:ind w:left="0" w:leftChars="0" w:firstLine="0" w:firstLineChars="0"/>
         <w:rPr>
           <w:b w:val="0"/>
-          <w:bdr w:val="none" w:sz="0" w:space="0"/>
-        </w:rPr>
-      </w:pPr>
-      <w:bookmarkStart w:id="52" w:name="_Toc27641"/>
-      <w:bookmarkStart w:id="53" w:name="_Toc10000"/>
+        </w:rPr>
+      </w:pPr>
+      <w:bookmarkStart w:id="52" w:name="_Toc26482_WPSOffice_Level2"/>
+      <w:bookmarkStart w:id="53" w:name="_Toc134820430"/>
       <w:bookmarkStart w:id="54" w:name="_Toc134820374"/>
-      <w:bookmarkStart w:id="55" w:name="_Toc26482_WPSOffice_Level2"/>
-      <w:bookmarkStart w:id="56" w:name="_Toc134820430"/>
+      <w:bookmarkStart w:id="55" w:name="_Toc27641"/>
+      <w:bookmarkStart w:id="56" w:name="_Toc10000"/>
       <w:bookmarkStart w:id="57" w:name="_Toc2571"/>
       <w:r>
         <w:t>软件环境</w:t>
@@ -4866,7 +4804,6 @@
         <w:ind w:left="0" w:leftChars="0" w:firstLine="0" w:firstLineChars="0"/>
         <w:rPr>
           <w:b w:val="0"/>
-          <w:bdr w:val="none" w:sz="0" w:space="0"/>
         </w:rPr>
       </w:pPr>
       <w:bookmarkStart w:id="58" w:name="_Toc25954"/>
@@ -4894,7 +4831,6 @@
         <w:ind w:left="0" w:leftChars="0" w:firstLine="0" w:firstLineChars="0"/>
         <w:rPr>
           <w:b w:val="0"/>
-          <w:bdr w:val="none" w:sz="0" w:space="0"/>
         </w:rPr>
       </w:pPr>
       <w:bookmarkStart w:id="59" w:name="_Toc11622"/>
@@ -4922,7 +4858,6 @@
         <w:ind w:left="0" w:leftChars="0" w:firstLine="0" w:firstLineChars="0"/>
         <w:rPr>
           <w:b w:val="0"/>
-          <w:bdr w:val="none" w:sz="0" w:space="0"/>
         </w:rPr>
       </w:pPr>
       <w:bookmarkStart w:id="60" w:name="_Toc19761"/>
@@ -4962,7 +4897,6 @@
         <w:ind w:left="0" w:leftChars="0" w:firstLine="0" w:firstLineChars="0"/>
         <w:rPr>
           <w:b w:val="0"/>
-          <w:bdr w:val="none" w:sz="0" w:space="0"/>
         </w:rPr>
       </w:pPr>
       <w:bookmarkStart w:id="65" w:name="_Toc13438"/>
@@ -4990,7 +4924,6 @@
         <w:ind w:left="0" w:leftChars="0" w:firstLine="0" w:firstLineChars="0"/>
         <w:rPr>
           <w:b w:val="0"/>
-          <w:bdr w:val="none" w:sz="0" w:space="0"/>
         </w:rPr>
       </w:pPr>
       <w:bookmarkStart w:id="66" w:name="_Toc24572"/>
@@ -5005,36 +4938,35 @@
     </w:p>
     <w:p>
       <w:pPr>
-        <w:pStyle w:val="13"/>
-      </w:pPr>
-      <w:r>
-        <w:t>本系统采用传统B/S结构，即浏览器/服务器结构，这是一种常用的软件架构模式，用于构建Web应用程序。在B/S结构中，浏览器作为客户端向服务器发起请求，服务器接收请求并处理数据，然后将结果返回给浏览器进行展示。这种结构模式具有客户端轻量、服务器重量的特点，可以有效地分离客户端与服务器端的职责，提高开发效率和应用的可维护性。同时，B/S结构也具有良好的跨平台性和可扩展性，使得Web应用程序可以在不同的操作系统和设备上运行，并且可以方便地扩展功能和服务。具体结构如图2-1所示。</w:t>
-      </w:r>
-    </w:p>
-    <w:p>
-      <w:pPr>
         <w:ind w:firstLine="480"/>
         <w:rPr>
           <w:rFonts w:ascii="宋体" w:hAnsi="宋体"/>
         </w:rPr>
       </w:pPr>
+      <w:r>
+        <w:t>本系统采用传统B/S结构，</w:t>
+      </w:r>
+      <w:r>
+        <w:rPr>
+          <w:rFonts w:hint="eastAsia"/>
+        </w:rPr>
+        <w:t>即浏览器/服务器（Browser/Server）架构，是一种网络应用架构模式，它利用浏览器作为客户端应用程序的主要界面，通过互联网或内部网络与服务器进行通信。在这种架构下，核心业务逻辑和数据处理主要在服务器端完成，而用户界面的展示则由浏览器负责，客户端通常只需安装一个通用的网页浏览器即可访问应用服务。B/S架构简化了客户端的维护工作，并且使得软件更新和部署更加便捷，因为所有的更新操作只需要在服务器端执行即可对所有用户生效。这种架构非常适合用于构建需要跨平台支持、易于维护及扩展的应用程序，如在线办公软件、电子商务网站等。</w:t>
+      </w:r>
     </w:p>
     <w:p>
       <w:pPr>
         <w:ind w:firstLine="480"/>
+        <w:jc w:val="center"/>
         <w:rPr>
           <w:rFonts w:ascii="宋体" w:hAnsi="宋体" w:cs="宋体"/>
         </w:rPr>
       </w:pPr>
       <w:r>
-        <w:rPr>
-          <w:rFonts w:ascii="宋体" w:hAnsi="宋体" w:cs="宋体"/>
-        </w:rPr>
         <w:drawing>
           <wp:inline distT="0" distB="0" distL="114300" distR="114300">
-            <wp:extent cx="5067300" cy="2229485"/>
-            <wp:effectExtent l="0" t="0" r="0" b="0"/>
-            <wp:docPr id="57" name="图片 51" descr="IMG_256"/>
+            <wp:extent cx="5116830" cy="1155065"/>
+            <wp:effectExtent l="0" t="0" r="1270" b="635"/>
+            <wp:docPr id="1" name="图片 1"/>
             <wp:cNvGraphicFramePr>
               <a:graphicFrameLocks xmlns:a="http://schemas.openxmlformats.org/drawingml/2006/main" noChangeAspect="1"/>
             </wp:cNvGraphicFramePr>
@@ -5042,7 +4974,7 @@
               <a:graphicData uri="http://schemas.openxmlformats.org/drawingml/2006/picture">
                 <pic:pic xmlns:pic="http://schemas.openxmlformats.org/drawingml/2006/picture">
                   <pic:nvPicPr>
-                    <pic:cNvPr id="57" name="图片 51" descr="IMG_256"/>
+                    <pic:cNvPr id="1" name="图片 1"/>
                     <pic:cNvPicPr>
                       <a:picLocks noChangeAspect="1"/>
                     </pic:cNvPicPr>
@@ -5056,13 +4988,13 @@
                   <pic:spPr>
                     <a:xfrm>
                       <a:off x="0" y="0"/>
-                      <a:ext cx="5086487" cy="2238261"/>
+                      <a:ext cx="5116830" cy="1155065"/>
                     </a:xfrm>
                     <a:prstGeom prst="rect">
                       <a:avLst/>
                     </a:prstGeom>
                     <a:noFill/>
-                    <a:ln w="9525">
+                    <a:ln>
                       <a:noFill/>
                     </a:ln>
                   </pic:spPr>
@@ -5095,7 +5027,6 @@
         <w:ind w:left="0" w:leftChars="0" w:firstLine="0" w:firstLineChars="0"/>
         <w:rPr>
           <w:b w:val="0"/>
-          <w:bdr w:val="none" w:sz="0" w:space="0"/>
         </w:rPr>
       </w:pPr>
       <w:bookmarkStart w:id="67" w:name="_Toc134820432"/>
@@ -5121,13 +5052,12 @@
         <w:ind w:left="0" w:leftChars="0" w:firstLine="0" w:firstLineChars="0"/>
         <w:rPr>
           <w:b w:val="0"/>
-          <w:bdr w:val="none" w:sz="0" w:space="0"/>
-        </w:rPr>
-      </w:pPr>
-      <w:bookmarkStart w:id="71" w:name="_Toc134820377"/>
-      <w:bookmarkStart w:id="72" w:name="_Toc134820433"/>
-      <w:bookmarkStart w:id="73" w:name="_Toc13164"/>
-      <w:bookmarkStart w:id="74" w:name="_Toc23628"/>
+        </w:rPr>
+      </w:pPr>
+      <w:bookmarkStart w:id="71" w:name="_Toc134820433"/>
+      <w:bookmarkStart w:id="72" w:name="_Toc134820377"/>
+      <w:bookmarkStart w:id="73" w:name="_Toc23628"/>
+      <w:bookmarkStart w:id="74" w:name="_Toc13164"/>
       <w:r>
         <w:t>可行性分析</w:t>
       </w:r>
@@ -5147,7 +5077,6 @@
         <w:ind w:left="0" w:leftChars="0" w:firstLine="0" w:firstLineChars="0"/>
         <w:rPr>
           <w:b w:val="0"/>
-          <w:bdr w:val="none" w:sz="0" w:space="0"/>
         </w:rPr>
       </w:pPr>
       <w:bookmarkStart w:id="75" w:name="_Toc9337"/>
@@ -5175,7 +5104,6 @@
         <w:ind w:left="0" w:leftChars="0" w:firstLine="0" w:firstLineChars="0"/>
         <w:rPr>
           <w:b w:val="0"/>
-          <w:bdr w:val="none" w:sz="0" w:space="0"/>
         </w:rPr>
       </w:pPr>
       <w:bookmarkStart w:id="76" w:name="_Toc15974"/>
@@ -5203,7 +5131,6 @@
         <w:ind w:left="0" w:leftChars="0" w:firstLine="0" w:firstLineChars="0"/>
         <w:rPr>
           <w:b w:val="0"/>
-          <w:bdr w:val="none" w:sz="0" w:space="0"/>
         </w:rPr>
       </w:pPr>
       <w:bookmarkStart w:id="77" w:name="_Toc8184"/>
@@ -5231,15 +5158,14 @@
         <w:ind w:left="0" w:leftChars="0" w:firstLine="0" w:firstLineChars="0"/>
         <w:rPr>
           <w:b w:val="0"/>
-          <w:bdr w:val="none" w:sz="0" w:space="0"/>
-        </w:rPr>
-      </w:pPr>
-      <w:bookmarkStart w:id="78" w:name="_Toc18007"/>
-      <w:bookmarkStart w:id="79" w:name="_Toc17268"/>
-      <w:bookmarkStart w:id="80" w:name="_Toc23603_WPSOffice_Level2"/>
-      <w:bookmarkStart w:id="81" w:name="_Toc134820381"/>
+        </w:rPr>
+      </w:pPr>
+      <w:bookmarkStart w:id="78" w:name="_Toc23603_WPSOffice_Level2"/>
+      <w:bookmarkStart w:id="79" w:name="_Toc134820381"/>
+      <w:bookmarkStart w:id="80" w:name="_Toc6434"/>
+      <w:bookmarkStart w:id="81" w:name="_Toc18007"/>
       <w:bookmarkStart w:id="82" w:name="_Toc134820437"/>
-      <w:bookmarkStart w:id="83" w:name="_Toc6434"/>
+      <w:bookmarkStart w:id="83" w:name="_Toc17268"/>
       <w:r>
         <w:t>需求分析</w:t>
       </w:r>
@@ -5261,12 +5187,11 @@
         <w:ind w:left="0" w:leftChars="0" w:firstLine="0" w:firstLineChars="0"/>
         <w:rPr>
           <w:b w:val="0"/>
-          <w:bdr w:val="none" w:sz="0" w:space="0"/>
-        </w:rPr>
-      </w:pPr>
-      <w:bookmarkStart w:id="84" w:name="_Toc134820438"/>
-      <w:bookmarkStart w:id="85" w:name="_Toc134820382"/>
-      <w:bookmarkStart w:id="86" w:name="_Toc4145"/>
+        </w:rPr>
+      </w:pPr>
+      <w:bookmarkStart w:id="84" w:name="_Toc4145"/>
+      <w:bookmarkStart w:id="85" w:name="_Toc134820438"/>
+      <w:bookmarkStart w:id="86" w:name="_Toc134820382"/>
       <w:r>
         <w:t>功能需求</w:t>
       </w:r>
@@ -5285,7 +5210,6 @@
         <w:ind w:left="0" w:leftChars="0" w:firstLine="0" w:firstLineChars="0"/>
         <w:rPr>
           <w:b w:val="0"/>
-          <w:bdr w:val="none" w:sz="0" w:space="0"/>
         </w:rPr>
       </w:pPr>
       <w:bookmarkStart w:id="87" w:name="_Toc3791"/>
@@ -5321,7 +5245,6 @@
         <w:ind w:left="0" w:leftChars="0" w:firstLine="0" w:firstLineChars="0"/>
         <w:rPr>
           <w:b w:val="0"/>
-          <w:bdr w:val="none" w:sz="0" w:space="0"/>
         </w:rPr>
       </w:pPr>
       <w:bookmarkStart w:id="88" w:name="_Toc1346"/>
@@ -5365,7 +5288,6 @@
         <w:ind w:left="0" w:leftChars="0" w:firstLine="0" w:firstLineChars="0"/>
         <w:rPr>
           <w:b w:val="0"/>
-          <w:bdr w:val="none" w:sz="0" w:space="0"/>
         </w:rPr>
       </w:pPr>
       <w:bookmarkStart w:id="89" w:name="_Toc12785"/>
@@ -5409,7 +5331,6 @@
         <w:ind w:left="0" w:leftChars="0" w:firstLine="0" w:firstLineChars="0"/>
         <w:rPr>
           <w:b w:val="0"/>
-          <w:bdr w:val="none" w:sz="0" w:space="0"/>
         </w:rPr>
       </w:pPr>
       <w:bookmarkStart w:id="90" w:name="_Toc1786"/>
@@ -5445,7 +5366,6 @@
         <w:ind w:left="0" w:leftChars="0" w:firstLine="0" w:firstLineChars="0"/>
         <w:rPr>
           <w:b w:val="0"/>
-          <w:bdr w:val="none" w:sz="0" w:space="0"/>
         </w:rPr>
       </w:pPr>
       <w:bookmarkStart w:id="91" w:name="_Toc134820439"/>
@@ -5469,7 +5389,6 @@
         <w:ind w:left="0" w:leftChars="0" w:firstLine="480" w:firstLineChars="0"/>
         <w:rPr>
           <w:b w:val="0"/>
-          <w:bdr w:val="none" w:sz="0" w:space="0"/>
         </w:rPr>
       </w:pPr>
       <w:r>
@@ -5487,14 +5406,10 @@
         <w:ind w:left="0" w:leftChars="0" w:firstLine="480" w:firstLineChars="0"/>
         <w:rPr>
           <w:b w:val="0"/>
-          <w:bdr w:val="none" w:sz="0" w:space="0"/>
-        </w:rPr>
-      </w:pPr>
-      <w:r>
-        <w:t>应用界面的切换、加载以及操作响应要迅速，如点击聊天列表中的某个对话，应在 1 秒内显示聊天界面并加载出最近的聊天记录；进行添加好友、创建群组等操作时，响应时间也应控制在 2 - 3 秒内，避免用户长时间等待</w:t>
-      </w:r>
-      <w:r>
-        <w:t>。</w:t>
+        </w:rPr>
+      </w:pPr>
+      <w:r>
+        <w:t>应用界面的切换、加载以及操作响应要迅速，如点击聊天列表中的某个对话，应在 1 秒内显示聊天界面并加载出最近的聊天记录；进行添加好友、创建群组等操作时，响应时间也应控制在 2 - 3 秒内，避免用户长时间等待。</w:t>
       </w:r>
     </w:p>
     <w:p>
@@ -5508,14 +5423,10 @@
         <w:ind w:left="0" w:leftChars="0" w:firstLine="480" w:firstLineChars="0"/>
         <w:rPr>
           <w:b w:val="0"/>
-          <w:bdr w:val="none" w:sz="0" w:space="0"/>
-        </w:rPr>
-      </w:pPr>
-      <w:r>
-        <w:t>随着用户数量的增加，应用需要具备处理高并发的能力。在峰值时段，要能够支持至少 1000 - 5000 个用户同时在线进行消息发送、接收以及音视频通话等操作，保证系统不出现卡顿、崩溃等问题</w:t>
-      </w:r>
-      <w:r>
-        <w:t>。</w:t>
+        </w:rPr>
+      </w:pPr>
+      <w:r>
+        <w:t>随着用户数量的增加，应用需要具备处理高并发的能力。在峰值时段，要能够支持至少 1000 - 5000 个用户同时在线进行消息发送、接收以及音视频通话等操作，保证系统不出现卡顿、崩溃等问题。</w:t>
       </w:r>
     </w:p>
     <w:p>
@@ -5529,12 +5440,11 @@
         <w:ind w:left="0" w:leftChars="0" w:firstLine="0" w:firstLineChars="0"/>
         <w:rPr>
           <w:b w:val="0"/>
-          <w:bdr w:val="none" w:sz="0" w:space="0"/>
-        </w:rPr>
-      </w:pPr>
-      <w:bookmarkStart w:id="94" w:name="_Toc134820384"/>
-      <w:bookmarkStart w:id="95" w:name="_Toc134820440"/>
-      <w:bookmarkStart w:id="96" w:name="_Toc10216"/>
+        </w:rPr>
+      </w:pPr>
+      <w:bookmarkStart w:id="94" w:name="_Toc134820440"/>
+      <w:bookmarkStart w:id="95" w:name="_Toc10216"/>
+      <w:bookmarkStart w:id="96" w:name="_Toc134820384"/>
       <w:r>
         <w:t>环境需求</w:t>
       </w:r>
@@ -5553,14 +5463,10 @@
         <w:ind w:left="0" w:leftChars="0" w:firstLine="480" w:firstLineChars="0"/>
         <w:rPr>
           <w:b w:val="0"/>
-          <w:bdr w:val="none" w:sz="0" w:space="0"/>
-        </w:rPr>
-      </w:pPr>
-      <w:r>
-        <w:t>软件环境需求。需要</w:t>
-      </w:r>
-      <w:r>
-        <w:t>确保系统能够高效地运行和支持业务需求。</w:t>
+        </w:rPr>
+      </w:pPr>
+      <w:r>
+        <w:t>软件环境需求。需要确保系统能够高效地运行和支持业务需求。</w:t>
       </w:r>
     </w:p>
     <w:p>
@@ -5574,14 +5480,10 @@
         <w:ind w:left="0" w:leftChars="0" w:firstLine="480" w:firstLineChars="0"/>
         <w:rPr>
           <w:b w:val="0"/>
-          <w:bdr w:val="none" w:sz="0" w:space="0"/>
-        </w:rPr>
-      </w:pPr>
-      <w:r>
-        <w:t>硬件环境需求。需要</w:t>
-      </w:r>
-      <w:r>
-        <w:t>确保系统能够满足业务需求并具备足够的容量和性能。</w:t>
+        </w:rPr>
+      </w:pPr>
+      <w:r>
+        <w:t>硬件环境需求。需要确保系统能够满足业务需求并具备足够的容量和性能。</w:t>
       </w:r>
     </w:p>
     <w:p>
@@ -5595,11 +5497,10 @@
         <w:ind w:left="0" w:leftChars="0" w:firstLine="0" w:firstLineChars="0"/>
         <w:rPr>
           <w:b w:val="0"/>
-          <w:bdr w:val="none" w:sz="0" w:space="0"/>
-        </w:rPr>
-      </w:pPr>
-      <w:bookmarkStart w:id="97" w:name="_Toc134820441"/>
-      <w:bookmarkStart w:id="98" w:name="_Toc134820385"/>
+        </w:rPr>
+      </w:pPr>
+      <w:bookmarkStart w:id="97" w:name="_Toc134820385"/>
+      <w:bookmarkStart w:id="98" w:name="_Toc134820441"/>
       <w:bookmarkStart w:id="99" w:name="_Toc18942"/>
       <w:r>
         <w:t>用户界面需求</w:t>
@@ -5627,7 +5528,6 @@
         <w:ind w:left="0" w:leftChars="0" w:firstLine="0" w:firstLineChars="0"/>
         <w:rPr>
           <w:b w:val="0"/>
-          <w:bdr w:val="none" w:sz="0" w:space="0"/>
         </w:rPr>
       </w:pPr>
       <w:bookmarkStart w:id="100" w:name="_Toc134820442"/>
@@ -5651,7 +5551,6 @@
         <w:ind w:left="0" w:leftChars="0" w:firstLine="480" w:firstLineChars="0"/>
         <w:rPr>
           <w:b w:val="0"/>
-          <w:bdr w:val="none" w:sz="0" w:space="0"/>
         </w:rPr>
       </w:pPr>
       <w:r>
@@ -5669,7 +5568,6 @@
         <w:ind w:left="0" w:leftChars="0" w:firstLine="480" w:firstLineChars="0"/>
         <w:rPr>
           <w:b w:val="0"/>
-          <w:bdr w:val="none" w:sz="0" w:space="0"/>
         </w:rPr>
       </w:pPr>
       <w:r>
@@ -5687,7 +5585,6 @@
         <w:ind w:left="0" w:leftChars="0" w:firstLine="480" w:firstLineChars="0"/>
         <w:rPr>
           <w:b w:val="0"/>
-          <w:bdr w:val="none" w:sz="0" w:space="0"/>
         </w:rPr>
       </w:pPr>
       <w:r>
@@ -5705,7 +5602,6 @@
         <w:ind w:left="0" w:leftChars="0" w:firstLine="480" w:firstLineChars="0"/>
         <w:rPr>
           <w:b w:val="0"/>
-          <w:bdr w:val="none" w:sz="0" w:space="0"/>
         </w:rPr>
       </w:pPr>
       <w:r>
@@ -5723,15 +5619,14 @@
         <w:ind w:left="0" w:leftChars="0" w:firstLine="0" w:firstLineChars="0"/>
         <w:rPr>
           <w:b w:val="0"/>
-          <w:bdr w:val="none" w:sz="0" w:space="0"/>
-        </w:rPr>
-      </w:pPr>
-      <w:bookmarkStart w:id="103" w:name="_Toc134820387"/>
-      <w:bookmarkStart w:id="104" w:name="_Toc20885_WPSOffice_Level2"/>
-      <w:bookmarkStart w:id="105" w:name="_Toc6934"/>
-      <w:bookmarkStart w:id="106" w:name="_Toc35"/>
-      <w:bookmarkStart w:id="107" w:name="_Toc134820443"/>
-      <w:bookmarkStart w:id="108" w:name="_Toc21556"/>
+        </w:rPr>
+      </w:pPr>
+      <w:bookmarkStart w:id="103" w:name="_Toc35"/>
+      <w:bookmarkStart w:id="104" w:name="_Toc134820443"/>
+      <w:bookmarkStart w:id="105" w:name="_Toc134820387"/>
+      <w:bookmarkStart w:id="106" w:name="_Toc21556"/>
+      <w:bookmarkStart w:id="107" w:name="_Toc6934"/>
+      <w:bookmarkStart w:id="108" w:name="_Toc20885_WPSOffice_Level2"/>
       <w:r>
         <w:t>业务结构</w:t>
       </w:r>
@@ -5815,13 +5710,21 @@
       <w:pPr>
         <w:ind w:left="480" w:firstLine="0" w:firstLineChars="0"/>
         <w:jc w:val="center"/>
-      </w:pPr>
-      <w:r>
+        <w:rPr>
+          <w:rFonts w:hint="eastAsia" w:eastAsia="宋体"/>
+          <w:lang w:eastAsia="zh-CN"/>
+        </w:rPr>
+      </w:pPr>
+      <w:r>
+        <w:rPr>
+          <w:rFonts w:hint="eastAsia" w:eastAsia="宋体"/>
+          <w:lang w:eastAsia="zh-CN"/>
+        </w:rPr>
         <w:drawing>
           <wp:inline distT="0" distB="0" distL="114300" distR="114300">
-            <wp:extent cx="5756910" cy="4231640"/>
-            <wp:effectExtent l="0" t="0" r="8890" b="10160"/>
-            <wp:docPr id="14" name="图片 1"/>
+            <wp:extent cx="4885690" cy="4788535"/>
+            <wp:effectExtent l="0" t="0" r="3810" b="12065"/>
+            <wp:docPr id="2" name="图片 2" descr="页面梳理"/>
             <wp:cNvGraphicFramePr>
               <a:graphicFrameLocks xmlns:a="http://schemas.openxmlformats.org/drawingml/2006/main" noChangeAspect="1"/>
             </wp:cNvGraphicFramePr>
@@ -5829,7 +5732,7 @@
               <a:graphicData uri="http://schemas.openxmlformats.org/drawingml/2006/picture">
                 <pic:pic xmlns:pic="http://schemas.openxmlformats.org/drawingml/2006/picture">
                   <pic:nvPicPr>
-                    <pic:cNvPr id="14" name="图片 1"/>
+                    <pic:cNvPr id="2" name="图片 2" descr="页面梳理"/>
                     <pic:cNvPicPr>
                       <a:picLocks noChangeAspect="1"/>
                     </pic:cNvPicPr>
@@ -5843,15 +5746,11 @@
                   <pic:spPr>
                     <a:xfrm>
                       <a:off x="0" y="0"/>
-                      <a:ext cx="5756910" cy="4231640"/>
+                      <a:ext cx="4885690" cy="4788535"/>
                     </a:xfrm>
                     <a:prstGeom prst="rect">
                       <a:avLst/>
                     </a:prstGeom>
-                    <a:noFill/>
-                    <a:ln>
-                      <a:noFill/>
-                    </a:ln>
                   </pic:spPr>
                 </pic:pic>
               </a:graphicData>
@@ -5882,12 +5781,11 @@
         <w:ind w:left="0" w:leftChars="0" w:firstLine="0" w:firstLineChars="0"/>
         <w:rPr>
           <w:b w:val="0"/>
-          <w:bdr w:val="none" w:sz="0" w:space="0"/>
-        </w:rPr>
-      </w:pPr>
-      <w:bookmarkStart w:id="109" w:name="_Toc10479"/>
+        </w:rPr>
+      </w:pPr>
+      <w:bookmarkStart w:id="109" w:name="_Toc134820388"/>
       <w:bookmarkStart w:id="110" w:name="_Toc134820444"/>
-      <w:bookmarkStart w:id="111" w:name="_Toc134820388"/>
+      <w:bookmarkStart w:id="111" w:name="_Toc10479"/>
       <w:bookmarkStart w:id="112" w:name="_Toc13920"/>
       <w:r>
         <w:t>概要设计</w:t>
@@ -5908,13 +5806,12 @@
         <w:ind w:left="0" w:leftChars="0" w:firstLine="0" w:firstLineChars="0"/>
         <w:rPr>
           <w:b w:val="0"/>
-          <w:bdr w:val="none" w:sz="0" w:space="0"/>
-        </w:rPr>
-      </w:pPr>
-      <w:bookmarkStart w:id="113" w:name="_Toc134820445"/>
-      <w:bookmarkStart w:id="114" w:name="_Toc134820389"/>
-      <w:bookmarkStart w:id="115" w:name="_Toc32081"/>
-      <w:bookmarkStart w:id="116" w:name="_Toc28472"/>
+        </w:rPr>
+      </w:pPr>
+      <w:bookmarkStart w:id="113" w:name="_Toc134820389"/>
+      <w:bookmarkStart w:id="114" w:name="_Toc134820445"/>
+      <w:bookmarkStart w:id="115" w:name="_Toc28472"/>
+      <w:bookmarkStart w:id="116" w:name="_Toc32081"/>
       <w:r>
         <w:t>系统结构设计</w:t>
       </w:r>
@@ -5942,13 +5839,12 @@
         <w:ind w:left="0" w:leftChars="0" w:firstLine="0" w:firstLineChars="0"/>
         <w:rPr>
           <w:b w:val="0"/>
-          <w:bdr w:val="none" w:sz="0" w:space="0"/>
-        </w:rPr>
-      </w:pPr>
-      <w:bookmarkStart w:id="117" w:name="_Toc134820448"/>
-      <w:bookmarkStart w:id="118" w:name="_Toc4569"/>
+        </w:rPr>
+      </w:pPr>
+      <w:bookmarkStart w:id="117" w:name="_Toc4569"/>
+      <w:bookmarkStart w:id="118" w:name="_Toc24522"/>
       <w:bookmarkStart w:id="119" w:name="_Toc134820392"/>
-      <w:bookmarkStart w:id="120" w:name="_Toc24522"/>
+      <w:bookmarkStart w:id="120" w:name="_Toc134820448"/>
       <w:r>
         <w:t>数据库设计</w:t>
       </w:r>
@@ -6027,7 +5923,6 @@
         <w:ind w:left="0" w:leftChars="0" w:firstLine="0" w:firstLineChars="0"/>
         <w:rPr>
           <w:b w:val="0"/>
-          <w:bdr w:val="none" w:sz="0" w:space="0"/>
         </w:rPr>
       </w:pPr>
       <w:bookmarkStart w:id="121" w:name="_Toc20787"/>
@@ -6063,7 +5958,6 @@
         <w:ind w:left="0" w:leftChars="0" w:firstLine="480" w:firstLineChars="0"/>
         <w:rPr>
           <w:b w:val="0"/>
-          <w:bdr w:val="none" w:sz="0" w:space="0"/>
         </w:rPr>
       </w:pPr>
       <w:r>
@@ -6081,7 +5975,6 @@
         <w:ind w:left="0" w:leftChars="0" w:firstLine="480" w:firstLineChars="0"/>
         <w:rPr>
           <w:b w:val="0"/>
-          <w:bdr w:val="none" w:sz="0" w:space="0"/>
         </w:rPr>
       </w:pPr>
       <w:r>
@@ -6099,7 +5992,6 @@
         <w:ind w:left="0" w:leftChars="0" w:firstLine="480" w:firstLineChars="0"/>
         <w:rPr>
           <w:b w:val="0"/>
-          <w:bdr w:val="none" w:sz="0" w:space="0"/>
         </w:rPr>
       </w:pPr>
       <w:r>
@@ -6117,7 +6009,6 @@
         <w:ind w:left="0" w:leftChars="0" w:firstLine="480" w:firstLineChars="0"/>
         <w:rPr>
           <w:b w:val="0"/>
-          <w:bdr w:val="none" w:sz="0" w:space="0"/>
         </w:rPr>
       </w:pPr>
       <w:r>
@@ -6135,7 +6026,6 @@
         <w:ind w:left="0" w:leftChars="0" w:firstLine="0" w:firstLineChars="0"/>
         <w:rPr>
           <w:b w:val="0"/>
-          <w:bdr w:val="none" w:sz="0" w:space="0"/>
         </w:rPr>
       </w:pPr>
       <w:bookmarkStart w:id="122" w:name="_Toc13893"/>
@@ -15119,7 +15009,6 @@
         <w:ind w:left="0" w:leftChars="0" w:firstLine="0" w:firstLineChars="0"/>
         <w:rPr>
           <w:b w:val="0"/>
-          <w:bdr w:val="none" w:sz="0" w:space="0"/>
         </w:rPr>
       </w:pPr>
       <w:bookmarkStart w:id="126" w:name="_Toc4888"/>
@@ -15142,7 +15031,6 @@
         <w:ind w:left="0" w:leftChars="0" w:firstLine="0" w:firstLineChars="0"/>
         <w:rPr>
           <w:b w:val="0"/>
-          <w:bdr w:val="none" w:sz="0" w:space="0"/>
         </w:rPr>
       </w:pPr>
       <w:bookmarkStart w:id="127" w:name="_Toc28855"/>
@@ -15416,7 +15304,6 @@
         <w:ind w:left="0" w:leftChars="0" w:firstLine="0" w:firstLineChars="0"/>
         <w:rPr>
           <w:b w:val="0"/>
-          <w:bdr w:val="none" w:sz="0" w:space="0"/>
         </w:rPr>
       </w:pPr>
       <w:bookmarkStart w:id="128" w:name="_Toc29443"/>
@@ -15968,7 +15855,6 @@
         <w:ind w:left="0" w:leftChars="0" w:firstLine="0" w:firstLineChars="0"/>
         <w:rPr>
           <w:b w:val="0"/>
-          <w:bdr w:val="none" w:sz="0" w:space="0"/>
         </w:rPr>
       </w:pPr>
       <w:bookmarkStart w:id="129" w:name="_Toc29776"/>
@@ -16258,7 +16144,6 @@
         <w:ind w:left="0" w:leftChars="0" w:firstLine="0" w:firstLineChars="0"/>
         <w:rPr>
           <w:b w:val="0"/>
-          <w:bdr w:val="none" w:sz="0" w:space="0"/>
         </w:rPr>
       </w:pPr>
       <w:bookmarkStart w:id="130" w:name="_Toc2763"/>
@@ -16553,13 +16438,12 @@
         <w:ind w:left="0" w:leftChars="0" w:firstLine="0" w:firstLineChars="0"/>
         <w:rPr>
           <w:b w:val="0"/>
-          <w:bdr w:val="none" w:sz="0" w:space="0"/>
-        </w:rPr>
-      </w:pPr>
-      <w:bookmarkStart w:id="131" w:name="_Toc23855"/>
-      <w:bookmarkStart w:id="132" w:name="_Toc134820405"/>
-      <w:bookmarkStart w:id="133" w:name="_Toc134820461"/>
-      <w:bookmarkStart w:id="134" w:name="_Toc8040"/>
+        </w:rPr>
+      </w:pPr>
+      <w:bookmarkStart w:id="131" w:name="_Toc134820461"/>
+      <w:bookmarkStart w:id="132" w:name="_Toc8040"/>
+      <w:bookmarkStart w:id="133" w:name="_Toc134820405"/>
+      <w:bookmarkStart w:id="134" w:name="_Toc23855"/>
       <w:r>
         <w:t>系统测试</w:t>
       </w:r>
@@ -16579,13 +16463,12 @@
         <w:ind w:left="0" w:leftChars="0" w:firstLine="0" w:firstLineChars="0"/>
         <w:rPr>
           <w:b w:val="0"/>
-          <w:bdr w:val="none" w:sz="0" w:space="0"/>
-        </w:rPr>
-      </w:pPr>
-      <w:bookmarkStart w:id="135" w:name="_Toc134820462"/>
+        </w:rPr>
+      </w:pPr>
+      <w:bookmarkStart w:id="135" w:name="_Toc9170"/>
       <w:bookmarkStart w:id="136" w:name="_Toc134820406"/>
       <w:bookmarkStart w:id="137" w:name="_Toc24075"/>
-      <w:bookmarkStart w:id="138" w:name="_Toc9170"/>
+      <w:bookmarkStart w:id="138" w:name="_Toc134820462"/>
       <w:r>
         <w:t>功能测试</w:t>
       </w:r>
@@ -16647,10 +16530,7 @@
         <w:pStyle w:val="13"/>
       </w:pPr>
       <w:r>
-        <w:t>对此我们准备了以下测试用例，如表6</w:t>
-      </w:r>
-      <w:r>
-        <w:t>-1所示。</w:t>
+        <w:t>对此我们准备了以下测试用例，如表6-1所示。</w:t>
       </w:r>
     </w:p>
     <w:p>
@@ -17686,13 +17566,12 @@
         <w:ind w:left="0" w:leftChars="0" w:firstLine="0" w:firstLineChars="0"/>
         <w:rPr>
           <w:b w:val="0"/>
-          <w:bdr w:val="none" w:sz="0" w:space="0"/>
-        </w:rPr>
-      </w:pPr>
-      <w:bookmarkStart w:id="140" w:name="_Toc134820463"/>
-      <w:bookmarkStart w:id="141" w:name="_Toc8595"/>
+        </w:rPr>
+      </w:pPr>
+      <w:bookmarkStart w:id="140" w:name="_Toc8595"/>
+      <w:bookmarkStart w:id="141" w:name="_Toc12419"/>
       <w:bookmarkStart w:id="142" w:name="_Toc134820407"/>
-      <w:bookmarkStart w:id="143" w:name="_Toc12419"/>
+      <w:bookmarkStart w:id="143" w:name="_Toc134820463"/>
       <w:r>
         <w:t>性能测试</w:t>
       </w:r>
@@ -17712,7 +17591,6 @@
         <w:ind w:left="0" w:leftChars="0" w:firstLine="0" w:firstLineChars="0"/>
         <w:rPr>
           <w:b w:val="0"/>
-          <w:bdr w:val="none" w:sz="0" w:space="0"/>
         </w:rPr>
       </w:pPr>
       <w:bookmarkStart w:id="144" w:name="_Toc23187"/>
@@ -17764,7 +17642,6 @@
         <w:ind w:left="0" w:leftChars="0" w:firstLine="0" w:firstLineChars="0"/>
         <w:rPr>
           <w:b w:val="0"/>
-          <w:bdr w:val="none" w:sz="0" w:space="0"/>
         </w:rPr>
       </w:pPr>
       <w:bookmarkStart w:id="145" w:name="_Toc21032"/>
@@ -17802,10 +17679,10 @@
         <w:pStyle w:val="2"/>
         <w:keepNext/>
       </w:pPr>
-      <w:bookmarkStart w:id="146" w:name="_Toc134820408"/>
+      <w:bookmarkStart w:id="146" w:name="_Toc6029"/>
       <w:bookmarkStart w:id="147" w:name="_Toc31813"/>
-      <w:bookmarkStart w:id="148" w:name="_Toc134820464"/>
-      <w:bookmarkStart w:id="149" w:name="_Toc6029"/>
+      <w:bookmarkStart w:id="148" w:name="_Toc134820408"/>
+      <w:bookmarkStart w:id="149" w:name="_Toc134820464"/>
       <w:r>
         <w:t>结束语</w:t>
       </w:r>
@@ -17846,10 +17723,10 @@
         <w:pStyle w:val="51"/>
         <w:pageBreakBefore/>
       </w:pPr>
-      <w:bookmarkStart w:id="150" w:name="_Toc27818"/>
-      <w:bookmarkStart w:id="151" w:name="_Toc134820409"/>
-      <w:bookmarkStart w:id="152" w:name="_Toc134820465"/>
-      <w:bookmarkStart w:id="153" w:name="_Toc23207"/>
+      <w:bookmarkStart w:id="150" w:name="_Toc23207"/>
+      <w:bookmarkStart w:id="151" w:name="_Toc134820465"/>
+      <w:bookmarkStart w:id="152" w:name="_Toc27818"/>
+      <w:bookmarkStart w:id="153" w:name="_Toc134820409"/>
       <w:r>
         <w:t>参考文献</w:t>
       </w:r>
@@ -17868,7 +17745,6 @@
         <w:ind w:left="425" w:leftChars="0" w:hanging="425" w:firstLineChars="0"/>
         <w:rPr>
           <w:b w:val="0"/>
-          <w:bdr w:val="none" w:sz="0" w:space="0"/>
         </w:rPr>
       </w:pPr>
       <w:r>
@@ -17885,7 +17761,6 @@
         <w:ind w:left="425" w:leftChars="0" w:hanging="425" w:firstLineChars="0"/>
         <w:rPr>
           <w:b w:val="0"/>
-          <w:bdr w:val="none" w:sz="0" w:space="0"/>
         </w:rPr>
       </w:pPr>
       <w:r>
@@ -17902,7 +17777,6 @@
         <w:ind w:left="425" w:leftChars="0" w:hanging="425" w:firstLineChars="0"/>
         <w:rPr>
           <w:b w:val="0"/>
-          <w:bdr w:val="none" w:sz="0" w:space="0"/>
         </w:rPr>
       </w:pPr>
       <w:r>
@@ -17919,7 +17793,6 @@
         <w:ind w:left="425" w:leftChars="0" w:hanging="425" w:firstLineChars="0"/>
         <w:rPr>
           <w:b w:val="0"/>
-          <w:bdr w:val="none" w:sz="0" w:space="0"/>
         </w:rPr>
       </w:pPr>
       <w:r>
@@ -17936,7 +17809,6 @@
         <w:ind w:left="425" w:leftChars="0" w:hanging="425" w:firstLineChars="0"/>
         <w:rPr>
           <w:b w:val="0"/>
-          <w:bdr w:val="none" w:sz="0" w:space="0"/>
         </w:rPr>
       </w:pPr>
       <w:r>
@@ -17953,7 +17825,6 @@
         <w:ind w:left="425" w:leftChars="0" w:hanging="425" w:firstLineChars="0"/>
         <w:rPr>
           <w:b w:val="0"/>
-          <w:bdr w:val="none" w:sz="0" w:space="0"/>
         </w:rPr>
       </w:pPr>
       <w:r>
@@ -17970,7 +17841,6 @@
         <w:ind w:left="425" w:leftChars="0" w:hanging="425" w:firstLineChars="0"/>
         <w:rPr>
           <w:b w:val="0"/>
-          <w:bdr w:val="none" w:sz="0" w:space="0"/>
         </w:rPr>
       </w:pPr>
       <w:r>
@@ -17987,7 +17857,6 @@
         <w:ind w:left="425" w:leftChars="0" w:hanging="425" w:firstLineChars="0"/>
         <w:rPr>
           <w:b w:val="0"/>
-          <w:bdr w:val="none" w:sz="0" w:space="0"/>
         </w:rPr>
       </w:pPr>
       <w:r>
@@ -18004,7 +17873,6 @@
         <w:ind w:left="425" w:leftChars="0" w:hanging="425" w:firstLineChars="0"/>
         <w:rPr>
           <w:b w:val="0"/>
-          <w:bdr w:val="none" w:sz="0" w:space="0"/>
         </w:rPr>
       </w:pPr>
       <w:r>
@@ -18021,7 +17889,6 @@
         <w:ind w:left="425" w:leftChars="0" w:hanging="425" w:firstLineChars="0"/>
         <w:rPr>
           <w:b w:val="0"/>
-          <w:bdr w:val="none" w:sz="0" w:space="0"/>
         </w:rPr>
       </w:pPr>
       <w:r>
@@ -18036,10 +17903,10 @@
         <w:pStyle w:val="48"/>
         <w:pageBreakBefore/>
       </w:pPr>
-      <w:bookmarkStart w:id="154" w:name="_Toc11900"/>
+      <w:bookmarkStart w:id="154" w:name="_Toc20587"/>
       <w:bookmarkStart w:id="155" w:name="_Toc134820466"/>
-      <w:bookmarkStart w:id="156" w:name="_Toc134820410"/>
-      <w:bookmarkStart w:id="157" w:name="_Toc20587"/>
+      <w:bookmarkStart w:id="156" w:name="_Toc11900"/>
+      <w:bookmarkStart w:id="157" w:name="_Toc134820410"/>
       <w:r>
         <w:t>致谢</w:t>
       </w:r>
@@ -18050,104 +17917,86 @@
     </w:p>
     <w:p>
       <w:pPr>
-        <w:pStyle w:val="47"/>
-      </w:pPr>
-      <w:r>
-        <w:t>由于个人原因，我此次毕业论文完成得有些仓促，需要在日后进一步改进和完善，在此对于所有于我有过帮助的指导老师和同学致以诚挚的感谢与歉意</w:t>
-      </w:r>
-      <w:r>
-        <w:t>。</w:t>
-      </w:r>
-    </w:p>
-    <w:p>
-      <w:pPr>
-        <w:pStyle w:val="47"/>
-      </w:pPr>
-      <w:r>
-        <w:t>首先，我要由衷</w:t>
-      </w:r>
-      <w:r>
-        <w:t>感谢我的导师朱素英</w:t>
-      </w:r>
-      <w:r>
-        <w:t>，在</w:t>
-      </w:r>
-      <w:r>
-        <w:t>我的大学生涯中对我孜孜不倦的教诲，同时在我的开题报告和论文的思路建设中</w:t>
-      </w:r>
-      <w:r>
-        <w:t>给予了耐心指导、宝贵建议和积极支持。</w:t>
-      </w:r>
-    </w:p>
-    <w:p>
-      <w:pPr>
-        <w:pStyle w:val="47"/>
-      </w:pPr>
-      <w:r>
-        <w:t>其次，</w:t>
-      </w:r>
-      <w:r>
-        <w:t>我要感谢母校湖南人文科技学院信息学院对我的悉心培养</w:t>
-      </w:r>
-      <w:r>
-        <w:t>，为我提供了良好的学习和研究环境，感谢所有领导、老师、同学对我的鼓励与支持</w:t>
-      </w:r>
-      <w:r>
-        <w:t>。</w:t>
-      </w:r>
-    </w:p>
-    <w:p>
-      <w:pPr>
-        <w:pStyle w:val="47"/>
-      </w:pPr>
-      <w:r>
-        <w:t>此外，我还</w:t>
-      </w:r>
-      <w:r>
-        <w:t>要感谢佳瑛科技有限公司</w:t>
-      </w:r>
-      <w:r>
-        <w:t>的同事们</w:t>
-      </w:r>
-      <w:r>
-        <w:t>，为我的毕业论文的撰写提供的指导性意见与无私帮助，在我遇到瓶颈和困难时，总是在第一时间提供解决方案，</w:t>
-      </w:r>
-      <w:r>
-        <w:t>使我能够顺利地完成毕业论文的撰写</w:t>
-      </w:r>
-      <w:r>
-        <w:t>工作。</w:t>
-      </w:r>
-    </w:p>
-    <w:p>
-      <w:pPr>
-        <w:pStyle w:val="47"/>
-      </w:pPr>
-      <w:r>
-        <w:t>最后，</w:t>
-      </w:r>
-      <w:r>
-        <w:t>我还要感谢我的家人父母</w:t>
-      </w:r>
-      <w:r>
-        <w:t>，在我的成长的道路上对我的关心与照料，支持我完成了大学的学业。</w:t>
-      </w:r>
-    </w:p>
-    <w:p>
-      <w:pPr>
-        <w:pStyle w:val="47"/>
-      </w:pPr>
-      <w:r>
-        <w:t>再次</w:t>
-      </w:r>
-      <w:r>
-        <w:t>感谢所有人的支持和帮助！</w:t>
+        <w:ind w:firstLine="420" w:firstLineChars="0"/>
+        <w:rPr>
+          <w:rFonts w:hint="eastAsia"/>
+        </w:rPr>
+      </w:pPr>
+      <w:r>
+        <w:rPr>
+          <w:rFonts w:hint="eastAsia"/>
+        </w:rPr>
+        <w:t>在完成基于 Uni - app 的即时通讯项目毕业论文之际，满心感恩，诸多情谊，难以言表。</w:t>
+      </w:r>
+    </w:p>
+    <w:p>
+      <w:pPr>
+        <w:ind w:firstLine="420" w:firstLineChars="0"/>
+        <w:rPr>
+          <w:rFonts w:hint="eastAsia"/>
+        </w:rPr>
+      </w:pPr>
+      <w:r>
+        <w:rPr>
+          <w:rFonts w:hint="eastAsia"/>
+        </w:rPr>
+        <w:t>我要诚挚感谢我的导师，从项目选题的迷茫阶段，到系统结构设计的反复雕琢，再到测试环节的细致把控，导师始终以渊博的专业知识和丰富的经验为我指引方向。每当我在研究中陷入困境，导师总能耐心倾听，给出建设性的意见，助我拨云见日。导师严谨的治学态度与精益求精的精神，如明灯照亮我学术探索之路，激励我不断追求卓越，为论文的顺利完成奠定了坚实基础。</w:t>
+      </w:r>
+    </w:p>
+    <w:p>
+      <w:pPr>
+        <w:ind w:firstLine="420" w:firstLineChars="0"/>
+        <w:rPr>
+          <w:rFonts w:hint="eastAsia"/>
+        </w:rPr>
+      </w:pPr>
+      <w:r>
+        <w:rPr>
+          <w:rFonts w:hint="eastAsia"/>
+        </w:rPr>
+        <w:t>还要感谢我的同窗好友们，在项目开发过程中，我们相互交流、彼此启发。面对技术难题时，大家围坐一起热烈讨论，思维的火花在碰撞中绽放。那些一起熬夜调试代码、攻克难关的日子，成为我学术生涯中难忘的回忆。他们的陪伴与鼓励，让枯燥的研究工作充满温暖与力量，也让我在团队协作中收获了宝贵的经验。</w:t>
+      </w:r>
+    </w:p>
+    <w:p>
+      <w:pPr>
+        <w:ind w:firstLine="420" w:firstLineChars="0"/>
+        <w:rPr>
+          <w:rFonts w:hint="eastAsia"/>
+        </w:rPr>
+      </w:pPr>
+      <w:r>
+        <w:rPr>
+          <w:rFonts w:hint="eastAsia"/>
+        </w:rPr>
+        <w:t>我的家人，是我永远的坚强后盾。在漫长的研究时光里，他们默默承担生活琐事，给予我无条件的支持与关爱，让我能够心无旁骛地投入到学业中。他们的牵挂与期待，是我前进的不竭动力，每当我感到疲惫想要放弃时，一想到家人，便又充满斗志。</w:t>
       </w:r>
     </w:p>
     <w:p>
       <w:pPr>
         <w:ind w:firstLine="0" w:firstLineChars="0"/>
-      </w:pPr>
+        <w:rPr>
+          <w:rFonts w:hint="eastAsia"/>
+        </w:rPr>
+      </w:pPr>
+      <w:r>
+        <w:rPr>
+          <w:rFonts w:hint="eastAsia"/>
+        </w:rPr>
+        <w:t>同时，我也要感谢为 Uni - app 开发框架以及即时通讯技术发展做出贡献的开源社区和开发者们。正是站在他们的智慧结晶之上，我才能顺利开展项目研究，借鉴优秀的设计理念与成熟的技术方案，少走了许多弯路。</w:t>
+      </w:r>
+    </w:p>
+    <w:p>
+      <w:pPr>
+        <w:ind w:firstLine="420" w:firstLineChars="0"/>
+      </w:pPr>
+      <w:bookmarkStart w:id="158" w:name="_GoBack"/>
+      <w:bookmarkEnd w:id="158"/>
+      <w:r>
+        <w:rPr>
+          <w:rFonts w:hint="eastAsia"/>
+        </w:rPr>
+        <w:t>在此，向所有给予我帮助的人致以最衷心的感谢。这份感恩将化作前行的动力，激励我在未来的学术与人生道路上，不断进取，勇攀高峰。</w:t>
+      </w:r>
     </w:p>
     <w:sectPr>
       <w:headerReference r:id="rId14" w:type="default"/>
@@ -19570,7 +19419,7 @@
     <w:lsdException w:unhideWhenUsed="0" w:uiPriority="0" w:semiHidden="0" w:name="Closing"/>
     <w:lsdException w:unhideWhenUsed="0" w:uiPriority="0" w:semiHidden="0" w:name="Signature"/>
     <w:lsdException w:qFormat="1" w:uiPriority="1" w:name="Default Paragraph Font"/>
-    <w:lsdException w:unhideWhenUsed="0" w:uiPriority="0" w:semiHidden="0" w:name="Body Text"/>
+    <w:lsdException w:qFormat="1" w:unhideWhenUsed="0" w:uiPriority="0" w:semiHidden="0" w:name="Body Text"/>
     <w:lsdException w:qFormat="1" w:unhideWhenUsed="0" w:uiPriority="0" w:semiHidden="0" w:name="Body Text Indent"/>
     <w:lsdException w:unhideWhenUsed="0" w:uiPriority="0" w:semiHidden="0" w:name="List Continue"/>
     <w:lsdException w:unhideWhenUsed="0" w:uiPriority="0" w:semiHidden="0" w:name="List Continue 2"/>
@@ -20029,6 +19878,7 @@
   </w:style>
   <w:style w:type="paragraph" w:styleId="13">
     <w:name w:val="Body Text"/>
+    <w:qFormat/>
     <w:uiPriority w:val="0"/>
     <w:pPr>
       <w:widowControl w:val="0"/>
@@ -20422,6 +20272,7 @@
   <w:style w:type="paragraph" w:customStyle="1" w:styleId="41">
     <w:name w:val="摘要正文"/>
     <w:next w:val="1"/>
+    <w:qFormat/>
     <w:uiPriority w:val="0"/>
     <w:pPr>
       <w:widowControl w:val="0"/>
@@ -20441,6 +20292,7 @@
   <w:style w:type="paragraph" w:customStyle="1" w:styleId="42">
     <w:name w:val="英文摘要正文"/>
     <w:next w:val="1"/>
+    <w:qFormat/>
     <w:uiPriority w:val="0"/>
     <w:pPr>
       <w:widowControl w:val="0"/>
@@ -20459,6 +20311,7 @@
   <w:style w:type="paragraph" w:customStyle="1" w:styleId="43">
     <w:name w:val="关键词正文"/>
     <w:next w:val="1"/>
+    <w:qFormat/>
     <w:uiPriority w:val="0"/>
     <w:pPr>
       <w:widowControl w:val="0"/>
@@ -20477,6 +20330,7 @@
   </w:style>
   <w:style w:type="character" w:customStyle="1" w:styleId="44">
     <w:name w:val="关键词"/>
+    <w:qFormat/>
     <w:uiPriority w:val="0"/>
     <w:rPr>
       <w:rFonts w:ascii="黑体" w:hAnsi="黑体" w:eastAsia="黑体" w:cs="Times New Roman"/>
@@ -20489,6 +20343,7 @@
   <w:style w:type="paragraph" w:customStyle="1" w:styleId="45">
     <w:name w:val="英文关键词正文"/>
     <w:next w:val="1"/>
+    <w:qFormat/>
     <w:uiPriority w:val="0"/>
     <w:pPr>
       <w:widowControl w:val="0"/>
@@ -20506,6 +20361,7 @@
   </w:style>
   <w:style w:type="character" w:customStyle="1" w:styleId="46">
     <w:name w:val="英文关键词"/>
+    <w:qFormat/>
     <w:uiPriority w:val="0"/>
     <w:rPr>
       <w:rFonts w:ascii="楷体" w:hAnsi="楷体" w:eastAsia="楷体" w:cs="Times New Roman"/>
@@ -20518,6 +20374,7 @@
   <w:style w:type="paragraph" w:customStyle="1" w:styleId="47">
     <w:name w:val="致谢正文"/>
     <w:next w:val="1"/>
+    <w:qFormat/>
     <w:uiPriority w:val="0"/>
     <w:pPr>
       <w:widowControl w:val="0"/>
@@ -20537,6 +20394,7 @@
   <w:style w:type="paragraph" w:customStyle="1" w:styleId="48">
     <w:name w:val="致谢标题"/>
     <w:next w:val="1"/>
+    <w:qFormat/>
     <w:uiPriority w:val="0"/>
     <w:pPr>
       <w:keepNext/>
@@ -20558,6 +20416,7 @@
   <w:style w:type="paragraph" w:customStyle="1" w:styleId="49">
     <w:name w:val="图片标题"/>
     <w:next w:val="1"/>
+    <w:qFormat/>
     <w:uiPriority w:val="0"/>
     <w:pPr>
       <w:widowControl w:val="0"/>
@@ -20583,6 +20442,7 @@
   <w:style w:type="paragraph" w:customStyle="1" w:styleId="50">
     <w:name w:val="参考文献条目"/>
     <w:next w:val="1"/>
+    <w:qFormat/>
     <w:uiPriority w:val="0"/>
     <w:pPr>
       <w:widowControl w:val="0"/>
@@ -20601,6 +20461,7 @@
   <w:style w:type="paragraph" w:customStyle="1" w:styleId="51">
     <w:name w:val="参考文献标题"/>
     <w:next w:val="1"/>
+    <w:qFormat/>
     <w:uiPriority w:val="0"/>
     <w:pPr>
       <w:widowControl w:val="0"/>

--- a/毕业论文/毕业论文.docx
+++ b/毕业论文/毕业论文.docx
@@ -39,7 +39,7 @@
                     </pic:cNvPicPr>
                   </pic:nvPicPr>
                   <pic:blipFill>
-                    <a:blip r:embed="rId19">
+                    <a:blip r:embed="rId17">
                       <a:lum bright="70001" contrast="-70000"/>
                     </a:blip>
                     <a:stretch>
@@ -647,6 +647,8 @@
           <w:szCs w:val="30"/>
         </w:rPr>
       </w:pPr>
+      <w:bookmarkStart w:id="147" w:name="_GoBack"/>
+      <w:bookmarkEnd w:id="147"/>
     </w:p>
     <w:p>
       <w:pPr>
@@ -923,9 +925,9 @@
           <w:szCs w:val="30"/>
         </w:rPr>
         <w:sectPr>
-          <w:headerReference r:id="rId7" w:type="default"/>
-          <w:footerReference r:id="rId8" w:type="default"/>
-          <w:footerReference r:id="rId9" w:type="even"/>
+          <w:headerReference r:id="rId5" w:type="default"/>
+          <w:footerReference r:id="rId6" w:type="default"/>
+          <w:footerReference r:id="rId7" w:type="even"/>
           <w:pgSz w:w="11906" w:h="16838"/>
           <w:pgMar w:top="1701" w:right="1418" w:bottom="1418" w:left="1418" w:header="851" w:footer="964" w:gutter="0"/>
           <w:pgNumType w:start="1"/>
@@ -4755,8 +4757,8 @@
         <w:snapToGrid w:val="0"/>
         <w:ind w:firstLine="480"/>
         <w:sectPr>
-          <w:headerReference r:id="rId10" w:type="default"/>
-          <w:footerReference r:id="rId11" w:type="default"/>
+          <w:headerReference r:id="rId8" w:type="default"/>
+          <w:footerReference r:id="rId9" w:type="default"/>
           <w:type w:val="oddPage"/>
           <w:pgSz w:w="11906" w:h="16838"/>
           <w:pgMar w:top="1701" w:right="1418" w:bottom="1418" w:left="1418" w:header="851" w:footer="964" w:gutter="0"/>
@@ -4779,9 +4781,9 @@
           <w:szCs w:val="30"/>
         </w:rPr>
       </w:pPr>
-      <w:bookmarkStart w:id="4" w:name="_Toc134820362"/>
-      <w:bookmarkStart w:id="5" w:name="_Toc31710"/>
-      <w:bookmarkStart w:id="6" w:name="_Toc134820418"/>
+      <w:bookmarkStart w:id="4" w:name="_Toc134820418"/>
+      <w:bookmarkStart w:id="5" w:name="_Toc134820362"/>
+      <w:bookmarkStart w:id="6" w:name="_Toc31710"/>
       <w:r>
         <w:rPr>
           <w:rFonts w:eastAsia="黑体" w:cs="Arial"/>
@@ -4929,10 +4931,10 @@
           <w:sz w:val="24"/>
         </w:rPr>
         <w:sectPr>
-          <w:headerReference r:id="rId14" w:type="first"/>
-          <w:headerReference r:id="rId12" w:type="default"/>
-          <w:footerReference r:id="rId15" w:type="default"/>
-          <w:headerReference r:id="rId13" w:type="even"/>
+          <w:headerReference r:id="rId12" w:type="first"/>
+          <w:headerReference r:id="rId10" w:type="default"/>
+          <w:footerReference r:id="rId13" w:type="default"/>
+          <w:headerReference r:id="rId11" w:type="even"/>
           <w:pgSz w:w="11906" w:h="16838"/>
           <w:pgMar w:top="1701" w:right="1418" w:bottom="1418" w:left="1418" w:header="851" w:footer="964" w:gutter="0"/>
           <w:pgNumType w:fmt="upperRoman" w:start="1"/>
@@ -4958,13 +4960,13 @@
           <w:kern w:val="0"/>
         </w:rPr>
       </w:pPr>
-      <w:bookmarkStart w:id="7" w:name="_Toc134820365"/>
-      <w:bookmarkStart w:id="8" w:name="_Toc5699_WPSOffice_Level1"/>
-      <w:bookmarkStart w:id="9" w:name="_Toc134820421"/>
-      <w:bookmarkStart w:id="10" w:name="_Toc15736"/>
-      <w:bookmarkStart w:id="11" w:name="_Toc29792_WPSOffice_Level1"/>
-      <w:bookmarkStart w:id="12" w:name="_Toc23390"/>
-      <w:bookmarkStart w:id="13" w:name="_Toc195275637"/>
+      <w:bookmarkStart w:id="7" w:name="_Toc195275637"/>
+      <w:bookmarkStart w:id="8" w:name="_Toc134820421"/>
+      <w:bookmarkStart w:id="9" w:name="_Toc29792_WPSOffice_Level1"/>
+      <w:bookmarkStart w:id="10" w:name="_Toc23390"/>
+      <w:bookmarkStart w:id="11" w:name="_Toc5699_WPSOffice_Level1"/>
+      <w:bookmarkStart w:id="12" w:name="_Toc15736"/>
+      <w:bookmarkStart w:id="13" w:name="_Toc134820365"/>
       <w:r>
         <w:rPr>
           <w:rFonts w:ascii="Times New Roman" w:hAnsi="Times New Roman"/>
@@ -5002,10 +5004,10 @@
           <w:szCs w:val="24"/>
         </w:rPr>
       </w:pPr>
-      <w:bookmarkStart w:id="14" w:name="_Toc134820366"/>
-      <w:bookmarkStart w:id="15" w:name="_Toc17530"/>
-      <w:bookmarkStart w:id="16" w:name="_Toc134820422"/>
-      <w:bookmarkStart w:id="17" w:name="_Toc195275638"/>
+      <w:bookmarkStart w:id="14" w:name="_Toc17530"/>
+      <w:bookmarkStart w:id="15" w:name="_Toc134820422"/>
+      <w:bookmarkStart w:id="16" w:name="_Toc195275638"/>
+      <w:bookmarkStart w:id="17" w:name="_Toc134820366"/>
       <w:r>
         <w:rPr>
           <w:rFonts w:ascii="Times New Roman" w:hAnsi="Times New Roman"/>
@@ -5065,10 +5067,10 @@
           <w:szCs w:val="24"/>
         </w:rPr>
       </w:pPr>
-      <w:bookmarkStart w:id="18" w:name="_Toc20911"/>
-      <w:bookmarkStart w:id="19" w:name="_Toc134820423"/>
-      <w:bookmarkStart w:id="20" w:name="_Toc134820367"/>
-      <w:bookmarkStart w:id="21" w:name="_Toc195275639"/>
+      <w:bookmarkStart w:id="18" w:name="_Toc195275639"/>
+      <w:bookmarkStart w:id="19" w:name="_Toc134820367"/>
+      <w:bookmarkStart w:id="20" w:name="_Toc20911"/>
+      <w:bookmarkStart w:id="21" w:name="_Toc134820423"/>
       <w:r>
         <w:rPr>
           <w:rFonts w:ascii="Times New Roman" w:hAnsi="Times New Roman"/>
@@ -5089,9 +5091,9 @@
       <w:pPr>
         <w:pStyle w:val="13"/>
       </w:pPr>
-      <w:bookmarkStart w:id="22" w:name="_Toc134820368"/>
-      <w:bookmarkStart w:id="23" w:name="_Toc134820424"/>
-      <w:bookmarkStart w:id="24" w:name="_Toc27490"/>
+      <w:bookmarkStart w:id="22" w:name="_Toc27490"/>
+      <w:bookmarkStart w:id="23" w:name="_Toc134820368"/>
+      <w:bookmarkStart w:id="24" w:name="_Toc134820424"/>
       <w:r>
         <w:t>基于 uni - app 框架开发即时通讯项目，能够为跨平台开发领域提供新的实践案例和理论参考。探索在不同平台上实现即时通讯功能的最佳实践，有助于完善跨平台开发的技术体系和方法论。</w:t>
       </w:r>
@@ -5152,9 +5154,9 @@
       <w:pPr>
         <w:pStyle w:val="13"/>
       </w:pPr>
-      <w:bookmarkStart w:id="26" w:name="_Toc134820425"/>
+      <w:bookmarkStart w:id="26" w:name="_Toc18820"/>
       <w:bookmarkStart w:id="27" w:name="_Toc134820369"/>
-      <w:bookmarkStart w:id="28" w:name="_Toc18820"/>
+      <w:bookmarkStart w:id="28" w:name="_Toc134820425"/>
       <w:r>
         <w:t>国内即时通讯市场呈现出寡头垄断的局面，微信和 QQ 凭借庞大的用户基础和丰富的功能生态占据主导地位。微信作为国民级社交应用，不仅满足了人们日常的通讯需求，还集成了支付、购物、生活服务等多种功能，成为了一个综合性的生活平台。QQ 则在年轻用户群体中拥有较高的人气，其丰富的个性化功能和社交玩法深受年轻人喜爱。</w:t>
       </w:r>
@@ -5223,8 +5225,8 @@
       <w:pPr>
         <w:pStyle w:val="13"/>
       </w:pPr>
-      <w:bookmarkStart w:id="30" w:name="_Toc134820426"/>
-      <w:bookmarkStart w:id="31" w:name="_Toc8159"/>
+      <w:bookmarkStart w:id="30" w:name="_Toc8159"/>
+      <w:bookmarkStart w:id="31" w:name="_Toc134820426"/>
       <w:bookmarkStart w:id="32" w:name="_Toc134820370"/>
       <w:r>
         <w:t>WhatsApp、Facebook Messenger、Telegram 和 LINE 等在国际市场上拥有庞大用户群体。WhatsApp 凭借 Facebook 的推广和自身简洁易用的特点，在欧美、南美、非洲等地区广泛使用，拥有数十亿用户。Facebook Messenger 与社交平台 Facebook 深度整合，方便用户在社交网络基础上进行即时通讯。Telegram 以注重隐私保护和强大的群组功能吸引了大量用户，尤其在一些对隐私较为敏感的地区和特定社群中很受欢迎。LINE 则在日本、韩国等亚洲国家占据重要市场份额，除通讯外，还提供丰富的内容服务，如游戏、表情商店等。</w:t>
@@ -5365,9 +5367,9 @@
         </w:rPr>
       </w:pPr>
       <w:bookmarkStart w:id="34" w:name="_Toc13112"/>
-      <w:bookmarkStart w:id="35" w:name="_Toc195275643"/>
-      <w:bookmarkStart w:id="36" w:name="_Toc134820371"/>
-      <w:bookmarkStart w:id="37" w:name="_Toc134820427"/>
+      <w:bookmarkStart w:id="35" w:name="_Toc134820427"/>
+      <w:bookmarkStart w:id="36" w:name="_Toc195275643"/>
+      <w:bookmarkStart w:id="37" w:name="_Toc134820371"/>
       <w:r>
         <w:rPr>
           <w:rFonts w:ascii="Times New Roman" w:hAnsi="Times New Roman"/>
@@ -5402,12 +5404,12 @@
           <w:szCs w:val="24"/>
         </w:rPr>
       </w:pPr>
-      <w:bookmarkStart w:id="38" w:name="_Toc134820372"/>
-      <w:bookmarkStart w:id="39" w:name="_Toc23727_WPSOffice_Level2"/>
-      <w:bookmarkStart w:id="40" w:name="_Toc15331"/>
+      <w:bookmarkStart w:id="38" w:name="_Toc134820428"/>
+      <w:bookmarkStart w:id="39" w:name="_Toc15331"/>
+      <w:bookmarkStart w:id="40" w:name="_Toc23727_WPSOffice_Level2"/>
       <w:bookmarkStart w:id="41" w:name="_Toc1064"/>
-      <w:bookmarkStart w:id="42" w:name="_Toc195275644"/>
-      <w:bookmarkStart w:id="43" w:name="_Toc134820428"/>
+      <w:bookmarkStart w:id="42" w:name="_Toc134820372"/>
+      <w:bookmarkStart w:id="43" w:name="_Toc195275644"/>
       <w:r>
         <w:rPr>
           <w:rFonts w:ascii="Times New Roman" w:hAnsi="Times New Roman"/>
@@ -5484,12 +5486,12 @@
           <w:szCs w:val="24"/>
         </w:rPr>
       </w:pPr>
-      <w:bookmarkStart w:id="44" w:name="_Toc7999"/>
-      <w:bookmarkStart w:id="45" w:name="_Toc2031"/>
-      <w:bookmarkStart w:id="46" w:name="_Toc134820429"/>
-      <w:bookmarkStart w:id="47" w:name="_Toc134820373"/>
-      <w:bookmarkStart w:id="48" w:name="_Toc2363_WPSOffice_Level2"/>
-      <w:bookmarkStart w:id="49" w:name="_Toc195275645"/>
+      <w:bookmarkStart w:id="44" w:name="_Toc2031"/>
+      <w:bookmarkStart w:id="45" w:name="_Toc134820429"/>
+      <w:bookmarkStart w:id="46" w:name="_Toc2363_WPSOffice_Level2"/>
+      <w:bookmarkStart w:id="47" w:name="_Toc195275645"/>
+      <w:bookmarkStart w:id="48" w:name="_Toc134820373"/>
+      <w:bookmarkStart w:id="49" w:name="_Toc7999"/>
       <w:r>
         <w:rPr>
           <w:rFonts w:ascii="Times New Roman" w:hAnsi="Times New Roman"/>
@@ -5566,12 +5568,12 @@
           <w:szCs w:val="24"/>
         </w:rPr>
       </w:pPr>
-      <w:bookmarkStart w:id="50" w:name="_Toc27641"/>
+      <w:bookmarkStart w:id="50" w:name="_Toc10000"/>
       <w:bookmarkStart w:id="51" w:name="_Toc134820430"/>
-      <w:bookmarkStart w:id="52" w:name="_Toc10000"/>
-      <w:bookmarkStart w:id="53" w:name="_Toc195275646"/>
-      <w:bookmarkStart w:id="54" w:name="_Toc134820374"/>
-      <w:bookmarkStart w:id="55" w:name="_Toc26482_WPSOffice_Level2"/>
+      <w:bookmarkStart w:id="52" w:name="_Toc195275646"/>
+      <w:bookmarkStart w:id="53" w:name="_Toc26482_WPSOffice_Level2"/>
+      <w:bookmarkStart w:id="54" w:name="_Toc27641"/>
+      <w:bookmarkStart w:id="55" w:name="_Toc134820374"/>
       <w:r>
         <w:rPr>
           <w:rFonts w:ascii="Times New Roman" w:hAnsi="Times New Roman"/>
@@ -5688,10 +5690,10 @@
       <w:pPr>
         <w:pStyle w:val="13"/>
       </w:pPr>
-      <w:bookmarkStart w:id="59" w:name="_Toc24465"/>
-      <w:bookmarkStart w:id="60" w:name="_Toc134820375"/>
-      <w:bookmarkStart w:id="61" w:name="_Toc134820431"/>
-      <w:bookmarkStart w:id="62" w:name="_Toc7866"/>
+      <w:bookmarkStart w:id="59" w:name="_Toc134820431"/>
+      <w:bookmarkStart w:id="60" w:name="_Toc7866"/>
+      <w:bookmarkStart w:id="61" w:name="_Toc134820375"/>
+      <w:bookmarkStart w:id="62" w:name="_Toc24465"/>
       <w:r>
         <w:t>MySQL 是一款广泛使用的开源关系型数据库管理系统，由瑞典 MySQL AB 公司开发，后被甲骨文公司收购。它具有高可靠性、高性能和易用性等特点。采用标准的 SQL 语言进行数据管理和操作，支持多用户、多线程，能高效处理大量数据。提供了丰富的数据类型，可满足不同场景的数据存储需求。同时，它拥有良好的跨平台性，可在多种操作系统上运行。此外，MySQL 还具备安全的权限管理机制，保障数据的安全性。由于其开源免费，很多中小型网站和项目都将其作为首选数据库，并且在大型企业级应用中也有广泛应用。</w:t>
       </w:r>
@@ -5811,7 +5813,7 @@
                     </pic:cNvPicPr>
                   </pic:nvPicPr>
                   <pic:blipFill>
-                    <a:blip r:embed="rId20"/>
+                    <a:blip r:embed="rId18"/>
                     <a:stretch>
                       <a:fillRect/>
                     </a:stretch>
@@ -5844,33 +5846,25 @@
           <w:rFonts w:hint="eastAsia" w:ascii="Times New Roman" w:hAnsi="Times New Roman" w:eastAsia="黑体"/>
           <w:sz w:val="21"/>
           <w:szCs w:val="21"/>
-        </w:rPr>
-      </w:pPr>
-      <w:commentRangeStart w:id="0"/>
+          <w:lang w:val="en-US" w:eastAsia="zh-CN"/>
+        </w:rPr>
+      </w:pPr>
       <w:r>
         <w:rPr>
           <w:rFonts w:hint="eastAsia" w:ascii="黑体" w:hAnsi="黑体" w:eastAsia="黑体" w:cs="黑体"/>
           <w:sz w:val="21"/>
           <w:szCs w:val="21"/>
         </w:rPr>
-        <w:t>图2-1 B/S架构交互图</w:t>
-      </w:r>
-      <w:commentRangeEnd w:id="0"/>
-      <w:r>
-        <w:rPr>
-          <w:rStyle w:val="35"/>
+        <w:t>图2-1 B/S架构交互</w:t>
+      </w:r>
+      <w:r>
+        <w:rPr>
           <w:rFonts w:hint="eastAsia" w:ascii="黑体" w:hAnsi="黑体" w:eastAsia="黑体" w:cs="黑体"/>
-          <w:color w:val="auto"/>
-        </w:rPr>
-        <w:commentReference w:id="0"/>
-      </w:r>
-      <w:r>
-        <w:rPr>
-          <w:rFonts w:ascii="Times New Roman" w:hAnsi="Times New Roman" w:eastAsia="黑体"/>
           <w:sz w:val="21"/>
           <w:szCs w:val="21"/>
-        </w:rPr>
-        <w:br w:type="page"/>
+          <w:lang w:val="en-US" w:eastAsia="zh-CN"/>
+        </w:rPr>
+        <w:t>图</w:t>
       </w:r>
     </w:p>
     <w:p>
@@ -5887,10 +5881,10 @@
           <w:kern w:val="0"/>
         </w:rPr>
       </w:pPr>
-      <w:bookmarkStart w:id="65" w:name="_Toc21843"/>
-      <w:bookmarkStart w:id="66" w:name="_Toc134820432"/>
-      <w:bookmarkStart w:id="67" w:name="_Toc134820376"/>
-      <w:bookmarkStart w:id="68" w:name="_Toc195275652"/>
+      <w:bookmarkStart w:id="65" w:name="_Toc195275652"/>
+      <w:bookmarkStart w:id="66" w:name="_Toc134820376"/>
+      <w:bookmarkStart w:id="67" w:name="_Toc21843"/>
+      <w:bookmarkStart w:id="68" w:name="_Toc134820432"/>
       <w:r>
         <w:rPr>
           <w:rFonts w:hint="eastAsia" w:ascii="Times New Roman" w:hAnsi="Times New Roman"/>
@@ -5935,11 +5929,10 @@
           <w:szCs w:val="24"/>
         </w:rPr>
       </w:pPr>
-      <w:commentRangeStart w:id="1"/>
       <w:bookmarkStart w:id="69" w:name="_Toc13164"/>
-      <w:bookmarkStart w:id="70" w:name="_Toc134820433"/>
+      <w:bookmarkStart w:id="70" w:name="_Toc134820377"/>
       <w:bookmarkStart w:id="71" w:name="_Toc195275653"/>
-      <w:bookmarkStart w:id="72" w:name="_Toc134820377"/>
+      <w:bookmarkStart w:id="72" w:name="_Toc134820433"/>
       <w:r>
         <w:rPr>
           <w:rFonts w:ascii="Times New Roman" w:hAnsi="Times New Roman"/>
@@ -5949,19 +5942,23 @@
           <w:sz w:val="24"/>
           <w:szCs w:val="24"/>
         </w:rPr>
-        <w:t>可行性分析</w:t>
-      </w:r>
-      <w:commentRangeEnd w:id="1"/>
+        <w:t>可行性</w:t>
+      </w:r>
       <w:bookmarkEnd w:id="69"/>
       <w:bookmarkEnd w:id="70"/>
       <w:bookmarkEnd w:id="71"/>
       <w:bookmarkEnd w:id="72"/>
       <w:r>
         <w:rPr>
-          <w:rStyle w:val="35"/>
-          <w:rFonts w:ascii="Times New Roman" w:hAnsi="Times New Roman" w:eastAsia="宋体"/>
-        </w:rPr>
-        <w:commentReference w:id="1"/>
+          <w:rFonts w:hint="eastAsia" w:ascii="Times New Roman" w:hAnsi="Times New Roman"/>
+          <w:b/>
+          <w:color w:val="000000"/>
+          <w:kern w:val="0"/>
+          <w:sz w:val="24"/>
+          <w:szCs w:val="24"/>
+          <w:lang w:val="en-US" w:eastAsia="zh-CN"/>
+        </w:rPr>
+        <w:t>分析</w:t>
       </w:r>
     </w:p>
     <w:p>
@@ -6090,8 +6087,8 @@
       <w:bookmarkStart w:id="76" w:name="_Toc23603_WPSOffice_Level2"/>
       <w:bookmarkStart w:id="77" w:name="_Toc134820437"/>
       <w:bookmarkStart w:id="78" w:name="_Toc195275657"/>
-      <w:bookmarkStart w:id="79" w:name="_Toc17268"/>
-      <w:bookmarkStart w:id="80" w:name="_Toc18007"/>
+      <w:bookmarkStart w:id="79" w:name="_Toc18007"/>
+      <w:bookmarkStart w:id="80" w:name="_Toc17268"/>
       <w:r>
         <w:rPr>
           <w:rFonts w:ascii="Times New Roman" w:hAnsi="Times New Roman"/>
@@ -6305,8 +6302,8 @@
         </w:rPr>
       </w:pPr>
       <w:bookmarkStart w:id="84" w:name="_Toc134820439"/>
-      <w:bookmarkStart w:id="85" w:name="_Toc195275659"/>
-      <w:bookmarkStart w:id="86" w:name="_Toc134820383"/>
+      <w:bookmarkStart w:id="85" w:name="_Toc134820383"/>
+      <w:bookmarkStart w:id="86" w:name="_Toc195275659"/>
       <w:r>
         <w:rPr>
           <w:rFonts w:ascii="黑体" w:hAnsi="黑体" w:eastAsia="黑体" w:cs="黑体"/>
@@ -6371,8 +6368,8 @@
         </w:rPr>
       </w:pPr>
       <w:bookmarkStart w:id="87" w:name="_Toc134820384"/>
-      <w:bookmarkStart w:id="88" w:name="_Toc195275660"/>
-      <w:bookmarkStart w:id="89" w:name="_Toc134820440"/>
+      <w:bookmarkStart w:id="88" w:name="_Toc134820440"/>
+      <w:bookmarkStart w:id="89" w:name="_Toc195275660"/>
       <w:r>
         <w:rPr>
           <w:rFonts w:ascii="黑体" w:hAnsi="黑体" w:eastAsia="黑体" w:cs="黑体"/>
@@ -6423,8 +6420,8 @@
           <w:szCs w:val="32"/>
         </w:rPr>
       </w:pPr>
-      <w:bookmarkStart w:id="90" w:name="_Toc134820385"/>
-      <w:bookmarkStart w:id="91" w:name="_Toc195275661"/>
+      <w:bookmarkStart w:id="90" w:name="_Toc195275661"/>
+      <w:bookmarkStart w:id="91" w:name="_Toc134820385"/>
       <w:bookmarkStart w:id="92" w:name="_Toc134820441"/>
       <w:r>
         <w:rPr>
@@ -6458,8 +6455,8 @@
           <w:szCs w:val="32"/>
         </w:rPr>
       </w:pPr>
-      <w:bookmarkStart w:id="93" w:name="_Toc195275662"/>
-      <w:bookmarkStart w:id="94" w:name="_Toc134820442"/>
+      <w:bookmarkStart w:id="93" w:name="_Toc134820442"/>
+      <w:bookmarkStart w:id="94" w:name="_Toc195275662"/>
       <w:bookmarkStart w:id="95" w:name="_Toc134820386"/>
       <w:r>
         <w:rPr>
@@ -6543,12 +6540,12 @@
           <w:szCs w:val="24"/>
         </w:rPr>
       </w:pPr>
-      <w:bookmarkStart w:id="96" w:name="_Toc195275663"/>
-      <w:bookmarkStart w:id="97" w:name="_Toc20885_WPSOffice_Level2"/>
-      <w:bookmarkStart w:id="98" w:name="_Toc35"/>
-      <w:bookmarkStart w:id="99" w:name="_Toc134820443"/>
+      <w:bookmarkStart w:id="96" w:name="_Toc134820387"/>
+      <w:bookmarkStart w:id="97" w:name="_Toc134820443"/>
+      <w:bookmarkStart w:id="98" w:name="_Toc195275663"/>
+      <w:bookmarkStart w:id="99" w:name="_Toc35"/>
       <w:bookmarkStart w:id="100" w:name="_Toc6934"/>
-      <w:bookmarkStart w:id="101" w:name="_Toc134820387"/>
+      <w:bookmarkStart w:id="101" w:name="_Toc20885_WPSOffice_Level2"/>
       <w:r>
         <w:rPr>
           <w:rFonts w:ascii="Times New Roman" w:hAnsi="Times New Roman"/>
@@ -6571,21 +6568,25 @@
       <w:pPr>
         <w:pStyle w:val="13"/>
       </w:pPr>
-      <w:commentRangeStart w:id="2"/>
-      <w:r>
-        <w:t>系统业务流程图，</w:t>
-      </w:r>
-      <w:commentRangeEnd w:id="2"/>
-      <w:r>
-        <w:rPr>
-          <w:rStyle w:val="35"/>
-          <w:rFonts w:ascii="Times New Roman" w:hAnsi="Times New Roman"/>
-          <w:kern w:val="2"/>
-        </w:rPr>
-        <w:commentReference w:id="2"/>
-      </w:r>
-      <w:r>
-        <w:t>以登陆</w:t>
+      <w:r>
+        <w:t>系统业务流程图</w:t>
+      </w:r>
+      <w:r>
+        <w:rPr>
+          <w:rFonts w:hint="eastAsia"/>
+          <w:lang w:eastAsia="zh-CN"/>
+        </w:rPr>
+        <w:t>，</w:t>
+      </w:r>
+      <w:r>
+        <w:rPr>
+          <w:rFonts w:hint="eastAsia"/>
+          <w:lang w:val="en-US" w:eastAsia="zh-CN"/>
+        </w:rPr>
+        <w:t>以</w:t>
+      </w:r>
+      <w:r>
+        <w:t>登陆</w:t>
       </w:r>
       <w:r>
         <w:rPr>
@@ -6625,7 +6626,7 @@
                     </pic:cNvPicPr>
                   </pic:nvPicPr>
                   <pic:blipFill>
-                    <a:blip r:embed="rId21"/>
+                    <a:blip r:embed="rId19"/>
                     <a:srcRect l="14785" t="23564" r="16804" b="27435"/>
                     <a:stretch>
                       <a:fillRect/>
@@ -6735,7 +6736,7 @@
                     </pic:cNvPicPr>
                   </pic:nvPicPr>
                   <pic:blipFill>
-                    <a:blip r:embed="rId22"/>
+                    <a:blip r:embed="rId20"/>
                     <a:srcRect l="5590" t="6631" r="4991" b="6909"/>
                     <a:stretch>
                       <a:fillRect/>
@@ -6786,13 +6787,14 @@
         <w:spacing w:before="156" w:beforeLines="50" w:after="156" w:afterLines="50"/>
         <w:rPr>
           <w:rStyle w:val="35"/>
-          <w:rFonts w:ascii="Times New Roman" w:hAnsi="Times New Roman" w:eastAsia="宋体"/>
-        </w:rPr>
-      </w:pPr>
-      <w:bookmarkStart w:id="102" w:name="_Toc195275664"/>
-      <w:bookmarkStart w:id="103" w:name="_Toc134820388"/>
-      <w:bookmarkStart w:id="104" w:name="_Toc10479"/>
-      <w:bookmarkStart w:id="105" w:name="_Toc134820444"/>
+          <w:rFonts w:hint="eastAsia" w:ascii="Times New Roman" w:hAnsi="Times New Roman" w:eastAsia="黑体"/>
+          <w:lang w:val="en-US" w:eastAsia="zh-CN"/>
+        </w:rPr>
+      </w:pPr>
+      <w:bookmarkStart w:id="102" w:name="_Toc134820444"/>
+      <w:bookmarkStart w:id="103" w:name="_Toc195275664"/>
+      <w:bookmarkStart w:id="104" w:name="_Toc134820388"/>
+      <w:bookmarkStart w:id="105" w:name="_Toc10479"/>
       <w:r>
         <w:rPr>
           <w:rFonts w:hint="eastAsia" w:ascii="Times New Roman" w:hAnsi="Times New Roman"/>
@@ -6803,7 +6805,6 @@
         </w:rPr>
         <w:t>4</w:t>
       </w:r>
-      <w:commentRangeStart w:id="3"/>
       <w:r>
         <w:rPr>
           <w:rFonts w:ascii="Times New Roman" w:hAnsi="Times New Roman"/>
@@ -6812,19 +6813,22 @@
           <w:color w:val="000000"/>
           <w:kern w:val="0"/>
         </w:rPr>
-        <w:t>概要设计</w:t>
+        <w:t>概要</w:t>
       </w:r>
       <w:bookmarkEnd w:id="102"/>
       <w:bookmarkEnd w:id="103"/>
       <w:bookmarkEnd w:id="104"/>
       <w:bookmarkEnd w:id="105"/>
-      <w:commentRangeEnd w:id="3"/>
-      <w:r>
-        <w:rPr>
-          <w:rStyle w:val="35"/>
-          <w:rFonts w:ascii="Times New Roman" w:hAnsi="Times New Roman" w:eastAsia="宋体"/>
-        </w:rPr>
-        <w:commentReference w:id="3"/>
+      <w:r>
+        <w:rPr>
+          <w:rFonts w:hint="eastAsia" w:ascii="Times New Roman" w:hAnsi="Times New Roman"/>
+          <w:b/>
+          <w:bCs/>
+          <w:color w:val="000000"/>
+          <w:kern w:val="0"/>
+          <w:lang w:val="en-US" w:eastAsia="zh-CN"/>
+        </w:rPr>
+        <w:t>设计</w:t>
       </w:r>
     </w:p>
     <w:p>
@@ -6918,7 +6922,7 @@
                     </pic:cNvPicPr>
                   </pic:nvPicPr>
                   <pic:blipFill>
-                    <a:blip r:embed="rId23"/>
+                    <a:blip r:embed="rId21"/>
                     <a:stretch>
                       <a:fillRect/>
                     </a:stretch>
@@ -7009,6 +7013,7 @@
         <w:pStyle w:val="2"/>
         <w:keepNext/>
         <w:numPr>
+          <w:ilvl w:val="0"/>
           <w:numId w:val="0"/>
         </w:numPr>
         <w:spacing w:before="156" w:beforeLines="50" w:after="156" w:afterLines="50"/>
@@ -7023,10 +7028,10 @@
           <w:szCs w:val="24"/>
         </w:rPr>
       </w:pPr>
-      <w:bookmarkStart w:id="106" w:name="_Toc134820445"/>
-      <w:bookmarkStart w:id="107" w:name="_Toc32081"/>
-      <w:bookmarkStart w:id="108" w:name="_Toc195275665"/>
-      <w:bookmarkStart w:id="109" w:name="_Toc134820389"/>
+      <w:bookmarkStart w:id="106" w:name="_Toc195275665"/>
+      <w:bookmarkStart w:id="107" w:name="_Toc134820445"/>
+      <w:bookmarkStart w:id="108" w:name="_Toc134820389"/>
+      <w:bookmarkStart w:id="109" w:name="_Toc32081"/>
       <w:r>
         <w:rPr>
           <w:rFonts w:hint="eastAsia" w:ascii="Times New Roman" w:hAnsi="Times New Roman"/>
@@ -7066,12 +7071,15 @@
     <w:p>
       <w:pPr>
         <w:numPr>
+          <w:ilvl w:val="0"/>
           <w:numId w:val="0"/>
         </w:numPr>
         <w:ind w:leftChars="0"/>
         <w:outlineLvl w:val="2"/>
         <w:rPr>
           <w:rStyle w:val="35"/>
+          <w:rFonts w:hint="eastAsia" w:eastAsia="黑体"/>
+          <w:lang w:val="en-US" w:eastAsia="zh-CN"/>
         </w:rPr>
       </w:pPr>
       <w:bookmarkStart w:id="110" w:name="_Toc195275667"/>
@@ -7083,21 +7091,21 @@
         </w:rPr>
         <w:t>4.2.1</w:t>
       </w:r>
-      <w:commentRangeStart w:id="4"/>
       <w:r>
         <w:rPr>
           <w:rFonts w:ascii="黑体" w:hAnsi="黑体" w:eastAsia="黑体" w:cs="黑体"/>
           <w:szCs w:val="32"/>
         </w:rPr>
-        <w:t>逻辑结构设计</w:t>
+        <w:t>逻辑结构</w:t>
       </w:r>
       <w:bookmarkEnd w:id="110"/>
-      <w:commentRangeEnd w:id="4"/>
-      <w:r>
-        <w:rPr>
-          <w:rStyle w:val="35"/>
-        </w:rPr>
-        <w:commentReference w:id="4"/>
+      <w:r>
+        <w:rPr>
+          <w:rFonts w:hint="eastAsia" w:ascii="黑体" w:hAnsi="黑体" w:eastAsia="黑体" w:cs="黑体"/>
+          <w:szCs w:val="32"/>
+          <w:lang w:val="en-US" w:eastAsia="zh-CN"/>
+        </w:rPr>
+        <w:t>设计</w:t>
       </w:r>
     </w:p>
     <w:p>
@@ -7127,6 +7135,7 @@
       <w:pPr>
         <w:widowControl w:val="0"/>
         <w:numPr>
+          <w:ilvl w:val="0"/>
           <w:numId w:val="0"/>
         </w:numPr>
         <w:spacing w:line="360" w:lineRule="auto"/>
@@ -7165,7 +7174,7 @@
                     </pic:cNvPicPr>
                   </pic:nvPicPr>
                   <pic:blipFill>
-                    <a:blip r:embed="rId24"/>
+                    <a:blip r:embed="rId22"/>
                     <a:stretch>
                       <a:fillRect/>
                     </a:stretch>
@@ -7216,6 +7225,7 @@
     <w:p>
       <w:pPr>
         <w:numPr>
+          <w:ilvl w:val="0"/>
           <w:numId w:val="0"/>
         </w:numPr>
         <w:ind w:leftChars="200"/>
@@ -7246,7 +7256,7 @@
                     </pic:cNvPicPr>
                   </pic:nvPicPr>
                   <pic:blipFill>
-                    <a:blip r:embed="rId25"/>
+                    <a:blip r:embed="rId23"/>
                     <a:stretch>
                       <a:fillRect/>
                     </a:stretch>
@@ -7297,6 +7307,7 @@
     <w:p>
       <w:pPr>
         <w:numPr>
+          <w:ilvl w:val="0"/>
           <w:numId w:val="0"/>
         </w:numPr>
         <w:jc w:val="center"/>
@@ -7333,7 +7344,7 @@
                     </pic:cNvPicPr>
                   </pic:nvPicPr>
                   <pic:blipFill>
-                    <a:blip r:embed="rId26"/>
+                    <a:blip r:embed="rId24"/>
                     <a:stretch>
                       <a:fillRect/>
                     </a:stretch>
@@ -7384,6 +7395,7 @@
     <w:p>
       <w:pPr>
         <w:numPr>
+          <w:ilvl w:val="0"/>
           <w:numId w:val="0"/>
         </w:numPr>
         <w:ind w:leftChars="200" w:firstLine="419" w:firstLineChars="0"/>
@@ -7421,7 +7433,7 @@
                     </pic:cNvPicPr>
                   </pic:nvPicPr>
                   <pic:blipFill>
-                    <a:blip r:embed="rId27"/>
+                    <a:blip r:embed="rId25"/>
                     <a:stretch>
                       <a:fillRect/>
                     </a:stretch>
@@ -7472,6 +7484,7 @@
     <w:p>
       <w:pPr>
         <w:numPr>
+          <w:ilvl w:val="0"/>
           <w:numId w:val="0"/>
         </w:numPr>
         <w:ind w:leftChars="200"/>
@@ -7502,7 +7515,7 @@
                     </pic:cNvPicPr>
                   </pic:nvPicPr>
                   <pic:blipFill>
-                    <a:blip r:embed="rId28"/>
+                    <a:blip r:embed="rId26"/>
                     <a:stretch>
                       <a:fillRect/>
                     </a:stretch>
@@ -7553,6 +7566,7 @@
     <w:p>
       <w:pPr>
         <w:numPr>
+          <w:ilvl w:val="0"/>
           <w:numId w:val="0"/>
         </w:numPr>
         <w:ind w:leftChars="200"/>
@@ -7583,7 +7597,7 @@
                     </pic:cNvPicPr>
                   </pic:nvPicPr>
                   <pic:blipFill>
-                    <a:blip r:embed="rId29"/>
+                    <a:blip r:embed="rId27"/>
                     <a:stretch>
                       <a:fillRect/>
                     </a:stretch>
@@ -7611,6 +7625,7 @@
     <w:p>
       <w:pPr>
         <w:numPr>
+          <w:ilvl w:val="0"/>
           <w:numId w:val="0"/>
         </w:numPr>
         <w:ind w:leftChars="0"/>
@@ -7769,7 +7784,6 @@
                 <w:szCs w:val="21"/>
               </w:rPr>
             </w:pPr>
-            <w:commentRangeStart w:id="5"/>
             <w:r>
               <w:rPr>
                 <w:rFonts w:hint="eastAsia" w:ascii="宋体" w:hAnsi="宋体"/>
@@ -7777,13 +7791,6 @@
                 <w:szCs w:val="21"/>
               </w:rPr>
               <w:t>长度</w:t>
-            </w:r>
-            <w:commentRangeEnd w:id="5"/>
-            <w:r>
-              <w:rPr>
-                <w:rStyle w:val="35"/>
-              </w:rPr>
-              <w:commentReference w:id="5"/>
             </w:r>
           </w:p>
         </w:tc>
@@ -8891,9 +8898,9 @@
                 <w:szCs w:val="21"/>
               </w:rPr>
             </w:pPr>
-            <w:bookmarkStart w:id="112" w:name="_Toc15598"/>
+            <w:bookmarkStart w:id="112" w:name="_Toc134820449"/>
             <w:bookmarkStart w:id="113" w:name="_Toc134820393"/>
-            <w:bookmarkStart w:id="114" w:name="_Toc134820449"/>
+            <w:bookmarkStart w:id="114" w:name="_Toc15598"/>
             <w:r>
               <w:rPr>
                 <w:rFonts w:hint="eastAsia"/>
@@ -9194,7 +9201,6 @@
           <w:szCs w:val="21"/>
         </w:rPr>
       </w:pPr>
-      <w:commentRangeStart w:id="6"/>
       <w:r>
         <w:rPr>
           <w:rFonts w:hint="eastAsia" w:ascii="黑体" w:hAnsi="黑体" w:eastAsia="黑体" w:cs="黑体"/>
@@ -9202,13 +9208,6 @@
           <w:szCs w:val="21"/>
         </w:rPr>
         <w:t>表4-2 用户表（users）</w:t>
-      </w:r>
-      <w:commentRangeEnd w:id="6"/>
-      <w:r>
-        <w:rPr>
-          <w:rStyle w:val="35"/>
-        </w:rPr>
-        <w:commentReference w:id="6"/>
       </w:r>
     </w:p>
     <w:p>
@@ -14728,12 +14727,6 @@
             <w:insideH w:val="single" w:color="auto" w:sz="4" w:space="0"/>
             <w:insideV w:val="single" w:color="auto" w:sz="4" w:space="0"/>
           </w:tblBorders>
-          <w:tblCellMar>
-            <w:top w:w="0" w:type="dxa"/>
-            <w:left w:w="108" w:type="dxa"/>
-            <w:bottom w:w="0" w:type="dxa"/>
-            <w:right w:w="108" w:type="dxa"/>
-          </w:tblCellMar>
         </w:tblPrEx>
         <w:trPr>
           <w:trHeight w:val="90" w:hRule="atLeast"/>
@@ -16125,7 +16118,6 @@
           <w:szCs w:val="24"/>
         </w:rPr>
       </w:pPr>
-      <w:commentRangeStart w:id="7"/>
       <w:bookmarkStart w:id="116" w:name="_Toc195275670"/>
       <w:r>
         <w:rPr>
@@ -16139,41 +16131,27 @@
         <w:t>登录与注册</w:t>
       </w:r>
       <w:bookmarkEnd w:id="116"/>
-      <w:commentRangeEnd w:id="7"/>
-      <w:r>
-        <w:rPr>
-          <w:rStyle w:val="35"/>
-          <w:rFonts w:ascii="Times New Roman" w:hAnsi="Times New Roman" w:eastAsia="宋体"/>
-        </w:rPr>
-        <w:commentReference w:id="7"/>
-      </w:r>
     </w:p>
     <w:p>
       <w:pPr>
         <w:ind w:firstLine="480"/>
         <w:rPr>
+          <w:rFonts w:hint="default" w:eastAsia="宋体"/>
+          <w:lang w:val="en-US" w:eastAsia="zh-CN"/>
+        </w:rPr>
+      </w:pPr>
+      <w:r>
+        <w:rPr>
           <w:rFonts w:hint="eastAsia"/>
         </w:rPr>
-      </w:pPr>
-      <w:commentRangeStart w:id="8"/>
+        <w:t>用户点开应用后，</w:t>
+      </w:r>
       <w:r>
         <w:rPr>
           <w:rFonts w:hint="eastAsia"/>
-        </w:rPr>
-        <w:t>用户点开应用后</w:t>
-      </w:r>
-      <w:commentRangeEnd w:id="8"/>
-      <w:r>
-        <w:rPr>
-          <w:rStyle w:val="35"/>
-        </w:rPr>
-        <w:commentReference w:id="8"/>
-      </w:r>
-      <w:r>
-        <w:rPr>
-          <w:rFonts w:hint="eastAsia"/>
-        </w:rPr>
-        <w:t>，首先会进行是否登录的校验，具体的判断逻辑为：检查本地是否存有token，并且发送给服务端进行校验，如果成功则返回ok: true,</w:t>
+          <w:lang w:val="en-US" w:eastAsia="zh-CN"/>
+        </w:rPr>
+        <w:t>登录与注册界面的设计需要符合现代审美，然后需要有核心的输入功能，以及登录与注册的交互按钮</w:t>
       </w:r>
     </w:p>
     <w:p>
@@ -16202,7 +16180,7 @@
                     </pic:cNvPicPr>
                   </pic:nvPicPr>
                   <pic:blipFill>
-                    <a:blip r:embed="rId30"/>
+                    <a:blip r:embed="rId28"/>
                     <a:stretch>
                       <a:fillRect/>
                     </a:stretch>
@@ -16251,7 +16229,7 @@
                     </pic:cNvPicPr>
                   </pic:nvPicPr>
                   <pic:blipFill>
-                    <a:blip r:embed="rId31"/>
+                    <a:blip r:embed="rId29"/>
                     <a:stretch>
                       <a:fillRect/>
                     </a:stretch>
@@ -16280,8 +16258,13 @@
       <w:pPr>
         <w:ind w:left="0" w:leftChars="0" w:firstLine="0" w:firstLineChars="0"/>
       </w:pPr>
-      <w:bookmarkStart w:id="147" w:name="_GoBack"/>
-      <w:bookmarkEnd w:id="147"/>
+      <w:r>
+        <w:rPr>
+          <w:rFonts w:hint="eastAsia"/>
+          <w:lang w:val="en-US" w:eastAsia="zh-CN"/>
+        </w:rPr>
+        <w:t>页面设计部分</w:t>
+      </w:r>
       <w:r>
         <w:rPr>
           <w:rFonts w:hint="eastAsia"/>
@@ -16297,8 +16280,8 @@
       <w:r>
         <w:drawing>
           <wp:inline distT="0" distB="0" distL="114300" distR="114300">
-            <wp:extent cx="3100705" cy="2468245"/>
-            <wp:effectExtent l="0" t="0" r="10795" b="8255"/>
+            <wp:extent cx="4789805" cy="3197860"/>
+            <wp:effectExtent l="0" t="0" r="10795" b="2540"/>
             <wp:docPr id="15" name="图片 1"/>
             <wp:cNvGraphicFramePr>
               <a:graphicFrameLocks xmlns:a="http://schemas.openxmlformats.org/drawingml/2006/main" noChangeAspect="1"/>
@@ -16313,7 +16296,7 @@
                     </pic:cNvPicPr>
                   </pic:nvPicPr>
                   <pic:blipFill>
-                    <a:blip r:embed="rId32"/>
+                    <a:blip r:embed="rId30"/>
                     <a:stretch>
                       <a:fillRect/>
                     </a:stretch>
@@ -16321,7 +16304,7 @@
                   <pic:spPr>
                     <a:xfrm>
                       <a:off x="0" y="0"/>
-                      <a:ext cx="3100705" cy="2468245"/>
+                      <a:ext cx="4789805" cy="3197860"/>
                     </a:xfrm>
                     <a:prstGeom prst="rect">
                       <a:avLst/>
@@ -16343,8 +16326,9 @@
       <w:r>
         <w:rPr>
           <w:rFonts w:hint="eastAsia"/>
-        </w:rPr>
-        <w:t>然后前端根据校验结果进行重定向：</w:t>
+          <w:lang w:val="en-US" w:eastAsia="zh-CN"/>
+        </w:rPr>
+        <w:t>服务端校验登录的逻辑，利用JWT进行登录校验，如果校验成功则会生成token返回到前端，部分代码如下：</w:t>
       </w:r>
       <w:r>
         <w:rPr>
@@ -16355,8 +16339,8 @@
       <w:r>
         <w:drawing>
           <wp:inline distT="0" distB="0" distL="114300" distR="114300">
-            <wp:extent cx="3610610" cy="1826260"/>
-            <wp:effectExtent l="0" t="0" r="8890" b="2540"/>
+            <wp:extent cx="4975225" cy="3418205"/>
+            <wp:effectExtent l="0" t="0" r="3175" b="10795"/>
             <wp:docPr id="16" name="图片 2"/>
             <wp:cNvGraphicFramePr>
               <a:graphicFrameLocks xmlns:a="http://schemas.openxmlformats.org/drawingml/2006/main" noChangeAspect="1"/>
@@ -16371,7 +16355,7 @@
                     </pic:cNvPicPr>
                   </pic:nvPicPr>
                   <pic:blipFill>
-                    <a:blip r:embed="rId33"/>
+                    <a:blip r:embed="rId31"/>
                     <a:stretch>
                       <a:fillRect/>
                     </a:stretch>
@@ -16379,7 +16363,7 @@
                   <pic:spPr>
                     <a:xfrm>
                       <a:off x="0" y="0"/>
-                      <a:ext cx="3610610" cy="1826260"/>
+                      <a:ext cx="4975225" cy="3418205"/>
                     </a:xfrm>
                     <a:prstGeom prst="rect">
                       <a:avLst/>
@@ -16398,45 +16382,6 @@
     </w:p>
     <w:p>
       <w:pPr>
-        <w:ind w:firstLine="0" w:firstLineChars="0"/>
-      </w:pPr>
-      <w:r>
-        <w:rPr>
-          <w:rFonts w:hint="eastAsia"/>
-        </w:rPr>
-        <w:t>如果没有登录则会跳转至登录页，否则直接进入首页，</w:t>
-      </w:r>
-      <w:commentRangeStart w:id="9"/>
-      <w:r>
-        <w:rPr>
-          <w:rFonts w:hint="eastAsia"/>
-        </w:rPr>
-        <w:t>登录与注册页如下</w:t>
-      </w:r>
-      <w:commentRangeEnd w:id="9"/>
-      <w:r>
-        <w:rPr>
-          <w:rStyle w:val="35"/>
-        </w:rPr>
-        <w:commentReference w:id="9"/>
-      </w:r>
-      <w:r>
-        <w:rPr>
-          <w:rFonts w:hint="eastAsia"/>
-        </w:rPr>
-        <w:t>：</w:t>
-      </w:r>
-    </w:p>
-    <w:p>
-      <w:pPr>
-        <w:pStyle w:val="13"/>
-      </w:pPr>
-      <w:r>
-        <w:t>校验账号和密码的正确性，正确则存储token跳转至首页，否则弹出账号或者密码错误，没有账号则可以注册账号</w:t>
-      </w:r>
-    </w:p>
-    <w:p>
-      <w:pPr>
         <w:pStyle w:val="2"/>
         <w:keepNext/>
         <w:numPr>
@@ -16471,12 +16416,17 @@
     <w:p>
       <w:pPr>
         <w:ind w:firstLine="0" w:firstLineChars="0"/>
+        <w:rPr>
+          <w:rFonts w:hint="default" w:eastAsia="宋体"/>
+          <w:lang w:val="en-US" w:eastAsia="zh-CN"/>
+        </w:rPr>
       </w:pPr>
       <w:r>
         <w:rPr>
           <w:rFonts w:hint="eastAsia"/>
-        </w:rPr>
-        <w:t>添加和删除好友：</w:t>
+          <w:lang w:val="en-US" w:eastAsia="zh-CN"/>
+        </w:rPr>
+        <w:t>联系人的管理，需要有搜索好友，申请添加好友，同意申请，删除好友等核心功能</w:t>
       </w:r>
     </w:p>
     <w:p>
@@ -16502,7 +16452,7 @@
                     </pic:cNvPicPr>
                   </pic:nvPicPr>
                   <pic:blipFill>
-                    <a:blip r:embed="rId34"/>
+                    <a:blip r:embed="rId32"/>
                     <a:stretch>
                       <a:fillRect/>
                     </a:stretch>
@@ -16551,7 +16501,7 @@
                     </pic:cNvPicPr>
                   </pic:nvPicPr>
                   <pic:blipFill>
-                    <a:blip r:embed="rId35"/>
+                    <a:blip r:embed="rId33"/>
                     <a:stretch>
                       <a:fillRect/>
                     </a:stretch>
@@ -16600,7 +16550,7 @@
                     </pic:cNvPicPr>
                   </pic:nvPicPr>
                   <pic:blipFill>
-                    <a:blip r:embed="rId36"/>
+                    <a:blip r:embed="rId34"/>
                     <a:stretch>
                       <a:fillRect/>
                     </a:stretch>
@@ -16642,9 +16592,9 @@
       <w:r>
         <w:drawing>
           <wp:inline distT="0" distB="0" distL="114300" distR="114300">
-            <wp:extent cx="2492375" cy="3071495"/>
-            <wp:effectExtent l="0" t="0" r="9525" b="1905"/>
-            <wp:docPr id="22" name="图片 7"/>
+            <wp:extent cx="3065780" cy="3481070"/>
+            <wp:effectExtent l="0" t="0" r="7620" b="11430"/>
+            <wp:docPr id="22" name="图片 3"/>
             <wp:cNvGraphicFramePr>
               <a:graphicFrameLocks xmlns:a="http://schemas.openxmlformats.org/drawingml/2006/main" noChangeAspect="1"/>
             </wp:cNvGraphicFramePr>
@@ -16652,13 +16602,13 @@
               <a:graphicData uri="http://schemas.openxmlformats.org/drawingml/2006/picture">
                 <pic:pic xmlns:pic="http://schemas.openxmlformats.org/drawingml/2006/picture">
                   <pic:nvPicPr>
-                    <pic:cNvPr id="22" name="图片 7"/>
+                    <pic:cNvPr id="22" name="图片 3"/>
                     <pic:cNvPicPr>
                       <a:picLocks noChangeAspect="1"/>
                     </pic:cNvPicPr>
                   </pic:nvPicPr>
                   <pic:blipFill>
-                    <a:blip r:embed="rId37"/>
+                    <a:blip r:embed="rId35"/>
                     <a:stretch>
                       <a:fillRect/>
                     </a:stretch>
@@ -16666,7 +16616,7 @@
                   <pic:spPr>
                     <a:xfrm>
                       <a:off x="0" y="0"/>
-                      <a:ext cx="2492375" cy="3071495"/>
+                      <a:ext cx="3065780" cy="3481070"/>
                     </a:xfrm>
                     <a:prstGeom prst="rect">
                       <a:avLst/>
@@ -16692,25 +16642,12 @@
       <w:pPr>
         <w:ind w:firstLine="480"/>
       </w:pPr>
-      <w:commentRangeStart w:id="10"/>
       <w:r>
         <w:rPr>
           <w:rFonts w:hint="eastAsia"/>
-        </w:rPr>
-        <w:t>然后点击添加即可发送好友申请</w:t>
-      </w:r>
-      <w:commentRangeEnd w:id="10"/>
-      <w:r>
-        <w:rPr>
-          <w:rStyle w:val="35"/>
-        </w:rPr>
-        <w:commentReference w:id="10"/>
-      </w:r>
-      <w:r>
-        <w:rPr>
-          <w:rFonts w:hint="eastAsia"/>
-        </w:rPr>
-        <w:t>：</w:t>
+          <w:lang w:val="en-US" w:eastAsia="zh-CN"/>
+        </w:rPr>
+        <w:t>搜索到用户可以进行添加，点击添加后，会向服务端application 接口发送一个post请求，然后服务端对传来的参数进行处理后，向contactsApplication 表中新增一条申请的记录信息</w:t>
       </w:r>
       <w:r>
         <w:rPr>
@@ -16737,7 +16674,7 @@
                     </pic:cNvPicPr>
                   </pic:nvPicPr>
                   <pic:blipFill>
-                    <a:blip r:embed="rId38"/>
+                    <a:blip r:embed="rId36"/>
                     <a:stretch>
                       <a:fillRect/>
                     </a:stretch>
@@ -16767,6 +16704,13 @@
       <w:r>
         <w:rPr>
           <w:rFonts w:hint="eastAsia"/>
+          <w:lang w:val="en-US" w:eastAsia="zh-CN"/>
+        </w:rPr>
+        <w:t>部分</w:t>
+      </w:r>
+      <w:r>
+        <w:rPr>
+          <w:rFonts w:hint="eastAsia"/>
         </w:rPr>
         <w:t>代码如下：</w:t>
       </w:r>
@@ -16779,9 +16723,9 @@
       <w:r>
         <w:drawing>
           <wp:inline distT="0" distB="0" distL="114300" distR="114300">
-            <wp:extent cx="3641725" cy="2670175"/>
-            <wp:effectExtent l="0" t="0" r="3175" b="9525"/>
-            <wp:docPr id="25" name="图片 10"/>
+            <wp:extent cx="5380990" cy="4191000"/>
+            <wp:effectExtent l="0" t="0" r="3810" b="0"/>
+            <wp:docPr id="25" name="图片 4"/>
             <wp:cNvGraphicFramePr>
               <a:graphicFrameLocks xmlns:a="http://schemas.openxmlformats.org/drawingml/2006/main" noChangeAspect="1"/>
             </wp:cNvGraphicFramePr>
@@ -16789,13 +16733,13 @@
               <a:graphicData uri="http://schemas.openxmlformats.org/drawingml/2006/picture">
                 <pic:pic xmlns:pic="http://schemas.openxmlformats.org/drawingml/2006/picture">
                   <pic:nvPicPr>
-                    <pic:cNvPr id="25" name="图片 10"/>
+                    <pic:cNvPr id="25" name="图片 4"/>
                     <pic:cNvPicPr>
                       <a:picLocks noChangeAspect="1"/>
                     </pic:cNvPicPr>
                   </pic:nvPicPr>
                   <pic:blipFill>
-                    <a:blip r:embed="rId39"/>
+                    <a:blip r:embed="rId37"/>
                     <a:stretch>
                       <a:fillRect/>
                     </a:stretch>
@@ -16803,7 +16747,7 @@
                   <pic:spPr>
                     <a:xfrm>
                       <a:off x="0" y="0"/>
-                      <a:ext cx="3641725" cy="2670175"/>
+                      <a:ext cx="5380990" cy="4191000"/>
                     </a:xfrm>
                     <a:prstGeom prst="rect">
                       <a:avLst/>
@@ -16826,7 +16770,14 @@
         <w:rPr>
           <w:rFonts w:hint="eastAsia"/>
         </w:rPr>
-        <w:t xml:space="preserve">  后续被申请添加的用户可以在联系人页的新朋友中查看，同意后即可添加好友</w:t>
+        <w:t xml:space="preserve">  后续被申请添加的用户可以在联系人页的新朋友中查看，同意后</w:t>
+      </w:r>
+      <w:r>
+        <w:rPr>
+          <w:rFonts w:hint="eastAsia"/>
+          <w:lang w:val="en-US" w:eastAsia="zh-CN"/>
+        </w:rPr>
+        <w:t>就会向agree-application 发一个post请求，服务端会对传过来的参数进行处理，处理完成后，会向contacts 联系人表新增一条记录</w:t>
       </w:r>
       <w:r>
         <w:rPr>
@@ -16853,7 +16804,7 @@
                     </pic:cNvPicPr>
                   </pic:nvPicPr>
                   <pic:blipFill>
-                    <a:blip r:embed="rId40"/>
+                    <a:blip r:embed="rId38"/>
                     <a:stretch>
                       <a:fillRect/>
                     </a:stretch>
@@ -16902,7 +16853,7 @@
                     </pic:cNvPicPr>
                   </pic:nvPicPr>
                   <pic:blipFill>
-                    <a:blip r:embed="rId41"/>
+                    <a:blip r:embed="rId39"/>
                     <a:stretch>
                       <a:fillRect/>
                     </a:stretch>
@@ -16944,9 +16895,9 @@
       <w:r>
         <w:drawing>
           <wp:inline distT="0" distB="0" distL="114300" distR="114300">
-            <wp:extent cx="3532505" cy="3010535"/>
-            <wp:effectExtent l="0" t="0" r="10795" b="12065"/>
-            <wp:docPr id="28" name="图片 13"/>
+            <wp:extent cx="4573270" cy="3677285"/>
+            <wp:effectExtent l="0" t="0" r="11430" b="5715"/>
+            <wp:docPr id="28" name="图片 5"/>
             <wp:cNvGraphicFramePr>
               <a:graphicFrameLocks xmlns:a="http://schemas.openxmlformats.org/drawingml/2006/main" noChangeAspect="1"/>
             </wp:cNvGraphicFramePr>
@@ -16954,13 +16905,13 @@
               <a:graphicData uri="http://schemas.openxmlformats.org/drawingml/2006/picture">
                 <pic:pic xmlns:pic="http://schemas.openxmlformats.org/drawingml/2006/picture">
                   <pic:nvPicPr>
-                    <pic:cNvPr id="28" name="图片 13"/>
+                    <pic:cNvPr id="28" name="图片 5"/>
                     <pic:cNvPicPr>
                       <a:picLocks noChangeAspect="1"/>
                     </pic:cNvPicPr>
                   </pic:nvPicPr>
                   <pic:blipFill>
-                    <a:blip r:embed="rId42"/>
+                    <a:blip r:embed="rId40"/>
                     <a:stretch>
                       <a:fillRect/>
                     </a:stretch>
@@ -16968,7 +16919,7 @@
                   <pic:spPr>
                     <a:xfrm>
                       <a:off x="0" y="0"/>
-                      <a:ext cx="3532505" cy="3010535"/>
+                      <a:ext cx="4573270" cy="3677285"/>
                     </a:xfrm>
                     <a:prstGeom prst="rect">
                       <a:avLst/>
@@ -17008,7 +16959,6 @@
         </w:rPr>
       </w:pPr>
       <w:bookmarkStart w:id="118" w:name="_Toc195275672"/>
-      <w:commentRangeStart w:id="11"/>
       <w:r>
         <w:rPr>
           <w:rFonts w:ascii="Times New Roman" w:hAnsi="Times New Roman"/>
@@ -17021,214 +16971,58 @@
         <w:t>聊天功能（单聊和群聊）</w:t>
       </w:r>
       <w:bookmarkEnd w:id="118"/>
-      <w:commentRangeEnd w:id="11"/>
-      <w:r>
-        <w:rPr>
-          <w:rStyle w:val="35"/>
-          <w:rFonts w:ascii="Times New Roman" w:hAnsi="Times New Roman" w:eastAsia="宋体"/>
-        </w:rPr>
-        <w:commentReference w:id="11"/>
-      </w:r>
     </w:p>
     <w:p>
       <w:pPr>
         <w:ind w:firstLine="480"/>
-      </w:pPr>
-      <w:r>
         <w:rPr>
           <w:rFonts w:hint="eastAsia"/>
-        </w:rPr>
-        <w:t>聊天功能使用WebSocket进行实现，WebSocket是一种在单个TCP连接上进行全双工通信的协议，它使得客户端和服务器之间的数据交换变得更加简单高效。通过WebSocket，服务器可以主动向客户端推送数据，而无需客户端频繁发起请求，这大大减少了通信延迟并提高了效率，特别适合需要实时更新的应用场景，如在线游戏、股票交易、即时通讯工具等。与传统的HTTP协议相比，WebSocket提供了更持久的连接，并允许双向数据流，从而提供更加流畅和动态的用户体验。WebSocket协议被设计为运行在多种环境中，包括网页浏览器、服务器以及其他能够支持TCP的应用程序中。Node服务端使用的库是socket.io。具体实现思路：</w:t>
-      </w:r>
-    </w:p>
-    <w:p>
-      <w:pPr>
-        <w:ind w:firstLine="480"/>
+          <w:lang w:eastAsia="zh-CN"/>
+        </w:rPr>
       </w:pPr>
       <w:r>
         <w:rPr>
           <w:rFonts w:hint="eastAsia"/>
         </w:rPr>
-        <w:t>用户进入应用后，会自动连接socket服务，并且将用户id带过去，服务端会存储一个用户映射表，将userId作为key，而value则是此次连接唯一的id，部分代码如下：</w:t>
+        <w:t>聊天功能使用WebSocket进行实现，WebSocket是一种在单个TCP连接上进行全双工通信的协议，它使得客户端和服务器之间的数据交换变得更加简单高效。通过WebSocket，服务器可以主动向客户端推送数据，而无需客户端频繁发起请求，这大大减少了通信延迟并提高了效率，特别适合需要实时更新的应用场景，如在线游戏、股票交易、即时通讯工具等。与传统的HTTP协议相比，WebSocket提供了更持久的连接，并允许双向数据流，从而提供更加流畅和动态的用户体验。WebSocket协议被设计为运行在多种环境中，包括网页浏览器、服务器以及其他能够支持TCP的应用程序中。Node服务端使用的库是socket.io。用户进入应用后，会自动连接socket服务，并且将用户id带过去，服务端会存储一个用户映射表，将userId作为key，而value则是此次连接唯一的id</w:t>
       </w:r>
       <w:r>
         <w:rPr>
           <w:rFonts w:hint="eastAsia"/>
-        </w:rPr>
-        <w:br w:type="textWrapping"/>
-      </w:r>
-      <w:r>
-        <w:drawing>
-          <wp:inline distT="0" distB="0" distL="114300" distR="114300">
-            <wp:extent cx="3094990" cy="2674620"/>
-            <wp:effectExtent l="0" t="0" r="3810" b="5080"/>
-            <wp:docPr id="29" name="图片 14"/>
-            <wp:cNvGraphicFramePr>
-              <a:graphicFrameLocks xmlns:a="http://schemas.openxmlformats.org/drawingml/2006/main" noChangeAspect="1"/>
-            </wp:cNvGraphicFramePr>
-            <a:graphic xmlns:a="http://schemas.openxmlformats.org/drawingml/2006/main">
-              <a:graphicData uri="http://schemas.openxmlformats.org/drawingml/2006/picture">
-                <pic:pic xmlns:pic="http://schemas.openxmlformats.org/drawingml/2006/picture">
-                  <pic:nvPicPr>
-                    <pic:cNvPr id="29" name="图片 14"/>
-                    <pic:cNvPicPr>
-                      <a:picLocks noChangeAspect="1"/>
-                    </pic:cNvPicPr>
-                  </pic:nvPicPr>
-                  <pic:blipFill>
-                    <a:blip r:embed="rId43"/>
-                    <a:stretch>
-                      <a:fillRect/>
-                    </a:stretch>
-                  </pic:blipFill>
-                  <pic:spPr>
-                    <a:xfrm>
-                      <a:off x="0" y="0"/>
-                      <a:ext cx="3094990" cy="2674620"/>
-                    </a:xfrm>
-                    <a:prstGeom prst="rect">
-                      <a:avLst/>
-                    </a:prstGeom>
-                    <a:noFill/>
-                    <a:ln>
-                      <a:noFill/>
-                    </a:ln>
-                  </pic:spPr>
-                </pic:pic>
-              </a:graphicData>
-            </a:graphic>
-          </wp:inline>
-        </w:drawing>
-      </w:r>
-      <w:r>
-        <w:br w:type="textWrapping"/>
-      </w:r>
+          <w:lang w:eastAsia="zh-CN"/>
+        </w:rPr>
+        <w:t>。</w:t>
+      </w:r>
+    </w:p>
+    <w:p>
+      <w:pPr>
+        <w:ind w:firstLine="0" w:firstLineChars="0"/>
+      </w:pPr>
       <w:r>
         <w:rPr>
           <w:rFonts w:hint="eastAsia"/>
-        </w:rPr>
-        <w:t>然后根据连接的唯一id，实现单聊功能，代码如下：</w:t>
+          <w:lang w:val="en-US" w:eastAsia="zh-CN"/>
+        </w:rPr>
+        <w:t>设计</w:t>
       </w:r>
       <w:r>
         <w:rPr>
           <w:rFonts w:hint="eastAsia"/>
         </w:rPr>
-        <w:br w:type="textWrapping"/>
-      </w:r>
-      <w:r>
-        <w:drawing>
-          <wp:inline distT="0" distB="0" distL="114300" distR="114300">
-            <wp:extent cx="4365625" cy="2508250"/>
-            <wp:effectExtent l="0" t="0" r="3175" b="6350"/>
-            <wp:docPr id="30" name="图片 15"/>
-            <wp:cNvGraphicFramePr>
-              <a:graphicFrameLocks xmlns:a="http://schemas.openxmlformats.org/drawingml/2006/main" noChangeAspect="1"/>
-            </wp:cNvGraphicFramePr>
-            <a:graphic xmlns:a="http://schemas.openxmlformats.org/drawingml/2006/main">
-              <a:graphicData uri="http://schemas.openxmlformats.org/drawingml/2006/picture">
-                <pic:pic xmlns:pic="http://schemas.openxmlformats.org/drawingml/2006/picture">
-                  <pic:nvPicPr>
-                    <pic:cNvPr id="30" name="图片 15"/>
-                    <pic:cNvPicPr>
-                      <a:picLocks noChangeAspect="1"/>
-                    </pic:cNvPicPr>
-                  </pic:nvPicPr>
-                  <pic:blipFill>
-                    <a:blip r:embed="rId44"/>
-                    <a:stretch>
-                      <a:fillRect/>
-                    </a:stretch>
-                  </pic:blipFill>
-                  <pic:spPr>
-                    <a:xfrm>
-                      <a:off x="0" y="0"/>
-                      <a:ext cx="4365625" cy="2508250"/>
-                    </a:xfrm>
-                    <a:prstGeom prst="rect">
-                      <a:avLst/>
-                    </a:prstGeom>
-                    <a:noFill/>
-                    <a:ln>
-                      <a:noFill/>
-                    </a:ln>
-                  </pic:spPr>
-                </pic:pic>
-              </a:graphicData>
-            </a:graphic>
-          </wp:inline>
-        </w:drawing>
-      </w:r>
-      <w:r>
-        <w:br w:type="textWrapping"/>
-      </w:r>
-      <w:r>
-        <w:br w:type="textWrapping"/>
+        <w:t>页面</w:t>
       </w:r>
       <w:r>
         <w:rPr>
           <w:rFonts w:hint="eastAsia"/>
-        </w:rPr>
-        <w:t>群聊功能，代码如下：</w:t>
+          <w:lang w:val="en-US" w:eastAsia="zh-CN"/>
+        </w:rPr>
+        <w:t>如下</w:t>
       </w:r>
       <w:r>
         <w:rPr>
           <w:rFonts w:hint="eastAsia"/>
         </w:rPr>
-        <w:br w:type="textWrapping"/>
-      </w:r>
-      <w:r>
-        <w:drawing>
-          <wp:inline distT="0" distB="0" distL="114300" distR="114300">
-            <wp:extent cx="4214495" cy="2569845"/>
-            <wp:effectExtent l="0" t="0" r="1905" b="8255"/>
-            <wp:docPr id="32" name="图片 17"/>
-            <wp:cNvGraphicFramePr>
-              <a:graphicFrameLocks xmlns:a="http://schemas.openxmlformats.org/drawingml/2006/main" noChangeAspect="1"/>
-            </wp:cNvGraphicFramePr>
-            <a:graphic xmlns:a="http://schemas.openxmlformats.org/drawingml/2006/main">
-              <a:graphicData uri="http://schemas.openxmlformats.org/drawingml/2006/picture">
-                <pic:pic xmlns:pic="http://schemas.openxmlformats.org/drawingml/2006/picture">
-                  <pic:nvPicPr>
-                    <pic:cNvPr id="32" name="图片 17"/>
-                    <pic:cNvPicPr>
-                      <a:picLocks noChangeAspect="1"/>
-                    </pic:cNvPicPr>
-                  </pic:nvPicPr>
-                  <pic:blipFill>
-                    <a:blip r:embed="rId45"/>
-                    <a:stretch>
-                      <a:fillRect/>
-                    </a:stretch>
-                  </pic:blipFill>
-                  <pic:spPr>
-                    <a:xfrm>
-                      <a:off x="0" y="0"/>
-                      <a:ext cx="4214495" cy="2569845"/>
-                    </a:xfrm>
-                    <a:prstGeom prst="rect">
-                      <a:avLst/>
-                    </a:prstGeom>
-                    <a:noFill/>
-                    <a:ln>
-                      <a:noFill/>
-                    </a:ln>
-                  </pic:spPr>
-                </pic:pic>
-              </a:graphicData>
-            </a:graphic>
-          </wp:inline>
-        </w:drawing>
-      </w:r>
-    </w:p>
-    <w:p>
-      <w:pPr>
-        <w:ind w:firstLine="0" w:firstLineChars="0"/>
-      </w:pPr>
-      <w:r>
-        <w:rPr>
-          <w:rFonts w:hint="eastAsia"/>
-        </w:rPr>
-        <w:t>前端聊天页面：</w:t>
+        <w:t>：</w:t>
       </w:r>
       <w:r>
         <w:rPr>
@@ -17255,7 +17049,7 @@
                     </pic:cNvPicPr>
                   </pic:nvPicPr>
                   <pic:blipFill>
-                    <a:blip r:embed="rId46"/>
+                    <a:blip r:embed="rId41"/>
                     <a:stretch>
                       <a:fillRect/>
                     </a:stretch>
@@ -17287,6 +17081,171 @@
     </w:p>
     <w:p>
       <w:pPr>
+        <w:ind w:firstLine="0" w:firstLineChars="0"/>
+        <w:rPr>
+          <w:rFonts w:hint="eastAsia" w:ascii="黑体" w:hAnsi="黑体" w:eastAsia="黑体" w:cs="黑体"/>
+          <w:lang w:val="en-US" w:eastAsia="zh-CN"/>
+        </w:rPr>
+      </w:pPr>
+      <w:r>
+        <w:rPr>
+          <w:rFonts w:hint="eastAsia" w:ascii="黑体" w:hAnsi="黑体" w:eastAsia="黑体" w:cs="黑体"/>
+          <w:lang w:val="en-US" w:eastAsia="zh-CN"/>
+        </w:rPr>
+        <w:t>5.3.1 单聊</w:t>
+      </w:r>
+    </w:p>
+    <w:p>
+      <w:pPr>
+        <w:ind w:left="0" w:leftChars="0" w:firstLine="0" w:firstLineChars="0"/>
+      </w:pPr>
+      <w:r>
+        <w:rPr>
+          <w:rFonts w:hint="eastAsia" w:ascii="宋体" w:hAnsi="宋体" w:cs="宋体"/>
+          <w:lang w:val="en-US" w:eastAsia="zh-CN"/>
+        </w:rPr>
+        <w:t>单聊大概的思路就是，每次发送消息的时候将联系人的id带过去，服务端会根据此id找到这个id对应的用户的唯一连接的id值，然后只对这个值进行消息发送，就可以实现单聊了，部分实现代码如下：</w:t>
+      </w:r>
+      <w:r>
+        <w:rPr>
+          <w:rFonts w:hint="eastAsia" w:ascii="宋体" w:hAnsi="宋体" w:cs="宋体"/>
+          <w:lang w:val="en-US" w:eastAsia="zh-CN"/>
+        </w:rPr>
+        <w:br w:type="textWrapping"/>
+      </w:r>
+      <w:r>
+        <w:drawing>
+          <wp:inline distT="0" distB="0" distL="114300" distR="114300">
+            <wp:extent cx="5596255" cy="3169920"/>
+            <wp:effectExtent l="0" t="0" r="4445" b="5080"/>
+            <wp:docPr id="29" name="图片 6"/>
+            <wp:cNvGraphicFramePr>
+              <a:graphicFrameLocks xmlns:a="http://schemas.openxmlformats.org/drawingml/2006/main" noChangeAspect="1"/>
+            </wp:cNvGraphicFramePr>
+            <a:graphic xmlns:a="http://schemas.openxmlformats.org/drawingml/2006/main">
+              <a:graphicData uri="http://schemas.openxmlformats.org/drawingml/2006/picture">
+                <pic:pic xmlns:pic="http://schemas.openxmlformats.org/drawingml/2006/picture">
+                  <pic:nvPicPr>
+                    <pic:cNvPr id="29" name="图片 6"/>
+                    <pic:cNvPicPr>
+                      <a:picLocks noChangeAspect="1"/>
+                    </pic:cNvPicPr>
+                  </pic:nvPicPr>
+                  <pic:blipFill>
+                    <a:blip r:embed="rId42"/>
+                    <a:stretch>
+                      <a:fillRect/>
+                    </a:stretch>
+                  </pic:blipFill>
+                  <pic:spPr>
+                    <a:xfrm>
+                      <a:off x="0" y="0"/>
+                      <a:ext cx="5596255" cy="3169920"/>
+                    </a:xfrm>
+                    <a:prstGeom prst="rect">
+                      <a:avLst/>
+                    </a:prstGeom>
+                    <a:noFill/>
+                    <a:ln>
+                      <a:noFill/>
+                    </a:ln>
+                  </pic:spPr>
+                </pic:pic>
+              </a:graphicData>
+            </a:graphic>
+          </wp:inline>
+        </w:drawing>
+      </w:r>
+    </w:p>
+    <w:p>
+      <w:pPr>
+        <w:ind w:left="0" w:leftChars="0" w:firstLine="0" w:firstLineChars="0"/>
+        <w:rPr>
+          <w:rFonts w:hint="eastAsia" w:ascii="黑体" w:hAnsi="黑体" w:eastAsia="黑体" w:cs="黑体"/>
+          <w:lang w:val="en-US" w:eastAsia="zh-CN"/>
+        </w:rPr>
+      </w:pPr>
+      <w:r>
+        <w:rPr>
+          <w:rFonts w:hint="eastAsia" w:ascii="黑体" w:hAnsi="黑体" w:eastAsia="黑体" w:cs="黑体"/>
+          <w:lang w:val="en-US" w:eastAsia="zh-CN"/>
+        </w:rPr>
+        <w:t>5.3.2 群聊</w:t>
+      </w:r>
+    </w:p>
+    <w:p>
+      <w:pPr>
+        <w:ind w:left="0" w:leftChars="0" w:firstLine="0" w:firstLineChars="0"/>
+        <w:rPr>
+          <w:rFonts w:hint="default" w:ascii="宋体" w:hAnsi="宋体" w:eastAsia="宋体" w:cs="宋体"/>
+          <w:lang w:val="en-US" w:eastAsia="zh-CN"/>
+        </w:rPr>
+      </w:pPr>
+      <w:r>
+        <w:rPr>
+          <w:rFonts w:hint="eastAsia" w:ascii="宋体" w:hAnsi="宋体" w:cs="宋体"/>
+          <w:lang w:val="en-US" w:eastAsia="zh-CN"/>
+        </w:rPr>
+        <w:t>群聊就是在单聊的基础上，将群聊中所有成员的id发送给服务端，服务端根据这个id组，将消息发送给所有的群聊成员，部分实现代码如下：</w:t>
+      </w:r>
+      <w:r>
+        <w:rPr>
+          <w:rFonts w:hint="eastAsia" w:ascii="宋体" w:hAnsi="宋体" w:cs="宋体"/>
+          <w:lang w:val="en-US" w:eastAsia="zh-CN"/>
+        </w:rPr>
+        <w:br w:type="textWrapping"/>
+      </w:r>
+      <w:r>
+        <w:drawing>
+          <wp:inline distT="0" distB="0" distL="114300" distR="114300">
+            <wp:extent cx="5504815" cy="3265805"/>
+            <wp:effectExtent l="0" t="0" r="6985" b="10795"/>
+            <wp:docPr id="30" name="图片 7"/>
+            <wp:cNvGraphicFramePr>
+              <a:graphicFrameLocks xmlns:a="http://schemas.openxmlformats.org/drawingml/2006/main" noChangeAspect="1"/>
+            </wp:cNvGraphicFramePr>
+            <a:graphic xmlns:a="http://schemas.openxmlformats.org/drawingml/2006/main">
+              <a:graphicData uri="http://schemas.openxmlformats.org/drawingml/2006/picture">
+                <pic:pic xmlns:pic="http://schemas.openxmlformats.org/drawingml/2006/picture">
+                  <pic:nvPicPr>
+                    <pic:cNvPr id="30" name="图片 7"/>
+                    <pic:cNvPicPr>
+                      <a:picLocks noChangeAspect="1"/>
+                    </pic:cNvPicPr>
+                  </pic:nvPicPr>
+                  <pic:blipFill>
+                    <a:blip r:embed="rId43"/>
+                    <a:stretch>
+                      <a:fillRect/>
+                    </a:stretch>
+                  </pic:blipFill>
+                  <pic:spPr>
+                    <a:xfrm>
+                      <a:off x="0" y="0"/>
+                      <a:ext cx="5504815" cy="3265805"/>
+                    </a:xfrm>
+                    <a:prstGeom prst="rect">
+                      <a:avLst/>
+                    </a:prstGeom>
+                    <a:noFill/>
+                    <a:ln>
+                      <a:noFill/>
+                    </a:ln>
+                  </pic:spPr>
+                </pic:pic>
+              </a:graphicData>
+            </a:graphic>
+          </wp:inline>
+        </w:drawing>
+      </w:r>
+    </w:p>
+    <w:p>
+      <w:pPr>
+        <w:ind w:firstLine="0" w:firstLineChars="0"/>
+      </w:pPr>
+    </w:p>
+    <w:p>
+      <w:pPr>
         <w:pStyle w:val="2"/>
         <w:keepNext/>
         <w:numPr>
@@ -17321,12 +17280,17 @@
     <w:p>
       <w:pPr>
         <w:ind w:firstLine="480"/>
+        <w:rPr>
+          <w:rFonts w:hint="default" w:eastAsia="宋体"/>
+          <w:lang w:val="en-US" w:eastAsia="zh-CN"/>
+        </w:rPr>
       </w:pPr>
       <w:r>
         <w:rPr>
           <w:rFonts w:hint="eastAsia"/>
-        </w:rPr>
-        <w:t>用户点击发布动态，会跳转至发布页面，点击发布后，就会在朋友圈中显示，所有的好友都可以看到，并且可以点赞和评论</w:t>
+          <w:lang w:val="en-US" w:eastAsia="zh-CN"/>
+        </w:rPr>
+        <w:t>朋友圈要实现的功能就是展示所有好友发布的朋友圈信息，然后可以发布朋友圈，并且发布动态可以支持图片上传，包括评论和点赞等核心功能</w:t>
       </w:r>
     </w:p>
     <w:p>
@@ -17352,7 +17316,7 @@
                     </pic:cNvPicPr>
                   </pic:nvPicPr>
                   <pic:blipFill>
-                    <a:blip r:embed="rId47"/>
+                    <a:blip r:embed="rId44"/>
                     <a:stretch>
                       <a:fillRect/>
                     </a:stretch>
@@ -17401,7 +17365,7 @@
                     </pic:cNvPicPr>
                   </pic:nvPicPr>
                   <pic:blipFill>
-                    <a:blip r:embed="rId48"/>
+                    <a:blip r:embed="rId45"/>
                     <a:stretch>
                       <a:fillRect/>
                     </a:stretch>
@@ -17439,8 +17403,9 @@
       <w:r>
         <w:rPr>
           <w:rFonts w:hint="eastAsia"/>
-        </w:rPr>
-        <w:t>实现代码如下：</w:t>
+          <w:lang w:val="en-US" w:eastAsia="zh-CN"/>
+        </w:rPr>
+        <w:t>点击发布后会向add-moment 接口发送一个post请求，部分实现代码如下：</w:t>
       </w:r>
       <w:r>
         <w:rPr>
@@ -17451,9 +17416,9 @@
       <w:r>
         <w:drawing>
           <wp:inline distT="0" distB="0" distL="114300" distR="114300">
-            <wp:extent cx="3979545" cy="2114550"/>
-            <wp:effectExtent l="0" t="0" r="8255" b="6350"/>
-            <wp:docPr id="35" name="图片 20"/>
+            <wp:extent cx="5753100" cy="3996055"/>
+            <wp:effectExtent l="0" t="0" r="0" b="4445"/>
+            <wp:docPr id="32" name="图片 8"/>
             <wp:cNvGraphicFramePr>
               <a:graphicFrameLocks xmlns:a="http://schemas.openxmlformats.org/drawingml/2006/main" noChangeAspect="1"/>
             </wp:cNvGraphicFramePr>
@@ -17461,13 +17426,13 @@
               <a:graphicData uri="http://schemas.openxmlformats.org/drawingml/2006/picture">
                 <pic:pic xmlns:pic="http://schemas.openxmlformats.org/drawingml/2006/picture">
                   <pic:nvPicPr>
-                    <pic:cNvPr id="35" name="图片 20"/>
+                    <pic:cNvPr id="32" name="图片 8"/>
                     <pic:cNvPicPr>
                       <a:picLocks noChangeAspect="1"/>
                     </pic:cNvPicPr>
                   </pic:nvPicPr>
                   <pic:blipFill>
-                    <a:blip r:embed="rId49"/>
+                    <a:blip r:embed="rId46"/>
                     <a:stretch>
                       <a:fillRect/>
                     </a:stretch>
@@ -17475,7 +17440,7 @@
                   <pic:spPr>
                     <a:xfrm>
                       <a:off x="0" y="0"/>
-                      <a:ext cx="3979545" cy="2114550"/>
+                      <a:ext cx="5753100" cy="3996055"/>
                     </a:xfrm>
                     <a:prstGeom prst="rect">
                       <a:avLst/>
@@ -17495,18 +17460,31 @@
     <w:p>
       <w:pPr>
         <w:ind w:firstLine="0" w:firstLineChars="0"/>
-      </w:pPr>
-    </w:p>
-    <w:p>
-      <w:pPr>
-        <w:ind w:firstLine="0" w:firstLineChars="0"/>
-      </w:pPr>
+        <w:rPr>
+          <w:rFonts w:hint="default"/>
+          <w:lang w:val="en-US"/>
+        </w:rPr>
+      </w:pPr>
+      <w:r>
+        <w:rPr>
+          <w:rFonts w:hint="eastAsia"/>
+          <w:lang w:val="en-US" w:eastAsia="zh-CN"/>
+        </w:rPr>
+        <w:t>好友可以对朋友圈进行评论和点赞，每当进行评论和点赞的时候，会向服务端的update-moments 接口发送post请求，服务端会根据参数修改moments 表中的thumbs 和comments字段, 实现代码如下：</w:t>
+      </w:r>
+      <w:r>
+        <w:rPr>
+          <w:rFonts w:hint="eastAsia"/>
+          <w:lang w:val="en-US" w:eastAsia="zh-CN"/>
+        </w:rPr>
+        <w:br w:type="textWrapping"/>
+      </w:r>
       <w:r>
         <w:drawing>
           <wp:inline distT="0" distB="0" distL="114300" distR="114300">
-            <wp:extent cx="3505835" cy="3152140"/>
-            <wp:effectExtent l="0" t="0" r="12065" b="10160"/>
-            <wp:docPr id="36" name="图片 21"/>
+            <wp:extent cx="4204335" cy="3669665"/>
+            <wp:effectExtent l="0" t="0" r="12065" b="635"/>
+            <wp:docPr id="35" name="图片 9"/>
             <wp:cNvGraphicFramePr>
               <a:graphicFrameLocks xmlns:a="http://schemas.openxmlformats.org/drawingml/2006/main" noChangeAspect="1"/>
             </wp:cNvGraphicFramePr>
@@ -17514,13 +17492,13 @@
               <a:graphicData uri="http://schemas.openxmlformats.org/drawingml/2006/picture">
                 <pic:pic xmlns:pic="http://schemas.openxmlformats.org/drawingml/2006/picture">
                   <pic:nvPicPr>
-                    <pic:cNvPr id="36" name="图片 21"/>
+                    <pic:cNvPr id="35" name="图片 9"/>
                     <pic:cNvPicPr>
                       <a:picLocks noChangeAspect="1"/>
                     </pic:cNvPicPr>
                   </pic:nvPicPr>
                   <pic:blipFill>
-                    <a:blip r:embed="rId50"/>
+                    <a:blip r:embed="rId47"/>
                     <a:stretch>
                       <a:fillRect/>
                     </a:stretch>
@@ -17528,7 +17506,7 @@
                   <pic:spPr>
                     <a:xfrm>
                       <a:off x="0" y="0"/>
-                      <a:ext cx="3505835" cy="3152140"/>
+                      <a:ext cx="4204335" cy="3669665"/>
                     </a:xfrm>
                     <a:prstGeom prst="rect">
                       <a:avLst/>
@@ -17576,10 +17554,10 @@
           <w:szCs w:val="30"/>
         </w:rPr>
       </w:pPr>
-      <w:bookmarkStart w:id="120" w:name="_Toc23855"/>
-      <w:bookmarkStart w:id="121" w:name="_Toc195275674"/>
-      <w:bookmarkStart w:id="122" w:name="_Toc134820405"/>
-      <w:bookmarkStart w:id="123" w:name="_Toc134820461"/>
+      <w:bookmarkStart w:id="120" w:name="_Toc195275674"/>
+      <w:bookmarkStart w:id="121" w:name="_Toc23855"/>
+      <w:bookmarkStart w:id="122" w:name="_Toc134820461"/>
+      <w:bookmarkStart w:id="123" w:name="_Toc134820405"/>
       <w:r>
         <w:rPr>
           <w:b/>
@@ -17649,8 +17627,8 @@
       </w:pPr>
       <w:bookmarkStart w:id="124" w:name="_Toc24075"/>
       <w:bookmarkStart w:id="125" w:name="_Toc134820462"/>
-      <w:bookmarkStart w:id="126" w:name="_Toc195275675"/>
-      <w:bookmarkStart w:id="127" w:name="_Toc134820406"/>
+      <w:bookmarkStart w:id="126" w:name="_Toc134820406"/>
+      <w:bookmarkStart w:id="127" w:name="_Toc195275675"/>
       <w:r>
         <w:rPr>
           <w:rFonts w:ascii="Times New Roman" w:hAnsi="Times New Roman"/>
@@ -18701,9 +18679,9 @@
           <w:szCs w:val="24"/>
         </w:rPr>
       </w:pPr>
-      <w:bookmarkStart w:id="129" w:name="_Toc134820407"/>
+      <w:bookmarkStart w:id="129" w:name="_Toc8595"/>
       <w:bookmarkStart w:id="130" w:name="_Toc195275676"/>
-      <w:bookmarkStart w:id="131" w:name="_Toc8595"/>
+      <w:bookmarkStart w:id="131" w:name="_Toc134820407"/>
       <w:bookmarkStart w:id="132" w:name="_Toc134820463"/>
       <w:r>
         <w:rPr>
@@ -18830,8 +18808,8 @@
         </w:rPr>
       </w:pPr>
       <w:bookmarkStart w:id="135" w:name="_Toc31813"/>
-      <w:bookmarkStart w:id="136" w:name="_Toc134820408"/>
-      <w:bookmarkStart w:id="137" w:name="_Toc134820464"/>
+      <w:bookmarkStart w:id="136" w:name="_Toc134820464"/>
+      <w:bookmarkStart w:id="137" w:name="_Toc134820408"/>
       <w:bookmarkStart w:id="138" w:name="_Toc195275679"/>
       <w:r>
         <w:rPr>
@@ -19097,8 +19075,8 @@
       </w:pPr>
       <w:bookmarkStart w:id="143" w:name="_Toc134820466"/>
       <w:bookmarkStart w:id="144" w:name="_Toc134820410"/>
-      <w:bookmarkStart w:id="145" w:name="_Toc11900"/>
-      <w:bookmarkStart w:id="146" w:name="_Toc195275681"/>
+      <w:bookmarkStart w:id="145" w:name="_Toc195275681"/>
+      <w:bookmarkStart w:id="146" w:name="_Toc11900"/>
       <w:r>
         <w:rPr>
           <w:rFonts w:ascii="Times New Roman" w:hAnsi="Times New Roman"/>
@@ -19181,8 +19159,8 @@
       </w:r>
     </w:p>
     <w:sectPr>
-      <w:headerReference r:id="rId16" w:type="default"/>
-      <w:footerReference r:id="rId17" w:type="default"/>
+      <w:headerReference r:id="rId14" w:type="default"/>
+      <w:footerReference r:id="rId15" w:type="default"/>
       <w:type w:val="oddPage"/>
       <w:pgSz w:w="11906" w:h="16838"/>
       <w:pgMar w:top="1701" w:right="1418" w:bottom="1418" w:left="1418" w:header="851" w:footer="992" w:gutter="0"/>
@@ -19192,352 +19170,6 @@
     </w:sectPr>
   </w:body>
 </w:document>
-</file>
-
-<file path=word/comments.xml><?xml version="1.0" encoding="utf-8"?>
-<w:comments xmlns:wpc="http://schemas.microsoft.com/office/word/2010/wordprocessingCanvas" xmlns:mc="http://schemas.openxmlformats.org/markup-compatibility/2006" xmlns:o="urn:schemas-microsoft-com:office:office" xmlns:r="http://schemas.openxmlformats.org/officeDocument/2006/relationships" xmlns:m="http://schemas.openxmlformats.org/officeDocument/2006/math" xmlns:v="urn:schemas-microsoft-com:vml" xmlns:wp14="http://schemas.microsoft.com/office/word/2010/wordprocessingDrawing" xmlns:wp="http://schemas.openxmlformats.org/drawingml/2006/wordprocessingDrawing" xmlns:w="http://schemas.openxmlformats.org/wordprocessingml/2006/main" xmlns:w14="http://schemas.microsoft.com/office/word/2010/wordml" xmlns:w15="http://schemas.microsoft.com/office/word/2012/wordml" xmlns:w10="urn:schemas-microsoft-com:office:word" xmlns:wpg="http://schemas.microsoft.com/office/word/2010/wordprocessingGroup" xmlns:wpi="http://schemas.microsoft.com/office/word/2010/wordprocessingInk" xmlns:wne="http://schemas.microsoft.com/office/word/2006/wordml" xmlns:wps="http://schemas.microsoft.com/office/word/2010/wordprocessingShape" xmlns:wpsCustomData="http://www.wps.cn/officeDocument/2013/wpsCustomData" mc:Ignorable="w14 w15 wp14">
-  <w:comment w:id="0" w:author="yongsong peng" w:date="2025-04-11T15:08:00Z" w:initials="yp">
-    <w:p>
-      <w:pPr>
-        <w:pStyle w:val="12"/>
-        <w:ind w:firstLine="0" w:firstLineChars="0"/>
-      </w:pPr>
-      <w:r>
-        <w:rPr>
-          <w:rFonts w:hint="eastAsia"/>
-        </w:rPr>
-        <w:t>图注的格式请设为：五号，黑体（中文）或</w:t>
-      </w:r>
-      <w:r>
-        <w:t>Times New Roman</w:t>
-      </w:r>
-      <w:r>
-        <w:rPr>
-          <w:rFonts w:hint="eastAsia"/>
-        </w:rPr>
-        <w:t>（英文）</w:t>
-      </w:r>
-    </w:p>
-    <w:p>
-      <w:pPr>
-        <w:pStyle w:val="12"/>
-        <w:ind w:firstLine="0" w:firstLineChars="0"/>
-      </w:pPr>
-      <w:r>
-        <w:rPr>
-          <w:rFonts w:hint="eastAsia"/>
-        </w:rPr>
-        <w:t>后面所有的图注请都按这一格式进行修改</w:t>
-      </w:r>
-    </w:p>
-  </w:comment>
-  <w:comment w:id="1" w:author="yongsong peng" w:date="2025-04-11T15:14:00Z" w:initials="yp">
-    <w:p>
-      <w:pPr>
-        <w:pStyle w:val="12"/>
-        <w:ind w:firstLine="0" w:firstLineChars="0"/>
-      </w:pPr>
-      <w:r>
-        <w:rPr>
-          <w:rFonts w:hint="eastAsia"/>
-        </w:rPr>
-        <w:t>可行性分析主要是指：在开发系统时对各个方面的而言你的可行程度，请按这一要求稍作修改</w:t>
-      </w:r>
-    </w:p>
-  </w:comment>
-  <w:comment w:id="2" w:author="yongsong peng" w:date="2025-04-11T15:19:00Z" w:initials="yp">
-    <w:p>
-      <w:pPr>
-        <w:pStyle w:val="12"/>
-        <w:ind w:firstLine="0" w:firstLineChars="0"/>
-      </w:pPr>
-      <w:r>
-        <w:rPr>
-          <w:rFonts w:hint="eastAsia"/>
-        </w:rPr>
-        <w:t>要用文字对业务流程进行描述，之后才给出流程图</w:t>
-      </w:r>
-    </w:p>
-  </w:comment>
-  <w:comment w:id="3" w:author="yongsong peng" w:date="2025-04-11T15:22:00Z" w:initials="yp">
-    <w:p>
-      <w:pPr>
-        <w:pStyle w:val="12"/>
-        <w:ind w:firstLine="0" w:firstLineChars="0"/>
-      </w:pPr>
-      <w:r>
-        <w:rPr>
-          <w:rFonts w:hint="eastAsia"/>
-        </w:rPr>
-        <w:t>这一章要写二个部分的内容：功能设计；数据库设计，请增加功能设计这一部分</w:t>
-      </w:r>
-    </w:p>
-  </w:comment>
-  <w:comment w:id="4" w:author="yongsong peng" w:date="2025-04-11T15:25:00Z" w:initials="yp">
-    <w:p>
-      <w:pPr>
-        <w:pStyle w:val="12"/>
-        <w:ind w:firstLine="0" w:firstLineChars="0"/>
-      </w:pPr>
-      <w:r>
-        <w:rPr>
-          <w:rFonts w:hint="eastAsia"/>
-        </w:rPr>
-        <w:t>这一部分要包括对实体属性的描述与实体属性图及</w:t>
-      </w:r>
-      <w:r>
-        <w:t>E-R</w:t>
-      </w:r>
-      <w:r>
-        <w:rPr>
-          <w:rFonts w:hint="eastAsia"/>
-        </w:rPr>
-        <w:t>图</w:t>
-      </w:r>
-    </w:p>
-  </w:comment>
-  <w:comment w:id="5" w:author="yongsong peng" w:date="2025-04-11T15:27:00Z" w:initials="yp">
-    <w:p>
-      <w:pPr>
-        <w:pStyle w:val="12"/>
-        <w:ind w:firstLine="0" w:firstLineChars="0"/>
-      </w:pPr>
-      <w:r>
-        <w:rPr>
-          <w:rFonts w:hint="eastAsia"/>
-        </w:rPr>
-        <w:t>表的字段长度要根据实际情况进行设定，不要都设为</w:t>
-      </w:r>
-      <w:r>
-        <w:t>255</w:t>
-      </w:r>
-    </w:p>
-  </w:comment>
-  <w:comment w:id="6" w:author="yongsong peng" w:date="2025-04-11T15:30:00Z" w:initials="yp">
-    <w:p>
-      <w:pPr>
-        <w:pStyle w:val="12"/>
-        <w:ind w:firstLine="0" w:firstLineChars="0"/>
-      </w:pPr>
-      <w:r>
-        <w:rPr>
-          <w:rFonts w:hint="eastAsia"/>
-        </w:rPr>
-        <w:t>表的表注要放到表的正上方；</w:t>
-      </w:r>
-    </w:p>
-    <w:p>
-      <w:pPr>
-        <w:pStyle w:val="12"/>
-        <w:ind w:firstLine="0" w:firstLineChars="0"/>
-      </w:pPr>
-      <w:r>
-        <w:rPr>
-          <w:rFonts w:hint="eastAsia"/>
-        </w:rPr>
-        <w:t>表与图的编号是分开编号的，所以表的编号是从</w:t>
-      </w:r>
-      <w:r>
-        <w:t>4-1</w:t>
-      </w:r>
-      <w:r>
-        <w:rPr>
-          <w:rFonts w:hint="eastAsia"/>
-        </w:rPr>
-        <w:t>编号的。</w:t>
-      </w:r>
-    </w:p>
-    <w:p>
-      <w:pPr>
-        <w:pStyle w:val="12"/>
-        <w:ind w:firstLine="0" w:firstLineChars="0"/>
-      </w:pPr>
-      <w:r>
-        <w:rPr>
-          <w:rFonts w:hint="eastAsia"/>
-        </w:rPr>
-        <w:t>请按这一要求进行修改</w:t>
-      </w:r>
-    </w:p>
-  </w:comment>
-  <w:comment w:id="7" w:author="yongsong peng" w:date="2025-04-11T15:38:00Z" w:initials="yp">
-    <w:p>
-      <w:pPr>
-        <w:pStyle w:val="12"/>
-        <w:ind w:firstLine="0" w:firstLineChars="0"/>
-      </w:pPr>
-      <w:r>
-        <w:rPr>
-          <w:rFonts w:hint="eastAsia"/>
-        </w:rPr>
-        <w:t>第一个功能模块的设计请先用文字进行功能描述，然后给出设计界面，最后给出主要的设计代码。</w:t>
-      </w:r>
-    </w:p>
-    <w:p>
-      <w:pPr>
-        <w:pStyle w:val="12"/>
-        <w:ind w:firstLine="0" w:firstLineChars="0"/>
-      </w:pPr>
-      <w:r>
-        <w:rPr>
-          <w:rFonts w:hint="eastAsia"/>
-        </w:rPr>
-        <w:t>后面的各个功能请按这一要求进行修改。</w:t>
-      </w:r>
-    </w:p>
-    <w:p>
-      <w:pPr>
-        <w:pStyle w:val="12"/>
-        <w:ind w:firstLine="0" w:firstLineChars="0"/>
-      </w:pPr>
-      <w:r>
-        <w:rPr>
-          <w:rFonts w:hint="eastAsia"/>
-        </w:rPr>
-        <w:t>文字描述尽量多一点，代码尽量小给一些</w:t>
-      </w:r>
-    </w:p>
-  </w:comment>
-  <w:comment w:id="8" w:author="yongsong peng" w:date="2025-04-11T15:32:00Z" w:initials="yp">
-    <w:p>
-      <w:pPr>
-        <w:pStyle w:val="12"/>
-        <w:ind w:firstLine="0" w:firstLineChars="0"/>
-      </w:pPr>
-      <w:r>
-        <w:t>1</w:t>
-      </w:r>
-      <w:r>
-        <w:rPr>
-          <w:rFonts w:hint="eastAsia"/>
-        </w:rPr>
-        <w:t>、这一章是如何设计不是如何 使用，请注意你的措辞；</w:t>
-      </w:r>
-    </w:p>
-    <w:p>
-      <w:pPr>
-        <w:pStyle w:val="12"/>
-        <w:ind w:firstLine="0" w:firstLineChars="0"/>
-      </w:pPr>
-      <w:r>
-        <w:t>2</w:t>
-      </w:r>
-      <w:r>
-        <w:rPr>
-          <w:rFonts w:hint="eastAsia"/>
-        </w:rPr>
-        <w:t>、请先给出设计的界面，然后再给出设计代码</w:t>
-      </w:r>
-    </w:p>
-    <w:p>
-      <w:pPr>
-        <w:pStyle w:val="12"/>
-        <w:ind w:firstLine="0" w:firstLineChars="0"/>
-      </w:pPr>
-      <w:r>
-        <w:t>3</w:t>
-      </w:r>
-      <w:r>
-        <w:rPr>
-          <w:rFonts w:hint="eastAsia"/>
-        </w:rPr>
-        <w:t>、设计代码请用白底黑字</w:t>
-      </w:r>
-    </w:p>
-    <w:p>
-      <w:pPr>
-        <w:pStyle w:val="12"/>
-        <w:ind w:firstLine="0" w:firstLineChars="0"/>
-      </w:pPr>
-      <w:r>
-        <w:rPr>
-          <w:rFonts w:hint="eastAsia"/>
-        </w:rPr>
-        <w:t>后面的这种情况请按这一要求进行修改</w:t>
-      </w:r>
-    </w:p>
-  </w:comment>
-  <w:comment w:id="9" w:author="yongsong peng" w:date="2025-04-11T15:35:00Z" w:initials="yp">
-    <w:p>
-      <w:pPr>
-        <w:pStyle w:val="12"/>
-        <w:ind w:firstLine="0" w:firstLineChars="0"/>
-      </w:pPr>
-      <w:r>
-        <w:rPr>
-          <w:rFonts w:hint="eastAsia"/>
-        </w:rPr>
-        <w:t>所有的图请加上图的编号与图的说明，如图</w:t>
-      </w:r>
-      <w:r>
-        <w:t>5-1 ***</w:t>
-      </w:r>
-      <w:r>
-        <w:rPr>
-          <w:rFonts w:hint="eastAsia"/>
-        </w:rPr>
-        <w:t>图</w:t>
-      </w:r>
-    </w:p>
-  </w:comment>
-  <w:comment w:id="10" w:author="yongsong peng" w:date="2025-04-11T15:39:00Z" w:initials="yp">
-    <w:p>
-      <w:pPr>
-        <w:pStyle w:val="12"/>
-        <w:ind w:firstLine="0" w:firstLineChars="0"/>
-      </w:pPr>
-      <w:r>
-        <w:rPr>
-          <w:rFonts w:hint="eastAsia"/>
-        </w:rPr>
-        <w:t>要用文字描述如何 实现这一功能</w:t>
-      </w:r>
-    </w:p>
-  </w:comment>
-  <w:comment w:id="11" w:author="yongsong peng" w:date="2025-04-11T15:40:00Z" w:initials="yp">
-    <w:p>
-      <w:pPr>
-        <w:pStyle w:val="12"/>
-        <w:ind w:firstLine="0" w:firstLineChars="0"/>
-      </w:pPr>
-      <w:r>
-        <w:rPr>
-          <w:rFonts w:hint="eastAsia"/>
-        </w:rPr>
-        <w:t>这二个功能可以分为二节来写：</w:t>
-      </w:r>
-      <w:r>
-        <w:t>5.3.1</w:t>
-      </w:r>
-      <w:r>
-        <w:rPr>
-          <w:rFonts w:hint="eastAsia"/>
-        </w:rPr>
-        <w:t>与</w:t>
-      </w:r>
-      <w:r>
-        <w:t xml:space="preserve"> 5.3.2</w:t>
-      </w:r>
-    </w:p>
-  </w:comment>
-</w:comments>
-</file>
-
-<file path=word/commentsExtended.xml><?xml version="1.0" encoding="utf-8"?>
-<w15:commentsEx xmlns:wpc="http://schemas.microsoft.com/office/word/2010/wordprocessingCanvas" xmlns:mc="http://schemas.openxmlformats.org/markup-compatibility/2006" xmlns:o="urn:schemas-microsoft-com:office:office" xmlns:r="http://schemas.openxmlformats.org/officeDocument/2006/relationships" xmlns:m="http://schemas.openxmlformats.org/officeDocument/2006/math" xmlns:v="urn:schemas-microsoft-com:vml" xmlns:wp14="http://schemas.microsoft.com/office/word/2010/wordprocessingDrawing" xmlns:wp="http://schemas.openxmlformats.org/drawingml/2006/wordprocessingDrawing" xmlns:w="http://schemas.openxmlformats.org/wordprocessingml/2006/main" xmlns:w14="http://schemas.microsoft.com/office/word/2010/wordml" xmlns:w15="http://schemas.microsoft.com/office/word/2012/wordml" xmlns:w10="urn:schemas-microsoft-com:office:word" xmlns:wpg="http://schemas.microsoft.com/office/word/2010/wordprocessingGroup" xmlns:wpi="http://schemas.microsoft.com/office/word/2010/wordprocessingInk" xmlns:wne="http://schemas.microsoft.com/office/word/2006/wordml" xmlns:wps="http://schemas.microsoft.com/office/word/2010/wordprocessingShape" xmlns:wpsCustomData="http://www.wps.cn/officeDocument/2013/wpsCustomData" mc:Ignorable="w14 w15 wp14">
-  <w15:commentEx w15:paraId="5D0B0CF9" w15:done="0"/>
-  <w15:commentEx w15:paraId="0EB11433" w15:done="0"/>
-  <w15:commentEx w15:paraId="34247546" w15:done="0"/>
-  <w15:commentEx w15:paraId="5C358777" w15:done="0"/>
-  <w15:commentEx w15:paraId="48111C1A" w15:done="0"/>
-  <w15:commentEx w15:paraId="2F0B3061" w15:done="0"/>
-  <w15:commentEx w15:paraId="6F698FFE" w15:done="0"/>
-  <w15:commentEx w15:paraId="7A371555" w15:done="0"/>
-  <w15:commentEx w15:paraId="2AE9F1DF" w15:done="0"/>
-  <w15:commentEx w15:paraId="33636138" w15:done="0"/>
-  <w15:commentEx w15:paraId="0D76FBEC" w15:done="0"/>
-  <w15:commentEx w15:paraId="79B65FC9" w15:done="0"/>
-</w15:commentsEx>
 </file>
 
 <file path=word/endnotes.xml><?xml version="1.0" encoding="utf-8"?>
@@ -20850,14 +20482,6 @@
     <w:abstractNumId w:val="13"/>
   </w:num>
 </w:numbering>
-</file>
-
-<file path=word/people.xml><?xml version="1.0" encoding="utf-8"?>
-<w15:people xmlns:wpc="http://schemas.microsoft.com/office/word/2010/wordprocessingCanvas" xmlns:mc="http://schemas.openxmlformats.org/markup-compatibility/2006" xmlns:o="urn:schemas-microsoft-com:office:office" xmlns:r="http://schemas.openxmlformats.org/officeDocument/2006/relationships" xmlns:m="http://schemas.openxmlformats.org/officeDocument/2006/math" xmlns:v="urn:schemas-microsoft-com:vml" xmlns:wp14="http://schemas.microsoft.com/office/word/2010/wordprocessingDrawing" xmlns:wp="http://schemas.openxmlformats.org/drawingml/2006/wordprocessingDrawing" xmlns:w="http://schemas.openxmlformats.org/wordprocessingml/2006/main" xmlns:w14="http://schemas.microsoft.com/office/word/2010/wordml" xmlns:w15="http://schemas.microsoft.com/office/word/2012/wordml" xmlns:w10="urn:schemas-microsoft-com:office:word" xmlns:wpg="http://schemas.microsoft.com/office/word/2010/wordprocessingGroup" xmlns:wpi="http://schemas.microsoft.com/office/word/2010/wordprocessingInk" xmlns:wne="http://schemas.microsoft.com/office/word/2006/wordml" xmlns:wps="http://schemas.microsoft.com/office/word/2010/wordprocessingShape" xmlns:wpsCustomData="http://www.wps.cn/officeDocument/2013/wpsCustomData" mc:Ignorable="w14 w15 wp14">
-  <w15:person w15:author="yongsong peng">
-    <w15:presenceInfo w15:providerId="Windows Live" w15:userId="fbafaaf41db6ec60"/>
-  </w15:person>
-</w15:people>
 </file>
 
 <file path=word/styles.xml><?xml version="1.0" encoding="utf-8"?>

--- a/毕业论文/毕业论文.docx
+++ b/毕业论文/毕业论文.docx
@@ -647,8 +647,6 @@
           <w:szCs w:val="30"/>
         </w:rPr>
       </w:pPr>
-      <w:bookmarkStart w:id="147" w:name="_GoBack"/>
-      <w:bookmarkEnd w:id="147"/>
     </w:p>
     <w:p>
       <w:pPr>
@@ -965,7 +963,7 @@
           <w:rFonts w:ascii="宋体" w:hAnsi="宋体"/>
           <w:sz w:val="21"/>
         </w:rPr>
-        <w:id w:val="147476788"/>
+        <w:id w:val="147473972"/>
         <w15:color w:val="DBDBDB"/>
         <w:docPartObj>
           <w:docPartGallery w:val="Table of Contents"/>
@@ -4736,7 +4734,9 @@
             <w:ind w:firstLine="0" w:firstLineChars="0"/>
             <w:jc w:val="center"/>
             <w:rPr>
-              <w:rFonts w:hint="eastAsia"/>
+              <w:rFonts w:ascii="宋体" w:hAnsi="宋体" w:cs="Times New Roman"/>
+              <w:caps w:val="0"/>
+              <w:sz w:val="21"/>
             </w:rPr>
           </w:pPr>
           <w:r>
@@ -4745,6 +4745,52 @@
               <w:sz w:val="21"/>
             </w:rPr>
             <w:fldChar w:fldCharType="end"/>
+          </w:r>
+        </w:p>
+      </w:sdtContent>
+    </w:sdt>
+    <w:sdt>
+      <w:sdtPr>
+        <w:rPr>
+          <w:rFonts w:ascii="宋体" w:hAnsi="宋体"/>
+          <w:sz w:val="21"/>
+        </w:rPr>
+        <w:id w:val="147476788"/>
+        <w:showingPlcHdr/>
+        <w15:color w:val="DBDBDB"/>
+        <w:docPartObj>
+          <w:docPartGallery w:val="Table of Contents"/>
+          <w:docPartUnique/>
+        </w:docPartObj>
+      </w:sdtPr>
+      <w:sdtEndPr>
+        <w:rPr>
+          <w:rFonts w:ascii="宋体" w:hAnsi="宋体" w:cs="Times New Roman"/>
+          <w:caps w:val="0"/>
+          <w:sz w:val="21"/>
+        </w:rPr>
+      </w:sdtEndPr>
+      <w:sdtContent>
+        <w:p>
+          <w:pPr>
+            <w:pStyle w:val="22"/>
+            <w:tabs>
+              <w:tab w:val="right" w:leader="dot" w:pos="9060"/>
+            </w:tabs>
+            <w:spacing w:line="240" w:lineRule="auto"/>
+            <w:ind w:firstLine="0" w:firstLineChars="0"/>
+            <w:jc w:val="center"/>
+            <w:rPr>
+              <w:rFonts w:hint="eastAsia"/>
+            </w:rPr>
+          </w:pPr>
+          <w:r>
+            <w:rPr>
+              <w:rFonts w:hint="eastAsia" w:ascii="宋体" w:hAnsi="宋体"/>
+              <w:sz w:val="21"/>
+              <w:lang w:eastAsia="zh-CN"/>
+            </w:rPr>
+            <w:t xml:space="preserve">     </w:t>
           </w:r>
         </w:p>
       </w:sdtContent>
@@ -4767,6 +4813,8 @@
           <w:docGrid w:type="lines" w:linePitch="312" w:charSpace="0"/>
         </w:sectPr>
       </w:pPr>
+      <w:bookmarkStart w:id="147" w:name="_GoBack"/>
+      <w:bookmarkEnd w:id="147"/>
     </w:p>
     <w:p>
       <w:pPr>
@@ -14727,6 +14775,12 @@
             <w:insideH w:val="single" w:color="auto" w:sz="4" w:space="0"/>
             <w:insideV w:val="single" w:color="auto" w:sz="4" w:space="0"/>
           </w:tblBorders>
+          <w:tblCellMar>
+            <w:top w:w="0" w:type="dxa"/>
+            <w:left w:w="108" w:type="dxa"/>
+            <w:bottom w:w="0" w:type="dxa"/>
+            <w:right w:w="108" w:type="dxa"/>
+          </w:tblCellMar>
         </w:tblPrEx>
         <w:trPr>
           <w:trHeight w:val="90" w:hRule="atLeast"/>

--- a/毕业论文/毕业论文.docx
+++ b/毕业论文/毕业论文.docx
@@ -4813,8 +4813,6 @@
           <w:docGrid w:type="lines" w:linePitch="312" w:charSpace="0"/>
         </w:sectPr>
       </w:pPr>
-      <w:bookmarkStart w:id="147" w:name="_GoBack"/>
-      <w:bookmarkEnd w:id="147"/>
     </w:p>
     <w:p>
       <w:pPr>
@@ -16115,104 +16113,122 @@
         <w:br w:type="page"/>
       </w:r>
     </w:p>
+    <w:bookmarkEnd w:id="112"/>
+    <w:bookmarkEnd w:id="113"/>
+    <w:bookmarkEnd w:id="114"/>
+    <w:bookmarkEnd w:id="115"/>
     <w:p>
       <w:pPr>
         <w:pStyle w:val="2"/>
         <w:keepNext/>
+        <w:widowControl w:val="0"/>
+        <w:bidi w:val="0"/>
         <w:spacing w:before="156" w:beforeLines="50" w:after="156" w:afterLines="50"/>
-        <w:rPr>
-          <w:rFonts w:hint="eastAsia" w:ascii="Times New Roman" w:hAnsi="Times New Roman"/>
+        <w:jc w:val="center"/>
+        <w:outlineLvl w:val="0"/>
+        <w:rPr>
+          <w:rFonts w:ascii="Times New Roman" w:hAnsi="Times New Roman" w:eastAsia="黑体" w:cs="Times New Roman"/>
           <w:b/>
           <w:bCs/>
           <w:color w:val="000000"/>
           <w:kern w:val="0"/>
-        </w:rPr>
-      </w:pPr>
-      <w:r>
-        <w:rPr>
-          <w:rFonts w:hint="eastAsia" w:ascii="Times New Roman" w:hAnsi="Times New Roman"/>
+          <w:sz w:val="30"/>
+          <w:szCs w:val="30"/>
+          <w:lang w:bidi="ar-SA"/>
+        </w:rPr>
+      </w:pPr>
+      <w:bookmarkStart w:id="116" w:name="_Toc195275674"/>
+      <w:bookmarkStart w:id="117" w:name="_Toc23855"/>
+      <w:bookmarkStart w:id="118" w:name="_Toc134820461"/>
+      <w:bookmarkStart w:id="119" w:name="_Toc134820405"/>
+      <w:r>
+        <w:rPr>
+          <w:rFonts w:ascii="Times New Roman" w:hAnsi="Times New Roman" w:eastAsia="黑体" w:cs="Times New Roman"/>
           <w:b/>
           <w:bCs/>
           <w:color w:val="000000"/>
           <w:kern w:val="0"/>
-        </w:rPr>
-        <w:t>5</w:t>
-      </w:r>
-      <w:r>
-        <w:rPr>
-          <w:rFonts w:ascii="Times New Roman" w:hAnsi="Times New Roman"/>
-          <w:b/>
-          <w:bCs/>
-          <w:color w:val="000000"/>
-          <w:kern w:val="0"/>
-        </w:rPr>
-        <w:t>详细设计</w:t>
-      </w:r>
-      <w:bookmarkEnd w:id="112"/>
-      <w:bookmarkEnd w:id="113"/>
-      <w:bookmarkEnd w:id="114"/>
-      <w:bookmarkEnd w:id="115"/>
+          <w:sz w:val="30"/>
+          <w:szCs w:val="30"/>
+          <w:lang w:bidi="ar-SA"/>
+        </w:rPr>
+        <w:t>5详细设计</w:t>
+      </w:r>
     </w:p>
     <w:p>
       <w:pPr>
         <w:pStyle w:val="2"/>
         <w:keepNext/>
+        <w:widowControl w:val="0"/>
         <w:numPr>
           <w:ilvl w:val="0"/>
           <w:numId w:val="13"/>
         </w:numPr>
+        <w:bidi w:val="0"/>
         <w:spacing w:before="156" w:beforeLines="50" w:after="156" w:afterLines="50"/>
         <w:jc w:val="both"/>
-        <w:rPr>
-          <w:rFonts w:hint="eastAsia" w:ascii="Times New Roman" w:hAnsi="Times New Roman"/>
+        <w:outlineLvl w:val="0"/>
+        <w:rPr>
+          <w:rFonts w:ascii="Times New Roman" w:hAnsi="Times New Roman" w:eastAsia="黑体" w:cs="Times New Roman"/>
           <w:b/>
           <w:color w:val="000000"/>
           <w:kern w:val="0"/>
           <w:sz w:val="24"/>
           <w:szCs w:val="24"/>
-        </w:rPr>
-      </w:pPr>
-      <w:bookmarkStart w:id="116" w:name="_Toc195275670"/>
-      <w:r>
-        <w:rPr>
-          <w:rFonts w:ascii="Times New Roman" w:hAnsi="Times New Roman"/>
+          <w:lang w:bidi="ar-SA"/>
+        </w:rPr>
+      </w:pPr>
+      <w:r>
+        <w:rPr>
+          <w:rFonts w:ascii="Times New Roman" w:hAnsi="Times New Roman" w:eastAsia="黑体" w:cs="Times New Roman"/>
           <w:b/>
           <w:color w:val="000000"/>
           <w:kern w:val="0"/>
           <w:sz w:val="24"/>
           <w:szCs w:val="24"/>
+          <w:lang w:bidi="ar-SA"/>
         </w:rPr>
         <w:t>登录与注册</w:t>
       </w:r>
-      <w:bookmarkEnd w:id="116"/>
-    </w:p>
-    <w:p>
-      <w:pPr>
-        <w:ind w:firstLine="480"/>
-        <w:rPr>
-          <w:rFonts w:hint="default" w:eastAsia="宋体"/>
-          <w:lang w:val="en-US" w:eastAsia="zh-CN"/>
-        </w:rPr>
-      </w:pPr>
-      <w:r>
-        <w:rPr>
-          <w:rFonts w:hint="eastAsia"/>
-        </w:rPr>
-        <w:t>用户点开应用后，</w:t>
-      </w:r>
-      <w:r>
-        <w:rPr>
-          <w:rFonts w:hint="eastAsia"/>
-          <w:lang w:val="en-US" w:eastAsia="zh-CN"/>
-        </w:rPr>
-        <w:t>登录与注册界面的设计需要符合现代审美，然后需要有核心的输入功能，以及登录与注册的交互按钮</w:t>
-      </w:r>
-    </w:p>
-    <w:p>
-      <w:pPr>
-        <w:ind w:firstLine="480"/>
-        <w:rPr>
-          <w:rFonts w:hint="eastAsia"/>
+    </w:p>
+    <w:p>
+      <w:pPr>
+        <w:widowControl w:val="0"/>
+        <w:bidi w:val="0"/>
+        <w:spacing w:line="360" w:lineRule="auto"/>
+        <w:ind w:firstLine="480" w:firstLineChars="200"/>
+        <w:jc w:val="both"/>
+        <w:rPr>
+          <w:rFonts w:ascii="Times New Roman" w:hAnsi="Times New Roman" w:eastAsia="宋体" w:cs="Times New Roman"/>
+          <w:kern w:val="2"/>
+          <w:sz w:val="24"/>
+          <w:szCs w:val="24"/>
+          <w:lang w:bidi="ar-SA"/>
+        </w:rPr>
+      </w:pPr>
+      <w:r>
+        <w:rPr>
+          <w:rFonts w:ascii="Times New Roman" w:hAnsi="Times New Roman" w:eastAsia="宋体" w:cs="Times New Roman"/>
+          <w:kern w:val="2"/>
+          <w:sz w:val="24"/>
+          <w:szCs w:val="24"/>
+          <w:lang w:bidi="ar-SA"/>
+        </w:rPr>
+        <w:t>用户在启动应用后，首先映入眼帘的便是登录与注册界面。该界面的设计应当紧跟现代审美潮流，具备简洁明了的视觉效果。界面中必须包含核心的输入功能，允许用户输入必要的登录信息，如用户名和密码。此外，还应提供直观的交互按钮，方便用户执行登录和注册操作。</w:t>
+      </w:r>
+    </w:p>
+    <w:p>
+      <w:pPr>
+        <w:widowControl w:val="0"/>
+        <w:spacing w:line="360" w:lineRule="auto"/>
+        <w:ind w:left="0" w:leftChars="0" w:firstLine="0" w:firstLineChars="0"/>
+        <w:jc w:val="both"/>
+        <w:rPr>
+          <w:rFonts w:ascii="Times New Roman" w:hAnsi="Times New Roman" w:eastAsia="宋体" w:cs="Times New Roman"/>
+          <w:kern w:val="2"/>
+          <w:sz w:val="24"/>
+          <w:szCs w:val="24"/>
+          <w:lang w:bidi="ar-SA"/>
         </w:rPr>
       </w:pPr>
       <w:r>
@@ -16220,7 +16236,7 @@
           <wp:inline distT="0" distB="0" distL="114300" distR="114300">
             <wp:extent cx="1955800" cy="3488055"/>
             <wp:effectExtent l="0" t="0" r="0" b="4445"/>
-            <wp:docPr id="18" name="图片 3"/>
+            <wp:docPr id="36" name="图片 3"/>
             <wp:cNvGraphicFramePr>
               <a:graphicFrameLocks xmlns:a="http://schemas.openxmlformats.org/drawingml/2006/main" noChangeAspect="1"/>
             </wp:cNvGraphicFramePr>
@@ -16228,7 +16244,7 @@
               <a:graphicData uri="http://schemas.openxmlformats.org/drawingml/2006/picture">
                 <pic:pic xmlns:pic="http://schemas.openxmlformats.org/drawingml/2006/picture">
                   <pic:nvPicPr>
-                    <pic:cNvPr id="18" name="图片 3"/>
+                    <pic:cNvPr id="36" name="图片 3"/>
                     <pic:cNvPicPr>
                       <a:picLocks noChangeAspect="1"/>
                     </pic:cNvPicPr>
@@ -16259,17 +16275,11 @@
         </w:drawing>
       </w:r>
       <w:r>
-        <w:rPr>
-          <w:rFonts w:hint="eastAsia"/>
-        </w:rPr>
-        <w:t xml:space="preserve"> </w:t>
-      </w:r>
-      <w:r>
         <w:drawing>
           <wp:inline distT="0" distB="0" distL="114300" distR="114300">
             <wp:extent cx="1852930" cy="3292475"/>
             <wp:effectExtent l="0" t="0" r="1270" b="9525"/>
-            <wp:docPr id="19" name="图片 4"/>
+            <wp:docPr id="38" name="图片 4"/>
             <wp:cNvGraphicFramePr>
               <a:graphicFrameLocks xmlns:a="http://schemas.openxmlformats.org/drawingml/2006/main" noChangeAspect="1"/>
             </wp:cNvGraphicFramePr>
@@ -16277,7 +16287,7 @@
               <a:graphicData uri="http://schemas.openxmlformats.org/drawingml/2006/picture">
                 <pic:pic xmlns:pic="http://schemas.openxmlformats.org/drawingml/2006/picture">
                   <pic:nvPicPr>
-                    <pic:cNvPr id="19" name="图片 4"/>
+                    <pic:cNvPr id="38" name="图片 4"/>
                     <pic:cNvPicPr>
                       <a:picLocks noChangeAspect="1"/>
                     </pic:cNvPicPr>
@@ -16310,33 +16320,28 @@
     </w:p>
     <w:p>
       <w:pPr>
+        <w:widowControl w:val="0"/>
+        <w:bidi w:val="0"/>
+        <w:spacing w:line="360" w:lineRule="auto"/>
         <w:ind w:left="0" w:leftChars="0" w:firstLine="0" w:firstLineChars="0"/>
-      </w:pPr>
-      <w:r>
-        <w:rPr>
-          <w:rFonts w:hint="eastAsia"/>
-          <w:lang w:val="en-US" w:eastAsia="zh-CN"/>
-        </w:rPr>
-        <w:t>页面设计部分</w:t>
-      </w:r>
-      <w:r>
-        <w:rPr>
-          <w:rFonts w:hint="eastAsia"/>
-        </w:rPr>
-        <w:t>代码如下：</w:t>
-      </w:r>
-      <w:r>
-        <w:rPr>
-          <w:rFonts w:hint="eastAsia"/>
-        </w:rPr>
-        <w:br w:type="textWrapping"/>
+        <w:jc w:val="left"/>
+      </w:pPr>
+      <w:r>
+        <w:rPr>
+          <w:rFonts w:ascii="宋体" w:hAnsi="Calibri" w:eastAsia="宋体" w:cs="Times New Roman"/>
+          <w:kern w:val="0"/>
+          <w:sz w:val="24"/>
+          <w:szCs w:val="20"/>
+          <w:lang w:val="en-US" w:eastAsia="zh-CN" w:bidi="ar-SA"/>
+        </w:rPr>
+        <w:t>页面设计部分的代码示例如下：</w:t>
       </w:r>
       <w:r>
         <w:drawing>
           <wp:inline distT="0" distB="0" distL="114300" distR="114300">
             <wp:extent cx="4789805" cy="3197860"/>
             <wp:effectExtent l="0" t="0" r="10795" b="2540"/>
-            <wp:docPr id="15" name="图片 1"/>
+            <wp:docPr id="39" name="图片 1"/>
             <wp:cNvGraphicFramePr>
               <a:graphicFrameLocks xmlns:a="http://schemas.openxmlformats.org/drawingml/2006/main" noChangeAspect="1"/>
             </wp:cNvGraphicFramePr>
@@ -16344,7 +16349,7 @@
               <a:graphicData uri="http://schemas.openxmlformats.org/drawingml/2006/picture">
                 <pic:pic xmlns:pic="http://schemas.openxmlformats.org/drawingml/2006/picture">
                   <pic:nvPicPr>
-                    <pic:cNvPr id="15" name="图片 1"/>
+                    <pic:cNvPr id="39" name="图片 1"/>
                     <pic:cNvPicPr>
                       <a:picLocks noChangeAspect="1"/>
                     </pic:cNvPicPr>
@@ -16374,28 +16379,40 @@
           </wp:inline>
         </w:drawing>
       </w:r>
-      <w:r>
-        <w:br w:type="textWrapping"/>
-      </w:r>
-      <w:r>
-        <w:rPr>
-          <w:rFonts w:hint="eastAsia"/>
-          <w:lang w:val="en-US" w:eastAsia="zh-CN"/>
-        </w:rPr>
-        <w:t>服务端校验登录的逻辑，利用JWT进行登录校验，如果校验成功则会生成token返回到前端，部分代码如下：</w:t>
-      </w:r>
-      <w:r>
-        <w:rPr>
-          <w:rFonts w:hint="eastAsia"/>
-        </w:rPr>
-        <w:br w:type="textWrapping"/>
+    </w:p>
+    <w:p>
+      <w:pPr>
+        <w:widowControl w:val="0"/>
+        <w:bidi w:val="0"/>
+        <w:spacing w:line="360" w:lineRule="auto"/>
+        <w:ind w:left="0" w:leftChars="0" w:firstLine="0" w:firstLineChars="0"/>
+        <w:jc w:val="left"/>
+        <w:rPr>
+          <w:rFonts w:ascii="Times New Roman" w:hAnsi="Times New Roman" w:eastAsia="宋体" w:cs="Times New Roman"/>
+          <w:kern w:val="2"/>
+          <w:sz w:val="24"/>
+          <w:szCs w:val="24"/>
+          <w:lang w:bidi="ar-SA"/>
+        </w:rPr>
+      </w:pPr>
+      <w:bookmarkStart w:id="143" w:name="_GoBack"/>
+      <w:bookmarkEnd w:id="143"/>
+      <w:r>
+        <w:rPr>
+          <w:rFonts w:ascii="Times New Roman" w:hAnsi="Times New Roman" w:eastAsia="宋体" w:cs="Times New Roman"/>
+          <w:kern w:val="2"/>
+          <w:sz w:val="24"/>
+          <w:szCs w:val="24"/>
+          <w:lang w:bidi="ar-SA"/>
+        </w:rPr>
+        <w:t>服务端校验登录的逻辑，采用JWT（JSON Web Tokens）进行登录校验。当校验成功时，系统会生成一个token并返回给前端。服务端校验登录的代码片段如下：</w:t>
       </w:r>
       <w:r>
         <w:drawing>
           <wp:inline distT="0" distB="0" distL="114300" distR="114300">
             <wp:extent cx="4975225" cy="3418205"/>
             <wp:effectExtent l="0" t="0" r="3175" b="10795"/>
-            <wp:docPr id="16" name="图片 2"/>
+            <wp:docPr id="40" name="图片 2"/>
             <wp:cNvGraphicFramePr>
               <a:graphicFrameLocks xmlns:a="http://schemas.openxmlformats.org/drawingml/2006/main" noChangeAspect="1"/>
             </wp:cNvGraphicFramePr>
@@ -16403,7 +16420,7 @@
               <a:graphicData uri="http://schemas.openxmlformats.org/drawingml/2006/picture">
                 <pic:pic xmlns:pic="http://schemas.openxmlformats.org/drawingml/2006/picture">
                   <pic:nvPicPr>
-                    <pic:cNvPr id="16" name="图片 2"/>
+                    <pic:cNvPr id="40" name="图片 2"/>
                     <pic:cNvPicPr>
                       <a:picLocks noChangeAspect="1"/>
                     </pic:cNvPicPr>
@@ -16438,61 +16455,78 @@
       <w:pPr>
         <w:pStyle w:val="2"/>
         <w:keepNext/>
+        <w:widowControl w:val="0"/>
         <w:numPr>
           <w:ilvl w:val="0"/>
           <w:numId w:val="13"/>
         </w:numPr>
+        <w:bidi w:val="0"/>
         <w:spacing w:before="156" w:beforeLines="50" w:after="156" w:afterLines="50"/>
         <w:jc w:val="both"/>
-        <w:rPr>
-          <w:rFonts w:hint="eastAsia" w:ascii="Times New Roman" w:hAnsi="Times New Roman"/>
+        <w:outlineLvl w:val="0"/>
+        <w:rPr>
+          <w:rFonts w:ascii="Times New Roman" w:hAnsi="Times New Roman" w:eastAsia="黑体" w:cs="Times New Roman"/>
           <w:b/>
           <w:color w:val="000000"/>
           <w:kern w:val="0"/>
           <w:sz w:val="24"/>
           <w:szCs w:val="24"/>
-        </w:rPr>
-      </w:pPr>
-      <w:bookmarkStart w:id="117" w:name="_Toc195275671"/>
-      <w:r>
-        <w:rPr>
-          <w:rFonts w:ascii="Times New Roman" w:hAnsi="Times New Roman"/>
+          <w:lang w:bidi="ar-SA"/>
+        </w:rPr>
+      </w:pPr>
+      <w:r>
+        <w:rPr>
+          <w:rFonts w:ascii="Times New Roman" w:hAnsi="Times New Roman" w:eastAsia="黑体" w:cs="Times New Roman"/>
           <w:b/>
           <w:color w:val="000000"/>
           <w:kern w:val="0"/>
           <w:sz w:val="24"/>
           <w:szCs w:val="24"/>
+          <w:lang w:bidi="ar-SA"/>
         </w:rPr>
         <w:t>联系人管理</w:t>
       </w:r>
-      <w:bookmarkEnd w:id="117"/>
-    </w:p>
-    <w:p>
-      <w:pPr>
-        <w:ind w:firstLine="0" w:firstLineChars="0"/>
-        <w:rPr>
-          <w:rFonts w:hint="default" w:eastAsia="宋体"/>
-          <w:lang w:val="en-US" w:eastAsia="zh-CN"/>
-        </w:rPr>
-      </w:pPr>
-      <w:r>
-        <w:rPr>
-          <w:rFonts w:hint="eastAsia"/>
-          <w:lang w:val="en-US" w:eastAsia="zh-CN"/>
-        </w:rPr>
-        <w:t>联系人的管理，需要有搜索好友，申请添加好友，同意申请，删除好友等核心功能</w:t>
-      </w:r>
-    </w:p>
-    <w:p>
-      <w:pPr>
-        <w:ind w:firstLine="0" w:firstLineChars="0"/>
+    </w:p>
+    <w:p>
+      <w:pPr>
+        <w:widowControl w:val="0"/>
+        <w:bidi w:val="0"/>
+        <w:spacing w:line="360" w:lineRule="auto"/>
+        <w:ind w:left="0" w:leftChars="0" w:firstLine="0" w:firstLineChars="0"/>
+        <w:jc w:val="both"/>
+        <w:rPr>
+          <w:rFonts w:ascii="Times New Roman" w:hAnsi="Times New Roman" w:eastAsia="宋体" w:cs="Times New Roman"/>
+          <w:kern w:val="2"/>
+          <w:sz w:val="24"/>
+          <w:szCs w:val="24"/>
+          <w:lang w:bidi="ar-SA"/>
+        </w:rPr>
+      </w:pPr>
+      <w:r>
+        <w:rPr>
+          <w:rFonts w:ascii="Times New Roman" w:hAnsi="Times New Roman" w:eastAsia="宋体" w:cs="Times New Roman"/>
+          <w:kern w:val="2"/>
+          <w:sz w:val="24"/>
+          <w:szCs w:val="24"/>
+          <w:lang w:bidi="ar-SA"/>
+        </w:rPr>
+        <w:t>联系人管理功能包括但不限于搜索好友、申请添加好友、同意好友申请以及删除好友等核心功能。这些功能的实现，旨在为用户提供一个便捷的社交网络管理体验。</w:t>
+      </w:r>
+    </w:p>
+    <w:p>
+      <w:pPr>
+        <w:widowControl w:val="0"/>
+        <w:bidi w:val="0"/>
+        <w:spacing w:line="360" w:lineRule="auto"/>
+        <w:ind w:left="0" w:leftChars="0" w:firstLine="0" w:firstLineChars="0"/>
+        <w:jc w:val="both"/>
       </w:pPr>
       <w:r>
         <w:drawing>
           <wp:inline distT="0" distB="0" distL="114300" distR="114300">
             <wp:extent cx="1659255" cy="2901950"/>
             <wp:effectExtent l="0" t="0" r="4445" b="6350"/>
-            <wp:docPr id="20" name="图片 5"/>
+            <wp:docPr id="41" name="图片 5"/>
             <wp:cNvGraphicFramePr>
               <a:graphicFrameLocks xmlns:a="http://schemas.openxmlformats.org/drawingml/2006/main" noChangeAspect="1"/>
             </wp:cNvGraphicFramePr>
@@ -16500,7 +16534,7 @@
               <a:graphicData uri="http://schemas.openxmlformats.org/drawingml/2006/picture">
                 <pic:pic xmlns:pic="http://schemas.openxmlformats.org/drawingml/2006/picture">
                   <pic:nvPicPr>
-                    <pic:cNvPr id="20" name="图片 5"/>
+                    <pic:cNvPr id="41" name="图片 5"/>
                     <pic:cNvPicPr>
                       <a:picLocks noChangeAspect="1"/>
                     </pic:cNvPicPr>
@@ -16531,17 +16565,11 @@
         </w:drawing>
       </w:r>
       <w:r>
-        <w:rPr>
-          <w:rFonts w:hint="eastAsia"/>
-        </w:rPr>
-        <w:t xml:space="preserve">  </w:t>
-      </w:r>
-      <w:r>
         <w:drawing>
           <wp:inline distT="0" distB="0" distL="114300" distR="114300">
             <wp:extent cx="1600200" cy="2886710"/>
             <wp:effectExtent l="0" t="0" r="0" b="8890"/>
-            <wp:docPr id="21" name="图片 6"/>
+            <wp:docPr id="42" name="图片 6"/>
             <wp:cNvGraphicFramePr>
               <a:graphicFrameLocks xmlns:a="http://schemas.openxmlformats.org/drawingml/2006/main" noChangeAspect="1"/>
             </wp:cNvGraphicFramePr>
@@ -16549,7 +16577,7 @@
               <a:graphicData uri="http://schemas.openxmlformats.org/drawingml/2006/picture">
                 <pic:pic xmlns:pic="http://schemas.openxmlformats.org/drawingml/2006/picture">
                   <pic:nvPicPr>
-                    <pic:cNvPr id="21" name="图片 6"/>
+                    <pic:cNvPr id="42" name="图片 6"/>
                     <pic:cNvPicPr>
                       <a:picLocks noChangeAspect="1"/>
                     </pic:cNvPicPr>
@@ -16580,17 +16608,11 @@
         </w:drawing>
       </w:r>
       <w:r>
-        <w:rPr>
-          <w:rFonts w:hint="eastAsia"/>
-        </w:rPr>
-        <w:t xml:space="preserve">   </w:t>
-      </w:r>
-      <w:r>
         <w:drawing>
           <wp:inline distT="0" distB="0" distL="114300" distR="114300">
             <wp:extent cx="1615440" cy="2894330"/>
             <wp:effectExtent l="0" t="0" r="10160" b="1270"/>
-            <wp:docPr id="23" name="图片 8"/>
+            <wp:docPr id="43" name="图片 8"/>
             <wp:cNvGraphicFramePr>
               <a:graphicFrameLocks xmlns:a="http://schemas.openxmlformats.org/drawingml/2006/main" noChangeAspect="1"/>
             </wp:cNvGraphicFramePr>
@@ -16598,7 +16620,7 @@
               <a:graphicData uri="http://schemas.openxmlformats.org/drawingml/2006/picture">
                 <pic:pic xmlns:pic="http://schemas.openxmlformats.org/drawingml/2006/picture">
                   <pic:nvPicPr>
-                    <pic:cNvPr id="23" name="图片 8"/>
+                    <pic:cNvPr id="43" name="图片 8"/>
                     <pic:cNvPicPr>
                       <a:picLocks noChangeAspect="1"/>
                     </pic:cNvPicPr>
@@ -16628,27 +16650,38 @@
           </wp:inline>
         </w:drawing>
       </w:r>
-      <w:r>
-        <w:br w:type="textWrapping"/>
-      </w:r>
-      <w:r>
-        <w:rPr>
-          <w:rFonts w:hint="eastAsia"/>
-        </w:rPr>
-        <w:t>点击添加好友即可进入搜索页，搜索数据库中所有的用户，具体逻辑是搜索用户名或者账号模糊搜索，服务端代码如下：</w:t>
-      </w:r>
-      <w:r>
-        <w:rPr>
-          <w:rFonts w:hint="eastAsia"/>
-        </w:rPr>
-        <w:br w:type="textWrapping"/>
+    </w:p>
+    <w:p>
+      <w:pPr>
+        <w:widowControl w:val="0"/>
+        <w:bidi w:val="0"/>
+        <w:spacing w:line="360" w:lineRule="auto"/>
+        <w:ind w:left="0" w:leftChars="0" w:firstLine="0" w:firstLineChars="0"/>
+        <w:jc w:val="both"/>
+        <w:rPr>
+          <w:rFonts w:ascii="Times New Roman" w:hAnsi="Times New Roman" w:eastAsia="宋体" w:cs="Times New Roman"/>
+          <w:kern w:val="2"/>
+          <w:sz w:val="24"/>
+          <w:szCs w:val="24"/>
+          <w:lang w:bidi="ar-SA"/>
+        </w:rPr>
+      </w:pPr>
+      <w:r>
+        <w:rPr>
+          <w:rFonts w:ascii="Times New Roman" w:hAnsi="Times New Roman" w:eastAsia="宋体" w:cs="Times New Roman"/>
+          <w:kern w:val="2"/>
+          <w:sz w:val="24"/>
+          <w:szCs w:val="24"/>
+          <w:lang w:bidi="ar-SA"/>
+        </w:rPr>
+        <w:t>点击添加好友按钮后，用户将进入搜索页，在这里可以搜索数据库中所有的用户信息。搜索逻辑支持用户名或账号的模糊匹配，服务端处理搜索请求的代码如下：</w:t>
       </w:r>
       <w:r>
         <w:drawing>
           <wp:inline distT="0" distB="0" distL="114300" distR="114300">
             <wp:extent cx="3065780" cy="3481070"/>
             <wp:effectExtent l="0" t="0" r="7620" b="11430"/>
-            <wp:docPr id="22" name="图片 3"/>
+            <wp:docPr id="44" name="图片 3"/>
             <wp:cNvGraphicFramePr>
               <a:graphicFrameLocks xmlns:a="http://schemas.openxmlformats.org/drawingml/2006/main" noChangeAspect="1"/>
             </wp:cNvGraphicFramePr>
@@ -16656,7 +16689,7 @@
               <a:graphicData uri="http://schemas.openxmlformats.org/drawingml/2006/picture">
                 <pic:pic xmlns:pic="http://schemas.openxmlformats.org/drawingml/2006/picture">
                   <pic:nvPicPr>
-                    <pic:cNvPr id="22" name="图片 3"/>
+                    <pic:cNvPr id="44" name="图片 3"/>
                     <pic:cNvPicPr>
                       <a:picLocks noChangeAspect="1"/>
                     </pic:cNvPicPr>
@@ -16689,32 +16722,44 @@
     </w:p>
     <w:p>
       <w:pPr>
-        <w:ind w:firstLine="0" w:firstLineChars="0"/>
-      </w:pPr>
-    </w:p>
-    <w:p>
-      <w:pPr>
-        <w:ind w:firstLine="480"/>
-      </w:pPr>
-      <w:r>
-        <w:rPr>
-          <w:rFonts w:hint="eastAsia"/>
-          <w:lang w:val="en-US" w:eastAsia="zh-CN"/>
-        </w:rPr>
-        <w:t>搜索到用户可以进行添加，点击添加后，会向服务端application 接口发送一个post请求，然后服务端对传来的参数进行处理后，向contactsApplication 表中新增一条申请的记录信息</w:t>
-      </w:r>
-      <w:r>
-        <w:rPr>
-          <w:rFonts w:hint="eastAsia"/>
-        </w:rPr>
-        <w:br w:type="textWrapping"/>
+        <w:widowControl w:val="0"/>
+        <w:bidi w:val="0"/>
+        <w:spacing w:line="360" w:lineRule="auto"/>
+        <w:ind w:left="0" w:leftChars="0" w:firstLine="0" w:firstLineChars="0"/>
+        <w:jc w:val="both"/>
+        <w:rPr>
+          <w:rFonts w:ascii="Times New Roman" w:hAnsi="Times New Roman" w:eastAsia="宋体" w:cs="Times New Roman"/>
+          <w:kern w:val="2"/>
+          <w:sz w:val="24"/>
+          <w:szCs w:val="24"/>
+          <w:lang w:bidi="ar-SA"/>
+        </w:rPr>
+      </w:pPr>
+    </w:p>
+    <w:p>
+      <w:pPr>
+        <w:widowControl w:val="0"/>
+        <w:bidi w:val="0"/>
+        <w:spacing w:line="360" w:lineRule="auto"/>
+        <w:ind w:firstLine="480" w:firstLineChars="200"/>
+        <w:jc w:val="both"/>
+      </w:pPr>
+      <w:r>
+        <w:rPr>
+          <w:rFonts w:ascii="Times New Roman" w:hAnsi="Times New Roman" w:eastAsia="宋体" w:cs="Times New Roman"/>
+          <w:kern w:val="2"/>
+          <w:sz w:val="24"/>
+          <w:szCs w:val="24"/>
+          <w:lang w:bidi="ar-SA"/>
+        </w:rPr>
+        <w:t>用户在搜索结果中找到想要添加的联系人后，可以点击添加按钮。此时，系统会向服务端的application接口发送一个post请求，服务端接收到请求后，会对传入的参数进行处理，并在contactsApplication表中新增一条申请记录。相关的代码片段如下：</w:t>
       </w:r>
       <w:r>
         <w:drawing>
           <wp:inline distT="0" distB="0" distL="114300" distR="114300">
             <wp:extent cx="2208530" cy="3895725"/>
             <wp:effectExtent l="0" t="0" r="1270" b="3175"/>
-            <wp:docPr id="24" name="图片 9"/>
+            <wp:docPr id="45" name="图片 9"/>
             <wp:cNvGraphicFramePr>
               <a:graphicFrameLocks xmlns:a="http://schemas.openxmlformats.org/drawingml/2006/main" noChangeAspect="1"/>
             </wp:cNvGraphicFramePr>
@@ -16722,7 +16767,7 @@
               <a:graphicData uri="http://schemas.openxmlformats.org/drawingml/2006/picture">
                 <pic:pic xmlns:pic="http://schemas.openxmlformats.org/drawingml/2006/picture">
                   <pic:nvPicPr>
-                    <pic:cNvPr id="24" name="图片 9"/>
+                    <pic:cNvPr id="45" name="图片 9"/>
                     <pic:cNvPicPr>
                       <a:picLocks noChangeAspect="1"/>
                     </pic:cNvPicPr>
@@ -16753,33 +16798,11 @@
         </w:drawing>
       </w:r>
       <w:r>
-        <w:br w:type="textWrapping"/>
-      </w:r>
-      <w:r>
-        <w:rPr>
-          <w:rFonts w:hint="eastAsia"/>
-          <w:lang w:val="en-US" w:eastAsia="zh-CN"/>
-        </w:rPr>
-        <w:t>部分</w:t>
-      </w:r>
-      <w:r>
-        <w:rPr>
-          <w:rFonts w:hint="eastAsia"/>
-        </w:rPr>
-        <w:t>代码如下：</w:t>
-      </w:r>
-      <w:r>
-        <w:rPr>
-          <w:rFonts w:hint="eastAsia"/>
-        </w:rPr>
-        <w:br w:type="textWrapping"/>
-      </w:r>
-      <w:r>
         <w:drawing>
           <wp:inline distT="0" distB="0" distL="114300" distR="114300">
             <wp:extent cx="5380990" cy="4191000"/>
             <wp:effectExtent l="0" t="0" r="3810" b="0"/>
-            <wp:docPr id="25" name="图片 4"/>
+            <wp:docPr id="46" name="图片 4"/>
             <wp:cNvGraphicFramePr>
               <a:graphicFrameLocks xmlns:a="http://schemas.openxmlformats.org/drawingml/2006/main" noChangeAspect="1"/>
             </wp:cNvGraphicFramePr>
@@ -16787,7 +16810,7 @@
               <a:graphicData uri="http://schemas.openxmlformats.org/drawingml/2006/picture">
                 <pic:pic xmlns:pic="http://schemas.openxmlformats.org/drawingml/2006/picture">
                   <pic:nvPicPr>
-                    <pic:cNvPr id="25" name="图片 4"/>
+                    <pic:cNvPr id="46" name="图片 4"/>
                     <pic:cNvPicPr>
                       <a:picLocks noChangeAspect="1"/>
                     </pic:cNvPicPr>
@@ -16817,34 +16840,38 @@
           </wp:inline>
         </w:drawing>
       </w:r>
-      <w:r>
-        <w:br w:type="textWrapping"/>
-      </w:r>
-      <w:r>
-        <w:rPr>
-          <w:rFonts w:hint="eastAsia"/>
-        </w:rPr>
-        <w:t xml:space="preserve">  后续被申请添加的用户可以在联系人页的新朋友中查看，同意后</w:t>
-      </w:r>
-      <w:r>
-        <w:rPr>
-          <w:rFonts w:hint="eastAsia"/>
-          <w:lang w:val="en-US" w:eastAsia="zh-CN"/>
-        </w:rPr>
-        <w:t>就会向agree-application 发一个post请求，服务端会对传过来的参数进行处理，处理完成后，会向contacts 联系人表新增一条记录</w:t>
-      </w:r>
-      <w:r>
-        <w:rPr>
-          <w:rFonts w:hint="eastAsia"/>
-        </w:rPr>
-        <w:br w:type="textWrapping"/>
+    </w:p>
+    <w:p>
+      <w:pPr>
+        <w:widowControl w:val="0"/>
+        <w:bidi w:val="0"/>
+        <w:spacing w:line="360" w:lineRule="auto"/>
+        <w:ind w:firstLine="480" w:firstLineChars="200"/>
+        <w:jc w:val="left"/>
+        <w:rPr>
+          <w:rFonts w:ascii="Times New Roman" w:hAnsi="Times New Roman" w:eastAsia="宋体" w:cs="Times New Roman"/>
+          <w:kern w:val="2"/>
+          <w:sz w:val="24"/>
+          <w:szCs w:val="24"/>
+          <w:lang w:bidi="ar-SA"/>
+        </w:rPr>
+      </w:pPr>
+      <w:r>
+        <w:rPr>
+          <w:rFonts w:ascii="Times New Roman" w:hAnsi="Times New Roman" w:eastAsia="宋体" w:cs="Times New Roman"/>
+          <w:kern w:val="2"/>
+          <w:sz w:val="24"/>
+          <w:szCs w:val="24"/>
+          <w:lang w:bidi="ar-SA"/>
+        </w:rPr>
+        <w:t>被申请添加的用户可以在联系人页面的新朋友列表中查看到申请信息。当用户同意申请后，会向agree-application接口发送一个post请求。服务端接收到请求后，会处理传入的参数，并在contacts联系人表中新增一条记录。部分代码如下：</w:t>
       </w:r>
       <w:r>
         <w:drawing>
           <wp:inline distT="0" distB="0" distL="114300" distR="114300">
             <wp:extent cx="2108200" cy="3822065"/>
             <wp:effectExtent l="0" t="0" r="0" b="635"/>
-            <wp:docPr id="26" name="图片 11"/>
+            <wp:docPr id="47" name="图片 11"/>
             <wp:cNvGraphicFramePr>
               <a:graphicFrameLocks xmlns:a="http://schemas.openxmlformats.org/drawingml/2006/main" noChangeAspect="1"/>
             </wp:cNvGraphicFramePr>
@@ -16852,7 +16879,7 @@
               <a:graphicData uri="http://schemas.openxmlformats.org/drawingml/2006/picture">
                 <pic:pic xmlns:pic="http://schemas.openxmlformats.org/drawingml/2006/picture">
                   <pic:nvPicPr>
-                    <pic:cNvPr id="26" name="图片 11"/>
+                    <pic:cNvPr id="47" name="图片 11"/>
                     <pic:cNvPicPr>
                       <a:picLocks noChangeAspect="1"/>
                     </pic:cNvPicPr>
@@ -16883,17 +16910,11 @@
         </w:drawing>
       </w:r>
       <w:r>
-        <w:rPr>
-          <w:rFonts w:hint="eastAsia"/>
-        </w:rPr>
-        <w:t xml:space="preserve">  </w:t>
-      </w:r>
-      <w:r>
         <w:drawing>
           <wp:inline distT="0" distB="0" distL="114300" distR="114300">
             <wp:extent cx="2096135" cy="3749040"/>
             <wp:effectExtent l="0" t="0" r="12065" b="10160"/>
-            <wp:docPr id="27" name="图片 12"/>
+            <wp:docPr id="48" name="图片 12"/>
             <wp:cNvGraphicFramePr>
               <a:graphicFrameLocks xmlns:a="http://schemas.openxmlformats.org/drawingml/2006/main" noChangeAspect="1"/>
             </wp:cNvGraphicFramePr>
@@ -16901,7 +16922,7 @@
               <a:graphicData uri="http://schemas.openxmlformats.org/drawingml/2006/picture">
                 <pic:pic xmlns:pic="http://schemas.openxmlformats.org/drawingml/2006/picture">
                   <pic:nvPicPr>
-                    <pic:cNvPr id="27" name="图片 12"/>
+                    <pic:cNvPr id="48" name="图片 12"/>
                     <pic:cNvPicPr>
                       <a:picLocks noChangeAspect="1"/>
                     </pic:cNvPicPr>
@@ -16932,26 +16953,11 @@
         </w:drawing>
       </w:r>
       <w:r>
-        <w:br w:type="textWrapping"/>
-      </w:r>
-      <w:r>
-        <w:rPr>
-          <w:rFonts w:hint="eastAsia"/>
-        </w:rPr>
-        <w:t>部分代码如下：</w:t>
-      </w:r>
-      <w:r>
-        <w:rPr>
-          <w:rFonts w:hint="eastAsia"/>
-        </w:rPr>
-        <w:br w:type="textWrapping"/>
-      </w:r>
-      <w:r>
         <w:drawing>
           <wp:inline distT="0" distB="0" distL="114300" distR="114300">
             <wp:extent cx="4573270" cy="3677285"/>
             <wp:effectExtent l="0" t="0" r="11430" b="5715"/>
-            <wp:docPr id="28" name="图片 5"/>
+            <wp:docPr id="49" name="图片 5"/>
             <wp:cNvGraphicFramePr>
               <a:graphicFrameLocks xmlns:a="http://schemas.openxmlformats.org/drawingml/2006/main" noChangeAspect="1"/>
             </wp:cNvGraphicFramePr>
@@ -16959,7 +16965,7 @@
               <a:graphicData uri="http://schemas.openxmlformats.org/drawingml/2006/picture">
                 <pic:pic xmlns:pic="http://schemas.openxmlformats.org/drawingml/2006/picture">
                   <pic:nvPicPr>
-                    <pic:cNvPr id="28" name="图片 5"/>
+                    <pic:cNvPr id="49" name="图片 5"/>
                     <pic:cNvPicPr>
                       <a:picLocks noChangeAspect="1"/>
                     </pic:cNvPicPr>
@@ -16989,107 +16995,132 @@
           </wp:inline>
         </w:drawing>
       </w:r>
-      <w:r>
-        <w:br w:type="textWrapping"/>
-      </w:r>
     </w:p>
     <w:p>
       <w:pPr>
         <w:pStyle w:val="2"/>
         <w:keepNext/>
+        <w:widowControl w:val="0"/>
         <w:numPr>
           <w:ilvl w:val="0"/>
           <w:numId w:val="13"/>
         </w:numPr>
+        <w:bidi w:val="0"/>
         <w:spacing w:before="156" w:beforeLines="50" w:after="156" w:afterLines="50"/>
         <w:jc w:val="both"/>
-        <w:rPr>
-          <w:rFonts w:hint="eastAsia" w:ascii="Times New Roman" w:hAnsi="Times New Roman"/>
+        <w:outlineLvl w:val="0"/>
+        <w:rPr>
+          <w:rFonts w:ascii="Times New Roman" w:hAnsi="Times New Roman" w:eastAsia="黑体" w:cs="Times New Roman"/>
           <w:b/>
           <w:color w:val="000000"/>
           <w:kern w:val="0"/>
           <w:sz w:val="24"/>
           <w:szCs w:val="24"/>
-        </w:rPr>
-      </w:pPr>
-      <w:bookmarkStart w:id="118" w:name="_Toc195275672"/>
-      <w:r>
-        <w:rPr>
-          <w:rFonts w:ascii="Times New Roman" w:hAnsi="Times New Roman"/>
+          <w:lang w:bidi="ar-SA"/>
+        </w:rPr>
+      </w:pPr>
+      <w:r>
+        <w:rPr>
+          <w:rFonts w:ascii="Times New Roman" w:hAnsi="Times New Roman" w:eastAsia="黑体" w:cs="Times New Roman"/>
           <w:b/>
           <w:color w:val="000000"/>
           <w:kern w:val="0"/>
           <w:sz w:val="24"/>
           <w:szCs w:val="24"/>
+          <w:lang w:bidi="ar-SA"/>
         </w:rPr>
         <w:t>聊天功能（单聊和群聊）</w:t>
       </w:r>
-      <w:bookmarkEnd w:id="118"/>
-    </w:p>
-    <w:p>
-      <w:pPr>
-        <w:ind w:firstLine="480"/>
-        <w:rPr>
-          <w:rFonts w:hint="eastAsia"/>
-          <w:lang w:eastAsia="zh-CN"/>
-        </w:rPr>
-      </w:pPr>
-      <w:r>
-        <w:rPr>
-          <w:rFonts w:hint="eastAsia"/>
-        </w:rPr>
-        <w:t>聊天功能使用WebSocket进行实现，WebSocket是一种在单个TCP连接上进行全双工通信的协议，它使得客户端和服务器之间的数据交换变得更加简单高效。通过WebSocket，服务器可以主动向客户端推送数据，而无需客户端频繁发起请求，这大大减少了通信延迟并提高了效率，特别适合需要实时更新的应用场景，如在线游戏、股票交易、即时通讯工具等。与传统的HTTP协议相比，WebSocket提供了更持久的连接，并允许双向数据流，从而提供更加流畅和动态的用户体验。WebSocket协议被设计为运行在多种环境中，包括网页浏览器、服务器以及其他能够支持TCP的应用程序中。Node服务端使用的库是socket.io。用户进入应用后，会自动连接socket服务，并且将用户id带过去，服务端会存储一个用户映射表，将userId作为key，而value则是此次连接唯一的id</w:t>
-      </w:r>
-      <w:r>
-        <w:rPr>
-          <w:rFonts w:hint="eastAsia"/>
-          <w:lang w:eastAsia="zh-CN"/>
-        </w:rPr>
-        <w:t>。</w:t>
-      </w:r>
-    </w:p>
-    <w:p>
-      <w:pPr>
-        <w:ind w:firstLine="0" w:firstLineChars="0"/>
-      </w:pPr>
-      <w:r>
-        <w:rPr>
-          <w:rFonts w:hint="eastAsia"/>
-          <w:lang w:val="en-US" w:eastAsia="zh-CN"/>
-        </w:rPr>
-        <w:t>设计</w:t>
-      </w:r>
-      <w:r>
-        <w:rPr>
-          <w:rFonts w:hint="eastAsia"/>
-        </w:rPr>
-        <w:t>页面</w:t>
-      </w:r>
-      <w:r>
-        <w:rPr>
-          <w:rFonts w:hint="eastAsia"/>
-          <w:lang w:val="en-US" w:eastAsia="zh-CN"/>
-        </w:rPr>
-        <w:t>如下</w:t>
-      </w:r>
-      <w:r>
-        <w:rPr>
-          <w:rFonts w:hint="eastAsia"/>
-        </w:rPr>
-        <w:t>：</w:t>
-      </w:r>
-      <w:r>
-        <w:rPr>
-          <w:rFonts w:hint="eastAsia"/>
-        </w:rPr>
-        <w:br w:type="textWrapping"/>
-      </w:r>
+    </w:p>
+    <w:p>
+      <w:pPr>
+        <w:widowControl w:val="0"/>
+        <w:bidi w:val="0"/>
+        <w:spacing w:line="360" w:lineRule="auto"/>
+        <w:ind w:firstLine="480" w:firstLineChars="200"/>
+        <w:jc w:val="both"/>
+        <w:rPr>
+          <w:rFonts w:ascii="Times New Roman" w:hAnsi="Times New Roman" w:eastAsia="宋体" w:cs="Times New Roman"/>
+          <w:kern w:val="2"/>
+          <w:sz w:val="24"/>
+          <w:szCs w:val="24"/>
+          <w:lang w:bidi="ar-SA"/>
+        </w:rPr>
+      </w:pPr>
+      <w:r>
+        <w:rPr>
+          <w:rFonts w:ascii="Times New Roman" w:hAnsi="Times New Roman" w:eastAsia="宋体" w:cs="Times New Roman"/>
+          <w:kern w:val="2"/>
+          <w:sz w:val="24"/>
+          <w:szCs w:val="24"/>
+          <w:lang w:bidi="ar-SA"/>
+        </w:rPr>
+        <w:t>聊天功能的实现依赖于WebSocket技术，这是一种允许在单个TCP连接上进行全双工通信的协议。它简化了客户端与服务器之间的数据交换，使得服务器能够主动向客户端推送数据，而无需客户端频繁发起请求。这大大减少了通信延迟，提高了效率，非常适合需要实时更新的应用场景，如在线游戏、股票交易、即时通讯工具等。与传统的HTTP协议相比，WebSocket提供了更持久的连接，并允许双向数据流，从而提供更加流畅和动态的用户体验。WebSocket协议适用于多种环境，包括网页浏览器、服务器以及其他支持TCP的应用程序。在Node服务端，我们使用了socket.io库。用户进入应用后，会自动连接到socket服务，并将用户id传递给服务端。服务端会维护一个用户映射表，以userId作为键，而值则是此次连接唯一的id。</w:t>
+      </w:r>
+    </w:p>
+    <w:p>
+      <w:pPr>
+        <w:widowControl w:val="0"/>
+        <w:bidi w:val="0"/>
+        <w:spacing w:line="360" w:lineRule="auto"/>
+        <w:ind w:firstLine="480" w:firstLineChars="200"/>
+        <w:jc w:val="both"/>
+        <w:rPr>
+          <w:rFonts w:ascii="Times New Roman" w:hAnsi="Times New Roman" w:eastAsia="宋体" w:cs="Times New Roman"/>
+          <w:kern w:val="2"/>
+          <w:sz w:val="24"/>
+          <w:szCs w:val="24"/>
+          <w:lang w:bidi="ar-SA"/>
+        </w:rPr>
+      </w:pPr>
+    </w:p>
+    <w:p>
+      <w:pPr>
+        <w:widowControl w:val="0"/>
+        <w:bidi w:val="0"/>
+        <w:spacing w:line="360" w:lineRule="auto"/>
+        <w:ind w:left="0" w:leftChars="0" w:firstLine="0" w:firstLineChars="0"/>
+        <w:jc w:val="both"/>
+        <w:rPr>
+          <w:rFonts w:ascii="Times New Roman" w:hAnsi="Times New Roman" w:eastAsia="宋体" w:cs="Times New Roman"/>
+          <w:kern w:val="2"/>
+          <w:sz w:val="24"/>
+          <w:szCs w:val="24"/>
+          <w:lang w:bidi="ar-SA"/>
+        </w:rPr>
+      </w:pPr>
+      <w:r>
+        <w:rPr>
+          <w:rFonts w:ascii="Times New Roman" w:hAnsi="Times New Roman" w:eastAsia="宋体" w:cs="Times New Roman"/>
+          <w:kern w:val="2"/>
+          <w:sz w:val="24"/>
+          <w:szCs w:val="24"/>
+          <w:lang w:bidi="ar-SA"/>
+        </w:rPr>
+        <w:t>设计页面如下：</w:t>
+      </w:r>
+    </w:p>
+    <w:p>
+      <w:pPr>
+        <w:widowControl w:val="0"/>
+        <w:bidi w:val="0"/>
+        <w:spacing w:line="360" w:lineRule="auto"/>
+        <w:ind w:left="0" w:leftChars="0" w:firstLine="0" w:firstLineChars="0"/>
+        <w:jc w:val="both"/>
+        <w:rPr>
+          <w:rFonts w:ascii="Times New Roman" w:hAnsi="Times New Roman" w:eastAsia="宋体" w:cs="Times New Roman"/>
+          <w:kern w:val="2"/>
+          <w:sz w:val="24"/>
+          <w:szCs w:val="24"/>
+          <w:lang w:bidi="ar-SA"/>
+        </w:rPr>
+      </w:pPr>
       <w:r>
         <w:drawing>
           <wp:inline distT="0" distB="0" distL="114300" distR="114300">
             <wp:extent cx="2232025" cy="3942080"/>
             <wp:effectExtent l="0" t="0" r="3175" b="7620"/>
-            <wp:docPr id="31" name="图片 16"/>
+            <wp:docPr id="50" name="图片 16"/>
             <wp:cNvGraphicFramePr>
               <a:graphicFrameLocks xmlns:a="http://schemas.openxmlformats.org/drawingml/2006/main" noChangeAspect="1"/>
             </wp:cNvGraphicFramePr>
@@ -17097,7 +17128,7 @@
               <a:graphicData uri="http://schemas.openxmlformats.org/drawingml/2006/picture">
                 <pic:pic xmlns:pic="http://schemas.openxmlformats.org/drawingml/2006/picture">
                   <pic:nvPicPr>
-                    <pic:cNvPr id="31" name="图片 16"/>
+                    <pic:cNvPr id="50" name="图片 16"/>
                     <pic:cNvPicPr>
                       <a:picLocks noChangeAspect="1"/>
                     </pic:cNvPicPr>
@@ -17130,49 +17161,77 @@
     </w:p>
     <w:p>
       <w:pPr>
+        <w:widowControl w:val="0"/>
+        <w:bidi w:val="0"/>
+        <w:spacing w:line="360" w:lineRule="auto"/>
         <w:ind w:firstLine="0" w:firstLineChars="0"/>
-      </w:pPr>
-    </w:p>
-    <w:p>
-      <w:pPr>
+        <w:jc w:val="both"/>
+        <w:rPr>
+          <w:rFonts w:ascii="黑体" w:hAnsi="黑体" w:eastAsia="黑体" w:cs="黑体"/>
+          <w:kern w:val="2"/>
+          <w:sz w:val="24"/>
+          <w:szCs w:val="24"/>
+          <w:lang w:bidi="ar-SA"/>
+        </w:rPr>
+      </w:pPr>
+    </w:p>
+    <w:p>
+      <w:pPr>
+        <w:widowControl w:val="0"/>
+        <w:bidi w:val="0"/>
+        <w:spacing w:line="360" w:lineRule="auto"/>
         <w:ind w:firstLine="0" w:firstLineChars="0"/>
-        <w:rPr>
-          <w:rFonts w:hint="eastAsia" w:ascii="黑体" w:hAnsi="黑体" w:eastAsia="黑体" w:cs="黑体"/>
-          <w:lang w:val="en-US" w:eastAsia="zh-CN"/>
-        </w:rPr>
-      </w:pPr>
-      <w:r>
-        <w:rPr>
-          <w:rFonts w:hint="eastAsia" w:ascii="黑体" w:hAnsi="黑体" w:eastAsia="黑体" w:cs="黑体"/>
-          <w:lang w:val="en-US" w:eastAsia="zh-CN"/>
+        <w:jc w:val="both"/>
+        <w:rPr>
+          <w:rFonts w:ascii="黑体" w:hAnsi="黑体" w:eastAsia="黑体" w:cs="黑体"/>
+          <w:kern w:val="2"/>
+          <w:sz w:val="24"/>
+          <w:szCs w:val="24"/>
+          <w:lang w:bidi="ar-SA"/>
+        </w:rPr>
+      </w:pPr>
+      <w:r>
+        <w:rPr>
+          <w:rFonts w:ascii="黑体" w:hAnsi="黑体" w:eastAsia="黑体" w:cs="黑体"/>
+          <w:kern w:val="2"/>
+          <w:sz w:val="24"/>
+          <w:szCs w:val="24"/>
+          <w:lang w:bidi="ar-SA"/>
         </w:rPr>
         <w:t>5.3.1 单聊</w:t>
       </w:r>
     </w:p>
     <w:p>
       <w:pPr>
+        <w:widowControl w:val="0"/>
+        <w:bidi w:val="0"/>
+        <w:spacing w:line="360" w:lineRule="auto"/>
         <w:ind w:left="0" w:leftChars="0" w:firstLine="0" w:firstLineChars="0"/>
-      </w:pPr>
-      <w:r>
-        <w:rPr>
-          <w:rFonts w:hint="eastAsia" w:ascii="宋体" w:hAnsi="宋体" w:cs="宋体"/>
-          <w:lang w:val="en-US" w:eastAsia="zh-CN"/>
-        </w:rPr>
-        <w:t>单聊大概的思路就是，每次发送消息的时候将联系人的id带过去，服务端会根据此id找到这个id对应的用户的唯一连接的id值，然后只对这个值进行消息发送，就可以实现单聊了，部分实现代码如下：</w:t>
-      </w:r>
-      <w:r>
-        <w:rPr>
-          <w:rFonts w:hint="eastAsia" w:ascii="宋体" w:hAnsi="宋体" w:cs="宋体"/>
-          <w:lang w:val="en-US" w:eastAsia="zh-CN"/>
-        </w:rPr>
-        <w:br w:type="textWrapping"/>
+        <w:jc w:val="left"/>
+        <w:rPr>
+          <w:rFonts w:ascii="宋体" w:hAnsi="宋体" w:eastAsia="宋体" w:cs="宋体"/>
+          <w:kern w:val="2"/>
+          <w:sz w:val="24"/>
+          <w:szCs w:val="24"/>
+          <w:lang w:bidi="ar-SA"/>
+        </w:rPr>
+      </w:pPr>
+      <w:r>
+        <w:rPr>
+          <w:rFonts w:ascii="宋体" w:hAnsi="宋体" w:eastAsia="宋体" w:cs="宋体"/>
+          <w:kern w:val="2"/>
+          <w:sz w:val="24"/>
+          <w:szCs w:val="24"/>
+          <w:lang w:bidi="ar-SA"/>
+        </w:rPr>
+        <w:t>单聊功能的实现思路是，在每次发送消息时，将联系人的id一并发送给服务端。服务端根据此id找到对应的用户的唯一连接id值，然后只向这个id对应的连接发送消息，从而实现单聊。部分实现代码如下：</w:t>
       </w:r>
       <w:r>
         <w:drawing>
           <wp:inline distT="0" distB="0" distL="114300" distR="114300">
             <wp:extent cx="5596255" cy="3169920"/>
             <wp:effectExtent l="0" t="0" r="4445" b="5080"/>
-            <wp:docPr id="29" name="图片 6"/>
+            <wp:docPr id="51" name="图片 6"/>
             <wp:cNvGraphicFramePr>
               <a:graphicFrameLocks xmlns:a="http://schemas.openxmlformats.org/drawingml/2006/main" noChangeAspect="1"/>
             </wp:cNvGraphicFramePr>
@@ -17180,7 +17239,7 @@
               <a:graphicData uri="http://schemas.openxmlformats.org/drawingml/2006/picture">
                 <pic:pic xmlns:pic="http://schemas.openxmlformats.org/drawingml/2006/picture">
                   <pic:nvPicPr>
-                    <pic:cNvPr id="29" name="图片 6"/>
+                    <pic:cNvPr id="51" name="图片 6"/>
                     <pic:cNvPicPr>
                       <a:picLocks noChangeAspect="1"/>
                     </pic:cNvPicPr>
@@ -17213,48 +17272,61 @@
     </w:p>
     <w:p>
       <w:pPr>
+        <w:widowControl w:val="0"/>
+        <w:bidi w:val="0"/>
+        <w:spacing w:line="360" w:lineRule="auto"/>
+        <w:ind w:firstLine="0" w:firstLineChars="0"/>
+        <w:jc w:val="both"/>
+        <w:rPr>
+          <w:rFonts w:ascii="黑体" w:hAnsi="黑体" w:eastAsia="黑体" w:cs="黑体"/>
+          <w:kern w:val="2"/>
+          <w:sz w:val="24"/>
+          <w:szCs w:val="24"/>
+          <w:lang w:bidi="ar-SA"/>
+        </w:rPr>
+      </w:pPr>
+      <w:r>
+        <w:rPr>
+          <w:rFonts w:ascii="黑体" w:hAnsi="黑体" w:eastAsia="黑体" w:cs="黑体"/>
+          <w:kern w:val="2"/>
+          <w:sz w:val="24"/>
+          <w:szCs w:val="24"/>
+          <w:lang w:bidi="ar-SA"/>
+        </w:rPr>
+        <w:t>5.3.2 群聊</w:t>
+      </w:r>
+    </w:p>
+    <w:p>
+      <w:pPr>
+        <w:widowControl w:val="0"/>
+        <w:bidi w:val="0"/>
+        <w:spacing w:line="360" w:lineRule="auto"/>
         <w:ind w:left="0" w:leftChars="0" w:firstLine="0" w:firstLineChars="0"/>
-        <w:rPr>
-          <w:rFonts w:hint="eastAsia" w:ascii="黑体" w:hAnsi="黑体" w:eastAsia="黑体" w:cs="黑体"/>
-          <w:lang w:val="en-US" w:eastAsia="zh-CN"/>
-        </w:rPr>
-      </w:pPr>
-      <w:r>
-        <w:rPr>
-          <w:rFonts w:hint="eastAsia" w:ascii="黑体" w:hAnsi="黑体" w:eastAsia="黑体" w:cs="黑体"/>
-          <w:lang w:val="en-US" w:eastAsia="zh-CN"/>
-        </w:rPr>
-        <w:t>5.3.2 群聊</w:t>
-      </w:r>
-    </w:p>
-    <w:p>
-      <w:pPr>
-        <w:ind w:left="0" w:leftChars="0" w:firstLine="0" w:firstLineChars="0"/>
-        <w:rPr>
-          <w:rFonts w:hint="default" w:ascii="宋体" w:hAnsi="宋体" w:eastAsia="宋体" w:cs="宋体"/>
-          <w:lang w:val="en-US" w:eastAsia="zh-CN"/>
-        </w:rPr>
-      </w:pPr>
-      <w:r>
-        <w:rPr>
-          <w:rFonts w:hint="eastAsia" w:ascii="宋体" w:hAnsi="宋体" w:cs="宋体"/>
-          <w:lang w:val="en-US" w:eastAsia="zh-CN"/>
-        </w:rPr>
-        <w:t>群聊就是在单聊的基础上，将群聊中所有成员的id发送给服务端，服务端根据这个id组，将消息发送给所有的群聊成员，部分实现代码如下：</w:t>
-      </w:r>
-      <w:r>
-        <w:rPr>
-          <w:rFonts w:hint="eastAsia" w:ascii="宋体" w:hAnsi="宋体" w:cs="宋体"/>
-          <w:lang w:val="en-US" w:eastAsia="zh-CN"/>
-        </w:rPr>
-        <w:br w:type="textWrapping"/>
+        <w:jc w:val="left"/>
+        <w:rPr>
+          <w:rFonts w:ascii="宋体" w:hAnsi="宋体" w:eastAsia="宋体" w:cs="宋体"/>
+          <w:kern w:val="2"/>
+          <w:sz w:val="24"/>
+          <w:szCs w:val="24"/>
+          <w:lang w:bidi="ar-SA"/>
+        </w:rPr>
+      </w:pPr>
+      <w:r>
+        <w:rPr>
+          <w:rFonts w:ascii="宋体" w:hAnsi="宋体" w:eastAsia="宋体" w:cs="宋体"/>
+          <w:kern w:val="2"/>
+          <w:sz w:val="24"/>
+          <w:szCs w:val="24"/>
+          <w:lang w:bidi="ar-SA"/>
+        </w:rPr>
+        <w:t>群聊功能是在单聊的基础上扩展的。在群聊中，将群聊所有成员的id发送给服务端。服务端根据这个id组，将消息发送给所有群聊成员，从而实现群聊功能。部分实现代码如下：</w:t>
       </w:r>
       <w:r>
         <w:drawing>
           <wp:inline distT="0" distB="0" distL="114300" distR="114300">
             <wp:extent cx="5504815" cy="3265805"/>
             <wp:effectExtent l="0" t="0" r="6985" b="10795"/>
-            <wp:docPr id="30" name="图片 7"/>
+            <wp:docPr id="52" name="图片 7"/>
             <wp:cNvGraphicFramePr>
               <a:graphicFrameLocks xmlns:a="http://schemas.openxmlformats.org/drawingml/2006/main" noChangeAspect="1"/>
             </wp:cNvGraphicFramePr>
@@ -17262,7 +17334,7 @@
               <a:graphicData uri="http://schemas.openxmlformats.org/drawingml/2006/picture">
                 <pic:pic xmlns:pic="http://schemas.openxmlformats.org/drawingml/2006/picture">
                   <pic:nvPicPr>
-                    <pic:cNvPr id="30" name="图片 7"/>
+                    <pic:cNvPr id="52" name="图片 7"/>
                     <pic:cNvPicPr>
                       <a:picLocks noChangeAspect="1"/>
                     </pic:cNvPicPr>
@@ -17295,68 +17367,99 @@
     </w:p>
     <w:p>
       <w:pPr>
-        <w:ind w:firstLine="0" w:firstLineChars="0"/>
-      </w:pPr>
-    </w:p>
-    <w:p>
-      <w:pPr>
         <w:pStyle w:val="2"/>
         <w:keepNext/>
+        <w:widowControl w:val="0"/>
         <w:numPr>
-          <w:ilvl w:val="0"/>
-          <w:numId w:val="13"/>
+          <w:numId w:val="0"/>
         </w:numPr>
+        <w:bidi w:val="0"/>
         <w:spacing w:before="156" w:beforeLines="50" w:after="156" w:afterLines="50"/>
+        <w:ind w:leftChars="0"/>
         <w:jc w:val="both"/>
-        <w:rPr>
-          <w:rFonts w:hint="eastAsia" w:ascii="Times New Roman" w:hAnsi="Times New Roman"/>
+        <w:outlineLvl w:val="0"/>
+        <w:rPr>
+          <w:rFonts w:ascii="Times New Roman" w:hAnsi="Times New Roman" w:eastAsia="黑体" w:cs="Times New Roman"/>
           <w:b/>
           <w:color w:val="000000"/>
           <w:kern w:val="0"/>
           <w:sz w:val="24"/>
           <w:szCs w:val="24"/>
-        </w:rPr>
-      </w:pPr>
-      <w:bookmarkStart w:id="119" w:name="_Toc195275673"/>
-      <w:r>
-        <w:rPr>
-          <w:rFonts w:ascii="Times New Roman" w:hAnsi="Times New Roman"/>
+          <w:lang w:bidi="ar-SA"/>
+        </w:rPr>
+      </w:pPr>
+      <w:r>
+        <w:rPr>
+          <w:rFonts w:hint="eastAsia" w:ascii="Times New Roman" w:hAnsi="Times New Roman" w:cs="Times New Roman"/>
           <w:b/>
           <w:color w:val="000000"/>
           <w:kern w:val="0"/>
           <w:sz w:val="24"/>
           <w:szCs w:val="24"/>
+          <w:lang w:val="en-US" w:eastAsia="zh-CN" w:bidi="ar-SA"/>
+        </w:rPr>
+        <w:t>5.4</w:t>
+      </w:r>
+      <w:r>
+        <w:rPr>
+          <w:rFonts w:ascii="Times New Roman" w:hAnsi="Times New Roman" w:eastAsia="黑体" w:cs="Times New Roman"/>
+          <w:b/>
+          <w:color w:val="000000"/>
+          <w:kern w:val="0"/>
+          <w:sz w:val="24"/>
+          <w:szCs w:val="24"/>
+          <w:lang w:bidi="ar-SA"/>
         </w:rPr>
         <w:t>朋友圈</w:t>
       </w:r>
-      <w:bookmarkEnd w:id="119"/>
-    </w:p>
-    <w:p>
-      <w:pPr>
-        <w:ind w:firstLine="480"/>
-        <w:rPr>
-          <w:rFonts w:hint="default" w:eastAsia="宋体"/>
-          <w:lang w:val="en-US" w:eastAsia="zh-CN"/>
-        </w:rPr>
-      </w:pPr>
-      <w:r>
-        <w:rPr>
-          <w:rFonts w:hint="eastAsia"/>
-          <w:lang w:val="en-US" w:eastAsia="zh-CN"/>
-        </w:rPr>
-        <w:t>朋友圈要实现的功能就是展示所有好友发布的朋友圈信息，然后可以发布朋友圈，并且发布动态可以支持图片上传，包括评论和点赞等核心功能</w:t>
-      </w:r>
-    </w:p>
-    <w:p>
-      <w:pPr>
-        <w:ind w:firstLine="0" w:firstLineChars="0"/>
+    </w:p>
+    <w:p>
+      <w:pPr>
+        <w:widowControl w:val="0"/>
+        <w:bidi w:val="0"/>
+        <w:spacing w:line="360" w:lineRule="auto"/>
+        <w:ind w:firstLine="480" w:firstLineChars="200"/>
+        <w:jc w:val="both"/>
+        <w:rPr>
+          <w:rFonts w:ascii="Times New Roman" w:hAnsi="Times New Roman" w:eastAsia="宋体" w:cs="Times New Roman"/>
+          <w:kern w:val="2"/>
+          <w:sz w:val="24"/>
+          <w:szCs w:val="24"/>
+          <w:lang w:bidi="ar-SA"/>
+        </w:rPr>
+      </w:pPr>
+      <w:r>
+        <w:rPr>
+          <w:rFonts w:ascii="Times New Roman" w:hAnsi="Times New Roman" w:eastAsia="宋体" w:cs="Times New Roman"/>
+          <w:kern w:val="2"/>
+          <w:sz w:val="24"/>
+          <w:szCs w:val="24"/>
+          <w:lang w:bidi="ar-SA"/>
+        </w:rPr>
+        <w:t>朋友圈功能需要展示所有好友发布的朋友圈信息，用户可以发布自己的朋友圈动态，并且支持图片上传。此外，还应具备评论和点赞等核心互动功能，以增强用户之间的互动和社交体验。</w:t>
+      </w:r>
+    </w:p>
+    <w:p>
+      <w:pPr>
+        <w:widowControl w:val="0"/>
+        <w:bidi w:val="0"/>
+        <w:spacing w:line="360" w:lineRule="auto"/>
+        <w:ind w:left="0" w:leftChars="0" w:firstLine="0" w:firstLineChars="0"/>
+        <w:jc w:val="both"/>
+        <w:rPr>
+          <w:rFonts w:ascii="Times New Roman" w:hAnsi="Times New Roman" w:eastAsia="宋体" w:cs="Times New Roman"/>
+          <w:kern w:val="2"/>
+          <w:sz w:val="24"/>
+          <w:szCs w:val="24"/>
+          <w:lang w:bidi="ar-SA"/>
+        </w:rPr>
       </w:pPr>
       <w:r>
         <w:drawing>
           <wp:inline distT="0" distB="0" distL="114300" distR="114300">
             <wp:extent cx="2319655" cy="4149090"/>
             <wp:effectExtent l="0" t="0" r="4445" b="3810"/>
-            <wp:docPr id="33" name="图片 18"/>
+            <wp:docPr id="53" name="图片 18"/>
             <wp:cNvGraphicFramePr>
               <a:graphicFrameLocks xmlns:a="http://schemas.openxmlformats.org/drawingml/2006/main" noChangeAspect="1"/>
             </wp:cNvGraphicFramePr>
@@ -17364,7 +17467,7 @@
               <a:graphicData uri="http://schemas.openxmlformats.org/drawingml/2006/picture">
                 <pic:pic xmlns:pic="http://schemas.openxmlformats.org/drawingml/2006/picture">
                   <pic:nvPicPr>
-                    <pic:cNvPr id="33" name="图片 18"/>
+                    <pic:cNvPr id="53" name="图片 18"/>
                     <pic:cNvPicPr>
                       <a:picLocks noChangeAspect="1"/>
                     </pic:cNvPicPr>
@@ -17395,17 +17498,11 @@
         </w:drawing>
       </w:r>
       <w:r>
-        <w:rPr>
-          <w:rFonts w:hint="eastAsia"/>
-        </w:rPr>
-        <w:t xml:space="preserve">  </w:t>
-      </w:r>
-      <w:r>
         <w:drawing>
           <wp:inline distT="0" distB="0" distL="114300" distR="114300">
             <wp:extent cx="2292350" cy="4151630"/>
             <wp:effectExtent l="0" t="0" r="6350" b="1270"/>
-            <wp:docPr id="34" name="图片 19"/>
+            <wp:docPr id="54" name="图片 19"/>
             <wp:cNvGraphicFramePr>
               <a:graphicFrameLocks xmlns:a="http://schemas.openxmlformats.org/drawingml/2006/main" noChangeAspect="1"/>
             </wp:cNvGraphicFramePr>
@@ -17413,7 +17510,7 @@
               <a:graphicData uri="http://schemas.openxmlformats.org/drawingml/2006/picture">
                 <pic:pic xmlns:pic="http://schemas.openxmlformats.org/drawingml/2006/picture">
                   <pic:nvPicPr>
-                    <pic:cNvPr id="34" name="图片 19"/>
+                    <pic:cNvPr id="54" name="图片 19"/>
                     <pic:cNvPicPr>
                       <a:picLocks noChangeAspect="1"/>
                     </pic:cNvPicPr>
@@ -17445,34 +17542,46 @@
       </w:r>
       <w:r>
         <w:rPr>
-          <w:rFonts w:hint="eastAsia"/>
+          <w:rFonts w:ascii="Times New Roman" w:hAnsi="Times New Roman" w:eastAsia="宋体" w:cs="Times New Roman"/>
+          <w:kern w:val="2"/>
+          <w:sz w:val="24"/>
+          <w:szCs w:val="24"/>
+          <w:lang w:bidi="ar-SA"/>
         </w:rPr>
         <w:t>，</w:t>
       </w:r>
     </w:p>
     <w:p>
       <w:pPr>
-        <w:ind w:firstLine="0" w:firstLineChars="0"/>
-      </w:pPr>
-      <w:r>
-        <w:rPr>
-          <w:rFonts w:hint="eastAsia"/>
-          <w:lang w:val="en-US" w:eastAsia="zh-CN"/>
-        </w:rPr>
-        <w:t>点击发布后会向add-moment 接口发送一个post请求，部分实现代码如下：</w:t>
-      </w:r>
-      <w:r>
-        <w:rPr>
-          <w:rFonts w:hint="eastAsia"/>
-        </w:rPr>
-        <w:br w:type="textWrapping"/>
+        <w:widowControl w:val="0"/>
+        <w:bidi w:val="0"/>
+        <w:spacing w:line="360" w:lineRule="auto"/>
+        <w:ind w:left="0" w:leftChars="0" w:firstLine="0" w:firstLineChars="0"/>
+        <w:jc w:val="both"/>
+        <w:rPr>
+          <w:rFonts w:ascii="Times New Roman" w:hAnsi="Times New Roman" w:eastAsia="宋体" w:cs="Times New Roman"/>
+          <w:kern w:val="2"/>
+          <w:sz w:val="24"/>
+          <w:szCs w:val="24"/>
+          <w:lang w:bidi="ar-SA"/>
+        </w:rPr>
+      </w:pPr>
+      <w:r>
+        <w:rPr>
+          <w:rFonts w:ascii="Times New Roman" w:hAnsi="Times New Roman" w:eastAsia="宋体" w:cs="Times New Roman"/>
+          <w:kern w:val="2"/>
+          <w:sz w:val="24"/>
+          <w:szCs w:val="24"/>
+          <w:lang w:bidi="ar-SA"/>
+        </w:rPr>
+        <w:t>用户点击发布按钮后，系统会向add-moment接口发送一个post请求，部分实现代码如下：</w:t>
       </w:r>
       <w:r>
         <w:drawing>
           <wp:inline distT="0" distB="0" distL="114300" distR="114300">
             <wp:extent cx="5753100" cy="3996055"/>
             <wp:effectExtent l="0" t="0" r="0" b="4445"/>
-            <wp:docPr id="32" name="图片 8"/>
+            <wp:docPr id="55" name="图片 8"/>
             <wp:cNvGraphicFramePr>
               <a:graphicFrameLocks xmlns:a="http://schemas.openxmlformats.org/drawingml/2006/main" noChangeAspect="1"/>
             </wp:cNvGraphicFramePr>
@@ -17480,7 +17589,7 @@
               <a:graphicData uri="http://schemas.openxmlformats.org/drawingml/2006/picture">
                 <pic:pic xmlns:pic="http://schemas.openxmlformats.org/drawingml/2006/picture">
                   <pic:nvPicPr>
-                    <pic:cNvPr id="32" name="图片 8"/>
+                    <pic:cNvPr id="55" name="图片 8"/>
                     <pic:cNvPicPr>
                       <a:picLocks noChangeAspect="1"/>
                     </pic:cNvPicPr>
@@ -17513,32 +17622,35 @@
     </w:p>
     <w:p>
       <w:pPr>
-        <w:ind w:firstLine="0" w:firstLineChars="0"/>
-        <w:rPr>
-          <w:rFonts w:hint="default"/>
-          <w:lang w:val="en-US"/>
-        </w:rPr>
-      </w:pPr>
-      <w:r>
-        <w:rPr>
-          <w:rFonts w:hint="eastAsia"/>
-          <w:lang w:val="en-US" w:eastAsia="zh-CN"/>
-        </w:rPr>
-        <w:t>好友可以对朋友圈进行评论和点赞，每当进行评论和点赞的时候，会向服务端的update-moments 接口发送post请求，服务端会根据参数修改moments 表中的thumbs 和comments字段, 实现代码如下：</w:t>
-      </w:r>
-      <w:r>
-        <w:rPr>
-          <w:rFonts w:hint="eastAsia"/>
-          <w:lang w:val="en-US" w:eastAsia="zh-CN"/>
-        </w:rPr>
-        <w:br w:type="textWrapping"/>
+        <w:widowControl w:val="0"/>
+        <w:bidi w:val="0"/>
+        <w:spacing w:line="360" w:lineRule="auto"/>
+        <w:ind w:left="0" w:leftChars="0" w:firstLine="0" w:firstLineChars="0"/>
+        <w:jc w:val="left"/>
+        <w:rPr>
+          <w:rFonts w:ascii="Times New Roman" w:hAnsi="Times New Roman" w:eastAsia="宋体" w:cs="Times New Roman"/>
+          <w:kern w:val="2"/>
+          <w:sz w:val="24"/>
+          <w:szCs w:val="24"/>
+          <w:lang w:bidi="ar-SA"/>
+        </w:rPr>
+      </w:pPr>
+      <w:r>
+        <w:rPr>
+          <w:rFonts w:hint="eastAsia" w:asciiTheme="minorEastAsia" w:hAnsiTheme="minorEastAsia" w:eastAsiaTheme="minorEastAsia" w:cstheme="minorEastAsia"/>
+          <w:kern w:val="2"/>
+          <w:sz w:val="24"/>
+          <w:szCs w:val="24"/>
+          <w:lang w:bidi="ar-SA"/>
+        </w:rPr>
+        <w:t>好友可以对朋友圈动态进行评论和点赞。每当进行评论或点赞操作时，系统会向服务端的update-moments接口发送post请求。服务端根据传入的参数更新moments表中的thumbs和comments字段，实现代码如下：</w:t>
       </w:r>
       <w:r>
         <w:drawing>
           <wp:inline distT="0" distB="0" distL="114300" distR="114300">
             <wp:extent cx="4204335" cy="3669665"/>
             <wp:effectExtent l="0" t="0" r="12065" b="635"/>
-            <wp:docPr id="35" name="图片 9"/>
+            <wp:docPr id="56" name="图片 9"/>
             <wp:cNvGraphicFramePr>
               <a:graphicFrameLocks xmlns:a="http://schemas.openxmlformats.org/drawingml/2006/main" noChangeAspect="1"/>
             </wp:cNvGraphicFramePr>
@@ -17546,7 +17658,7 @@
               <a:graphicData uri="http://schemas.openxmlformats.org/drawingml/2006/picture">
                 <pic:pic xmlns:pic="http://schemas.openxmlformats.org/drawingml/2006/picture">
                   <pic:nvPicPr>
-                    <pic:cNvPr id="35" name="图片 9"/>
+                    <pic:cNvPr id="56" name="图片 9"/>
                     <pic:cNvPicPr>
                       <a:picLocks noChangeAspect="1"/>
                     </pic:cNvPicPr>
@@ -17579,48 +17691,64 @@
     </w:p>
     <w:p>
       <w:pPr>
-        <w:ind w:firstLine="0" w:firstLineChars="0"/>
-      </w:pPr>
-    </w:p>
-    <w:p>
-      <w:pPr>
-        <w:ind w:firstLine="0" w:firstLineChars="0"/>
-      </w:pPr>
-    </w:p>
-    <w:p>
-      <w:pPr>
-        <w:ind w:firstLine="0" w:firstLineChars="0"/>
-      </w:pPr>
-    </w:p>
-    <w:p>
-      <w:pPr>
-        <w:widowControl/>
-        <w:spacing w:line="240" w:lineRule="auto"/>
-        <w:ind w:firstLine="0" w:firstLineChars="0"/>
-        <w:jc w:val="left"/>
-        <w:rPr>
-          <w:rFonts w:eastAsia="黑体"/>
-          <w:b/>
-          <w:bCs/>
-          <w:color w:val="000000"/>
-          <w:kern w:val="0"/>
-          <w:sz w:val="30"/>
-          <w:szCs w:val="30"/>
-        </w:rPr>
-      </w:pPr>
-      <w:bookmarkStart w:id="120" w:name="_Toc195275674"/>
-      <w:bookmarkStart w:id="121" w:name="_Toc23855"/>
-      <w:bookmarkStart w:id="122" w:name="_Toc134820461"/>
-      <w:bookmarkStart w:id="123" w:name="_Toc134820405"/>
-      <w:r>
-        <w:rPr>
-          <w:b/>
-          <w:bCs/>
-          <w:color w:val="000000"/>
-          <w:kern w:val="0"/>
-        </w:rPr>
-        <w:br w:type="page"/>
-      </w:r>
+        <w:widowControl w:val="0"/>
+        <w:bidi w:val="0"/>
+        <w:spacing w:line="360" w:lineRule="auto"/>
+        <w:ind w:left="0" w:leftChars="0" w:firstLine="0" w:firstLineChars="0"/>
+        <w:jc w:val="both"/>
+        <w:rPr>
+          <w:rFonts w:ascii="Times New Roman" w:hAnsi="Times New Roman" w:eastAsia="宋体" w:cs="Times New Roman"/>
+          <w:kern w:val="2"/>
+          <w:sz w:val="24"/>
+          <w:szCs w:val="24"/>
+          <w:lang w:bidi="ar-SA"/>
+        </w:rPr>
+      </w:pPr>
+    </w:p>
+    <w:p>
+      <w:pPr>
+        <w:widowControl w:val="0"/>
+        <w:bidi w:val="0"/>
+        <w:spacing w:line="360" w:lineRule="auto"/>
+        <w:ind w:left="0" w:leftChars="0" w:firstLine="0" w:firstLineChars="0"/>
+        <w:jc w:val="both"/>
+        <w:rPr>
+          <w:rFonts w:ascii="Times New Roman" w:hAnsi="Times New Roman" w:eastAsia="宋体" w:cs="Times New Roman"/>
+          <w:kern w:val="2"/>
+          <w:sz w:val="24"/>
+          <w:szCs w:val="24"/>
+          <w:lang w:bidi="ar-SA"/>
+        </w:rPr>
+      </w:pPr>
+    </w:p>
+    <w:p>
+      <w:pPr>
+        <w:widowControl w:val="0"/>
+        <w:bidi w:val="0"/>
+        <w:spacing w:line="360" w:lineRule="auto"/>
+        <w:ind w:left="0" w:leftChars="0" w:firstLine="0" w:firstLineChars="0"/>
+        <w:jc w:val="both"/>
+        <w:rPr>
+          <w:rFonts w:ascii="Times New Roman" w:hAnsi="Times New Roman" w:eastAsia="宋体" w:cs="Times New Roman"/>
+          <w:kern w:val="2"/>
+          <w:sz w:val="24"/>
+          <w:szCs w:val="24"/>
+          <w:lang w:bidi="ar-SA"/>
+        </w:rPr>
+      </w:pPr>
+    </w:p>
+    <w:p>
+      <w:pPr>
+        <w:widowControl w:val="0"/>
+        <w:bidi w:val="0"/>
+        <w:spacing w:line="360" w:lineRule="auto"/>
+        <w:ind w:left="0" w:leftChars="0" w:firstLine="0" w:firstLineChars="0"/>
+        <w:jc w:val="both"/>
+        <w:rPr>
+          <w:rFonts w:hint="eastAsia" w:eastAsia="宋体"/>
+          <w:lang w:eastAsia="zh-CN"/>
+        </w:rPr>
+      </w:pPr>
     </w:p>
     <w:p>
       <w:pPr>
@@ -17655,10 +17783,10 @@
         </w:rPr>
         <w:t>系统测试</w:t>
       </w:r>
-      <w:bookmarkEnd w:id="120"/>
-      <w:bookmarkEnd w:id="121"/>
-      <w:bookmarkEnd w:id="122"/>
-      <w:bookmarkEnd w:id="123"/>
+      <w:bookmarkEnd w:id="116"/>
+      <w:bookmarkEnd w:id="117"/>
+      <w:bookmarkEnd w:id="118"/>
+      <w:bookmarkEnd w:id="119"/>
     </w:p>
     <w:p>
       <w:pPr>
@@ -17679,10 +17807,10 @@
           <w:szCs w:val="24"/>
         </w:rPr>
       </w:pPr>
-      <w:bookmarkStart w:id="124" w:name="_Toc24075"/>
-      <w:bookmarkStart w:id="125" w:name="_Toc134820462"/>
-      <w:bookmarkStart w:id="126" w:name="_Toc134820406"/>
-      <w:bookmarkStart w:id="127" w:name="_Toc195275675"/>
+      <w:bookmarkStart w:id="120" w:name="_Toc24075"/>
+      <w:bookmarkStart w:id="121" w:name="_Toc134820462"/>
+      <w:bookmarkStart w:id="122" w:name="_Toc134820406"/>
+      <w:bookmarkStart w:id="123" w:name="_Toc195275675"/>
       <w:r>
         <w:rPr>
           <w:rFonts w:ascii="Times New Roman" w:hAnsi="Times New Roman"/>
@@ -17694,10 +17822,10 @@
         </w:rPr>
         <w:t>功能测试</w:t>
       </w:r>
-      <w:bookmarkEnd w:id="124"/>
-      <w:bookmarkEnd w:id="125"/>
-      <w:bookmarkEnd w:id="126"/>
-      <w:bookmarkEnd w:id="127"/>
+      <w:bookmarkEnd w:id="120"/>
+      <w:bookmarkEnd w:id="121"/>
+      <w:bookmarkEnd w:id="122"/>
+      <w:bookmarkEnd w:id="123"/>
     </w:p>
     <w:p>
       <w:pPr>
@@ -17765,7 +17893,7 @@
           <w:szCs w:val="21"/>
         </w:rPr>
       </w:pPr>
-      <w:bookmarkStart w:id="128" w:name="_Toc18362"/>
+      <w:bookmarkStart w:id="124" w:name="_Toc18362"/>
       <w:r>
         <w:rPr>
           <w:rFonts w:hint="eastAsia" w:ascii="黑体" w:hAnsi="黑体" w:eastAsia="黑体" w:cs="黑体"/>
@@ -17774,7 +17902,7 @@
         </w:rPr>
         <w:t>表6-1 黑盒测试用例</w:t>
       </w:r>
-      <w:bookmarkEnd w:id="128"/>
+      <w:bookmarkEnd w:id="124"/>
     </w:p>
     <w:tbl>
       <w:tblPr>
@@ -18733,10 +18861,10 @@
           <w:szCs w:val="24"/>
         </w:rPr>
       </w:pPr>
-      <w:bookmarkStart w:id="129" w:name="_Toc8595"/>
-      <w:bookmarkStart w:id="130" w:name="_Toc195275676"/>
-      <w:bookmarkStart w:id="131" w:name="_Toc134820407"/>
-      <w:bookmarkStart w:id="132" w:name="_Toc134820463"/>
+      <w:bookmarkStart w:id="125" w:name="_Toc8595"/>
+      <w:bookmarkStart w:id="126" w:name="_Toc195275676"/>
+      <w:bookmarkStart w:id="127" w:name="_Toc134820407"/>
+      <w:bookmarkStart w:id="128" w:name="_Toc134820463"/>
       <w:r>
         <w:rPr>
           <w:rFonts w:ascii="Times New Roman" w:hAnsi="Times New Roman"/>
@@ -18748,10 +18876,10 @@
         </w:rPr>
         <w:t>性能测试</w:t>
       </w:r>
-      <w:bookmarkEnd w:id="129"/>
-      <w:bookmarkEnd w:id="130"/>
-      <w:bookmarkEnd w:id="131"/>
-      <w:bookmarkEnd w:id="132"/>
+      <w:bookmarkEnd w:id="125"/>
+      <w:bookmarkEnd w:id="126"/>
+      <w:bookmarkEnd w:id="127"/>
+      <w:bookmarkEnd w:id="128"/>
     </w:p>
     <w:p>
       <w:pPr>
@@ -18766,11 +18894,11 @@
           <w:rFonts w:hint="eastAsia"/>
         </w:rPr>
       </w:pPr>
-      <w:bookmarkStart w:id="133" w:name="_Toc195275677"/>
+      <w:bookmarkStart w:id="129" w:name="_Toc195275677"/>
       <w:r>
         <w:t>测试指标</w:t>
       </w:r>
-      <w:bookmarkEnd w:id="133"/>
+      <w:bookmarkEnd w:id="129"/>
     </w:p>
     <w:p>
       <w:pPr>
@@ -18817,11 +18945,11 @@
           <w:rFonts w:hint="eastAsia"/>
         </w:rPr>
       </w:pPr>
-      <w:bookmarkStart w:id="134" w:name="_Toc195275678"/>
+      <w:bookmarkStart w:id="130" w:name="_Toc195275678"/>
       <w:r>
         <w:t>测试工具</w:t>
       </w:r>
-      <w:bookmarkEnd w:id="134"/>
+      <w:bookmarkEnd w:id="130"/>
     </w:p>
     <w:p>
       <w:pPr>
@@ -18861,10 +18989,10 @@
           <w:kern w:val="0"/>
         </w:rPr>
       </w:pPr>
-      <w:bookmarkStart w:id="135" w:name="_Toc31813"/>
-      <w:bookmarkStart w:id="136" w:name="_Toc134820464"/>
-      <w:bookmarkStart w:id="137" w:name="_Toc134820408"/>
-      <w:bookmarkStart w:id="138" w:name="_Toc195275679"/>
+      <w:bookmarkStart w:id="131" w:name="_Toc31813"/>
+      <w:bookmarkStart w:id="132" w:name="_Toc134820464"/>
+      <w:bookmarkStart w:id="133" w:name="_Toc134820408"/>
+      <w:bookmarkStart w:id="134" w:name="_Toc195275679"/>
       <w:r>
         <w:rPr>
           <w:rFonts w:ascii="Times New Roman" w:hAnsi="Times New Roman"/>
@@ -18875,10 +19003,10 @@
         </w:rPr>
         <w:t>结束语</w:t>
       </w:r>
-      <w:bookmarkEnd w:id="135"/>
-      <w:bookmarkEnd w:id="136"/>
-      <w:bookmarkEnd w:id="137"/>
-      <w:bookmarkEnd w:id="138"/>
+      <w:bookmarkEnd w:id="131"/>
+      <w:bookmarkEnd w:id="132"/>
+      <w:bookmarkEnd w:id="133"/>
+      <w:bookmarkEnd w:id="134"/>
     </w:p>
     <w:p>
       <w:pPr>
@@ -18921,10 +19049,10 @@
           <w:kern w:val="0"/>
         </w:rPr>
       </w:pPr>
-      <w:bookmarkStart w:id="139" w:name="_Toc27818"/>
-      <w:bookmarkStart w:id="140" w:name="_Toc134820409"/>
-      <w:bookmarkStart w:id="141" w:name="_Toc195275680"/>
-      <w:bookmarkStart w:id="142" w:name="_Toc134820465"/>
+      <w:bookmarkStart w:id="135" w:name="_Toc27818"/>
+      <w:bookmarkStart w:id="136" w:name="_Toc134820409"/>
+      <w:bookmarkStart w:id="137" w:name="_Toc195275680"/>
+      <w:bookmarkStart w:id="138" w:name="_Toc134820465"/>
       <w:r>
         <w:rPr>
           <w:rFonts w:ascii="Times New Roman" w:hAnsi="Times New Roman"/>
@@ -18935,10 +19063,10 @@
         </w:rPr>
         <w:t>参考文献</w:t>
       </w:r>
-      <w:bookmarkEnd w:id="139"/>
-      <w:bookmarkEnd w:id="140"/>
-      <w:bookmarkEnd w:id="141"/>
-      <w:bookmarkEnd w:id="142"/>
+      <w:bookmarkEnd w:id="135"/>
+      <w:bookmarkEnd w:id="136"/>
+      <w:bookmarkEnd w:id="137"/>
+      <w:bookmarkEnd w:id="138"/>
     </w:p>
     <w:p>
       <w:pPr>
@@ -19127,10 +19255,10 @@
           <w:kern w:val="0"/>
         </w:rPr>
       </w:pPr>
-      <w:bookmarkStart w:id="143" w:name="_Toc134820466"/>
-      <w:bookmarkStart w:id="144" w:name="_Toc134820410"/>
-      <w:bookmarkStart w:id="145" w:name="_Toc195275681"/>
-      <w:bookmarkStart w:id="146" w:name="_Toc11900"/>
+      <w:bookmarkStart w:id="139" w:name="_Toc134820466"/>
+      <w:bookmarkStart w:id="140" w:name="_Toc134820410"/>
+      <w:bookmarkStart w:id="141" w:name="_Toc195275681"/>
+      <w:bookmarkStart w:id="142" w:name="_Toc11900"/>
       <w:r>
         <w:rPr>
           <w:rFonts w:ascii="Times New Roman" w:hAnsi="Times New Roman"/>
@@ -19141,10 +19269,10 @@
         </w:rPr>
         <w:t>致谢</w:t>
       </w:r>
-      <w:bookmarkEnd w:id="143"/>
-      <w:bookmarkEnd w:id="144"/>
-      <w:bookmarkEnd w:id="145"/>
-      <w:bookmarkEnd w:id="146"/>
+      <w:bookmarkEnd w:id="139"/>
+      <w:bookmarkEnd w:id="140"/>
+      <w:bookmarkEnd w:id="141"/>
+      <w:bookmarkEnd w:id="142"/>
     </w:p>
     <w:p>
       <w:pPr>
